--- a/4_Diari/Diario.docx
+++ b/4_Diari/Diario.docx
@@ -114,37 +114,7 @@
               <w:rPr>
                 <w:rFonts w:ascii="Arial" w:hAnsi="Arial" w:cs="Arial"/>
               </w:rPr>
-              <w:t>23</w:t>
-            </w:r>
-            <w:r>
-              <w:rPr>
-                <w:rFonts w:ascii="Arial" w:hAnsi="Arial" w:cs="Arial"/>
-              </w:rPr>
-              <w:t>.</w:t>
-            </w:r>
-            <w:r>
-              <w:rPr>
-                <w:rFonts w:ascii="Arial" w:hAnsi="Arial" w:cs="Arial"/>
-              </w:rPr>
-              <w:t>0.1</w:t>
-            </w:r>
-            <w:r>
-              <w:rPr>
-                <w:rFonts w:ascii="Arial" w:hAnsi="Arial" w:cs="Arial"/>
-              </w:rPr>
-              <w:t>.20</w:t>
-            </w:r>
-            <w:r>
-              <w:rPr>
-                <w:rFonts w:ascii="Arial" w:hAnsi="Arial" w:cs="Arial"/>
-              </w:rPr>
-              <w:t>2</w:t>
-            </w:r>
-            <w:r>
-              <w:rPr>
-                <w:rFonts w:ascii="Arial" w:hAnsi="Arial" w:cs="Arial"/>
-              </w:rPr>
-              <w:t>6</w:t>
+              <w:t>23.01.2026</w:t>
             </w:r>
           </w:p>
         </w:tc>
@@ -205,33 +175,7 @@
               <w:rPr>
                 <w:rFonts w:ascii="Arial" w:hAnsi="Arial" w:cs="Arial"/>
               </w:rPr>
-              <w:t xml:space="preserve">Raccolti requisiti </w:t>
-            </w:r>
-            <w:r>
-              <w:rPr>
-                <w:rFonts w:ascii="Arial" w:hAnsi="Arial" w:cs="Arial"/>
-              </w:rPr>
-              <w:t xml:space="preserve">inizio documentazione </w:t>
-            </w:r>
-            <w:r>
-              <w:rPr>
-                <w:rFonts w:ascii="Arial" w:hAnsi="Arial" w:cs="Arial"/>
-              </w:rPr>
-              <w:t xml:space="preserve">e </w:t>
-            </w:r>
-            <w:proofErr w:type="spellStart"/>
-            <w:r>
-              <w:rPr>
-                <w:rFonts w:ascii="Arial" w:hAnsi="Arial" w:cs="Arial"/>
-              </w:rPr>
-              <w:t>github</w:t>
-            </w:r>
-            <w:proofErr w:type="spellEnd"/>
-            <w:r>
-              <w:rPr>
-                <w:rFonts w:ascii="Arial" w:hAnsi="Arial" w:cs="Arial"/>
-              </w:rPr>
-              <w:t xml:space="preserve"> -Assieme</w:t>
+              <w:t>Abbiamo raccolto i requisiti necessari per il nostro gioco, cominciando a ricercare il motore di gioco migliore per il nostro caso e cominciando a vedere come potrebbe uscire.</w:t>
             </w:r>
           </w:p>
           <w:p>
@@ -244,7 +188,14 @@
               <w:rPr>
                 <w:rFonts w:ascii="Arial" w:hAnsi="Arial" w:cs="Arial"/>
               </w:rPr>
-              <w:t>Ricerche e decisioni base -Assieme</w:t>
+              <w:t>Ricerche sul linguaggio GML (Game Maker Language) e su come funziona.</w:t>
+            </w:r>
+            <w:r>
+              <w:rPr>
+                <w:rFonts w:ascii="Arial" w:hAnsi="Arial" w:cs="Arial"/>
+              </w:rPr>
+              <w:br/>
+              <w:t>Inizio documentazione.</w:t>
             </w:r>
           </w:p>
         </w:tc>
@@ -363,7 +314,7 @@
               <w:rPr>
                 <w:rFonts w:ascii="Arial" w:hAnsi="Arial" w:cs="Arial"/>
               </w:rPr>
-              <w:t>Non ancora iniziato a pianificare</w:t>
+              <w:t>Pianificazione non ancora effettuata</w:t>
             </w:r>
           </w:p>
         </w:tc>
@@ -422,7 +373,419 @@
               <w:rPr>
                 <w:rFonts w:ascii="Arial" w:hAnsi="Arial" w:cs="Arial"/>
               </w:rPr>
-              <w:t>Fare la programmazione</w:t>
+              <w:t>Continuo della documentazione, ulteriori ricerche e inizio use case.</w:t>
+            </w:r>
+          </w:p>
+        </w:tc>
+      </w:tr>
+    </w:tbl>
+    <w:p>
+      <w:pPr>
+        <w:rPr>
+          <w:rFonts w:ascii="Arial" w:hAnsi="Arial" w:cs="Arial"/>
+        </w:rPr>
+      </w:pPr>
+      <w:r>
+        <w:rPr>
+          <w:rFonts w:ascii="Arial" w:hAnsi="Arial" w:cs="Arial"/>
+        </w:rPr>
+        <w:br w:type="page"/>
+      </w:r>
+    </w:p>
+    <w:p>
+      <w:pPr>
+        <w:pStyle w:val="Titolo"/>
+        <w:pBdr>
+          <w:bottom w:val="single" w:sz="4" w:space="4" w:color="auto"/>
+        </w:pBdr>
+        <w:rPr>
+          <w:rFonts w:ascii="Arial" w:hAnsi="Arial" w:cs="Arial"/>
+          <w:color w:val="auto"/>
+        </w:rPr>
+      </w:pPr>
+      <w:r>
+        <w:rPr>
+          <w:rFonts w:ascii="Arial" w:hAnsi="Arial" w:cs="Arial"/>
+          <w:color w:val="auto"/>
+        </w:rPr>
+        <w:lastRenderedPageBreak/>
+        <w:t>Diario di lavoro</w:t>
+      </w:r>
+    </w:p>
+    <w:tbl>
+      <w:tblPr>
+        <w:tblStyle w:val="Grigliatabella"/>
+        <w:tblW w:w="9634" w:type="dxa"/>
+        <w:tblLook w:val="04A0" w:firstRow="1" w:lastRow="0" w:firstColumn="1" w:lastColumn="0" w:noHBand="0" w:noVBand="1"/>
+      </w:tblPr>
+      <w:tblGrid>
+        <w:gridCol w:w="4803"/>
+        <w:gridCol w:w="4831"/>
+      </w:tblGrid>
+      <w:tr>
+        <w:trPr>
+          <w:trHeight w:hRule="exact" w:val="397"/>
+        </w:trPr>
+        <w:tc>
+          <w:tcPr>
+            <w:tcW w:w="4803" w:type="dxa"/>
+            <w:vAlign w:val="center"/>
+          </w:tcPr>
+          <w:p>
+            <w:pPr>
+              <w:rPr>
+                <w:rFonts w:ascii="Arial" w:hAnsi="Arial" w:cs="Arial"/>
+              </w:rPr>
+            </w:pPr>
+            <w:r>
+              <w:rPr>
+                <w:rFonts w:ascii="Arial" w:hAnsi="Arial" w:cs="Arial"/>
+              </w:rPr>
+              <w:t>Luogo</w:t>
+            </w:r>
+          </w:p>
+        </w:tc>
+        <w:tc>
+          <w:tcPr>
+            <w:tcW w:w="4831" w:type="dxa"/>
+            <w:vAlign w:val="center"/>
+          </w:tcPr>
+          <w:p>
+            <w:pPr>
+              <w:pStyle w:val="Nessunaspaziatura"/>
+              <w:spacing w:line="360" w:lineRule="auto"/>
+              <w:rPr>
+                <w:rFonts w:ascii="Arial" w:hAnsi="Arial" w:cs="Arial"/>
+              </w:rPr>
+            </w:pPr>
+            <w:r>
+              <w:rPr>
+                <w:rFonts w:ascii="Arial" w:hAnsi="Arial" w:cs="Arial"/>
+              </w:rPr>
+              <w:t>Canobbio</w:t>
+            </w:r>
+          </w:p>
+        </w:tc>
+      </w:tr>
+      <w:tr>
+        <w:trPr>
+          <w:trHeight w:hRule="exact" w:val="397"/>
+        </w:trPr>
+        <w:tc>
+          <w:tcPr>
+            <w:tcW w:w="4803" w:type="dxa"/>
+            <w:vAlign w:val="center"/>
+          </w:tcPr>
+          <w:p>
+            <w:pPr>
+              <w:rPr>
+                <w:rFonts w:ascii="Arial" w:hAnsi="Arial" w:cs="Arial"/>
+              </w:rPr>
+            </w:pPr>
+            <w:r>
+              <w:rPr>
+                <w:rFonts w:ascii="Arial" w:hAnsi="Arial" w:cs="Arial"/>
+              </w:rPr>
+              <w:t>Data</w:t>
+            </w:r>
+          </w:p>
+        </w:tc>
+        <w:tc>
+          <w:tcPr>
+            <w:tcW w:w="4831" w:type="dxa"/>
+            <w:vAlign w:val="center"/>
+          </w:tcPr>
+          <w:p>
+            <w:pPr>
+              <w:rPr>
+                <w:rFonts w:ascii="Arial" w:hAnsi="Arial" w:cs="Arial"/>
+              </w:rPr>
+            </w:pPr>
+            <w:r>
+              <w:rPr>
+                <w:rFonts w:ascii="Arial" w:hAnsi="Arial" w:cs="Arial"/>
+              </w:rPr>
+              <w:t>30</w:t>
+            </w:r>
+            <w:r>
+              <w:rPr>
+                <w:rFonts w:ascii="Arial" w:hAnsi="Arial" w:cs="Arial"/>
+              </w:rPr>
+              <w:t>.01.2026</w:t>
+            </w:r>
+          </w:p>
+        </w:tc>
+      </w:tr>
+    </w:tbl>
+    <w:p>
+      <w:pPr>
+        <w:rPr>
+          <w:rFonts w:ascii="Arial" w:hAnsi="Arial" w:cs="Arial"/>
+        </w:rPr>
+      </w:pPr>
+    </w:p>
+    <w:tbl>
+      <w:tblPr>
+        <w:tblStyle w:val="Grigliatabella"/>
+        <w:tblW w:w="0" w:type="auto"/>
+        <w:tblLook w:val="04A0" w:firstRow="1" w:lastRow="0" w:firstColumn="1" w:lastColumn="0" w:noHBand="0" w:noVBand="1"/>
+      </w:tblPr>
+      <w:tblGrid>
+        <w:gridCol w:w="9628"/>
+      </w:tblGrid>
+      <w:tr>
+        <w:tc>
+          <w:tcPr>
+            <w:tcW w:w="9854" w:type="dxa"/>
+            <w:shd w:val="clear" w:color="auto" w:fill="D9D9D9" w:themeFill="background1" w:themeFillShade="D9"/>
+          </w:tcPr>
+          <w:p>
+            <w:pPr>
+              <w:rPr>
+                <w:rFonts w:ascii="Arial" w:hAnsi="Arial" w:cs="Arial"/>
+              </w:rPr>
+            </w:pPr>
+            <w:r>
+              <w:rPr>
+                <w:rFonts w:ascii="Arial" w:hAnsi="Arial" w:cs="Arial"/>
+              </w:rPr>
+              <w:t>Lavori svolti</w:t>
+            </w:r>
+          </w:p>
+        </w:tc>
+      </w:tr>
+      <w:tr>
+        <w:tc>
+          <w:tcPr>
+            <w:tcW w:w="9854" w:type="dxa"/>
+          </w:tcPr>
+          <w:p>
+            <w:pPr>
+              <w:rPr>
+                <w:rFonts w:ascii="Arial" w:hAnsi="Arial" w:cs="Arial"/>
+              </w:rPr>
+            </w:pPr>
+            <w:r>
+              <w:rPr>
+                <w:rFonts w:ascii="Arial" w:hAnsi="Arial" w:cs="Arial"/>
+              </w:rPr>
+              <w:t>Continuo della documentazione e ricerche ulteriori di comparazione sui diversi motori di gioco.</w:t>
+            </w:r>
+          </w:p>
+          <w:p>
+            <w:pPr>
+              <w:rPr>
+                <w:rFonts w:ascii="Arial" w:hAnsi="Arial" w:cs="Arial"/>
+              </w:rPr>
+            </w:pPr>
+            <w:r>
+              <w:rPr>
+                <w:rFonts w:ascii="Arial" w:hAnsi="Arial" w:cs="Arial"/>
+              </w:rPr>
+              <w:t>Use case iniziato.</w:t>
+            </w:r>
+          </w:p>
+        </w:tc>
+      </w:tr>
+    </w:tbl>
+    <w:p>
+      <w:pPr>
+        <w:rPr>
+          <w:rFonts w:ascii="Arial" w:hAnsi="Arial" w:cs="Arial"/>
+        </w:rPr>
+      </w:pPr>
+    </w:p>
+    <w:tbl>
+      <w:tblPr>
+        <w:tblStyle w:val="Grigliatabella"/>
+        <w:tblW w:w="0" w:type="auto"/>
+        <w:tblLook w:val="04A0" w:firstRow="1" w:lastRow="0" w:firstColumn="1" w:lastColumn="0" w:noHBand="0" w:noVBand="1"/>
+      </w:tblPr>
+      <w:tblGrid>
+        <w:gridCol w:w="9628"/>
+      </w:tblGrid>
+      <w:tr>
+        <w:tc>
+          <w:tcPr>
+            <w:tcW w:w="9854" w:type="dxa"/>
+            <w:shd w:val="clear" w:color="auto" w:fill="D9D9D9" w:themeFill="background1" w:themeFillShade="D9"/>
+          </w:tcPr>
+          <w:p>
+            <w:pPr>
+              <w:rPr>
+                <w:rFonts w:ascii="Arial" w:hAnsi="Arial" w:cs="Arial"/>
+              </w:rPr>
+            </w:pPr>
+            <w:r>
+              <w:rPr>
+                <w:rFonts w:ascii="Arial" w:hAnsi="Arial" w:cs="Arial"/>
+              </w:rPr>
+              <w:t>Problemi riscontrati e soluzioni adottate</w:t>
+            </w:r>
+          </w:p>
+        </w:tc>
+      </w:tr>
+      <w:tr>
+        <w:tc>
+          <w:tcPr>
+            <w:tcW w:w="9854" w:type="dxa"/>
+          </w:tcPr>
+          <w:p>
+            <w:pPr>
+              <w:rPr>
+                <w:rFonts w:ascii="Arial" w:hAnsi="Arial" w:cs="Arial"/>
+              </w:rPr>
+            </w:pPr>
+            <w:r>
+              <w:rPr>
+                <w:rFonts w:ascii="Arial" w:hAnsi="Arial" w:cs="Arial"/>
+              </w:rPr>
+              <w:t>nessuno</w:t>
+            </w:r>
+          </w:p>
+        </w:tc>
+      </w:tr>
+    </w:tbl>
+    <w:p>
+      <w:pPr>
+        <w:rPr>
+          <w:rFonts w:ascii="Arial" w:hAnsi="Arial" w:cs="Arial"/>
+        </w:rPr>
+      </w:pPr>
+    </w:p>
+    <w:tbl>
+      <w:tblPr>
+        <w:tblStyle w:val="Grigliatabella"/>
+        <w:tblW w:w="0" w:type="auto"/>
+        <w:tblLook w:val="04A0" w:firstRow="1" w:lastRow="0" w:firstColumn="1" w:lastColumn="0" w:noHBand="0" w:noVBand="1"/>
+      </w:tblPr>
+      <w:tblGrid>
+        <w:gridCol w:w="9628"/>
+      </w:tblGrid>
+      <w:tr>
+        <w:tc>
+          <w:tcPr>
+            <w:tcW w:w="9854" w:type="dxa"/>
+            <w:shd w:val="clear" w:color="auto" w:fill="D9D9D9" w:themeFill="background1" w:themeFillShade="D9"/>
+          </w:tcPr>
+          <w:p>
+            <w:pPr>
+              <w:rPr>
+                <w:rFonts w:ascii="Arial" w:hAnsi="Arial" w:cs="Arial"/>
+              </w:rPr>
+            </w:pPr>
+            <w:r>
+              <w:rPr>
+                <w:rFonts w:ascii="Arial" w:hAnsi="Arial" w:cs="Arial"/>
+              </w:rPr>
+              <w:t>Punto della situazione rispetto alla pianificazione</w:t>
+            </w:r>
+          </w:p>
+        </w:tc>
+      </w:tr>
+      <w:tr>
+        <w:tc>
+          <w:tcPr>
+            <w:tcW w:w="9854" w:type="dxa"/>
+          </w:tcPr>
+          <w:p>
+            <w:pPr>
+              <w:rPr>
+                <w:rFonts w:ascii="Arial" w:hAnsi="Arial" w:cs="Arial"/>
+              </w:rPr>
+            </w:pPr>
+            <w:r>
+              <w:rPr>
+                <w:rFonts w:ascii="Arial" w:hAnsi="Arial" w:cs="Arial"/>
+              </w:rPr>
+              <w:t>Pianificazione non ancora effettuata</w:t>
+            </w:r>
+          </w:p>
+        </w:tc>
+      </w:tr>
+    </w:tbl>
+    <w:p>
+      <w:pPr>
+        <w:rPr>
+          <w:rFonts w:ascii="Arial" w:hAnsi="Arial" w:cs="Arial"/>
+        </w:rPr>
+      </w:pPr>
+    </w:p>
+    <w:tbl>
+      <w:tblPr>
+        <w:tblStyle w:val="Grigliatabella"/>
+        <w:tblW w:w="0" w:type="auto"/>
+        <w:tblLook w:val="04A0" w:firstRow="1" w:lastRow="0" w:firstColumn="1" w:lastColumn="0" w:noHBand="0" w:noVBand="1"/>
+      </w:tblPr>
+      <w:tblGrid>
+        <w:gridCol w:w="9628"/>
+      </w:tblGrid>
+      <w:tr>
+        <w:tc>
+          <w:tcPr>
+            <w:tcW w:w="9854" w:type="dxa"/>
+            <w:shd w:val="clear" w:color="auto" w:fill="D9D9D9" w:themeFill="background1" w:themeFillShade="D9"/>
+          </w:tcPr>
+          <w:p>
+            <w:pPr>
+              <w:rPr>
+                <w:rFonts w:ascii="Arial" w:hAnsi="Arial" w:cs="Arial"/>
+              </w:rPr>
+            </w:pPr>
+            <w:r>
+              <w:rPr>
+                <w:rFonts w:ascii="Arial" w:hAnsi="Arial" w:cs="Arial"/>
+              </w:rPr>
+              <w:t>Programma di massima per la prossima giornata di lavoro</w:t>
+            </w:r>
+          </w:p>
+        </w:tc>
+      </w:tr>
+      <w:tr>
+        <w:tc>
+          <w:tcPr>
+            <w:tcW w:w="9854" w:type="dxa"/>
+          </w:tcPr>
+          <w:p>
+            <w:pPr>
+              <w:rPr>
+                <w:rFonts w:ascii="Arial" w:hAnsi="Arial" w:cs="Arial"/>
+                <w:u w:val="single"/>
+              </w:rPr>
+            </w:pPr>
+            <w:r>
+              <w:rPr>
+                <w:rFonts w:ascii="Arial" w:hAnsi="Arial" w:cs="Arial"/>
+              </w:rPr>
+              <w:t xml:space="preserve">Finire </w:t>
+            </w:r>
+            <w:proofErr w:type="gramStart"/>
+            <w:r>
+              <w:rPr>
+                <w:rFonts w:ascii="Arial" w:hAnsi="Arial" w:cs="Arial"/>
+              </w:rPr>
+              <w:t>lo use</w:t>
+            </w:r>
+            <w:proofErr w:type="gramEnd"/>
+            <w:r>
+              <w:rPr>
+                <w:rFonts w:ascii="Arial" w:hAnsi="Arial" w:cs="Arial"/>
+              </w:rPr>
+              <w:t xml:space="preserve"> case e fare un activity </w:t>
+            </w:r>
+            <w:proofErr w:type="spellStart"/>
+            <w:r>
+              <w:rPr>
+                <w:rFonts w:ascii="Arial" w:hAnsi="Arial" w:cs="Arial"/>
+              </w:rPr>
+              <w:t>diagram</w:t>
+            </w:r>
+            <w:proofErr w:type="spellEnd"/>
+            <w:r>
+              <w:rPr>
+                <w:rFonts w:ascii="Arial" w:hAnsi="Arial" w:cs="Arial"/>
+              </w:rPr>
+              <w:t>. Inizio pianificazione.</w:t>
             </w:r>
           </w:p>
         </w:tc>
@@ -496,13 +859,40 @@
         <w:dataBinding w:prefixMappings="xmlns:ns0='http://schemas.openxmlformats.org/officeDocument/2006/extended-properties'" w:xpath="/ns0:Properties[1]/ns0:Company[1]" w:storeItemID="{6668398D-A668-4E3E-A5EB-62B293D839F1}"/>
         <w:text/>
       </w:sdtPr>
-      <w:sdtEndPr/>
       <w:sdtContent>
         <w:r>
           <w:rPr>
             <w:rFonts w:ascii="Arial" w:hAnsi="Arial" w:cs="Arial"/>
           </w:rPr>
-          <w:t>Nome Progetto</w:t>
+          <w:t xml:space="preserve">System </w:t>
+        </w:r>
+        <w:proofErr w:type="spellStart"/>
+        <w:r>
+          <w:rPr>
+            <w:rFonts w:ascii="Arial" w:hAnsi="Arial" w:cs="Arial"/>
+          </w:rPr>
+          <w:t>Breach</w:t>
+        </w:r>
+        <w:proofErr w:type="spellEnd"/>
+        <w:r>
+          <w:rPr>
+            <w:rFonts w:ascii="Arial" w:hAnsi="Arial" w:cs="Arial"/>
+          </w:rPr>
+          <w:t xml:space="preserve">: </w:t>
+        </w:r>
+        <w:proofErr w:type="spellStart"/>
+        <w:r>
+          <w:rPr>
+            <w:rFonts w:ascii="Arial" w:hAnsi="Arial" w:cs="Arial"/>
+          </w:rPr>
+          <w:t>Five</w:t>
+        </w:r>
+        <w:proofErr w:type="spellEnd"/>
+        <w:r>
+          <w:rPr>
+            <w:rFonts w:ascii="Arial" w:hAnsi="Arial" w:cs="Arial"/>
+          </w:rPr>
+          <w:t xml:space="preserve"> Nights</w:t>
         </w:r>
       </w:sdtContent>
     </w:sdt>
@@ -634,6 +1024,9 @@
 <w:hdr xmlns:wpc="http://schemas.microsoft.com/office/word/2010/wordprocessingCanvas" xmlns:cx="http://schemas.microsoft.com/office/drawing/2014/chartex" xmlns:cx1="http://schemas.microsoft.com/office/drawing/2015/9/8/chartex" xmlns:cx2="http://schemas.microsoft.com/office/drawing/2015/10/21/chartex" xmlns:cx3="http://schemas.microsoft.com/office/drawing/2016/5/9/chartex" xmlns:cx4="http://schemas.microsoft.com/office/drawing/2016/5/10/chartex" xmlns:cx5="http://schemas.microsoft.com/office/drawing/2016/5/11/chartex" xmlns:cx6="http://schemas.microsoft.com/office/drawing/2016/5/12/chartex" xmlns:cx7="http://schemas.microsoft.com/office/drawing/2016/5/13/chartex" xmlns:cx8="http://schemas.microsoft.com/office/drawing/2016/5/14/chartex" xmlns:mc="http://schemas.openxmlformats.org/markup-compatibility/2006" xmlns:aink="http://schemas.microsoft.com/office/drawing/2016/ink" xmlns:am3d="http://schemas.microsoft.com/office/drawing/2017/model3d" xmlns:o="urn:schemas-microsoft-com:office:office" xmlns:oel="http://schemas.microsoft.com/office/2019/extlst" xmlns:r="http://schemas.openxmlformats.org/officeDocument/2006/relationships" xmlns:m="http://schemas.openxmlformats.org/officeDocument/2006/math" xmlns:v="urn:schemas-microsoft-com:vml" xmlns:wp14="http://schemas.microsoft.com/office/word/2010/wordprocessingDrawing" xmlns:wp="http://schemas.openxmlformats.org/drawingml/2006/wordprocessingDrawing" xmlns:w10="urn:schemas-microsoft-com:office:word" xmlns:w="http://schemas.openxmlformats.org/wordprocessingml/2006/main" xmlns:w14="http://schemas.microsoft.com/office/word/2010/wordml" xmlns:w15="http://schemas.microsoft.com/office/word/2012/wordml" xmlns:w16cex="http://schemas.microsoft.com/office/word/2018/wordml/cex" xmlns:w16cid="http://schemas.microsoft.com/office/word/2016/wordml/cid" xmlns:w16="http://schemas.microsoft.com/office/word/2018/wordml" xmlns:w16sdtdh="http://schemas.microsoft.com/office/word/2020/wordml/sdtdatahash" xmlns:w16se="http://schemas.microsoft.com/office/word/2015/wordml/symex" xmlns:wpg="http://schemas.microsoft.com/office/word/2010/wordprocessingGroup" xmlns:wpi="http://schemas.microsoft.com/office/word/2010/wordprocessingInk" xmlns:wne="http://schemas.microsoft.com/office/word/2006/wordml" xmlns:wps="http://schemas.microsoft.com/office/word/2010/wordprocessingShape" mc:Ignorable="w14 w15 w16se w16cid w16 w16cex w16sdtdh wp14">
   <w:p>
     <w:pPr>
+      <w:tabs>
+        <w:tab w:val="right" w:pos="9638"/>
+      </w:tabs>
       <w:rPr>
         <w:rFonts w:ascii="Arial" w:hAnsi="Arial" w:cs="Arial"/>
         <w:shd w:val="clear" w:color="auto" w:fill="000000" w:themeFill="text1"/>
@@ -643,14 +1036,49 @@
       <w:rPr>
         <w:rFonts w:ascii="Arial" w:hAnsi="Arial" w:cs="Arial"/>
       </w:rPr>
-      <w:t>Nicola Bryan Riley</w:t>
+      <w:t>Bryan</w:t>
     </w:r>
     <w:r>
       <w:rPr>
         <w:rFonts w:ascii="Arial" w:hAnsi="Arial" w:cs="Arial"/>
       </w:rPr>
+      <w:t xml:space="preserve"> Ciaponi,</w:t>
+    </w:r>
+    <w:r>
+      <w:rPr>
+        <w:rFonts w:ascii="Arial" w:hAnsi="Arial" w:cs="Arial"/>
+      </w:rPr>
+      <w:t xml:space="preserve"> Riley</w:t>
+    </w:r>
+    <w:r>
+      <w:rPr>
+        <w:rFonts w:ascii="Arial" w:hAnsi="Arial" w:cs="Arial"/>
+      </w:rPr>
+      <w:t xml:space="preserve"> Bianchi e </w:t>
+    </w:r>
+    <w:r>
+      <w:rPr>
+        <w:rFonts w:ascii="Arial" w:hAnsi="Arial" w:cs="Arial"/>
+      </w:rPr>
+      <w:t>Nicola</w:t>
+    </w:r>
+    <w:r>
+      <w:rPr>
+        <w:rFonts w:ascii="Arial" w:hAnsi="Arial" w:cs="Arial"/>
+      </w:rPr>
+      <w:t xml:space="preserve"> Cappelli</w:t>
+    </w:r>
+    <w:r>
+      <w:rPr>
+        <w:rFonts w:ascii="Arial" w:hAnsi="Arial" w:cs="Arial"/>
+      </w:rPr>
       <w:tab/>
-      <w:t>I3AC</w:t>
+    </w:r>
+    <w:r>
+      <w:rPr>
+        <w:rFonts w:ascii="Arial" w:hAnsi="Arial" w:cs="Arial"/>
+      </w:rPr>
+      <w:t>I3AC 2025-26</w:t>
     </w:r>
   </w:p>
 </w:hdr>
@@ -4035,9 +4463,11 @@
     <w:rsid w:val="00D45718"/>
     <w:rsid w:val="00D6666A"/>
     <w:rsid w:val="00D81F90"/>
+    <w:rsid w:val="00D979F9"/>
     <w:rsid w:val="00DD4DB7"/>
     <w:rsid w:val="00DE6AA0"/>
     <w:rsid w:val="00DF62F5"/>
+    <w:rsid w:val="00E00369"/>
     <w:rsid w:val="00E07B40"/>
     <w:rsid w:val="00E13AFB"/>
     <w:rsid w:val="00E26C6E"/>

--- a/4_Diari/Diario.docx
+++ b/4_Diari/Diario.docx
@@ -392,24 +392,398 @@
         <w:br w:type="page"/>
       </w:r>
     </w:p>
+    <w:tbl>
+      <w:tblPr>
+        <w:tblStyle w:val="Grigliatabella"/>
+        <w:tblW w:w="9634" w:type="dxa"/>
+        <w:tblLook w:val="04A0" w:firstRow="1" w:lastRow="0" w:firstColumn="1" w:lastColumn="0" w:noHBand="0" w:noVBand="1"/>
+      </w:tblPr>
+      <w:tblGrid>
+        <w:gridCol w:w="4803"/>
+        <w:gridCol w:w="4831"/>
+      </w:tblGrid>
+      <w:tr>
+        <w:trPr>
+          <w:trHeight w:hRule="exact" w:val="397"/>
+        </w:trPr>
+        <w:tc>
+          <w:tcPr>
+            <w:tcW w:w="4803" w:type="dxa"/>
+            <w:vAlign w:val="center"/>
+          </w:tcPr>
+          <w:p>
+            <w:pPr>
+              <w:rPr>
+                <w:rFonts w:ascii="Arial" w:hAnsi="Arial" w:cs="Arial"/>
+              </w:rPr>
+            </w:pPr>
+            <w:r>
+              <w:rPr>
+                <w:rFonts w:ascii="Arial" w:hAnsi="Arial" w:cs="Arial"/>
+              </w:rPr>
+              <w:lastRenderedPageBreak/>
+              <w:t>Luogo</w:t>
+            </w:r>
+          </w:p>
+        </w:tc>
+        <w:tc>
+          <w:tcPr>
+            <w:tcW w:w="4831" w:type="dxa"/>
+            <w:vAlign w:val="center"/>
+          </w:tcPr>
+          <w:p>
+            <w:pPr>
+              <w:pStyle w:val="Nessunaspaziatura"/>
+              <w:spacing w:line="360" w:lineRule="auto"/>
+              <w:rPr>
+                <w:rFonts w:ascii="Arial" w:hAnsi="Arial" w:cs="Arial"/>
+              </w:rPr>
+            </w:pPr>
+            <w:r>
+              <w:rPr>
+                <w:rFonts w:ascii="Arial" w:hAnsi="Arial" w:cs="Arial"/>
+              </w:rPr>
+              <w:t>Canobbio</w:t>
+            </w:r>
+          </w:p>
+        </w:tc>
+      </w:tr>
+      <w:tr>
+        <w:trPr>
+          <w:trHeight w:hRule="exact" w:val="397"/>
+        </w:trPr>
+        <w:tc>
+          <w:tcPr>
+            <w:tcW w:w="4803" w:type="dxa"/>
+            <w:vAlign w:val="center"/>
+          </w:tcPr>
+          <w:p>
+            <w:pPr>
+              <w:rPr>
+                <w:rFonts w:ascii="Arial" w:hAnsi="Arial" w:cs="Arial"/>
+              </w:rPr>
+            </w:pPr>
+            <w:r>
+              <w:rPr>
+                <w:rFonts w:ascii="Arial" w:hAnsi="Arial" w:cs="Arial"/>
+              </w:rPr>
+              <w:t>Data</w:t>
+            </w:r>
+          </w:p>
+        </w:tc>
+        <w:tc>
+          <w:tcPr>
+            <w:tcW w:w="4831" w:type="dxa"/>
+            <w:vAlign w:val="center"/>
+          </w:tcPr>
+          <w:p>
+            <w:pPr>
+              <w:rPr>
+                <w:rFonts w:ascii="Arial" w:hAnsi="Arial" w:cs="Arial"/>
+              </w:rPr>
+            </w:pPr>
+            <w:r>
+              <w:rPr>
+                <w:rFonts w:ascii="Arial" w:hAnsi="Arial" w:cs="Arial"/>
+              </w:rPr>
+              <w:t>30.01.2026</w:t>
+            </w:r>
+          </w:p>
+        </w:tc>
+      </w:tr>
+    </w:tbl>
     <w:p>
       <w:pPr>
-        <w:pStyle w:val="Titolo"/>
-        <w:pBdr>
-          <w:bottom w:val="single" w:sz="4" w:space="4" w:color="auto"/>
-        </w:pBdr>
         <w:rPr>
           <w:rFonts w:ascii="Arial" w:hAnsi="Arial" w:cs="Arial"/>
-          <w:color w:val="auto"/>
+        </w:rPr>
+      </w:pPr>
+    </w:p>
+    <w:tbl>
+      <w:tblPr>
+        <w:tblStyle w:val="Grigliatabella"/>
+        <w:tblW w:w="0" w:type="auto"/>
+        <w:tblLook w:val="04A0" w:firstRow="1" w:lastRow="0" w:firstColumn="1" w:lastColumn="0" w:noHBand="0" w:noVBand="1"/>
+      </w:tblPr>
+      <w:tblGrid>
+        <w:gridCol w:w="9628"/>
+      </w:tblGrid>
+      <w:tr>
+        <w:tc>
+          <w:tcPr>
+            <w:tcW w:w="9854" w:type="dxa"/>
+            <w:shd w:val="clear" w:color="auto" w:fill="D9D9D9" w:themeFill="background1" w:themeFillShade="D9"/>
+          </w:tcPr>
+          <w:p>
+            <w:pPr>
+              <w:rPr>
+                <w:rFonts w:ascii="Arial" w:hAnsi="Arial" w:cs="Arial"/>
+              </w:rPr>
+            </w:pPr>
+            <w:r>
+              <w:rPr>
+                <w:rFonts w:ascii="Arial" w:hAnsi="Arial" w:cs="Arial"/>
+              </w:rPr>
+              <w:t>Lavori svolti</w:t>
+            </w:r>
+          </w:p>
+        </w:tc>
+      </w:tr>
+      <w:tr>
+        <w:tc>
+          <w:tcPr>
+            <w:tcW w:w="9854" w:type="dxa"/>
+          </w:tcPr>
+          <w:p>
+            <w:pPr>
+              <w:rPr>
+                <w:rFonts w:ascii="Arial" w:hAnsi="Arial" w:cs="Arial"/>
+              </w:rPr>
+            </w:pPr>
+            <w:r>
+              <w:rPr>
+                <w:rFonts w:ascii="Arial" w:hAnsi="Arial" w:cs="Arial"/>
+              </w:rPr>
+              <w:t>Continuo della documentazione e ricerche ulteriori di comparazione sui diversi motori di gioco.</w:t>
+            </w:r>
+          </w:p>
+          <w:p>
+            <w:pPr>
+              <w:rPr>
+                <w:rFonts w:ascii="Arial" w:hAnsi="Arial" w:cs="Arial"/>
+              </w:rPr>
+            </w:pPr>
+            <w:r>
+              <w:rPr>
+                <w:rFonts w:ascii="Arial" w:hAnsi="Arial" w:cs="Arial"/>
+              </w:rPr>
+              <w:t>Use case iniziato.</w:t>
+            </w:r>
+          </w:p>
+        </w:tc>
+      </w:tr>
+    </w:tbl>
+    <w:p>
+      <w:pPr>
+        <w:rPr>
+          <w:rFonts w:ascii="Arial" w:hAnsi="Arial" w:cs="Arial"/>
+        </w:rPr>
+      </w:pPr>
+    </w:p>
+    <w:tbl>
+      <w:tblPr>
+        <w:tblStyle w:val="Grigliatabella"/>
+        <w:tblW w:w="0" w:type="auto"/>
+        <w:tblLook w:val="04A0" w:firstRow="1" w:lastRow="0" w:firstColumn="1" w:lastColumn="0" w:noHBand="0" w:noVBand="1"/>
+      </w:tblPr>
+      <w:tblGrid>
+        <w:gridCol w:w="9628"/>
+      </w:tblGrid>
+      <w:tr>
+        <w:tc>
+          <w:tcPr>
+            <w:tcW w:w="9854" w:type="dxa"/>
+            <w:shd w:val="clear" w:color="auto" w:fill="D9D9D9" w:themeFill="background1" w:themeFillShade="D9"/>
+          </w:tcPr>
+          <w:p>
+            <w:pPr>
+              <w:rPr>
+                <w:rFonts w:ascii="Arial" w:hAnsi="Arial" w:cs="Arial"/>
+              </w:rPr>
+            </w:pPr>
+            <w:r>
+              <w:rPr>
+                <w:rFonts w:ascii="Arial" w:hAnsi="Arial" w:cs="Arial"/>
+              </w:rPr>
+              <w:t>Problemi riscontrati e soluzioni adottate</w:t>
+            </w:r>
+          </w:p>
+        </w:tc>
+      </w:tr>
+      <w:tr>
+        <w:tc>
+          <w:tcPr>
+            <w:tcW w:w="9854" w:type="dxa"/>
+          </w:tcPr>
+          <w:p>
+            <w:pPr>
+              <w:rPr>
+                <w:rFonts w:ascii="Arial" w:hAnsi="Arial" w:cs="Arial"/>
+              </w:rPr>
+            </w:pPr>
+            <w:r>
+              <w:rPr>
+                <w:rFonts w:ascii="Arial" w:hAnsi="Arial" w:cs="Arial"/>
+              </w:rPr>
+              <w:t>nessuno</w:t>
+            </w:r>
+          </w:p>
+        </w:tc>
+      </w:tr>
+    </w:tbl>
+    <w:p>
+      <w:pPr>
+        <w:rPr>
+          <w:rFonts w:ascii="Arial" w:hAnsi="Arial" w:cs="Arial"/>
+        </w:rPr>
+      </w:pPr>
+    </w:p>
+    <w:tbl>
+      <w:tblPr>
+        <w:tblStyle w:val="Grigliatabella"/>
+        <w:tblW w:w="0" w:type="auto"/>
+        <w:tblLook w:val="04A0" w:firstRow="1" w:lastRow="0" w:firstColumn="1" w:lastColumn="0" w:noHBand="0" w:noVBand="1"/>
+      </w:tblPr>
+      <w:tblGrid>
+        <w:gridCol w:w="9628"/>
+      </w:tblGrid>
+      <w:tr>
+        <w:tc>
+          <w:tcPr>
+            <w:tcW w:w="9854" w:type="dxa"/>
+            <w:shd w:val="clear" w:color="auto" w:fill="D9D9D9" w:themeFill="background1" w:themeFillShade="D9"/>
+          </w:tcPr>
+          <w:p>
+            <w:pPr>
+              <w:rPr>
+                <w:rFonts w:ascii="Arial" w:hAnsi="Arial" w:cs="Arial"/>
+              </w:rPr>
+            </w:pPr>
+            <w:r>
+              <w:rPr>
+                <w:rFonts w:ascii="Arial" w:hAnsi="Arial" w:cs="Arial"/>
+              </w:rPr>
+              <w:t>Punto della situazione rispetto alla pianificazione</w:t>
+            </w:r>
+          </w:p>
+        </w:tc>
+      </w:tr>
+      <w:tr>
+        <w:tc>
+          <w:tcPr>
+            <w:tcW w:w="9854" w:type="dxa"/>
+          </w:tcPr>
+          <w:p>
+            <w:pPr>
+              <w:rPr>
+                <w:rFonts w:ascii="Arial" w:hAnsi="Arial" w:cs="Arial"/>
+              </w:rPr>
+            </w:pPr>
+            <w:r>
+              <w:rPr>
+                <w:rFonts w:ascii="Arial" w:hAnsi="Arial" w:cs="Arial"/>
+              </w:rPr>
+              <w:t>Pianificazione non ancora effettuata</w:t>
+            </w:r>
+          </w:p>
+        </w:tc>
+      </w:tr>
+    </w:tbl>
+    <w:p>
+      <w:pPr>
+        <w:rPr>
+          <w:rFonts w:ascii="Arial" w:hAnsi="Arial" w:cs="Arial"/>
+        </w:rPr>
+      </w:pPr>
+    </w:p>
+    <w:tbl>
+      <w:tblPr>
+        <w:tblStyle w:val="Grigliatabella"/>
+        <w:tblW w:w="0" w:type="auto"/>
+        <w:tblLook w:val="04A0" w:firstRow="1" w:lastRow="0" w:firstColumn="1" w:lastColumn="0" w:noHBand="0" w:noVBand="1"/>
+      </w:tblPr>
+      <w:tblGrid>
+        <w:gridCol w:w="9628"/>
+      </w:tblGrid>
+      <w:tr>
+        <w:tc>
+          <w:tcPr>
+            <w:tcW w:w="9854" w:type="dxa"/>
+            <w:shd w:val="clear" w:color="auto" w:fill="D9D9D9" w:themeFill="background1" w:themeFillShade="D9"/>
+          </w:tcPr>
+          <w:p>
+            <w:pPr>
+              <w:rPr>
+                <w:rFonts w:ascii="Arial" w:hAnsi="Arial" w:cs="Arial"/>
+              </w:rPr>
+            </w:pPr>
+            <w:r>
+              <w:rPr>
+                <w:rFonts w:ascii="Arial" w:hAnsi="Arial" w:cs="Arial"/>
+              </w:rPr>
+              <w:t>Programma di massima per la prossima giornata di lavoro</w:t>
+            </w:r>
+          </w:p>
+        </w:tc>
+      </w:tr>
+      <w:tr>
+        <w:tc>
+          <w:tcPr>
+            <w:tcW w:w="9854" w:type="dxa"/>
+          </w:tcPr>
+          <w:p>
+            <w:pPr>
+              <w:rPr>
+                <w:rFonts w:ascii="Arial" w:hAnsi="Arial" w:cs="Arial"/>
+                <w:u w:val="single"/>
+              </w:rPr>
+            </w:pPr>
+            <w:r>
+              <w:rPr>
+                <w:rFonts w:ascii="Arial" w:hAnsi="Arial" w:cs="Arial"/>
+              </w:rPr>
+              <w:t xml:space="preserve">Finire </w:t>
+            </w:r>
+            <w:proofErr w:type="gramStart"/>
+            <w:r>
+              <w:rPr>
+                <w:rFonts w:ascii="Arial" w:hAnsi="Arial" w:cs="Arial"/>
+              </w:rPr>
+              <w:t>lo use</w:t>
+            </w:r>
+            <w:proofErr w:type="gramEnd"/>
+            <w:r>
+              <w:rPr>
+                <w:rFonts w:ascii="Arial" w:hAnsi="Arial" w:cs="Arial"/>
+              </w:rPr>
+              <w:t xml:space="preserve"> case e fare un activity </w:t>
+            </w:r>
+            <w:proofErr w:type="spellStart"/>
+            <w:r>
+              <w:rPr>
+                <w:rFonts w:ascii="Arial" w:hAnsi="Arial" w:cs="Arial"/>
+              </w:rPr>
+              <w:t>diagram</w:t>
+            </w:r>
+            <w:proofErr w:type="spellEnd"/>
+            <w:r>
+              <w:rPr>
+                <w:rFonts w:ascii="Arial" w:hAnsi="Arial" w:cs="Arial"/>
+              </w:rPr>
+              <w:t>. Inizio pianificazione.</w:t>
+            </w:r>
+          </w:p>
+        </w:tc>
+      </w:tr>
+    </w:tbl>
+    <w:p>
+      <w:pPr>
+        <w:rPr>
+          <w:rFonts w:ascii="Arial" w:hAnsi="Arial" w:cs="Arial"/>
+        </w:rPr>
+      </w:pPr>
+    </w:p>
+    <w:p>
+      <w:pPr>
+        <w:rPr>
+          <w:rFonts w:ascii="Arial" w:hAnsi="Arial" w:cs="Arial"/>
         </w:rPr>
       </w:pPr>
       <w:r>
         <w:rPr>
           <w:rFonts w:ascii="Arial" w:hAnsi="Arial" w:cs="Arial"/>
-          <w:color w:val="auto"/>
         </w:rPr>
-        <w:lastRenderedPageBreak/>
-        <w:t>Diario di lavoro</w:t>
+        <w:br w:type="page"/>
       </w:r>
     </w:p>
     <w:tbl>
@@ -441,6 +815,7 @@
               <w:rPr>
                 <w:rFonts w:ascii="Arial" w:hAnsi="Arial" w:cs="Arial"/>
               </w:rPr>
+              <w:lastRenderedPageBreak/>
               <w:t>Luogo</w:t>
             </w:r>
           </w:p>
@@ -505,13 +880,25 @@
               <w:rPr>
                 <w:rFonts w:ascii="Arial" w:hAnsi="Arial" w:cs="Arial"/>
               </w:rPr>
-              <w:t>30</w:t>
+              <w:t>06</w:t>
             </w:r>
             <w:r>
               <w:rPr>
                 <w:rFonts w:ascii="Arial" w:hAnsi="Arial" w:cs="Arial"/>
               </w:rPr>
-              <w:t>.01.2026</w:t>
+              <w:t>.0</w:t>
+            </w:r>
+            <w:r>
+              <w:rPr>
+                <w:rFonts w:ascii="Arial" w:hAnsi="Arial" w:cs="Arial"/>
+              </w:rPr>
+              <w:t>2</w:t>
+            </w:r>
+            <w:r>
+              <w:rPr>
+                <w:rFonts w:ascii="Arial" w:hAnsi="Arial" w:cs="Arial"/>
+              </w:rPr>
+              <w:t>.2026</w:t>
             </w:r>
           </w:p>
         </w:tc>
@@ -569,7 +956,21 @@
               <w:rPr>
                 <w:rFonts w:ascii="Arial" w:hAnsi="Arial" w:cs="Arial"/>
               </w:rPr>
-              <w:t>Continuo della documentazione e ricerche ulteriori di comparazione sui diversi motori di gioco.</w:t>
+              <w:t xml:space="preserve">Oggi abbiamo creato </w:t>
+            </w:r>
+            <w:proofErr w:type="gramStart"/>
+            <w:r>
+              <w:rPr>
+                <w:rFonts w:ascii="Arial" w:hAnsi="Arial" w:cs="Arial"/>
+              </w:rPr>
+              <w:t>gli use</w:t>
+            </w:r>
+            <w:proofErr w:type="gramEnd"/>
+            <w:r>
+              <w:rPr>
+                <w:rFonts w:ascii="Arial" w:hAnsi="Arial" w:cs="Arial"/>
+              </w:rPr>
+              <w:t xml:space="preserve"> case per la logica del nostro gioco; inoltre, abbiamo continuato la documentazione aggiungendo le nostre ricerche sul motore grafico.</w:t>
             </w:r>
           </w:p>
           <w:p>
@@ -582,7 +983,21 @@
               <w:rPr>
                 <w:rFonts w:ascii="Arial" w:hAnsi="Arial" w:cs="Arial"/>
               </w:rPr>
-              <w:t>Use case iniziato.</w:t>
+              <w:t xml:space="preserve">Abbiamo continuato a creare la grafica e la storia del nostro gioco e iniziato a fare i </w:t>
+            </w:r>
+            <w:proofErr w:type="spellStart"/>
+            <w:r>
+              <w:rPr>
+                <w:rFonts w:ascii="Arial" w:hAnsi="Arial" w:cs="Arial"/>
+              </w:rPr>
+              <w:t>mockup</w:t>
+            </w:r>
+            <w:proofErr w:type="spellEnd"/>
+            <w:r>
+              <w:rPr>
+                <w:rFonts w:ascii="Arial" w:hAnsi="Arial" w:cs="Arial"/>
+              </w:rPr>
+              <w:t>.</w:t>
             </w:r>
           </w:p>
         </w:tc>
@@ -757,35 +1172,7 @@
               <w:rPr>
                 <w:rFonts w:ascii="Arial" w:hAnsi="Arial" w:cs="Arial"/>
               </w:rPr>
-              <w:t xml:space="preserve">Finire </w:t>
-            </w:r>
-            <w:proofErr w:type="gramStart"/>
-            <w:r>
-              <w:rPr>
-                <w:rFonts w:ascii="Arial" w:hAnsi="Arial" w:cs="Arial"/>
-              </w:rPr>
-              <w:t>lo use</w:t>
-            </w:r>
-            <w:proofErr w:type="gramEnd"/>
-            <w:r>
-              <w:rPr>
-                <w:rFonts w:ascii="Arial" w:hAnsi="Arial" w:cs="Arial"/>
-              </w:rPr>
-              <w:t xml:space="preserve"> case e fare un activity </w:t>
-            </w:r>
-            <w:proofErr w:type="spellStart"/>
-            <w:r>
-              <w:rPr>
-                <w:rFonts w:ascii="Arial" w:hAnsi="Arial" w:cs="Arial"/>
-              </w:rPr>
-              <w:t>diagram</w:t>
-            </w:r>
-            <w:proofErr w:type="spellEnd"/>
-            <w:r>
-              <w:rPr>
-                <w:rFonts w:ascii="Arial" w:hAnsi="Arial" w:cs="Arial"/>
-              </w:rPr>
-              <w:t>. Inizio pianificazione.</w:t>
+              <w:t>Continuo della documentazione, ulteriori ricerche e inizio use case.</w:t>
             </w:r>
           </w:p>
         </w:tc>
@@ -1054,30 +1441,13 @@
       <w:rPr>
         <w:rFonts w:ascii="Arial" w:hAnsi="Arial" w:cs="Arial"/>
       </w:rPr>
-      <w:t xml:space="preserve"> Bianchi e </w:t>
+      <w:t xml:space="preserve"> Bianchi e Nicola Cappelli</w:t>
     </w:r>
     <w:r>
       <w:rPr>
         <w:rFonts w:ascii="Arial" w:hAnsi="Arial" w:cs="Arial"/>
       </w:rPr>
-      <w:t>Nicola</w:t>
-    </w:r>
-    <w:r>
-      <w:rPr>
-        <w:rFonts w:ascii="Arial" w:hAnsi="Arial" w:cs="Arial"/>
-      </w:rPr>
-      <w:t xml:space="preserve"> Cappelli</w:t>
-    </w:r>
-    <w:r>
-      <w:rPr>
-        <w:rFonts w:ascii="Arial" w:hAnsi="Arial" w:cs="Arial"/>
-      </w:rPr>
       <w:tab/>
-    </w:r>
-    <w:r>
-      <w:rPr>
-        <w:rFonts w:ascii="Arial" w:hAnsi="Arial" w:cs="Arial"/>
-      </w:rPr>
       <w:t>I3AC 2025-26</w:t>
     </w:r>
   </w:p>
@@ -3780,7 +4150,6 @@
   <w:style w:type="character" w:default="1" w:styleId="Carpredefinitoparagrafo">
     <w:name w:val="Default Paragraph Font"/>
     <w:uiPriority w:val="1"/>
-    <w:semiHidden/>
     <w:unhideWhenUsed/>
   </w:style>
   <w:style w:type="table" w:default="1" w:styleId="Tabellanormale">
@@ -4418,6 +4787,7 @@
     <w:rsid w:val="007E2877"/>
     <w:rsid w:val="008073A0"/>
     <w:rsid w:val="00842400"/>
+    <w:rsid w:val="00854252"/>
     <w:rsid w:val="00866671"/>
     <w:rsid w:val="00886235"/>
     <w:rsid w:val="008A6626"/>
@@ -4451,6 +4821,7 @@
     <w:rsid w:val="00C22A10"/>
     <w:rsid w:val="00C57AC2"/>
     <w:rsid w:val="00C727A9"/>
+    <w:rsid w:val="00C9569D"/>
     <w:rsid w:val="00C97640"/>
     <w:rsid w:val="00CB349C"/>
     <w:rsid w:val="00CC5E51"/>

--- a/4_Diari/Diario.docx
+++ b/4_Diari/Diario.docx
@@ -392,24 +392,370 @@
         <w:br w:type="page"/>
       </w:r>
     </w:p>
+    <w:tbl>
+      <w:tblPr>
+        <w:tblStyle w:val="Grigliatabella"/>
+        <w:tblW w:w="9634" w:type="dxa"/>
+        <w:tblLook w:val="04A0" w:firstRow="1" w:lastRow="0" w:firstColumn="1" w:lastColumn="0" w:noHBand="0" w:noVBand="1"/>
+      </w:tblPr>
+      <w:tblGrid>
+        <w:gridCol w:w="4803"/>
+        <w:gridCol w:w="4831"/>
+      </w:tblGrid>
+      <w:tr>
+        <w:trPr>
+          <w:trHeight w:hRule="exact" w:val="397"/>
+        </w:trPr>
+        <w:tc>
+          <w:tcPr>
+            <w:tcW w:w="4803" w:type="dxa"/>
+            <w:vAlign w:val="center"/>
+          </w:tcPr>
+          <w:p>
+            <w:pPr>
+              <w:rPr>
+                <w:rFonts w:ascii="Arial" w:hAnsi="Arial" w:cs="Arial"/>
+              </w:rPr>
+            </w:pPr>
+            <w:r>
+              <w:rPr>
+                <w:rFonts w:ascii="Arial" w:hAnsi="Arial" w:cs="Arial"/>
+              </w:rPr>
+              <w:lastRenderedPageBreak/>
+              <w:t>Luogo</w:t>
+            </w:r>
+          </w:p>
+        </w:tc>
+        <w:tc>
+          <w:tcPr>
+            <w:tcW w:w="4831" w:type="dxa"/>
+            <w:vAlign w:val="center"/>
+          </w:tcPr>
+          <w:p>
+            <w:pPr>
+              <w:pStyle w:val="Nessunaspaziatura"/>
+              <w:spacing w:line="360" w:lineRule="auto"/>
+              <w:rPr>
+                <w:rFonts w:ascii="Arial" w:hAnsi="Arial" w:cs="Arial"/>
+              </w:rPr>
+            </w:pPr>
+            <w:r>
+              <w:rPr>
+                <w:rFonts w:ascii="Arial" w:hAnsi="Arial" w:cs="Arial"/>
+              </w:rPr>
+              <w:t>Canobbio</w:t>
+            </w:r>
+          </w:p>
+        </w:tc>
+      </w:tr>
+      <w:tr>
+        <w:trPr>
+          <w:trHeight w:hRule="exact" w:val="397"/>
+        </w:trPr>
+        <w:tc>
+          <w:tcPr>
+            <w:tcW w:w="4803" w:type="dxa"/>
+            <w:vAlign w:val="center"/>
+          </w:tcPr>
+          <w:p>
+            <w:pPr>
+              <w:rPr>
+                <w:rFonts w:ascii="Arial" w:hAnsi="Arial" w:cs="Arial"/>
+              </w:rPr>
+            </w:pPr>
+            <w:r>
+              <w:rPr>
+                <w:rFonts w:ascii="Arial" w:hAnsi="Arial" w:cs="Arial"/>
+              </w:rPr>
+              <w:t>Data</w:t>
+            </w:r>
+          </w:p>
+        </w:tc>
+        <w:tc>
+          <w:tcPr>
+            <w:tcW w:w="4831" w:type="dxa"/>
+            <w:vAlign w:val="center"/>
+          </w:tcPr>
+          <w:p>
+            <w:pPr>
+              <w:rPr>
+                <w:rFonts w:ascii="Arial" w:hAnsi="Arial" w:cs="Arial"/>
+              </w:rPr>
+            </w:pPr>
+            <w:r>
+              <w:rPr>
+                <w:rFonts w:ascii="Arial" w:hAnsi="Arial" w:cs="Arial"/>
+              </w:rPr>
+              <w:t>30.01.2026</w:t>
+            </w:r>
+          </w:p>
+        </w:tc>
+      </w:tr>
+    </w:tbl>
     <w:p>
       <w:pPr>
-        <w:pStyle w:val="Titolo"/>
-        <w:pBdr>
-          <w:bottom w:val="single" w:sz="4" w:space="4" w:color="auto"/>
-        </w:pBdr>
         <w:rPr>
           <w:rFonts w:ascii="Arial" w:hAnsi="Arial" w:cs="Arial"/>
-          <w:color w:val="auto"/>
+        </w:rPr>
+      </w:pPr>
+    </w:p>
+    <w:tbl>
+      <w:tblPr>
+        <w:tblStyle w:val="Grigliatabella"/>
+        <w:tblW w:w="0" w:type="auto"/>
+        <w:tblLook w:val="04A0" w:firstRow="1" w:lastRow="0" w:firstColumn="1" w:lastColumn="0" w:noHBand="0" w:noVBand="1"/>
+      </w:tblPr>
+      <w:tblGrid>
+        <w:gridCol w:w="9628"/>
+      </w:tblGrid>
+      <w:tr>
+        <w:tc>
+          <w:tcPr>
+            <w:tcW w:w="9854" w:type="dxa"/>
+            <w:shd w:val="clear" w:color="auto" w:fill="D9D9D9" w:themeFill="background1" w:themeFillShade="D9"/>
+          </w:tcPr>
+          <w:p>
+            <w:pPr>
+              <w:rPr>
+                <w:rFonts w:ascii="Arial" w:hAnsi="Arial" w:cs="Arial"/>
+              </w:rPr>
+            </w:pPr>
+            <w:r>
+              <w:rPr>
+                <w:rFonts w:ascii="Arial" w:hAnsi="Arial" w:cs="Arial"/>
+              </w:rPr>
+              <w:t>Lavori svolti</w:t>
+            </w:r>
+          </w:p>
+        </w:tc>
+      </w:tr>
+      <w:tr>
+        <w:tc>
+          <w:tcPr>
+            <w:tcW w:w="9854" w:type="dxa"/>
+          </w:tcPr>
+          <w:p>
+            <w:pPr>
+              <w:rPr>
+                <w:rFonts w:ascii="Arial" w:hAnsi="Arial" w:cs="Arial"/>
+              </w:rPr>
+            </w:pPr>
+            <w:r>
+              <w:rPr>
+                <w:rFonts w:ascii="Arial" w:hAnsi="Arial" w:cs="Arial"/>
+              </w:rPr>
+              <w:t>Continuo della documentazione e ricerche ulteriori di comparazione sui diversi motori di gioco.</w:t>
+            </w:r>
+          </w:p>
+          <w:p>
+            <w:pPr>
+              <w:rPr>
+                <w:rFonts w:ascii="Arial" w:hAnsi="Arial" w:cs="Arial"/>
+              </w:rPr>
+            </w:pPr>
+            <w:r>
+              <w:rPr>
+                <w:rFonts w:ascii="Arial" w:hAnsi="Arial" w:cs="Arial"/>
+              </w:rPr>
+              <w:t>Use case iniziato.</w:t>
+            </w:r>
+          </w:p>
+        </w:tc>
+      </w:tr>
+    </w:tbl>
+    <w:p>
+      <w:pPr>
+        <w:rPr>
+          <w:rFonts w:ascii="Arial" w:hAnsi="Arial" w:cs="Arial"/>
+        </w:rPr>
+      </w:pPr>
+    </w:p>
+    <w:tbl>
+      <w:tblPr>
+        <w:tblStyle w:val="Grigliatabella"/>
+        <w:tblW w:w="0" w:type="auto"/>
+        <w:tblLook w:val="04A0" w:firstRow="1" w:lastRow="0" w:firstColumn="1" w:lastColumn="0" w:noHBand="0" w:noVBand="1"/>
+      </w:tblPr>
+      <w:tblGrid>
+        <w:gridCol w:w="9628"/>
+      </w:tblGrid>
+      <w:tr>
+        <w:tc>
+          <w:tcPr>
+            <w:tcW w:w="9854" w:type="dxa"/>
+            <w:shd w:val="clear" w:color="auto" w:fill="D9D9D9" w:themeFill="background1" w:themeFillShade="D9"/>
+          </w:tcPr>
+          <w:p>
+            <w:pPr>
+              <w:rPr>
+                <w:rFonts w:ascii="Arial" w:hAnsi="Arial" w:cs="Arial"/>
+              </w:rPr>
+            </w:pPr>
+            <w:r>
+              <w:rPr>
+                <w:rFonts w:ascii="Arial" w:hAnsi="Arial" w:cs="Arial"/>
+              </w:rPr>
+              <w:t>Problemi riscontrati e soluzioni adottate</w:t>
+            </w:r>
+          </w:p>
+        </w:tc>
+      </w:tr>
+      <w:tr>
+        <w:tc>
+          <w:tcPr>
+            <w:tcW w:w="9854" w:type="dxa"/>
+          </w:tcPr>
+          <w:p>
+            <w:pPr>
+              <w:rPr>
+                <w:rFonts w:ascii="Arial" w:hAnsi="Arial" w:cs="Arial"/>
+              </w:rPr>
+            </w:pPr>
+            <w:r>
+              <w:rPr>
+                <w:rFonts w:ascii="Arial" w:hAnsi="Arial" w:cs="Arial"/>
+              </w:rPr>
+              <w:t>nessuno</w:t>
+            </w:r>
+          </w:p>
+        </w:tc>
+      </w:tr>
+    </w:tbl>
+    <w:p>
+      <w:pPr>
+        <w:rPr>
+          <w:rFonts w:ascii="Arial" w:hAnsi="Arial" w:cs="Arial"/>
+        </w:rPr>
+      </w:pPr>
+    </w:p>
+    <w:tbl>
+      <w:tblPr>
+        <w:tblStyle w:val="Grigliatabella"/>
+        <w:tblW w:w="0" w:type="auto"/>
+        <w:tblLook w:val="04A0" w:firstRow="1" w:lastRow="0" w:firstColumn="1" w:lastColumn="0" w:noHBand="0" w:noVBand="1"/>
+      </w:tblPr>
+      <w:tblGrid>
+        <w:gridCol w:w="9628"/>
+      </w:tblGrid>
+      <w:tr>
+        <w:tc>
+          <w:tcPr>
+            <w:tcW w:w="9854" w:type="dxa"/>
+            <w:shd w:val="clear" w:color="auto" w:fill="D9D9D9" w:themeFill="background1" w:themeFillShade="D9"/>
+          </w:tcPr>
+          <w:p>
+            <w:pPr>
+              <w:rPr>
+                <w:rFonts w:ascii="Arial" w:hAnsi="Arial" w:cs="Arial"/>
+              </w:rPr>
+            </w:pPr>
+            <w:r>
+              <w:rPr>
+                <w:rFonts w:ascii="Arial" w:hAnsi="Arial" w:cs="Arial"/>
+              </w:rPr>
+              <w:t>Punto della situazione rispetto alla pianificazione</w:t>
+            </w:r>
+          </w:p>
+        </w:tc>
+      </w:tr>
+      <w:tr>
+        <w:tc>
+          <w:tcPr>
+            <w:tcW w:w="9854" w:type="dxa"/>
+          </w:tcPr>
+          <w:p>
+            <w:pPr>
+              <w:rPr>
+                <w:rFonts w:ascii="Arial" w:hAnsi="Arial" w:cs="Arial"/>
+              </w:rPr>
+            </w:pPr>
+            <w:r>
+              <w:rPr>
+                <w:rFonts w:ascii="Arial" w:hAnsi="Arial" w:cs="Arial"/>
+              </w:rPr>
+              <w:t>Pianificazione non ancora effettuata</w:t>
+            </w:r>
+          </w:p>
+        </w:tc>
+      </w:tr>
+    </w:tbl>
+    <w:p>
+      <w:pPr>
+        <w:rPr>
+          <w:rFonts w:ascii="Arial" w:hAnsi="Arial" w:cs="Arial"/>
+        </w:rPr>
+      </w:pPr>
+    </w:p>
+    <w:tbl>
+      <w:tblPr>
+        <w:tblStyle w:val="Grigliatabella"/>
+        <w:tblW w:w="0" w:type="auto"/>
+        <w:tblLook w:val="04A0" w:firstRow="1" w:lastRow="0" w:firstColumn="1" w:lastColumn="0" w:noHBand="0" w:noVBand="1"/>
+      </w:tblPr>
+      <w:tblGrid>
+        <w:gridCol w:w="9628"/>
+      </w:tblGrid>
+      <w:tr>
+        <w:tc>
+          <w:tcPr>
+            <w:tcW w:w="9854" w:type="dxa"/>
+            <w:shd w:val="clear" w:color="auto" w:fill="D9D9D9" w:themeFill="background1" w:themeFillShade="D9"/>
+          </w:tcPr>
+          <w:p>
+            <w:pPr>
+              <w:rPr>
+                <w:rFonts w:ascii="Arial" w:hAnsi="Arial" w:cs="Arial"/>
+              </w:rPr>
+            </w:pPr>
+            <w:r>
+              <w:rPr>
+                <w:rFonts w:ascii="Arial" w:hAnsi="Arial" w:cs="Arial"/>
+              </w:rPr>
+              <w:t>Programma di massima per la prossima giornata di lavoro</w:t>
+            </w:r>
+          </w:p>
+        </w:tc>
+      </w:tr>
+      <w:tr>
+        <w:tc>
+          <w:tcPr>
+            <w:tcW w:w="9854" w:type="dxa"/>
+          </w:tcPr>
+          <w:p>
+            <w:pPr>
+              <w:rPr>
+                <w:rFonts w:ascii="Arial" w:hAnsi="Arial" w:cs="Arial"/>
+                <w:u w:val="single"/>
+              </w:rPr>
+            </w:pPr>
+            <w:r>
+              <w:rPr>
+                <w:rFonts w:ascii="Arial" w:hAnsi="Arial" w:cs="Arial"/>
+              </w:rPr>
+              <w:t>Finire lo use case e fare un activity diagram. Inizio pianificazione.</w:t>
+            </w:r>
+          </w:p>
+        </w:tc>
+      </w:tr>
+    </w:tbl>
+    <w:p>
+      <w:pPr>
+        <w:rPr>
+          <w:rFonts w:ascii="Arial" w:hAnsi="Arial" w:cs="Arial"/>
+        </w:rPr>
+      </w:pPr>
+    </w:p>
+    <w:p>
+      <w:pPr>
+        <w:rPr>
+          <w:rFonts w:ascii="Arial" w:hAnsi="Arial" w:cs="Arial"/>
         </w:rPr>
       </w:pPr>
       <w:r>
         <w:rPr>
           <w:rFonts w:ascii="Arial" w:hAnsi="Arial" w:cs="Arial"/>
-          <w:color w:val="auto"/>
         </w:rPr>
-        <w:lastRenderedPageBreak/>
-        <w:t>Diario di lavoro</w:t>
+        <w:br w:type="page"/>
       </w:r>
     </w:p>
     <w:tbl>
@@ -441,6 +787,7 @@
               <w:rPr>
                 <w:rFonts w:ascii="Arial" w:hAnsi="Arial" w:cs="Arial"/>
               </w:rPr>
+              <w:lastRenderedPageBreak/>
               <w:t>Luogo</w:t>
             </w:r>
           </w:p>
@@ -505,13 +852,7 @@
               <w:rPr>
                 <w:rFonts w:ascii="Arial" w:hAnsi="Arial" w:cs="Arial"/>
               </w:rPr>
-              <w:t>30</w:t>
-            </w:r>
-            <w:r>
-              <w:rPr>
-                <w:rFonts w:ascii="Arial" w:hAnsi="Arial" w:cs="Arial"/>
-              </w:rPr>
-              <w:t>.01.2026</w:t>
+              <w:t>06.02.2026</w:t>
             </w:r>
           </w:p>
         </w:tc>
@@ -569,7 +910,43 @@
               <w:rPr>
                 <w:rFonts w:ascii="Arial" w:hAnsi="Arial" w:cs="Arial"/>
               </w:rPr>
-              <w:t>Continuo della documentazione e ricerche ulteriori di comparazione sui diversi motori di gioco.</w:t>
+              <w:t xml:space="preserve">Oggi abbiamo </w:t>
+            </w:r>
+            <w:r>
+              <w:rPr>
+                <w:rFonts w:ascii="Arial" w:hAnsi="Arial" w:cs="Arial"/>
+              </w:rPr>
+              <w:t>continuato</w:t>
+            </w:r>
+            <w:r>
+              <w:rPr>
+                <w:rFonts w:ascii="Arial" w:hAnsi="Arial" w:cs="Arial"/>
+              </w:rPr>
+              <w:t xml:space="preserve"> gli use case per la logica del nostro gioco</w:t>
+            </w:r>
+            <w:r>
+              <w:rPr>
+                <w:rFonts w:ascii="Arial" w:hAnsi="Arial" w:cs="Arial"/>
+              </w:rPr>
+              <w:t xml:space="preserve"> (ora in fase di verifica)</w:t>
+            </w:r>
+            <w:r>
+              <w:rPr>
+                <w:rFonts w:ascii="Arial" w:hAnsi="Arial" w:cs="Arial"/>
+              </w:rPr>
+              <w:t xml:space="preserve">; inoltre, abbiamo continuato la documentazione aggiungendo le nostre ricerche sul motore </w:t>
+            </w:r>
+            <w:r>
+              <w:rPr>
+                <w:rFonts w:ascii="Arial" w:hAnsi="Arial" w:cs="Arial"/>
+              </w:rPr>
+              <w:t>di gioco facendo comparazioni</w:t>
+            </w:r>
+            <w:r>
+              <w:rPr>
+                <w:rFonts w:ascii="Arial" w:hAnsi="Arial" w:cs="Arial"/>
+              </w:rPr>
+              <w:t>.</w:t>
             </w:r>
           </w:p>
           <w:p>
@@ -582,7 +959,31 @@
               <w:rPr>
                 <w:rFonts w:ascii="Arial" w:hAnsi="Arial" w:cs="Arial"/>
               </w:rPr>
-              <w:t>Use case iniziato.</w:t>
+              <w:t xml:space="preserve">Abbiamo </w:t>
+            </w:r>
+            <w:r>
+              <w:rPr>
+                <w:rFonts w:ascii="Arial" w:hAnsi="Arial" w:cs="Arial"/>
+              </w:rPr>
+              <w:t>creato</w:t>
+            </w:r>
+            <w:r>
+              <w:rPr>
+                <w:rFonts w:ascii="Arial" w:hAnsi="Arial" w:cs="Arial"/>
+              </w:rPr>
+              <w:t xml:space="preserve"> la grafica e la storia del nostro gioco e iniziato a fare i mockup</w:t>
+            </w:r>
+            <w:r>
+              <w:rPr>
+                <w:rFonts w:ascii="Arial" w:hAnsi="Arial" w:cs="Arial"/>
+              </w:rPr>
+              <w:t xml:space="preserve"> su interfacce e parti della mappa/personaggi</w:t>
+            </w:r>
+            <w:r>
+              <w:rPr>
+                <w:rFonts w:ascii="Arial" w:hAnsi="Arial" w:cs="Arial"/>
+              </w:rPr>
+              <w:t>.</w:t>
             </w:r>
           </w:p>
         </w:tc>
@@ -640,7 +1041,7 @@
               <w:rPr>
                 <w:rFonts w:ascii="Arial" w:hAnsi="Arial" w:cs="Arial"/>
               </w:rPr>
-              <w:t>nessuno</w:t>
+              <w:t>Documentazione persa da parte di uno dei collaboratori, risolto obbligandolo a rifarla com’era prima, il che ha fatto perdere del tempo al gruppo.</w:t>
             </w:r>
           </w:p>
         </w:tc>
@@ -757,35 +1158,43 @@
               <w:rPr>
                 <w:rFonts w:ascii="Arial" w:hAnsi="Arial" w:cs="Arial"/>
               </w:rPr>
-              <w:t xml:space="preserve">Finire </w:t>
+              <w:t>Ulteriori</w:t>
             </w:r>
-            <w:proofErr w:type="gramStart"/>
             <w:r>
               <w:rPr>
                 <w:rFonts w:ascii="Arial" w:hAnsi="Arial" w:cs="Arial"/>
               </w:rPr>
-              <w:t>lo use</w:t>
+              <w:t xml:space="preserve"> ricerche</w:t>
             </w:r>
-            <w:proofErr w:type="gramEnd"/>
             <w:r>
               <w:rPr>
                 <w:rFonts w:ascii="Arial" w:hAnsi="Arial" w:cs="Arial"/>
               </w:rPr>
-              <w:t xml:space="preserve"> case e fare un activity </w:t>
+              <w:t xml:space="preserve"> sul motore di gioco</w:t>
             </w:r>
-            <w:proofErr w:type="spellStart"/>
             <w:r>
               <w:rPr>
                 <w:rFonts w:ascii="Arial" w:hAnsi="Arial" w:cs="Arial"/>
               </w:rPr>
-              <w:t>diagram</w:t>
+              <w:t xml:space="preserve"> e </w:t>
             </w:r>
-            <w:proofErr w:type="spellEnd"/>
             <w:r>
               <w:rPr>
                 <w:rFonts w:ascii="Arial" w:hAnsi="Arial" w:cs="Arial"/>
               </w:rPr>
-              <w:t>. Inizio pianificazione.</w:t>
+              <w:t>conferma</w:t>
+            </w:r>
+            <w:r>
+              <w:rPr>
+                <w:rFonts w:ascii="Arial" w:hAnsi="Arial" w:cs="Arial"/>
+              </w:rPr>
+              <w:t xml:space="preserve"> use case.</w:t>
+            </w:r>
+            <w:r>
+              <w:rPr>
+                <w:rFonts w:ascii="Arial" w:hAnsi="Arial" w:cs="Arial"/>
+              </w:rPr>
+              <w:t xml:space="preserve"> Inizio Activity Diagram. Continuo sviluppo dei Mockup dei personaggi/mappa.</w:t>
             </w:r>
           </w:p>
         </w:tc>
@@ -864,35 +1273,7 @@
           <w:rPr>
             <w:rFonts w:ascii="Arial" w:hAnsi="Arial" w:cs="Arial"/>
           </w:rPr>
-          <w:t xml:space="preserve">System </w:t>
-        </w:r>
-        <w:proofErr w:type="spellStart"/>
-        <w:r>
-          <w:rPr>
-            <w:rFonts w:ascii="Arial" w:hAnsi="Arial" w:cs="Arial"/>
-          </w:rPr>
-          <w:t>Breach</w:t>
-        </w:r>
-        <w:proofErr w:type="spellEnd"/>
-        <w:r>
-          <w:rPr>
-            <w:rFonts w:ascii="Arial" w:hAnsi="Arial" w:cs="Arial"/>
-          </w:rPr>
-          <w:t xml:space="preserve">: </w:t>
-        </w:r>
-        <w:proofErr w:type="spellStart"/>
-        <w:r>
-          <w:rPr>
-            <w:rFonts w:ascii="Arial" w:hAnsi="Arial" w:cs="Arial"/>
-          </w:rPr>
-          <w:t>Five</w:t>
-        </w:r>
-        <w:proofErr w:type="spellEnd"/>
-        <w:r>
-          <w:rPr>
-            <w:rFonts w:ascii="Arial" w:hAnsi="Arial" w:cs="Arial"/>
-          </w:rPr>
-          <w:t xml:space="preserve"> Nights</w:t>
+          <w:t>System Breach: Five Nights</w:t>
         </w:r>
       </w:sdtContent>
     </w:sdt>
@@ -1054,30 +1435,13 @@
       <w:rPr>
         <w:rFonts w:ascii="Arial" w:hAnsi="Arial" w:cs="Arial"/>
       </w:rPr>
-      <w:t xml:space="preserve"> Bianchi e </w:t>
+      <w:t xml:space="preserve"> Bianchi e Nicola Cappelli</w:t>
     </w:r>
     <w:r>
       <w:rPr>
         <w:rFonts w:ascii="Arial" w:hAnsi="Arial" w:cs="Arial"/>
       </w:rPr>
-      <w:t>Nicola</w:t>
-    </w:r>
-    <w:r>
-      <w:rPr>
-        <w:rFonts w:ascii="Arial" w:hAnsi="Arial" w:cs="Arial"/>
-      </w:rPr>
-      <w:t xml:space="preserve"> Cappelli</w:t>
-    </w:r>
-    <w:r>
-      <w:rPr>
-        <w:rFonts w:ascii="Arial" w:hAnsi="Arial" w:cs="Arial"/>
-      </w:rPr>
       <w:tab/>
-    </w:r>
-    <w:r>
-      <w:rPr>
-        <w:rFonts w:ascii="Arial" w:hAnsi="Arial" w:cs="Arial"/>
-      </w:rPr>
       <w:t>I3AC 2025-26</w:t>
     </w:r>
   </w:p>
@@ -4396,6 +4760,7 @@
     <w:rsid w:val="00544CC3"/>
     <w:rsid w:val="00580D3A"/>
     <w:rsid w:val="00594413"/>
+    <w:rsid w:val="00595755"/>
     <w:rsid w:val="005B2EF9"/>
     <w:rsid w:val="005B64EA"/>
     <w:rsid w:val="005D27BB"/>
@@ -4418,6 +4783,7 @@
     <w:rsid w:val="007E2877"/>
     <w:rsid w:val="008073A0"/>
     <w:rsid w:val="00842400"/>
+    <w:rsid w:val="00854252"/>
     <w:rsid w:val="00866671"/>
     <w:rsid w:val="00886235"/>
     <w:rsid w:val="008A6626"/>
@@ -4445,12 +4811,14 @@
     <w:rsid w:val="00AE278E"/>
     <w:rsid w:val="00AE7D08"/>
     <w:rsid w:val="00AF0AA0"/>
+    <w:rsid w:val="00AF150E"/>
     <w:rsid w:val="00B36B9F"/>
     <w:rsid w:val="00B5079C"/>
     <w:rsid w:val="00BD119E"/>
     <w:rsid w:val="00C22A10"/>
     <w:rsid w:val="00C57AC2"/>
     <w:rsid w:val="00C727A9"/>
+    <w:rsid w:val="00C9569D"/>
     <w:rsid w:val="00C97640"/>
     <w:rsid w:val="00CB349C"/>
     <w:rsid w:val="00CC5E51"/>

--- a/4_Diari/Diario.docx
+++ b/4_Diari/Diario.docx
@@ -746,21 +746,7 @@
               <w:rPr>
                 <w:rFonts w:ascii="Arial" w:hAnsi="Arial" w:cs="Arial"/>
               </w:rPr>
-              <w:t xml:space="preserve"> case e fare un activity </w:t>
-            </w:r>
-            <w:proofErr w:type="spellStart"/>
-            <w:r>
-              <w:rPr>
-                <w:rFonts w:ascii="Arial" w:hAnsi="Arial" w:cs="Arial"/>
-              </w:rPr>
-              <w:t>diagram</w:t>
-            </w:r>
-            <w:proofErr w:type="spellEnd"/>
-            <w:r>
-              <w:rPr>
-                <w:rFonts w:ascii="Arial" w:hAnsi="Arial" w:cs="Arial"/>
-              </w:rPr>
-              <w:t>. Inizio pianificazione.</w:t>
+              <w:t xml:space="preserve"> case e fare un activity diagram. Inizio pianificazione.</w:t>
             </w:r>
           </w:p>
         </w:tc>
@@ -1013,21 +999,7 @@
               <w:rPr>
                 <w:rFonts w:ascii="Arial" w:hAnsi="Arial" w:cs="Arial"/>
               </w:rPr>
-              <w:t xml:space="preserve"> a creare la grafica e la storia del nostro gioco e iniziato a fare i </w:t>
-            </w:r>
-            <w:proofErr w:type="spellStart"/>
-            <w:r>
-              <w:rPr>
-                <w:rFonts w:ascii="Arial" w:hAnsi="Arial" w:cs="Arial"/>
-              </w:rPr>
-              <w:t>mockup</w:t>
-            </w:r>
-            <w:proofErr w:type="spellEnd"/>
-            <w:r>
-              <w:rPr>
-                <w:rFonts w:ascii="Arial" w:hAnsi="Arial" w:cs="Arial"/>
-              </w:rPr>
-              <w:t>.</w:t>
+              <w:t xml:space="preserve"> a creare la grafica e la storia del nostro gioco e iniziato a fare i mockup.</w:t>
             </w:r>
           </w:p>
         </w:tc>
@@ -1226,35 +1198,480 @@
               <w:rPr>
                 <w:rFonts w:ascii="Arial" w:hAnsi="Arial" w:cs="Arial"/>
               </w:rPr>
-              <w:t xml:space="preserve">, continuo </w:t>
-            </w:r>
-            <w:proofErr w:type="spellStart"/>
-            <w:r>
-              <w:rPr>
-                <w:rFonts w:ascii="Arial" w:hAnsi="Arial" w:cs="Arial"/>
-              </w:rPr>
-              <w:t>mockup</w:t>
-            </w:r>
-            <w:proofErr w:type="spellEnd"/>
-            <w:r>
-              <w:rPr>
-                <w:rFonts w:ascii="Arial" w:hAnsi="Arial" w:cs="Arial"/>
-              </w:rPr>
-              <w:t xml:space="preserve"> e grafica, sviluppo Activity </w:t>
-            </w:r>
-            <w:proofErr w:type="spellStart"/>
-            <w:r>
-              <w:rPr>
-                <w:rFonts w:ascii="Arial" w:hAnsi="Arial" w:cs="Arial"/>
-              </w:rPr>
-              <w:t>Diagram</w:t>
-            </w:r>
-            <w:proofErr w:type="spellEnd"/>
+              <w:t>, continuo mockup e grafica, sviluppo Activity Diagram</w:t>
+            </w:r>
             <w:r>
               <w:rPr>
                 <w:rFonts w:ascii="Arial" w:hAnsi="Arial" w:cs="Arial"/>
               </w:rPr>
               <w:t>.</w:t>
+            </w:r>
+          </w:p>
+        </w:tc>
+      </w:tr>
+    </w:tbl>
+    <w:p>
+      <w:pPr>
+        <w:rPr>
+          <w:rFonts w:ascii="Arial" w:hAnsi="Arial" w:cs="Arial"/>
+        </w:rPr>
+      </w:pPr>
+      <w:r>
+        <w:rPr>
+          <w:rFonts w:ascii="Arial" w:hAnsi="Arial" w:cs="Arial"/>
+        </w:rPr>
+        <w:br w:type="page"/>
+      </w:r>
+    </w:p>
+    <w:tbl>
+      <w:tblPr>
+        <w:tblStyle w:val="Grigliatabella"/>
+        <w:tblW w:w="9634" w:type="dxa"/>
+        <w:tblLook w:val="04A0" w:firstRow="1" w:lastRow="0" w:firstColumn="1" w:lastColumn="0" w:noHBand="0" w:noVBand="1"/>
+      </w:tblPr>
+      <w:tblGrid>
+        <w:gridCol w:w="4803"/>
+        <w:gridCol w:w="4831"/>
+      </w:tblGrid>
+      <w:tr>
+        <w:trPr>
+          <w:trHeight w:hRule="exact" w:val="397"/>
+        </w:trPr>
+        <w:tc>
+          <w:tcPr>
+            <w:tcW w:w="4803" w:type="dxa"/>
+            <w:tcBorders>
+              <w:top w:val="single" w:sz="4" w:space="0" w:color="auto"/>
+              <w:left w:val="single" w:sz="4" w:space="0" w:color="auto"/>
+              <w:bottom w:val="single" w:sz="4" w:space="0" w:color="auto"/>
+              <w:right w:val="single" w:sz="4" w:space="0" w:color="auto"/>
+            </w:tcBorders>
+            <w:vAlign w:val="center"/>
+            <w:hideMark/>
+          </w:tcPr>
+          <w:p>
+            <w:pPr>
+              <w:spacing w:after="200" w:line="276" w:lineRule="auto"/>
+              <w:rPr>
+                <w:rFonts w:ascii="Arial" w:hAnsi="Arial" w:cs="Arial"/>
+              </w:rPr>
+            </w:pPr>
+            <w:r>
+              <w:rPr>
+                <w:rFonts w:ascii="Arial" w:hAnsi="Arial" w:cs="Arial"/>
+              </w:rPr>
+              <w:lastRenderedPageBreak/>
+              <w:t>Luogo</w:t>
+            </w:r>
+          </w:p>
+        </w:tc>
+        <w:tc>
+          <w:tcPr>
+            <w:tcW w:w="4831" w:type="dxa"/>
+            <w:tcBorders>
+              <w:top w:val="single" w:sz="4" w:space="0" w:color="auto"/>
+              <w:left w:val="single" w:sz="4" w:space="0" w:color="auto"/>
+              <w:bottom w:val="single" w:sz="4" w:space="0" w:color="auto"/>
+              <w:right w:val="single" w:sz="4" w:space="0" w:color="auto"/>
+            </w:tcBorders>
+            <w:vAlign w:val="center"/>
+            <w:hideMark/>
+          </w:tcPr>
+          <w:p>
+            <w:pPr>
+              <w:spacing w:after="200" w:line="276" w:lineRule="auto"/>
+              <w:rPr>
+                <w:rFonts w:ascii="Arial" w:hAnsi="Arial" w:cs="Arial"/>
+              </w:rPr>
+            </w:pPr>
+            <w:r>
+              <w:rPr>
+                <w:rFonts w:ascii="Arial" w:hAnsi="Arial" w:cs="Arial"/>
+              </w:rPr>
+              <w:t>Canobbio</w:t>
+            </w:r>
+          </w:p>
+        </w:tc>
+      </w:tr>
+      <w:tr>
+        <w:trPr>
+          <w:trHeight w:hRule="exact" w:val="397"/>
+        </w:trPr>
+        <w:tc>
+          <w:tcPr>
+            <w:tcW w:w="4803" w:type="dxa"/>
+            <w:tcBorders>
+              <w:top w:val="single" w:sz="4" w:space="0" w:color="auto"/>
+              <w:left w:val="single" w:sz="4" w:space="0" w:color="auto"/>
+              <w:bottom w:val="single" w:sz="4" w:space="0" w:color="auto"/>
+              <w:right w:val="single" w:sz="4" w:space="0" w:color="auto"/>
+            </w:tcBorders>
+            <w:vAlign w:val="center"/>
+            <w:hideMark/>
+          </w:tcPr>
+          <w:p>
+            <w:pPr>
+              <w:spacing w:after="200" w:line="276" w:lineRule="auto"/>
+              <w:rPr>
+                <w:rFonts w:ascii="Arial" w:hAnsi="Arial" w:cs="Arial"/>
+              </w:rPr>
+            </w:pPr>
+            <w:r>
+              <w:rPr>
+                <w:rFonts w:ascii="Arial" w:hAnsi="Arial" w:cs="Arial"/>
+              </w:rPr>
+              <w:t>Data</w:t>
+            </w:r>
+          </w:p>
+        </w:tc>
+        <w:tc>
+          <w:tcPr>
+            <w:tcW w:w="4831" w:type="dxa"/>
+            <w:tcBorders>
+              <w:top w:val="single" w:sz="4" w:space="0" w:color="auto"/>
+              <w:left w:val="single" w:sz="4" w:space="0" w:color="auto"/>
+              <w:bottom w:val="single" w:sz="4" w:space="0" w:color="auto"/>
+              <w:right w:val="single" w:sz="4" w:space="0" w:color="auto"/>
+            </w:tcBorders>
+            <w:vAlign w:val="center"/>
+            <w:hideMark/>
+          </w:tcPr>
+          <w:p>
+            <w:pPr>
+              <w:spacing w:after="200" w:line="276" w:lineRule="auto"/>
+              <w:rPr>
+                <w:rFonts w:ascii="Arial" w:hAnsi="Arial" w:cs="Arial"/>
+              </w:rPr>
+            </w:pPr>
+            <w:r>
+              <w:rPr>
+                <w:rFonts w:ascii="Arial" w:hAnsi="Arial" w:cs="Arial"/>
+              </w:rPr>
+              <w:t>13</w:t>
+            </w:r>
+            <w:r>
+              <w:rPr>
+                <w:rFonts w:ascii="Arial" w:hAnsi="Arial" w:cs="Arial"/>
+              </w:rPr>
+              <w:t>.02.2026</w:t>
+            </w:r>
+          </w:p>
+        </w:tc>
+      </w:tr>
+    </w:tbl>
+    <w:p>
+      <w:pPr>
+        <w:rPr>
+          <w:rFonts w:ascii="Arial" w:hAnsi="Arial" w:cs="Arial"/>
+        </w:rPr>
+      </w:pPr>
+    </w:p>
+    <w:tbl>
+      <w:tblPr>
+        <w:tblStyle w:val="Grigliatabella"/>
+        <w:tblW w:w="0" w:type="auto"/>
+        <w:tblLook w:val="04A0" w:firstRow="1" w:lastRow="0" w:firstColumn="1" w:lastColumn="0" w:noHBand="0" w:noVBand="1"/>
+      </w:tblPr>
+      <w:tblGrid>
+        <w:gridCol w:w="9628"/>
+      </w:tblGrid>
+      <w:tr>
+        <w:tc>
+          <w:tcPr>
+            <w:tcW w:w="9854" w:type="dxa"/>
+            <w:tcBorders>
+              <w:top w:val="single" w:sz="4" w:space="0" w:color="auto"/>
+              <w:left w:val="single" w:sz="4" w:space="0" w:color="auto"/>
+              <w:bottom w:val="single" w:sz="4" w:space="0" w:color="auto"/>
+              <w:right w:val="single" w:sz="4" w:space="0" w:color="auto"/>
+            </w:tcBorders>
+            <w:shd w:val="clear" w:color="auto" w:fill="D9D9D9" w:themeFill="background1" w:themeFillShade="D9"/>
+            <w:hideMark/>
+          </w:tcPr>
+          <w:p>
+            <w:pPr>
+              <w:spacing w:after="200" w:line="276" w:lineRule="auto"/>
+              <w:rPr>
+                <w:rFonts w:ascii="Arial" w:hAnsi="Arial" w:cs="Arial"/>
+              </w:rPr>
+            </w:pPr>
+            <w:r>
+              <w:rPr>
+                <w:rFonts w:ascii="Arial" w:hAnsi="Arial" w:cs="Arial"/>
+              </w:rPr>
+              <w:t>Lavori svolti</w:t>
+            </w:r>
+          </w:p>
+        </w:tc>
+      </w:tr>
+      <w:tr>
+        <w:tc>
+          <w:tcPr>
+            <w:tcW w:w="9854" w:type="dxa"/>
+            <w:tcBorders>
+              <w:top w:val="single" w:sz="4" w:space="0" w:color="auto"/>
+              <w:left w:val="single" w:sz="4" w:space="0" w:color="auto"/>
+              <w:bottom w:val="single" w:sz="4" w:space="0" w:color="auto"/>
+              <w:right w:val="single" w:sz="4" w:space="0" w:color="auto"/>
+            </w:tcBorders>
+            <w:hideMark/>
+          </w:tcPr>
+          <w:p>
+            <w:pPr>
+              <w:spacing w:after="200" w:line="276" w:lineRule="auto"/>
+              <w:rPr>
+                <w:rFonts w:ascii="Arial" w:hAnsi="Arial" w:cs="Arial"/>
+              </w:rPr>
+            </w:pPr>
+            <w:r>
+              <w:rPr>
+                <w:rFonts w:ascii="Arial" w:hAnsi="Arial" w:cs="Arial"/>
+              </w:rPr>
+              <w:t xml:space="preserve">Abbiamo completato la fase di ricerca, definendo </w:t>
+            </w:r>
+            <w:proofErr w:type="gramStart"/>
+            <w:r>
+              <w:rPr>
+                <w:rFonts w:ascii="Arial" w:hAnsi="Arial" w:cs="Arial"/>
+              </w:rPr>
+              <w:t>lo use</w:t>
+            </w:r>
+            <w:proofErr w:type="gramEnd"/>
+            <w:r>
+              <w:rPr>
+                <w:rFonts w:ascii="Arial" w:hAnsi="Arial" w:cs="Arial"/>
+              </w:rPr>
+              <w:t xml:space="preserve"> case e i relativi swimlane diagram. La documentazione è stata integrata con l’analisi del dominio, lo scopo del progetto e le descrizioni dettagliate dei processi. Infine, abbiamo redatto e incluso il diagramma di Gantt preventivo.</w:t>
+            </w:r>
+            <w:r>
+              <w:rPr>
+                <w:rFonts w:ascii="Arial" w:hAnsi="Arial" w:cs="Arial"/>
+              </w:rPr>
+              <w:br/>
+              <w:t>Fatti e programmati gli sprint.</w:t>
+            </w:r>
+          </w:p>
+        </w:tc>
+      </w:tr>
+    </w:tbl>
+    <w:p>
+      <w:pPr>
+        <w:rPr>
+          <w:rFonts w:ascii="Arial" w:hAnsi="Arial" w:cs="Arial"/>
+        </w:rPr>
+      </w:pPr>
+    </w:p>
+    <w:tbl>
+      <w:tblPr>
+        <w:tblStyle w:val="Grigliatabella"/>
+        <w:tblW w:w="0" w:type="auto"/>
+        <w:tblLook w:val="04A0" w:firstRow="1" w:lastRow="0" w:firstColumn="1" w:lastColumn="0" w:noHBand="0" w:noVBand="1"/>
+      </w:tblPr>
+      <w:tblGrid>
+        <w:gridCol w:w="9628"/>
+      </w:tblGrid>
+      <w:tr>
+        <w:tc>
+          <w:tcPr>
+            <w:tcW w:w="9854" w:type="dxa"/>
+            <w:tcBorders>
+              <w:top w:val="single" w:sz="4" w:space="0" w:color="auto"/>
+              <w:left w:val="single" w:sz="4" w:space="0" w:color="auto"/>
+              <w:bottom w:val="single" w:sz="4" w:space="0" w:color="auto"/>
+              <w:right w:val="single" w:sz="4" w:space="0" w:color="auto"/>
+            </w:tcBorders>
+            <w:shd w:val="clear" w:color="auto" w:fill="D9D9D9" w:themeFill="background1" w:themeFillShade="D9"/>
+            <w:hideMark/>
+          </w:tcPr>
+          <w:p>
+            <w:pPr>
+              <w:spacing w:after="200" w:line="276" w:lineRule="auto"/>
+              <w:rPr>
+                <w:rFonts w:ascii="Arial" w:hAnsi="Arial" w:cs="Arial"/>
+              </w:rPr>
+            </w:pPr>
+            <w:r>
+              <w:rPr>
+                <w:rFonts w:ascii="Arial" w:hAnsi="Arial" w:cs="Arial"/>
+              </w:rPr>
+              <w:t>Problemi riscontrati e soluzioni adottate</w:t>
+            </w:r>
+          </w:p>
+        </w:tc>
+      </w:tr>
+      <w:tr>
+        <w:tc>
+          <w:tcPr>
+            <w:tcW w:w="9854" w:type="dxa"/>
+            <w:tcBorders>
+              <w:top w:val="single" w:sz="4" w:space="0" w:color="auto"/>
+              <w:left w:val="single" w:sz="4" w:space="0" w:color="auto"/>
+              <w:bottom w:val="single" w:sz="4" w:space="0" w:color="auto"/>
+              <w:right w:val="single" w:sz="4" w:space="0" w:color="auto"/>
+            </w:tcBorders>
+            <w:hideMark/>
+          </w:tcPr>
+          <w:p>
+            <w:pPr>
+              <w:spacing w:after="200" w:line="276" w:lineRule="auto"/>
+              <w:rPr>
+                <w:rFonts w:ascii="Arial" w:hAnsi="Arial" w:cs="Arial"/>
+              </w:rPr>
+            </w:pPr>
+            <w:r>
+              <w:rPr>
+                <w:rFonts w:ascii="Arial" w:hAnsi="Arial" w:cs="Arial"/>
+              </w:rPr>
+              <w:t>-</w:t>
+            </w:r>
+          </w:p>
+        </w:tc>
+      </w:tr>
+    </w:tbl>
+    <w:p>
+      <w:pPr>
+        <w:rPr>
+          <w:rFonts w:ascii="Arial" w:hAnsi="Arial" w:cs="Arial"/>
+        </w:rPr>
+      </w:pPr>
+    </w:p>
+    <w:tbl>
+      <w:tblPr>
+        <w:tblStyle w:val="Grigliatabella"/>
+        <w:tblW w:w="0" w:type="auto"/>
+        <w:tblLook w:val="04A0" w:firstRow="1" w:lastRow="0" w:firstColumn="1" w:lastColumn="0" w:noHBand="0" w:noVBand="1"/>
+      </w:tblPr>
+      <w:tblGrid>
+        <w:gridCol w:w="9628"/>
+      </w:tblGrid>
+      <w:tr>
+        <w:tc>
+          <w:tcPr>
+            <w:tcW w:w="9854" w:type="dxa"/>
+            <w:tcBorders>
+              <w:top w:val="single" w:sz="4" w:space="0" w:color="auto"/>
+              <w:left w:val="single" w:sz="4" w:space="0" w:color="auto"/>
+              <w:bottom w:val="single" w:sz="4" w:space="0" w:color="auto"/>
+              <w:right w:val="single" w:sz="4" w:space="0" w:color="auto"/>
+            </w:tcBorders>
+            <w:shd w:val="clear" w:color="auto" w:fill="D9D9D9" w:themeFill="background1" w:themeFillShade="D9"/>
+            <w:hideMark/>
+          </w:tcPr>
+          <w:p>
+            <w:pPr>
+              <w:spacing w:after="200" w:line="276" w:lineRule="auto"/>
+              <w:rPr>
+                <w:rFonts w:ascii="Arial" w:hAnsi="Arial" w:cs="Arial"/>
+              </w:rPr>
+            </w:pPr>
+            <w:r>
+              <w:rPr>
+                <w:rFonts w:ascii="Arial" w:hAnsi="Arial" w:cs="Arial"/>
+              </w:rPr>
+              <w:t>Punto della situazione rispetto alla pianificazione</w:t>
+            </w:r>
+          </w:p>
+        </w:tc>
+      </w:tr>
+      <w:tr>
+        <w:tc>
+          <w:tcPr>
+            <w:tcW w:w="9854" w:type="dxa"/>
+            <w:tcBorders>
+              <w:top w:val="single" w:sz="4" w:space="0" w:color="auto"/>
+              <w:left w:val="single" w:sz="4" w:space="0" w:color="auto"/>
+              <w:bottom w:val="single" w:sz="4" w:space="0" w:color="auto"/>
+              <w:right w:val="single" w:sz="4" w:space="0" w:color="auto"/>
+            </w:tcBorders>
+            <w:hideMark/>
+          </w:tcPr>
+          <w:p>
+            <w:pPr>
+              <w:spacing w:after="200" w:line="276" w:lineRule="auto"/>
+              <w:rPr>
+                <w:rFonts w:ascii="Arial" w:hAnsi="Arial" w:cs="Arial"/>
+              </w:rPr>
+            </w:pPr>
+            <w:r>
+              <w:rPr>
+                <w:rFonts w:ascii="Arial" w:hAnsi="Arial" w:cs="Arial"/>
+              </w:rPr>
+              <w:t>In tempo</w:t>
+            </w:r>
+          </w:p>
+        </w:tc>
+      </w:tr>
+    </w:tbl>
+    <w:p>
+      <w:pPr>
+        <w:rPr>
+          <w:rFonts w:ascii="Arial" w:hAnsi="Arial" w:cs="Arial"/>
+        </w:rPr>
+      </w:pPr>
+    </w:p>
+    <w:tbl>
+      <w:tblPr>
+        <w:tblStyle w:val="Grigliatabella"/>
+        <w:tblW w:w="0" w:type="auto"/>
+        <w:tblLook w:val="04A0" w:firstRow="1" w:lastRow="0" w:firstColumn="1" w:lastColumn="0" w:noHBand="0" w:noVBand="1"/>
+      </w:tblPr>
+      <w:tblGrid>
+        <w:gridCol w:w="9628"/>
+      </w:tblGrid>
+      <w:tr>
+        <w:tc>
+          <w:tcPr>
+            <w:tcW w:w="9854" w:type="dxa"/>
+            <w:tcBorders>
+              <w:top w:val="single" w:sz="4" w:space="0" w:color="auto"/>
+              <w:left w:val="single" w:sz="4" w:space="0" w:color="auto"/>
+              <w:bottom w:val="single" w:sz="4" w:space="0" w:color="auto"/>
+              <w:right w:val="single" w:sz="4" w:space="0" w:color="auto"/>
+            </w:tcBorders>
+            <w:shd w:val="clear" w:color="auto" w:fill="D9D9D9" w:themeFill="background1" w:themeFillShade="D9"/>
+            <w:hideMark/>
+          </w:tcPr>
+          <w:p>
+            <w:pPr>
+              <w:spacing w:after="200" w:line="276" w:lineRule="auto"/>
+              <w:rPr>
+                <w:rFonts w:ascii="Arial" w:hAnsi="Arial" w:cs="Arial"/>
+              </w:rPr>
+            </w:pPr>
+            <w:r>
+              <w:rPr>
+                <w:rFonts w:ascii="Arial" w:hAnsi="Arial" w:cs="Arial"/>
+              </w:rPr>
+              <w:t>Programma di massima per la prossima giornata di lavoro</w:t>
+            </w:r>
+          </w:p>
+        </w:tc>
+      </w:tr>
+      <w:tr>
+        <w:tc>
+          <w:tcPr>
+            <w:tcW w:w="9854" w:type="dxa"/>
+            <w:tcBorders>
+              <w:top w:val="single" w:sz="4" w:space="0" w:color="auto"/>
+              <w:left w:val="single" w:sz="4" w:space="0" w:color="auto"/>
+              <w:bottom w:val="single" w:sz="4" w:space="0" w:color="auto"/>
+              <w:right w:val="single" w:sz="4" w:space="0" w:color="auto"/>
+            </w:tcBorders>
+            <w:hideMark/>
+          </w:tcPr>
+          <w:p>
+            <w:pPr>
+              <w:spacing w:after="200" w:line="276" w:lineRule="auto"/>
+              <w:rPr>
+                <w:rFonts w:ascii="Arial" w:hAnsi="Arial" w:cs="Arial"/>
+                <w:u w:val="single"/>
+              </w:rPr>
+            </w:pPr>
+            <w:r>
+              <w:rPr>
+                <w:rFonts w:ascii="Arial" w:hAnsi="Arial" w:cs="Arial"/>
+              </w:rPr>
+              <w:t>Inizio sviluppo con il primo Sprint</w:t>
             </w:r>
           </w:p>
         </w:tc>
@@ -1333,35 +1750,7 @@
           <w:rPr>
             <w:rFonts w:ascii="Arial" w:hAnsi="Arial" w:cs="Arial"/>
           </w:rPr>
-          <w:t xml:space="preserve">System </w:t>
-        </w:r>
-        <w:proofErr w:type="spellStart"/>
-        <w:r>
-          <w:rPr>
-            <w:rFonts w:ascii="Arial" w:hAnsi="Arial" w:cs="Arial"/>
-          </w:rPr>
-          <w:t>Breach</w:t>
-        </w:r>
-        <w:proofErr w:type="spellEnd"/>
-        <w:r>
-          <w:rPr>
-            <w:rFonts w:ascii="Arial" w:hAnsi="Arial" w:cs="Arial"/>
-          </w:rPr>
-          <w:t xml:space="preserve">: </w:t>
-        </w:r>
-        <w:proofErr w:type="spellStart"/>
-        <w:r>
-          <w:rPr>
-            <w:rFonts w:ascii="Arial" w:hAnsi="Arial" w:cs="Arial"/>
-          </w:rPr>
-          <w:t>Five</w:t>
-        </w:r>
-        <w:proofErr w:type="spellEnd"/>
-        <w:r>
-          <w:rPr>
-            <w:rFonts w:ascii="Arial" w:hAnsi="Arial" w:cs="Arial"/>
-          </w:rPr>
-          <w:t xml:space="preserve"> Nights</w:t>
+          <w:t>System Breach: Five Nights</w:t>
         </w:r>
       </w:sdtContent>
     </w:sdt>
@@ -4232,7 +4621,6 @@
   <w:style w:type="character" w:default="1" w:styleId="Carpredefinitoparagrafo">
     <w:name w:val="Default Paragraph Font"/>
     <w:uiPriority w:val="1"/>
-    <w:semiHidden/>
     <w:unhideWhenUsed/>
   </w:style>
   <w:style w:type="table" w:default="1" w:styleId="Tabellanormale">
@@ -4823,6 +5211,7 @@
     <w:rsid w:val="002746BC"/>
     <w:rsid w:val="00283BFA"/>
     <w:rsid w:val="002A3EDE"/>
+    <w:rsid w:val="002B2057"/>
     <w:rsid w:val="002E249D"/>
     <w:rsid w:val="00304ECD"/>
     <w:rsid w:val="003158F0"/>
@@ -4934,6 +5323,7 @@
     <w:rsid w:val="00EB36D6"/>
     <w:rsid w:val="00EC6CCE"/>
     <w:rsid w:val="00EE4297"/>
+    <w:rsid w:val="00EF65F7"/>
     <w:rsid w:val="00F1629B"/>
     <w:rsid w:val="00F53A00"/>
     <w:rsid w:val="00F6366B"/>

--- a/4_Diari/Diario.docx
+++ b/4_Diari/Diario.docx
@@ -732,21 +732,7 @@
               <w:rPr>
                 <w:rFonts w:ascii="Arial" w:hAnsi="Arial" w:cs="Arial"/>
               </w:rPr>
-              <w:t xml:space="preserve">Finire </w:t>
-            </w:r>
-            <w:proofErr w:type="gramStart"/>
-            <w:r>
-              <w:rPr>
-                <w:rFonts w:ascii="Arial" w:hAnsi="Arial" w:cs="Arial"/>
-              </w:rPr>
-              <w:t>lo use</w:t>
-            </w:r>
-            <w:proofErr w:type="gramEnd"/>
-            <w:r>
-              <w:rPr>
-                <w:rFonts w:ascii="Arial" w:hAnsi="Arial" w:cs="Arial"/>
-              </w:rPr>
-              <w:t xml:space="preserve"> case e fare un activity diagram. Inizio pianificazione.</w:t>
+              <w:t>Finire lo use case e fare un activity diagram. Inizio pianificazione.</w:t>
             </w:r>
           </w:p>
         </w:tc>
@@ -936,21 +922,7 @@
               <w:rPr>
                 <w:rFonts w:ascii="Arial" w:hAnsi="Arial" w:cs="Arial"/>
               </w:rPr>
-              <w:t xml:space="preserve"> </w:t>
-            </w:r>
-            <w:proofErr w:type="gramStart"/>
-            <w:r>
-              <w:rPr>
-                <w:rFonts w:ascii="Arial" w:hAnsi="Arial" w:cs="Arial"/>
-              </w:rPr>
-              <w:t>gli use</w:t>
-            </w:r>
-            <w:proofErr w:type="gramEnd"/>
-            <w:r>
-              <w:rPr>
-                <w:rFonts w:ascii="Arial" w:hAnsi="Arial" w:cs="Arial"/>
-              </w:rPr>
-              <w:t xml:space="preserve"> case per la logica del nostro gioco</w:t>
+              <w:t xml:space="preserve"> gli use case per la logica del nostro gioco</w:t>
             </w:r>
             <w:r>
               <w:rPr>
@@ -1427,21 +1399,7 @@
               <w:rPr>
                 <w:rFonts w:ascii="Arial" w:hAnsi="Arial" w:cs="Arial"/>
               </w:rPr>
-              <w:t xml:space="preserve">Abbiamo completato la fase di ricerca, definendo </w:t>
-            </w:r>
-            <w:proofErr w:type="gramStart"/>
-            <w:r>
-              <w:rPr>
-                <w:rFonts w:ascii="Arial" w:hAnsi="Arial" w:cs="Arial"/>
-              </w:rPr>
-              <w:t>lo use</w:t>
-            </w:r>
-            <w:proofErr w:type="gramEnd"/>
-            <w:r>
-              <w:rPr>
-                <w:rFonts w:ascii="Arial" w:hAnsi="Arial" w:cs="Arial"/>
-              </w:rPr>
-              <w:t xml:space="preserve"> case e i relativi swimlane diagram. La documentazione è stata integrata con l’analisi del dominio, lo scopo del progetto e le descrizioni dettagliate dei processi. Infine, abbiamo redatto e incluso il diagramma di Gantt preventivo.</w:t>
+              <w:t>Abbiamo completato la fase di ricerca, definendo lo use case e i relativi swimlane diagram. La documentazione è stata integrata con l’analisi del dominio, lo scopo del progetto e le descrizioni dettagliate dei processi. Infine, abbiamo redatto e incluso il diagramma di Gantt preventivo.</w:t>
             </w:r>
             <w:r>
               <w:rPr>
@@ -1673,6 +1631,721 @@
               </w:rPr>
               <w:t>Inizio sviluppo con il primo Sprint</w:t>
             </w:r>
+          </w:p>
+        </w:tc>
+      </w:tr>
+    </w:tbl>
+    <w:p>
+      <w:pPr>
+        <w:rPr>
+          <w:rFonts w:ascii="Arial" w:hAnsi="Arial" w:cs="Arial"/>
+        </w:rPr>
+      </w:pPr>
+      <w:r>
+        <w:rPr>
+          <w:rFonts w:ascii="Arial" w:hAnsi="Arial" w:cs="Arial"/>
+        </w:rPr>
+        <w:br w:type="page"/>
+      </w:r>
+    </w:p>
+    <w:tbl>
+      <w:tblPr>
+        <w:tblStyle w:val="Grigliatabella"/>
+        <w:tblW w:w="9634" w:type="dxa"/>
+        <w:tblLook w:val="04A0" w:firstRow="1" w:lastRow="0" w:firstColumn="1" w:lastColumn="0" w:noHBand="0" w:noVBand="1"/>
+      </w:tblPr>
+      <w:tblGrid>
+        <w:gridCol w:w="4803"/>
+        <w:gridCol w:w="4831"/>
+      </w:tblGrid>
+      <w:tr>
+        <w:trPr>
+          <w:trHeight w:hRule="exact" w:val="397"/>
+        </w:trPr>
+        <w:tc>
+          <w:tcPr>
+            <w:tcW w:w="4803" w:type="dxa"/>
+            <w:tcBorders>
+              <w:top w:val="single" w:sz="4" w:space="0" w:color="auto"/>
+              <w:left w:val="single" w:sz="4" w:space="0" w:color="auto"/>
+              <w:bottom w:val="single" w:sz="4" w:space="0" w:color="auto"/>
+              <w:right w:val="single" w:sz="4" w:space="0" w:color="auto"/>
+            </w:tcBorders>
+            <w:vAlign w:val="center"/>
+            <w:hideMark/>
+          </w:tcPr>
+          <w:p>
+            <w:pPr>
+              <w:spacing w:after="200" w:line="276" w:lineRule="auto"/>
+              <w:rPr>
+                <w:rFonts w:ascii="Arial" w:hAnsi="Arial" w:cs="Arial"/>
+              </w:rPr>
+            </w:pPr>
+            <w:r>
+              <w:rPr>
+                <w:rFonts w:ascii="Arial" w:hAnsi="Arial" w:cs="Arial"/>
+              </w:rPr>
+              <w:lastRenderedPageBreak/>
+              <w:t>Luogo</w:t>
+            </w:r>
+          </w:p>
+        </w:tc>
+        <w:tc>
+          <w:tcPr>
+            <w:tcW w:w="4831" w:type="dxa"/>
+            <w:tcBorders>
+              <w:top w:val="single" w:sz="4" w:space="0" w:color="auto"/>
+              <w:left w:val="single" w:sz="4" w:space="0" w:color="auto"/>
+              <w:bottom w:val="single" w:sz="4" w:space="0" w:color="auto"/>
+              <w:right w:val="single" w:sz="4" w:space="0" w:color="auto"/>
+            </w:tcBorders>
+            <w:vAlign w:val="center"/>
+            <w:hideMark/>
+          </w:tcPr>
+          <w:p>
+            <w:pPr>
+              <w:spacing w:after="200" w:line="276" w:lineRule="auto"/>
+              <w:rPr>
+                <w:rFonts w:ascii="Arial" w:hAnsi="Arial" w:cs="Arial"/>
+              </w:rPr>
+            </w:pPr>
+            <w:r>
+              <w:rPr>
+                <w:rFonts w:ascii="Arial" w:hAnsi="Arial" w:cs="Arial"/>
+              </w:rPr>
+              <w:t>Canobbio</w:t>
+            </w:r>
+          </w:p>
+        </w:tc>
+      </w:tr>
+      <w:tr>
+        <w:trPr>
+          <w:trHeight w:hRule="exact" w:val="397"/>
+        </w:trPr>
+        <w:tc>
+          <w:tcPr>
+            <w:tcW w:w="4803" w:type="dxa"/>
+            <w:tcBorders>
+              <w:top w:val="single" w:sz="4" w:space="0" w:color="auto"/>
+              <w:left w:val="single" w:sz="4" w:space="0" w:color="auto"/>
+              <w:bottom w:val="single" w:sz="4" w:space="0" w:color="auto"/>
+              <w:right w:val="single" w:sz="4" w:space="0" w:color="auto"/>
+            </w:tcBorders>
+            <w:vAlign w:val="center"/>
+            <w:hideMark/>
+          </w:tcPr>
+          <w:p>
+            <w:pPr>
+              <w:spacing w:after="200" w:line="276" w:lineRule="auto"/>
+              <w:rPr>
+                <w:rFonts w:ascii="Arial" w:hAnsi="Arial" w:cs="Arial"/>
+              </w:rPr>
+            </w:pPr>
+            <w:r>
+              <w:rPr>
+                <w:rFonts w:ascii="Arial" w:hAnsi="Arial" w:cs="Arial"/>
+              </w:rPr>
+              <w:t>Data</w:t>
+            </w:r>
+          </w:p>
+        </w:tc>
+        <w:tc>
+          <w:tcPr>
+            <w:tcW w:w="4831" w:type="dxa"/>
+            <w:tcBorders>
+              <w:top w:val="single" w:sz="4" w:space="0" w:color="auto"/>
+              <w:left w:val="single" w:sz="4" w:space="0" w:color="auto"/>
+              <w:bottom w:val="single" w:sz="4" w:space="0" w:color="auto"/>
+              <w:right w:val="single" w:sz="4" w:space="0" w:color="auto"/>
+            </w:tcBorders>
+            <w:vAlign w:val="center"/>
+            <w:hideMark/>
+          </w:tcPr>
+          <w:p>
+            <w:pPr>
+              <w:spacing w:after="200" w:line="276" w:lineRule="auto"/>
+              <w:rPr>
+                <w:rFonts w:ascii="Arial" w:hAnsi="Arial" w:cs="Arial"/>
+              </w:rPr>
+            </w:pPr>
+            <w:r>
+              <w:rPr>
+                <w:rFonts w:ascii="Arial" w:hAnsi="Arial" w:cs="Arial"/>
+              </w:rPr>
+              <w:t>27</w:t>
+            </w:r>
+            <w:r>
+              <w:rPr>
+                <w:rFonts w:ascii="Arial" w:hAnsi="Arial" w:cs="Arial"/>
+              </w:rPr>
+              <w:t>.02.2026</w:t>
+            </w:r>
+          </w:p>
+        </w:tc>
+      </w:tr>
+    </w:tbl>
+    <w:p>
+      <w:pPr>
+        <w:rPr>
+          <w:rFonts w:ascii="Arial" w:hAnsi="Arial" w:cs="Arial"/>
+        </w:rPr>
+      </w:pPr>
+    </w:p>
+    <w:tbl>
+      <w:tblPr>
+        <w:tblStyle w:val="Grigliatabella"/>
+        <w:tblW w:w="0" w:type="auto"/>
+        <w:tblLook w:val="04A0" w:firstRow="1" w:lastRow="0" w:firstColumn="1" w:lastColumn="0" w:noHBand="0" w:noVBand="1"/>
+      </w:tblPr>
+      <w:tblGrid>
+        <w:gridCol w:w="9628"/>
+      </w:tblGrid>
+      <w:tr>
+        <w:tc>
+          <w:tcPr>
+            <w:tcW w:w="9854" w:type="dxa"/>
+            <w:tcBorders>
+              <w:top w:val="single" w:sz="4" w:space="0" w:color="auto"/>
+              <w:left w:val="single" w:sz="4" w:space="0" w:color="auto"/>
+              <w:bottom w:val="single" w:sz="4" w:space="0" w:color="auto"/>
+              <w:right w:val="single" w:sz="4" w:space="0" w:color="auto"/>
+            </w:tcBorders>
+            <w:shd w:val="clear" w:color="auto" w:fill="D9D9D9" w:themeFill="background1" w:themeFillShade="D9"/>
+            <w:hideMark/>
+          </w:tcPr>
+          <w:p>
+            <w:pPr>
+              <w:spacing w:after="200" w:line="276" w:lineRule="auto"/>
+              <w:rPr>
+                <w:rFonts w:ascii="Arial" w:hAnsi="Arial" w:cs="Arial"/>
+              </w:rPr>
+            </w:pPr>
+            <w:r>
+              <w:rPr>
+                <w:rFonts w:ascii="Arial" w:hAnsi="Arial" w:cs="Arial"/>
+              </w:rPr>
+              <w:t>Lavori svolti</w:t>
+            </w:r>
+          </w:p>
+        </w:tc>
+      </w:tr>
+      <w:tr>
+        <w:tc>
+          <w:tcPr>
+            <w:tcW w:w="9854" w:type="dxa"/>
+            <w:tcBorders>
+              <w:top w:val="single" w:sz="4" w:space="0" w:color="auto"/>
+              <w:left w:val="single" w:sz="4" w:space="0" w:color="auto"/>
+              <w:bottom w:val="single" w:sz="4" w:space="0" w:color="auto"/>
+              <w:right w:val="single" w:sz="4" w:space="0" w:color="auto"/>
+            </w:tcBorders>
+            <w:hideMark/>
+          </w:tcPr>
+          <w:p>
+            <w:pPr>
+              <w:spacing w:after="200" w:line="276" w:lineRule="auto"/>
+              <w:rPr>
+                <w:rFonts w:ascii="Arial" w:hAnsi="Arial" w:cs="Arial"/>
+              </w:rPr>
+            </w:pPr>
+            <w:r>
+              <w:rPr>
+                <w:rFonts w:ascii="Arial" w:hAnsi="Arial" w:cs="Arial"/>
+              </w:rPr>
+              <w:t>Abbiamo finito di sviluppare gli assets per il menu principale, le impostazioni e il manuale utente.</w:t>
+            </w:r>
+            <w:r>
+              <w:rPr>
+                <w:rFonts w:ascii="Arial" w:hAnsi="Arial" w:cs="Arial"/>
+              </w:rPr>
+              <w:br/>
+              <w:t>Abbiamo fatto ricerche su come cambiare impostazioni specifiche in GameMaker, su funzionamenti avanzati di git per evitare conflitti.</w:t>
+            </w:r>
+            <w:r>
+              <w:rPr>
+                <w:rFonts w:ascii="Arial" w:hAnsi="Arial" w:cs="Arial"/>
+              </w:rPr>
+              <w:br/>
+              <w:t>Inizio sviluppo logica di back-end per gestire le interazioni.</w:t>
+            </w:r>
+          </w:p>
+        </w:tc>
+      </w:tr>
+    </w:tbl>
+    <w:p>
+      <w:pPr>
+        <w:rPr>
+          <w:rFonts w:ascii="Arial" w:hAnsi="Arial" w:cs="Arial"/>
+        </w:rPr>
+      </w:pPr>
+    </w:p>
+    <w:tbl>
+      <w:tblPr>
+        <w:tblStyle w:val="Grigliatabella"/>
+        <w:tblW w:w="0" w:type="auto"/>
+        <w:tblLook w:val="04A0" w:firstRow="1" w:lastRow="0" w:firstColumn="1" w:lastColumn="0" w:noHBand="0" w:noVBand="1"/>
+      </w:tblPr>
+      <w:tblGrid>
+        <w:gridCol w:w="9628"/>
+      </w:tblGrid>
+      <w:tr>
+        <w:tc>
+          <w:tcPr>
+            <w:tcW w:w="9854" w:type="dxa"/>
+            <w:tcBorders>
+              <w:top w:val="single" w:sz="4" w:space="0" w:color="auto"/>
+              <w:left w:val="single" w:sz="4" w:space="0" w:color="auto"/>
+              <w:bottom w:val="single" w:sz="4" w:space="0" w:color="auto"/>
+              <w:right w:val="single" w:sz="4" w:space="0" w:color="auto"/>
+            </w:tcBorders>
+            <w:shd w:val="clear" w:color="auto" w:fill="D9D9D9" w:themeFill="background1" w:themeFillShade="D9"/>
+            <w:hideMark/>
+          </w:tcPr>
+          <w:p>
+            <w:pPr>
+              <w:spacing w:after="200" w:line="276" w:lineRule="auto"/>
+              <w:rPr>
+                <w:rFonts w:ascii="Arial" w:hAnsi="Arial" w:cs="Arial"/>
+              </w:rPr>
+            </w:pPr>
+            <w:r>
+              <w:rPr>
+                <w:rFonts w:ascii="Arial" w:hAnsi="Arial" w:cs="Arial"/>
+              </w:rPr>
+              <w:t>Problemi riscontrati e soluzioni adottate</w:t>
+            </w:r>
+          </w:p>
+        </w:tc>
+      </w:tr>
+      <w:tr>
+        <w:tc>
+          <w:tcPr>
+            <w:tcW w:w="9854" w:type="dxa"/>
+            <w:tcBorders>
+              <w:top w:val="single" w:sz="4" w:space="0" w:color="auto"/>
+              <w:left w:val="single" w:sz="4" w:space="0" w:color="auto"/>
+              <w:bottom w:val="single" w:sz="4" w:space="0" w:color="auto"/>
+              <w:right w:val="single" w:sz="4" w:space="0" w:color="auto"/>
+            </w:tcBorders>
+            <w:hideMark/>
+          </w:tcPr>
+          <w:p>
+            <w:pPr>
+              <w:spacing w:after="200" w:line="276" w:lineRule="auto"/>
+              <w:rPr>
+                <w:rFonts w:ascii="Arial" w:hAnsi="Arial" w:cs="Arial"/>
+              </w:rPr>
+            </w:pPr>
+            <w:r>
+              <w:rPr>
+                <w:rFonts w:ascii="Arial" w:hAnsi="Arial" w:cs="Arial"/>
+              </w:rPr>
+              <w:t>Discussioni accese tra membri del team, trattando l’argomento di design delle interfacce e delle loro funzionalità. Risolto grazie a persone esterne che hanno dato la loro opinione al riguardo.</w:t>
+            </w:r>
+          </w:p>
+          <w:p>
+            <w:pPr>
+              <w:spacing w:after="200" w:line="276" w:lineRule="auto"/>
+              <w:rPr>
+                <w:rFonts w:ascii="Arial" w:hAnsi="Arial" w:cs="Arial"/>
+              </w:rPr>
+            </w:pPr>
+            <w:r>
+              <w:rPr>
+                <w:rFonts w:ascii="Arial" w:hAnsi="Arial" w:cs="Arial"/>
+              </w:rPr>
+              <w:t>Problemi con l’organizzazione delle versioni su github, ci sono stati dei file che in alcune situazioni venivano modificati da più persone, e questo provocava problemi di merging da parte di GitHub. Per risolvere abbiamo dovuto riprendere un push vecchio ed allinearci tutti ad esso, per evitare il più possibile i conflitti.</w:t>
+            </w:r>
+          </w:p>
+        </w:tc>
+      </w:tr>
+    </w:tbl>
+    <w:p>
+      <w:pPr>
+        <w:rPr>
+          <w:rFonts w:ascii="Arial" w:hAnsi="Arial" w:cs="Arial"/>
+        </w:rPr>
+      </w:pPr>
+    </w:p>
+    <w:tbl>
+      <w:tblPr>
+        <w:tblStyle w:val="Grigliatabella"/>
+        <w:tblW w:w="0" w:type="auto"/>
+        <w:tblLook w:val="04A0" w:firstRow="1" w:lastRow="0" w:firstColumn="1" w:lastColumn="0" w:noHBand="0" w:noVBand="1"/>
+      </w:tblPr>
+      <w:tblGrid>
+        <w:gridCol w:w="9628"/>
+      </w:tblGrid>
+      <w:tr>
+        <w:tc>
+          <w:tcPr>
+            <w:tcW w:w="9854" w:type="dxa"/>
+            <w:tcBorders>
+              <w:top w:val="single" w:sz="4" w:space="0" w:color="auto"/>
+              <w:left w:val="single" w:sz="4" w:space="0" w:color="auto"/>
+              <w:bottom w:val="single" w:sz="4" w:space="0" w:color="auto"/>
+              <w:right w:val="single" w:sz="4" w:space="0" w:color="auto"/>
+            </w:tcBorders>
+            <w:shd w:val="clear" w:color="auto" w:fill="D9D9D9" w:themeFill="background1" w:themeFillShade="D9"/>
+            <w:hideMark/>
+          </w:tcPr>
+          <w:p>
+            <w:pPr>
+              <w:spacing w:after="200" w:line="276" w:lineRule="auto"/>
+              <w:rPr>
+                <w:rFonts w:ascii="Arial" w:hAnsi="Arial" w:cs="Arial"/>
+              </w:rPr>
+            </w:pPr>
+            <w:r>
+              <w:rPr>
+                <w:rFonts w:ascii="Arial" w:hAnsi="Arial" w:cs="Arial"/>
+              </w:rPr>
+              <w:t>Punto della situazione rispetto alla pianificazione</w:t>
+            </w:r>
+          </w:p>
+        </w:tc>
+      </w:tr>
+      <w:tr>
+        <w:tc>
+          <w:tcPr>
+            <w:tcW w:w="9854" w:type="dxa"/>
+            <w:tcBorders>
+              <w:top w:val="single" w:sz="4" w:space="0" w:color="auto"/>
+              <w:left w:val="single" w:sz="4" w:space="0" w:color="auto"/>
+              <w:bottom w:val="single" w:sz="4" w:space="0" w:color="auto"/>
+              <w:right w:val="single" w:sz="4" w:space="0" w:color="auto"/>
+            </w:tcBorders>
+            <w:hideMark/>
+          </w:tcPr>
+          <w:p>
+            <w:pPr>
+              <w:spacing w:after="200" w:line="276" w:lineRule="auto"/>
+              <w:rPr>
+                <w:rFonts w:ascii="Arial" w:hAnsi="Arial" w:cs="Arial"/>
+              </w:rPr>
+            </w:pPr>
+            <w:r>
+              <w:rPr>
+                <w:rFonts w:ascii="Arial" w:hAnsi="Arial" w:cs="Arial"/>
+              </w:rPr>
+              <w:t>In tempo</w:t>
+            </w:r>
+          </w:p>
+        </w:tc>
+      </w:tr>
+    </w:tbl>
+    <w:p>
+      <w:pPr>
+        <w:rPr>
+          <w:rFonts w:ascii="Arial" w:hAnsi="Arial" w:cs="Arial"/>
+        </w:rPr>
+      </w:pPr>
+    </w:p>
+    <w:tbl>
+      <w:tblPr>
+        <w:tblStyle w:val="Grigliatabella"/>
+        <w:tblW w:w="0" w:type="auto"/>
+        <w:tblLook w:val="04A0" w:firstRow="1" w:lastRow="0" w:firstColumn="1" w:lastColumn="0" w:noHBand="0" w:noVBand="1"/>
+      </w:tblPr>
+      <w:tblGrid>
+        <w:gridCol w:w="9628"/>
+      </w:tblGrid>
+      <w:tr>
+        <w:tc>
+          <w:tcPr>
+            <w:tcW w:w="9854" w:type="dxa"/>
+            <w:tcBorders>
+              <w:top w:val="single" w:sz="4" w:space="0" w:color="auto"/>
+              <w:left w:val="single" w:sz="4" w:space="0" w:color="auto"/>
+              <w:bottom w:val="single" w:sz="4" w:space="0" w:color="auto"/>
+              <w:right w:val="single" w:sz="4" w:space="0" w:color="auto"/>
+            </w:tcBorders>
+            <w:shd w:val="clear" w:color="auto" w:fill="D9D9D9" w:themeFill="background1" w:themeFillShade="D9"/>
+            <w:hideMark/>
+          </w:tcPr>
+          <w:p>
+            <w:pPr>
+              <w:spacing w:after="200" w:line="276" w:lineRule="auto"/>
+              <w:rPr>
+                <w:rFonts w:ascii="Arial" w:hAnsi="Arial" w:cs="Arial"/>
+              </w:rPr>
+            </w:pPr>
+            <w:r>
+              <w:rPr>
+                <w:rFonts w:ascii="Arial" w:hAnsi="Arial" w:cs="Arial"/>
+              </w:rPr>
+              <w:t>Programma di massima per la prossima giornata di lavoro</w:t>
+            </w:r>
+          </w:p>
+        </w:tc>
+      </w:tr>
+      <w:tr>
+        <w:tc>
+          <w:tcPr>
+            <w:tcW w:w="9854" w:type="dxa"/>
+            <w:tcBorders>
+              <w:top w:val="single" w:sz="4" w:space="0" w:color="auto"/>
+              <w:left w:val="single" w:sz="4" w:space="0" w:color="auto"/>
+              <w:bottom w:val="single" w:sz="4" w:space="0" w:color="auto"/>
+              <w:right w:val="single" w:sz="4" w:space="0" w:color="auto"/>
+            </w:tcBorders>
+            <w:hideMark/>
+          </w:tcPr>
+          <w:p>
+            <w:pPr>
+              <w:spacing w:after="200" w:line="276" w:lineRule="auto"/>
+              <w:rPr>
+                <w:rFonts w:ascii="Arial" w:hAnsi="Arial" w:cs="Arial"/>
+                <w:u w:val="single"/>
+              </w:rPr>
+            </w:pPr>
+            <w:r>
+              <w:rPr>
+                <w:rFonts w:ascii="Arial" w:hAnsi="Arial" w:cs="Arial"/>
+              </w:rPr>
+              <w:t>Finire sprint 1 (menu).</w:t>
+            </w:r>
+          </w:p>
+        </w:tc>
+      </w:tr>
+    </w:tbl>
+    <w:p>
+      <w:pPr>
+        <w:rPr>
+          <w:rFonts w:ascii="Arial" w:hAnsi="Arial" w:cs="Arial"/>
+        </w:rPr>
+      </w:pPr>
+    </w:p>
+    <w:p>
+      <w:pPr>
+        <w:pStyle w:val="Titolo2"/>
+        <w:rPr>
+          <w:sz w:val="36"/>
+        </w:rPr>
+      </w:pPr>
+      <w:r>
+        <w:rPr>
+          <w:sz w:val="36"/>
+        </w:rPr>
+        <w:t>Agile</w:t>
+      </w:r>
+      <w:r>
+        <w:rPr>
+          <w:sz w:val="36"/>
+        </w:rPr>
+        <w:t xml:space="preserve"> - Resoconto</w:t>
+      </w:r>
+    </w:p>
+    <w:tbl>
+      <w:tblPr>
+        <w:tblStyle w:val="Grigliatabella"/>
+        <w:tblW w:w="0" w:type="auto"/>
+        <w:tblLook w:val="04A0" w:firstRow="1" w:lastRow="0" w:firstColumn="1" w:lastColumn="0" w:noHBand="0" w:noVBand="1"/>
+      </w:tblPr>
+      <w:tblGrid>
+        <w:gridCol w:w="9628"/>
+      </w:tblGrid>
+      <w:tr>
+        <w:tc>
+          <w:tcPr>
+            <w:tcW w:w="9854" w:type="dxa"/>
+            <w:shd w:val="clear" w:color="auto" w:fill="D9D9D9" w:themeFill="background1" w:themeFillShade="D9"/>
+          </w:tcPr>
+          <w:p>
+            <w:pPr>
+              <w:rPr>
+                <w:rFonts w:ascii="Arial" w:hAnsi="Arial" w:cs="Arial"/>
+              </w:rPr>
+            </w:pPr>
+            <w:r>
+              <w:rPr>
+                <w:rFonts w:ascii="Arial" w:hAnsi="Arial" w:cs="Arial"/>
+              </w:rPr>
+              <w:t>Daily Scrum</w:t>
+            </w:r>
+          </w:p>
+        </w:tc>
+      </w:tr>
+      <w:tr>
+        <w:tc>
+          <w:tcPr>
+            <w:tcW w:w="9854" w:type="dxa"/>
+          </w:tcPr>
+          <w:p>
+            <w:pPr>
+              <w:rPr>
+                <w:rFonts w:ascii="Arial" w:hAnsi="Arial" w:cs="Arial"/>
+              </w:rPr>
+            </w:pPr>
+            <w:r>
+              <w:rPr>
+                <w:rFonts w:ascii="Arial" w:hAnsi="Arial" w:cs="Arial"/>
+              </w:rPr>
+              <w:t>Abbiamo discusso di come organizzare il primo sprint che riguarda la creazione del menu.</w:t>
+            </w:r>
+            <w:r>
+              <w:rPr>
+                <w:rFonts w:ascii="Arial" w:hAnsi="Arial" w:cs="Arial"/>
+              </w:rPr>
+              <w:br/>
+              <w:t>Abbiamo assegnato i lavori a ciascun partecipante del team, in modo da collaborare al meglio.</w:t>
+            </w:r>
+          </w:p>
+        </w:tc>
+      </w:tr>
+    </w:tbl>
+    <w:p>
+      <w:pPr>
+        <w:rPr>
+          <w:rFonts w:ascii="Arial" w:hAnsi="Arial" w:cs="Arial"/>
+        </w:rPr>
+      </w:pPr>
+    </w:p>
+    <w:tbl>
+      <w:tblPr>
+        <w:tblStyle w:val="Grigliatabella"/>
+        <w:tblW w:w="0" w:type="auto"/>
+        <w:tblLook w:val="04A0" w:firstRow="1" w:lastRow="0" w:firstColumn="1" w:lastColumn="0" w:noHBand="0" w:noVBand="1"/>
+      </w:tblPr>
+      <w:tblGrid>
+        <w:gridCol w:w="9628"/>
+      </w:tblGrid>
+      <w:tr>
+        <w:tc>
+          <w:tcPr>
+            <w:tcW w:w="9854" w:type="dxa"/>
+            <w:shd w:val="clear" w:color="auto" w:fill="D9D9D9" w:themeFill="background1" w:themeFillShade="D9"/>
+          </w:tcPr>
+          <w:p>
+            <w:pPr>
+              <w:rPr>
+                <w:rFonts w:ascii="Arial" w:hAnsi="Arial" w:cs="Arial"/>
+              </w:rPr>
+            </w:pPr>
+            <w:r>
+              <w:rPr>
+                <w:rFonts w:ascii="Arial" w:hAnsi="Arial" w:cs="Arial"/>
+              </w:rPr>
+              <w:t>Sprint Planning</w:t>
+            </w:r>
+          </w:p>
+        </w:tc>
+      </w:tr>
+      <w:tr>
+        <w:tc>
+          <w:tcPr>
+            <w:tcW w:w="9854" w:type="dxa"/>
+          </w:tcPr>
+          <w:p>
+            <w:pPr>
+              <w:rPr>
+                <w:rFonts w:ascii="Arial" w:hAnsi="Arial" w:cs="Arial"/>
+              </w:rPr>
+            </w:pPr>
+          </w:p>
+        </w:tc>
+      </w:tr>
+    </w:tbl>
+    <w:p>
+      <w:pPr>
+        <w:rPr>
+          <w:rFonts w:ascii="Arial" w:hAnsi="Arial" w:cs="Arial"/>
+        </w:rPr>
+      </w:pPr>
+    </w:p>
+    <w:tbl>
+      <w:tblPr>
+        <w:tblStyle w:val="Grigliatabella"/>
+        <w:tblW w:w="0" w:type="auto"/>
+        <w:tblLook w:val="04A0" w:firstRow="1" w:lastRow="0" w:firstColumn="1" w:lastColumn="0" w:noHBand="0" w:noVBand="1"/>
+      </w:tblPr>
+      <w:tblGrid>
+        <w:gridCol w:w="9628"/>
+      </w:tblGrid>
+      <w:tr>
+        <w:tc>
+          <w:tcPr>
+            <w:tcW w:w="9854" w:type="dxa"/>
+            <w:shd w:val="clear" w:color="auto" w:fill="D9D9D9" w:themeFill="background1" w:themeFillShade="D9"/>
+          </w:tcPr>
+          <w:p>
+            <w:pPr>
+              <w:rPr>
+                <w:rFonts w:ascii="Arial" w:hAnsi="Arial" w:cs="Arial"/>
+              </w:rPr>
+            </w:pPr>
+            <w:r>
+              <w:rPr>
+                <w:rFonts w:ascii="Arial" w:hAnsi="Arial" w:cs="Arial"/>
+              </w:rPr>
+              <w:t>Sprint Review</w:t>
+            </w:r>
+          </w:p>
+        </w:tc>
+      </w:tr>
+      <w:tr>
+        <w:tc>
+          <w:tcPr>
+            <w:tcW w:w="9854" w:type="dxa"/>
+          </w:tcPr>
+          <w:p>
+            <w:pPr>
+              <w:rPr>
+                <w:rFonts w:ascii="Arial" w:hAnsi="Arial" w:cs="Arial"/>
+              </w:rPr>
+            </w:pPr>
+          </w:p>
+        </w:tc>
+      </w:tr>
+    </w:tbl>
+    <w:p>
+      <w:pPr>
+        <w:rPr>
+          <w:rFonts w:ascii="Arial" w:hAnsi="Arial" w:cs="Arial"/>
+        </w:rPr>
+      </w:pPr>
+    </w:p>
+    <w:tbl>
+      <w:tblPr>
+        <w:tblStyle w:val="Grigliatabella"/>
+        <w:tblW w:w="0" w:type="auto"/>
+        <w:tblLook w:val="04A0" w:firstRow="1" w:lastRow="0" w:firstColumn="1" w:lastColumn="0" w:noHBand="0" w:noVBand="1"/>
+      </w:tblPr>
+      <w:tblGrid>
+        <w:gridCol w:w="9628"/>
+      </w:tblGrid>
+      <w:tr>
+        <w:tc>
+          <w:tcPr>
+            <w:tcW w:w="9854" w:type="dxa"/>
+            <w:shd w:val="clear" w:color="auto" w:fill="D9D9D9" w:themeFill="background1" w:themeFillShade="D9"/>
+          </w:tcPr>
+          <w:p>
+            <w:pPr>
+              <w:rPr>
+                <w:rFonts w:ascii="Arial" w:hAnsi="Arial" w:cs="Arial"/>
+              </w:rPr>
+            </w:pPr>
+            <w:r>
+              <w:rPr>
+                <w:rFonts w:ascii="Arial" w:hAnsi="Arial" w:cs="Arial"/>
+              </w:rPr>
+              <w:t>Sprint Retrospective</w:t>
+            </w:r>
+          </w:p>
+        </w:tc>
+      </w:tr>
+      <w:tr>
+        <w:tc>
+          <w:tcPr>
+            <w:tcW w:w="9854" w:type="dxa"/>
+          </w:tcPr>
+          <w:p>
+            <w:pPr>
+              <w:rPr>
+                <w:rFonts w:ascii="Arial" w:hAnsi="Arial" w:cs="Arial"/>
+              </w:rPr>
+            </w:pPr>
           </w:p>
         </w:tc>
       </w:tr>
@@ -4618,6 +5291,28 @@
     <w:qFormat/>
     <w:rsid w:val="00632B06"/>
   </w:style>
+  <w:style w:type="paragraph" w:styleId="Titolo2">
+    <w:name w:val="heading 2"/>
+    <w:basedOn w:val="Normale"/>
+    <w:next w:val="Normale"/>
+    <w:link w:val="Titolo2Carattere"/>
+    <w:uiPriority w:val="9"/>
+    <w:unhideWhenUsed/>
+    <w:qFormat/>
+    <w:rsid w:val="00241C04"/>
+    <w:pPr>
+      <w:keepNext/>
+      <w:keepLines/>
+      <w:spacing w:before="40" w:after="0"/>
+      <w:outlineLvl w:val="1"/>
+    </w:pPr>
+    <w:rPr>
+      <w:rFonts w:asciiTheme="majorHAnsi" w:eastAsiaTheme="majorEastAsia" w:hAnsiTheme="majorHAnsi" w:cstheme="majorBidi"/>
+      <w:color w:val="365F91" w:themeColor="accent1" w:themeShade="BF"/>
+      <w:sz w:val="26"/>
+      <w:szCs w:val="26"/>
+    </w:rPr>
+  </w:style>
   <w:style w:type="character" w:default="1" w:styleId="Carpredefinitoparagrafo">
     <w:name w:val="Default Paragraph Font"/>
     <w:uiPriority w:val="1"/>
@@ -5059,6 +5754,19 @@
       <w:lang w:eastAsia="it-CH"/>
     </w:rPr>
   </w:style>
+  <w:style w:type="character" w:customStyle="1" w:styleId="Titolo2Carattere">
+    <w:name w:val="Titolo 2 Carattere"/>
+    <w:basedOn w:val="Carpredefinitoparagrafo"/>
+    <w:link w:val="Titolo2"/>
+    <w:uiPriority w:val="9"/>
+    <w:rsid w:val="00241C04"/>
+    <w:rPr>
+      <w:rFonts w:asciiTheme="majorHAnsi" w:eastAsiaTheme="majorEastAsia" w:hAnsiTheme="majorHAnsi" w:cstheme="majorBidi"/>
+      <w:color w:val="365F91" w:themeColor="accent1" w:themeShade="BF"/>
+      <w:sz w:val="26"/>
+      <w:szCs w:val="26"/>
+    </w:rPr>
+  </w:style>
 </w:styles>
 </file>
 
@@ -5135,19 +5843,19 @@
     <w:pitch w:val="variable"/>
     <w:sig w:usb0="00000000" w:usb1="10000000" w:usb2="00000000" w:usb3="00000000" w:csb0="80000000" w:csb1="00000000"/>
   </w:font>
+  <w:font w:name="Cambria">
+    <w:panose1 w:val="02040503050406030204"/>
+    <w:charset w:val="00"/>
+    <w:family w:val="roman"/>
+    <w:pitch w:val="variable"/>
+    <w:sig w:usb0="E00006FF" w:usb1="420024FF" w:usb2="02000000" w:usb3="00000000" w:csb0="0000019F" w:csb1="00000000"/>
+  </w:font>
   <w:font w:name="Tahoma">
     <w:panose1 w:val="020B0604030504040204"/>
     <w:charset w:val="00"/>
     <w:family w:val="swiss"/>
     <w:pitch w:val="variable"/>
     <w:sig w:usb0="E1002EFF" w:usb1="C000605B" w:usb2="00000029" w:usb3="00000000" w:csb0="000101FF" w:csb1="00000000"/>
-  </w:font>
-  <w:font w:name="Cambria">
-    <w:panose1 w:val="02040503050406030204"/>
-    <w:charset w:val="00"/>
-    <w:family w:val="roman"/>
-    <w:pitch w:val="variable"/>
-    <w:sig w:usb0="E00006FF" w:usb1="420024FF" w:usb2="02000000" w:usb3="00000000" w:csb0="0000019F" w:csb1="00000000"/>
   </w:font>
   <w:font w:name="Arial">
     <w:panose1 w:val="020B0604020202020204"/>
@@ -5236,6 +5944,7 @@
     <w:rsid w:val="00515C71"/>
     <w:rsid w:val="00540959"/>
     <w:rsid w:val="00544CC3"/>
+    <w:rsid w:val="005604D7"/>
     <w:rsid w:val="00580D3A"/>
     <w:rsid w:val="00594413"/>
     <w:rsid w:val="005B2EF9"/>
@@ -5324,6 +6033,7 @@
     <w:rsid w:val="00EC6CCE"/>
     <w:rsid w:val="00EE4297"/>
     <w:rsid w:val="00EF65F7"/>
+    <w:rsid w:val="00F10829"/>
     <w:rsid w:val="00F1629B"/>
     <w:rsid w:val="00F53A00"/>
     <w:rsid w:val="00F6366B"/>

--- a/4_Diari/Diario.docx
+++ b/4_Diari/Diario.docx
@@ -732,7 +732,35 @@
               <w:rPr>
                 <w:rFonts w:ascii="Arial" w:hAnsi="Arial" w:cs="Arial"/>
               </w:rPr>
-              <w:t>Finire lo use case e fare un activity diagram. Inizio pianificazione.</w:t>
+              <w:t xml:space="preserve">Finire </w:t>
+            </w:r>
+            <w:proofErr w:type="gramStart"/>
+            <w:r>
+              <w:rPr>
+                <w:rFonts w:ascii="Arial" w:hAnsi="Arial" w:cs="Arial"/>
+              </w:rPr>
+              <w:t>lo use</w:t>
+            </w:r>
+            <w:proofErr w:type="gramEnd"/>
+            <w:r>
+              <w:rPr>
+                <w:rFonts w:ascii="Arial" w:hAnsi="Arial" w:cs="Arial"/>
+              </w:rPr>
+              <w:t xml:space="preserve"> case e fare un activity </w:t>
+            </w:r>
+            <w:proofErr w:type="spellStart"/>
+            <w:r>
+              <w:rPr>
+                <w:rFonts w:ascii="Arial" w:hAnsi="Arial" w:cs="Arial"/>
+              </w:rPr>
+              <w:t>diagram</w:t>
+            </w:r>
+            <w:proofErr w:type="spellEnd"/>
+            <w:r>
+              <w:rPr>
+                <w:rFonts w:ascii="Arial" w:hAnsi="Arial" w:cs="Arial"/>
+              </w:rPr>
+              <w:t>. Inizio pianificazione.</w:t>
             </w:r>
           </w:p>
         </w:tc>
@@ -922,7 +950,21 @@
               <w:rPr>
                 <w:rFonts w:ascii="Arial" w:hAnsi="Arial" w:cs="Arial"/>
               </w:rPr>
-              <w:t xml:space="preserve"> gli use case per la logica del nostro gioco</w:t>
+              <w:t xml:space="preserve"> </w:t>
+            </w:r>
+            <w:proofErr w:type="gramStart"/>
+            <w:r>
+              <w:rPr>
+                <w:rFonts w:ascii="Arial" w:hAnsi="Arial" w:cs="Arial"/>
+              </w:rPr>
+              <w:t>gli use</w:t>
+            </w:r>
+            <w:proofErr w:type="gramEnd"/>
+            <w:r>
+              <w:rPr>
+                <w:rFonts w:ascii="Arial" w:hAnsi="Arial" w:cs="Arial"/>
+              </w:rPr>
+              <w:t xml:space="preserve"> case per la logica del nostro gioco</w:t>
             </w:r>
             <w:r>
               <w:rPr>
@@ -971,7 +1013,21 @@
               <w:rPr>
                 <w:rFonts w:ascii="Arial" w:hAnsi="Arial" w:cs="Arial"/>
               </w:rPr>
-              <w:t xml:space="preserve"> a creare la grafica e la storia del nostro gioco e iniziato a fare i mockup.</w:t>
+              <w:t xml:space="preserve"> a creare la grafica e la storia del nostro gioco e iniziato a fare i </w:t>
+            </w:r>
+            <w:proofErr w:type="spellStart"/>
+            <w:r>
+              <w:rPr>
+                <w:rFonts w:ascii="Arial" w:hAnsi="Arial" w:cs="Arial"/>
+              </w:rPr>
+              <w:t>mockup</w:t>
+            </w:r>
+            <w:proofErr w:type="spellEnd"/>
+            <w:r>
+              <w:rPr>
+                <w:rFonts w:ascii="Arial" w:hAnsi="Arial" w:cs="Arial"/>
+              </w:rPr>
+              <w:t>.</w:t>
             </w:r>
           </w:p>
         </w:tc>
@@ -1170,8 +1226,30 @@
               <w:rPr>
                 <w:rFonts w:ascii="Arial" w:hAnsi="Arial" w:cs="Arial"/>
               </w:rPr>
-              <w:t>, continuo mockup e grafica, sviluppo Activity Diagram</w:t>
-            </w:r>
+              <w:t xml:space="preserve">, continuo </w:t>
+            </w:r>
+            <w:proofErr w:type="spellStart"/>
+            <w:r>
+              <w:rPr>
+                <w:rFonts w:ascii="Arial" w:hAnsi="Arial" w:cs="Arial"/>
+              </w:rPr>
+              <w:t>mockup</w:t>
+            </w:r>
+            <w:proofErr w:type="spellEnd"/>
+            <w:r>
+              <w:rPr>
+                <w:rFonts w:ascii="Arial" w:hAnsi="Arial" w:cs="Arial"/>
+              </w:rPr>
+              <w:t xml:space="preserve"> e grafica, sviluppo Activity </w:t>
+            </w:r>
+            <w:proofErr w:type="spellStart"/>
+            <w:r>
+              <w:rPr>
+                <w:rFonts w:ascii="Arial" w:hAnsi="Arial" w:cs="Arial"/>
+              </w:rPr>
+              <w:t>Diagram</w:t>
+            </w:r>
+            <w:proofErr w:type="spellEnd"/>
             <w:r>
               <w:rPr>
                 <w:rFonts w:ascii="Arial" w:hAnsi="Arial" w:cs="Arial"/>
@@ -1399,7 +1477,63 @@
               <w:rPr>
                 <w:rFonts w:ascii="Arial" w:hAnsi="Arial" w:cs="Arial"/>
               </w:rPr>
-              <w:t>Abbiamo completato la fase di ricerca, definendo lo use case e i relativi swimlane diagram. La documentazione è stata integrata con l’analisi del dominio, lo scopo del progetto e le descrizioni dettagliate dei processi. Infine, abbiamo redatto e incluso il diagramma di Gantt preventivo.</w:t>
+              <w:t xml:space="preserve">Abbiamo completato la fase di ricerca, definendo </w:t>
+            </w:r>
+            <w:proofErr w:type="gramStart"/>
+            <w:r>
+              <w:rPr>
+                <w:rFonts w:ascii="Arial" w:hAnsi="Arial" w:cs="Arial"/>
+              </w:rPr>
+              <w:t>lo use</w:t>
+            </w:r>
+            <w:proofErr w:type="gramEnd"/>
+            <w:r>
+              <w:rPr>
+                <w:rFonts w:ascii="Arial" w:hAnsi="Arial" w:cs="Arial"/>
+              </w:rPr>
+              <w:t xml:space="preserve"> case e i relativi </w:t>
+            </w:r>
+            <w:proofErr w:type="spellStart"/>
+            <w:r>
+              <w:rPr>
+                <w:rFonts w:ascii="Arial" w:hAnsi="Arial" w:cs="Arial"/>
+              </w:rPr>
+              <w:t>swimlane</w:t>
+            </w:r>
+            <w:proofErr w:type="spellEnd"/>
+            <w:r>
+              <w:rPr>
+                <w:rFonts w:ascii="Arial" w:hAnsi="Arial" w:cs="Arial"/>
+              </w:rPr>
+              <w:t xml:space="preserve"> </w:t>
+            </w:r>
+            <w:proofErr w:type="spellStart"/>
+            <w:r>
+              <w:rPr>
+                <w:rFonts w:ascii="Arial" w:hAnsi="Arial" w:cs="Arial"/>
+              </w:rPr>
+              <w:t>diagram</w:t>
+            </w:r>
+            <w:proofErr w:type="spellEnd"/>
+            <w:r>
+              <w:rPr>
+                <w:rFonts w:ascii="Arial" w:hAnsi="Arial" w:cs="Arial"/>
+              </w:rPr>
+              <w:t xml:space="preserve">. La documentazione è stata integrata con l’analisi del dominio, lo scopo del progetto e le descrizioni dettagliate dei processi. Infine, abbiamo redatto e incluso il diagramma di </w:t>
+            </w:r>
+            <w:proofErr w:type="spellStart"/>
+            <w:r>
+              <w:rPr>
+                <w:rFonts w:ascii="Arial" w:hAnsi="Arial" w:cs="Arial"/>
+              </w:rPr>
+              <w:t>Gantt</w:t>
+            </w:r>
+            <w:proofErr w:type="spellEnd"/>
+            <w:r>
+              <w:rPr>
+                <w:rFonts w:ascii="Arial" w:hAnsi="Arial" w:cs="Arial"/>
+              </w:rPr>
+              <w:t xml:space="preserve"> preventivo.</w:t>
             </w:r>
             <w:r>
               <w:rPr>
@@ -1859,7 +1993,35 @@
                 <w:rFonts w:ascii="Arial" w:hAnsi="Arial" w:cs="Arial"/>
               </w:rPr>
               <w:br/>
-              <w:t>Abbiamo fatto ricerche su come cambiare impostazioni specifiche in GameMaker, su funzionamenti avanzati di git per evitare conflitti.</w:t>
+              <w:t xml:space="preserve">Abbiamo fatto ricerche su come cambiare impostazioni specifiche in </w:t>
+            </w:r>
+            <w:proofErr w:type="spellStart"/>
+            <w:r>
+              <w:rPr>
+                <w:rFonts w:ascii="Arial" w:hAnsi="Arial" w:cs="Arial"/>
+              </w:rPr>
+              <w:t>GameMaker</w:t>
+            </w:r>
+            <w:proofErr w:type="spellEnd"/>
+            <w:r>
+              <w:rPr>
+                <w:rFonts w:ascii="Arial" w:hAnsi="Arial" w:cs="Arial"/>
+              </w:rPr>
+              <w:t xml:space="preserve">, su funzionamenti avanzati di </w:t>
+            </w:r>
+            <w:proofErr w:type="spellStart"/>
+            <w:r>
+              <w:rPr>
+                <w:rFonts w:ascii="Arial" w:hAnsi="Arial" w:cs="Arial"/>
+              </w:rPr>
+              <w:t>git</w:t>
+            </w:r>
+            <w:proofErr w:type="spellEnd"/>
+            <w:r>
+              <w:rPr>
+                <w:rFonts w:ascii="Arial" w:hAnsi="Arial" w:cs="Arial"/>
+              </w:rPr>
+              <w:t xml:space="preserve"> per evitare conflitti.</w:t>
             </w:r>
             <w:r>
               <w:rPr>
@@ -1954,7 +2116,49 @@
               <w:rPr>
                 <w:rFonts w:ascii="Arial" w:hAnsi="Arial" w:cs="Arial"/>
               </w:rPr>
-              <w:t>Problemi con l’organizzazione delle versioni su github, ci sono stati dei file che in alcune situazioni venivano modificati da più persone, e questo provocava problemi di merging da parte di GitHub. Per risolvere abbiamo dovuto riprendere un push vecchio ed allinearci tutti ad esso, per evitare il più possibile i conflitti.</w:t>
+              <w:t xml:space="preserve">Problemi con l’organizzazione delle versioni su </w:t>
+            </w:r>
+            <w:proofErr w:type="spellStart"/>
+            <w:r>
+              <w:rPr>
+                <w:rFonts w:ascii="Arial" w:hAnsi="Arial" w:cs="Arial"/>
+              </w:rPr>
+              <w:t>github</w:t>
+            </w:r>
+            <w:proofErr w:type="spellEnd"/>
+            <w:r>
+              <w:rPr>
+                <w:rFonts w:ascii="Arial" w:hAnsi="Arial" w:cs="Arial"/>
+              </w:rPr>
+              <w:t xml:space="preserve">, ci sono stati dei file che in alcune situazioni venivano modificati da più persone, e questo provocava problemi di </w:t>
+            </w:r>
+            <w:proofErr w:type="spellStart"/>
+            <w:r>
+              <w:rPr>
+                <w:rFonts w:ascii="Arial" w:hAnsi="Arial" w:cs="Arial"/>
+              </w:rPr>
+              <w:t>merging</w:t>
+            </w:r>
+            <w:proofErr w:type="spellEnd"/>
+            <w:r>
+              <w:rPr>
+                <w:rFonts w:ascii="Arial" w:hAnsi="Arial" w:cs="Arial"/>
+              </w:rPr>
+              <w:t xml:space="preserve"> da parte di GitHub. Per risolvere abbiamo dovuto riprendere un </w:t>
+            </w:r>
+            <w:proofErr w:type="spellStart"/>
+            <w:r>
+              <w:rPr>
+                <w:rFonts w:ascii="Arial" w:hAnsi="Arial" w:cs="Arial"/>
+              </w:rPr>
+              <w:t>push</w:t>
+            </w:r>
+            <w:proofErr w:type="spellEnd"/>
+            <w:r>
+              <w:rPr>
+                <w:rFonts w:ascii="Arial" w:hAnsi="Arial" w:cs="Arial"/>
+              </w:rPr>
+              <w:t xml:space="preserve"> vecchio ed allinearci tutti ad esso, per evitare il più possibile i conflitti.</w:t>
             </w:r>
           </w:p>
         </w:tc>
@@ -2157,12 +2361,28 @@
                 <w:rFonts w:ascii="Arial" w:hAnsi="Arial" w:cs="Arial"/>
               </w:rPr>
             </w:pPr>
-            <w:r>
-              <w:rPr>
-                <w:rFonts w:ascii="Arial" w:hAnsi="Arial" w:cs="Arial"/>
-              </w:rPr>
-              <w:t>Daily Scrum</w:t>
-            </w:r>
+            <w:proofErr w:type="spellStart"/>
+            <w:r>
+              <w:rPr>
+                <w:rFonts w:ascii="Arial" w:hAnsi="Arial" w:cs="Arial"/>
+              </w:rPr>
+              <w:t>Daily</w:t>
+            </w:r>
+            <w:proofErr w:type="spellEnd"/>
+            <w:r>
+              <w:rPr>
+                <w:rFonts w:ascii="Arial" w:hAnsi="Arial" w:cs="Arial"/>
+              </w:rPr>
+              <w:t xml:space="preserve"> </w:t>
+            </w:r>
+            <w:proofErr w:type="spellStart"/>
+            <w:r>
+              <w:rPr>
+                <w:rFonts w:ascii="Arial" w:hAnsi="Arial" w:cs="Arial"/>
+              </w:rPr>
+              <w:t>Scrum</w:t>
+            </w:r>
+            <w:proofErr w:type="spellEnd"/>
           </w:p>
         </w:tc>
       </w:tr>
@@ -2330,8 +2550,857 @@
               <w:rPr>
                 <w:rFonts w:ascii="Arial" w:hAnsi="Arial" w:cs="Arial"/>
               </w:rPr>
-              <w:t>Sprint Retrospective</w:t>
-            </w:r>
+              <w:t xml:space="preserve">Sprint </w:t>
+            </w:r>
+            <w:proofErr w:type="spellStart"/>
+            <w:r>
+              <w:rPr>
+                <w:rFonts w:ascii="Arial" w:hAnsi="Arial" w:cs="Arial"/>
+              </w:rPr>
+              <w:t>Retrospective</w:t>
+            </w:r>
+            <w:proofErr w:type="spellEnd"/>
+          </w:p>
+        </w:tc>
+      </w:tr>
+      <w:tr>
+        <w:tc>
+          <w:tcPr>
+            <w:tcW w:w="9854" w:type="dxa"/>
+          </w:tcPr>
+          <w:p>
+            <w:pPr>
+              <w:rPr>
+                <w:rFonts w:ascii="Arial" w:hAnsi="Arial" w:cs="Arial"/>
+              </w:rPr>
+            </w:pPr>
+          </w:p>
+        </w:tc>
+      </w:tr>
+    </w:tbl>
+    <w:p>
+      <w:pPr>
+        <w:rPr>
+          <w:rFonts w:ascii="Arial" w:hAnsi="Arial" w:cs="Arial"/>
+        </w:rPr>
+      </w:pPr>
+      <w:r>
+        <w:rPr>
+          <w:rFonts w:ascii="Arial" w:hAnsi="Arial" w:cs="Arial"/>
+        </w:rPr>
+        <w:br w:type="page"/>
+      </w:r>
+    </w:p>
+    <w:tbl>
+      <w:tblPr>
+        <w:tblStyle w:val="Grigliatabella"/>
+        <w:tblW w:w="9634" w:type="dxa"/>
+        <w:tblLook w:val="04A0" w:firstRow="1" w:lastRow="0" w:firstColumn="1" w:lastColumn="0" w:noHBand="0" w:noVBand="1"/>
+      </w:tblPr>
+      <w:tblGrid>
+        <w:gridCol w:w="4803"/>
+        <w:gridCol w:w="4831"/>
+      </w:tblGrid>
+      <w:tr>
+        <w:trPr>
+          <w:trHeight w:hRule="exact" w:val="397"/>
+        </w:trPr>
+        <w:tc>
+          <w:tcPr>
+            <w:tcW w:w="4803" w:type="dxa"/>
+            <w:tcBorders>
+              <w:top w:val="single" w:sz="4" w:space="0" w:color="auto"/>
+              <w:left w:val="single" w:sz="4" w:space="0" w:color="auto"/>
+              <w:bottom w:val="single" w:sz="4" w:space="0" w:color="auto"/>
+              <w:right w:val="single" w:sz="4" w:space="0" w:color="auto"/>
+            </w:tcBorders>
+            <w:vAlign w:val="center"/>
+            <w:hideMark/>
+          </w:tcPr>
+          <w:p>
+            <w:pPr>
+              <w:spacing w:after="200" w:line="276" w:lineRule="auto"/>
+              <w:rPr>
+                <w:rFonts w:ascii="Arial" w:hAnsi="Arial" w:cs="Arial"/>
+              </w:rPr>
+            </w:pPr>
+            <w:r>
+              <w:rPr>
+                <w:rFonts w:ascii="Arial" w:hAnsi="Arial" w:cs="Arial"/>
+              </w:rPr>
+              <w:lastRenderedPageBreak/>
+              <w:t>Luogo</w:t>
+            </w:r>
+          </w:p>
+        </w:tc>
+        <w:tc>
+          <w:tcPr>
+            <w:tcW w:w="4831" w:type="dxa"/>
+            <w:tcBorders>
+              <w:top w:val="single" w:sz="4" w:space="0" w:color="auto"/>
+              <w:left w:val="single" w:sz="4" w:space="0" w:color="auto"/>
+              <w:bottom w:val="single" w:sz="4" w:space="0" w:color="auto"/>
+              <w:right w:val="single" w:sz="4" w:space="0" w:color="auto"/>
+            </w:tcBorders>
+            <w:vAlign w:val="center"/>
+            <w:hideMark/>
+          </w:tcPr>
+          <w:p>
+            <w:pPr>
+              <w:spacing w:after="200" w:line="276" w:lineRule="auto"/>
+              <w:rPr>
+                <w:rFonts w:ascii="Arial" w:hAnsi="Arial" w:cs="Arial"/>
+              </w:rPr>
+            </w:pPr>
+            <w:r>
+              <w:rPr>
+                <w:rFonts w:ascii="Arial" w:hAnsi="Arial" w:cs="Arial"/>
+              </w:rPr>
+              <w:t>Canobbio</w:t>
+            </w:r>
+          </w:p>
+        </w:tc>
+      </w:tr>
+      <w:tr>
+        <w:trPr>
+          <w:trHeight w:hRule="exact" w:val="397"/>
+        </w:trPr>
+        <w:tc>
+          <w:tcPr>
+            <w:tcW w:w="4803" w:type="dxa"/>
+            <w:tcBorders>
+              <w:top w:val="single" w:sz="4" w:space="0" w:color="auto"/>
+              <w:left w:val="single" w:sz="4" w:space="0" w:color="auto"/>
+              <w:bottom w:val="single" w:sz="4" w:space="0" w:color="auto"/>
+              <w:right w:val="single" w:sz="4" w:space="0" w:color="auto"/>
+            </w:tcBorders>
+            <w:vAlign w:val="center"/>
+            <w:hideMark/>
+          </w:tcPr>
+          <w:p>
+            <w:pPr>
+              <w:spacing w:after="200" w:line="276" w:lineRule="auto"/>
+              <w:rPr>
+                <w:rFonts w:ascii="Arial" w:hAnsi="Arial" w:cs="Arial"/>
+              </w:rPr>
+            </w:pPr>
+            <w:r>
+              <w:rPr>
+                <w:rFonts w:ascii="Arial" w:hAnsi="Arial" w:cs="Arial"/>
+              </w:rPr>
+              <w:t>Data</w:t>
+            </w:r>
+          </w:p>
+        </w:tc>
+        <w:tc>
+          <w:tcPr>
+            <w:tcW w:w="4831" w:type="dxa"/>
+            <w:tcBorders>
+              <w:top w:val="single" w:sz="4" w:space="0" w:color="auto"/>
+              <w:left w:val="single" w:sz="4" w:space="0" w:color="auto"/>
+              <w:bottom w:val="single" w:sz="4" w:space="0" w:color="auto"/>
+              <w:right w:val="single" w:sz="4" w:space="0" w:color="auto"/>
+            </w:tcBorders>
+            <w:vAlign w:val="center"/>
+            <w:hideMark/>
+          </w:tcPr>
+          <w:p>
+            <w:pPr>
+              <w:spacing w:after="200" w:line="276" w:lineRule="auto"/>
+              <w:rPr>
+                <w:rFonts w:ascii="Arial" w:hAnsi="Arial" w:cs="Arial"/>
+              </w:rPr>
+            </w:pPr>
+            <w:r>
+              <w:rPr>
+                <w:rFonts w:ascii="Arial" w:hAnsi="Arial" w:cs="Arial"/>
+              </w:rPr>
+              <w:t>06.03</w:t>
+            </w:r>
+            <w:r>
+              <w:rPr>
+                <w:rFonts w:ascii="Arial" w:hAnsi="Arial" w:cs="Arial"/>
+              </w:rPr>
+              <w:t>.2026</w:t>
+            </w:r>
+          </w:p>
+        </w:tc>
+      </w:tr>
+    </w:tbl>
+    <w:p>
+      <w:pPr>
+        <w:rPr>
+          <w:rFonts w:ascii="Arial" w:hAnsi="Arial" w:cs="Arial"/>
+        </w:rPr>
+      </w:pPr>
+    </w:p>
+    <w:tbl>
+      <w:tblPr>
+        <w:tblStyle w:val="Grigliatabella"/>
+        <w:tblW w:w="0" w:type="auto"/>
+        <w:tblLook w:val="04A0" w:firstRow="1" w:lastRow="0" w:firstColumn="1" w:lastColumn="0" w:noHBand="0" w:noVBand="1"/>
+      </w:tblPr>
+      <w:tblGrid>
+        <w:gridCol w:w="9628"/>
+      </w:tblGrid>
+      <w:tr>
+        <w:tc>
+          <w:tcPr>
+            <w:tcW w:w="9854" w:type="dxa"/>
+            <w:tcBorders>
+              <w:top w:val="single" w:sz="4" w:space="0" w:color="auto"/>
+              <w:left w:val="single" w:sz="4" w:space="0" w:color="auto"/>
+              <w:bottom w:val="single" w:sz="4" w:space="0" w:color="auto"/>
+              <w:right w:val="single" w:sz="4" w:space="0" w:color="auto"/>
+            </w:tcBorders>
+            <w:shd w:val="clear" w:color="auto" w:fill="D9D9D9" w:themeFill="background1" w:themeFillShade="D9"/>
+            <w:hideMark/>
+          </w:tcPr>
+          <w:p>
+            <w:pPr>
+              <w:spacing w:after="200" w:line="276" w:lineRule="auto"/>
+              <w:rPr>
+                <w:rFonts w:ascii="Arial" w:hAnsi="Arial" w:cs="Arial"/>
+              </w:rPr>
+            </w:pPr>
+            <w:r>
+              <w:rPr>
+                <w:rFonts w:ascii="Arial" w:hAnsi="Arial" w:cs="Arial"/>
+              </w:rPr>
+              <w:t>Lavori svolti</w:t>
+            </w:r>
+          </w:p>
+        </w:tc>
+      </w:tr>
+      <w:tr>
+        <w:tc>
+          <w:tcPr>
+            <w:tcW w:w="9854" w:type="dxa"/>
+            <w:tcBorders>
+              <w:top w:val="single" w:sz="4" w:space="0" w:color="auto"/>
+              <w:left w:val="single" w:sz="4" w:space="0" w:color="auto"/>
+              <w:bottom w:val="single" w:sz="4" w:space="0" w:color="auto"/>
+              <w:right w:val="single" w:sz="4" w:space="0" w:color="auto"/>
+            </w:tcBorders>
+            <w:hideMark/>
+          </w:tcPr>
+          <w:p>
+            <w:pPr>
+              <w:spacing w:after="200" w:line="276" w:lineRule="auto"/>
+              <w:rPr>
+                <w:rFonts w:ascii="Arial" w:hAnsi="Arial" w:cs="Arial"/>
+              </w:rPr>
+            </w:pPr>
+            <w:r>
+              <w:rPr>
+                <w:rFonts w:ascii="Arial" w:hAnsi="Arial" w:cs="Arial"/>
+              </w:rPr>
+              <w:t>Abbiamo finito</w:t>
+            </w:r>
+            <w:r>
+              <w:rPr>
+                <w:rFonts w:ascii="Arial" w:hAnsi="Arial" w:cs="Arial"/>
+              </w:rPr>
+              <w:t xml:space="preserve"> completamente e definitivamente</w:t>
+            </w:r>
+            <w:r>
+              <w:rPr>
+                <w:rFonts w:ascii="Arial" w:hAnsi="Arial" w:cs="Arial"/>
+              </w:rPr>
+              <w:t xml:space="preserve"> di sviluppare gli assets per il menu principale, le impostazioni e il manuale utente.</w:t>
+            </w:r>
+            <w:r>
+              <w:rPr>
+                <w:rFonts w:ascii="Arial" w:hAnsi="Arial" w:cs="Arial"/>
+              </w:rPr>
+              <w:t xml:space="preserve"> Insieme anche gli assets di gioco come inizio/fine partita, audio aggiunti.</w:t>
+            </w:r>
+            <w:r>
+              <w:rPr>
+                <w:rFonts w:ascii="Arial" w:hAnsi="Arial" w:cs="Arial"/>
+              </w:rPr>
+              <w:br/>
+            </w:r>
+            <w:r>
+              <w:rPr>
+                <w:rFonts w:ascii="Arial" w:hAnsi="Arial" w:cs="Arial"/>
+              </w:rPr>
+              <w:t>Continuo</w:t>
+            </w:r>
+            <w:r>
+              <w:rPr>
+                <w:rFonts w:ascii="Arial" w:hAnsi="Arial" w:cs="Arial"/>
+              </w:rPr>
+              <w:t xml:space="preserve"> sviluppo logica di back-end per gestire le interazioni.</w:t>
+            </w:r>
+            <w:r>
+              <w:rPr>
+                <w:rFonts w:ascii="Arial" w:hAnsi="Arial" w:cs="Arial"/>
+              </w:rPr>
+              <w:br/>
+              <w:t>Interazioni aggiunte, impostazioni (parzialmente) funzionanti.</w:t>
+            </w:r>
+          </w:p>
+        </w:tc>
+      </w:tr>
+    </w:tbl>
+    <w:p>
+      <w:pPr>
+        <w:rPr>
+          <w:rFonts w:ascii="Arial" w:hAnsi="Arial" w:cs="Arial"/>
+        </w:rPr>
+      </w:pPr>
+    </w:p>
+    <w:tbl>
+      <w:tblPr>
+        <w:tblStyle w:val="Grigliatabella"/>
+        <w:tblW w:w="0" w:type="auto"/>
+        <w:tblLook w:val="04A0" w:firstRow="1" w:lastRow="0" w:firstColumn="1" w:lastColumn="0" w:noHBand="0" w:noVBand="1"/>
+      </w:tblPr>
+      <w:tblGrid>
+        <w:gridCol w:w="9628"/>
+      </w:tblGrid>
+      <w:tr>
+        <w:tc>
+          <w:tcPr>
+            <w:tcW w:w="9854" w:type="dxa"/>
+            <w:tcBorders>
+              <w:top w:val="single" w:sz="4" w:space="0" w:color="auto"/>
+              <w:left w:val="single" w:sz="4" w:space="0" w:color="auto"/>
+              <w:bottom w:val="single" w:sz="4" w:space="0" w:color="auto"/>
+              <w:right w:val="single" w:sz="4" w:space="0" w:color="auto"/>
+            </w:tcBorders>
+            <w:shd w:val="clear" w:color="auto" w:fill="D9D9D9" w:themeFill="background1" w:themeFillShade="D9"/>
+            <w:hideMark/>
+          </w:tcPr>
+          <w:p>
+            <w:pPr>
+              <w:spacing w:after="200" w:line="276" w:lineRule="auto"/>
+              <w:rPr>
+                <w:rFonts w:ascii="Arial" w:hAnsi="Arial" w:cs="Arial"/>
+              </w:rPr>
+            </w:pPr>
+            <w:r>
+              <w:rPr>
+                <w:rFonts w:ascii="Arial" w:hAnsi="Arial" w:cs="Arial"/>
+              </w:rPr>
+              <w:t>Problemi riscontrati e soluzioni adottate</w:t>
+            </w:r>
+          </w:p>
+        </w:tc>
+      </w:tr>
+      <w:tr>
+        <w:tc>
+          <w:tcPr>
+            <w:tcW w:w="9854" w:type="dxa"/>
+            <w:tcBorders>
+              <w:top w:val="single" w:sz="4" w:space="0" w:color="auto"/>
+              <w:left w:val="single" w:sz="4" w:space="0" w:color="auto"/>
+              <w:bottom w:val="single" w:sz="4" w:space="0" w:color="auto"/>
+              <w:right w:val="single" w:sz="4" w:space="0" w:color="auto"/>
+            </w:tcBorders>
+            <w:hideMark/>
+          </w:tcPr>
+          <w:p>
+            <w:pPr>
+              <w:spacing w:after="200" w:line="276" w:lineRule="auto"/>
+              <w:rPr>
+                <w:rFonts w:ascii="Arial" w:hAnsi="Arial" w:cs="Arial"/>
+              </w:rPr>
+            </w:pPr>
+            <w:r>
+              <w:rPr>
+                <w:rFonts w:ascii="Arial" w:hAnsi="Arial" w:cs="Arial"/>
+              </w:rPr>
+              <w:t xml:space="preserve">Abbiamo avuto problemi con le collisioni nel menu (dentro </w:t>
+            </w:r>
+            <w:proofErr w:type="spellStart"/>
+            <w:r>
+              <w:rPr>
+                <w:rFonts w:ascii="Arial" w:hAnsi="Arial" w:cs="Arial"/>
+              </w:rPr>
+              <w:t>GameMaker</w:t>
+            </w:r>
+            <w:proofErr w:type="spellEnd"/>
+            <w:r>
+              <w:rPr>
+                <w:rFonts w:ascii="Arial" w:hAnsi="Arial" w:cs="Arial"/>
+              </w:rPr>
+              <w:t xml:space="preserve">) in certi bottoni mentre li mappavamo per le interazioni, questo perché inserendo una </w:t>
+            </w:r>
+            <w:proofErr w:type="spellStart"/>
+            <w:r>
+              <w:rPr>
+                <w:rFonts w:ascii="Arial" w:hAnsi="Arial" w:cs="Arial"/>
+              </w:rPr>
+              <w:t>sprite</w:t>
+            </w:r>
+            <w:proofErr w:type="spellEnd"/>
+            <w:r>
+              <w:rPr>
+                <w:rFonts w:ascii="Arial" w:hAnsi="Arial" w:cs="Arial"/>
+              </w:rPr>
+              <w:t xml:space="preserve"> invisibile solo come maschera di collisione quando si modificano le dimensioni dell’oggetto non si vanno a modificare anche le collisioni della </w:t>
+            </w:r>
+            <w:proofErr w:type="spellStart"/>
+            <w:r>
+              <w:rPr>
+                <w:rFonts w:ascii="Arial" w:hAnsi="Arial" w:cs="Arial"/>
+              </w:rPr>
+              <w:t>sprite</w:t>
+            </w:r>
+            <w:proofErr w:type="spellEnd"/>
+            <w:r>
+              <w:rPr>
+                <w:rFonts w:ascii="Arial" w:hAnsi="Arial" w:cs="Arial"/>
+              </w:rPr>
+              <w:t xml:space="preserve">, quindi basta semplicemente inserire la </w:t>
+            </w:r>
+            <w:proofErr w:type="spellStart"/>
+            <w:r>
+              <w:rPr>
+                <w:rFonts w:ascii="Arial" w:hAnsi="Arial" w:cs="Arial"/>
+              </w:rPr>
+              <w:t>sprite</w:t>
+            </w:r>
+            <w:proofErr w:type="spellEnd"/>
+            <w:r>
+              <w:rPr>
+                <w:rFonts w:ascii="Arial" w:hAnsi="Arial" w:cs="Arial"/>
+              </w:rPr>
+              <w:t xml:space="preserve"> anche come “</w:t>
+            </w:r>
+            <w:proofErr w:type="spellStart"/>
+            <w:r>
+              <w:rPr>
+                <w:rFonts w:ascii="Arial" w:hAnsi="Arial" w:cs="Arial"/>
+              </w:rPr>
+              <w:t>sprite</w:t>
+            </w:r>
+            <w:proofErr w:type="spellEnd"/>
+            <w:r>
+              <w:rPr>
+                <w:rFonts w:ascii="Arial" w:hAnsi="Arial" w:cs="Arial"/>
+              </w:rPr>
+              <w:t xml:space="preserve"> effettiva” dell’oggetto in questione</w:t>
+            </w:r>
+          </w:p>
+        </w:tc>
+      </w:tr>
+    </w:tbl>
+    <w:p>
+      <w:pPr>
+        <w:rPr>
+          <w:rFonts w:ascii="Arial" w:hAnsi="Arial" w:cs="Arial"/>
+        </w:rPr>
+      </w:pPr>
+    </w:p>
+    <w:tbl>
+      <w:tblPr>
+        <w:tblStyle w:val="Grigliatabella"/>
+        <w:tblW w:w="0" w:type="auto"/>
+        <w:tblLook w:val="04A0" w:firstRow="1" w:lastRow="0" w:firstColumn="1" w:lastColumn="0" w:noHBand="0" w:noVBand="1"/>
+      </w:tblPr>
+      <w:tblGrid>
+        <w:gridCol w:w="9628"/>
+      </w:tblGrid>
+      <w:tr>
+        <w:tc>
+          <w:tcPr>
+            <w:tcW w:w="9854" w:type="dxa"/>
+            <w:tcBorders>
+              <w:top w:val="single" w:sz="4" w:space="0" w:color="auto"/>
+              <w:left w:val="single" w:sz="4" w:space="0" w:color="auto"/>
+              <w:bottom w:val="single" w:sz="4" w:space="0" w:color="auto"/>
+              <w:right w:val="single" w:sz="4" w:space="0" w:color="auto"/>
+            </w:tcBorders>
+            <w:shd w:val="clear" w:color="auto" w:fill="D9D9D9" w:themeFill="background1" w:themeFillShade="D9"/>
+            <w:hideMark/>
+          </w:tcPr>
+          <w:p>
+            <w:pPr>
+              <w:spacing w:after="200" w:line="276" w:lineRule="auto"/>
+              <w:rPr>
+                <w:rFonts w:ascii="Arial" w:hAnsi="Arial" w:cs="Arial"/>
+              </w:rPr>
+            </w:pPr>
+            <w:r>
+              <w:rPr>
+                <w:rFonts w:ascii="Arial" w:hAnsi="Arial" w:cs="Arial"/>
+              </w:rPr>
+              <w:t>Punto della situazione rispetto alla pianificazione</w:t>
+            </w:r>
+          </w:p>
+        </w:tc>
+      </w:tr>
+      <w:tr>
+        <w:tc>
+          <w:tcPr>
+            <w:tcW w:w="9854" w:type="dxa"/>
+            <w:tcBorders>
+              <w:top w:val="single" w:sz="4" w:space="0" w:color="auto"/>
+              <w:left w:val="single" w:sz="4" w:space="0" w:color="auto"/>
+              <w:bottom w:val="single" w:sz="4" w:space="0" w:color="auto"/>
+              <w:right w:val="single" w:sz="4" w:space="0" w:color="auto"/>
+            </w:tcBorders>
+            <w:hideMark/>
+          </w:tcPr>
+          <w:p>
+            <w:pPr>
+              <w:spacing w:after="200" w:line="276" w:lineRule="auto"/>
+              <w:rPr>
+                <w:rFonts w:ascii="Arial" w:hAnsi="Arial" w:cs="Arial"/>
+              </w:rPr>
+            </w:pPr>
+            <w:r>
+              <w:rPr>
+                <w:rFonts w:ascii="Arial" w:hAnsi="Arial" w:cs="Arial"/>
+              </w:rPr>
+              <w:t>Leggermente in ritardo</w:t>
+            </w:r>
+          </w:p>
+        </w:tc>
+      </w:tr>
+    </w:tbl>
+    <w:p>
+      <w:pPr>
+        <w:rPr>
+          <w:rFonts w:ascii="Arial" w:hAnsi="Arial" w:cs="Arial"/>
+        </w:rPr>
+      </w:pPr>
+    </w:p>
+    <w:tbl>
+      <w:tblPr>
+        <w:tblStyle w:val="Grigliatabella"/>
+        <w:tblW w:w="0" w:type="auto"/>
+        <w:tblLook w:val="04A0" w:firstRow="1" w:lastRow="0" w:firstColumn="1" w:lastColumn="0" w:noHBand="0" w:noVBand="1"/>
+      </w:tblPr>
+      <w:tblGrid>
+        <w:gridCol w:w="9628"/>
+      </w:tblGrid>
+      <w:tr>
+        <w:tc>
+          <w:tcPr>
+            <w:tcW w:w="9854" w:type="dxa"/>
+            <w:tcBorders>
+              <w:top w:val="single" w:sz="4" w:space="0" w:color="auto"/>
+              <w:left w:val="single" w:sz="4" w:space="0" w:color="auto"/>
+              <w:bottom w:val="single" w:sz="4" w:space="0" w:color="auto"/>
+              <w:right w:val="single" w:sz="4" w:space="0" w:color="auto"/>
+            </w:tcBorders>
+            <w:shd w:val="clear" w:color="auto" w:fill="D9D9D9" w:themeFill="background1" w:themeFillShade="D9"/>
+            <w:hideMark/>
+          </w:tcPr>
+          <w:p>
+            <w:pPr>
+              <w:spacing w:after="200" w:line="276" w:lineRule="auto"/>
+              <w:rPr>
+                <w:rFonts w:ascii="Arial" w:hAnsi="Arial" w:cs="Arial"/>
+              </w:rPr>
+            </w:pPr>
+            <w:r>
+              <w:rPr>
+                <w:rFonts w:ascii="Arial" w:hAnsi="Arial" w:cs="Arial"/>
+              </w:rPr>
+              <w:t>Programma di massima per la prossima giornata di lavoro</w:t>
+            </w:r>
+          </w:p>
+        </w:tc>
+      </w:tr>
+      <w:tr>
+        <w:tc>
+          <w:tcPr>
+            <w:tcW w:w="9854" w:type="dxa"/>
+            <w:tcBorders>
+              <w:top w:val="single" w:sz="4" w:space="0" w:color="auto"/>
+              <w:left w:val="single" w:sz="4" w:space="0" w:color="auto"/>
+              <w:bottom w:val="single" w:sz="4" w:space="0" w:color="auto"/>
+              <w:right w:val="single" w:sz="4" w:space="0" w:color="auto"/>
+            </w:tcBorders>
+            <w:hideMark/>
+          </w:tcPr>
+          <w:p>
+            <w:pPr>
+              <w:spacing w:after="200" w:line="276" w:lineRule="auto"/>
+              <w:rPr>
+                <w:rFonts w:ascii="Arial" w:hAnsi="Arial" w:cs="Arial"/>
+              </w:rPr>
+            </w:pPr>
+            <w:r>
+              <w:rPr>
+                <w:rFonts w:ascii="Arial" w:hAnsi="Arial" w:cs="Arial"/>
+              </w:rPr>
+              <w:t>Discutere lo sprint 2, inserire ciò che non si ha fatto</w:t>
+            </w:r>
+            <w:r>
+              <w:rPr>
+                <w:rFonts w:ascii="Arial" w:hAnsi="Arial" w:cs="Arial"/>
+              </w:rPr>
+              <w:t>.</w:t>
+            </w:r>
+          </w:p>
+        </w:tc>
+      </w:tr>
+    </w:tbl>
+    <w:p>
+      <w:pPr>
+        <w:rPr>
+          <w:rFonts w:ascii="Arial" w:hAnsi="Arial" w:cs="Arial"/>
+        </w:rPr>
+      </w:pPr>
+    </w:p>
+    <w:p>
+      <w:pPr>
+        <w:pStyle w:val="Titolo2"/>
+        <w:rPr>
+          <w:sz w:val="36"/>
+        </w:rPr>
+      </w:pPr>
+      <w:r>
+        <w:rPr>
+          <w:sz w:val="36"/>
+        </w:rPr>
+        <w:t>Agile</w:t>
+      </w:r>
+      <w:r>
+        <w:rPr>
+          <w:sz w:val="36"/>
+        </w:rPr>
+        <w:t xml:space="preserve"> - Resoconto</w:t>
+      </w:r>
+    </w:p>
+    <w:tbl>
+      <w:tblPr>
+        <w:tblStyle w:val="Grigliatabella"/>
+        <w:tblW w:w="0" w:type="auto"/>
+        <w:tblLook w:val="04A0" w:firstRow="1" w:lastRow="0" w:firstColumn="1" w:lastColumn="0" w:noHBand="0" w:noVBand="1"/>
+      </w:tblPr>
+      <w:tblGrid>
+        <w:gridCol w:w="9628"/>
+      </w:tblGrid>
+      <w:tr>
+        <w:tc>
+          <w:tcPr>
+            <w:tcW w:w="9854" w:type="dxa"/>
+            <w:shd w:val="clear" w:color="auto" w:fill="D9D9D9" w:themeFill="background1" w:themeFillShade="D9"/>
+          </w:tcPr>
+          <w:p>
+            <w:pPr>
+              <w:rPr>
+                <w:rFonts w:ascii="Arial" w:hAnsi="Arial" w:cs="Arial"/>
+              </w:rPr>
+            </w:pPr>
+            <w:proofErr w:type="spellStart"/>
+            <w:r>
+              <w:rPr>
+                <w:rFonts w:ascii="Arial" w:hAnsi="Arial" w:cs="Arial"/>
+              </w:rPr>
+              <w:t>Daily</w:t>
+            </w:r>
+            <w:proofErr w:type="spellEnd"/>
+            <w:r>
+              <w:rPr>
+                <w:rFonts w:ascii="Arial" w:hAnsi="Arial" w:cs="Arial"/>
+              </w:rPr>
+              <w:t xml:space="preserve"> </w:t>
+            </w:r>
+            <w:proofErr w:type="spellStart"/>
+            <w:r>
+              <w:rPr>
+                <w:rFonts w:ascii="Arial" w:hAnsi="Arial" w:cs="Arial"/>
+              </w:rPr>
+              <w:t>Scrum</w:t>
+            </w:r>
+            <w:proofErr w:type="spellEnd"/>
+          </w:p>
+        </w:tc>
+      </w:tr>
+      <w:tr>
+        <w:tc>
+          <w:tcPr>
+            <w:tcW w:w="9854" w:type="dxa"/>
+          </w:tcPr>
+          <w:p>
+            <w:pPr>
+              <w:rPr>
+                <w:rFonts w:ascii="Arial" w:hAnsi="Arial" w:cs="Arial"/>
+              </w:rPr>
+            </w:pPr>
+            <w:r>
+              <w:rPr>
+                <w:rFonts w:ascii="Arial" w:hAnsi="Arial" w:cs="Arial"/>
+              </w:rPr>
+              <w:t xml:space="preserve">Abbiamo discusso </w:t>
+            </w:r>
+            <w:r>
+              <w:rPr>
+                <w:rFonts w:ascii="Arial" w:hAnsi="Arial" w:cs="Arial"/>
+              </w:rPr>
+              <w:t>di come organizzarci i cambiamenti e gli sviluppi, dando priorità a determinati campi rispetto che ad altri</w:t>
+            </w:r>
+            <w:r>
+              <w:rPr>
+                <w:rFonts w:ascii="Arial" w:hAnsi="Arial" w:cs="Arial"/>
+              </w:rPr>
+              <w:t>.</w:t>
+            </w:r>
+            <w:r>
+              <w:rPr>
+                <w:rFonts w:ascii="Arial" w:hAnsi="Arial" w:cs="Arial"/>
+              </w:rPr>
+              <w:br/>
+              <w:t>Abbiamo assegnato i lavori a ciascun partecipante del team, in modo da collaborare al meglio.</w:t>
+            </w:r>
+          </w:p>
+        </w:tc>
+      </w:tr>
+    </w:tbl>
+    <w:p>
+      <w:pPr>
+        <w:rPr>
+          <w:rFonts w:ascii="Arial" w:hAnsi="Arial" w:cs="Arial"/>
+        </w:rPr>
+      </w:pPr>
+    </w:p>
+    <w:tbl>
+      <w:tblPr>
+        <w:tblStyle w:val="Grigliatabella"/>
+        <w:tblW w:w="0" w:type="auto"/>
+        <w:tblLook w:val="04A0" w:firstRow="1" w:lastRow="0" w:firstColumn="1" w:lastColumn="0" w:noHBand="0" w:noVBand="1"/>
+      </w:tblPr>
+      <w:tblGrid>
+        <w:gridCol w:w="9628"/>
+      </w:tblGrid>
+      <w:tr>
+        <w:tc>
+          <w:tcPr>
+            <w:tcW w:w="9854" w:type="dxa"/>
+            <w:shd w:val="clear" w:color="auto" w:fill="D9D9D9" w:themeFill="background1" w:themeFillShade="D9"/>
+          </w:tcPr>
+          <w:p>
+            <w:pPr>
+              <w:rPr>
+                <w:rFonts w:ascii="Arial" w:hAnsi="Arial" w:cs="Arial"/>
+              </w:rPr>
+            </w:pPr>
+            <w:r>
+              <w:rPr>
+                <w:rFonts w:ascii="Arial" w:hAnsi="Arial" w:cs="Arial"/>
+              </w:rPr>
+              <w:t>Sprint Planning</w:t>
+            </w:r>
+          </w:p>
+        </w:tc>
+      </w:tr>
+      <w:tr>
+        <w:tc>
+          <w:tcPr>
+            <w:tcW w:w="9854" w:type="dxa"/>
+          </w:tcPr>
+          <w:p>
+            <w:pPr>
+              <w:rPr>
+                <w:rFonts w:ascii="Arial" w:hAnsi="Arial" w:cs="Arial"/>
+              </w:rPr>
+            </w:pPr>
+          </w:p>
+        </w:tc>
+      </w:tr>
+    </w:tbl>
+    <w:p>
+      <w:pPr>
+        <w:rPr>
+          <w:rFonts w:ascii="Arial" w:hAnsi="Arial" w:cs="Arial"/>
+        </w:rPr>
+      </w:pPr>
+    </w:p>
+    <w:tbl>
+      <w:tblPr>
+        <w:tblStyle w:val="Grigliatabella"/>
+        <w:tblW w:w="0" w:type="auto"/>
+        <w:tblLook w:val="04A0" w:firstRow="1" w:lastRow="0" w:firstColumn="1" w:lastColumn="0" w:noHBand="0" w:noVBand="1"/>
+      </w:tblPr>
+      <w:tblGrid>
+        <w:gridCol w:w="9628"/>
+      </w:tblGrid>
+      <w:tr>
+        <w:tc>
+          <w:tcPr>
+            <w:tcW w:w="9854" w:type="dxa"/>
+            <w:shd w:val="clear" w:color="auto" w:fill="D9D9D9" w:themeFill="background1" w:themeFillShade="D9"/>
+          </w:tcPr>
+          <w:p>
+            <w:pPr>
+              <w:rPr>
+                <w:rFonts w:ascii="Arial" w:hAnsi="Arial" w:cs="Arial"/>
+              </w:rPr>
+            </w:pPr>
+            <w:r>
+              <w:rPr>
+                <w:rFonts w:ascii="Arial" w:hAnsi="Arial" w:cs="Arial"/>
+              </w:rPr>
+              <w:t>Sprint Review</w:t>
+            </w:r>
+          </w:p>
+        </w:tc>
+      </w:tr>
+      <w:tr>
+        <w:tc>
+          <w:tcPr>
+            <w:tcW w:w="9854" w:type="dxa"/>
+          </w:tcPr>
+          <w:p>
+            <w:pPr>
+              <w:rPr>
+                <w:rFonts w:ascii="Arial" w:hAnsi="Arial" w:cs="Arial"/>
+              </w:rPr>
+            </w:pPr>
+          </w:p>
+        </w:tc>
+      </w:tr>
+    </w:tbl>
+    <w:p>
+      <w:pPr>
+        <w:rPr>
+          <w:rFonts w:ascii="Arial" w:hAnsi="Arial" w:cs="Arial"/>
+        </w:rPr>
+      </w:pPr>
+    </w:p>
+    <w:tbl>
+      <w:tblPr>
+        <w:tblStyle w:val="Grigliatabella"/>
+        <w:tblW w:w="0" w:type="auto"/>
+        <w:tblLook w:val="04A0" w:firstRow="1" w:lastRow="0" w:firstColumn="1" w:lastColumn="0" w:noHBand="0" w:noVBand="1"/>
+      </w:tblPr>
+      <w:tblGrid>
+        <w:gridCol w:w="9628"/>
+      </w:tblGrid>
+      <w:tr>
+        <w:tc>
+          <w:tcPr>
+            <w:tcW w:w="9854" w:type="dxa"/>
+            <w:shd w:val="clear" w:color="auto" w:fill="D9D9D9" w:themeFill="background1" w:themeFillShade="D9"/>
+          </w:tcPr>
+          <w:p>
+            <w:pPr>
+              <w:rPr>
+                <w:rFonts w:ascii="Arial" w:hAnsi="Arial" w:cs="Arial"/>
+              </w:rPr>
+            </w:pPr>
+            <w:r>
+              <w:rPr>
+                <w:rFonts w:ascii="Arial" w:hAnsi="Arial" w:cs="Arial"/>
+              </w:rPr>
+              <w:t xml:space="preserve">Sprint </w:t>
+            </w:r>
+            <w:proofErr w:type="spellStart"/>
+            <w:r>
+              <w:rPr>
+                <w:rFonts w:ascii="Arial" w:hAnsi="Arial" w:cs="Arial"/>
+              </w:rPr>
+              <w:t>Retrospective</w:t>
+            </w:r>
+            <w:proofErr w:type="spellEnd"/>
           </w:p>
         </w:tc>
       </w:tr>
@@ -2423,7 +3492,35 @@
           <w:rPr>
             <w:rFonts w:ascii="Arial" w:hAnsi="Arial" w:cs="Arial"/>
           </w:rPr>
-          <w:t>System Breach: Five Nights</w:t>
+          <w:t xml:space="preserve">System </w:t>
+        </w:r>
+        <w:proofErr w:type="spellStart"/>
+        <w:r>
+          <w:rPr>
+            <w:rFonts w:ascii="Arial" w:hAnsi="Arial" w:cs="Arial"/>
+          </w:rPr>
+          <w:t>Breach</w:t>
+        </w:r>
+        <w:proofErr w:type="spellEnd"/>
+        <w:r>
+          <w:rPr>
+            <w:rFonts w:ascii="Arial" w:hAnsi="Arial" w:cs="Arial"/>
+          </w:rPr>
+          <w:t xml:space="preserve">: </w:t>
+        </w:r>
+        <w:proofErr w:type="spellStart"/>
+        <w:r>
+          <w:rPr>
+            <w:rFonts w:ascii="Arial" w:hAnsi="Arial" w:cs="Arial"/>
+          </w:rPr>
+          <w:t>Five</w:t>
+        </w:r>
+        <w:proofErr w:type="spellEnd"/>
+        <w:r>
+          <w:rPr>
+            <w:rFonts w:ascii="Arial" w:hAnsi="Arial" w:cs="Arial"/>
+          </w:rPr>
+          <w:t xml:space="preserve"> Nights</w:t>
         </w:r>
       </w:sdtContent>
     </w:sdt>
@@ -5316,6 +6413,7 @@
   <w:style w:type="character" w:default="1" w:styleId="Carpredefinitoparagrafo">
     <w:name w:val="Default Paragraph Font"/>
     <w:uiPriority w:val="1"/>
+    <w:semiHidden/>
     <w:unhideWhenUsed/>
   </w:style>
   <w:style w:type="table" w:default="1" w:styleId="Tabellanormale">
@@ -5912,6 +7010,7 @@
     <w:rsid w:val="001D061C"/>
     <w:rsid w:val="001D27C6"/>
     <w:rsid w:val="001E62F3"/>
+    <w:rsid w:val="00232006"/>
     <w:rsid w:val="002413AD"/>
     <w:rsid w:val="00251CAF"/>
     <w:rsid w:val="00262942"/>
@@ -6029,6 +7128,7 @@
     <w:rsid w:val="00E42975"/>
     <w:rsid w:val="00E65056"/>
     <w:rsid w:val="00EA31B1"/>
+    <w:rsid w:val="00EB1B5C"/>
     <w:rsid w:val="00EB36D6"/>
     <w:rsid w:val="00EC6CCE"/>
     <w:rsid w:val="00EE4297"/>

--- a/4_Diari/Diario.docx
+++ b/4_Diari/Diario.docx
@@ -732,21 +732,7 @@
               <w:rPr>
                 <w:rFonts w:ascii="Arial" w:hAnsi="Arial" w:cs="Arial"/>
               </w:rPr>
-              <w:t xml:space="preserve">Finire </w:t>
-            </w:r>
-            <w:proofErr w:type="gramStart"/>
-            <w:r>
-              <w:rPr>
-                <w:rFonts w:ascii="Arial" w:hAnsi="Arial" w:cs="Arial"/>
-              </w:rPr>
-              <w:t>lo use</w:t>
-            </w:r>
-            <w:proofErr w:type="gramEnd"/>
-            <w:r>
-              <w:rPr>
-                <w:rFonts w:ascii="Arial" w:hAnsi="Arial" w:cs="Arial"/>
-              </w:rPr>
-              <w:t xml:space="preserve"> case e fare un activity </w:t>
+              <w:t xml:space="preserve">Finire lo use case e fare un activity </w:t>
             </w:r>
             <w:proofErr w:type="spellStart"/>
             <w:r>
@@ -950,21 +936,7 @@
               <w:rPr>
                 <w:rFonts w:ascii="Arial" w:hAnsi="Arial" w:cs="Arial"/>
               </w:rPr>
-              <w:t xml:space="preserve"> </w:t>
-            </w:r>
-            <w:proofErr w:type="gramStart"/>
-            <w:r>
-              <w:rPr>
-                <w:rFonts w:ascii="Arial" w:hAnsi="Arial" w:cs="Arial"/>
-              </w:rPr>
-              <w:t>gli use</w:t>
-            </w:r>
-            <w:proofErr w:type="gramEnd"/>
-            <w:r>
-              <w:rPr>
-                <w:rFonts w:ascii="Arial" w:hAnsi="Arial" w:cs="Arial"/>
-              </w:rPr>
-              <w:t xml:space="preserve"> case per la logica del nostro gioco</w:t>
+              <w:t xml:space="preserve"> gli use case per la logica del nostro gioco</w:t>
             </w:r>
             <w:r>
               <w:rPr>
@@ -1477,21 +1449,7 @@
               <w:rPr>
                 <w:rFonts w:ascii="Arial" w:hAnsi="Arial" w:cs="Arial"/>
               </w:rPr>
-              <w:t xml:space="preserve">Abbiamo completato la fase di ricerca, definendo </w:t>
-            </w:r>
-            <w:proofErr w:type="gramStart"/>
-            <w:r>
-              <w:rPr>
-                <w:rFonts w:ascii="Arial" w:hAnsi="Arial" w:cs="Arial"/>
-              </w:rPr>
-              <w:t>lo use</w:t>
-            </w:r>
-            <w:proofErr w:type="gramEnd"/>
-            <w:r>
-              <w:rPr>
-                <w:rFonts w:ascii="Arial" w:hAnsi="Arial" w:cs="Arial"/>
-              </w:rPr>
-              <w:t xml:space="preserve"> case e i relativi </w:t>
+              <w:t xml:space="preserve">Abbiamo completato la fase di ricerca, definendo lo use case e i relativi </w:t>
             </w:r>
             <w:proofErr w:type="spellStart"/>
             <w:r>
@@ -2795,43 +2753,14 @@
               <w:rPr>
                 <w:rFonts w:ascii="Arial" w:hAnsi="Arial" w:cs="Arial"/>
               </w:rPr>
-              <w:t>Abbiamo finito</w:t>
-            </w:r>
-            <w:r>
-              <w:rPr>
-                <w:rFonts w:ascii="Arial" w:hAnsi="Arial" w:cs="Arial"/>
-              </w:rPr>
-              <w:t xml:space="preserve"> completamente e definitivamente</w:t>
-            </w:r>
-            <w:r>
-              <w:rPr>
-                <w:rFonts w:ascii="Arial" w:hAnsi="Arial" w:cs="Arial"/>
-              </w:rPr>
-              <w:t xml:space="preserve"> di sviluppare gli assets per il menu principale, le impostazioni e il manuale utente.</w:t>
-            </w:r>
-            <w:r>
-              <w:rPr>
-                <w:rFonts w:ascii="Arial" w:hAnsi="Arial" w:cs="Arial"/>
-              </w:rPr>
-              <w:t xml:space="preserve"> Insieme anche gli assets di gioco come inizio/fine partita, audio aggiunti.</w:t>
+              <w:t>Abbiamo finito completamente e definitivamente di sviluppare gli assets per il menu principale, le impostazioni e il manuale utente. Insieme anche gli assets di gioco come inizio/fine partita, audio aggiunti.</w:t>
             </w:r>
             <w:r>
               <w:rPr>
                 <w:rFonts w:ascii="Arial" w:hAnsi="Arial" w:cs="Arial"/>
               </w:rPr>
               <w:br/>
-            </w:r>
-            <w:r>
-              <w:rPr>
-                <w:rFonts w:ascii="Arial" w:hAnsi="Arial" w:cs="Arial"/>
-              </w:rPr>
-              <w:t>Continuo</w:t>
-            </w:r>
-            <w:r>
-              <w:rPr>
-                <w:rFonts w:ascii="Arial" w:hAnsi="Arial" w:cs="Arial"/>
-              </w:rPr>
-              <w:t xml:space="preserve"> sviluppo logica di back-end per gestire le interazioni.</w:t>
+              <w:t>Continuo sviluppo logica di back-end per gestire le interazioni.</w:t>
             </w:r>
             <w:r>
               <w:rPr>
@@ -3230,19 +3159,7 @@
               <w:rPr>
                 <w:rFonts w:ascii="Arial" w:hAnsi="Arial" w:cs="Arial"/>
               </w:rPr>
-              <w:t xml:space="preserve">Abbiamo discusso </w:t>
-            </w:r>
-            <w:r>
-              <w:rPr>
-                <w:rFonts w:ascii="Arial" w:hAnsi="Arial" w:cs="Arial"/>
-              </w:rPr>
-              <w:t>di come organizzarci i cambiamenti e gli sviluppi, dando priorità a determinati campi rispetto che ad altri</w:t>
-            </w:r>
-            <w:r>
-              <w:rPr>
-                <w:rFonts w:ascii="Arial" w:hAnsi="Arial" w:cs="Arial"/>
-              </w:rPr>
-              <w:t>.</w:t>
+              <w:t>Abbiamo discusso di come organizzarci i cambiamenti e gli sviluppi, dando priorità a determinati campi rispetto che ad altri.</w:t>
             </w:r>
             <w:r>
               <w:rPr>
@@ -3355,6 +3272,829 @@
                 <w:rFonts w:ascii="Arial" w:hAnsi="Arial" w:cs="Arial"/>
               </w:rPr>
             </w:pPr>
+          </w:p>
+        </w:tc>
+      </w:tr>
+    </w:tbl>
+    <w:p>
+      <w:pPr>
+        <w:rPr>
+          <w:rFonts w:ascii="Arial" w:hAnsi="Arial" w:cs="Arial"/>
+        </w:rPr>
+      </w:pPr>
+    </w:p>
+    <w:tbl>
+      <w:tblPr>
+        <w:tblStyle w:val="Grigliatabella"/>
+        <w:tblW w:w="0" w:type="auto"/>
+        <w:tblLook w:val="04A0" w:firstRow="1" w:lastRow="0" w:firstColumn="1" w:lastColumn="0" w:noHBand="0" w:noVBand="1"/>
+      </w:tblPr>
+      <w:tblGrid>
+        <w:gridCol w:w="9628"/>
+      </w:tblGrid>
+      <w:tr>
+        <w:tc>
+          <w:tcPr>
+            <w:tcW w:w="9854" w:type="dxa"/>
+            <w:shd w:val="clear" w:color="auto" w:fill="D9D9D9" w:themeFill="background1" w:themeFillShade="D9"/>
+          </w:tcPr>
+          <w:p>
+            <w:pPr>
+              <w:rPr>
+                <w:rFonts w:ascii="Arial" w:hAnsi="Arial" w:cs="Arial"/>
+              </w:rPr>
+            </w:pPr>
+            <w:r>
+              <w:rPr>
+                <w:rFonts w:ascii="Arial" w:hAnsi="Arial" w:cs="Arial"/>
+              </w:rPr>
+              <w:t xml:space="preserve">Sprint </w:t>
+            </w:r>
+            <w:proofErr w:type="spellStart"/>
+            <w:r>
+              <w:rPr>
+                <w:rFonts w:ascii="Arial" w:hAnsi="Arial" w:cs="Arial"/>
+              </w:rPr>
+              <w:t>Retrospective</w:t>
+            </w:r>
+            <w:proofErr w:type="spellEnd"/>
+          </w:p>
+        </w:tc>
+      </w:tr>
+      <w:tr>
+        <w:tc>
+          <w:tcPr>
+            <w:tcW w:w="9854" w:type="dxa"/>
+          </w:tcPr>
+          <w:p>
+            <w:pPr>
+              <w:rPr>
+                <w:rFonts w:ascii="Arial" w:hAnsi="Arial" w:cs="Arial"/>
+              </w:rPr>
+            </w:pPr>
+          </w:p>
+        </w:tc>
+      </w:tr>
+    </w:tbl>
+    <w:p>
+      <w:pPr>
+        <w:rPr>
+          <w:rFonts w:ascii="Arial" w:hAnsi="Arial" w:cs="Arial"/>
+        </w:rPr>
+      </w:pPr>
+    </w:p>
+    <w:p>
+      <w:pPr>
+        <w:rPr>
+          <w:rFonts w:ascii="Arial" w:hAnsi="Arial" w:cs="Arial"/>
+        </w:rPr>
+      </w:pPr>
+    </w:p>
+    <w:tbl>
+      <w:tblPr>
+        <w:tblStyle w:val="Grigliatabella"/>
+        <w:tblW w:w="9634" w:type="dxa"/>
+        <w:tblLook w:val="04A0" w:firstRow="1" w:lastRow="0" w:firstColumn="1" w:lastColumn="0" w:noHBand="0" w:noVBand="1"/>
+      </w:tblPr>
+      <w:tblGrid>
+        <w:gridCol w:w="4803"/>
+        <w:gridCol w:w="4831"/>
+      </w:tblGrid>
+      <w:tr>
+        <w:trPr>
+          <w:trHeight w:hRule="exact" w:val="397"/>
+        </w:trPr>
+        <w:tc>
+          <w:tcPr>
+            <w:tcW w:w="4803" w:type="dxa"/>
+            <w:tcBorders>
+              <w:top w:val="single" w:sz="4" w:space="0" w:color="auto"/>
+              <w:left w:val="single" w:sz="4" w:space="0" w:color="auto"/>
+              <w:bottom w:val="single" w:sz="4" w:space="0" w:color="auto"/>
+              <w:right w:val="single" w:sz="4" w:space="0" w:color="auto"/>
+            </w:tcBorders>
+            <w:vAlign w:val="center"/>
+            <w:hideMark/>
+          </w:tcPr>
+          <w:p>
+            <w:pPr>
+              <w:spacing w:after="200" w:line="276" w:lineRule="auto"/>
+              <w:rPr>
+                <w:rFonts w:ascii="Arial" w:hAnsi="Arial" w:cs="Arial"/>
+              </w:rPr>
+            </w:pPr>
+            <w:r>
+              <w:rPr>
+                <w:rFonts w:ascii="Arial" w:hAnsi="Arial" w:cs="Arial"/>
+              </w:rPr>
+              <w:t>Luogo</w:t>
+            </w:r>
+          </w:p>
+        </w:tc>
+        <w:tc>
+          <w:tcPr>
+            <w:tcW w:w="4831" w:type="dxa"/>
+            <w:tcBorders>
+              <w:top w:val="single" w:sz="4" w:space="0" w:color="auto"/>
+              <w:left w:val="single" w:sz="4" w:space="0" w:color="auto"/>
+              <w:bottom w:val="single" w:sz="4" w:space="0" w:color="auto"/>
+              <w:right w:val="single" w:sz="4" w:space="0" w:color="auto"/>
+            </w:tcBorders>
+            <w:vAlign w:val="center"/>
+            <w:hideMark/>
+          </w:tcPr>
+          <w:p>
+            <w:pPr>
+              <w:spacing w:after="200" w:line="276" w:lineRule="auto"/>
+              <w:rPr>
+                <w:rFonts w:ascii="Arial" w:hAnsi="Arial" w:cs="Arial"/>
+              </w:rPr>
+            </w:pPr>
+            <w:r>
+              <w:rPr>
+                <w:rFonts w:ascii="Arial" w:hAnsi="Arial" w:cs="Arial"/>
+              </w:rPr>
+              <w:t>Canobbio</w:t>
+            </w:r>
+          </w:p>
+        </w:tc>
+      </w:tr>
+      <w:tr>
+        <w:trPr>
+          <w:trHeight w:hRule="exact" w:val="397"/>
+        </w:trPr>
+        <w:tc>
+          <w:tcPr>
+            <w:tcW w:w="4803" w:type="dxa"/>
+            <w:tcBorders>
+              <w:top w:val="single" w:sz="4" w:space="0" w:color="auto"/>
+              <w:left w:val="single" w:sz="4" w:space="0" w:color="auto"/>
+              <w:bottom w:val="single" w:sz="4" w:space="0" w:color="auto"/>
+              <w:right w:val="single" w:sz="4" w:space="0" w:color="auto"/>
+            </w:tcBorders>
+            <w:vAlign w:val="center"/>
+            <w:hideMark/>
+          </w:tcPr>
+          <w:p>
+            <w:pPr>
+              <w:spacing w:after="200" w:line="276" w:lineRule="auto"/>
+              <w:rPr>
+                <w:rFonts w:ascii="Arial" w:hAnsi="Arial" w:cs="Arial"/>
+              </w:rPr>
+            </w:pPr>
+            <w:r>
+              <w:rPr>
+                <w:rFonts w:ascii="Arial" w:hAnsi="Arial" w:cs="Arial"/>
+              </w:rPr>
+              <w:t>Data</w:t>
+            </w:r>
+          </w:p>
+        </w:tc>
+        <w:tc>
+          <w:tcPr>
+            <w:tcW w:w="4831" w:type="dxa"/>
+            <w:tcBorders>
+              <w:top w:val="single" w:sz="4" w:space="0" w:color="auto"/>
+              <w:left w:val="single" w:sz="4" w:space="0" w:color="auto"/>
+              <w:bottom w:val="single" w:sz="4" w:space="0" w:color="auto"/>
+              <w:right w:val="single" w:sz="4" w:space="0" w:color="auto"/>
+            </w:tcBorders>
+            <w:vAlign w:val="center"/>
+            <w:hideMark/>
+          </w:tcPr>
+          <w:p>
+            <w:pPr>
+              <w:spacing w:after="200" w:line="276" w:lineRule="auto"/>
+              <w:rPr>
+                <w:rFonts w:ascii="Arial" w:hAnsi="Arial" w:cs="Arial"/>
+              </w:rPr>
+            </w:pPr>
+            <w:r>
+              <w:rPr>
+                <w:rFonts w:ascii="Arial" w:hAnsi="Arial" w:cs="Arial"/>
+              </w:rPr>
+              <w:t>13</w:t>
+            </w:r>
+            <w:r>
+              <w:rPr>
+                <w:rFonts w:ascii="Arial" w:hAnsi="Arial" w:cs="Arial"/>
+              </w:rPr>
+              <w:t>.03</w:t>
+            </w:r>
+            <w:r>
+              <w:rPr>
+                <w:rFonts w:ascii="Arial" w:hAnsi="Arial" w:cs="Arial"/>
+              </w:rPr>
+              <w:t>.2026</w:t>
+            </w:r>
+          </w:p>
+        </w:tc>
+      </w:tr>
+    </w:tbl>
+    <w:p>
+      <w:pPr>
+        <w:rPr>
+          <w:rFonts w:ascii="Arial" w:hAnsi="Arial" w:cs="Arial"/>
+        </w:rPr>
+      </w:pPr>
+    </w:p>
+    <w:tbl>
+      <w:tblPr>
+        <w:tblStyle w:val="Grigliatabella"/>
+        <w:tblW w:w="0" w:type="auto"/>
+        <w:tblLook w:val="04A0" w:firstRow="1" w:lastRow="0" w:firstColumn="1" w:lastColumn="0" w:noHBand="0" w:noVBand="1"/>
+      </w:tblPr>
+      <w:tblGrid>
+        <w:gridCol w:w="9628"/>
+      </w:tblGrid>
+      <w:tr>
+        <w:tc>
+          <w:tcPr>
+            <w:tcW w:w="9854" w:type="dxa"/>
+            <w:tcBorders>
+              <w:top w:val="single" w:sz="4" w:space="0" w:color="auto"/>
+              <w:left w:val="single" w:sz="4" w:space="0" w:color="auto"/>
+              <w:bottom w:val="single" w:sz="4" w:space="0" w:color="auto"/>
+              <w:right w:val="single" w:sz="4" w:space="0" w:color="auto"/>
+            </w:tcBorders>
+            <w:shd w:val="clear" w:color="auto" w:fill="D9D9D9" w:themeFill="background1" w:themeFillShade="D9"/>
+            <w:hideMark/>
+          </w:tcPr>
+          <w:p>
+            <w:pPr>
+              <w:spacing w:after="200" w:line="276" w:lineRule="auto"/>
+              <w:rPr>
+                <w:rFonts w:ascii="Arial" w:hAnsi="Arial" w:cs="Arial"/>
+              </w:rPr>
+            </w:pPr>
+            <w:r>
+              <w:rPr>
+                <w:rFonts w:ascii="Arial" w:hAnsi="Arial" w:cs="Arial"/>
+              </w:rPr>
+              <w:t>Lavori svolti</w:t>
+            </w:r>
+          </w:p>
+        </w:tc>
+      </w:tr>
+      <w:tr>
+        <w:tc>
+          <w:tcPr>
+            <w:tcW w:w="9854" w:type="dxa"/>
+            <w:tcBorders>
+              <w:top w:val="single" w:sz="4" w:space="0" w:color="auto"/>
+              <w:left w:val="single" w:sz="4" w:space="0" w:color="auto"/>
+              <w:bottom w:val="single" w:sz="4" w:space="0" w:color="auto"/>
+              <w:right w:val="single" w:sz="4" w:space="0" w:color="auto"/>
+            </w:tcBorders>
+            <w:hideMark/>
+          </w:tcPr>
+          <w:p>
+            <w:pPr>
+              <w:rPr>
+                <w:rFonts w:ascii="Arial" w:hAnsi="Arial" w:cs="Arial"/>
+              </w:rPr>
+            </w:pPr>
+            <w:r>
+              <w:rPr>
+                <w:rFonts w:ascii="Arial" w:hAnsi="Arial" w:cs="Arial"/>
+              </w:rPr>
+              <w:t xml:space="preserve">Oggi abbiamo definitivamente completato il </w:t>
+            </w:r>
+            <w:proofErr w:type="spellStart"/>
+            <w:r>
+              <w:rPr>
+                <w:rFonts w:ascii="Arial" w:hAnsi="Arial" w:cs="Arial"/>
+              </w:rPr>
+              <w:t>backend</w:t>
+            </w:r>
+            <w:proofErr w:type="spellEnd"/>
+            <w:r>
+              <w:rPr>
+                <w:rFonts w:ascii="Arial" w:hAnsi="Arial" w:cs="Arial"/>
+              </w:rPr>
+              <w:t xml:space="preserve"> di tutte le impostazioni, aggiungendo il controllo del contrasto, la modalità schermo intero e tutto il sistema di ridimensionamento dello schermo.</w:t>
+            </w:r>
+          </w:p>
+          <w:p>
+            <w:pPr>
+              <w:spacing w:after="200" w:line="276" w:lineRule="auto"/>
+              <w:rPr>
+                <w:rFonts w:ascii="Arial" w:hAnsi="Arial" w:cs="Arial"/>
+              </w:rPr>
+            </w:pPr>
+            <w:r>
+              <w:rPr>
+                <w:rFonts w:ascii="Arial" w:hAnsi="Arial" w:cs="Arial"/>
+              </w:rPr>
+              <w:t>Inoltre abbiamo iniziato a sviluppare la logica per l’avvio della partita e abbiamo continuato a lavorare sulla grafica del gioco.</w:t>
+            </w:r>
+          </w:p>
+        </w:tc>
+      </w:tr>
+    </w:tbl>
+    <w:p>
+      <w:pPr>
+        <w:rPr>
+          <w:rFonts w:ascii="Arial" w:hAnsi="Arial" w:cs="Arial"/>
+        </w:rPr>
+      </w:pPr>
+    </w:p>
+    <w:tbl>
+      <w:tblPr>
+        <w:tblStyle w:val="Grigliatabella"/>
+        <w:tblW w:w="0" w:type="auto"/>
+        <w:tblLook w:val="04A0" w:firstRow="1" w:lastRow="0" w:firstColumn="1" w:lastColumn="0" w:noHBand="0" w:noVBand="1"/>
+      </w:tblPr>
+      <w:tblGrid>
+        <w:gridCol w:w="9628"/>
+      </w:tblGrid>
+      <w:tr>
+        <w:tc>
+          <w:tcPr>
+            <w:tcW w:w="9854" w:type="dxa"/>
+            <w:tcBorders>
+              <w:top w:val="single" w:sz="4" w:space="0" w:color="auto"/>
+              <w:left w:val="single" w:sz="4" w:space="0" w:color="auto"/>
+              <w:bottom w:val="single" w:sz="4" w:space="0" w:color="auto"/>
+              <w:right w:val="single" w:sz="4" w:space="0" w:color="auto"/>
+            </w:tcBorders>
+            <w:shd w:val="clear" w:color="auto" w:fill="D9D9D9" w:themeFill="background1" w:themeFillShade="D9"/>
+            <w:hideMark/>
+          </w:tcPr>
+          <w:p>
+            <w:pPr>
+              <w:spacing w:after="200" w:line="276" w:lineRule="auto"/>
+              <w:rPr>
+                <w:rFonts w:ascii="Arial" w:hAnsi="Arial" w:cs="Arial"/>
+              </w:rPr>
+            </w:pPr>
+            <w:r>
+              <w:rPr>
+                <w:rFonts w:ascii="Arial" w:hAnsi="Arial" w:cs="Arial"/>
+              </w:rPr>
+              <w:t>Problemi riscontrati e soluzioni adottate</w:t>
+            </w:r>
+          </w:p>
+        </w:tc>
+      </w:tr>
+      <w:tr>
+        <w:tc>
+          <w:tcPr>
+            <w:tcW w:w="9854" w:type="dxa"/>
+            <w:tcBorders>
+              <w:top w:val="single" w:sz="4" w:space="0" w:color="auto"/>
+              <w:left w:val="single" w:sz="4" w:space="0" w:color="auto"/>
+              <w:bottom w:val="single" w:sz="4" w:space="0" w:color="auto"/>
+              <w:right w:val="single" w:sz="4" w:space="0" w:color="auto"/>
+            </w:tcBorders>
+            <w:hideMark/>
+          </w:tcPr>
+          <w:p>
+            <w:pPr>
+              <w:spacing w:after="200" w:line="276" w:lineRule="auto"/>
+              <w:rPr>
+                <w:rFonts w:ascii="Arial" w:hAnsi="Arial" w:cs="Arial"/>
+              </w:rPr>
+            </w:pPr>
+            <w:r>
+              <w:rPr>
+                <w:rFonts w:ascii="Arial" w:hAnsi="Arial" w:cs="Arial"/>
+              </w:rPr>
+              <w:t xml:space="preserve">Oggi abbiamo definitivamente completato la creazione del </w:t>
+            </w:r>
+            <w:proofErr w:type="spellStart"/>
+            <w:r>
+              <w:rPr>
+                <w:rFonts w:ascii="Arial" w:hAnsi="Arial" w:cs="Arial"/>
+              </w:rPr>
+              <w:t>backend</w:t>
+            </w:r>
+            <w:proofErr w:type="spellEnd"/>
+            <w:r>
+              <w:rPr>
+                <w:rFonts w:ascii="Arial" w:hAnsi="Arial" w:cs="Arial"/>
+              </w:rPr>
+              <w:t xml:space="preserve"> di tutte le impostazioni, aggiungendo il contrasto, la modalità schermo intero e tutto il sistema di ridimensionamento. Inoltre abbiamo iniziato a sviluppare la logica per l’avvio della partita e abbiamo continuato a lavorare sulla grafica del gioco.</w:t>
+            </w:r>
+          </w:p>
+        </w:tc>
+      </w:tr>
+    </w:tbl>
+    <w:p>
+      <w:pPr>
+        <w:rPr>
+          <w:rFonts w:ascii="Arial" w:hAnsi="Arial" w:cs="Arial"/>
+        </w:rPr>
+      </w:pPr>
+    </w:p>
+    <w:tbl>
+      <w:tblPr>
+        <w:tblStyle w:val="Grigliatabella"/>
+        <w:tblW w:w="0" w:type="auto"/>
+        <w:tblLook w:val="04A0" w:firstRow="1" w:lastRow="0" w:firstColumn="1" w:lastColumn="0" w:noHBand="0" w:noVBand="1"/>
+      </w:tblPr>
+      <w:tblGrid>
+        <w:gridCol w:w="9628"/>
+      </w:tblGrid>
+      <w:tr>
+        <w:tc>
+          <w:tcPr>
+            <w:tcW w:w="9854" w:type="dxa"/>
+            <w:tcBorders>
+              <w:top w:val="single" w:sz="4" w:space="0" w:color="auto"/>
+              <w:left w:val="single" w:sz="4" w:space="0" w:color="auto"/>
+              <w:bottom w:val="single" w:sz="4" w:space="0" w:color="auto"/>
+              <w:right w:val="single" w:sz="4" w:space="0" w:color="auto"/>
+            </w:tcBorders>
+            <w:shd w:val="clear" w:color="auto" w:fill="D9D9D9" w:themeFill="background1" w:themeFillShade="D9"/>
+            <w:hideMark/>
+          </w:tcPr>
+          <w:p>
+            <w:pPr>
+              <w:spacing w:after="200" w:line="276" w:lineRule="auto"/>
+              <w:rPr>
+                <w:rFonts w:ascii="Arial" w:hAnsi="Arial" w:cs="Arial"/>
+              </w:rPr>
+            </w:pPr>
+            <w:r>
+              <w:rPr>
+                <w:rFonts w:ascii="Arial" w:hAnsi="Arial" w:cs="Arial"/>
+              </w:rPr>
+              <w:t>Punto della situazione rispetto alla pianificazione</w:t>
+            </w:r>
+          </w:p>
+        </w:tc>
+      </w:tr>
+      <w:tr>
+        <w:tc>
+          <w:tcPr>
+            <w:tcW w:w="9854" w:type="dxa"/>
+            <w:tcBorders>
+              <w:top w:val="single" w:sz="4" w:space="0" w:color="auto"/>
+              <w:left w:val="single" w:sz="4" w:space="0" w:color="auto"/>
+              <w:bottom w:val="single" w:sz="4" w:space="0" w:color="auto"/>
+              <w:right w:val="single" w:sz="4" w:space="0" w:color="auto"/>
+            </w:tcBorders>
+            <w:hideMark/>
+          </w:tcPr>
+          <w:p>
+            <w:pPr>
+              <w:spacing w:after="200" w:line="276" w:lineRule="auto"/>
+              <w:rPr>
+                <w:rFonts w:ascii="Arial" w:hAnsi="Arial" w:cs="Arial"/>
+              </w:rPr>
+            </w:pPr>
+            <w:r>
+              <w:rPr>
+                <w:rFonts w:ascii="Arial" w:hAnsi="Arial" w:cs="Arial"/>
+              </w:rPr>
+              <w:t>Leggermente in ritardo</w:t>
+            </w:r>
+          </w:p>
+        </w:tc>
+      </w:tr>
+    </w:tbl>
+    <w:p>
+      <w:pPr>
+        <w:rPr>
+          <w:rFonts w:ascii="Arial" w:hAnsi="Arial" w:cs="Arial"/>
+        </w:rPr>
+      </w:pPr>
+    </w:p>
+    <w:tbl>
+      <w:tblPr>
+        <w:tblStyle w:val="Grigliatabella"/>
+        <w:tblW w:w="0" w:type="auto"/>
+        <w:tblLook w:val="04A0" w:firstRow="1" w:lastRow="0" w:firstColumn="1" w:lastColumn="0" w:noHBand="0" w:noVBand="1"/>
+      </w:tblPr>
+      <w:tblGrid>
+        <w:gridCol w:w="9628"/>
+      </w:tblGrid>
+      <w:tr>
+        <w:tc>
+          <w:tcPr>
+            <w:tcW w:w="9854" w:type="dxa"/>
+            <w:tcBorders>
+              <w:top w:val="single" w:sz="4" w:space="0" w:color="auto"/>
+              <w:left w:val="single" w:sz="4" w:space="0" w:color="auto"/>
+              <w:bottom w:val="single" w:sz="4" w:space="0" w:color="auto"/>
+              <w:right w:val="single" w:sz="4" w:space="0" w:color="auto"/>
+            </w:tcBorders>
+            <w:shd w:val="clear" w:color="auto" w:fill="D9D9D9" w:themeFill="background1" w:themeFillShade="D9"/>
+            <w:hideMark/>
+          </w:tcPr>
+          <w:p>
+            <w:pPr>
+              <w:spacing w:after="200" w:line="276" w:lineRule="auto"/>
+              <w:rPr>
+                <w:rFonts w:ascii="Arial" w:hAnsi="Arial" w:cs="Arial"/>
+              </w:rPr>
+            </w:pPr>
+            <w:r>
+              <w:rPr>
+                <w:rFonts w:ascii="Arial" w:hAnsi="Arial" w:cs="Arial"/>
+              </w:rPr>
+              <w:t>Programma di massima per la prossima giornata di lavoro</w:t>
+            </w:r>
+          </w:p>
+        </w:tc>
+      </w:tr>
+      <w:tr>
+        <w:tc>
+          <w:tcPr>
+            <w:tcW w:w="9854" w:type="dxa"/>
+            <w:tcBorders>
+              <w:top w:val="single" w:sz="4" w:space="0" w:color="auto"/>
+              <w:left w:val="single" w:sz="4" w:space="0" w:color="auto"/>
+              <w:bottom w:val="single" w:sz="4" w:space="0" w:color="auto"/>
+              <w:right w:val="single" w:sz="4" w:space="0" w:color="auto"/>
+            </w:tcBorders>
+            <w:hideMark/>
+          </w:tcPr>
+          <w:p>
+            <w:pPr>
+              <w:spacing w:after="200" w:line="276" w:lineRule="auto"/>
+              <w:rPr>
+                <w:rFonts w:ascii="Arial" w:hAnsi="Arial" w:cs="Arial"/>
+              </w:rPr>
+            </w:pPr>
+            <w:r>
+              <w:rPr>
+                <w:rFonts w:ascii="Arial" w:hAnsi="Arial" w:cs="Arial"/>
+              </w:rPr>
+              <w:t>Fare la logica delle telecamere e degli animatronici.</w:t>
+            </w:r>
+          </w:p>
+        </w:tc>
+      </w:tr>
+    </w:tbl>
+    <w:p>
+      <w:pPr>
+        <w:rPr>
+          <w:rFonts w:ascii="Arial" w:hAnsi="Arial" w:cs="Arial"/>
+        </w:rPr>
+      </w:pPr>
+    </w:p>
+    <w:p>
+      <w:pPr>
+        <w:pStyle w:val="Titolo2"/>
+        <w:rPr>
+          <w:sz w:val="36"/>
+        </w:rPr>
+      </w:pPr>
+      <w:r>
+        <w:rPr>
+          <w:sz w:val="36"/>
+        </w:rPr>
+        <w:t>Agile</w:t>
+      </w:r>
+      <w:r>
+        <w:rPr>
+          <w:sz w:val="36"/>
+        </w:rPr>
+        <w:t xml:space="preserve"> - Resoconto</w:t>
+      </w:r>
+    </w:p>
+    <w:tbl>
+      <w:tblPr>
+        <w:tblStyle w:val="Grigliatabella"/>
+        <w:tblW w:w="0" w:type="auto"/>
+        <w:tblLook w:val="04A0" w:firstRow="1" w:lastRow="0" w:firstColumn="1" w:lastColumn="0" w:noHBand="0" w:noVBand="1"/>
+      </w:tblPr>
+      <w:tblGrid>
+        <w:gridCol w:w="9628"/>
+      </w:tblGrid>
+      <w:tr>
+        <w:tc>
+          <w:tcPr>
+            <w:tcW w:w="9854" w:type="dxa"/>
+            <w:shd w:val="clear" w:color="auto" w:fill="D9D9D9" w:themeFill="background1" w:themeFillShade="D9"/>
+          </w:tcPr>
+          <w:p>
+            <w:pPr>
+              <w:rPr>
+                <w:rFonts w:ascii="Arial" w:hAnsi="Arial" w:cs="Arial"/>
+              </w:rPr>
+            </w:pPr>
+            <w:proofErr w:type="spellStart"/>
+            <w:r>
+              <w:rPr>
+                <w:rFonts w:ascii="Arial" w:hAnsi="Arial" w:cs="Arial"/>
+              </w:rPr>
+              <w:t>Daily</w:t>
+            </w:r>
+            <w:proofErr w:type="spellEnd"/>
+            <w:r>
+              <w:rPr>
+                <w:rFonts w:ascii="Arial" w:hAnsi="Arial" w:cs="Arial"/>
+              </w:rPr>
+              <w:t xml:space="preserve"> </w:t>
+            </w:r>
+            <w:proofErr w:type="spellStart"/>
+            <w:r>
+              <w:rPr>
+                <w:rFonts w:ascii="Arial" w:hAnsi="Arial" w:cs="Arial"/>
+              </w:rPr>
+              <w:t>Scrum</w:t>
+            </w:r>
+            <w:proofErr w:type="spellEnd"/>
+          </w:p>
+        </w:tc>
+      </w:tr>
+      <w:tr>
+        <w:tc>
+          <w:tcPr>
+            <w:tcW w:w="9854" w:type="dxa"/>
+          </w:tcPr>
+          <w:p>
+            <w:pPr>
+              <w:rPr>
+                <w:rFonts w:ascii="Arial" w:hAnsi="Arial" w:cs="Arial"/>
+              </w:rPr>
+            </w:pPr>
+            <w:r>
+              <w:rPr>
+                <w:rFonts w:ascii="Arial" w:hAnsi="Arial" w:cs="Arial"/>
+              </w:rPr>
+              <w:t>Abbiamo discusso di come organizzarci i cambiamenti e gli sviluppi, dando priorità a determinati campi rispetto che ad altri.</w:t>
+            </w:r>
+            <w:r>
+              <w:rPr>
+                <w:rFonts w:ascii="Arial" w:hAnsi="Arial" w:cs="Arial"/>
+              </w:rPr>
+              <w:br/>
+              <w:t>Abbiamo assegnato i lavori a ciascun partecipante del team, in modo da collaborare al meglio.</w:t>
+            </w:r>
+          </w:p>
+        </w:tc>
+      </w:tr>
+    </w:tbl>
+    <w:p>
+      <w:pPr>
+        <w:rPr>
+          <w:rFonts w:ascii="Arial" w:hAnsi="Arial" w:cs="Arial"/>
+        </w:rPr>
+      </w:pPr>
+    </w:p>
+    <w:tbl>
+      <w:tblPr>
+        <w:tblStyle w:val="Grigliatabella"/>
+        <w:tblW w:w="0" w:type="auto"/>
+        <w:tblLook w:val="04A0" w:firstRow="1" w:lastRow="0" w:firstColumn="1" w:lastColumn="0" w:noHBand="0" w:noVBand="1"/>
+      </w:tblPr>
+      <w:tblGrid>
+        <w:gridCol w:w="9628"/>
+      </w:tblGrid>
+      <w:tr>
+        <w:tc>
+          <w:tcPr>
+            <w:tcW w:w="9854" w:type="dxa"/>
+            <w:shd w:val="clear" w:color="auto" w:fill="D9D9D9" w:themeFill="background1" w:themeFillShade="D9"/>
+          </w:tcPr>
+          <w:p>
+            <w:pPr>
+              <w:rPr>
+                <w:rFonts w:ascii="Arial" w:hAnsi="Arial" w:cs="Arial"/>
+              </w:rPr>
+            </w:pPr>
+            <w:r>
+              <w:rPr>
+                <w:rFonts w:ascii="Arial" w:hAnsi="Arial" w:cs="Arial"/>
+              </w:rPr>
+              <w:t>Sprint Planning</w:t>
+            </w:r>
+          </w:p>
+        </w:tc>
+      </w:tr>
+      <w:tr>
+        <w:tc>
+          <w:tcPr>
+            <w:tcW w:w="9854" w:type="dxa"/>
+          </w:tcPr>
+          <w:p>
+            <w:pPr>
+              <w:rPr>
+                <w:rFonts w:ascii="Arial" w:hAnsi="Arial" w:cs="Arial"/>
+              </w:rPr>
+            </w:pPr>
+            <w:r>
+              <w:rPr>
+                <w:rFonts w:ascii="Arial" w:hAnsi="Arial" w:cs="Arial"/>
+              </w:rPr>
+              <w:t xml:space="preserve">Nel planning abbiamo deciso di recuperare le parti mancanti e continuare con il </w:t>
+            </w:r>
+            <w:proofErr w:type="spellStart"/>
+            <w:r>
+              <w:rPr>
+                <w:rFonts w:ascii="Arial" w:hAnsi="Arial" w:cs="Arial"/>
+              </w:rPr>
+              <w:t>prino</w:t>
+            </w:r>
+            <w:proofErr w:type="spellEnd"/>
+            <w:r>
+              <w:rPr>
+                <w:rFonts w:ascii="Arial" w:hAnsi="Arial" w:cs="Arial"/>
+              </w:rPr>
+              <w:t xml:space="preserve"> originale </w:t>
+            </w:r>
+          </w:p>
+        </w:tc>
+      </w:tr>
+    </w:tbl>
+    <w:p>
+      <w:pPr>
+        <w:rPr>
+          <w:rFonts w:ascii="Arial" w:hAnsi="Arial" w:cs="Arial"/>
+        </w:rPr>
+      </w:pPr>
+    </w:p>
+    <w:tbl>
+      <w:tblPr>
+        <w:tblStyle w:val="Grigliatabella"/>
+        <w:tblW w:w="0" w:type="auto"/>
+        <w:tblLook w:val="04A0" w:firstRow="1" w:lastRow="0" w:firstColumn="1" w:lastColumn="0" w:noHBand="0" w:noVBand="1"/>
+      </w:tblPr>
+      <w:tblGrid>
+        <w:gridCol w:w="9628"/>
+      </w:tblGrid>
+      <w:tr>
+        <w:tc>
+          <w:tcPr>
+            <w:tcW w:w="9854" w:type="dxa"/>
+            <w:shd w:val="clear" w:color="auto" w:fill="D9D9D9" w:themeFill="background1" w:themeFillShade="D9"/>
+          </w:tcPr>
+          <w:p>
+            <w:pPr>
+              <w:rPr>
+                <w:rFonts w:ascii="Arial" w:hAnsi="Arial" w:cs="Arial"/>
+              </w:rPr>
+            </w:pPr>
+            <w:r>
+              <w:rPr>
+                <w:rFonts w:ascii="Arial" w:hAnsi="Arial" w:cs="Arial"/>
+              </w:rPr>
+              <w:t>Sprint Review</w:t>
+            </w:r>
+          </w:p>
+        </w:tc>
+      </w:tr>
+      <w:tr>
+        <w:tc>
+          <w:tcPr>
+            <w:tcW w:w="9854" w:type="dxa"/>
+          </w:tcPr>
+          <w:p>
+            <w:pPr>
+              <w:rPr>
+                <w:rFonts w:ascii="Arial" w:hAnsi="Arial" w:cs="Arial"/>
+              </w:rPr>
+            </w:pPr>
+            <w:r>
+              <w:rPr>
+                <w:rFonts w:ascii="Arial" w:hAnsi="Arial" w:cs="Arial"/>
+              </w:rPr>
+              <w:t xml:space="preserve">Ci siamo ritrovati in dietro rispetto a </w:t>
+            </w:r>
+            <w:proofErr w:type="spellStart"/>
+            <w:r>
+              <w:rPr>
+                <w:rFonts w:ascii="Arial" w:hAnsi="Arial" w:cs="Arial"/>
+              </w:rPr>
+              <w:t>cio</w:t>
+            </w:r>
+            <w:proofErr w:type="spellEnd"/>
+            <w:r>
+              <w:rPr>
+                <w:rFonts w:ascii="Arial" w:hAnsi="Arial" w:cs="Arial"/>
+              </w:rPr>
+              <w:t xml:space="preserve"> che ci eravamo pianificato di fare, abbiamo notato mancanze rispetto alla</w:t>
+            </w:r>
+            <w:r>
+              <w:rPr>
+                <w:rFonts w:ascii="Arial" w:hAnsi="Arial" w:cs="Arial"/>
+              </w:rPr>
+              <w:t xml:space="preserve"> documentazione </w:t>
+            </w:r>
+            <w:r>
+              <w:rPr>
+                <w:rFonts w:ascii="Arial" w:hAnsi="Arial" w:cs="Arial"/>
+              </w:rPr>
+              <w:t xml:space="preserve">e il </w:t>
+            </w:r>
+            <w:proofErr w:type="spellStart"/>
+            <w:r>
+              <w:rPr>
+                <w:rFonts w:ascii="Arial" w:hAnsi="Arial" w:cs="Arial"/>
+              </w:rPr>
+              <w:t>planing</w:t>
+            </w:r>
+            <w:proofErr w:type="spellEnd"/>
+            <w:r>
+              <w:rPr>
+                <w:rFonts w:ascii="Arial" w:hAnsi="Arial" w:cs="Arial"/>
+              </w:rPr>
+              <w:t xml:space="preserve"> dei vari sprint </w:t>
+            </w:r>
           </w:p>
         </w:tc>
       </w:tr>
@@ -6413,7 +7153,6 @@
   <w:style w:type="character" w:default="1" w:styleId="Carpredefinitoparagrafo">
     <w:name w:val="Default Paragraph Font"/>
     <w:uiPriority w:val="1"/>
-    <w:semiHidden/>
     <w:unhideWhenUsed/>
   </w:style>
   <w:style w:type="table" w:default="1" w:styleId="Tabellanormale">
@@ -7055,6 +7794,7 @@
     <w:rsid w:val="0063600C"/>
     <w:rsid w:val="006426E3"/>
     <w:rsid w:val="00670B36"/>
+    <w:rsid w:val="00671005"/>
     <w:rsid w:val="00673D1E"/>
     <w:rsid w:val="00682218"/>
     <w:rsid w:val="00690748"/>
@@ -7063,6 +7803,7 @@
     <w:rsid w:val="00754822"/>
     <w:rsid w:val="007778E5"/>
     <w:rsid w:val="007839C7"/>
+    <w:rsid w:val="00791C06"/>
     <w:rsid w:val="00793912"/>
     <w:rsid w:val="007A4EC3"/>
     <w:rsid w:val="007C49C7"/>

--- a/4_Diari/Diario.docx
+++ b/4_Diari/Diario.docx
@@ -732,21 +732,7 @@
               <w:rPr>
                 <w:rFonts w:ascii="Arial" w:hAnsi="Arial" w:cs="Arial"/>
               </w:rPr>
-              <w:t xml:space="preserve">Finire lo use case e fare un activity </w:t>
-            </w:r>
-            <w:proofErr w:type="spellStart"/>
-            <w:r>
-              <w:rPr>
-                <w:rFonts w:ascii="Arial" w:hAnsi="Arial" w:cs="Arial"/>
-              </w:rPr>
-              <w:t>diagram</w:t>
-            </w:r>
-            <w:proofErr w:type="spellEnd"/>
-            <w:r>
-              <w:rPr>
-                <w:rFonts w:ascii="Arial" w:hAnsi="Arial" w:cs="Arial"/>
-              </w:rPr>
-              <w:t>. Inizio pianificazione.</w:t>
+              <w:t>Finire lo use case e fare un activity diagram. Inizio pianificazione.</w:t>
             </w:r>
           </w:p>
         </w:tc>
@@ -985,21 +971,7 @@
               <w:rPr>
                 <w:rFonts w:ascii="Arial" w:hAnsi="Arial" w:cs="Arial"/>
               </w:rPr>
-              <w:t xml:space="preserve"> a creare la grafica e la storia del nostro gioco e iniziato a fare i </w:t>
-            </w:r>
-            <w:proofErr w:type="spellStart"/>
-            <w:r>
-              <w:rPr>
-                <w:rFonts w:ascii="Arial" w:hAnsi="Arial" w:cs="Arial"/>
-              </w:rPr>
-              <w:t>mockup</w:t>
-            </w:r>
-            <w:proofErr w:type="spellEnd"/>
-            <w:r>
-              <w:rPr>
-                <w:rFonts w:ascii="Arial" w:hAnsi="Arial" w:cs="Arial"/>
-              </w:rPr>
-              <w:t>.</w:t>
+              <w:t xml:space="preserve"> a creare la grafica e la storia del nostro gioco e iniziato a fare i mockup.</w:t>
             </w:r>
           </w:p>
         </w:tc>
@@ -1198,30 +1170,8 @@
               <w:rPr>
                 <w:rFonts w:ascii="Arial" w:hAnsi="Arial" w:cs="Arial"/>
               </w:rPr>
-              <w:t xml:space="preserve">, continuo </w:t>
-            </w:r>
-            <w:proofErr w:type="spellStart"/>
-            <w:r>
-              <w:rPr>
-                <w:rFonts w:ascii="Arial" w:hAnsi="Arial" w:cs="Arial"/>
-              </w:rPr>
-              <w:t>mockup</w:t>
-            </w:r>
-            <w:proofErr w:type="spellEnd"/>
-            <w:r>
-              <w:rPr>
-                <w:rFonts w:ascii="Arial" w:hAnsi="Arial" w:cs="Arial"/>
-              </w:rPr>
-              <w:t xml:space="preserve"> e grafica, sviluppo Activity </w:t>
-            </w:r>
-            <w:proofErr w:type="spellStart"/>
-            <w:r>
-              <w:rPr>
-                <w:rFonts w:ascii="Arial" w:hAnsi="Arial" w:cs="Arial"/>
-              </w:rPr>
-              <w:t>Diagram</w:t>
-            </w:r>
-            <w:proofErr w:type="spellEnd"/>
+              <w:t>, continuo mockup e grafica, sviluppo Activity Diagram</w:t>
+            </w:r>
             <w:r>
               <w:rPr>
                 <w:rFonts w:ascii="Arial" w:hAnsi="Arial" w:cs="Arial"/>
@@ -1449,49 +1399,7 @@
               <w:rPr>
                 <w:rFonts w:ascii="Arial" w:hAnsi="Arial" w:cs="Arial"/>
               </w:rPr>
-              <w:t xml:space="preserve">Abbiamo completato la fase di ricerca, definendo lo use case e i relativi </w:t>
-            </w:r>
-            <w:proofErr w:type="spellStart"/>
-            <w:r>
-              <w:rPr>
-                <w:rFonts w:ascii="Arial" w:hAnsi="Arial" w:cs="Arial"/>
-              </w:rPr>
-              <w:t>swimlane</w:t>
-            </w:r>
-            <w:proofErr w:type="spellEnd"/>
-            <w:r>
-              <w:rPr>
-                <w:rFonts w:ascii="Arial" w:hAnsi="Arial" w:cs="Arial"/>
-              </w:rPr>
-              <w:t xml:space="preserve"> </w:t>
-            </w:r>
-            <w:proofErr w:type="spellStart"/>
-            <w:r>
-              <w:rPr>
-                <w:rFonts w:ascii="Arial" w:hAnsi="Arial" w:cs="Arial"/>
-              </w:rPr>
-              <w:t>diagram</w:t>
-            </w:r>
-            <w:proofErr w:type="spellEnd"/>
-            <w:r>
-              <w:rPr>
-                <w:rFonts w:ascii="Arial" w:hAnsi="Arial" w:cs="Arial"/>
-              </w:rPr>
-              <w:t xml:space="preserve">. La documentazione è stata integrata con l’analisi del dominio, lo scopo del progetto e le descrizioni dettagliate dei processi. Infine, abbiamo redatto e incluso il diagramma di </w:t>
-            </w:r>
-            <w:proofErr w:type="spellStart"/>
-            <w:r>
-              <w:rPr>
-                <w:rFonts w:ascii="Arial" w:hAnsi="Arial" w:cs="Arial"/>
-              </w:rPr>
-              <w:t>Gantt</w:t>
-            </w:r>
-            <w:proofErr w:type="spellEnd"/>
-            <w:r>
-              <w:rPr>
-                <w:rFonts w:ascii="Arial" w:hAnsi="Arial" w:cs="Arial"/>
-              </w:rPr>
-              <w:t xml:space="preserve"> preventivo.</w:t>
+              <w:t>Abbiamo completato la fase di ricerca, definendo lo use case e i relativi swimlane diagram. La documentazione è stata integrata con l’analisi del dominio, lo scopo del progetto e le descrizioni dettagliate dei processi. Infine, abbiamo redatto e incluso il diagramma di Gantt preventivo.</w:t>
             </w:r>
             <w:r>
               <w:rPr>
@@ -1951,35 +1859,7 @@
                 <w:rFonts w:ascii="Arial" w:hAnsi="Arial" w:cs="Arial"/>
               </w:rPr>
               <w:br/>
-              <w:t xml:space="preserve">Abbiamo fatto ricerche su come cambiare impostazioni specifiche in </w:t>
-            </w:r>
-            <w:proofErr w:type="spellStart"/>
-            <w:r>
-              <w:rPr>
-                <w:rFonts w:ascii="Arial" w:hAnsi="Arial" w:cs="Arial"/>
-              </w:rPr>
-              <w:t>GameMaker</w:t>
-            </w:r>
-            <w:proofErr w:type="spellEnd"/>
-            <w:r>
-              <w:rPr>
-                <w:rFonts w:ascii="Arial" w:hAnsi="Arial" w:cs="Arial"/>
-              </w:rPr>
-              <w:t xml:space="preserve">, su funzionamenti avanzati di </w:t>
-            </w:r>
-            <w:proofErr w:type="spellStart"/>
-            <w:r>
-              <w:rPr>
-                <w:rFonts w:ascii="Arial" w:hAnsi="Arial" w:cs="Arial"/>
-              </w:rPr>
-              <w:t>git</w:t>
-            </w:r>
-            <w:proofErr w:type="spellEnd"/>
-            <w:r>
-              <w:rPr>
-                <w:rFonts w:ascii="Arial" w:hAnsi="Arial" w:cs="Arial"/>
-              </w:rPr>
-              <w:t xml:space="preserve"> per evitare conflitti.</w:t>
+              <w:t>Abbiamo fatto ricerche su come cambiare impostazioni specifiche in GameMaker, su funzionamenti avanzati di git per evitare conflitti.</w:t>
             </w:r>
             <w:r>
               <w:rPr>
@@ -2074,49 +1954,7 @@
               <w:rPr>
                 <w:rFonts w:ascii="Arial" w:hAnsi="Arial" w:cs="Arial"/>
               </w:rPr>
-              <w:t xml:space="preserve">Problemi con l’organizzazione delle versioni su </w:t>
-            </w:r>
-            <w:proofErr w:type="spellStart"/>
-            <w:r>
-              <w:rPr>
-                <w:rFonts w:ascii="Arial" w:hAnsi="Arial" w:cs="Arial"/>
-              </w:rPr>
-              <w:t>github</w:t>
-            </w:r>
-            <w:proofErr w:type="spellEnd"/>
-            <w:r>
-              <w:rPr>
-                <w:rFonts w:ascii="Arial" w:hAnsi="Arial" w:cs="Arial"/>
-              </w:rPr>
-              <w:t xml:space="preserve">, ci sono stati dei file che in alcune situazioni venivano modificati da più persone, e questo provocava problemi di </w:t>
-            </w:r>
-            <w:proofErr w:type="spellStart"/>
-            <w:r>
-              <w:rPr>
-                <w:rFonts w:ascii="Arial" w:hAnsi="Arial" w:cs="Arial"/>
-              </w:rPr>
-              <w:t>merging</w:t>
-            </w:r>
-            <w:proofErr w:type="spellEnd"/>
-            <w:r>
-              <w:rPr>
-                <w:rFonts w:ascii="Arial" w:hAnsi="Arial" w:cs="Arial"/>
-              </w:rPr>
-              <w:t xml:space="preserve"> da parte di GitHub. Per risolvere abbiamo dovuto riprendere un </w:t>
-            </w:r>
-            <w:proofErr w:type="spellStart"/>
-            <w:r>
-              <w:rPr>
-                <w:rFonts w:ascii="Arial" w:hAnsi="Arial" w:cs="Arial"/>
-              </w:rPr>
-              <w:t>push</w:t>
-            </w:r>
-            <w:proofErr w:type="spellEnd"/>
-            <w:r>
-              <w:rPr>
-                <w:rFonts w:ascii="Arial" w:hAnsi="Arial" w:cs="Arial"/>
-              </w:rPr>
-              <w:t xml:space="preserve"> vecchio ed allinearci tutti ad esso, per evitare il più possibile i conflitti.</w:t>
+              <w:t>Problemi con l’organizzazione delle versioni su github, ci sono stati dei file che in alcune situazioni venivano modificati da più persone, e questo provocava problemi di merging da parte di GitHub. Per risolvere abbiamo dovuto riprendere un push vecchio ed allinearci tutti ad esso, per evitare il più possibile i conflitti.</w:t>
             </w:r>
           </w:p>
         </w:tc>
@@ -2319,28 +2157,12 @@
                 <w:rFonts w:ascii="Arial" w:hAnsi="Arial" w:cs="Arial"/>
               </w:rPr>
             </w:pPr>
-            <w:proofErr w:type="spellStart"/>
-            <w:r>
-              <w:rPr>
-                <w:rFonts w:ascii="Arial" w:hAnsi="Arial" w:cs="Arial"/>
-              </w:rPr>
-              <w:t>Daily</w:t>
-            </w:r>
-            <w:proofErr w:type="spellEnd"/>
-            <w:r>
-              <w:rPr>
-                <w:rFonts w:ascii="Arial" w:hAnsi="Arial" w:cs="Arial"/>
-              </w:rPr>
-              <w:t xml:space="preserve"> </w:t>
-            </w:r>
-            <w:proofErr w:type="spellStart"/>
-            <w:r>
-              <w:rPr>
-                <w:rFonts w:ascii="Arial" w:hAnsi="Arial" w:cs="Arial"/>
-              </w:rPr>
-              <w:t>Scrum</w:t>
-            </w:r>
-            <w:proofErr w:type="spellEnd"/>
+            <w:r>
+              <w:rPr>
+                <w:rFonts w:ascii="Arial" w:hAnsi="Arial" w:cs="Arial"/>
+              </w:rPr>
+              <w:t>Daily Scrum</w:t>
+            </w:r>
           </w:p>
         </w:tc>
       </w:tr>
@@ -2508,16 +2330,8 @@
               <w:rPr>
                 <w:rFonts w:ascii="Arial" w:hAnsi="Arial" w:cs="Arial"/>
               </w:rPr>
-              <w:t xml:space="preserve">Sprint </w:t>
-            </w:r>
-            <w:proofErr w:type="spellStart"/>
-            <w:r>
-              <w:rPr>
-                <w:rFonts w:ascii="Arial" w:hAnsi="Arial" w:cs="Arial"/>
-              </w:rPr>
-              <w:t>Retrospective</w:t>
-            </w:r>
-            <w:proofErr w:type="spellEnd"/>
+              <w:t>Sprint Retrospective</w:t>
+            </w:r>
           </w:p>
         </w:tc>
       </w:tr>
@@ -2841,77 +2655,7 @@
               <w:rPr>
                 <w:rFonts w:ascii="Arial" w:hAnsi="Arial" w:cs="Arial"/>
               </w:rPr>
-              <w:t xml:space="preserve">Abbiamo avuto problemi con le collisioni nel menu (dentro </w:t>
-            </w:r>
-            <w:proofErr w:type="spellStart"/>
-            <w:r>
-              <w:rPr>
-                <w:rFonts w:ascii="Arial" w:hAnsi="Arial" w:cs="Arial"/>
-              </w:rPr>
-              <w:t>GameMaker</w:t>
-            </w:r>
-            <w:proofErr w:type="spellEnd"/>
-            <w:r>
-              <w:rPr>
-                <w:rFonts w:ascii="Arial" w:hAnsi="Arial" w:cs="Arial"/>
-              </w:rPr>
-              <w:t xml:space="preserve">) in certi bottoni mentre li mappavamo per le interazioni, questo perché inserendo una </w:t>
-            </w:r>
-            <w:proofErr w:type="spellStart"/>
-            <w:r>
-              <w:rPr>
-                <w:rFonts w:ascii="Arial" w:hAnsi="Arial" w:cs="Arial"/>
-              </w:rPr>
-              <w:t>sprite</w:t>
-            </w:r>
-            <w:proofErr w:type="spellEnd"/>
-            <w:r>
-              <w:rPr>
-                <w:rFonts w:ascii="Arial" w:hAnsi="Arial" w:cs="Arial"/>
-              </w:rPr>
-              <w:t xml:space="preserve"> invisibile solo come maschera di collisione quando si modificano le dimensioni dell’oggetto non si vanno a modificare anche le collisioni della </w:t>
-            </w:r>
-            <w:proofErr w:type="spellStart"/>
-            <w:r>
-              <w:rPr>
-                <w:rFonts w:ascii="Arial" w:hAnsi="Arial" w:cs="Arial"/>
-              </w:rPr>
-              <w:t>sprite</w:t>
-            </w:r>
-            <w:proofErr w:type="spellEnd"/>
-            <w:r>
-              <w:rPr>
-                <w:rFonts w:ascii="Arial" w:hAnsi="Arial" w:cs="Arial"/>
-              </w:rPr>
-              <w:t xml:space="preserve">, quindi basta semplicemente inserire la </w:t>
-            </w:r>
-            <w:proofErr w:type="spellStart"/>
-            <w:r>
-              <w:rPr>
-                <w:rFonts w:ascii="Arial" w:hAnsi="Arial" w:cs="Arial"/>
-              </w:rPr>
-              <w:t>sprite</w:t>
-            </w:r>
-            <w:proofErr w:type="spellEnd"/>
-            <w:r>
-              <w:rPr>
-                <w:rFonts w:ascii="Arial" w:hAnsi="Arial" w:cs="Arial"/>
-              </w:rPr>
-              <w:t xml:space="preserve"> anche come “</w:t>
-            </w:r>
-            <w:proofErr w:type="spellStart"/>
-            <w:r>
-              <w:rPr>
-                <w:rFonts w:ascii="Arial" w:hAnsi="Arial" w:cs="Arial"/>
-              </w:rPr>
-              <w:t>sprite</w:t>
-            </w:r>
-            <w:proofErr w:type="spellEnd"/>
-            <w:r>
-              <w:rPr>
-                <w:rFonts w:ascii="Arial" w:hAnsi="Arial" w:cs="Arial"/>
-              </w:rPr>
-              <w:t xml:space="preserve"> effettiva” dell’oggetto in questione</w:t>
+              <w:t>Abbiamo avuto problemi con le collisioni nel menu (dentro GameMaker) in certi bottoni mentre li mappavamo per le interazioni, questo perché inserendo una sprite invisibile solo come maschera di collisione quando si modificano le dimensioni dell’oggetto non si vanno a modificare anche le collisioni della sprite, quindi basta semplicemente inserire la sprite anche come “sprite effettiva” dell’oggetto in questione</w:t>
             </w:r>
           </w:p>
         </w:tc>
@@ -3119,28 +2863,12 @@
                 <w:rFonts w:ascii="Arial" w:hAnsi="Arial" w:cs="Arial"/>
               </w:rPr>
             </w:pPr>
-            <w:proofErr w:type="spellStart"/>
-            <w:r>
-              <w:rPr>
-                <w:rFonts w:ascii="Arial" w:hAnsi="Arial" w:cs="Arial"/>
-              </w:rPr>
-              <w:t>Daily</w:t>
-            </w:r>
-            <w:proofErr w:type="spellEnd"/>
-            <w:r>
-              <w:rPr>
-                <w:rFonts w:ascii="Arial" w:hAnsi="Arial" w:cs="Arial"/>
-              </w:rPr>
-              <w:t xml:space="preserve"> </w:t>
-            </w:r>
-            <w:proofErr w:type="spellStart"/>
-            <w:r>
-              <w:rPr>
-                <w:rFonts w:ascii="Arial" w:hAnsi="Arial" w:cs="Arial"/>
-              </w:rPr>
-              <w:t>Scrum</w:t>
-            </w:r>
-            <w:proofErr w:type="spellEnd"/>
+            <w:r>
+              <w:rPr>
+                <w:rFonts w:ascii="Arial" w:hAnsi="Arial" w:cs="Arial"/>
+              </w:rPr>
+              <w:t>Daily Scrum</w:t>
+            </w:r>
           </w:p>
         </w:tc>
       </w:tr>
@@ -3308,16 +3036,8 @@
               <w:rPr>
                 <w:rFonts w:ascii="Arial" w:hAnsi="Arial" w:cs="Arial"/>
               </w:rPr>
-              <w:t xml:space="preserve">Sprint </w:t>
-            </w:r>
-            <w:proofErr w:type="spellStart"/>
-            <w:r>
-              <w:rPr>
-                <w:rFonts w:ascii="Arial" w:hAnsi="Arial" w:cs="Arial"/>
-              </w:rPr>
-              <w:t>Retrospective</w:t>
-            </w:r>
-            <w:proofErr w:type="spellEnd"/>
+              <w:t>Sprint Retrospective</w:t>
+            </w:r>
           </w:p>
         </w:tc>
       </w:tr>
@@ -3336,13 +3056,6 @@
         </w:tc>
       </w:tr>
     </w:tbl>
-    <w:p>
-      <w:pPr>
-        <w:rPr>
-          <w:rFonts w:ascii="Arial" w:hAnsi="Arial" w:cs="Arial"/>
-        </w:rPr>
-      </w:pPr>
-    </w:p>
     <w:p>
       <w:pPr>
         <w:rPr>
@@ -3387,6 +3100,7 @@
               <w:rPr>
                 <w:rFonts w:ascii="Arial" w:hAnsi="Arial" w:cs="Arial"/>
               </w:rPr>
+              <w:lastRenderedPageBreak/>
               <w:t>Luogo</w:t>
             </w:r>
           </w:p>
@@ -3473,13 +3187,7 @@
               <w:rPr>
                 <w:rFonts w:ascii="Arial" w:hAnsi="Arial" w:cs="Arial"/>
               </w:rPr>
-              <w:t>13</w:t>
-            </w:r>
-            <w:r>
-              <w:rPr>
-                <w:rFonts w:ascii="Arial" w:hAnsi="Arial" w:cs="Arial"/>
-              </w:rPr>
-              <w:t>.03</w:t>
+              <w:t>13.03</w:t>
             </w:r>
             <w:r>
               <w:rPr>
@@ -3558,21 +3266,7 @@
               <w:rPr>
                 <w:rFonts w:ascii="Arial" w:hAnsi="Arial" w:cs="Arial"/>
               </w:rPr>
-              <w:t xml:space="preserve">Oggi abbiamo definitivamente completato il </w:t>
-            </w:r>
-            <w:proofErr w:type="spellStart"/>
-            <w:r>
-              <w:rPr>
-                <w:rFonts w:ascii="Arial" w:hAnsi="Arial" w:cs="Arial"/>
-              </w:rPr>
-              <w:t>backend</w:t>
-            </w:r>
-            <w:proofErr w:type="spellEnd"/>
-            <w:r>
-              <w:rPr>
-                <w:rFonts w:ascii="Arial" w:hAnsi="Arial" w:cs="Arial"/>
-              </w:rPr>
-              <w:t xml:space="preserve"> di tutte le impostazioni, aggiungendo il controllo del contrasto, la modalità schermo intero e tutto il sistema di ridimensionamento dello schermo.</w:t>
+              <w:t>Oggi abbiamo definitivamente completato il backend di tutte le impostazioni, aggiungendo il controllo del contrasto, la modalità schermo intero e tutto il sistema di ridimensionamento dello schermo.</w:t>
             </w:r>
           </w:p>
           <w:p>
@@ -3660,21 +3354,7 @@
               <w:rPr>
                 <w:rFonts w:ascii="Arial" w:hAnsi="Arial" w:cs="Arial"/>
               </w:rPr>
-              <w:t xml:space="preserve">Oggi abbiamo definitivamente completato la creazione del </w:t>
-            </w:r>
-            <w:proofErr w:type="spellStart"/>
-            <w:r>
-              <w:rPr>
-                <w:rFonts w:ascii="Arial" w:hAnsi="Arial" w:cs="Arial"/>
-              </w:rPr>
-              <w:t>backend</w:t>
-            </w:r>
-            <w:proofErr w:type="spellEnd"/>
-            <w:r>
-              <w:rPr>
-                <w:rFonts w:ascii="Arial" w:hAnsi="Arial" w:cs="Arial"/>
-              </w:rPr>
-              <w:t xml:space="preserve"> di tutte le impostazioni, aggiungendo il contrasto, la modalità schermo intero e tutto il sistema di ridimensionamento. Inoltre abbiamo iniziato a sviluppare la logica per l’avvio della partita e abbiamo continuato a lavorare sulla grafica del gioco.</w:t>
+              <w:t>Oggi abbiamo definitivamente completato la creazione del backend di tutte le impostazioni, aggiungendo il contrasto, la modalità schermo intero e tutto il sistema di ridimensionamento. Inoltre abbiamo iniziato a sviluppare la logica per l’avvio della partita e abbiamo continuato a lavorare sulla grafica del gioco.</w:t>
             </w:r>
           </w:p>
         </w:tc>
@@ -3876,28 +3556,12 @@
                 <w:rFonts w:ascii="Arial" w:hAnsi="Arial" w:cs="Arial"/>
               </w:rPr>
             </w:pPr>
-            <w:proofErr w:type="spellStart"/>
-            <w:r>
-              <w:rPr>
-                <w:rFonts w:ascii="Arial" w:hAnsi="Arial" w:cs="Arial"/>
-              </w:rPr>
-              <w:t>Daily</w:t>
-            </w:r>
-            <w:proofErr w:type="spellEnd"/>
-            <w:r>
-              <w:rPr>
-                <w:rFonts w:ascii="Arial" w:hAnsi="Arial" w:cs="Arial"/>
-              </w:rPr>
-              <w:t xml:space="preserve"> </w:t>
-            </w:r>
-            <w:proofErr w:type="spellStart"/>
-            <w:r>
-              <w:rPr>
-                <w:rFonts w:ascii="Arial" w:hAnsi="Arial" w:cs="Arial"/>
-              </w:rPr>
-              <w:t>Scrum</w:t>
-            </w:r>
-            <w:proofErr w:type="spellEnd"/>
+            <w:r>
+              <w:rPr>
+                <w:rFonts w:ascii="Arial" w:hAnsi="Arial" w:cs="Arial"/>
+              </w:rPr>
+              <w:t>Daily Scrum</w:t>
+            </w:r>
           </w:p>
         </w:tc>
       </w:tr>
@@ -3981,21 +3645,7 @@
               <w:rPr>
                 <w:rFonts w:ascii="Arial" w:hAnsi="Arial" w:cs="Arial"/>
               </w:rPr>
-              <w:t xml:space="preserve">Nel planning abbiamo deciso di recuperare le parti mancanti e continuare con il </w:t>
-            </w:r>
-            <w:proofErr w:type="spellStart"/>
-            <w:r>
-              <w:rPr>
-                <w:rFonts w:ascii="Arial" w:hAnsi="Arial" w:cs="Arial"/>
-              </w:rPr>
-              <w:t>prino</w:t>
-            </w:r>
-            <w:proofErr w:type="spellEnd"/>
-            <w:r>
-              <w:rPr>
-                <w:rFonts w:ascii="Arial" w:hAnsi="Arial" w:cs="Arial"/>
-              </w:rPr>
-              <w:t xml:space="preserve"> originale </w:t>
+              <w:t>Abbiamo recuperato le User Stories non completate inserendole nel nuovo Sprint..</w:t>
             </w:r>
           </w:p>
         </w:tc>
@@ -4055,45 +3705,35 @@
               </w:rPr>
               <w:t xml:space="preserve">Ci siamo ritrovati in dietro rispetto a </w:t>
             </w:r>
-            <w:proofErr w:type="spellStart"/>
-            <w:r>
-              <w:rPr>
-                <w:rFonts w:ascii="Arial" w:hAnsi="Arial" w:cs="Arial"/>
-              </w:rPr>
-              <w:t>cio</w:t>
-            </w:r>
-            <w:proofErr w:type="spellEnd"/>
-            <w:r>
-              <w:rPr>
-                <w:rFonts w:ascii="Arial" w:hAnsi="Arial" w:cs="Arial"/>
-              </w:rPr>
-              <w:t xml:space="preserve"> che ci eravamo pianificato di fare, abbiamo notato mancanze rispetto alla</w:t>
-            </w:r>
-            <w:r>
-              <w:rPr>
-                <w:rFonts w:ascii="Arial" w:hAnsi="Arial" w:cs="Arial"/>
-              </w:rPr>
-              <w:t xml:space="preserve"> documentazione </w:t>
-            </w:r>
-            <w:r>
-              <w:rPr>
-                <w:rFonts w:ascii="Arial" w:hAnsi="Arial" w:cs="Arial"/>
-              </w:rPr>
-              <w:t xml:space="preserve">e il </w:t>
-            </w:r>
-            <w:proofErr w:type="spellStart"/>
-            <w:r>
-              <w:rPr>
-                <w:rFonts w:ascii="Arial" w:hAnsi="Arial" w:cs="Arial"/>
-              </w:rPr>
-              <w:t>planing</w:t>
-            </w:r>
-            <w:proofErr w:type="spellEnd"/>
-            <w:r>
-              <w:rPr>
-                <w:rFonts w:ascii="Arial" w:hAnsi="Arial" w:cs="Arial"/>
-              </w:rPr>
-              <w:t xml:space="preserve"> dei vari sprint </w:t>
+            <w:r>
+              <w:rPr>
+                <w:rFonts w:ascii="Arial" w:hAnsi="Arial" w:cs="Arial"/>
+              </w:rPr>
+              <w:t>ciò</w:t>
+            </w:r>
+            <w:r>
+              <w:rPr>
+                <w:rFonts w:ascii="Arial" w:hAnsi="Arial" w:cs="Arial"/>
+              </w:rPr>
+              <w:t xml:space="preserve"> che ci eravamo pianificat</w:t>
+            </w:r>
+            <w:r>
+              <w:rPr>
+                <w:rFonts w:ascii="Arial" w:hAnsi="Arial" w:cs="Arial"/>
+              </w:rPr>
+              <w:t>i</w:t>
+            </w:r>
+            <w:r>
+              <w:rPr>
+                <w:rFonts w:ascii="Arial" w:hAnsi="Arial" w:cs="Arial"/>
+              </w:rPr>
+              <w:t xml:space="preserve"> di fare, abbiamo notato mancanze</w:t>
+            </w:r>
+            <w:r>
+              <w:rPr>
+                <w:rFonts w:ascii="Arial" w:hAnsi="Arial" w:cs="Arial"/>
+              </w:rPr>
+              <w:t xml:space="preserve"> e capito dove migliorare per il prossimo Sprint</w:t>
             </w:r>
           </w:p>
         </w:tc>
@@ -4131,16 +3771,669 @@
               <w:rPr>
                 <w:rFonts w:ascii="Arial" w:hAnsi="Arial" w:cs="Arial"/>
               </w:rPr>
-              <w:t xml:space="preserve">Sprint </w:t>
-            </w:r>
-            <w:proofErr w:type="spellStart"/>
-            <w:r>
-              <w:rPr>
-                <w:rFonts w:ascii="Arial" w:hAnsi="Arial" w:cs="Arial"/>
-              </w:rPr>
-              <w:t>Retrospective</w:t>
-            </w:r>
-            <w:proofErr w:type="spellEnd"/>
+              <w:t>Sprint Retrospective</w:t>
+            </w:r>
+          </w:p>
+        </w:tc>
+      </w:tr>
+      <w:tr>
+        <w:tc>
+          <w:tcPr>
+            <w:tcW w:w="9854" w:type="dxa"/>
+          </w:tcPr>
+          <w:p>
+            <w:pPr>
+              <w:rPr>
+                <w:rFonts w:ascii="Arial" w:hAnsi="Arial" w:cs="Arial"/>
+              </w:rPr>
+            </w:pPr>
+            <w:r>
+              <w:rPr>
+                <w:rFonts w:ascii="Arial" w:hAnsi="Arial" w:cs="Arial"/>
+              </w:rPr>
+              <w:t>A causa di mancanza di conoscenza nel linguaggio ci siamo ritrovati a dedicare maggior tempo ad alcune User Stories.</w:t>
+            </w:r>
+          </w:p>
+        </w:tc>
+      </w:tr>
+    </w:tbl>
+    <w:p>
+      <w:pPr>
+        <w:rPr>
+          <w:rFonts w:ascii="Arial" w:hAnsi="Arial" w:cs="Arial"/>
+        </w:rPr>
+      </w:pPr>
+      <w:r>
+        <w:rPr>
+          <w:rFonts w:ascii="Arial" w:hAnsi="Arial" w:cs="Arial"/>
+        </w:rPr>
+        <w:br w:type="page"/>
+      </w:r>
+    </w:p>
+    <w:tbl>
+      <w:tblPr>
+        <w:tblStyle w:val="Grigliatabella"/>
+        <w:tblW w:w="9634" w:type="dxa"/>
+        <w:tblLook w:val="04A0" w:firstRow="1" w:lastRow="0" w:firstColumn="1" w:lastColumn="0" w:noHBand="0" w:noVBand="1"/>
+      </w:tblPr>
+      <w:tblGrid>
+        <w:gridCol w:w="4803"/>
+        <w:gridCol w:w="4831"/>
+      </w:tblGrid>
+      <w:tr>
+        <w:trPr>
+          <w:trHeight w:hRule="exact" w:val="397"/>
+        </w:trPr>
+        <w:tc>
+          <w:tcPr>
+            <w:tcW w:w="4803" w:type="dxa"/>
+            <w:tcBorders>
+              <w:top w:val="single" w:sz="4" w:space="0" w:color="auto"/>
+              <w:left w:val="single" w:sz="4" w:space="0" w:color="auto"/>
+              <w:bottom w:val="single" w:sz="4" w:space="0" w:color="auto"/>
+              <w:right w:val="single" w:sz="4" w:space="0" w:color="auto"/>
+            </w:tcBorders>
+            <w:vAlign w:val="center"/>
+            <w:hideMark/>
+          </w:tcPr>
+          <w:p>
+            <w:pPr>
+              <w:spacing w:after="200" w:line="276" w:lineRule="auto"/>
+              <w:rPr>
+                <w:rFonts w:ascii="Arial" w:hAnsi="Arial" w:cs="Arial"/>
+              </w:rPr>
+            </w:pPr>
+            <w:r>
+              <w:rPr>
+                <w:rFonts w:ascii="Arial" w:hAnsi="Arial" w:cs="Arial"/>
+              </w:rPr>
+              <w:lastRenderedPageBreak/>
+              <w:t>Luogo</w:t>
+            </w:r>
+          </w:p>
+        </w:tc>
+        <w:tc>
+          <w:tcPr>
+            <w:tcW w:w="4831" w:type="dxa"/>
+            <w:tcBorders>
+              <w:top w:val="single" w:sz="4" w:space="0" w:color="auto"/>
+              <w:left w:val="single" w:sz="4" w:space="0" w:color="auto"/>
+              <w:bottom w:val="single" w:sz="4" w:space="0" w:color="auto"/>
+              <w:right w:val="single" w:sz="4" w:space="0" w:color="auto"/>
+            </w:tcBorders>
+            <w:vAlign w:val="center"/>
+            <w:hideMark/>
+          </w:tcPr>
+          <w:p>
+            <w:pPr>
+              <w:spacing w:after="200" w:line="276" w:lineRule="auto"/>
+              <w:rPr>
+                <w:rFonts w:ascii="Arial" w:hAnsi="Arial" w:cs="Arial"/>
+              </w:rPr>
+            </w:pPr>
+            <w:r>
+              <w:rPr>
+                <w:rFonts w:ascii="Arial" w:hAnsi="Arial" w:cs="Arial"/>
+              </w:rPr>
+              <w:t>Canobbio</w:t>
+            </w:r>
+          </w:p>
+        </w:tc>
+      </w:tr>
+      <w:tr>
+        <w:trPr>
+          <w:trHeight w:hRule="exact" w:val="397"/>
+        </w:trPr>
+        <w:tc>
+          <w:tcPr>
+            <w:tcW w:w="4803" w:type="dxa"/>
+            <w:tcBorders>
+              <w:top w:val="single" w:sz="4" w:space="0" w:color="auto"/>
+              <w:left w:val="single" w:sz="4" w:space="0" w:color="auto"/>
+              <w:bottom w:val="single" w:sz="4" w:space="0" w:color="auto"/>
+              <w:right w:val="single" w:sz="4" w:space="0" w:color="auto"/>
+            </w:tcBorders>
+            <w:vAlign w:val="center"/>
+            <w:hideMark/>
+          </w:tcPr>
+          <w:p>
+            <w:pPr>
+              <w:spacing w:after="200" w:line="276" w:lineRule="auto"/>
+              <w:rPr>
+                <w:rFonts w:ascii="Arial" w:hAnsi="Arial" w:cs="Arial"/>
+              </w:rPr>
+            </w:pPr>
+            <w:r>
+              <w:rPr>
+                <w:rFonts w:ascii="Arial" w:hAnsi="Arial" w:cs="Arial"/>
+              </w:rPr>
+              <w:t>Data</w:t>
+            </w:r>
+          </w:p>
+        </w:tc>
+        <w:tc>
+          <w:tcPr>
+            <w:tcW w:w="4831" w:type="dxa"/>
+            <w:tcBorders>
+              <w:top w:val="single" w:sz="4" w:space="0" w:color="auto"/>
+              <w:left w:val="single" w:sz="4" w:space="0" w:color="auto"/>
+              <w:bottom w:val="single" w:sz="4" w:space="0" w:color="auto"/>
+              <w:right w:val="single" w:sz="4" w:space="0" w:color="auto"/>
+            </w:tcBorders>
+            <w:vAlign w:val="center"/>
+            <w:hideMark/>
+          </w:tcPr>
+          <w:p>
+            <w:pPr>
+              <w:spacing w:after="200" w:line="276" w:lineRule="auto"/>
+              <w:rPr>
+                <w:rFonts w:ascii="Arial" w:hAnsi="Arial" w:cs="Arial"/>
+              </w:rPr>
+            </w:pPr>
+            <w:r>
+              <w:rPr>
+                <w:rFonts w:ascii="Arial" w:hAnsi="Arial" w:cs="Arial"/>
+              </w:rPr>
+              <w:t>20.03.2026</w:t>
+            </w:r>
+          </w:p>
+        </w:tc>
+      </w:tr>
+    </w:tbl>
+    <w:p>
+      <w:pPr>
+        <w:rPr>
+          <w:rFonts w:ascii="Arial" w:hAnsi="Arial" w:cs="Arial"/>
+        </w:rPr>
+      </w:pPr>
+    </w:p>
+    <w:tbl>
+      <w:tblPr>
+        <w:tblStyle w:val="Grigliatabella"/>
+        <w:tblW w:w="0" w:type="auto"/>
+        <w:tblLook w:val="04A0" w:firstRow="1" w:lastRow="0" w:firstColumn="1" w:lastColumn="0" w:noHBand="0" w:noVBand="1"/>
+      </w:tblPr>
+      <w:tblGrid>
+        <w:gridCol w:w="9628"/>
+      </w:tblGrid>
+      <w:tr>
+        <w:tc>
+          <w:tcPr>
+            <w:tcW w:w="9854" w:type="dxa"/>
+            <w:tcBorders>
+              <w:top w:val="single" w:sz="4" w:space="0" w:color="auto"/>
+              <w:left w:val="single" w:sz="4" w:space="0" w:color="auto"/>
+              <w:bottom w:val="single" w:sz="4" w:space="0" w:color="auto"/>
+              <w:right w:val="single" w:sz="4" w:space="0" w:color="auto"/>
+            </w:tcBorders>
+            <w:shd w:val="clear" w:color="auto" w:fill="D9D9D9" w:themeFill="background1" w:themeFillShade="D9"/>
+            <w:hideMark/>
+          </w:tcPr>
+          <w:p>
+            <w:pPr>
+              <w:spacing w:after="200" w:line="276" w:lineRule="auto"/>
+              <w:rPr>
+                <w:rFonts w:ascii="Arial" w:hAnsi="Arial" w:cs="Arial"/>
+              </w:rPr>
+            </w:pPr>
+            <w:r>
+              <w:rPr>
+                <w:rFonts w:ascii="Arial" w:hAnsi="Arial" w:cs="Arial"/>
+              </w:rPr>
+              <w:t>Lavori svolti</w:t>
+            </w:r>
+          </w:p>
+        </w:tc>
+      </w:tr>
+      <w:tr>
+        <w:tc>
+          <w:tcPr>
+            <w:tcW w:w="9854" w:type="dxa"/>
+            <w:tcBorders>
+              <w:top w:val="single" w:sz="4" w:space="0" w:color="auto"/>
+              <w:left w:val="single" w:sz="4" w:space="0" w:color="auto"/>
+              <w:bottom w:val="single" w:sz="4" w:space="0" w:color="auto"/>
+              <w:right w:val="single" w:sz="4" w:space="0" w:color="auto"/>
+            </w:tcBorders>
+            <w:hideMark/>
+          </w:tcPr>
+          <w:p>
+            <w:pPr>
+              <w:spacing w:after="200" w:line="276" w:lineRule="auto"/>
+              <w:rPr>
+                <w:rFonts w:ascii="Arial" w:hAnsi="Arial" w:cs="Arial"/>
+              </w:rPr>
+            </w:pPr>
+          </w:p>
+        </w:tc>
+      </w:tr>
+    </w:tbl>
+    <w:p>
+      <w:pPr>
+        <w:rPr>
+          <w:rFonts w:ascii="Arial" w:hAnsi="Arial" w:cs="Arial"/>
+        </w:rPr>
+      </w:pPr>
+    </w:p>
+    <w:tbl>
+      <w:tblPr>
+        <w:tblStyle w:val="Grigliatabella"/>
+        <w:tblW w:w="0" w:type="auto"/>
+        <w:tblLook w:val="04A0" w:firstRow="1" w:lastRow="0" w:firstColumn="1" w:lastColumn="0" w:noHBand="0" w:noVBand="1"/>
+      </w:tblPr>
+      <w:tblGrid>
+        <w:gridCol w:w="9628"/>
+      </w:tblGrid>
+      <w:tr>
+        <w:tc>
+          <w:tcPr>
+            <w:tcW w:w="9854" w:type="dxa"/>
+            <w:tcBorders>
+              <w:top w:val="single" w:sz="4" w:space="0" w:color="auto"/>
+              <w:left w:val="single" w:sz="4" w:space="0" w:color="auto"/>
+              <w:bottom w:val="single" w:sz="4" w:space="0" w:color="auto"/>
+              <w:right w:val="single" w:sz="4" w:space="0" w:color="auto"/>
+            </w:tcBorders>
+            <w:shd w:val="clear" w:color="auto" w:fill="D9D9D9" w:themeFill="background1" w:themeFillShade="D9"/>
+            <w:hideMark/>
+          </w:tcPr>
+          <w:p>
+            <w:pPr>
+              <w:spacing w:after="200" w:line="276" w:lineRule="auto"/>
+              <w:rPr>
+                <w:rFonts w:ascii="Arial" w:hAnsi="Arial" w:cs="Arial"/>
+              </w:rPr>
+            </w:pPr>
+            <w:r>
+              <w:rPr>
+                <w:rFonts w:ascii="Arial" w:hAnsi="Arial" w:cs="Arial"/>
+              </w:rPr>
+              <w:t>Problemi riscontrati e soluzioni adottate</w:t>
+            </w:r>
+          </w:p>
+        </w:tc>
+      </w:tr>
+      <w:tr>
+        <w:tc>
+          <w:tcPr>
+            <w:tcW w:w="9854" w:type="dxa"/>
+            <w:tcBorders>
+              <w:top w:val="single" w:sz="4" w:space="0" w:color="auto"/>
+              <w:left w:val="single" w:sz="4" w:space="0" w:color="auto"/>
+              <w:bottom w:val="single" w:sz="4" w:space="0" w:color="auto"/>
+              <w:right w:val="single" w:sz="4" w:space="0" w:color="auto"/>
+            </w:tcBorders>
+            <w:hideMark/>
+          </w:tcPr>
+          <w:p>
+            <w:pPr>
+              <w:spacing w:after="200" w:line="276" w:lineRule="auto"/>
+              <w:rPr>
+                <w:rFonts w:ascii="Arial" w:hAnsi="Arial" w:cs="Arial"/>
+              </w:rPr>
+            </w:pPr>
+            <w:r>
+              <w:rPr>
+                <w:rFonts w:ascii="Arial" w:hAnsi="Arial" w:cs="Arial"/>
+              </w:rPr>
+              <w:t>Un membro del team non presente, abbiamo accelerato nello sviluppo per recuperare la mancanza.</w:t>
+            </w:r>
+          </w:p>
+        </w:tc>
+      </w:tr>
+    </w:tbl>
+    <w:p>
+      <w:pPr>
+        <w:rPr>
+          <w:rFonts w:ascii="Arial" w:hAnsi="Arial" w:cs="Arial"/>
+        </w:rPr>
+      </w:pPr>
+    </w:p>
+    <w:tbl>
+      <w:tblPr>
+        <w:tblStyle w:val="Grigliatabella"/>
+        <w:tblW w:w="0" w:type="auto"/>
+        <w:tblLook w:val="04A0" w:firstRow="1" w:lastRow="0" w:firstColumn="1" w:lastColumn="0" w:noHBand="0" w:noVBand="1"/>
+      </w:tblPr>
+      <w:tblGrid>
+        <w:gridCol w:w="9628"/>
+      </w:tblGrid>
+      <w:tr>
+        <w:tc>
+          <w:tcPr>
+            <w:tcW w:w="9854" w:type="dxa"/>
+            <w:tcBorders>
+              <w:top w:val="single" w:sz="4" w:space="0" w:color="auto"/>
+              <w:left w:val="single" w:sz="4" w:space="0" w:color="auto"/>
+              <w:bottom w:val="single" w:sz="4" w:space="0" w:color="auto"/>
+              <w:right w:val="single" w:sz="4" w:space="0" w:color="auto"/>
+            </w:tcBorders>
+            <w:shd w:val="clear" w:color="auto" w:fill="D9D9D9" w:themeFill="background1" w:themeFillShade="D9"/>
+            <w:hideMark/>
+          </w:tcPr>
+          <w:p>
+            <w:pPr>
+              <w:spacing w:after="200" w:line="276" w:lineRule="auto"/>
+              <w:rPr>
+                <w:rFonts w:ascii="Arial" w:hAnsi="Arial" w:cs="Arial"/>
+              </w:rPr>
+            </w:pPr>
+            <w:r>
+              <w:rPr>
+                <w:rFonts w:ascii="Arial" w:hAnsi="Arial" w:cs="Arial"/>
+              </w:rPr>
+              <w:t>Punto della situazione rispetto alla pianificazione</w:t>
+            </w:r>
+          </w:p>
+        </w:tc>
+      </w:tr>
+      <w:tr>
+        <w:tc>
+          <w:tcPr>
+            <w:tcW w:w="9854" w:type="dxa"/>
+            <w:tcBorders>
+              <w:top w:val="single" w:sz="4" w:space="0" w:color="auto"/>
+              <w:left w:val="single" w:sz="4" w:space="0" w:color="auto"/>
+              <w:bottom w:val="single" w:sz="4" w:space="0" w:color="auto"/>
+              <w:right w:val="single" w:sz="4" w:space="0" w:color="auto"/>
+            </w:tcBorders>
+            <w:hideMark/>
+          </w:tcPr>
+          <w:p>
+            <w:pPr>
+              <w:spacing w:after="200" w:line="276" w:lineRule="auto"/>
+              <w:rPr>
+                <w:rFonts w:ascii="Arial" w:hAnsi="Arial" w:cs="Arial"/>
+              </w:rPr>
+            </w:pPr>
+          </w:p>
+        </w:tc>
+      </w:tr>
+    </w:tbl>
+    <w:p>
+      <w:pPr>
+        <w:rPr>
+          <w:rFonts w:ascii="Arial" w:hAnsi="Arial" w:cs="Arial"/>
+        </w:rPr>
+      </w:pPr>
+    </w:p>
+    <w:tbl>
+      <w:tblPr>
+        <w:tblStyle w:val="Grigliatabella"/>
+        <w:tblW w:w="0" w:type="auto"/>
+        <w:tblLook w:val="04A0" w:firstRow="1" w:lastRow="0" w:firstColumn="1" w:lastColumn="0" w:noHBand="0" w:noVBand="1"/>
+      </w:tblPr>
+      <w:tblGrid>
+        <w:gridCol w:w="9628"/>
+      </w:tblGrid>
+      <w:tr>
+        <w:tc>
+          <w:tcPr>
+            <w:tcW w:w="9854" w:type="dxa"/>
+            <w:tcBorders>
+              <w:top w:val="single" w:sz="4" w:space="0" w:color="auto"/>
+              <w:left w:val="single" w:sz="4" w:space="0" w:color="auto"/>
+              <w:bottom w:val="single" w:sz="4" w:space="0" w:color="auto"/>
+              <w:right w:val="single" w:sz="4" w:space="0" w:color="auto"/>
+            </w:tcBorders>
+            <w:shd w:val="clear" w:color="auto" w:fill="D9D9D9" w:themeFill="background1" w:themeFillShade="D9"/>
+            <w:hideMark/>
+          </w:tcPr>
+          <w:p>
+            <w:pPr>
+              <w:spacing w:after="200" w:line="276" w:lineRule="auto"/>
+              <w:rPr>
+                <w:rFonts w:ascii="Arial" w:hAnsi="Arial" w:cs="Arial"/>
+              </w:rPr>
+            </w:pPr>
+            <w:r>
+              <w:rPr>
+                <w:rFonts w:ascii="Arial" w:hAnsi="Arial" w:cs="Arial"/>
+              </w:rPr>
+              <w:t>Programma di massima per la prossima giornata di lavoro</w:t>
+            </w:r>
+          </w:p>
+        </w:tc>
+      </w:tr>
+      <w:tr>
+        <w:tc>
+          <w:tcPr>
+            <w:tcW w:w="9854" w:type="dxa"/>
+            <w:tcBorders>
+              <w:top w:val="single" w:sz="4" w:space="0" w:color="auto"/>
+              <w:left w:val="single" w:sz="4" w:space="0" w:color="auto"/>
+              <w:bottom w:val="single" w:sz="4" w:space="0" w:color="auto"/>
+              <w:right w:val="single" w:sz="4" w:space="0" w:color="auto"/>
+            </w:tcBorders>
+            <w:hideMark/>
+          </w:tcPr>
+          <w:p>
+            <w:pPr>
+              <w:spacing w:after="200" w:line="276" w:lineRule="auto"/>
+              <w:rPr>
+                <w:rFonts w:ascii="Arial" w:hAnsi="Arial" w:cs="Arial"/>
+              </w:rPr>
+            </w:pPr>
+          </w:p>
+        </w:tc>
+      </w:tr>
+    </w:tbl>
+    <w:p>
+      <w:pPr>
+        <w:rPr>
+          <w:rFonts w:ascii="Arial" w:hAnsi="Arial" w:cs="Arial"/>
+        </w:rPr>
+      </w:pPr>
+    </w:p>
+    <w:p>
+      <w:pPr>
+        <w:pStyle w:val="Titolo2"/>
+        <w:rPr>
+          <w:sz w:val="36"/>
+        </w:rPr>
+      </w:pPr>
+      <w:r>
+        <w:rPr>
+          <w:sz w:val="36"/>
+        </w:rPr>
+        <w:t>Agile</w:t>
+      </w:r>
+      <w:r>
+        <w:rPr>
+          <w:sz w:val="36"/>
+        </w:rPr>
+        <w:t xml:space="preserve"> - Resoconto</w:t>
+      </w:r>
+    </w:p>
+    <w:tbl>
+      <w:tblPr>
+        <w:tblStyle w:val="Grigliatabella"/>
+        <w:tblW w:w="0" w:type="auto"/>
+        <w:tblLook w:val="04A0" w:firstRow="1" w:lastRow="0" w:firstColumn="1" w:lastColumn="0" w:noHBand="0" w:noVBand="1"/>
+      </w:tblPr>
+      <w:tblGrid>
+        <w:gridCol w:w="9628"/>
+      </w:tblGrid>
+      <w:tr>
+        <w:tc>
+          <w:tcPr>
+            <w:tcW w:w="9854" w:type="dxa"/>
+            <w:shd w:val="clear" w:color="auto" w:fill="D9D9D9" w:themeFill="background1" w:themeFillShade="D9"/>
+          </w:tcPr>
+          <w:p>
+            <w:pPr>
+              <w:rPr>
+                <w:rFonts w:ascii="Arial" w:hAnsi="Arial" w:cs="Arial"/>
+              </w:rPr>
+            </w:pPr>
+            <w:r>
+              <w:rPr>
+                <w:rFonts w:ascii="Arial" w:hAnsi="Arial" w:cs="Arial"/>
+              </w:rPr>
+              <w:t>Daily Scrum</w:t>
+            </w:r>
+          </w:p>
+        </w:tc>
+      </w:tr>
+      <w:tr>
+        <w:tc>
+          <w:tcPr>
+            <w:tcW w:w="9854" w:type="dxa"/>
+          </w:tcPr>
+          <w:p>
+            <w:pPr>
+              <w:rPr>
+                <w:rFonts w:ascii="Arial" w:hAnsi="Arial" w:cs="Arial"/>
+              </w:rPr>
+            </w:pPr>
+            <w:r>
+              <w:rPr>
+                <w:rFonts w:ascii="Arial" w:hAnsi="Arial" w:cs="Arial"/>
+              </w:rPr>
+              <w:t>A causa della mancanza di uno dei 3 membri del team, abbiamo deciso di dividerci gli incarichi in modo tale da compensare la mancanza di mano d’opera.</w:t>
+            </w:r>
+          </w:p>
+        </w:tc>
+      </w:tr>
+    </w:tbl>
+    <w:p>
+      <w:pPr>
+        <w:rPr>
+          <w:rFonts w:ascii="Arial" w:hAnsi="Arial" w:cs="Arial"/>
+        </w:rPr>
+      </w:pPr>
+    </w:p>
+    <w:tbl>
+      <w:tblPr>
+        <w:tblStyle w:val="Grigliatabella"/>
+        <w:tblW w:w="0" w:type="auto"/>
+        <w:tblLook w:val="04A0" w:firstRow="1" w:lastRow="0" w:firstColumn="1" w:lastColumn="0" w:noHBand="0" w:noVBand="1"/>
+      </w:tblPr>
+      <w:tblGrid>
+        <w:gridCol w:w="9628"/>
+      </w:tblGrid>
+      <w:tr>
+        <w:tc>
+          <w:tcPr>
+            <w:tcW w:w="9854" w:type="dxa"/>
+            <w:shd w:val="clear" w:color="auto" w:fill="D9D9D9" w:themeFill="background1" w:themeFillShade="D9"/>
+          </w:tcPr>
+          <w:p>
+            <w:pPr>
+              <w:rPr>
+                <w:rFonts w:ascii="Arial" w:hAnsi="Arial" w:cs="Arial"/>
+              </w:rPr>
+            </w:pPr>
+            <w:r>
+              <w:rPr>
+                <w:rFonts w:ascii="Arial" w:hAnsi="Arial" w:cs="Arial"/>
+              </w:rPr>
+              <w:t>Sprint Planning</w:t>
+            </w:r>
+          </w:p>
+        </w:tc>
+      </w:tr>
+      <w:tr>
+        <w:tc>
+          <w:tcPr>
+            <w:tcW w:w="9854" w:type="dxa"/>
+          </w:tcPr>
+          <w:p>
+            <w:pPr>
+              <w:rPr>
+                <w:rFonts w:ascii="Arial" w:hAnsi="Arial" w:cs="Arial"/>
+              </w:rPr>
+            </w:pPr>
+          </w:p>
+        </w:tc>
+      </w:tr>
+    </w:tbl>
+    <w:p>
+      <w:pPr>
+        <w:rPr>
+          <w:rFonts w:ascii="Arial" w:hAnsi="Arial" w:cs="Arial"/>
+        </w:rPr>
+      </w:pPr>
+    </w:p>
+    <w:tbl>
+      <w:tblPr>
+        <w:tblStyle w:val="Grigliatabella"/>
+        <w:tblW w:w="0" w:type="auto"/>
+        <w:tblLook w:val="04A0" w:firstRow="1" w:lastRow="0" w:firstColumn="1" w:lastColumn="0" w:noHBand="0" w:noVBand="1"/>
+      </w:tblPr>
+      <w:tblGrid>
+        <w:gridCol w:w="9628"/>
+      </w:tblGrid>
+      <w:tr>
+        <w:tc>
+          <w:tcPr>
+            <w:tcW w:w="9854" w:type="dxa"/>
+            <w:shd w:val="clear" w:color="auto" w:fill="D9D9D9" w:themeFill="background1" w:themeFillShade="D9"/>
+          </w:tcPr>
+          <w:p>
+            <w:pPr>
+              <w:rPr>
+                <w:rFonts w:ascii="Arial" w:hAnsi="Arial" w:cs="Arial"/>
+              </w:rPr>
+            </w:pPr>
+            <w:r>
+              <w:rPr>
+                <w:rFonts w:ascii="Arial" w:hAnsi="Arial" w:cs="Arial"/>
+              </w:rPr>
+              <w:t>Sprint Review</w:t>
+            </w:r>
+          </w:p>
+        </w:tc>
+      </w:tr>
+      <w:tr>
+        <w:tc>
+          <w:tcPr>
+            <w:tcW w:w="9854" w:type="dxa"/>
+          </w:tcPr>
+          <w:p>
+            <w:pPr>
+              <w:rPr>
+                <w:rFonts w:ascii="Arial" w:hAnsi="Arial" w:cs="Arial"/>
+              </w:rPr>
+            </w:pPr>
+          </w:p>
+        </w:tc>
+      </w:tr>
+    </w:tbl>
+    <w:p>
+      <w:pPr>
+        <w:rPr>
+          <w:rFonts w:ascii="Arial" w:hAnsi="Arial" w:cs="Arial"/>
+        </w:rPr>
+      </w:pPr>
+    </w:p>
+    <w:tbl>
+      <w:tblPr>
+        <w:tblStyle w:val="Grigliatabella"/>
+        <w:tblW w:w="0" w:type="auto"/>
+        <w:tblLook w:val="04A0" w:firstRow="1" w:lastRow="0" w:firstColumn="1" w:lastColumn="0" w:noHBand="0" w:noVBand="1"/>
+      </w:tblPr>
+      <w:tblGrid>
+        <w:gridCol w:w="9628"/>
+      </w:tblGrid>
+      <w:tr>
+        <w:tc>
+          <w:tcPr>
+            <w:tcW w:w="9854" w:type="dxa"/>
+            <w:shd w:val="clear" w:color="auto" w:fill="D9D9D9" w:themeFill="background1" w:themeFillShade="D9"/>
+          </w:tcPr>
+          <w:p>
+            <w:pPr>
+              <w:rPr>
+                <w:rFonts w:ascii="Arial" w:hAnsi="Arial" w:cs="Arial"/>
+              </w:rPr>
+            </w:pPr>
+            <w:r>
+              <w:rPr>
+                <w:rFonts w:ascii="Arial" w:hAnsi="Arial" w:cs="Arial"/>
+              </w:rPr>
+              <w:t>Sprint Retrospective</w:t>
+            </w:r>
           </w:p>
         </w:tc>
       </w:tr>
@@ -4232,35 +4525,7 @@
           <w:rPr>
             <w:rFonts w:ascii="Arial" w:hAnsi="Arial" w:cs="Arial"/>
           </w:rPr>
-          <w:t xml:space="preserve">System </w:t>
-        </w:r>
-        <w:proofErr w:type="spellStart"/>
-        <w:r>
-          <w:rPr>
-            <w:rFonts w:ascii="Arial" w:hAnsi="Arial" w:cs="Arial"/>
-          </w:rPr>
-          <w:t>Breach</w:t>
-        </w:r>
-        <w:proofErr w:type="spellEnd"/>
-        <w:r>
-          <w:rPr>
-            <w:rFonts w:ascii="Arial" w:hAnsi="Arial" w:cs="Arial"/>
-          </w:rPr>
-          <w:t xml:space="preserve">: </w:t>
-        </w:r>
-        <w:proofErr w:type="spellStart"/>
-        <w:r>
-          <w:rPr>
-            <w:rFonts w:ascii="Arial" w:hAnsi="Arial" w:cs="Arial"/>
-          </w:rPr>
-          <w:t>Five</w:t>
-        </w:r>
-        <w:proofErr w:type="spellEnd"/>
-        <w:r>
-          <w:rPr>
-            <w:rFonts w:ascii="Arial" w:hAnsi="Arial" w:cs="Arial"/>
-          </w:rPr>
-          <w:t xml:space="preserve"> Nights</w:t>
+          <w:t>System Breach: Five Nights</w:t>
         </w:r>
       </w:sdtContent>
     </w:sdt>
@@ -7153,6 +7418,7 @@
   <w:style w:type="character" w:default="1" w:styleId="Carpredefinitoparagrafo">
     <w:name w:val="Default Paragraph Font"/>
     <w:uiPriority w:val="1"/>
+    <w:semiHidden/>
     <w:unhideWhenUsed/>
   </w:style>
   <w:style w:type="table" w:default="1" w:styleId="Tabellanormale">
@@ -7791,8 +8057,10 @@
     <w:rsid w:val="005D407D"/>
     <w:rsid w:val="005F1498"/>
     <w:rsid w:val="006162E1"/>
+    <w:rsid w:val="00634C39"/>
     <w:rsid w:val="0063600C"/>
     <w:rsid w:val="006426E3"/>
+    <w:rsid w:val="00643A93"/>
     <w:rsid w:val="00670B36"/>
     <w:rsid w:val="00671005"/>
     <w:rsid w:val="00673D1E"/>

--- a/4_Diari/Diario.docx
+++ b/4_Diari/Diario.docx
@@ -4004,6 +4004,12 @@
                 <w:rFonts w:ascii="Arial" w:hAnsi="Arial" w:cs="Arial"/>
               </w:rPr>
             </w:pPr>
+            <w:r>
+              <w:rPr>
+                <w:rFonts w:ascii="Arial" w:hAnsi="Arial" w:cs="Arial"/>
+              </w:rPr>
+              <w:t>Finito il manuale utente, logica di VAL-Z quasi completata, stanze telecamere già istanziate ma non ancora funzionanti</w:t>
+            </w:r>
           </w:p>
         </w:tc>
       </w:tr>
@@ -4076,7 +4082,26 @@
               <w:rPr>
                 <w:rFonts w:ascii="Arial" w:hAnsi="Arial" w:cs="Arial"/>
               </w:rPr>
-              <w:t>Un membro del team non presente, abbiamo accelerato nello sviluppo per recuperare la mancanza.</w:t>
+              <w:t>Un membro del team non presente, abbiamo accelerato nello sviluppo per recuperare la mancanza</w:t>
+            </w:r>
+            <w:r>
+              <w:rPr>
+                <w:rFonts w:ascii="Arial" w:hAnsi="Arial" w:cs="Arial"/>
+              </w:rPr>
+              <w:t xml:space="preserve"> (non ha funzionato al 100%)</w:t>
+            </w:r>
+            <w:r>
+              <w:rPr>
+                <w:rFonts w:ascii="Arial" w:hAnsi="Arial" w:cs="Arial"/>
+              </w:rPr>
+              <w:t>.</w:t>
+            </w:r>
+            <w:r>
+              <w:rPr>
+                <w:rFonts w:ascii="Arial" w:hAnsi="Arial" w:cs="Arial"/>
+              </w:rPr>
+              <w:br/>
+              <w:t>Abbiamo avuto dei problemi di merge dei files, abbiamo cercato di risolvere togliendo i conflitti presenti.</w:t>
             </w:r>
           </w:p>
         </w:tc>
@@ -4146,6 +4171,12 @@
                 <w:rFonts w:ascii="Arial" w:hAnsi="Arial" w:cs="Arial"/>
               </w:rPr>
             </w:pPr>
+            <w:r>
+              <w:rPr>
+                <w:rFonts w:ascii="Arial" w:hAnsi="Arial" w:cs="Arial"/>
+              </w:rPr>
+              <w:t>Leggermente in ritardo</w:t>
+            </w:r>
           </w:p>
         </w:tc>
       </w:tr>
@@ -4214,6 +4245,36 @@
                 <w:rFonts w:ascii="Arial" w:hAnsi="Arial" w:cs="Arial"/>
               </w:rPr>
             </w:pPr>
+            <w:r>
+              <w:rPr>
+                <w:rFonts w:ascii="Arial" w:hAnsi="Arial" w:cs="Arial"/>
+              </w:rPr>
+              <w:t xml:space="preserve">Discutere lo sprint </w:t>
+            </w:r>
+            <w:r>
+              <w:rPr>
+                <w:rFonts w:ascii="Arial" w:hAnsi="Arial" w:cs="Arial"/>
+              </w:rPr>
+              <w:t>3</w:t>
+            </w:r>
+            <w:r>
+              <w:rPr>
+                <w:rFonts w:ascii="Arial" w:hAnsi="Arial" w:cs="Arial"/>
+              </w:rPr>
+              <w:t>, inserire ciò che non si ha fatto</w:t>
+            </w:r>
+            <w:r>
+              <w:rPr>
+                <w:rFonts w:ascii="Arial" w:hAnsi="Arial" w:cs="Arial"/>
+              </w:rPr>
+              <w:t xml:space="preserve"> e iniziarlo</w:t>
+            </w:r>
+            <w:r>
+              <w:rPr>
+                <w:rFonts w:ascii="Arial" w:hAnsi="Arial" w:cs="Arial"/>
+              </w:rPr>
+              <w:t>.</w:t>
+            </w:r>
           </w:p>
         </w:tc>
       </w:tr>
@@ -8010,6 +8071,7 @@
     <w:rsid w:val="000F117C"/>
     <w:rsid w:val="001101C0"/>
     <w:rsid w:val="00127196"/>
+    <w:rsid w:val="001530B8"/>
     <w:rsid w:val="001A0560"/>
     <w:rsid w:val="001C54F7"/>
     <w:rsid w:val="001D061C"/>
@@ -8093,6 +8155,7 @@
     <w:rsid w:val="00923218"/>
     <w:rsid w:val="00925A3A"/>
     <w:rsid w:val="0095694A"/>
+    <w:rsid w:val="009905D8"/>
     <w:rsid w:val="00997E7D"/>
     <w:rsid w:val="009D5B0A"/>
     <w:rsid w:val="00A139A6"/>

--- a/4_Diari/Diario.docx
+++ b/4_Diari/Diario.docx
@@ -732,21 +732,7 @@
               <w:rPr>
                 <w:rFonts w:ascii="Arial" w:hAnsi="Arial" w:cs="Arial"/>
               </w:rPr>
-              <w:t xml:space="preserve">Finire lo use case e fare un activity </w:t>
-            </w:r>
-            <w:proofErr w:type="spellStart"/>
-            <w:r>
-              <w:rPr>
-                <w:rFonts w:ascii="Arial" w:hAnsi="Arial" w:cs="Arial"/>
-              </w:rPr>
-              <w:t>diagram</w:t>
-            </w:r>
-            <w:proofErr w:type="spellEnd"/>
-            <w:r>
-              <w:rPr>
-                <w:rFonts w:ascii="Arial" w:hAnsi="Arial" w:cs="Arial"/>
-              </w:rPr>
-              <w:t>. Inizio pianificazione.</w:t>
+              <w:t>Finire lo use case e fare un activity diagram. Inizio pianificazione.</w:t>
             </w:r>
           </w:p>
         </w:tc>
@@ -985,21 +971,7 @@
               <w:rPr>
                 <w:rFonts w:ascii="Arial" w:hAnsi="Arial" w:cs="Arial"/>
               </w:rPr>
-              <w:t xml:space="preserve"> a creare la grafica e la storia del nostro gioco e iniziato a fare i </w:t>
-            </w:r>
-            <w:proofErr w:type="spellStart"/>
-            <w:r>
-              <w:rPr>
-                <w:rFonts w:ascii="Arial" w:hAnsi="Arial" w:cs="Arial"/>
-              </w:rPr>
-              <w:t>mockup</w:t>
-            </w:r>
-            <w:proofErr w:type="spellEnd"/>
-            <w:r>
-              <w:rPr>
-                <w:rFonts w:ascii="Arial" w:hAnsi="Arial" w:cs="Arial"/>
-              </w:rPr>
-              <w:t>.</w:t>
+              <w:t xml:space="preserve"> a creare la grafica e la storia del nostro gioco e iniziato a fare i mockup.</w:t>
             </w:r>
           </w:p>
         </w:tc>
@@ -1198,30 +1170,8 @@
               <w:rPr>
                 <w:rFonts w:ascii="Arial" w:hAnsi="Arial" w:cs="Arial"/>
               </w:rPr>
-              <w:t xml:space="preserve">, continuo </w:t>
-            </w:r>
-            <w:proofErr w:type="spellStart"/>
-            <w:r>
-              <w:rPr>
-                <w:rFonts w:ascii="Arial" w:hAnsi="Arial" w:cs="Arial"/>
-              </w:rPr>
-              <w:t>mockup</w:t>
-            </w:r>
-            <w:proofErr w:type="spellEnd"/>
-            <w:r>
-              <w:rPr>
-                <w:rFonts w:ascii="Arial" w:hAnsi="Arial" w:cs="Arial"/>
-              </w:rPr>
-              <w:t xml:space="preserve"> e grafica, sviluppo Activity </w:t>
-            </w:r>
-            <w:proofErr w:type="spellStart"/>
-            <w:r>
-              <w:rPr>
-                <w:rFonts w:ascii="Arial" w:hAnsi="Arial" w:cs="Arial"/>
-              </w:rPr>
-              <w:t>Diagram</w:t>
-            </w:r>
-            <w:proofErr w:type="spellEnd"/>
+              <w:t>, continuo mockup e grafica, sviluppo Activity Diagram</w:t>
+            </w:r>
             <w:r>
               <w:rPr>
                 <w:rFonts w:ascii="Arial" w:hAnsi="Arial" w:cs="Arial"/>
@@ -1449,49 +1399,7 @@
               <w:rPr>
                 <w:rFonts w:ascii="Arial" w:hAnsi="Arial" w:cs="Arial"/>
               </w:rPr>
-              <w:t xml:space="preserve">Abbiamo completato la fase di ricerca, definendo lo use case e i relativi </w:t>
-            </w:r>
-            <w:proofErr w:type="spellStart"/>
-            <w:r>
-              <w:rPr>
-                <w:rFonts w:ascii="Arial" w:hAnsi="Arial" w:cs="Arial"/>
-              </w:rPr>
-              <w:t>swimlane</w:t>
-            </w:r>
-            <w:proofErr w:type="spellEnd"/>
-            <w:r>
-              <w:rPr>
-                <w:rFonts w:ascii="Arial" w:hAnsi="Arial" w:cs="Arial"/>
-              </w:rPr>
-              <w:t xml:space="preserve"> </w:t>
-            </w:r>
-            <w:proofErr w:type="spellStart"/>
-            <w:r>
-              <w:rPr>
-                <w:rFonts w:ascii="Arial" w:hAnsi="Arial" w:cs="Arial"/>
-              </w:rPr>
-              <w:t>diagram</w:t>
-            </w:r>
-            <w:proofErr w:type="spellEnd"/>
-            <w:r>
-              <w:rPr>
-                <w:rFonts w:ascii="Arial" w:hAnsi="Arial" w:cs="Arial"/>
-              </w:rPr>
-              <w:t xml:space="preserve">. La documentazione è stata integrata con l’analisi del dominio, lo scopo del progetto e le descrizioni dettagliate dei processi. Infine, abbiamo redatto e incluso il diagramma di </w:t>
-            </w:r>
-            <w:proofErr w:type="spellStart"/>
-            <w:r>
-              <w:rPr>
-                <w:rFonts w:ascii="Arial" w:hAnsi="Arial" w:cs="Arial"/>
-              </w:rPr>
-              <w:t>Gantt</w:t>
-            </w:r>
-            <w:proofErr w:type="spellEnd"/>
-            <w:r>
-              <w:rPr>
-                <w:rFonts w:ascii="Arial" w:hAnsi="Arial" w:cs="Arial"/>
-              </w:rPr>
-              <w:t xml:space="preserve"> preventivo.</w:t>
+              <w:t>Abbiamo completato la fase di ricerca, definendo lo use case e i relativi swimlane diagram. La documentazione è stata integrata con l’analisi del dominio, lo scopo del progetto e le descrizioni dettagliate dei processi. Infine, abbiamo redatto e incluso il diagramma di Gantt preventivo.</w:t>
             </w:r>
             <w:r>
               <w:rPr>
@@ -1951,35 +1859,7 @@
                 <w:rFonts w:ascii="Arial" w:hAnsi="Arial" w:cs="Arial"/>
               </w:rPr>
               <w:br/>
-              <w:t xml:space="preserve">Abbiamo fatto ricerche su come cambiare impostazioni specifiche in </w:t>
-            </w:r>
-            <w:proofErr w:type="spellStart"/>
-            <w:r>
-              <w:rPr>
-                <w:rFonts w:ascii="Arial" w:hAnsi="Arial" w:cs="Arial"/>
-              </w:rPr>
-              <w:t>GameMaker</w:t>
-            </w:r>
-            <w:proofErr w:type="spellEnd"/>
-            <w:r>
-              <w:rPr>
-                <w:rFonts w:ascii="Arial" w:hAnsi="Arial" w:cs="Arial"/>
-              </w:rPr>
-              <w:t xml:space="preserve">, su funzionamenti avanzati di </w:t>
-            </w:r>
-            <w:proofErr w:type="spellStart"/>
-            <w:r>
-              <w:rPr>
-                <w:rFonts w:ascii="Arial" w:hAnsi="Arial" w:cs="Arial"/>
-              </w:rPr>
-              <w:t>git</w:t>
-            </w:r>
-            <w:proofErr w:type="spellEnd"/>
-            <w:r>
-              <w:rPr>
-                <w:rFonts w:ascii="Arial" w:hAnsi="Arial" w:cs="Arial"/>
-              </w:rPr>
-              <w:t xml:space="preserve"> per evitare conflitti.</w:t>
+              <w:t>Abbiamo fatto ricerche su come cambiare impostazioni specifiche in GameMaker, su funzionamenti avanzati di git per evitare conflitti.</w:t>
             </w:r>
             <w:r>
               <w:rPr>
@@ -2074,49 +1954,7 @@
               <w:rPr>
                 <w:rFonts w:ascii="Arial" w:hAnsi="Arial" w:cs="Arial"/>
               </w:rPr>
-              <w:t xml:space="preserve">Problemi con l’organizzazione delle versioni su </w:t>
-            </w:r>
-            <w:proofErr w:type="spellStart"/>
-            <w:r>
-              <w:rPr>
-                <w:rFonts w:ascii="Arial" w:hAnsi="Arial" w:cs="Arial"/>
-              </w:rPr>
-              <w:t>github</w:t>
-            </w:r>
-            <w:proofErr w:type="spellEnd"/>
-            <w:r>
-              <w:rPr>
-                <w:rFonts w:ascii="Arial" w:hAnsi="Arial" w:cs="Arial"/>
-              </w:rPr>
-              <w:t xml:space="preserve">, ci sono stati dei file che in alcune situazioni venivano modificati da più persone, e questo provocava problemi di </w:t>
-            </w:r>
-            <w:proofErr w:type="spellStart"/>
-            <w:r>
-              <w:rPr>
-                <w:rFonts w:ascii="Arial" w:hAnsi="Arial" w:cs="Arial"/>
-              </w:rPr>
-              <w:t>merging</w:t>
-            </w:r>
-            <w:proofErr w:type="spellEnd"/>
-            <w:r>
-              <w:rPr>
-                <w:rFonts w:ascii="Arial" w:hAnsi="Arial" w:cs="Arial"/>
-              </w:rPr>
-              <w:t xml:space="preserve"> da parte di GitHub. Per risolvere abbiamo dovuto riprendere un </w:t>
-            </w:r>
-            <w:proofErr w:type="spellStart"/>
-            <w:r>
-              <w:rPr>
-                <w:rFonts w:ascii="Arial" w:hAnsi="Arial" w:cs="Arial"/>
-              </w:rPr>
-              <w:t>push</w:t>
-            </w:r>
-            <w:proofErr w:type="spellEnd"/>
-            <w:r>
-              <w:rPr>
-                <w:rFonts w:ascii="Arial" w:hAnsi="Arial" w:cs="Arial"/>
-              </w:rPr>
-              <w:t xml:space="preserve"> vecchio ed allinearci tutti ad esso, per evitare il più possibile i conflitti.</w:t>
+              <w:t>Problemi con l’organizzazione delle versioni su github, ci sono stati dei file che in alcune situazioni venivano modificati da più persone, e questo provocava problemi di merging da parte di GitHub. Per risolvere abbiamo dovuto riprendere un push vecchio ed allinearci tutti ad esso, per evitare il più possibile i conflitti.</w:t>
             </w:r>
           </w:p>
         </w:tc>
@@ -2319,28 +2157,12 @@
                 <w:rFonts w:ascii="Arial" w:hAnsi="Arial" w:cs="Arial"/>
               </w:rPr>
             </w:pPr>
-            <w:proofErr w:type="spellStart"/>
-            <w:r>
-              <w:rPr>
-                <w:rFonts w:ascii="Arial" w:hAnsi="Arial" w:cs="Arial"/>
-              </w:rPr>
-              <w:t>Daily</w:t>
-            </w:r>
-            <w:proofErr w:type="spellEnd"/>
-            <w:r>
-              <w:rPr>
-                <w:rFonts w:ascii="Arial" w:hAnsi="Arial" w:cs="Arial"/>
-              </w:rPr>
-              <w:t xml:space="preserve"> </w:t>
-            </w:r>
-            <w:proofErr w:type="spellStart"/>
-            <w:r>
-              <w:rPr>
-                <w:rFonts w:ascii="Arial" w:hAnsi="Arial" w:cs="Arial"/>
-              </w:rPr>
-              <w:t>Scrum</w:t>
-            </w:r>
-            <w:proofErr w:type="spellEnd"/>
+            <w:r>
+              <w:rPr>
+                <w:rFonts w:ascii="Arial" w:hAnsi="Arial" w:cs="Arial"/>
+              </w:rPr>
+              <w:t>Daily Scrum</w:t>
+            </w:r>
           </w:p>
         </w:tc>
       </w:tr>
@@ -2508,1639 +2330,8 @@
               <w:rPr>
                 <w:rFonts w:ascii="Arial" w:hAnsi="Arial" w:cs="Arial"/>
               </w:rPr>
-              <w:t xml:space="preserve">Sprint </w:t>
-            </w:r>
-            <w:proofErr w:type="spellStart"/>
-            <w:r>
-              <w:rPr>
-                <w:rFonts w:ascii="Arial" w:hAnsi="Arial" w:cs="Arial"/>
-              </w:rPr>
-              <w:t>Retrospective</w:t>
-            </w:r>
-            <w:proofErr w:type="spellEnd"/>
-          </w:p>
-        </w:tc>
-      </w:tr>
-      <w:tr>
-        <w:tc>
-          <w:tcPr>
-            <w:tcW w:w="9854" w:type="dxa"/>
-          </w:tcPr>
-          <w:p>
-            <w:pPr>
-              <w:rPr>
-                <w:rFonts w:ascii="Arial" w:hAnsi="Arial" w:cs="Arial"/>
-              </w:rPr>
-            </w:pPr>
-          </w:p>
-        </w:tc>
-      </w:tr>
-    </w:tbl>
-    <w:p>
-      <w:pPr>
-        <w:rPr>
-          <w:rFonts w:ascii="Arial" w:hAnsi="Arial" w:cs="Arial"/>
-        </w:rPr>
-      </w:pPr>
-      <w:r>
-        <w:rPr>
-          <w:rFonts w:ascii="Arial" w:hAnsi="Arial" w:cs="Arial"/>
-        </w:rPr>
-        <w:br w:type="page"/>
-      </w:r>
-    </w:p>
-    <w:tbl>
-      <w:tblPr>
-        <w:tblStyle w:val="Grigliatabella"/>
-        <w:tblW w:w="9634" w:type="dxa"/>
-        <w:tblLook w:val="04A0" w:firstRow="1" w:lastRow="0" w:firstColumn="1" w:lastColumn="0" w:noHBand="0" w:noVBand="1"/>
-      </w:tblPr>
-      <w:tblGrid>
-        <w:gridCol w:w="4803"/>
-        <w:gridCol w:w="4831"/>
-      </w:tblGrid>
-      <w:tr>
-        <w:trPr>
-          <w:trHeight w:hRule="exact" w:val="397"/>
-        </w:trPr>
-        <w:tc>
-          <w:tcPr>
-            <w:tcW w:w="4803" w:type="dxa"/>
-            <w:tcBorders>
-              <w:top w:val="single" w:sz="4" w:space="0" w:color="auto"/>
-              <w:left w:val="single" w:sz="4" w:space="0" w:color="auto"/>
-              <w:bottom w:val="single" w:sz="4" w:space="0" w:color="auto"/>
-              <w:right w:val="single" w:sz="4" w:space="0" w:color="auto"/>
-            </w:tcBorders>
-            <w:vAlign w:val="center"/>
-            <w:hideMark/>
-          </w:tcPr>
-          <w:p>
-            <w:pPr>
-              <w:spacing w:after="200" w:line="276" w:lineRule="auto"/>
-              <w:rPr>
-                <w:rFonts w:ascii="Arial" w:hAnsi="Arial" w:cs="Arial"/>
-              </w:rPr>
-            </w:pPr>
-            <w:r>
-              <w:rPr>
-                <w:rFonts w:ascii="Arial" w:hAnsi="Arial" w:cs="Arial"/>
-              </w:rPr>
-              <w:lastRenderedPageBreak/>
-              <w:t>Luogo</w:t>
-            </w:r>
-          </w:p>
-        </w:tc>
-        <w:tc>
-          <w:tcPr>
-            <w:tcW w:w="4831" w:type="dxa"/>
-            <w:tcBorders>
-              <w:top w:val="single" w:sz="4" w:space="0" w:color="auto"/>
-              <w:left w:val="single" w:sz="4" w:space="0" w:color="auto"/>
-              <w:bottom w:val="single" w:sz="4" w:space="0" w:color="auto"/>
-              <w:right w:val="single" w:sz="4" w:space="0" w:color="auto"/>
-            </w:tcBorders>
-            <w:vAlign w:val="center"/>
-            <w:hideMark/>
-          </w:tcPr>
-          <w:p>
-            <w:pPr>
-              <w:spacing w:after="200" w:line="276" w:lineRule="auto"/>
-              <w:rPr>
-                <w:rFonts w:ascii="Arial" w:hAnsi="Arial" w:cs="Arial"/>
-              </w:rPr>
-            </w:pPr>
-            <w:r>
-              <w:rPr>
-                <w:rFonts w:ascii="Arial" w:hAnsi="Arial" w:cs="Arial"/>
-              </w:rPr>
-              <w:t>Canobbio</w:t>
-            </w:r>
-          </w:p>
-        </w:tc>
-      </w:tr>
-      <w:tr>
-        <w:trPr>
-          <w:trHeight w:hRule="exact" w:val="397"/>
-        </w:trPr>
-        <w:tc>
-          <w:tcPr>
-            <w:tcW w:w="4803" w:type="dxa"/>
-            <w:tcBorders>
-              <w:top w:val="single" w:sz="4" w:space="0" w:color="auto"/>
-              <w:left w:val="single" w:sz="4" w:space="0" w:color="auto"/>
-              <w:bottom w:val="single" w:sz="4" w:space="0" w:color="auto"/>
-              <w:right w:val="single" w:sz="4" w:space="0" w:color="auto"/>
-            </w:tcBorders>
-            <w:vAlign w:val="center"/>
-            <w:hideMark/>
-          </w:tcPr>
-          <w:p>
-            <w:pPr>
-              <w:spacing w:after="200" w:line="276" w:lineRule="auto"/>
-              <w:rPr>
-                <w:rFonts w:ascii="Arial" w:hAnsi="Arial" w:cs="Arial"/>
-              </w:rPr>
-            </w:pPr>
-            <w:r>
-              <w:rPr>
-                <w:rFonts w:ascii="Arial" w:hAnsi="Arial" w:cs="Arial"/>
-              </w:rPr>
-              <w:t>Data</w:t>
-            </w:r>
-          </w:p>
-        </w:tc>
-        <w:tc>
-          <w:tcPr>
-            <w:tcW w:w="4831" w:type="dxa"/>
-            <w:tcBorders>
-              <w:top w:val="single" w:sz="4" w:space="0" w:color="auto"/>
-              <w:left w:val="single" w:sz="4" w:space="0" w:color="auto"/>
-              <w:bottom w:val="single" w:sz="4" w:space="0" w:color="auto"/>
-              <w:right w:val="single" w:sz="4" w:space="0" w:color="auto"/>
-            </w:tcBorders>
-            <w:vAlign w:val="center"/>
-            <w:hideMark/>
-          </w:tcPr>
-          <w:p>
-            <w:pPr>
-              <w:spacing w:after="200" w:line="276" w:lineRule="auto"/>
-              <w:rPr>
-                <w:rFonts w:ascii="Arial" w:hAnsi="Arial" w:cs="Arial"/>
-              </w:rPr>
-            </w:pPr>
-            <w:r>
-              <w:rPr>
-                <w:rFonts w:ascii="Arial" w:hAnsi="Arial" w:cs="Arial"/>
-              </w:rPr>
-              <w:t>06.03</w:t>
-            </w:r>
-            <w:r>
-              <w:rPr>
-                <w:rFonts w:ascii="Arial" w:hAnsi="Arial" w:cs="Arial"/>
-              </w:rPr>
-              <w:t>.2026</w:t>
-            </w:r>
-          </w:p>
-        </w:tc>
-      </w:tr>
-    </w:tbl>
-    <w:p>
-      <w:pPr>
-        <w:rPr>
-          <w:rFonts w:ascii="Arial" w:hAnsi="Arial" w:cs="Arial"/>
-        </w:rPr>
-      </w:pPr>
-    </w:p>
-    <w:tbl>
-      <w:tblPr>
-        <w:tblStyle w:val="Grigliatabella"/>
-        <w:tblW w:w="0" w:type="auto"/>
-        <w:tblLook w:val="04A0" w:firstRow="1" w:lastRow="0" w:firstColumn="1" w:lastColumn="0" w:noHBand="0" w:noVBand="1"/>
-      </w:tblPr>
-      <w:tblGrid>
-        <w:gridCol w:w="9628"/>
-      </w:tblGrid>
-      <w:tr>
-        <w:tc>
-          <w:tcPr>
-            <w:tcW w:w="9854" w:type="dxa"/>
-            <w:tcBorders>
-              <w:top w:val="single" w:sz="4" w:space="0" w:color="auto"/>
-              <w:left w:val="single" w:sz="4" w:space="0" w:color="auto"/>
-              <w:bottom w:val="single" w:sz="4" w:space="0" w:color="auto"/>
-              <w:right w:val="single" w:sz="4" w:space="0" w:color="auto"/>
-            </w:tcBorders>
-            <w:shd w:val="clear" w:color="auto" w:fill="D9D9D9" w:themeFill="background1" w:themeFillShade="D9"/>
-            <w:hideMark/>
-          </w:tcPr>
-          <w:p>
-            <w:pPr>
-              <w:spacing w:after="200" w:line="276" w:lineRule="auto"/>
-              <w:rPr>
-                <w:rFonts w:ascii="Arial" w:hAnsi="Arial" w:cs="Arial"/>
-              </w:rPr>
-            </w:pPr>
-            <w:r>
-              <w:rPr>
-                <w:rFonts w:ascii="Arial" w:hAnsi="Arial" w:cs="Arial"/>
-              </w:rPr>
-              <w:t>Lavori svolti</w:t>
-            </w:r>
-          </w:p>
-        </w:tc>
-      </w:tr>
-      <w:tr>
-        <w:tc>
-          <w:tcPr>
-            <w:tcW w:w="9854" w:type="dxa"/>
-            <w:tcBorders>
-              <w:top w:val="single" w:sz="4" w:space="0" w:color="auto"/>
-              <w:left w:val="single" w:sz="4" w:space="0" w:color="auto"/>
-              <w:bottom w:val="single" w:sz="4" w:space="0" w:color="auto"/>
-              <w:right w:val="single" w:sz="4" w:space="0" w:color="auto"/>
-            </w:tcBorders>
-            <w:hideMark/>
-          </w:tcPr>
-          <w:p>
-            <w:pPr>
-              <w:spacing w:after="200" w:line="276" w:lineRule="auto"/>
-              <w:rPr>
-                <w:rFonts w:ascii="Arial" w:hAnsi="Arial" w:cs="Arial"/>
-              </w:rPr>
-            </w:pPr>
-            <w:r>
-              <w:rPr>
-                <w:rFonts w:ascii="Arial" w:hAnsi="Arial" w:cs="Arial"/>
-              </w:rPr>
-              <w:t>Abbiamo finito completamente e definitivamente di sviluppare gli assets per il menu principale, le impostazioni e il manuale utente. Insieme anche gli assets di gioco come inizio/fine partita, audio aggiunti.</w:t>
-            </w:r>
-            <w:r>
-              <w:rPr>
-                <w:rFonts w:ascii="Arial" w:hAnsi="Arial" w:cs="Arial"/>
-              </w:rPr>
-              <w:br/>
-              <w:t>Continuo sviluppo logica di back-end per gestire le interazioni.</w:t>
-            </w:r>
-            <w:r>
-              <w:rPr>
-                <w:rFonts w:ascii="Arial" w:hAnsi="Arial" w:cs="Arial"/>
-              </w:rPr>
-              <w:br/>
-              <w:t>Interazioni aggiunte, impostazioni (parzialmente) funzionanti.</w:t>
-            </w:r>
-          </w:p>
-        </w:tc>
-      </w:tr>
-    </w:tbl>
-    <w:p>
-      <w:pPr>
-        <w:rPr>
-          <w:rFonts w:ascii="Arial" w:hAnsi="Arial" w:cs="Arial"/>
-        </w:rPr>
-      </w:pPr>
-    </w:p>
-    <w:tbl>
-      <w:tblPr>
-        <w:tblStyle w:val="Grigliatabella"/>
-        <w:tblW w:w="0" w:type="auto"/>
-        <w:tblLook w:val="04A0" w:firstRow="1" w:lastRow="0" w:firstColumn="1" w:lastColumn="0" w:noHBand="0" w:noVBand="1"/>
-      </w:tblPr>
-      <w:tblGrid>
-        <w:gridCol w:w="9628"/>
-      </w:tblGrid>
-      <w:tr>
-        <w:tc>
-          <w:tcPr>
-            <w:tcW w:w="9854" w:type="dxa"/>
-            <w:tcBorders>
-              <w:top w:val="single" w:sz="4" w:space="0" w:color="auto"/>
-              <w:left w:val="single" w:sz="4" w:space="0" w:color="auto"/>
-              <w:bottom w:val="single" w:sz="4" w:space="0" w:color="auto"/>
-              <w:right w:val="single" w:sz="4" w:space="0" w:color="auto"/>
-            </w:tcBorders>
-            <w:shd w:val="clear" w:color="auto" w:fill="D9D9D9" w:themeFill="background1" w:themeFillShade="D9"/>
-            <w:hideMark/>
-          </w:tcPr>
-          <w:p>
-            <w:pPr>
-              <w:spacing w:after="200" w:line="276" w:lineRule="auto"/>
-              <w:rPr>
-                <w:rFonts w:ascii="Arial" w:hAnsi="Arial" w:cs="Arial"/>
-              </w:rPr>
-            </w:pPr>
-            <w:r>
-              <w:rPr>
-                <w:rFonts w:ascii="Arial" w:hAnsi="Arial" w:cs="Arial"/>
-              </w:rPr>
-              <w:t>Problemi riscontrati e soluzioni adottate</w:t>
-            </w:r>
-          </w:p>
-        </w:tc>
-      </w:tr>
-      <w:tr>
-        <w:tc>
-          <w:tcPr>
-            <w:tcW w:w="9854" w:type="dxa"/>
-            <w:tcBorders>
-              <w:top w:val="single" w:sz="4" w:space="0" w:color="auto"/>
-              <w:left w:val="single" w:sz="4" w:space="0" w:color="auto"/>
-              <w:bottom w:val="single" w:sz="4" w:space="0" w:color="auto"/>
-              <w:right w:val="single" w:sz="4" w:space="0" w:color="auto"/>
-            </w:tcBorders>
-            <w:hideMark/>
-          </w:tcPr>
-          <w:p>
-            <w:pPr>
-              <w:spacing w:after="200" w:line="276" w:lineRule="auto"/>
-              <w:rPr>
-                <w:rFonts w:ascii="Arial" w:hAnsi="Arial" w:cs="Arial"/>
-              </w:rPr>
-            </w:pPr>
-            <w:r>
-              <w:rPr>
-                <w:rFonts w:ascii="Arial" w:hAnsi="Arial" w:cs="Arial"/>
-              </w:rPr>
-              <w:t xml:space="preserve">Abbiamo avuto problemi con le collisioni nel menu (dentro </w:t>
-            </w:r>
-            <w:proofErr w:type="spellStart"/>
-            <w:r>
-              <w:rPr>
-                <w:rFonts w:ascii="Arial" w:hAnsi="Arial" w:cs="Arial"/>
-              </w:rPr>
-              <w:t>GameMaker</w:t>
-            </w:r>
-            <w:proofErr w:type="spellEnd"/>
-            <w:r>
-              <w:rPr>
-                <w:rFonts w:ascii="Arial" w:hAnsi="Arial" w:cs="Arial"/>
-              </w:rPr>
-              <w:t xml:space="preserve">) in certi bottoni mentre li mappavamo per le interazioni, questo perché inserendo una </w:t>
-            </w:r>
-            <w:proofErr w:type="spellStart"/>
-            <w:r>
-              <w:rPr>
-                <w:rFonts w:ascii="Arial" w:hAnsi="Arial" w:cs="Arial"/>
-              </w:rPr>
-              <w:t>sprite</w:t>
-            </w:r>
-            <w:proofErr w:type="spellEnd"/>
-            <w:r>
-              <w:rPr>
-                <w:rFonts w:ascii="Arial" w:hAnsi="Arial" w:cs="Arial"/>
-              </w:rPr>
-              <w:t xml:space="preserve"> invisibile solo come maschera di collisione quando si modificano le dimensioni dell’oggetto non si vanno a modificare anche le collisioni della </w:t>
-            </w:r>
-            <w:proofErr w:type="spellStart"/>
-            <w:r>
-              <w:rPr>
-                <w:rFonts w:ascii="Arial" w:hAnsi="Arial" w:cs="Arial"/>
-              </w:rPr>
-              <w:t>sprite</w:t>
-            </w:r>
-            <w:proofErr w:type="spellEnd"/>
-            <w:r>
-              <w:rPr>
-                <w:rFonts w:ascii="Arial" w:hAnsi="Arial" w:cs="Arial"/>
-              </w:rPr>
-              <w:t xml:space="preserve">, quindi basta semplicemente inserire la </w:t>
-            </w:r>
-            <w:proofErr w:type="spellStart"/>
-            <w:r>
-              <w:rPr>
-                <w:rFonts w:ascii="Arial" w:hAnsi="Arial" w:cs="Arial"/>
-              </w:rPr>
-              <w:t>sprite</w:t>
-            </w:r>
-            <w:proofErr w:type="spellEnd"/>
-            <w:r>
-              <w:rPr>
-                <w:rFonts w:ascii="Arial" w:hAnsi="Arial" w:cs="Arial"/>
-              </w:rPr>
-              <w:t xml:space="preserve"> anche come “</w:t>
-            </w:r>
-            <w:proofErr w:type="spellStart"/>
-            <w:r>
-              <w:rPr>
-                <w:rFonts w:ascii="Arial" w:hAnsi="Arial" w:cs="Arial"/>
-              </w:rPr>
-              <w:t>sprite</w:t>
-            </w:r>
-            <w:proofErr w:type="spellEnd"/>
-            <w:r>
-              <w:rPr>
-                <w:rFonts w:ascii="Arial" w:hAnsi="Arial" w:cs="Arial"/>
-              </w:rPr>
-              <w:t xml:space="preserve"> effettiva” dell’oggetto in questione</w:t>
-            </w:r>
-          </w:p>
-        </w:tc>
-      </w:tr>
-    </w:tbl>
-    <w:p>
-      <w:pPr>
-        <w:rPr>
-          <w:rFonts w:ascii="Arial" w:hAnsi="Arial" w:cs="Arial"/>
-        </w:rPr>
-      </w:pPr>
-    </w:p>
-    <w:tbl>
-      <w:tblPr>
-        <w:tblStyle w:val="Grigliatabella"/>
-        <w:tblW w:w="0" w:type="auto"/>
-        <w:tblLook w:val="04A0" w:firstRow="1" w:lastRow="0" w:firstColumn="1" w:lastColumn="0" w:noHBand="0" w:noVBand="1"/>
-      </w:tblPr>
-      <w:tblGrid>
-        <w:gridCol w:w="9628"/>
-      </w:tblGrid>
-      <w:tr>
-        <w:tc>
-          <w:tcPr>
-            <w:tcW w:w="9854" w:type="dxa"/>
-            <w:tcBorders>
-              <w:top w:val="single" w:sz="4" w:space="0" w:color="auto"/>
-              <w:left w:val="single" w:sz="4" w:space="0" w:color="auto"/>
-              <w:bottom w:val="single" w:sz="4" w:space="0" w:color="auto"/>
-              <w:right w:val="single" w:sz="4" w:space="0" w:color="auto"/>
-            </w:tcBorders>
-            <w:shd w:val="clear" w:color="auto" w:fill="D9D9D9" w:themeFill="background1" w:themeFillShade="D9"/>
-            <w:hideMark/>
-          </w:tcPr>
-          <w:p>
-            <w:pPr>
-              <w:spacing w:after="200" w:line="276" w:lineRule="auto"/>
-              <w:rPr>
-                <w:rFonts w:ascii="Arial" w:hAnsi="Arial" w:cs="Arial"/>
-              </w:rPr>
-            </w:pPr>
-            <w:r>
-              <w:rPr>
-                <w:rFonts w:ascii="Arial" w:hAnsi="Arial" w:cs="Arial"/>
-              </w:rPr>
-              <w:t>Punto della situazione rispetto alla pianificazione</w:t>
-            </w:r>
-          </w:p>
-        </w:tc>
-      </w:tr>
-      <w:tr>
-        <w:tc>
-          <w:tcPr>
-            <w:tcW w:w="9854" w:type="dxa"/>
-            <w:tcBorders>
-              <w:top w:val="single" w:sz="4" w:space="0" w:color="auto"/>
-              <w:left w:val="single" w:sz="4" w:space="0" w:color="auto"/>
-              <w:bottom w:val="single" w:sz="4" w:space="0" w:color="auto"/>
-              <w:right w:val="single" w:sz="4" w:space="0" w:color="auto"/>
-            </w:tcBorders>
-            <w:hideMark/>
-          </w:tcPr>
-          <w:p>
-            <w:pPr>
-              <w:spacing w:after="200" w:line="276" w:lineRule="auto"/>
-              <w:rPr>
-                <w:rFonts w:ascii="Arial" w:hAnsi="Arial" w:cs="Arial"/>
-              </w:rPr>
-            </w:pPr>
-            <w:r>
-              <w:rPr>
-                <w:rFonts w:ascii="Arial" w:hAnsi="Arial" w:cs="Arial"/>
-              </w:rPr>
-              <w:t>Leggermente in ritardo</w:t>
-            </w:r>
-          </w:p>
-        </w:tc>
-      </w:tr>
-    </w:tbl>
-    <w:p>
-      <w:pPr>
-        <w:rPr>
-          <w:rFonts w:ascii="Arial" w:hAnsi="Arial" w:cs="Arial"/>
-        </w:rPr>
-      </w:pPr>
-    </w:p>
-    <w:tbl>
-      <w:tblPr>
-        <w:tblStyle w:val="Grigliatabella"/>
-        <w:tblW w:w="0" w:type="auto"/>
-        <w:tblLook w:val="04A0" w:firstRow="1" w:lastRow="0" w:firstColumn="1" w:lastColumn="0" w:noHBand="0" w:noVBand="1"/>
-      </w:tblPr>
-      <w:tblGrid>
-        <w:gridCol w:w="9628"/>
-      </w:tblGrid>
-      <w:tr>
-        <w:tc>
-          <w:tcPr>
-            <w:tcW w:w="9854" w:type="dxa"/>
-            <w:tcBorders>
-              <w:top w:val="single" w:sz="4" w:space="0" w:color="auto"/>
-              <w:left w:val="single" w:sz="4" w:space="0" w:color="auto"/>
-              <w:bottom w:val="single" w:sz="4" w:space="0" w:color="auto"/>
-              <w:right w:val="single" w:sz="4" w:space="0" w:color="auto"/>
-            </w:tcBorders>
-            <w:shd w:val="clear" w:color="auto" w:fill="D9D9D9" w:themeFill="background1" w:themeFillShade="D9"/>
-            <w:hideMark/>
-          </w:tcPr>
-          <w:p>
-            <w:pPr>
-              <w:spacing w:after="200" w:line="276" w:lineRule="auto"/>
-              <w:rPr>
-                <w:rFonts w:ascii="Arial" w:hAnsi="Arial" w:cs="Arial"/>
-              </w:rPr>
-            </w:pPr>
-            <w:r>
-              <w:rPr>
-                <w:rFonts w:ascii="Arial" w:hAnsi="Arial" w:cs="Arial"/>
-              </w:rPr>
-              <w:t>Programma di massima per la prossima giornata di lavoro</w:t>
-            </w:r>
-          </w:p>
-        </w:tc>
-      </w:tr>
-      <w:tr>
-        <w:tc>
-          <w:tcPr>
-            <w:tcW w:w="9854" w:type="dxa"/>
-            <w:tcBorders>
-              <w:top w:val="single" w:sz="4" w:space="0" w:color="auto"/>
-              <w:left w:val="single" w:sz="4" w:space="0" w:color="auto"/>
-              <w:bottom w:val="single" w:sz="4" w:space="0" w:color="auto"/>
-              <w:right w:val="single" w:sz="4" w:space="0" w:color="auto"/>
-            </w:tcBorders>
-            <w:hideMark/>
-          </w:tcPr>
-          <w:p>
-            <w:pPr>
-              <w:spacing w:after="200" w:line="276" w:lineRule="auto"/>
-              <w:rPr>
-                <w:rFonts w:ascii="Arial" w:hAnsi="Arial" w:cs="Arial"/>
-              </w:rPr>
-            </w:pPr>
-            <w:r>
-              <w:rPr>
-                <w:rFonts w:ascii="Arial" w:hAnsi="Arial" w:cs="Arial"/>
-              </w:rPr>
-              <w:t>Discutere lo sprint 2, inserire ciò che non si ha fatto</w:t>
-            </w:r>
-            <w:r>
-              <w:rPr>
-                <w:rFonts w:ascii="Arial" w:hAnsi="Arial" w:cs="Arial"/>
-              </w:rPr>
-              <w:t>.</w:t>
-            </w:r>
-          </w:p>
-        </w:tc>
-      </w:tr>
-    </w:tbl>
-    <w:p>
-      <w:pPr>
-        <w:rPr>
-          <w:rFonts w:ascii="Arial" w:hAnsi="Arial" w:cs="Arial"/>
-        </w:rPr>
-      </w:pPr>
-    </w:p>
-    <w:p>
-      <w:pPr>
-        <w:pStyle w:val="Titolo2"/>
-        <w:rPr>
-          <w:sz w:val="36"/>
-        </w:rPr>
-      </w:pPr>
-      <w:r>
-        <w:rPr>
-          <w:sz w:val="36"/>
-        </w:rPr>
-        <w:t>Agile</w:t>
-      </w:r>
-      <w:r>
-        <w:rPr>
-          <w:sz w:val="36"/>
-        </w:rPr>
-        <w:t xml:space="preserve"> - Resoconto</w:t>
-      </w:r>
-    </w:p>
-    <w:tbl>
-      <w:tblPr>
-        <w:tblStyle w:val="Grigliatabella"/>
-        <w:tblW w:w="0" w:type="auto"/>
-        <w:tblLook w:val="04A0" w:firstRow="1" w:lastRow="0" w:firstColumn="1" w:lastColumn="0" w:noHBand="0" w:noVBand="1"/>
-      </w:tblPr>
-      <w:tblGrid>
-        <w:gridCol w:w="9628"/>
-      </w:tblGrid>
-      <w:tr>
-        <w:tc>
-          <w:tcPr>
-            <w:tcW w:w="9854" w:type="dxa"/>
-            <w:shd w:val="clear" w:color="auto" w:fill="D9D9D9" w:themeFill="background1" w:themeFillShade="D9"/>
-          </w:tcPr>
-          <w:p>
-            <w:pPr>
-              <w:rPr>
-                <w:rFonts w:ascii="Arial" w:hAnsi="Arial" w:cs="Arial"/>
-              </w:rPr>
-            </w:pPr>
-            <w:proofErr w:type="spellStart"/>
-            <w:r>
-              <w:rPr>
-                <w:rFonts w:ascii="Arial" w:hAnsi="Arial" w:cs="Arial"/>
-              </w:rPr>
-              <w:t>Daily</w:t>
-            </w:r>
-            <w:proofErr w:type="spellEnd"/>
-            <w:r>
-              <w:rPr>
-                <w:rFonts w:ascii="Arial" w:hAnsi="Arial" w:cs="Arial"/>
-              </w:rPr>
-              <w:t xml:space="preserve"> </w:t>
-            </w:r>
-            <w:proofErr w:type="spellStart"/>
-            <w:r>
-              <w:rPr>
-                <w:rFonts w:ascii="Arial" w:hAnsi="Arial" w:cs="Arial"/>
-              </w:rPr>
-              <w:t>Scrum</w:t>
-            </w:r>
-            <w:proofErr w:type="spellEnd"/>
-          </w:p>
-        </w:tc>
-      </w:tr>
-      <w:tr>
-        <w:tc>
-          <w:tcPr>
-            <w:tcW w:w="9854" w:type="dxa"/>
-          </w:tcPr>
-          <w:p>
-            <w:pPr>
-              <w:rPr>
-                <w:rFonts w:ascii="Arial" w:hAnsi="Arial" w:cs="Arial"/>
-              </w:rPr>
-            </w:pPr>
-            <w:r>
-              <w:rPr>
-                <w:rFonts w:ascii="Arial" w:hAnsi="Arial" w:cs="Arial"/>
-              </w:rPr>
-              <w:t>Abbiamo discusso di come organizzarci i cambiamenti e gli sviluppi, dando priorità a determinati campi rispetto che ad altri.</w:t>
-            </w:r>
-            <w:r>
-              <w:rPr>
-                <w:rFonts w:ascii="Arial" w:hAnsi="Arial" w:cs="Arial"/>
-              </w:rPr>
-              <w:br/>
-              <w:t>Abbiamo assegnato i lavori a ciascun partecipante del team, in modo da collaborare al meglio.</w:t>
-            </w:r>
-          </w:p>
-        </w:tc>
-      </w:tr>
-    </w:tbl>
-    <w:p>
-      <w:pPr>
-        <w:rPr>
-          <w:rFonts w:ascii="Arial" w:hAnsi="Arial" w:cs="Arial"/>
-        </w:rPr>
-      </w:pPr>
-    </w:p>
-    <w:tbl>
-      <w:tblPr>
-        <w:tblStyle w:val="Grigliatabella"/>
-        <w:tblW w:w="0" w:type="auto"/>
-        <w:tblLook w:val="04A0" w:firstRow="1" w:lastRow="0" w:firstColumn="1" w:lastColumn="0" w:noHBand="0" w:noVBand="1"/>
-      </w:tblPr>
-      <w:tblGrid>
-        <w:gridCol w:w="9628"/>
-      </w:tblGrid>
-      <w:tr>
-        <w:tc>
-          <w:tcPr>
-            <w:tcW w:w="9854" w:type="dxa"/>
-            <w:shd w:val="clear" w:color="auto" w:fill="D9D9D9" w:themeFill="background1" w:themeFillShade="D9"/>
-          </w:tcPr>
-          <w:p>
-            <w:pPr>
-              <w:rPr>
-                <w:rFonts w:ascii="Arial" w:hAnsi="Arial" w:cs="Arial"/>
-              </w:rPr>
-            </w:pPr>
-            <w:r>
-              <w:rPr>
-                <w:rFonts w:ascii="Arial" w:hAnsi="Arial" w:cs="Arial"/>
-              </w:rPr>
-              <w:t>Sprint Planning</w:t>
-            </w:r>
-          </w:p>
-        </w:tc>
-      </w:tr>
-      <w:tr>
-        <w:tc>
-          <w:tcPr>
-            <w:tcW w:w="9854" w:type="dxa"/>
-          </w:tcPr>
-          <w:p>
-            <w:pPr>
-              <w:rPr>
-                <w:rFonts w:ascii="Arial" w:hAnsi="Arial" w:cs="Arial"/>
-              </w:rPr>
-            </w:pPr>
-          </w:p>
-        </w:tc>
-      </w:tr>
-    </w:tbl>
-    <w:p>
-      <w:pPr>
-        <w:rPr>
-          <w:rFonts w:ascii="Arial" w:hAnsi="Arial" w:cs="Arial"/>
-        </w:rPr>
-      </w:pPr>
-    </w:p>
-    <w:tbl>
-      <w:tblPr>
-        <w:tblStyle w:val="Grigliatabella"/>
-        <w:tblW w:w="0" w:type="auto"/>
-        <w:tblLook w:val="04A0" w:firstRow="1" w:lastRow="0" w:firstColumn="1" w:lastColumn="0" w:noHBand="0" w:noVBand="1"/>
-      </w:tblPr>
-      <w:tblGrid>
-        <w:gridCol w:w="9628"/>
-      </w:tblGrid>
-      <w:tr>
-        <w:tc>
-          <w:tcPr>
-            <w:tcW w:w="9854" w:type="dxa"/>
-            <w:shd w:val="clear" w:color="auto" w:fill="D9D9D9" w:themeFill="background1" w:themeFillShade="D9"/>
-          </w:tcPr>
-          <w:p>
-            <w:pPr>
-              <w:rPr>
-                <w:rFonts w:ascii="Arial" w:hAnsi="Arial" w:cs="Arial"/>
-              </w:rPr>
-            </w:pPr>
-            <w:r>
-              <w:rPr>
-                <w:rFonts w:ascii="Arial" w:hAnsi="Arial" w:cs="Arial"/>
-              </w:rPr>
-              <w:t>Sprint Review</w:t>
-            </w:r>
-          </w:p>
-        </w:tc>
-      </w:tr>
-      <w:tr>
-        <w:tc>
-          <w:tcPr>
-            <w:tcW w:w="9854" w:type="dxa"/>
-          </w:tcPr>
-          <w:p>
-            <w:pPr>
-              <w:rPr>
-                <w:rFonts w:ascii="Arial" w:hAnsi="Arial" w:cs="Arial"/>
-              </w:rPr>
-            </w:pPr>
-          </w:p>
-        </w:tc>
-      </w:tr>
-    </w:tbl>
-    <w:p>
-      <w:pPr>
-        <w:rPr>
-          <w:rFonts w:ascii="Arial" w:hAnsi="Arial" w:cs="Arial"/>
-        </w:rPr>
-      </w:pPr>
-    </w:p>
-    <w:tbl>
-      <w:tblPr>
-        <w:tblStyle w:val="Grigliatabella"/>
-        <w:tblW w:w="0" w:type="auto"/>
-        <w:tblLook w:val="04A0" w:firstRow="1" w:lastRow="0" w:firstColumn="1" w:lastColumn="0" w:noHBand="0" w:noVBand="1"/>
-      </w:tblPr>
-      <w:tblGrid>
-        <w:gridCol w:w="9628"/>
-      </w:tblGrid>
-      <w:tr>
-        <w:tc>
-          <w:tcPr>
-            <w:tcW w:w="9854" w:type="dxa"/>
-            <w:shd w:val="clear" w:color="auto" w:fill="D9D9D9" w:themeFill="background1" w:themeFillShade="D9"/>
-          </w:tcPr>
-          <w:p>
-            <w:pPr>
-              <w:rPr>
-                <w:rFonts w:ascii="Arial" w:hAnsi="Arial" w:cs="Arial"/>
-              </w:rPr>
-            </w:pPr>
-            <w:r>
-              <w:rPr>
-                <w:rFonts w:ascii="Arial" w:hAnsi="Arial" w:cs="Arial"/>
-              </w:rPr>
-              <w:t xml:space="preserve">Sprint </w:t>
-            </w:r>
-            <w:proofErr w:type="spellStart"/>
-            <w:r>
-              <w:rPr>
-                <w:rFonts w:ascii="Arial" w:hAnsi="Arial" w:cs="Arial"/>
-              </w:rPr>
-              <w:t>Retrospective</w:t>
-            </w:r>
-            <w:proofErr w:type="spellEnd"/>
-          </w:p>
-        </w:tc>
-      </w:tr>
-      <w:tr>
-        <w:tc>
-          <w:tcPr>
-            <w:tcW w:w="9854" w:type="dxa"/>
-          </w:tcPr>
-          <w:p>
-            <w:pPr>
-              <w:rPr>
-                <w:rFonts w:ascii="Arial" w:hAnsi="Arial" w:cs="Arial"/>
-              </w:rPr>
-            </w:pPr>
-          </w:p>
-        </w:tc>
-      </w:tr>
-    </w:tbl>
-    <w:p>
-      <w:pPr>
-        <w:rPr>
-          <w:rFonts w:ascii="Arial" w:hAnsi="Arial" w:cs="Arial"/>
-        </w:rPr>
-      </w:pPr>
-    </w:p>
-    <w:p>
-      <w:pPr>
-        <w:rPr>
-          <w:rFonts w:ascii="Arial" w:hAnsi="Arial" w:cs="Arial"/>
-        </w:rPr>
-      </w:pPr>
-    </w:p>
-    <w:tbl>
-      <w:tblPr>
-        <w:tblStyle w:val="Grigliatabella"/>
-        <w:tblW w:w="9634" w:type="dxa"/>
-        <w:tblLook w:val="04A0" w:firstRow="1" w:lastRow="0" w:firstColumn="1" w:lastColumn="0" w:noHBand="0" w:noVBand="1"/>
-      </w:tblPr>
-      <w:tblGrid>
-        <w:gridCol w:w="4803"/>
-        <w:gridCol w:w="4831"/>
-      </w:tblGrid>
-      <w:tr>
-        <w:trPr>
-          <w:trHeight w:hRule="exact" w:val="397"/>
-        </w:trPr>
-        <w:tc>
-          <w:tcPr>
-            <w:tcW w:w="4803" w:type="dxa"/>
-            <w:tcBorders>
-              <w:top w:val="single" w:sz="4" w:space="0" w:color="auto"/>
-              <w:left w:val="single" w:sz="4" w:space="0" w:color="auto"/>
-              <w:bottom w:val="single" w:sz="4" w:space="0" w:color="auto"/>
-              <w:right w:val="single" w:sz="4" w:space="0" w:color="auto"/>
-            </w:tcBorders>
-            <w:vAlign w:val="center"/>
-            <w:hideMark/>
-          </w:tcPr>
-          <w:p>
-            <w:pPr>
-              <w:spacing w:after="200" w:line="276" w:lineRule="auto"/>
-              <w:rPr>
-                <w:rFonts w:ascii="Arial" w:hAnsi="Arial" w:cs="Arial"/>
-              </w:rPr>
-            </w:pPr>
-            <w:r>
-              <w:rPr>
-                <w:rFonts w:ascii="Arial" w:hAnsi="Arial" w:cs="Arial"/>
-              </w:rPr>
-              <w:t>Luogo</w:t>
-            </w:r>
-          </w:p>
-        </w:tc>
-        <w:tc>
-          <w:tcPr>
-            <w:tcW w:w="4831" w:type="dxa"/>
-            <w:tcBorders>
-              <w:top w:val="single" w:sz="4" w:space="0" w:color="auto"/>
-              <w:left w:val="single" w:sz="4" w:space="0" w:color="auto"/>
-              <w:bottom w:val="single" w:sz="4" w:space="0" w:color="auto"/>
-              <w:right w:val="single" w:sz="4" w:space="0" w:color="auto"/>
-            </w:tcBorders>
-            <w:vAlign w:val="center"/>
-            <w:hideMark/>
-          </w:tcPr>
-          <w:p>
-            <w:pPr>
-              <w:spacing w:after="200" w:line="276" w:lineRule="auto"/>
-              <w:rPr>
-                <w:rFonts w:ascii="Arial" w:hAnsi="Arial" w:cs="Arial"/>
-              </w:rPr>
-            </w:pPr>
-            <w:r>
-              <w:rPr>
-                <w:rFonts w:ascii="Arial" w:hAnsi="Arial" w:cs="Arial"/>
-              </w:rPr>
-              <w:t>Canobbio</w:t>
-            </w:r>
-          </w:p>
-        </w:tc>
-      </w:tr>
-      <w:tr>
-        <w:trPr>
-          <w:trHeight w:hRule="exact" w:val="397"/>
-        </w:trPr>
-        <w:tc>
-          <w:tcPr>
-            <w:tcW w:w="4803" w:type="dxa"/>
-            <w:tcBorders>
-              <w:top w:val="single" w:sz="4" w:space="0" w:color="auto"/>
-              <w:left w:val="single" w:sz="4" w:space="0" w:color="auto"/>
-              <w:bottom w:val="single" w:sz="4" w:space="0" w:color="auto"/>
-              <w:right w:val="single" w:sz="4" w:space="0" w:color="auto"/>
-            </w:tcBorders>
-            <w:vAlign w:val="center"/>
-            <w:hideMark/>
-          </w:tcPr>
-          <w:p>
-            <w:pPr>
-              <w:spacing w:after="200" w:line="276" w:lineRule="auto"/>
-              <w:rPr>
-                <w:rFonts w:ascii="Arial" w:hAnsi="Arial" w:cs="Arial"/>
-              </w:rPr>
-            </w:pPr>
-            <w:r>
-              <w:rPr>
-                <w:rFonts w:ascii="Arial" w:hAnsi="Arial" w:cs="Arial"/>
-              </w:rPr>
-              <w:t>Data</w:t>
-            </w:r>
-          </w:p>
-        </w:tc>
-        <w:tc>
-          <w:tcPr>
-            <w:tcW w:w="4831" w:type="dxa"/>
-            <w:tcBorders>
-              <w:top w:val="single" w:sz="4" w:space="0" w:color="auto"/>
-              <w:left w:val="single" w:sz="4" w:space="0" w:color="auto"/>
-              <w:bottom w:val="single" w:sz="4" w:space="0" w:color="auto"/>
-              <w:right w:val="single" w:sz="4" w:space="0" w:color="auto"/>
-            </w:tcBorders>
-            <w:vAlign w:val="center"/>
-            <w:hideMark/>
-          </w:tcPr>
-          <w:p>
-            <w:pPr>
-              <w:spacing w:after="200" w:line="276" w:lineRule="auto"/>
-              <w:rPr>
-                <w:rFonts w:ascii="Arial" w:hAnsi="Arial" w:cs="Arial"/>
-              </w:rPr>
-            </w:pPr>
-            <w:r>
-              <w:rPr>
-                <w:rFonts w:ascii="Arial" w:hAnsi="Arial" w:cs="Arial"/>
-              </w:rPr>
-              <w:t>13</w:t>
-            </w:r>
-            <w:r>
-              <w:rPr>
-                <w:rFonts w:ascii="Arial" w:hAnsi="Arial" w:cs="Arial"/>
-              </w:rPr>
-              <w:t>.03</w:t>
-            </w:r>
-            <w:r>
-              <w:rPr>
-                <w:rFonts w:ascii="Arial" w:hAnsi="Arial" w:cs="Arial"/>
-              </w:rPr>
-              <w:t>.2026</w:t>
-            </w:r>
-          </w:p>
-        </w:tc>
-      </w:tr>
-    </w:tbl>
-    <w:p>
-      <w:pPr>
-        <w:rPr>
-          <w:rFonts w:ascii="Arial" w:hAnsi="Arial" w:cs="Arial"/>
-        </w:rPr>
-      </w:pPr>
-    </w:p>
-    <w:tbl>
-      <w:tblPr>
-        <w:tblStyle w:val="Grigliatabella"/>
-        <w:tblW w:w="0" w:type="auto"/>
-        <w:tblLook w:val="04A0" w:firstRow="1" w:lastRow="0" w:firstColumn="1" w:lastColumn="0" w:noHBand="0" w:noVBand="1"/>
-      </w:tblPr>
-      <w:tblGrid>
-        <w:gridCol w:w="9628"/>
-      </w:tblGrid>
-      <w:tr>
-        <w:tc>
-          <w:tcPr>
-            <w:tcW w:w="9854" w:type="dxa"/>
-            <w:tcBorders>
-              <w:top w:val="single" w:sz="4" w:space="0" w:color="auto"/>
-              <w:left w:val="single" w:sz="4" w:space="0" w:color="auto"/>
-              <w:bottom w:val="single" w:sz="4" w:space="0" w:color="auto"/>
-              <w:right w:val="single" w:sz="4" w:space="0" w:color="auto"/>
-            </w:tcBorders>
-            <w:shd w:val="clear" w:color="auto" w:fill="D9D9D9" w:themeFill="background1" w:themeFillShade="D9"/>
-            <w:hideMark/>
-          </w:tcPr>
-          <w:p>
-            <w:pPr>
-              <w:spacing w:after="200" w:line="276" w:lineRule="auto"/>
-              <w:rPr>
-                <w:rFonts w:ascii="Arial" w:hAnsi="Arial" w:cs="Arial"/>
-              </w:rPr>
-            </w:pPr>
-            <w:r>
-              <w:rPr>
-                <w:rFonts w:ascii="Arial" w:hAnsi="Arial" w:cs="Arial"/>
-              </w:rPr>
-              <w:t>Lavori svolti</w:t>
-            </w:r>
-          </w:p>
-        </w:tc>
-      </w:tr>
-      <w:tr>
-        <w:tc>
-          <w:tcPr>
-            <w:tcW w:w="9854" w:type="dxa"/>
-            <w:tcBorders>
-              <w:top w:val="single" w:sz="4" w:space="0" w:color="auto"/>
-              <w:left w:val="single" w:sz="4" w:space="0" w:color="auto"/>
-              <w:bottom w:val="single" w:sz="4" w:space="0" w:color="auto"/>
-              <w:right w:val="single" w:sz="4" w:space="0" w:color="auto"/>
-            </w:tcBorders>
-            <w:hideMark/>
-          </w:tcPr>
-          <w:p>
-            <w:pPr>
-              <w:rPr>
-                <w:rFonts w:ascii="Arial" w:hAnsi="Arial" w:cs="Arial"/>
-              </w:rPr>
-            </w:pPr>
-            <w:r>
-              <w:rPr>
-                <w:rFonts w:ascii="Arial" w:hAnsi="Arial" w:cs="Arial"/>
-              </w:rPr>
-              <w:t xml:space="preserve">Oggi abbiamo definitivamente completato il </w:t>
-            </w:r>
-            <w:proofErr w:type="spellStart"/>
-            <w:r>
-              <w:rPr>
-                <w:rFonts w:ascii="Arial" w:hAnsi="Arial" w:cs="Arial"/>
-              </w:rPr>
-              <w:t>backend</w:t>
-            </w:r>
-            <w:proofErr w:type="spellEnd"/>
-            <w:r>
-              <w:rPr>
-                <w:rFonts w:ascii="Arial" w:hAnsi="Arial" w:cs="Arial"/>
-              </w:rPr>
-              <w:t xml:space="preserve"> di tutte le impostazioni, aggiungendo il controllo del contrasto, la modalità schermo intero e tutto il sistema di ridimensionamento dello schermo.</w:t>
-            </w:r>
-          </w:p>
-          <w:p>
-            <w:pPr>
-              <w:spacing w:after="200" w:line="276" w:lineRule="auto"/>
-              <w:rPr>
-                <w:rFonts w:ascii="Arial" w:hAnsi="Arial" w:cs="Arial"/>
-              </w:rPr>
-            </w:pPr>
-            <w:r>
-              <w:rPr>
-                <w:rFonts w:ascii="Arial" w:hAnsi="Arial" w:cs="Arial"/>
-              </w:rPr>
-              <w:t>Inoltre abbiamo iniziato a sviluppare la logica per l’avvio della partita e abbiamo continuato a lavorare sulla grafica del gioco.</w:t>
-            </w:r>
-          </w:p>
-        </w:tc>
-      </w:tr>
-    </w:tbl>
-    <w:p>
-      <w:pPr>
-        <w:rPr>
-          <w:rFonts w:ascii="Arial" w:hAnsi="Arial" w:cs="Arial"/>
-        </w:rPr>
-      </w:pPr>
-    </w:p>
-    <w:tbl>
-      <w:tblPr>
-        <w:tblStyle w:val="Grigliatabella"/>
-        <w:tblW w:w="0" w:type="auto"/>
-        <w:tblLook w:val="04A0" w:firstRow="1" w:lastRow="0" w:firstColumn="1" w:lastColumn="0" w:noHBand="0" w:noVBand="1"/>
-      </w:tblPr>
-      <w:tblGrid>
-        <w:gridCol w:w="9628"/>
-      </w:tblGrid>
-      <w:tr>
-        <w:tc>
-          <w:tcPr>
-            <w:tcW w:w="9854" w:type="dxa"/>
-            <w:tcBorders>
-              <w:top w:val="single" w:sz="4" w:space="0" w:color="auto"/>
-              <w:left w:val="single" w:sz="4" w:space="0" w:color="auto"/>
-              <w:bottom w:val="single" w:sz="4" w:space="0" w:color="auto"/>
-              <w:right w:val="single" w:sz="4" w:space="0" w:color="auto"/>
-            </w:tcBorders>
-            <w:shd w:val="clear" w:color="auto" w:fill="D9D9D9" w:themeFill="background1" w:themeFillShade="D9"/>
-            <w:hideMark/>
-          </w:tcPr>
-          <w:p>
-            <w:pPr>
-              <w:spacing w:after="200" w:line="276" w:lineRule="auto"/>
-              <w:rPr>
-                <w:rFonts w:ascii="Arial" w:hAnsi="Arial" w:cs="Arial"/>
-              </w:rPr>
-            </w:pPr>
-            <w:r>
-              <w:rPr>
-                <w:rFonts w:ascii="Arial" w:hAnsi="Arial" w:cs="Arial"/>
-              </w:rPr>
-              <w:t>Problemi riscontrati e soluzioni adottate</w:t>
-            </w:r>
-          </w:p>
-        </w:tc>
-      </w:tr>
-      <w:tr>
-        <w:tc>
-          <w:tcPr>
-            <w:tcW w:w="9854" w:type="dxa"/>
-            <w:tcBorders>
-              <w:top w:val="single" w:sz="4" w:space="0" w:color="auto"/>
-              <w:left w:val="single" w:sz="4" w:space="0" w:color="auto"/>
-              <w:bottom w:val="single" w:sz="4" w:space="0" w:color="auto"/>
-              <w:right w:val="single" w:sz="4" w:space="0" w:color="auto"/>
-            </w:tcBorders>
-            <w:hideMark/>
-          </w:tcPr>
-          <w:p>
-            <w:pPr>
-              <w:spacing w:after="200" w:line="276" w:lineRule="auto"/>
-              <w:rPr>
-                <w:rFonts w:ascii="Arial" w:hAnsi="Arial" w:cs="Arial"/>
-              </w:rPr>
-            </w:pPr>
-            <w:r>
-              <w:rPr>
-                <w:rFonts w:ascii="Arial" w:hAnsi="Arial" w:cs="Arial"/>
-              </w:rPr>
-              <w:t xml:space="preserve">Oggi abbiamo definitivamente completato la creazione del </w:t>
-            </w:r>
-            <w:proofErr w:type="spellStart"/>
-            <w:r>
-              <w:rPr>
-                <w:rFonts w:ascii="Arial" w:hAnsi="Arial" w:cs="Arial"/>
-              </w:rPr>
-              <w:t>backend</w:t>
-            </w:r>
-            <w:proofErr w:type="spellEnd"/>
-            <w:r>
-              <w:rPr>
-                <w:rFonts w:ascii="Arial" w:hAnsi="Arial" w:cs="Arial"/>
-              </w:rPr>
-              <w:t xml:space="preserve"> di tutte le impostazioni, aggiungendo il contrasto, la modalità schermo intero e tutto il sistema di ridimensionamento. Inoltre abbiamo iniziato a sviluppare la logica per l’avvio della partita e abbiamo continuato a lavorare sulla grafica del gioco.</w:t>
-            </w:r>
-          </w:p>
-        </w:tc>
-      </w:tr>
-    </w:tbl>
-    <w:p>
-      <w:pPr>
-        <w:rPr>
-          <w:rFonts w:ascii="Arial" w:hAnsi="Arial" w:cs="Arial"/>
-        </w:rPr>
-      </w:pPr>
-    </w:p>
-    <w:tbl>
-      <w:tblPr>
-        <w:tblStyle w:val="Grigliatabella"/>
-        <w:tblW w:w="0" w:type="auto"/>
-        <w:tblLook w:val="04A0" w:firstRow="1" w:lastRow="0" w:firstColumn="1" w:lastColumn="0" w:noHBand="0" w:noVBand="1"/>
-      </w:tblPr>
-      <w:tblGrid>
-        <w:gridCol w:w="9628"/>
-      </w:tblGrid>
-      <w:tr>
-        <w:tc>
-          <w:tcPr>
-            <w:tcW w:w="9854" w:type="dxa"/>
-            <w:tcBorders>
-              <w:top w:val="single" w:sz="4" w:space="0" w:color="auto"/>
-              <w:left w:val="single" w:sz="4" w:space="0" w:color="auto"/>
-              <w:bottom w:val="single" w:sz="4" w:space="0" w:color="auto"/>
-              <w:right w:val="single" w:sz="4" w:space="0" w:color="auto"/>
-            </w:tcBorders>
-            <w:shd w:val="clear" w:color="auto" w:fill="D9D9D9" w:themeFill="background1" w:themeFillShade="D9"/>
-            <w:hideMark/>
-          </w:tcPr>
-          <w:p>
-            <w:pPr>
-              <w:spacing w:after="200" w:line="276" w:lineRule="auto"/>
-              <w:rPr>
-                <w:rFonts w:ascii="Arial" w:hAnsi="Arial" w:cs="Arial"/>
-              </w:rPr>
-            </w:pPr>
-            <w:r>
-              <w:rPr>
-                <w:rFonts w:ascii="Arial" w:hAnsi="Arial" w:cs="Arial"/>
-              </w:rPr>
-              <w:t>Punto della situazione rispetto alla pianificazione</w:t>
-            </w:r>
-          </w:p>
-        </w:tc>
-      </w:tr>
-      <w:tr>
-        <w:tc>
-          <w:tcPr>
-            <w:tcW w:w="9854" w:type="dxa"/>
-            <w:tcBorders>
-              <w:top w:val="single" w:sz="4" w:space="0" w:color="auto"/>
-              <w:left w:val="single" w:sz="4" w:space="0" w:color="auto"/>
-              <w:bottom w:val="single" w:sz="4" w:space="0" w:color="auto"/>
-              <w:right w:val="single" w:sz="4" w:space="0" w:color="auto"/>
-            </w:tcBorders>
-            <w:hideMark/>
-          </w:tcPr>
-          <w:p>
-            <w:pPr>
-              <w:spacing w:after="200" w:line="276" w:lineRule="auto"/>
-              <w:rPr>
-                <w:rFonts w:ascii="Arial" w:hAnsi="Arial" w:cs="Arial"/>
-              </w:rPr>
-            </w:pPr>
-            <w:r>
-              <w:rPr>
-                <w:rFonts w:ascii="Arial" w:hAnsi="Arial" w:cs="Arial"/>
-              </w:rPr>
-              <w:t>Leggermente in ritardo</w:t>
-            </w:r>
-          </w:p>
-        </w:tc>
-      </w:tr>
-    </w:tbl>
-    <w:p>
-      <w:pPr>
-        <w:rPr>
-          <w:rFonts w:ascii="Arial" w:hAnsi="Arial" w:cs="Arial"/>
-        </w:rPr>
-      </w:pPr>
-    </w:p>
-    <w:tbl>
-      <w:tblPr>
-        <w:tblStyle w:val="Grigliatabella"/>
-        <w:tblW w:w="0" w:type="auto"/>
-        <w:tblLook w:val="04A0" w:firstRow="1" w:lastRow="0" w:firstColumn="1" w:lastColumn="0" w:noHBand="0" w:noVBand="1"/>
-      </w:tblPr>
-      <w:tblGrid>
-        <w:gridCol w:w="9628"/>
-      </w:tblGrid>
-      <w:tr>
-        <w:tc>
-          <w:tcPr>
-            <w:tcW w:w="9854" w:type="dxa"/>
-            <w:tcBorders>
-              <w:top w:val="single" w:sz="4" w:space="0" w:color="auto"/>
-              <w:left w:val="single" w:sz="4" w:space="0" w:color="auto"/>
-              <w:bottom w:val="single" w:sz="4" w:space="0" w:color="auto"/>
-              <w:right w:val="single" w:sz="4" w:space="0" w:color="auto"/>
-            </w:tcBorders>
-            <w:shd w:val="clear" w:color="auto" w:fill="D9D9D9" w:themeFill="background1" w:themeFillShade="D9"/>
-            <w:hideMark/>
-          </w:tcPr>
-          <w:p>
-            <w:pPr>
-              <w:spacing w:after="200" w:line="276" w:lineRule="auto"/>
-              <w:rPr>
-                <w:rFonts w:ascii="Arial" w:hAnsi="Arial" w:cs="Arial"/>
-              </w:rPr>
-            </w:pPr>
-            <w:r>
-              <w:rPr>
-                <w:rFonts w:ascii="Arial" w:hAnsi="Arial" w:cs="Arial"/>
-              </w:rPr>
-              <w:t>Programma di massima per la prossima giornata di lavoro</w:t>
-            </w:r>
-          </w:p>
-        </w:tc>
-      </w:tr>
-      <w:tr>
-        <w:tc>
-          <w:tcPr>
-            <w:tcW w:w="9854" w:type="dxa"/>
-            <w:tcBorders>
-              <w:top w:val="single" w:sz="4" w:space="0" w:color="auto"/>
-              <w:left w:val="single" w:sz="4" w:space="0" w:color="auto"/>
-              <w:bottom w:val="single" w:sz="4" w:space="0" w:color="auto"/>
-              <w:right w:val="single" w:sz="4" w:space="0" w:color="auto"/>
-            </w:tcBorders>
-            <w:hideMark/>
-          </w:tcPr>
-          <w:p>
-            <w:pPr>
-              <w:spacing w:after="200" w:line="276" w:lineRule="auto"/>
-              <w:rPr>
-                <w:rFonts w:ascii="Arial" w:hAnsi="Arial" w:cs="Arial"/>
-              </w:rPr>
-            </w:pPr>
-            <w:r>
-              <w:rPr>
-                <w:rFonts w:ascii="Arial" w:hAnsi="Arial" w:cs="Arial"/>
-              </w:rPr>
-              <w:t>Fare la logica delle telecamere e degli animatronici.</w:t>
-            </w:r>
-          </w:p>
-        </w:tc>
-      </w:tr>
-    </w:tbl>
-    <w:p>
-      <w:pPr>
-        <w:rPr>
-          <w:rFonts w:ascii="Arial" w:hAnsi="Arial" w:cs="Arial"/>
-        </w:rPr>
-      </w:pPr>
-    </w:p>
-    <w:p>
-      <w:pPr>
-        <w:pStyle w:val="Titolo2"/>
-        <w:rPr>
-          <w:sz w:val="36"/>
-        </w:rPr>
-      </w:pPr>
-      <w:r>
-        <w:rPr>
-          <w:sz w:val="36"/>
-        </w:rPr>
-        <w:t>Agile</w:t>
-      </w:r>
-      <w:r>
-        <w:rPr>
-          <w:sz w:val="36"/>
-        </w:rPr>
-        <w:t xml:space="preserve"> - Resoconto</w:t>
-      </w:r>
-    </w:p>
-    <w:tbl>
-      <w:tblPr>
-        <w:tblStyle w:val="Grigliatabella"/>
-        <w:tblW w:w="0" w:type="auto"/>
-        <w:tblLook w:val="04A0" w:firstRow="1" w:lastRow="0" w:firstColumn="1" w:lastColumn="0" w:noHBand="0" w:noVBand="1"/>
-      </w:tblPr>
-      <w:tblGrid>
-        <w:gridCol w:w="9628"/>
-      </w:tblGrid>
-      <w:tr>
-        <w:tc>
-          <w:tcPr>
-            <w:tcW w:w="9854" w:type="dxa"/>
-            <w:shd w:val="clear" w:color="auto" w:fill="D9D9D9" w:themeFill="background1" w:themeFillShade="D9"/>
-          </w:tcPr>
-          <w:p>
-            <w:pPr>
-              <w:rPr>
-                <w:rFonts w:ascii="Arial" w:hAnsi="Arial" w:cs="Arial"/>
-              </w:rPr>
-            </w:pPr>
-            <w:proofErr w:type="spellStart"/>
-            <w:r>
-              <w:rPr>
-                <w:rFonts w:ascii="Arial" w:hAnsi="Arial" w:cs="Arial"/>
-              </w:rPr>
-              <w:t>Daily</w:t>
-            </w:r>
-            <w:proofErr w:type="spellEnd"/>
-            <w:r>
-              <w:rPr>
-                <w:rFonts w:ascii="Arial" w:hAnsi="Arial" w:cs="Arial"/>
-              </w:rPr>
-              <w:t xml:space="preserve"> </w:t>
-            </w:r>
-            <w:proofErr w:type="spellStart"/>
-            <w:r>
-              <w:rPr>
-                <w:rFonts w:ascii="Arial" w:hAnsi="Arial" w:cs="Arial"/>
-              </w:rPr>
-              <w:t>Scrum</w:t>
-            </w:r>
-            <w:proofErr w:type="spellEnd"/>
-          </w:p>
-        </w:tc>
-      </w:tr>
-      <w:tr>
-        <w:tc>
-          <w:tcPr>
-            <w:tcW w:w="9854" w:type="dxa"/>
-          </w:tcPr>
-          <w:p>
-            <w:pPr>
-              <w:rPr>
-                <w:rFonts w:ascii="Arial" w:hAnsi="Arial" w:cs="Arial"/>
-              </w:rPr>
-            </w:pPr>
-            <w:r>
-              <w:rPr>
-                <w:rFonts w:ascii="Arial" w:hAnsi="Arial" w:cs="Arial"/>
-              </w:rPr>
-              <w:t>Abbiamo discusso di come organizzarci i cambiamenti e gli sviluppi, dando priorità a determinati campi rispetto che ad altri.</w:t>
-            </w:r>
-            <w:r>
-              <w:rPr>
-                <w:rFonts w:ascii="Arial" w:hAnsi="Arial" w:cs="Arial"/>
-              </w:rPr>
-              <w:br/>
-              <w:t>Abbiamo assegnato i lavori a ciascun partecipante del team, in modo da collaborare al meglio.</w:t>
-            </w:r>
-          </w:p>
-        </w:tc>
-      </w:tr>
-    </w:tbl>
-    <w:p>
-      <w:pPr>
-        <w:rPr>
-          <w:rFonts w:ascii="Arial" w:hAnsi="Arial" w:cs="Arial"/>
-        </w:rPr>
-      </w:pPr>
-    </w:p>
-    <w:tbl>
-      <w:tblPr>
-        <w:tblStyle w:val="Grigliatabella"/>
-        <w:tblW w:w="0" w:type="auto"/>
-        <w:tblLook w:val="04A0" w:firstRow="1" w:lastRow="0" w:firstColumn="1" w:lastColumn="0" w:noHBand="0" w:noVBand="1"/>
-      </w:tblPr>
-      <w:tblGrid>
-        <w:gridCol w:w="9628"/>
-      </w:tblGrid>
-      <w:tr>
-        <w:tc>
-          <w:tcPr>
-            <w:tcW w:w="9854" w:type="dxa"/>
-            <w:shd w:val="clear" w:color="auto" w:fill="D9D9D9" w:themeFill="background1" w:themeFillShade="D9"/>
-          </w:tcPr>
-          <w:p>
-            <w:pPr>
-              <w:rPr>
-                <w:rFonts w:ascii="Arial" w:hAnsi="Arial" w:cs="Arial"/>
-              </w:rPr>
-            </w:pPr>
-            <w:r>
-              <w:rPr>
-                <w:rFonts w:ascii="Arial" w:hAnsi="Arial" w:cs="Arial"/>
-              </w:rPr>
-              <w:t>Sprint Planning</w:t>
-            </w:r>
-          </w:p>
-        </w:tc>
-      </w:tr>
-      <w:tr>
-        <w:tc>
-          <w:tcPr>
-            <w:tcW w:w="9854" w:type="dxa"/>
-          </w:tcPr>
-          <w:p>
-            <w:pPr>
-              <w:rPr>
-                <w:rFonts w:ascii="Arial" w:hAnsi="Arial" w:cs="Arial"/>
-              </w:rPr>
-            </w:pPr>
-            <w:r>
-              <w:rPr>
-                <w:rFonts w:ascii="Arial" w:hAnsi="Arial" w:cs="Arial"/>
-              </w:rPr>
-              <w:t xml:space="preserve">Nel planning abbiamo deciso di recuperare le parti mancanti e continuare con il </w:t>
-            </w:r>
-            <w:proofErr w:type="spellStart"/>
-            <w:r>
-              <w:rPr>
-                <w:rFonts w:ascii="Arial" w:hAnsi="Arial" w:cs="Arial"/>
-              </w:rPr>
-              <w:t>prino</w:t>
-            </w:r>
-            <w:proofErr w:type="spellEnd"/>
-            <w:r>
-              <w:rPr>
-                <w:rFonts w:ascii="Arial" w:hAnsi="Arial" w:cs="Arial"/>
-              </w:rPr>
-              <w:t xml:space="preserve"> originale </w:t>
-            </w:r>
-          </w:p>
-        </w:tc>
-      </w:tr>
-    </w:tbl>
-    <w:p>
-      <w:pPr>
-        <w:rPr>
-          <w:rFonts w:ascii="Arial" w:hAnsi="Arial" w:cs="Arial"/>
-        </w:rPr>
-      </w:pPr>
-    </w:p>
-    <w:tbl>
-      <w:tblPr>
-        <w:tblStyle w:val="Grigliatabella"/>
-        <w:tblW w:w="0" w:type="auto"/>
-        <w:tblLook w:val="04A0" w:firstRow="1" w:lastRow="0" w:firstColumn="1" w:lastColumn="0" w:noHBand="0" w:noVBand="1"/>
-      </w:tblPr>
-      <w:tblGrid>
-        <w:gridCol w:w="9628"/>
-      </w:tblGrid>
-      <w:tr>
-        <w:tc>
-          <w:tcPr>
-            <w:tcW w:w="9854" w:type="dxa"/>
-            <w:shd w:val="clear" w:color="auto" w:fill="D9D9D9" w:themeFill="background1" w:themeFillShade="D9"/>
-          </w:tcPr>
-          <w:p>
-            <w:pPr>
-              <w:rPr>
-                <w:rFonts w:ascii="Arial" w:hAnsi="Arial" w:cs="Arial"/>
-              </w:rPr>
-            </w:pPr>
-            <w:r>
-              <w:rPr>
-                <w:rFonts w:ascii="Arial" w:hAnsi="Arial" w:cs="Arial"/>
-              </w:rPr>
-              <w:t>Sprint Review</w:t>
-            </w:r>
-          </w:p>
-        </w:tc>
-      </w:tr>
-      <w:tr>
-        <w:tc>
-          <w:tcPr>
-            <w:tcW w:w="9854" w:type="dxa"/>
-          </w:tcPr>
-          <w:p>
-            <w:pPr>
-              <w:rPr>
-                <w:rFonts w:ascii="Arial" w:hAnsi="Arial" w:cs="Arial"/>
-              </w:rPr>
-            </w:pPr>
-            <w:r>
-              <w:rPr>
-                <w:rFonts w:ascii="Arial" w:hAnsi="Arial" w:cs="Arial"/>
-              </w:rPr>
-              <w:t xml:space="preserve">Ci siamo ritrovati in dietro rispetto a </w:t>
-            </w:r>
-            <w:proofErr w:type="spellStart"/>
-            <w:r>
-              <w:rPr>
-                <w:rFonts w:ascii="Arial" w:hAnsi="Arial" w:cs="Arial"/>
-              </w:rPr>
-              <w:t>cio</w:t>
-            </w:r>
-            <w:proofErr w:type="spellEnd"/>
-            <w:r>
-              <w:rPr>
-                <w:rFonts w:ascii="Arial" w:hAnsi="Arial" w:cs="Arial"/>
-              </w:rPr>
-              <w:t xml:space="preserve"> che ci eravamo pianificato di fare, abbiamo notato mancanze rispetto alla</w:t>
-            </w:r>
-            <w:r>
-              <w:rPr>
-                <w:rFonts w:ascii="Arial" w:hAnsi="Arial" w:cs="Arial"/>
-              </w:rPr>
-              <w:t xml:space="preserve"> documentazione </w:t>
-            </w:r>
-            <w:r>
-              <w:rPr>
-                <w:rFonts w:ascii="Arial" w:hAnsi="Arial" w:cs="Arial"/>
-              </w:rPr>
-              <w:t xml:space="preserve">e il </w:t>
-            </w:r>
-            <w:proofErr w:type="spellStart"/>
-            <w:r>
-              <w:rPr>
-                <w:rFonts w:ascii="Arial" w:hAnsi="Arial" w:cs="Arial"/>
-              </w:rPr>
-              <w:t>planing</w:t>
-            </w:r>
-            <w:proofErr w:type="spellEnd"/>
-            <w:r>
-              <w:rPr>
-                <w:rFonts w:ascii="Arial" w:hAnsi="Arial" w:cs="Arial"/>
-              </w:rPr>
-              <w:t xml:space="preserve"> dei vari sprint </w:t>
-            </w:r>
-          </w:p>
-        </w:tc>
-      </w:tr>
-    </w:tbl>
-    <w:p>
-      <w:pPr>
-        <w:rPr>
-          <w:rFonts w:ascii="Arial" w:hAnsi="Arial" w:cs="Arial"/>
-        </w:rPr>
-      </w:pPr>
-    </w:p>
-    <w:tbl>
-      <w:tblPr>
-        <w:tblStyle w:val="Grigliatabella"/>
-        <w:tblW w:w="0" w:type="auto"/>
-        <w:tblLook w:val="04A0" w:firstRow="1" w:lastRow="0" w:firstColumn="1" w:lastColumn="0" w:noHBand="0" w:noVBand="1"/>
-      </w:tblPr>
-      <w:tblGrid>
-        <w:gridCol w:w="9628"/>
-      </w:tblGrid>
-      <w:tr>
-        <w:tc>
-          <w:tcPr>
-            <w:tcW w:w="9854" w:type="dxa"/>
-            <w:shd w:val="clear" w:color="auto" w:fill="D9D9D9" w:themeFill="background1" w:themeFillShade="D9"/>
-          </w:tcPr>
-          <w:p>
-            <w:pPr>
-              <w:rPr>
-                <w:rFonts w:ascii="Arial" w:hAnsi="Arial" w:cs="Arial"/>
-              </w:rPr>
-            </w:pPr>
-            <w:r>
-              <w:rPr>
-                <w:rFonts w:ascii="Arial" w:hAnsi="Arial" w:cs="Arial"/>
-              </w:rPr>
-              <w:t xml:space="preserve">Sprint </w:t>
-            </w:r>
-            <w:proofErr w:type="spellStart"/>
-            <w:r>
-              <w:rPr>
-                <w:rFonts w:ascii="Arial" w:hAnsi="Arial" w:cs="Arial"/>
-              </w:rPr>
-              <w:t>Retrospective</w:t>
-            </w:r>
-            <w:proofErr w:type="spellEnd"/>
+              <w:t>Sprint Retrospective</w:t>
+            </w:r>
           </w:p>
         </w:tc>
       </w:tr>
@@ -4232,35 +2423,7 @@
           <w:rPr>
             <w:rFonts w:ascii="Arial" w:hAnsi="Arial" w:cs="Arial"/>
           </w:rPr>
-          <w:t xml:space="preserve">System </w:t>
-        </w:r>
-        <w:proofErr w:type="spellStart"/>
-        <w:r>
-          <w:rPr>
-            <w:rFonts w:ascii="Arial" w:hAnsi="Arial" w:cs="Arial"/>
-          </w:rPr>
-          <w:t>Breach</w:t>
-        </w:r>
-        <w:proofErr w:type="spellEnd"/>
-        <w:r>
-          <w:rPr>
-            <w:rFonts w:ascii="Arial" w:hAnsi="Arial" w:cs="Arial"/>
-          </w:rPr>
-          <w:t xml:space="preserve">: </w:t>
-        </w:r>
-        <w:proofErr w:type="spellStart"/>
-        <w:r>
-          <w:rPr>
-            <w:rFonts w:ascii="Arial" w:hAnsi="Arial" w:cs="Arial"/>
-          </w:rPr>
-          <w:t>Five</w:t>
-        </w:r>
-        <w:proofErr w:type="spellEnd"/>
-        <w:r>
-          <w:rPr>
-            <w:rFonts w:ascii="Arial" w:hAnsi="Arial" w:cs="Arial"/>
-          </w:rPr>
-          <w:t xml:space="preserve"> Nights</w:t>
+          <w:t>System Breach: Five Nights</w:t>
         </w:r>
       </w:sdtContent>
     </w:sdt>
@@ -7749,7 +5912,6 @@
     <w:rsid w:val="001D061C"/>
     <w:rsid w:val="001D27C6"/>
     <w:rsid w:val="001E62F3"/>
-    <w:rsid w:val="00232006"/>
     <w:rsid w:val="002413AD"/>
     <w:rsid w:val="00251CAF"/>
     <w:rsid w:val="00262942"/>
@@ -7794,7 +5956,6 @@
     <w:rsid w:val="0063600C"/>
     <w:rsid w:val="006426E3"/>
     <w:rsid w:val="00670B36"/>
-    <w:rsid w:val="00671005"/>
     <w:rsid w:val="00673D1E"/>
     <w:rsid w:val="00682218"/>
     <w:rsid w:val="00690748"/>
@@ -7803,7 +5964,6 @@
     <w:rsid w:val="00754822"/>
     <w:rsid w:val="007778E5"/>
     <w:rsid w:val="007839C7"/>
-    <w:rsid w:val="00791C06"/>
     <w:rsid w:val="00793912"/>
     <w:rsid w:val="007A4EC3"/>
     <w:rsid w:val="007C49C7"/>
@@ -7869,7 +6029,6 @@
     <w:rsid w:val="00E42975"/>
     <w:rsid w:val="00E65056"/>
     <w:rsid w:val="00EA31B1"/>
-    <w:rsid w:val="00EB1B5C"/>
     <w:rsid w:val="00EB36D6"/>
     <w:rsid w:val="00EC6CCE"/>
     <w:rsid w:val="00EE4297"/>

--- a/4_Diari/Diario.docx
+++ b/4_Diari/Diario.docx
@@ -1,6 +1,6 @@
 
 <file path=word/document.xml><?xml version="1.0" encoding="utf-8"?>
-<w:document xmlns:wpc="http://schemas.microsoft.com/office/word/2010/wordprocessingCanvas" xmlns:cx="http://schemas.microsoft.com/office/drawing/2014/chartex" xmlns:cx1="http://schemas.microsoft.com/office/drawing/2015/9/8/chartex" xmlns:cx2="http://schemas.microsoft.com/office/drawing/2015/10/21/chartex" xmlns:cx3="http://schemas.microsoft.com/office/drawing/2016/5/9/chartex" xmlns:cx4="http://schemas.microsoft.com/office/drawing/2016/5/10/chartex" xmlns:cx5="http://schemas.microsoft.com/office/drawing/2016/5/11/chartex" xmlns:cx6="http://schemas.microsoft.com/office/drawing/2016/5/12/chartex" xmlns:cx7="http://schemas.microsoft.com/office/drawing/2016/5/13/chartex" xmlns:cx8="http://schemas.microsoft.com/office/drawing/2016/5/14/chartex" xmlns:mc="http://schemas.openxmlformats.org/markup-compatibility/2006" xmlns:aink="http://schemas.microsoft.com/office/drawing/2016/ink" xmlns:am3d="http://schemas.microsoft.com/office/drawing/2017/model3d" xmlns:o="urn:schemas-microsoft-com:office:office" xmlns:oel="http://schemas.microsoft.com/office/2019/extlst" xmlns:r="http://schemas.openxmlformats.org/officeDocument/2006/relationships" xmlns:m="http://schemas.openxmlformats.org/officeDocument/2006/math" xmlns:v="urn:schemas-microsoft-com:vml" xmlns:wp14="http://schemas.microsoft.com/office/word/2010/wordprocessingDrawing" xmlns:wp="http://schemas.openxmlformats.org/drawingml/2006/wordprocessingDrawing" xmlns:w10="urn:schemas-microsoft-com:office:word" xmlns:w="http://schemas.openxmlformats.org/wordprocessingml/2006/main" xmlns:w14="http://schemas.microsoft.com/office/word/2010/wordml" xmlns:w15="http://schemas.microsoft.com/office/word/2012/wordml" xmlns:w16cex="http://schemas.microsoft.com/office/word/2018/wordml/cex" xmlns:w16cid="http://schemas.microsoft.com/office/word/2016/wordml/cid" xmlns:w16="http://schemas.microsoft.com/office/word/2018/wordml" xmlns:w16sdtdh="http://schemas.microsoft.com/office/word/2020/wordml/sdtdatahash" xmlns:w16se="http://schemas.microsoft.com/office/word/2015/wordml/symex" xmlns:wpg="http://schemas.microsoft.com/office/word/2010/wordprocessingGroup" xmlns:wpi="http://schemas.microsoft.com/office/word/2010/wordprocessingInk" xmlns:wne="http://schemas.microsoft.com/office/word/2006/wordml" xmlns:wps="http://schemas.microsoft.com/office/word/2010/wordprocessingShape" mc:Ignorable="w14 w15 w16se w16cid w16 w16cex w16sdtdh wp14">
+<w:document xmlns:wpc="http://schemas.microsoft.com/office/word/2010/wordprocessingCanvas" xmlns:cx="http://schemas.microsoft.com/office/drawing/2014/chartex" xmlns:cx1="http://schemas.microsoft.com/office/drawing/2015/9/8/chartex" xmlns:cx2="http://schemas.microsoft.com/office/drawing/2015/10/21/chartex" xmlns:cx3="http://schemas.microsoft.com/office/drawing/2016/5/9/chartex" xmlns:cx4="http://schemas.microsoft.com/office/drawing/2016/5/10/chartex" xmlns:cx5="http://schemas.microsoft.com/office/drawing/2016/5/11/chartex" xmlns:cx6="http://schemas.microsoft.com/office/drawing/2016/5/12/chartex" xmlns:cx7="http://schemas.microsoft.com/office/drawing/2016/5/13/chartex" xmlns:cx8="http://schemas.microsoft.com/office/drawing/2016/5/14/chartex" xmlns:mc="http://schemas.openxmlformats.org/markup-compatibility/2006" xmlns:aink="http://schemas.microsoft.com/office/drawing/2016/ink" xmlns:am3d="http://schemas.microsoft.com/office/drawing/2017/model3d" xmlns:o="urn:schemas-microsoft-com:office:office" xmlns:oel="http://schemas.microsoft.com/office/2019/extlst" xmlns:r="http://schemas.openxmlformats.org/officeDocument/2006/relationships" xmlns:m="http://schemas.openxmlformats.org/officeDocument/2006/math" xmlns:v="urn:schemas-microsoft-com:vml" xmlns:wp14="http://schemas.microsoft.com/office/word/2010/wordprocessingDrawing" xmlns:wp="http://schemas.openxmlformats.org/drawingml/2006/wordprocessingDrawing" xmlns:w10="urn:schemas-microsoft-com:office:word" xmlns:w="http://schemas.openxmlformats.org/wordprocessingml/2006/main" xmlns:w14="http://schemas.microsoft.com/office/word/2010/wordml" xmlns:w15="http://schemas.microsoft.com/office/word/2012/wordml" xmlns:w16cex="http://schemas.microsoft.com/office/word/2018/wordml/cex" xmlns:w16cid="http://schemas.microsoft.com/office/word/2016/wordml/cid" xmlns:w16="http://schemas.microsoft.com/office/word/2018/wordml" xmlns:w16du="http://schemas.microsoft.com/office/word/2023/wordml/word16du" xmlns:w16sdtdh="http://schemas.microsoft.com/office/word/2020/wordml/sdtdatahash" xmlns:w16sdtfl="http://schemas.microsoft.com/office/word/2024/wordml/sdtformatlock" xmlns:w16se="http://schemas.microsoft.com/office/word/2015/wordml/symex" xmlns:wpg="http://schemas.microsoft.com/office/word/2010/wordprocessingGroup" xmlns:wpi="http://schemas.microsoft.com/office/word/2010/wordprocessingInk" xmlns:wne="http://schemas.microsoft.com/office/word/2006/wordml" xmlns:wps="http://schemas.microsoft.com/office/word/2010/wordprocessingShape" mc:Ignorable="w14 w15 w16se w16cid w16 w16cex w16sdtdh w16sdtfl w16du wp14">
   <w:body>
     <w:p>
       <w:pPr>
@@ -732,7 +732,21 @@
               <w:rPr>
                 <w:rFonts w:ascii="Arial" w:hAnsi="Arial" w:cs="Arial"/>
               </w:rPr>
-              <w:t>Finire lo use case e fare un activity diagram. Inizio pianificazione.</w:t>
+              <w:t xml:space="preserve">Finire lo use case e fare un activity </w:t>
+            </w:r>
+            <w:proofErr w:type="spellStart"/>
+            <w:r>
+              <w:rPr>
+                <w:rFonts w:ascii="Arial" w:hAnsi="Arial" w:cs="Arial"/>
+              </w:rPr>
+              <w:t>diagram</w:t>
+            </w:r>
+            <w:proofErr w:type="spellEnd"/>
+            <w:r>
+              <w:rPr>
+                <w:rFonts w:ascii="Arial" w:hAnsi="Arial" w:cs="Arial"/>
+              </w:rPr>
+              <w:t>. Inizio pianificazione.</w:t>
             </w:r>
           </w:p>
         </w:tc>
@@ -922,7 +936,19 @@
               <w:rPr>
                 <w:rFonts w:ascii="Arial" w:hAnsi="Arial" w:cs="Arial"/>
               </w:rPr>
-              <w:t xml:space="preserve"> gli use case per la logica del nostro gioco</w:t>
+              <w:t xml:space="preserve"> </w:t>
+            </w:r>
+            <w:r>
+              <w:rPr>
+                <w:rFonts w:ascii="Arial" w:hAnsi="Arial" w:cs="Arial"/>
+              </w:rPr>
+              <w:t>le use</w:t>
+            </w:r>
+            <w:r>
+              <w:rPr>
+                <w:rFonts w:ascii="Arial" w:hAnsi="Arial" w:cs="Arial"/>
+              </w:rPr>
+              <w:t xml:space="preserve"> case per la logica del nostro gioco</w:t>
             </w:r>
             <w:r>
               <w:rPr>
@@ -971,7 +997,21 @@
               <w:rPr>
                 <w:rFonts w:ascii="Arial" w:hAnsi="Arial" w:cs="Arial"/>
               </w:rPr>
-              <w:t xml:space="preserve"> a creare la grafica e la storia del nostro gioco e iniziato a fare i mockup.</w:t>
+              <w:t xml:space="preserve"> a creare la grafica e la storia del nostro gioco e iniziato a fare i </w:t>
+            </w:r>
+            <w:proofErr w:type="spellStart"/>
+            <w:r>
+              <w:rPr>
+                <w:rFonts w:ascii="Arial" w:hAnsi="Arial" w:cs="Arial"/>
+              </w:rPr>
+              <w:t>mockup</w:t>
+            </w:r>
+            <w:proofErr w:type="spellEnd"/>
+            <w:r>
+              <w:rPr>
+                <w:rFonts w:ascii="Arial" w:hAnsi="Arial" w:cs="Arial"/>
+              </w:rPr>
+              <w:t>.</w:t>
             </w:r>
           </w:p>
         </w:tc>
@@ -1170,8 +1210,30 @@
               <w:rPr>
                 <w:rFonts w:ascii="Arial" w:hAnsi="Arial" w:cs="Arial"/>
               </w:rPr>
-              <w:t>, continuo mockup e grafica, sviluppo Activity Diagram</w:t>
-            </w:r>
+              <w:t xml:space="preserve">, continuo </w:t>
+            </w:r>
+            <w:proofErr w:type="spellStart"/>
+            <w:r>
+              <w:rPr>
+                <w:rFonts w:ascii="Arial" w:hAnsi="Arial" w:cs="Arial"/>
+              </w:rPr>
+              <w:t>mockup</w:t>
+            </w:r>
+            <w:proofErr w:type="spellEnd"/>
+            <w:r>
+              <w:rPr>
+                <w:rFonts w:ascii="Arial" w:hAnsi="Arial" w:cs="Arial"/>
+              </w:rPr>
+              <w:t xml:space="preserve"> e grafica, sviluppo Activity </w:t>
+            </w:r>
+            <w:proofErr w:type="spellStart"/>
+            <w:r>
+              <w:rPr>
+                <w:rFonts w:ascii="Arial" w:hAnsi="Arial" w:cs="Arial"/>
+              </w:rPr>
+              <w:t>Diagram</w:t>
+            </w:r>
+            <w:proofErr w:type="spellEnd"/>
             <w:r>
               <w:rPr>
                 <w:rFonts w:ascii="Arial" w:hAnsi="Arial" w:cs="Arial"/>
@@ -1399,7 +1461,47 @@
               <w:rPr>
                 <w:rFonts w:ascii="Arial" w:hAnsi="Arial" w:cs="Arial"/>
               </w:rPr>
-              <w:t>Abbiamo completato la fase di ricerca, definendo lo use case e i relativi swimlane diagram. La documentazione è stata integrata con l’analisi del dominio, lo scopo del progetto e le descrizioni dettagliate dei processi. Infine, abbiamo redatto e incluso il diagramma di Gantt preventivo.</w:t>
+              <w:t xml:space="preserve">Abbiamo completato la fase di ricerca, definendo </w:t>
+            </w:r>
+            <w:r>
+              <w:rPr>
+                <w:rFonts w:ascii="Arial" w:hAnsi="Arial" w:cs="Arial"/>
+              </w:rPr>
+              <w:t>le use</w:t>
+            </w:r>
+            <w:r>
+              <w:rPr>
+                <w:rFonts w:ascii="Arial" w:hAnsi="Arial" w:cs="Arial"/>
+              </w:rPr>
+              <w:t xml:space="preserve"> case e i relativi </w:t>
+            </w:r>
+            <w:proofErr w:type="spellStart"/>
+            <w:r>
+              <w:rPr>
+                <w:rFonts w:ascii="Arial" w:hAnsi="Arial" w:cs="Arial"/>
+              </w:rPr>
+              <w:t>swimlane</w:t>
+            </w:r>
+            <w:proofErr w:type="spellEnd"/>
+            <w:r>
+              <w:rPr>
+                <w:rFonts w:ascii="Arial" w:hAnsi="Arial" w:cs="Arial"/>
+              </w:rPr>
+              <w:t xml:space="preserve"> </w:t>
+            </w:r>
+            <w:proofErr w:type="spellStart"/>
+            <w:r>
+              <w:rPr>
+                <w:rFonts w:ascii="Arial" w:hAnsi="Arial" w:cs="Arial"/>
+              </w:rPr>
+              <w:t>diagram</w:t>
+            </w:r>
+            <w:proofErr w:type="spellEnd"/>
+            <w:r>
+              <w:rPr>
+                <w:rFonts w:ascii="Arial" w:hAnsi="Arial" w:cs="Arial"/>
+              </w:rPr>
+              <w:t>. La documentazione è stata integrata con l’analisi del dominio, lo scopo del progetto e le descrizioni dettagliate dei processi. Infine, abbiamo redatto e incluso il diagramma di Gantt preventivo.</w:t>
             </w:r>
             <w:r>
               <w:rPr>
@@ -1859,7 +1961,35 @@
                 <w:rFonts w:ascii="Arial" w:hAnsi="Arial" w:cs="Arial"/>
               </w:rPr>
               <w:br/>
-              <w:t>Abbiamo fatto ricerche su come cambiare impostazioni specifiche in GameMaker, su funzionamenti avanzati di git per evitare conflitti.</w:t>
+              <w:t xml:space="preserve">Abbiamo fatto ricerche su come cambiare impostazioni specifiche in </w:t>
+            </w:r>
+            <w:proofErr w:type="spellStart"/>
+            <w:r>
+              <w:rPr>
+                <w:rFonts w:ascii="Arial" w:hAnsi="Arial" w:cs="Arial"/>
+              </w:rPr>
+              <w:t>GameMaker</w:t>
+            </w:r>
+            <w:proofErr w:type="spellEnd"/>
+            <w:r>
+              <w:rPr>
+                <w:rFonts w:ascii="Arial" w:hAnsi="Arial" w:cs="Arial"/>
+              </w:rPr>
+              <w:t xml:space="preserve">, su funzionamenti avanzati di </w:t>
+            </w:r>
+            <w:proofErr w:type="spellStart"/>
+            <w:r>
+              <w:rPr>
+                <w:rFonts w:ascii="Arial" w:hAnsi="Arial" w:cs="Arial"/>
+              </w:rPr>
+              <w:t>git</w:t>
+            </w:r>
+            <w:proofErr w:type="spellEnd"/>
+            <w:r>
+              <w:rPr>
+                <w:rFonts w:ascii="Arial" w:hAnsi="Arial" w:cs="Arial"/>
+              </w:rPr>
+              <w:t xml:space="preserve"> per evitare conflitti.</w:t>
             </w:r>
             <w:r>
               <w:rPr>
@@ -1954,7 +2084,49 @@
               <w:rPr>
                 <w:rFonts w:ascii="Arial" w:hAnsi="Arial" w:cs="Arial"/>
               </w:rPr>
-              <w:t>Problemi con l’organizzazione delle versioni su github, ci sono stati dei file che in alcune situazioni venivano modificati da più persone, e questo provocava problemi di merging da parte di GitHub. Per risolvere abbiamo dovuto riprendere un push vecchio ed allinearci tutti ad esso, per evitare il più possibile i conflitti.</w:t>
+              <w:t xml:space="preserve">Problemi con l’organizzazione delle versioni su </w:t>
+            </w:r>
+            <w:proofErr w:type="spellStart"/>
+            <w:r>
+              <w:rPr>
+                <w:rFonts w:ascii="Arial" w:hAnsi="Arial" w:cs="Arial"/>
+              </w:rPr>
+              <w:t>github</w:t>
+            </w:r>
+            <w:proofErr w:type="spellEnd"/>
+            <w:r>
+              <w:rPr>
+                <w:rFonts w:ascii="Arial" w:hAnsi="Arial" w:cs="Arial"/>
+              </w:rPr>
+              <w:t xml:space="preserve">, ci sono stati dei file che in alcune situazioni venivano modificati da più persone, e questo provocava problemi di </w:t>
+            </w:r>
+            <w:proofErr w:type="spellStart"/>
+            <w:r>
+              <w:rPr>
+                <w:rFonts w:ascii="Arial" w:hAnsi="Arial" w:cs="Arial"/>
+              </w:rPr>
+              <w:t>merging</w:t>
+            </w:r>
+            <w:proofErr w:type="spellEnd"/>
+            <w:r>
+              <w:rPr>
+                <w:rFonts w:ascii="Arial" w:hAnsi="Arial" w:cs="Arial"/>
+              </w:rPr>
+              <w:t xml:space="preserve"> da parte di GitHub. Per risolvere abbiamo dovuto riprendere un </w:t>
+            </w:r>
+            <w:proofErr w:type="spellStart"/>
+            <w:r>
+              <w:rPr>
+                <w:rFonts w:ascii="Arial" w:hAnsi="Arial" w:cs="Arial"/>
+              </w:rPr>
+              <w:t>push</w:t>
+            </w:r>
+            <w:proofErr w:type="spellEnd"/>
+            <w:r>
+              <w:rPr>
+                <w:rFonts w:ascii="Arial" w:hAnsi="Arial" w:cs="Arial"/>
+              </w:rPr>
+              <w:t xml:space="preserve"> vecchio ed allinearci tutti ad esso, per evitare il più possibile i conflitti.</w:t>
             </w:r>
           </w:p>
         </w:tc>
@@ -2161,8 +2333,16 @@
               <w:rPr>
                 <w:rFonts w:ascii="Arial" w:hAnsi="Arial" w:cs="Arial"/>
               </w:rPr>
-              <w:t>Daily Scrum</w:t>
-            </w:r>
+              <w:t xml:space="preserve">Daily </w:t>
+            </w:r>
+            <w:proofErr w:type="spellStart"/>
+            <w:r>
+              <w:rPr>
+                <w:rFonts w:ascii="Arial" w:hAnsi="Arial" w:cs="Arial"/>
+              </w:rPr>
+              <w:t>Scrum</w:t>
+            </w:r>
+            <w:proofErr w:type="spellEnd"/>
           </w:p>
         </w:tc>
       </w:tr>
@@ -2330,8 +2510,16 @@
               <w:rPr>
                 <w:rFonts w:ascii="Arial" w:hAnsi="Arial" w:cs="Arial"/>
               </w:rPr>
-              <w:t>Sprint Retrospective</w:t>
-            </w:r>
+              <w:t xml:space="preserve">Sprint </w:t>
+            </w:r>
+            <w:proofErr w:type="spellStart"/>
+            <w:r>
+              <w:rPr>
+                <w:rFonts w:ascii="Arial" w:hAnsi="Arial" w:cs="Arial"/>
+              </w:rPr>
+              <w:t>Retrospective</w:t>
+            </w:r>
+            <w:proofErr w:type="spellEnd"/>
           </w:p>
         </w:tc>
       </w:tr>
@@ -2370,7 +2558,7 @@
 </file>
 
 <file path=word/endnotes.xml><?xml version="1.0" encoding="utf-8"?>
-<w:endnotes xmlns:wpc="http://schemas.microsoft.com/office/word/2010/wordprocessingCanvas" xmlns:cx="http://schemas.microsoft.com/office/drawing/2014/chartex" xmlns:cx1="http://schemas.microsoft.com/office/drawing/2015/9/8/chartex" xmlns:cx2="http://schemas.microsoft.com/office/drawing/2015/10/21/chartex" xmlns:cx3="http://schemas.microsoft.com/office/drawing/2016/5/9/chartex" xmlns:cx4="http://schemas.microsoft.com/office/drawing/2016/5/10/chartex" xmlns:cx5="http://schemas.microsoft.com/office/drawing/2016/5/11/chartex" xmlns:cx6="http://schemas.microsoft.com/office/drawing/2016/5/12/chartex" xmlns:cx7="http://schemas.microsoft.com/office/drawing/2016/5/13/chartex" xmlns:cx8="http://schemas.microsoft.com/office/drawing/2016/5/14/chartex" xmlns:mc="http://schemas.openxmlformats.org/markup-compatibility/2006" xmlns:aink="http://schemas.microsoft.com/office/drawing/2016/ink" xmlns:am3d="http://schemas.microsoft.com/office/drawing/2017/model3d" xmlns:o="urn:schemas-microsoft-com:office:office" xmlns:oel="http://schemas.microsoft.com/office/2019/extlst" xmlns:r="http://schemas.openxmlformats.org/officeDocument/2006/relationships" xmlns:m="http://schemas.openxmlformats.org/officeDocument/2006/math" xmlns:v="urn:schemas-microsoft-com:vml" xmlns:wp14="http://schemas.microsoft.com/office/word/2010/wordprocessingDrawing" xmlns:wp="http://schemas.openxmlformats.org/drawingml/2006/wordprocessingDrawing" xmlns:w10="urn:schemas-microsoft-com:office:word" xmlns:w="http://schemas.openxmlformats.org/wordprocessingml/2006/main" xmlns:w14="http://schemas.microsoft.com/office/word/2010/wordml" xmlns:w15="http://schemas.microsoft.com/office/word/2012/wordml" xmlns:w16cex="http://schemas.microsoft.com/office/word/2018/wordml/cex" xmlns:w16cid="http://schemas.microsoft.com/office/word/2016/wordml/cid" xmlns:w16="http://schemas.microsoft.com/office/word/2018/wordml" xmlns:w16sdtdh="http://schemas.microsoft.com/office/word/2020/wordml/sdtdatahash" xmlns:w16se="http://schemas.microsoft.com/office/word/2015/wordml/symex" xmlns:wpg="http://schemas.microsoft.com/office/word/2010/wordprocessingGroup" xmlns:wpi="http://schemas.microsoft.com/office/word/2010/wordprocessingInk" xmlns:wne="http://schemas.microsoft.com/office/word/2006/wordml" xmlns:wps="http://schemas.microsoft.com/office/word/2010/wordprocessingShape" mc:Ignorable="w14 w15 w16se w16cid w16 w16cex w16sdtdh wp14">
+<w:endnotes xmlns:wpc="http://schemas.microsoft.com/office/word/2010/wordprocessingCanvas" xmlns:cx="http://schemas.microsoft.com/office/drawing/2014/chartex" xmlns:cx1="http://schemas.microsoft.com/office/drawing/2015/9/8/chartex" xmlns:cx2="http://schemas.microsoft.com/office/drawing/2015/10/21/chartex" xmlns:cx3="http://schemas.microsoft.com/office/drawing/2016/5/9/chartex" xmlns:cx4="http://schemas.microsoft.com/office/drawing/2016/5/10/chartex" xmlns:cx5="http://schemas.microsoft.com/office/drawing/2016/5/11/chartex" xmlns:cx6="http://schemas.microsoft.com/office/drawing/2016/5/12/chartex" xmlns:cx7="http://schemas.microsoft.com/office/drawing/2016/5/13/chartex" xmlns:cx8="http://schemas.microsoft.com/office/drawing/2016/5/14/chartex" xmlns:mc="http://schemas.openxmlformats.org/markup-compatibility/2006" xmlns:aink="http://schemas.microsoft.com/office/drawing/2016/ink" xmlns:am3d="http://schemas.microsoft.com/office/drawing/2017/model3d" xmlns:o="urn:schemas-microsoft-com:office:office" xmlns:oel="http://schemas.microsoft.com/office/2019/extlst" xmlns:r="http://schemas.openxmlformats.org/officeDocument/2006/relationships" xmlns:m="http://schemas.openxmlformats.org/officeDocument/2006/math" xmlns:v="urn:schemas-microsoft-com:vml" xmlns:wp14="http://schemas.microsoft.com/office/word/2010/wordprocessingDrawing" xmlns:wp="http://schemas.openxmlformats.org/drawingml/2006/wordprocessingDrawing" xmlns:w10="urn:schemas-microsoft-com:office:word" xmlns:w="http://schemas.openxmlformats.org/wordprocessingml/2006/main" xmlns:w14="http://schemas.microsoft.com/office/word/2010/wordml" xmlns:w15="http://schemas.microsoft.com/office/word/2012/wordml" xmlns:w16cex="http://schemas.microsoft.com/office/word/2018/wordml/cex" xmlns:w16cid="http://schemas.microsoft.com/office/word/2016/wordml/cid" xmlns:w16="http://schemas.microsoft.com/office/word/2018/wordml" xmlns:w16du="http://schemas.microsoft.com/office/word/2023/wordml/word16du" xmlns:w16sdtdh="http://schemas.microsoft.com/office/word/2020/wordml/sdtdatahash" xmlns:w16sdtfl="http://schemas.microsoft.com/office/word/2024/wordml/sdtformatlock" xmlns:w16se="http://schemas.microsoft.com/office/word/2015/wordml/symex" xmlns:wpg="http://schemas.microsoft.com/office/word/2010/wordprocessingGroup" xmlns:wpi="http://schemas.microsoft.com/office/word/2010/wordprocessingInk" xmlns:wne="http://schemas.microsoft.com/office/word/2006/wordml" xmlns:wps="http://schemas.microsoft.com/office/word/2010/wordprocessingShape" mc:Ignorable="w14 w15 w16se w16cid w16 w16cex w16sdtdh w16sdtfl w16du wp14">
   <w:endnote w:type="separator" w:id="-1">
     <w:p>
       <w:pPr>
@@ -2395,7 +2583,7 @@
 </file>
 
 <file path=word/footer1.xml><?xml version="1.0" encoding="utf-8"?>
-<w:ftr xmlns:wpc="http://schemas.microsoft.com/office/word/2010/wordprocessingCanvas" xmlns:cx="http://schemas.microsoft.com/office/drawing/2014/chartex" xmlns:cx1="http://schemas.microsoft.com/office/drawing/2015/9/8/chartex" xmlns:cx2="http://schemas.microsoft.com/office/drawing/2015/10/21/chartex" xmlns:cx3="http://schemas.microsoft.com/office/drawing/2016/5/9/chartex" xmlns:cx4="http://schemas.microsoft.com/office/drawing/2016/5/10/chartex" xmlns:cx5="http://schemas.microsoft.com/office/drawing/2016/5/11/chartex" xmlns:cx6="http://schemas.microsoft.com/office/drawing/2016/5/12/chartex" xmlns:cx7="http://schemas.microsoft.com/office/drawing/2016/5/13/chartex" xmlns:cx8="http://schemas.microsoft.com/office/drawing/2016/5/14/chartex" xmlns:mc="http://schemas.openxmlformats.org/markup-compatibility/2006" xmlns:aink="http://schemas.microsoft.com/office/drawing/2016/ink" xmlns:am3d="http://schemas.microsoft.com/office/drawing/2017/model3d" xmlns:o="urn:schemas-microsoft-com:office:office" xmlns:oel="http://schemas.microsoft.com/office/2019/extlst" xmlns:r="http://schemas.openxmlformats.org/officeDocument/2006/relationships" xmlns:m="http://schemas.openxmlformats.org/officeDocument/2006/math" xmlns:v="urn:schemas-microsoft-com:vml" xmlns:wp14="http://schemas.microsoft.com/office/word/2010/wordprocessingDrawing" xmlns:wp="http://schemas.openxmlformats.org/drawingml/2006/wordprocessingDrawing" xmlns:w10="urn:schemas-microsoft-com:office:word" xmlns:w="http://schemas.openxmlformats.org/wordprocessingml/2006/main" xmlns:w14="http://schemas.microsoft.com/office/word/2010/wordml" xmlns:w15="http://schemas.microsoft.com/office/word/2012/wordml" xmlns:w16cex="http://schemas.microsoft.com/office/word/2018/wordml/cex" xmlns:w16cid="http://schemas.microsoft.com/office/word/2016/wordml/cid" xmlns:w16="http://schemas.microsoft.com/office/word/2018/wordml" xmlns:w16sdtdh="http://schemas.microsoft.com/office/word/2020/wordml/sdtdatahash" xmlns:w16se="http://schemas.microsoft.com/office/word/2015/wordml/symex" xmlns:wpg="http://schemas.microsoft.com/office/word/2010/wordprocessingGroup" xmlns:wpi="http://schemas.microsoft.com/office/word/2010/wordprocessingInk" xmlns:wne="http://schemas.microsoft.com/office/word/2006/wordml" xmlns:wps="http://schemas.microsoft.com/office/word/2010/wordprocessingShape" mc:Ignorable="w14 w15 w16se w16cid w16 w16cex w16sdtdh wp14">
+<w:ftr xmlns:wpc="http://schemas.microsoft.com/office/word/2010/wordprocessingCanvas" xmlns:cx="http://schemas.microsoft.com/office/drawing/2014/chartex" xmlns:cx1="http://schemas.microsoft.com/office/drawing/2015/9/8/chartex" xmlns:cx2="http://schemas.microsoft.com/office/drawing/2015/10/21/chartex" xmlns:cx3="http://schemas.microsoft.com/office/drawing/2016/5/9/chartex" xmlns:cx4="http://schemas.microsoft.com/office/drawing/2016/5/10/chartex" xmlns:cx5="http://schemas.microsoft.com/office/drawing/2016/5/11/chartex" xmlns:cx6="http://schemas.microsoft.com/office/drawing/2016/5/12/chartex" xmlns:cx7="http://schemas.microsoft.com/office/drawing/2016/5/13/chartex" xmlns:cx8="http://schemas.microsoft.com/office/drawing/2016/5/14/chartex" xmlns:mc="http://schemas.openxmlformats.org/markup-compatibility/2006" xmlns:aink="http://schemas.microsoft.com/office/drawing/2016/ink" xmlns:am3d="http://schemas.microsoft.com/office/drawing/2017/model3d" xmlns:o="urn:schemas-microsoft-com:office:office" xmlns:oel="http://schemas.microsoft.com/office/2019/extlst" xmlns:r="http://schemas.openxmlformats.org/officeDocument/2006/relationships" xmlns:m="http://schemas.openxmlformats.org/officeDocument/2006/math" xmlns:v="urn:schemas-microsoft-com:vml" xmlns:wp14="http://schemas.microsoft.com/office/word/2010/wordprocessingDrawing" xmlns:wp="http://schemas.openxmlformats.org/drawingml/2006/wordprocessingDrawing" xmlns:w10="urn:schemas-microsoft-com:office:word" xmlns:w="http://schemas.openxmlformats.org/wordprocessingml/2006/main" xmlns:w14="http://schemas.microsoft.com/office/word/2010/wordml" xmlns:w15="http://schemas.microsoft.com/office/word/2012/wordml" xmlns:w16cex="http://schemas.microsoft.com/office/word/2018/wordml/cex" xmlns:w16cid="http://schemas.microsoft.com/office/word/2016/wordml/cid" xmlns:w16="http://schemas.microsoft.com/office/word/2018/wordml" xmlns:w16du="http://schemas.microsoft.com/office/word/2023/wordml/word16du" xmlns:w16sdtdh="http://schemas.microsoft.com/office/word/2020/wordml/sdtdatahash" xmlns:w16sdtfl="http://schemas.microsoft.com/office/word/2024/wordml/sdtformatlock" xmlns:w16se="http://schemas.microsoft.com/office/word/2015/wordml/symex" xmlns:wpg="http://schemas.microsoft.com/office/word/2010/wordprocessingGroup" xmlns:wpi="http://schemas.microsoft.com/office/word/2010/wordprocessingInk" xmlns:wne="http://schemas.microsoft.com/office/word/2006/wordml" xmlns:wps="http://schemas.microsoft.com/office/word/2010/wordprocessingShape" mc:Ignorable="w14 w15 w16se w16cid w16 w16cex w16sdtdh w16sdtfl w16du wp14">
   <w:p>
     <w:pPr>
       <w:tabs>
@@ -2527,7 +2715,7 @@
 </file>
 
 <file path=word/footnotes.xml><?xml version="1.0" encoding="utf-8"?>
-<w:footnotes xmlns:wpc="http://schemas.microsoft.com/office/word/2010/wordprocessingCanvas" xmlns:cx="http://schemas.microsoft.com/office/drawing/2014/chartex" xmlns:cx1="http://schemas.microsoft.com/office/drawing/2015/9/8/chartex" xmlns:cx2="http://schemas.microsoft.com/office/drawing/2015/10/21/chartex" xmlns:cx3="http://schemas.microsoft.com/office/drawing/2016/5/9/chartex" xmlns:cx4="http://schemas.microsoft.com/office/drawing/2016/5/10/chartex" xmlns:cx5="http://schemas.microsoft.com/office/drawing/2016/5/11/chartex" xmlns:cx6="http://schemas.microsoft.com/office/drawing/2016/5/12/chartex" xmlns:cx7="http://schemas.microsoft.com/office/drawing/2016/5/13/chartex" xmlns:cx8="http://schemas.microsoft.com/office/drawing/2016/5/14/chartex" xmlns:mc="http://schemas.openxmlformats.org/markup-compatibility/2006" xmlns:aink="http://schemas.microsoft.com/office/drawing/2016/ink" xmlns:am3d="http://schemas.microsoft.com/office/drawing/2017/model3d" xmlns:o="urn:schemas-microsoft-com:office:office" xmlns:oel="http://schemas.microsoft.com/office/2019/extlst" xmlns:r="http://schemas.openxmlformats.org/officeDocument/2006/relationships" xmlns:m="http://schemas.openxmlformats.org/officeDocument/2006/math" xmlns:v="urn:schemas-microsoft-com:vml" xmlns:wp14="http://schemas.microsoft.com/office/word/2010/wordprocessingDrawing" xmlns:wp="http://schemas.openxmlformats.org/drawingml/2006/wordprocessingDrawing" xmlns:w10="urn:schemas-microsoft-com:office:word" xmlns:w="http://schemas.openxmlformats.org/wordprocessingml/2006/main" xmlns:w14="http://schemas.microsoft.com/office/word/2010/wordml" xmlns:w15="http://schemas.microsoft.com/office/word/2012/wordml" xmlns:w16cex="http://schemas.microsoft.com/office/word/2018/wordml/cex" xmlns:w16cid="http://schemas.microsoft.com/office/word/2016/wordml/cid" xmlns:w16="http://schemas.microsoft.com/office/word/2018/wordml" xmlns:w16sdtdh="http://schemas.microsoft.com/office/word/2020/wordml/sdtdatahash" xmlns:w16se="http://schemas.microsoft.com/office/word/2015/wordml/symex" xmlns:wpg="http://schemas.microsoft.com/office/word/2010/wordprocessingGroup" xmlns:wpi="http://schemas.microsoft.com/office/word/2010/wordprocessingInk" xmlns:wne="http://schemas.microsoft.com/office/word/2006/wordml" xmlns:wps="http://schemas.microsoft.com/office/word/2010/wordprocessingShape" mc:Ignorable="w14 w15 w16se w16cid w16 w16cex w16sdtdh wp14">
+<w:footnotes xmlns:wpc="http://schemas.microsoft.com/office/word/2010/wordprocessingCanvas" xmlns:cx="http://schemas.microsoft.com/office/drawing/2014/chartex" xmlns:cx1="http://schemas.microsoft.com/office/drawing/2015/9/8/chartex" xmlns:cx2="http://schemas.microsoft.com/office/drawing/2015/10/21/chartex" xmlns:cx3="http://schemas.microsoft.com/office/drawing/2016/5/9/chartex" xmlns:cx4="http://schemas.microsoft.com/office/drawing/2016/5/10/chartex" xmlns:cx5="http://schemas.microsoft.com/office/drawing/2016/5/11/chartex" xmlns:cx6="http://schemas.microsoft.com/office/drawing/2016/5/12/chartex" xmlns:cx7="http://schemas.microsoft.com/office/drawing/2016/5/13/chartex" xmlns:cx8="http://schemas.microsoft.com/office/drawing/2016/5/14/chartex" xmlns:mc="http://schemas.openxmlformats.org/markup-compatibility/2006" xmlns:aink="http://schemas.microsoft.com/office/drawing/2016/ink" xmlns:am3d="http://schemas.microsoft.com/office/drawing/2017/model3d" xmlns:o="urn:schemas-microsoft-com:office:office" xmlns:oel="http://schemas.microsoft.com/office/2019/extlst" xmlns:r="http://schemas.openxmlformats.org/officeDocument/2006/relationships" xmlns:m="http://schemas.openxmlformats.org/officeDocument/2006/math" xmlns:v="urn:schemas-microsoft-com:vml" xmlns:wp14="http://schemas.microsoft.com/office/word/2010/wordprocessingDrawing" xmlns:wp="http://schemas.openxmlformats.org/drawingml/2006/wordprocessingDrawing" xmlns:w10="urn:schemas-microsoft-com:office:word" xmlns:w="http://schemas.openxmlformats.org/wordprocessingml/2006/main" xmlns:w14="http://schemas.microsoft.com/office/word/2010/wordml" xmlns:w15="http://schemas.microsoft.com/office/word/2012/wordml" xmlns:w16cex="http://schemas.microsoft.com/office/word/2018/wordml/cex" xmlns:w16cid="http://schemas.microsoft.com/office/word/2016/wordml/cid" xmlns:w16="http://schemas.microsoft.com/office/word/2018/wordml" xmlns:w16du="http://schemas.microsoft.com/office/word/2023/wordml/word16du" xmlns:w16sdtdh="http://schemas.microsoft.com/office/word/2020/wordml/sdtdatahash" xmlns:w16sdtfl="http://schemas.microsoft.com/office/word/2024/wordml/sdtformatlock" xmlns:w16se="http://schemas.microsoft.com/office/word/2015/wordml/symex" xmlns:wpg="http://schemas.microsoft.com/office/word/2010/wordprocessingGroup" xmlns:wpi="http://schemas.microsoft.com/office/word/2010/wordprocessingInk" xmlns:wne="http://schemas.microsoft.com/office/word/2006/wordml" xmlns:wps="http://schemas.microsoft.com/office/word/2010/wordprocessingShape" mc:Ignorable="w14 w15 w16se w16cid w16 w16cex w16sdtdh w16sdtfl w16du wp14">
   <w:footnote w:type="separator" w:id="-1">
     <w:p>
       <w:pPr>
@@ -2552,7 +2740,7 @@
 </file>
 
 <file path=word/header1.xml><?xml version="1.0" encoding="utf-8"?>
-<w:hdr xmlns:wpc="http://schemas.microsoft.com/office/word/2010/wordprocessingCanvas" xmlns:cx="http://schemas.microsoft.com/office/drawing/2014/chartex" xmlns:cx1="http://schemas.microsoft.com/office/drawing/2015/9/8/chartex" xmlns:cx2="http://schemas.microsoft.com/office/drawing/2015/10/21/chartex" xmlns:cx3="http://schemas.microsoft.com/office/drawing/2016/5/9/chartex" xmlns:cx4="http://schemas.microsoft.com/office/drawing/2016/5/10/chartex" xmlns:cx5="http://schemas.microsoft.com/office/drawing/2016/5/11/chartex" xmlns:cx6="http://schemas.microsoft.com/office/drawing/2016/5/12/chartex" xmlns:cx7="http://schemas.microsoft.com/office/drawing/2016/5/13/chartex" xmlns:cx8="http://schemas.microsoft.com/office/drawing/2016/5/14/chartex" xmlns:mc="http://schemas.openxmlformats.org/markup-compatibility/2006" xmlns:aink="http://schemas.microsoft.com/office/drawing/2016/ink" xmlns:am3d="http://schemas.microsoft.com/office/drawing/2017/model3d" xmlns:o="urn:schemas-microsoft-com:office:office" xmlns:oel="http://schemas.microsoft.com/office/2019/extlst" xmlns:r="http://schemas.openxmlformats.org/officeDocument/2006/relationships" xmlns:m="http://schemas.openxmlformats.org/officeDocument/2006/math" xmlns:v="urn:schemas-microsoft-com:vml" xmlns:wp14="http://schemas.microsoft.com/office/word/2010/wordprocessingDrawing" xmlns:wp="http://schemas.openxmlformats.org/drawingml/2006/wordprocessingDrawing" xmlns:w10="urn:schemas-microsoft-com:office:word" xmlns:w="http://schemas.openxmlformats.org/wordprocessingml/2006/main" xmlns:w14="http://schemas.microsoft.com/office/word/2010/wordml" xmlns:w15="http://schemas.microsoft.com/office/word/2012/wordml" xmlns:w16cex="http://schemas.microsoft.com/office/word/2018/wordml/cex" xmlns:w16cid="http://schemas.microsoft.com/office/word/2016/wordml/cid" xmlns:w16="http://schemas.microsoft.com/office/word/2018/wordml" xmlns:w16sdtdh="http://schemas.microsoft.com/office/word/2020/wordml/sdtdatahash" xmlns:w16se="http://schemas.microsoft.com/office/word/2015/wordml/symex" xmlns:wpg="http://schemas.microsoft.com/office/word/2010/wordprocessingGroup" xmlns:wpi="http://schemas.microsoft.com/office/word/2010/wordprocessingInk" xmlns:wne="http://schemas.microsoft.com/office/word/2006/wordml" xmlns:wps="http://schemas.microsoft.com/office/word/2010/wordprocessingShape" mc:Ignorable="w14 w15 w16se w16cid w16 w16cex w16sdtdh wp14">
+<w:hdr xmlns:wpc="http://schemas.microsoft.com/office/word/2010/wordprocessingCanvas" xmlns:cx="http://schemas.microsoft.com/office/drawing/2014/chartex" xmlns:cx1="http://schemas.microsoft.com/office/drawing/2015/9/8/chartex" xmlns:cx2="http://schemas.microsoft.com/office/drawing/2015/10/21/chartex" xmlns:cx3="http://schemas.microsoft.com/office/drawing/2016/5/9/chartex" xmlns:cx4="http://schemas.microsoft.com/office/drawing/2016/5/10/chartex" xmlns:cx5="http://schemas.microsoft.com/office/drawing/2016/5/11/chartex" xmlns:cx6="http://schemas.microsoft.com/office/drawing/2016/5/12/chartex" xmlns:cx7="http://schemas.microsoft.com/office/drawing/2016/5/13/chartex" xmlns:cx8="http://schemas.microsoft.com/office/drawing/2016/5/14/chartex" xmlns:mc="http://schemas.openxmlformats.org/markup-compatibility/2006" xmlns:aink="http://schemas.microsoft.com/office/drawing/2016/ink" xmlns:am3d="http://schemas.microsoft.com/office/drawing/2017/model3d" xmlns:o="urn:schemas-microsoft-com:office:office" xmlns:oel="http://schemas.microsoft.com/office/2019/extlst" xmlns:r="http://schemas.openxmlformats.org/officeDocument/2006/relationships" xmlns:m="http://schemas.openxmlformats.org/officeDocument/2006/math" xmlns:v="urn:schemas-microsoft-com:vml" xmlns:wp14="http://schemas.microsoft.com/office/word/2010/wordprocessingDrawing" xmlns:wp="http://schemas.openxmlformats.org/drawingml/2006/wordprocessingDrawing" xmlns:w10="urn:schemas-microsoft-com:office:word" xmlns:w="http://schemas.openxmlformats.org/wordprocessingml/2006/main" xmlns:w14="http://schemas.microsoft.com/office/word/2010/wordml" xmlns:w15="http://schemas.microsoft.com/office/word/2012/wordml" xmlns:w16cex="http://schemas.microsoft.com/office/word/2018/wordml/cex" xmlns:w16cid="http://schemas.microsoft.com/office/word/2016/wordml/cid" xmlns:w16="http://schemas.microsoft.com/office/word/2018/wordml" xmlns:w16du="http://schemas.microsoft.com/office/word/2023/wordml/word16du" xmlns:w16sdtdh="http://schemas.microsoft.com/office/word/2020/wordml/sdtdatahash" xmlns:w16sdtfl="http://schemas.microsoft.com/office/word/2024/wordml/sdtformatlock" xmlns:w16se="http://schemas.microsoft.com/office/word/2015/wordml/symex" xmlns:wpg="http://schemas.microsoft.com/office/word/2010/wordprocessingGroup" xmlns:wpi="http://schemas.microsoft.com/office/word/2010/wordprocessingInk" xmlns:wne="http://schemas.microsoft.com/office/word/2006/wordml" xmlns:wps="http://schemas.microsoft.com/office/word/2010/wordprocessingShape" mc:Ignorable="w14 w15 w16se w16cid w16 w16cex w16sdtdh w16sdtfl w16du wp14">
   <w:p>
     <w:pPr>
       <w:tabs>
@@ -2599,7 +2787,7 @@
 </file>
 
 <file path=word/numbering.xml><?xml version="1.0" encoding="utf-8"?>
-<w:numbering xmlns:wpc="http://schemas.microsoft.com/office/word/2010/wordprocessingCanvas" xmlns:cx="http://schemas.microsoft.com/office/drawing/2014/chartex" xmlns:cx1="http://schemas.microsoft.com/office/drawing/2015/9/8/chartex" xmlns:cx2="http://schemas.microsoft.com/office/drawing/2015/10/21/chartex" xmlns:cx3="http://schemas.microsoft.com/office/drawing/2016/5/9/chartex" xmlns:cx4="http://schemas.microsoft.com/office/drawing/2016/5/10/chartex" xmlns:cx5="http://schemas.microsoft.com/office/drawing/2016/5/11/chartex" xmlns:cx6="http://schemas.microsoft.com/office/drawing/2016/5/12/chartex" xmlns:cx7="http://schemas.microsoft.com/office/drawing/2016/5/13/chartex" xmlns:cx8="http://schemas.microsoft.com/office/drawing/2016/5/14/chartex" xmlns:mc="http://schemas.openxmlformats.org/markup-compatibility/2006" xmlns:aink="http://schemas.microsoft.com/office/drawing/2016/ink" xmlns:am3d="http://schemas.microsoft.com/office/drawing/2017/model3d" xmlns:o="urn:schemas-microsoft-com:office:office" xmlns:oel="http://schemas.microsoft.com/office/2019/extlst" xmlns:r="http://schemas.openxmlformats.org/officeDocument/2006/relationships" xmlns:m="http://schemas.openxmlformats.org/officeDocument/2006/math" xmlns:v="urn:schemas-microsoft-com:vml" xmlns:wp14="http://schemas.microsoft.com/office/word/2010/wordprocessingDrawing" xmlns:wp="http://schemas.openxmlformats.org/drawingml/2006/wordprocessingDrawing" xmlns:w10="urn:schemas-microsoft-com:office:word" xmlns:w="http://schemas.openxmlformats.org/wordprocessingml/2006/main" xmlns:w14="http://schemas.microsoft.com/office/word/2010/wordml" xmlns:w15="http://schemas.microsoft.com/office/word/2012/wordml" xmlns:w16cex="http://schemas.microsoft.com/office/word/2018/wordml/cex" xmlns:w16cid="http://schemas.microsoft.com/office/word/2016/wordml/cid" xmlns:w16="http://schemas.microsoft.com/office/word/2018/wordml" xmlns:w16sdtdh="http://schemas.microsoft.com/office/word/2020/wordml/sdtdatahash" xmlns:w16se="http://schemas.microsoft.com/office/word/2015/wordml/symex" xmlns:wpg="http://schemas.microsoft.com/office/word/2010/wordprocessingGroup" xmlns:wpi="http://schemas.microsoft.com/office/word/2010/wordprocessingInk" xmlns:wne="http://schemas.microsoft.com/office/word/2006/wordml" xmlns:wps="http://schemas.microsoft.com/office/word/2010/wordprocessingShape" mc:Ignorable="w14 w15 w16se w16cid w16 w16cex w16sdtdh wp14">
+<w:numbering xmlns:wpc="http://schemas.microsoft.com/office/word/2010/wordprocessingCanvas" xmlns:cx="http://schemas.microsoft.com/office/drawing/2014/chartex" xmlns:cx1="http://schemas.microsoft.com/office/drawing/2015/9/8/chartex" xmlns:cx2="http://schemas.microsoft.com/office/drawing/2015/10/21/chartex" xmlns:cx3="http://schemas.microsoft.com/office/drawing/2016/5/9/chartex" xmlns:cx4="http://schemas.microsoft.com/office/drawing/2016/5/10/chartex" xmlns:cx5="http://schemas.microsoft.com/office/drawing/2016/5/11/chartex" xmlns:cx6="http://schemas.microsoft.com/office/drawing/2016/5/12/chartex" xmlns:cx7="http://schemas.microsoft.com/office/drawing/2016/5/13/chartex" xmlns:cx8="http://schemas.microsoft.com/office/drawing/2016/5/14/chartex" xmlns:mc="http://schemas.openxmlformats.org/markup-compatibility/2006" xmlns:aink="http://schemas.microsoft.com/office/drawing/2016/ink" xmlns:am3d="http://schemas.microsoft.com/office/drawing/2017/model3d" xmlns:o="urn:schemas-microsoft-com:office:office" xmlns:oel="http://schemas.microsoft.com/office/2019/extlst" xmlns:r="http://schemas.openxmlformats.org/officeDocument/2006/relationships" xmlns:m="http://schemas.openxmlformats.org/officeDocument/2006/math" xmlns:v="urn:schemas-microsoft-com:vml" xmlns:wp14="http://schemas.microsoft.com/office/word/2010/wordprocessingDrawing" xmlns:wp="http://schemas.openxmlformats.org/drawingml/2006/wordprocessingDrawing" xmlns:w10="urn:schemas-microsoft-com:office:word" xmlns:w="http://schemas.openxmlformats.org/wordprocessingml/2006/main" xmlns:w14="http://schemas.microsoft.com/office/word/2010/wordml" xmlns:w15="http://schemas.microsoft.com/office/word/2012/wordml" xmlns:w16cex="http://schemas.microsoft.com/office/word/2018/wordml/cex" xmlns:w16cid="http://schemas.microsoft.com/office/word/2016/wordml/cid" xmlns:w16="http://schemas.microsoft.com/office/word/2018/wordml" xmlns:w16du="http://schemas.microsoft.com/office/word/2023/wordml/word16du" xmlns:w16sdtdh="http://schemas.microsoft.com/office/word/2020/wordml/sdtdatahash" xmlns:w16sdtfl="http://schemas.microsoft.com/office/word/2024/wordml/sdtformatlock" xmlns:w16se="http://schemas.microsoft.com/office/word/2015/wordml/symex" xmlns:wpg="http://schemas.microsoft.com/office/word/2010/wordprocessingGroup" xmlns:wpi="http://schemas.microsoft.com/office/word/2010/wordprocessingInk" xmlns:wne="http://schemas.microsoft.com/office/word/2006/wordml" xmlns:wps="http://schemas.microsoft.com/office/word/2010/wordprocessingShape" mc:Ignorable="w14 w15 w16se w16cid w16 w16cex w16sdtdh w16sdtfl w16du wp14">
   <w:abstractNum w:abstractNumId="0" w15:restartNumberingAfterBreak="0">
     <w:nsid w:val="1AC113DD"/>
     <w:multiLevelType w:val="hybridMultilevel"/>
@@ -4892,7 +5080,7 @@
 </file>
 
 <file path=word/styles.xml><?xml version="1.0" encoding="utf-8"?>
-<w:styles xmlns:mc="http://schemas.openxmlformats.org/markup-compatibility/2006" xmlns:r="http://schemas.openxmlformats.org/officeDocument/2006/relationships" xmlns:w="http://schemas.openxmlformats.org/wordprocessingml/2006/main" xmlns:w14="http://schemas.microsoft.com/office/word/2010/wordml" xmlns:w15="http://schemas.microsoft.com/office/word/2012/wordml" xmlns:w16cex="http://schemas.microsoft.com/office/word/2018/wordml/cex" xmlns:w16cid="http://schemas.microsoft.com/office/word/2016/wordml/cid" xmlns:w16="http://schemas.microsoft.com/office/word/2018/wordml" xmlns:w16sdtdh="http://schemas.microsoft.com/office/word/2020/wordml/sdtdatahash" xmlns:w16se="http://schemas.microsoft.com/office/word/2015/wordml/symex" mc:Ignorable="w14 w15 w16se w16cid w16 w16cex w16sdtdh">
+<w:styles xmlns:mc="http://schemas.openxmlformats.org/markup-compatibility/2006" xmlns:r="http://schemas.openxmlformats.org/officeDocument/2006/relationships" xmlns:w="http://schemas.openxmlformats.org/wordprocessingml/2006/main" xmlns:w14="http://schemas.microsoft.com/office/word/2010/wordml" xmlns:w15="http://schemas.microsoft.com/office/word/2012/wordml" xmlns:w16cex="http://schemas.microsoft.com/office/word/2018/wordml/cex" xmlns:w16cid="http://schemas.microsoft.com/office/word/2016/wordml/cid" xmlns:w16="http://schemas.microsoft.com/office/word/2018/wordml" xmlns:w16du="http://schemas.microsoft.com/office/word/2023/wordml/word16du" xmlns:w16sdtdh="http://schemas.microsoft.com/office/word/2020/wordml/sdtdatahash" xmlns:w16sdtfl="http://schemas.microsoft.com/office/word/2024/wordml/sdtformatlock" xmlns:w16se="http://schemas.microsoft.com/office/word/2015/wordml/symex" mc:Ignorable="w14 w15 w16se w16cid w16 w16cex w16sdtdh w16sdtfl w16du">
   <w:docDefaults>
     <w:rPrDefault>
       <w:rPr>
@@ -5316,6 +5504,7 @@
   <w:style w:type="character" w:default="1" w:styleId="Carpredefinitoparagrafo">
     <w:name w:val="Default Paragraph Font"/>
     <w:uiPriority w:val="1"/>
+    <w:semiHidden/>
     <w:unhideWhenUsed/>
   </w:style>
   <w:style w:type="table" w:default="1" w:styleId="Tabellanormale">
@@ -5771,7 +5960,7 @@
 </file>
 
 <file path=word/glossary/document.xml><?xml version="1.0" encoding="utf-8"?>
-<w:glossaryDocument xmlns:wpc="http://schemas.microsoft.com/office/word/2010/wordprocessingCanvas" xmlns:cx="http://schemas.microsoft.com/office/drawing/2014/chartex" xmlns:cx1="http://schemas.microsoft.com/office/drawing/2015/9/8/chartex" xmlns:cx2="http://schemas.microsoft.com/office/drawing/2015/10/21/chartex" xmlns:cx3="http://schemas.microsoft.com/office/drawing/2016/5/9/chartex" xmlns:cx4="http://schemas.microsoft.com/office/drawing/2016/5/10/chartex" xmlns:cx5="http://schemas.microsoft.com/office/drawing/2016/5/11/chartex" xmlns:cx6="http://schemas.microsoft.com/office/drawing/2016/5/12/chartex" xmlns:cx7="http://schemas.microsoft.com/office/drawing/2016/5/13/chartex" xmlns:cx8="http://schemas.microsoft.com/office/drawing/2016/5/14/chartex" xmlns:mc="http://schemas.openxmlformats.org/markup-compatibility/2006" xmlns:aink="http://schemas.microsoft.com/office/drawing/2016/ink" xmlns:am3d="http://schemas.microsoft.com/office/drawing/2017/model3d" xmlns:o="urn:schemas-microsoft-com:office:office" xmlns:oel="http://schemas.microsoft.com/office/2019/extlst" xmlns:r="http://schemas.openxmlformats.org/officeDocument/2006/relationships" xmlns:m="http://schemas.openxmlformats.org/officeDocument/2006/math" xmlns:v="urn:schemas-microsoft-com:vml" xmlns:wp14="http://schemas.microsoft.com/office/word/2010/wordprocessingDrawing" xmlns:wp="http://schemas.openxmlformats.org/drawingml/2006/wordprocessingDrawing" xmlns:w10="urn:schemas-microsoft-com:office:word" xmlns:w="http://schemas.openxmlformats.org/wordprocessingml/2006/main" xmlns:w14="http://schemas.microsoft.com/office/word/2010/wordml" xmlns:w15="http://schemas.microsoft.com/office/word/2012/wordml" xmlns:w16cex="http://schemas.microsoft.com/office/word/2018/wordml/cex" xmlns:w16cid="http://schemas.microsoft.com/office/word/2016/wordml/cid" xmlns:w16="http://schemas.microsoft.com/office/word/2018/wordml" xmlns:w16sdtdh="http://schemas.microsoft.com/office/word/2020/wordml/sdtdatahash" xmlns:w16se="http://schemas.microsoft.com/office/word/2015/wordml/symex" xmlns:wpg="http://schemas.microsoft.com/office/word/2010/wordprocessingGroup" xmlns:wpi="http://schemas.microsoft.com/office/word/2010/wordprocessingInk" xmlns:wne="http://schemas.microsoft.com/office/word/2006/wordml" xmlns:wps="http://schemas.microsoft.com/office/word/2010/wordprocessingShape" mc:Ignorable="w14 w15 w16se w16cid w16 w16cex w16sdtdh wp14">
+<w:glossaryDocument xmlns:wpc="http://schemas.microsoft.com/office/word/2010/wordprocessingCanvas" xmlns:cx="http://schemas.microsoft.com/office/drawing/2014/chartex" xmlns:cx1="http://schemas.microsoft.com/office/drawing/2015/9/8/chartex" xmlns:cx2="http://schemas.microsoft.com/office/drawing/2015/10/21/chartex" xmlns:cx3="http://schemas.microsoft.com/office/drawing/2016/5/9/chartex" xmlns:cx4="http://schemas.microsoft.com/office/drawing/2016/5/10/chartex" xmlns:cx5="http://schemas.microsoft.com/office/drawing/2016/5/11/chartex" xmlns:cx6="http://schemas.microsoft.com/office/drawing/2016/5/12/chartex" xmlns:cx7="http://schemas.microsoft.com/office/drawing/2016/5/13/chartex" xmlns:cx8="http://schemas.microsoft.com/office/drawing/2016/5/14/chartex" xmlns:mc="http://schemas.openxmlformats.org/markup-compatibility/2006" xmlns:aink="http://schemas.microsoft.com/office/drawing/2016/ink" xmlns:am3d="http://schemas.microsoft.com/office/drawing/2017/model3d" xmlns:o="urn:schemas-microsoft-com:office:office" xmlns:oel="http://schemas.microsoft.com/office/2019/extlst" xmlns:r="http://schemas.openxmlformats.org/officeDocument/2006/relationships" xmlns:m="http://schemas.openxmlformats.org/officeDocument/2006/math" xmlns:v="urn:schemas-microsoft-com:vml" xmlns:wp14="http://schemas.microsoft.com/office/word/2010/wordprocessingDrawing" xmlns:wp="http://schemas.openxmlformats.org/drawingml/2006/wordprocessingDrawing" xmlns:w10="urn:schemas-microsoft-com:office:word" xmlns:w="http://schemas.openxmlformats.org/wordprocessingml/2006/main" xmlns:w14="http://schemas.microsoft.com/office/word/2010/wordml" xmlns:w15="http://schemas.microsoft.com/office/word/2012/wordml" xmlns:w16cex="http://schemas.microsoft.com/office/word/2018/wordml/cex" xmlns:w16cid="http://schemas.microsoft.com/office/word/2016/wordml/cid" xmlns:w16="http://schemas.microsoft.com/office/word/2018/wordml" xmlns:w16du="http://schemas.microsoft.com/office/word/2023/wordml/word16du" xmlns:w16sdtdh="http://schemas.microsoft.com/office/word/2020/wordml/sdtdatahash" xmlns:w16sdtfl="http://schemas.microsoft.com/office/word/2024/wordml/sdtformatlock" xmlns:w16se="http://schemas.microsoft.com/office/word/2015/wordml/symex" xmlns:wpg="http://schemas.microsoft.com/office/word/2010/wordprocessingGroup" xmlns:wpi="http://schemas.microsoft.com/office/word/2010/wordprocessingInk" xmlns:wne="http://schemas.microsoft.com/office/word/2006/wordml" xmlns:wps="http://schemas.microsoft.com/office/word/2010/wordprocessingShape" mc:Ignorable="w14 w15 w16se w16cid w16 w16cex w16sdtdh w16sdtfl w16du wp14">
   <w:docParts>
     <w:docPart>
       <w:docPartPr>
@@ -5807,7 +5996,7 @@
 </file>
 
 <file path=word/glossary/fontTable.xml><?xml version="1.0" encoding="utf-8"?>
-<w:fonts xmlns:mc="http://schemas.openxmlformats.org/markup-compatibility/2006" xmlns:r="http://schemas.openxmlformats.org/officeDocument/2006/relationships" xmlns:w="http://schemas.openxmlformats.org/wordprocessingml/2006/main" xmlns:w14="http://schemas.microsoft.com/office/word/2010/wordml" xmlns:w15="http://schemas.microsoft.com/office/word/2012/wordml" xmlns:w16cex="http://schemas.microsoft.com/office/word/2018/wordml/cex" xmlns:w16cid="http://schemas.microsoft.com/office/word/2016/wordml/cid" xmlns:w16="http://schemas.microsoft.com/office/word/2018/wordml" xmlns:w16sdtdh="http://schemas.microsoft.com/office/word/2020/wordml/sdtdatahash" xmlns:w16se="http://schemas.microsoft.com/office/word/2015/wordml/symex" mc:Ignorable="w14 w15 w16se w16cid w16 w16cex w16sdtdh">
+<w:fonts xmlns:mc="http://schemas.openxmlformats.org/markup-compatibility/2006" xmlns:r="http://schemas.openxmlformats.org/officeDocument/2006/relationships" xmlns:w="http://schemas.openxmlformats.org/wordprocessingml/2006/main" xmlns:w14="http://schemas.microsoft.com/office/word/2010/wordml" xmlns:w15="http://schemas.microsoft.com/office/word/2012/wordml" xmlns:w16cex="http://schemas.microsoft.com/office/word/2018/wordml/cex" xmlns:w16cid="http://schemas.microsoft.com/office/word/2016/wordml/cid" xmlns:w16="http://schemas.microsoft.com/office/word/2018/wordml" xmlns:w16du="http://schemas.microsoft.com/office/word/2023/wordml/word16du" xmlns:w16sdtdh="http://schemas.microsoft.com/office/word/2020/wordml/sdtdatahash" xmlns:w16sdtfl="http://schemas.microsoft.com/office/word/2024/wordml/sdtformatlock" xmlns:w16se="http://schemas.microsoft.com/office/word/2015/wordml/symex" mc:Ignorable="w14 w15 w16se w16cid w16 w16cex w16sdtdh w16sdtfl w16du">
   <w:font w:name="Calibri">
     <w:panose1 w:val="020F0502020204030204"/>
     <w:charset w:val="00"/>
@@ -5880,7 +6069,7 @@
 </file>
 
 <file path=word/glossary/settings.xml><?xml version="1.0" encoding="utf-8"?>
-<w:settings xmlns:mc="http://schemas.openxmlformats.org/markup-compatibility/2006" xmlns:o="urn:schemas-microsoft-com:office:office" xmlns:r="http://schemas.openxmlformats.org/officeDocument/2006/relationships" xmlns:m="http://schemas.openxmlformats.org/officeDocument/2006/math" xmlns:v="urn:schemas-microsoft-com:vml" xmlns:w10="urn:schemas-microsoft-com:office:word" xmlns:w="http://schemas.openxmlformats.org/wordprocessingml/2006/main" xmlns:w14="http://schemas.microsoft.com/office/word/2010/wordml" xmlns:w15="http://schemas.microsoft.com/office/word/2012/wordml" xmlns:w16cex="http://schemas.microsoft.com/office/word/2018/wordml/cex" xmlns:w16cid="http://schemas.microsoft.com/office/word/2016/wordml/cid" xmlns:w16="http://schemas.microsoft.com/office/word/2018/wordml" xmlns:w16sdtdh="http://schemas.microsoft.com/office/word/2020/wordml/sdtdatahash" xmlns:w16se="http://schemas.microsoft.com/office/word/2015/wordml/symex" xmlns:sl="http://schemas.openxmlformats.org/schemaLibrary/2006/main" mc:Ignorable="w14 w15 w16se w16cid w16 w16cex w16sdtdh">
+<w:settings xmlns:mc="http://schemas.openxmlformats.org/markup-compatibility/2006" xmlns:o="urn:schemas-microsoft-com:office:office" xmlns:r="http://schemas.openxmlformats.org/officeDocument/2006/relationships" xmlns:m="http://schemas.openxmlformats.org/officeDocument/2006/math" xmlns:v="urn:schemas-microsoft-com:vml" xmlns:w10="urn:schemas-microsoft-com:office:word" xmlns:w="http://schemas.openxmlformats.org/wordprocessingml/2006/main" xmlns:w14="http://schemas.microsoft.com/office/word/2010/wordml" xmlns:w15="http://schemas.microsoft.com/office/word/2012/wordml" xmlns:w16cex="http://schemas.microsoft.com/office/word/2018/wordml/cex" xmlns:w16cid="http://schemas.microsoft.com/office/word/2016/wordml/cid" xmlns:w16="http://schemas.microsoft.com/office/word/2018/wordml" xmlns:w16du="http://schemas.microsoft.com/office/word/2023/wordml/word16du" xmlns:w16sdtdh="http://schemas.microsoft.com/office/word/2020/wordml/sdtdatahash" xmlns:w16sdtfl="http://schemas.microsoft.com/office/word/2024/wordml/sdtformatlock" xmlns:w16se="http://schemas.microsoft.com/office/word/2015/wordml/symex" xmlns:sl="http://schemas.openxmlformats.org/schemaLibrary/2006/main" mc:Ignorable="w14 w15 w16se w16cid w16 w16cex w16sdtdh w16sdtfl w16du">
   <w:view w:val="normal"/>
   <w:defaultTabStop w:val="708"/>
   <w:hyphenationZone w:val="283"/>
@@ -5927,6 +6116,7 @@
     <w:rsid w:val="00357BE2"/>
     <w:rsid w:val="00390B51"/>
     <w:rsid w:val="00392F29"/>
+    <w:rsid w:val="003A4DA9"/>
     <w:rsid w:val="003B33FF"/>
     <w:rsid w:val="003B7632"/>
     <w:rsid w:val="003F5C32"/>
@@ -5987,6 +6177,7 @@
     <w:rsid w:val="0095694A"/>
     <w:rsid w:val="00997E7D"/>
     <w:rsid w:val="009D5B0A"/>
+    <w:rsid w:val="009F50F2"/>
     <w:rsid w:val="00A139A6"/>
     <w:rsid w:val="00A1514F"/>
     <w:rsid w:val="00A352DF"/>
@@ -6064,7 +6255,7 @@
 </file>
 
 <file path=word/glossary/styles.xml><?xml version="1.0" encoding="utf-8"?>
-<w:styles xmlns:mc="http://schemas.openxmlformats.org/markup-compatibility/2006" xmlns:r="http://schemas.openxmlformats.org/officeDocument/2006/relationships" xmlns:w="http://schemas.openxmlformats.org/wordprocessingml/2006/main" xmlns:w14="http://schemas.microsoft.com/office/word/2010/wordml" xmlns:w15="http://schemas.microsoft.com/office/word/2012/wordml" xmlns:w16cex="http://schemas.microsoft.com/office/word/2018/wordml/cex" xmlns:w16cid="http://schemas.microsoft.com/office/word/2016/wordml/cid" xmlns:w16="http://schemas.microsoft.com/office/word/2018/wordml" xmlns:w16sdtdh="http://schemas.microsoft.com/office/word/2020/wordml/sdtdatahash" xmlns:w16se="http://schemas.microsoft.com/office/word/2015/wordml/symex" mc:Ignorable="w14 w15 w16se w16cid w16 w16cex w16sdtdh">
+<w:styles xmlns:mc="http://schemas.openxmlformats.org/markup-compatibility/2006" xmlns:r="http://schemas.openxmlformats.org/officeDocument/2006/relationships" xmlns:w="http://schemas.openxmlformats.org/wordprocessingml/2006/main" xmlns:w14="http://schemas.microsoft.com/office/word/2010/wordml" xmlns:w15="http://schemas.microsoft.com/office/word/2012/wordml" xmlns:w16cex="http://schemas.microsoft.com/office/word/2018/wordml/cex" xmlns:w16cid="http://schemas.microsoft.com/office/word/2016/wordml/cid" xmlns:w16="http://schemas.microsoft.com/office/word/2018/wordml" xmlns:w16du="http://schemas.microsoft.com/office/word/2023/wordml/word16du" xmlns:w16sdtdh="http://schemas.microsoft.com/office/word/2020/wordml/sdtdatahash" xmlns:w16sdtfl="http://schemas.microsoft.com/office/word/2024/wordml/sdtformatlock" xmlns:w16se="http://schemas.microsoft.com/office/word/2015/wordml/symex" mc:Ignorable="w14 w15 w16se w16cid w16 w16cex w16sdtdh w16sdtfl w16du">
   <w:docDefaults>
     <w:rPrDefault>
       <w:rPr>
@@ -6500,7 +6691,7 @@
 </file>
 
 <file path=word/glossary/webSettings.xml><?xml version="1.0" encoding="utf-8"?>
-<w:webSettings xmlns:mc="http://schemas.openxmlformats.org/markup-compatibility/2006" xmlns:r="http://schemas.openxmlformats.org/officeDocument/2006/relationships" xmlns:w="http://schemas.openxmlformats.org/wordprocessingml/2006/main" xmlns:w14="http://schemas.microsoft.com/office/word/2010/wordml" xmlns:w15="http://schemas.microsoft.com/office/word/2012/wordml" xmlns:w16cex="http://schemas.microsoft.com/office/word/2018/wordml/cex" xmlns:w16cid="http://schemas.microsoft.com/office/word/2016/wordml/cid" xmlns:w16="http://schemas.microsoft.com/office/word/2018/wordml" xmlns:w16sdtdh="http://schemas.microsoft.com/office/word/2020/wordml/sdtdatahash" xmlns:w16se="http://schemas.microsoft.com/office/word/2015/wordml/symex" mc:Ignorable="w14 w15 w16se w16cid w16 w16cex w16sdtdh">
+<w:webSettings xmlns:mc="http://schemas.openxmlformats.org/markup-compatibility/2006" xmlns:r="http://schemas.openxmlformats.org/officeDocument/2006/relationships" xmlns:w="http://schemas.openxmlformats.org/wordprocessingml/2006/main" xmlns:w14="http://schemas.microsoft.com/office/word/2010/wordml" xmlns:w15="http://schemas.microsoft.com/office/word/2012/wordml" xmlns:w16cex="http://schemas.microsoft.com/office/word/2018/wordml/cex" xmlns:w16cid="http://schemas.microsoft.com/office/word/2016/wordml/cid" xmlns:w16="http://schemas.microsoft.com/office/word/2018/wordml" xmlns:w16du="http://schemas.microsoft.com/office/word/2023/wordml/word16du" xmlns:w16sdtdh="http://schemas.microsoft.com/office/word/2020/wordml/sdtdatahash" xmlns:w16sdtfl="http://schemas.microsoft.com/office/word/2024/wordml/sdtformatlock" xmlns:w16se="http://schemas.microsoft.com/office/word/2015/wordml/symex" mc:Ignorable="w14 w15 w16se w16cid w16 w16cex w16sdtdh w16sdtfl w16du">
   <w:optimizeForBrowser/>
   <w:allowPNG/>
 </w:webSettings>

--- a/4_Diari/Diario.docx
+++ b/4_Diari/Diario.docx
@@ -1,6 +1,6 @@
 
 <file path=word/document.xml><?xml version="1.0" encoding="utf-8"?>
-<w:document xmlns:wpc="http://schemas.microsoft.com/office/word/2010/wordprocessingCanvas" xmlns:cx="http://schemas.microsoft.com/office/drawing/2014/chartex" xmlns:cx1="http://schemas.microsoft.com/office/drawing/2015/9/8/chartex" xmlns:cx2="http://schemas.microsoft.com/office/drawing/2015/10/21/chartex" xmlns:cx3="http://schemas.microsoft.com/office/drawing/2016/5/9/chartex" xmlns:cx4="http://schemas.microsoft.com/office/drawing/2016/5/10/chartex" xmlns:cx5="http://schemas.microsoft.com/office/drawing/2016/5/11/chartex" xmlns:cx6="http://schemas.microsoft.com/office/drawing/2016/5/12/chartex" xmlns:cx7="http://schemas.microsoft.com/office/drawing/2016/5/13/chartex" xmlns:cx8="http://schemas.microsoft.com/office/drawing/2016/5/14/chartex" xmlns:mc="http://schemas.openxmlformats.org/markup-compatibility/2006" xmlns:aink="http://schemas.microsoft.com/office/drawing/2016/ink" xmlns:am3d="http://schemas.microsoft.com/office/drawing/2017/model3d" xmlns:o="urn:schemas-microsoft-com:office:office" xmlns:oel="http://schemas.microsoft.com/office/2019/extlst" xmlns:r="http://schemas.openxmlformats.org/officeDocument/2006/relationships" xmlns:m="http://schemas.openxmlformats.org/officeDocument/2006/math" xmlns:v="urn:schemas-microsoft-com:vml" xmlns:wp14="http://schemas.microsoft.com/office/word/2010/wordprocessingDrawing" xmlns:wp="http://schemas.openxmlformats.org/drawingml/2006/wordprocessingDrawing" xmlns:w10="urn:schemas-microsoft-com:office:word" xmlns:w="http://schemas.openxmlformats.org/wordprocessingml/2006/main" xmlns:w14="http://schemas.microsoft.com/office/word/2010/wordml" xmlns:w15="http://schemas.microsoft.com/office/word/2012/wordml" xmlns:w16cex="http://schemas.microsoft.com/office/word/2018/wordml/cex" xmlns:w16cid="http://schemas.microsoft.com/office/word/2016/wordml/cid" xmlns:w16="http://schemas.microsoft.com/office/word/2018/wordml" xmlns:w16du="http://schemas.microsoft.com/office/word/2023/wordml/word16du" xmlns:w16sdtdh="http://schemas.microsoft.com/office/word/2020/wordml/sdtdatahash" xmlns:w16sdtfl="http://schemas.microsoft.com/office/word/2024/wordml/sdtformatlock" xmlns:w16se="http://schemas.microsoft.com/office/word/2015/wordml/symex" xmlns:wpg="http://schemas.microsoft.com/office/word/2010/wordprocessingGroup" xmlns:wpi="http://schemas.microsoft.com/office/word/2010/wordprocessingInk" xmlns:wne="http://schemas.microsoft.com/office/word/2006/wordml" xmlns:wps="http://schemas.microsoft.com/office/word/2010/wordprocessingShape" mc:Ignorable="w14 w15 w16se w16cid w16 w16cex w16sdtdh w16sdtfl w16du wp14">
+<w:document xmlns:wpc="http://schemas.microsoft.com/office/word/2010/wordprocessingCanvas" xmlns:cx="http://schemas.microsoft.com/office/drawing/2014/chartex" xmlns:cx1="http://schemas.microsoft.com/office/drawing/2015/9/8/chartex" xmlns:cx2="http://schemas.microsoft.com/office/drawing/2015/10/21/chartex" xmlns:cx3="http://schemas.microsoft.com/office/drawing/2016/5/9/chartex" xmlns:cx4="http://schemas.microsoft.com/office/drawing/2016/5/10/chartex" xmlns:cx5="http://schemas.microsoft.com/office/drawing/2016/5/11/chartex" xmlns:cx6="http://schemas.microsoft.com/office/drawing/2016/5/12/chartex" xmlns:cx7="http://schemas.microsoft.com/office/drawing/2016/5/13/chartex" xmlns:cx8="http://schemas.microsoft.com/office/drawing/2016/5/14/chartex" xmlns:mc="http://schemas.openxmlformats.org/markup-compatibility/2006" xmlns:aink="http://schemas.microsoft.com/office/drawing/2016/ink" xmlns:am3d="http://schemas.microsoft.com/office/drawing/2017/model3d" xmlns:o="urn:schemas-microsoft-com:office:office" xmlns:oel="http://schemas.microsoft.com/office/2019/extlst" xmlns:r="http://schemas.openxmlformats.org/officeDocument/2006/relationships" xmlns:m="http://schemas.openxmlformats.org/officeDocument/2006/math" xmlns:v="urn:schemas-microsoft-com:vml" xmlns:wp14="http://schemas.microsoft.com/office/word/2010/wordprocessingDrawing" xmlns:wp="http://schemas.openxmlformats.org/drawingml/2006/wordprocessingDrawing" xmlns:w10="urn:schemas-microsoft-com:office:word" xmlns:w="http://schemas.openxmlformats.org/wordprocessingml/2006/main" xmlns:w14="http://schemas.microsoft.com/office/word/2010/wordml" xmlns:w15="http://schemas.microsoft.com/office/word/2012/wordml" xmlns:w16cex="http://schemas.microsoft.com/office/word/2018/wordml/cex" xmlns:w16cid="http://schemas.microsoft.com/office/word/2016/wordml/cid" xmlns:w16="http://schemas.microsoft.com/office/word/2018/wordml" xmlns:w16sdtdh="http://schemas.microsoft.com/office/word/2020/wordml/sdtdatahash" xmlns:w16se="http://schemas.microsoft.com/office/word/2015/wordml/symex" xmlns:wpg="http://schemas.microsoft.com/office/word/2010/wordprocessingGroup" xmlns:wpi="http://schemas.microsoft.com/office/word/2010/wordprocessingInk" xmlns:wne="http://schemas.microsoft.com/office/word/2006/wordml" xmlns:wps="http://schemas.microsoft.com/office/word/2010/wordprocessingShape" mc:Ignorable="w14 w15 w16se w16cid w16 w16cex w16sdtdh wp14">
   <w:body>
     <w:p>
       <w:pPr>
@@ -936,19 +936,7 @@
               <w:rPr>
                 <w:rFonts w:ascii="Arial" w:hAnsi="Arial" w:cs="Arial"/>
               </w:rPr>
-              <w:t xml:space="preserve"> </w:t>
-            </w:r>
-            <w:r>
-              <w:rPr>
-                <w:rFonts w:ascii="Arial" w:hAnsi="Arial" w:cs="Arial"/>
-              </w:rPr>
-              <w:t>le use</w:t>
-            </w:r>
-            <w:r>
-              <w:rPr>
-                <w:rFonts w:ascii="Arial" w:hAnsi="Arial" w:cs="Arial"/>
-              </w:rPr>
-              <w:t xml:space="preserve"> case per la logica del nostro gioco</w:t>
+              <w:t xml:space="preserve"> gli use case per la logica del nostro gioco</w:t>
             </w:r>
             <w:r>
               <w:rPr>
@@ -1461,19 +1449,7 @@
               <w:rPr>
                 <w:rFonts w:ascii="Arial" w:hAnsi="Arial" w:cs="Arial"/>
               </w:rPr>
-              <w:t xml:space="preserve">Abbiamo completato la fase di ricerca, definendo </w:t>
-            </w:r>
-            <w:r>
-              <w:rPr>
-                <w:rFonts w:ascii="Arial" w:hAnsi="Arial" w:cs="Arial"/>
-              </w:rPr>
-              <w:t>le use</w:t>
-            </w:r>
-            <w:r>
-              <w:rPr>
-                <w:rFonts w:ascii="Arial" w:hAnsi="Arial" w:cs="Arial"/>
-              </w:rPr>
-              <w:t xml:space="preserve"> case e i relativi </w:t>
+              <w:t xml:space="preserve">Abbiamo completato la fase di ricerca, definendo lo use case e i relativi </w:t>
             </w:r>
             <w:proofErr w:type="spellStart"/>
             <w:r>
@@ -1501,7 +1477,21 @@
               <w:rPr>
                 <w:rFonts w:ascii="Arial" w:hAnsi="Arial" w:cs="Arial"/>
               </w:rPr>
-              <w:t>. La documentazione è stata integrata con l’analisi del dominio, lo scopo del progetto e le descrizioni dettagliate dei processi. Infine, abbiamo redatto e incluso il diagramma di Gantt preventivo.</w:t>
+              <w:t xml:space="preserve">. La documentazione è stata integrata con l’analisi del dominio, lo scopo del progetto e le descrizioni dettagliate dei processi. Infine, abbiamo redatto e incluso il diagramma di </w:t>
+            </w:r>
+            <w:proofErr w:type="spellStart"/>
+            <w:r>
+              <w:rPr>
+                <w:rFonts w:ascii="Arial" w:hAnsi="Arial" w:cs="Arial"/>
+              </w:rPr>
+              <w:t>Gantt</w:t>
+            </w:r>
+            <w:proofErr w:type="spellEnd"/>
+            <w:r>
+              <w:rPr>
+                <w:rFonts w:ascii="Arial" w:hAnsi="Arial" w:cs="Arial"/>
+              </w:rPr>
+              <w:t xml:space="preserve"> preventivo.</w:t>
             </w:r>
             <w:r>
               <w:rPr>
@@ -2329,11 +2319,19 @@
                 <w:rFonts w:ascii="Arial" w:hAnsi="Arial" w:cs="Arial"/>
               </w:rPr>
             </w:pPr>
-            <w:r>
-              <w:rPr>
-                <w:rFonts w:ascii="Arial" w:hAnsi="Arial" w:cs="Arial"/>
-              </w:rPr>
-              <w:t xml:space="preserve">Daily </w:t>
+            <w:proofErr w:type="spellStart"/>
+            <w:r>
+              <w:rPr>
+                <w:rFonts w:ascii="Arial" w:hAnsi="Arial" w:cs="Arial"/>
+              </w:rPr>
+              <w:t>Daily</w:t>
+            </w:r>
+            <w:proofErr w:type="spellEnd"/>
+            <w:r>
+              <w:rPr>
+                <w:rFonts w:ascii="Arial" w:hAnsi="Arial" w:cs="Arial"/>
+              </w:rPr>
+              <w:t xml:space="preserve"> </w:t>
             </w:r>
             <w:proofErr w:type="spellStart"/>
             <w:r>
@@ -2474,6 +2472,1629 @@
                 <w:rFonts w:ascii="Arial" w:hAnsi="Arial" w:cs="Arial"/>
               </w:rPr>
             </w:pPr>
+          </w:p>
+        </w:tc>
+      </w:tr>
+    </w:tbl>
+    <w:p>
+      <w:pPr>
+        <w:rPr>
+          <w:rFonts w:ascii="Arial" w:hAnsi="Arial" w:cs="Arial"/>
+        </w:rPr>
+      </w:pPr>
+    </w:p>
+    <w:tbl>
+      <w:tblPr>
+        <w:tblStyle w:val="Grigliatabella"/>
+        <w:tblW w:w="0" w:type="auto"/>
+        <w:tblLook w:val="04A0" w:firstRow="1" w:lastRow="0" w:firstColumn="1" w:lastColumn="0" w:noHBand="0" w:noVBand="1"/>
+      </w:tblPr>
+      <w:tblGrid>
+        <w:gridCol w:w="9628"/>
+      </w:tblGrid>
+      <w:tr>
+        <w:tc>
+          <w:tcPr>
+            <w:tcW w:w="9854" w:type="dxa"/>
+            <w:shd w:val="clear" w:color="auto" w:fill="D9D9D9" w:themeFill="background1" w:themeFillShade="D9"/>
+          </w:tcPr>
+          <w:p>
+            <w:pPr>
+              <w:rPr>
+                <w:rFonts w:ascii="Arial" w:hAnsi="Arial" w:cs="Arial"/>
+              </w:rPr>
+            </w:pPr>
+            <w:r>
+              <w:rPr>
+                <w:rFonts w:ascii="Arial" w:hAnsi="Arial" w:cs="Arial"/>
+              </w:rPr>
+              <w:t xml:space="preserve">Sprint </w:t>
+            </w:r>
+            <w:proofErr w:type="spellStart"/>
+            <w:r>
+              <w:rPr>
+                <w:rFonts w:ascii="Arial" w:hAnsi="Arial" w:cs="Arial"/>
+              </w:rPr>
+              <w:t>Retrospective</w:t>
+            </w:r>
+            <w:proofErr w:type="spellEnd"/>
+          </w:p>
+        </w:tc>
+      </w:tr>
+      <w:tr>
+        <w:tc>
+          <w:tcPr>
+            <w:tcW w:w="9854" w:type="dxa"/>
+          </w:tcPr>
+          <w:p>
+            <w:pPr>
+              <w:rPr>
+                <w:rFonts w:ascii="Arial" w:hAnsi="Arial" w:cs="Arial"/>
+              </w:rPr>
+            </w:pPr>
+          </w:p>
+        </w:tc>
+      </w:tr>
+    </w:tbl>
+    <w:p>
+      <w:pPr>
+        <w:rPr>
+          <w:rFonts w:ascii="Arial" w:hAnsi="Arial" w:cs="Arial"/>
+        </w:rPr>
+      </w:pPr>
+      <w:r>
+        <w:rPr>
+          <w:rFonts w:ascii="Arial" w:hAnsi="Arial" w:cs="Arial"/>
+        </w:rPr>
+        <w:br w:type="page"/>
+      </w:r>
+    </w:p>
+    <w:tbl>
+      <w:tblPr>
+        <w:tblStyle w:val="Grigliatabella"/>
+        <w:tblW w:w="9634" w:type="dxa"/>
+        <w:tblLook w:val="04A0" w:firstRow="1" w:lastRow="0" w:firstColumn="1" w:lastColumn="0" w:noHBand="0" w:noVBand="1"/>
+      </w:tblPr>
+      <w:tblGrid>
+        <w:gridCol w:w="4803"/>
+        <w:gridCol w:w="4831"/>
+      </w:tblGrid>
+      <w:tr>
+        <w:trPr>
+          <w:trHeight w:hRule="exact" w:val="397"/>
+        </w:trPr>
+        <w:tc>
+          <w:tcPr>
+            <w:tcW w:w="4803" w:type="dxa"/>
+            <w:tcBorders>
+              <w:top w:val="single" w:sz="4" w:space="0" w:color="auto"/>
+              <w:left w:val="single" w:sz="4" w:space="0" w:color="auto"/>
+              <w:bottom w:val="single" w:sz="4" w:space="0" w:color="auto"/>
+              <w:right w:val="single" w:sz="4" w:space="0" w:color="auto"/>
+            </w:tcBorders>
+            <w:vAlign w:val="center"/>
+            <w:hideMark/>
+          </w:tcPr>
+          <w:p>
+            <w:pPr>
+              <w:spacing w:after="200" w:line="276" w:lineRule="auto"/>
+              <w:rPr>
+                <w:rFonts w:ascii="Arial" w:hAnsi="Arial" w:cs="Arial"/>
+              </w:rPr>
+            </w:pPr>
+            <w:r>
+              <w:rPr>
+                <w:rFonts w:ascii="Arial" w:hAnsi="Arial" w:cs="Arial"/>
+              </w:rPr>
+              <w:lastRenderedPageBreak/>
+              <w:t>Luogo</w:t>
+            </w:r>
+          </w:p>
+        </w:tc>
+        <w:tc>
+          <w:tcPr>
+            <w:tcW w:w="4831" w:type="dxa"/>
+            <w:tcBorders>
+              <w:top w:val="single" w:sz="4" w:space="0" w:color="auto"/>
+              <w:left w:val="single" w:sz="4" w:space="0" w:color="auto"/>
+              <w:bottom w:val="single" w:sz="4" w:space="0" w:color="auto"/>
+              <w:right w:val="single" w:sz="4" w:space="0" w:color="auto"/>
+            </w:tcBorders>
+            <w:vAlign w:val="center"/>
+            <w:hideMark/>
+          </w:tcPr>
+          <w:p>
+            <w:pPr>
+              <w:spacing w:after="200" w:line="276" w:lineRule="auto"/>
+              <w:rPr>
+                <w:rFonts w:ascii="Arial" w:hAnsi="Arial" w:cs="Arial"/>
+              </w:rPr>
+            </w:pPr>
+            <w:r>
+              <w:rPr>
+                <w:rFonts w:ascii="Arial" w:hAnsi="Arial" w:cs="Arial"/>
+              </w:rPr>
+              <w:t>Canobbio</w:t>
+            </w:r>
+          </w:p>
+        </w:tc>
+      </w:tr>
+      <w:tr>
+        <w:trPr>
+          <w:trHeight w:hRule="exact" w:val="397"/>
+        </w:trPr>
+        <w:tc>
+          <w:tcPr>
+            <w:tcW w:w="4803" w:type="dxa"/>
+            <w:tcBorders>
+              <w:top w:val="single" w:sz="4" w:space="0" w:color="auto"/>
+              <w:left w:val="single" w:sz="4" w:space="0" w:color="auto"/>
+              <w:bottom w:val="single" w:sz="4" w:space="0" w:color="auto"/>
+              <w:right w:val="single" w:sz="4" w:space="0" w:color="auto"/>
+            </w:tcBorders>
+            <w:vAlign w:val="center"/>
+            <w:hideMark/>
+          </w:tcPr>
+          <w:p>
+            <w:pPr>
+              <w:spacing w:after="200" w:line="276" w:lineRule="auto"/>
+              <w:rPr>
+                <w:rFonts w:ascii="Arial" w:hAnsi="Arial" w:cs="Arial"/>
+              </w:rPr>
+            </w:pPr>
+            <w:r>
+              <w:rPr>
+                <w:rFonts w:ascii="Arial" w:hAnsi="Arial" w:cs="Arial"/>
+              </w:rPr>
+              <w:t>Data</w:t>
+            </w:r>
+          </w:p>
+        </w:tc>
+        <w:tc>
+          <w:tcPr>
+            <w:tcW w:w="4831" w:type="dxa"/>
+            <w:tcBorders>
+              <w:top w:val="single" w:sz="4" w:space="0" w:color="auto"/>
+              <w:left w:val="single" w:sz="4" w:space="0" w:color="auto"/>
+              <w:bottom w:val="single" w:sz="4" w:space="0" w:color="auto"/>
+              <w:right w:val="single" w:sz="4" w:space="0" w:color="auto"/>
+            </w:tcBorders>
+            <w:vAlign w:val="center"/>
+            <w:hideMark/>
+          </w:tcPr>
+          <w:p>
+            <w:pPr>
+              <w:spacing w:after="200" w:line="276" w:lineRule="auto"/>
+              <w:rPr>
+                <w:rFonts w:ascii="Arial" w:hAnsi="Arial" w:cs="Arial"/>
+              </w:rPr>
+            </w:pPr>
+            <w:r>
+              <w:rPr>
+                <w:rFonts w:ascii="Arial" w:hAnsi="Arial" w:cs="Arial"/>
+              </w:rPr>
+              <w:t>06.03</w:t>
+            </w:r>
+            <w:r>
+              <w:rPr>
+                <w:rFonts w:ascii="Arial" w:hAnsi="Arial" w:cs="Arial"/>
+              </w:rPr>
+              <w:t>.2026</w:t>
+            </w:r>
+          </w:p>
+        </w:tc>
+      </w:tr>
+    </w:tbl>
+    <w:p>
+      <w:pPr>
+        <w:rPr>
+          <w:rFonts w:ascii="Arial" w:hAnsi="Arial" w:cs="Arial"/>
+        </w:rPr>
+      </w:pPr>
+    </w:p>
+    <w:tbl>
+      <w:tblPr>
+        <w:tblStyle w:val="Grigliatabella"/>
+        <w:tblW w:w="0" w:type="auto"/>
+        <w:tblLook w:val="04A0" w:firstRow="1" w:lastRow="0" w:firstColumn="1" w:lastColumn="0" w:noHBand="0" w:noVBand="1"/>
+      </w:tblPr>
+      <w:tblGrid>
+        <w:gridCol w:w="9628"/>
+      </w:tblGrid>
+      <w:tr>
+        <w:tc>
+          <w:tcPr>
+            <w:tcW w:w="9854" w:type="dxa"/>
+            <w:tcBorders>
+              <w:top w:val="single" w:sz="4" w:space="0" w:color="auto"/>
+              <w:left w:val="single" w:sz="4" w:space="0" w:color="auto"/>
+              <w:bottom w:val="single" w:sz="4" w:space="0" w:color="auto"/>
+              <w:right w:val="single" w:sz="4" w:space="0" w:color="auto"/>
+            </w:tcBorders>
+            <w:shd w:val="clear" w:color="auto" w:fill="D9D9D9" w:themeFill="background1" w:themeFillShade="D9"/>
+            <w:hideMark/>
+          </w:tcPr>
+          <w:p>
+            <w:pPr>
+              <w:spacing w:after="200" w:line="276" w:lineRule="auto"/>
+              <w:rPr>
+                <w:rFonts w:ascii="Arial" w:hAnsi="Arial" w:cs="Arial"/>
+              </w:rPr>
+            </w:pPr>
+            <w:r>
+              <w:rPr>
+                <w:rFonts w:ascii="Arial" w:hAnsi="Arial" w:cs="Arial"/>
+              </w:rPr>
+              <w:t>Lavori svolti</w:t>
+            </w:r>
+          </w:p>
+        </w:tc>
+      </w:tr>
+      <w:tr>
+        <w:tc>
+          <w:tcPr>
+            <w:tcW w:w="9854" w:type="dxa"/>
+            <w:tcBorders>
+              <w:top w:val="single" w:sz="4" w:space="0" w:color="auto"/>
+              <w:left w:val="single" w:sz="4" w:space="0" w:color="auto"/>
+              <w:bottom w:val="single" w:sz="4" w:space="0" w:color="auto"/>
+              <w:right w:val="single" w:sz="4" w:space="0" w:color="auto"/>
+            </w:tcBorders>
+            <w:hideMark/>
+          </w:tcPr>
+          <w:p>
+            <w:pPr>
+              <w:spacing w:after="200" w:line="276" w:lineRule="auto"/>
+              <w:rPr>
+                <w:rFonts w:ascii="Arial" w:hAnsi="Arial" w:cs="Arial"/>
+              </w:rPr>
+            </w:pPr>
+            <w:r>
+              <w:rPr>
+                <w:rFonts w:ascii="Arial" w:hAnsi="Arial" w:cs="Arial"/>
+              </w:rPr>
+              <w:t>Abbiamo finito completamente e definitivamente di sviluppare gli assets per il menu principale, le impostazioni e il manuale utente. Insieme anche gli assets di gioco come inizio/fine partita, audio aggiunti.</w:t>
+            </w:r>
+            <w:r>
+              <w:rPr>
+                <w:rFonts w:ascii="Arial" w:hAnsi="Arial" w:cs="Arial"/>
+              </w:rPr>
+              <w:br/>
+              <w:t>Continuo sviluppo logica di back-end per gestire le interazioni.</w:t>
+            </w:r>
+            <w:r>
+              <w:rPr>
+                <w:rFonts w:ascii="Arial" w:hAnsi="Arial" w:cs="Arial"/>
+              </w:rPr>
+              <w:br/>
+              <w:t>Interazioni aggiunte, impostazioni (parzialmente) funzionanti.</w:t>
+            </w:r>
+          </w:p>
+        </w:tc>
+      </w:tr>
+    </w:tbl>
+    <w:p>
+      <w:pPr>
+        <w:rPr>
+          <w:rFonts w:ascii="Arial" w:hAnsi="Arial" w:cs="Arial"/>
+        </w:rPr>
+      </w:pPr>
+    </w:p>
+    <w:tbl>
+      <w:tblPr>
+        <w:tblStyle w:val="Grigliatabella"/>
+        <w:tblW w:w="0" w:type="auto"/>
+        <w:tblLook w:val="04A0" w:firstRow="1" w:lastRow="0" w:firstColumn="1" w:lastColumn="0" w:noHBand="0" w:noVBand="1"/>
+      </w:tblPr>
+      <w:tblGrid>
+        <w:gridCol w:w="9628"/>
+      </w:tblGrid>
+      <w:tr>
+        <w:tc>
+          <w:tcPr>
+            <w:tcW w:w="9854" w:type="dxa"/>
+            <w:tcBorders>
+              <w:top w:val="single" w:sz="4" w:space="0" w:color="auto"/>
+              <w:left w:val="single" w:sz="4" w:space="0" w:color="auto"/>
+              <w:bottom w:val="single" w:sz="4" w:space="0" w:color="auto"/>
+              <w:right w:val="single" w:sz="4" w:space="0" w:color="auto"/>
+            </w:tcBorders>
+            <w:shd w:val="clear" w:color="auto" w:fill="D9D9D9" w:themeFill="background1" w:themeFillShade="D9"/>
+            <w:hideMark/>
+          </w:tcPr>
+          <w:p>
+            <w:pPr>
+              <w:spacing w:after="200" w:line="276" w:lineRule="auto"/>
+              <w:rPr>
+                <w:rFonts w:ascii="Arial" w:hAnsi="Arial" w:cs="Arial"/>
+              </w:rPr>
+            </w:pPr>
+            <w:r>
+              <w:rPr>
+                <w:rFonts w:ascii="Arial" w:hAnsi="Arial" w:cs="Arial"/>
+              </w:rPr>
+              <w:t>Problemi riscontrati e soluzioni adottate</w:t>
+            </w:r>
+          </w:p>
+        </w:tc>
+      </w:tr>
+      <w:tr>
+        <w:tc>
+          <w:tcPr>
+            <w:tcW w:w="9854" w:type="dxa"/>
+            <w:tcBorders>
+              <w:top w:val="single" w:sz="4" w:space="0" w:color="auto"/>
+              <w:left w:val="single" w:sz="4" w:space="0" w:color="auto"/>
+              <w:bottom w:val="single" w:sz="4" w:space="0" w:color="auto"/>
+              <w:right w:val="single" w:sz="4" w:space="0" w:color="auto"/>
+            </w:tcBorders>
+            <w:hideMark/>
+          </w:tcPr>
+          <w:p>
+            <w:pPr>
+              <w:spacing w:after="200" w:line="276" w:lineRule="auto"/>
+              <w:rPr>
+                <w:rFonts w:ascii="Arial" w:hAnsi="Arial" w:cs="Arial"/>
+              </w:rPr>
+            </w:pPr>
+            <w:r>
+              <w:rPr>
+                <w:rFonts w:ascii="Arial" w:hAnsi="Arial" w:cs="Arial"/>
+              </w:rPr>
+              <w:t xml:space="preserve">Abbiamo avuto problemi con le collisioni nel menu (dentro </w:t>
+            </w:r>
+            <w:proofErr w:type="spellStart"/>
+            <w:r>
+              <w:rPr>
+                <w:rFonts w:ascii="Arial" w:hAnsi="Arial" w:cs="Arial"/>
+              </w:rPr>
+              <w:t>GameMaker</w:t>
+            </w:r>
+            <w:proofErr w:type="spellEnd"/>
+            <w:r>
+              <w:rPr>
+                <w:rFonts w:ascii="Arial" w:hAnsi="Arial" w:cs="Arial"/>
+              </w:rPr>
+              <w:t xml:space="preserve">) in certi bottoni mentre li mappavamo per le interazioni, questo perché inserendo una </w:t>
+            </w:r>
+            <w:proofErr w:type="spellStart"/>
+            <w:r>
+              <w:rPr>
+                <w:rFonts w:ascii="Arial" w:hAnsi="Arial" w:cs="Arial"/>
+              </w:rPr>
+              <w:t>sprite</w:t>
+            </w:r>
+            <w:proofErr w:type="spellEnd"/>
+            <w:r>
+              <w:rPr>
+                <w:rFonts w:ascii="Arial" w:hAnsi="Arial" w:cs="Arial"/>
+              </w:rPr>
+              <w:t xml:space="preserve"> invisibile solo come maschera di collisione quando si modificano le dimensioni dell’oggetto non si vanno a modificare anche le collisioni della </w:t>
+            </w:r>
+            <w:proofErr w:type="spellStart"/>
+            <w:r>
+              <w:rPr>
+                <w:rFonts w:ascii="Arial" w:hAnsi="Arial" w:cs="Arial"/>
+              </w:rPr>
+              <w:t>sprite</w:t>
+            </w:r>
+            <w:proofErr w:type="spellEnd"/>
+            <w:r>
+              <w:rPr>
+                <w:rFonts w:ascii="Arial" w:hAnsi="Arial" w:cs="Arial"/>
+              </w:rPr>
+              <w:t xml:space="preserve">, quindi basta semplicemente inserire la </w:t>
+            </w:r>
+            <w:proofErr w:type="spellStart"/>
+            <w:r>
+              <w:rPr>
+                <w:rFonts w:ascii="Arial" w:hAnsi="Arial" w:cs="Arial"/>
+              </w:rPr>
+              <w:t>sprite</w:t>
+            </w:r>
+            <w:proofErr w:type="spellEnd"/>
+            <w:r>
+              <w:rPr>
+                <w:rFonts w:ascii="Arial" w:hAnsi="Arial" w:cs="Arial"/>
+              </w:rPr>
+              <w:t xml:space="preserve"> anche come “</w:t>
+            </w:r>
+            <w:proofErr w:type="spellStart"/>
+            <w:r>
+              <w:rPr>
+                <w:rFonts w:ascii="Arial" w:hAnsi="Arial" w:cs="Arial"/>
+              </w:rPr>
+              <w:t>sprite</w:t>
+            </w:r>
+            <w:proofErr w:type="spellEnd"/>
+            <w:r>
+              <w:rPr>
+                <w:rFonts w:ascii="Arial" w:hAnsi="Arial" w:cs="Arial"/>
+              </w:rPr>
+              <w:t xml:space="preserve"> effettiva” dell’oggetto in questione</w:t>
+            </w:r>
+          </w:p>
+        </w:tc>
+      </w:tr>
+    </w:tbl>
+    <w:p>
+      <w:pPr>
+        <w:rPr>
+          <w:rFonts w:ascii="Arial" w:hAnsi="Arial" w:cs="Arial"/>
+        </w:rPr>
+      </w:pPr>
+    </w:p>
+    <w:tbl>
+      <w:tblPr>
+        <w:tblStyle w:val="Grigliatabella"/>
+        <w:tblW w:w="0" w:type="auto"/>
+        <w:tblLook w:val="04A0" w:firstRow="1" w:lastRow="0" w:firstColumn="1" w:lastColumn="0" w:noHBand="0" w:noVBand="1"/>
+      </w:tblPr>
+      <w:tblGrid>
+        <w:gridCol w:w="9628"/>
+      </w:tblGrid>
+      <w:tr>
+        <w:tc>
+          <w:tcPr>
+            <w:tcW w:w="9854" w:type="dxa"/>
+            <w:tcBorders>
+              <w:top w:val="single" w:sz="4" w:space="0" w:color="auto"/>
+              <w:left w:val="single" w:sz="4" w:space="0" w:color="auto"/>
+              <w:bottom w:val="single" w:sz="4" w:space="0" w:color="auto"/>
+              <w:right w:val="single" w:sz="4" w:space="0" w:color="auto"/>
+            </w:tcBorders>
+            <w:shd w:val="clear" w:color="auto" w:fill="D9D9D9" w:themeFill="background1" w:themeFillShade="D9"/>
+            <w:hideMark/>
+          </w:tcPr>
+          <w:p>
+            <w:pPr>
+              <w:spacing w:after="200" w:line="276" w:lineRule="auto"/>
+              <w:rPr>
+                <w:rFonts w:ascii="Arial" w:hAnsi="Arial" w:cs="Arial"/>
+              </w:rPr>
+            </w:pPr>
+            <w:r>
+              <w:rPr>
+                <w:rFonts w:ascii="Arial" w:hAnsi="Arial" w:cs="Arial"/>
+              </w:rPr>
+              <w:t>Punto della situazione rispetto alla pianificazione</w:t>
+            </w:r>
+          </w:p>
+        </w:tc>
+      </w:tr>
+      <w:tr>
+        <w:tc>
+          <w:tcPr>
+            <w:tcW w:w="9854" w:type="dxa"/>
+            <w:tcBorders>
+              <w:top w:val="single" w:sz="4" w:space="0" w:color="auto"/>
+              <w:left w:val="single" w:sz="4" w:space="0" w:color="auto"/>
+              <w:bottom w:val="single" w:sz="4" w:space="0" w:color="auto"/>
+              <w:right w:val="single" w:sz="4" w:space="0" w:color="auto"/>
+            </w:tcBorders>
+            <w:hideMark/>
+          </w:tcPr>
+          <w:p>
+            <w:pPr>
+              <w:spacing w:after="200" w:line="276" w:lineRule="auto"/>
+              <w:rPr>
+                <w:rFonts w:ascii="Arial" w:hAnsi="Arial" w:cs="Arial"/>
+              </w:rPr>
+            </w:pPr>
+            <w:r>
+              <w:rPr>
+                <w:rFonts w:ascii="Arial" w:hAnsi="Arial" w:cs="Arial"/>
+              </w:rPr>
+              <w:t>Leggermente in ritardo</w:t>
+            </w:r>
+          </w:p>
+        </w:tc>
+      </w:tr>
+    </w:tbl>
+    <w:p>
+      <w:pPr>
+        <w:rPr>
+          <w:rFonts w:ascii="Arial" w:hAnsi="Arial" w:cs="Arial"/>
+        </w:rPr>
+      </w:pPr>
+    </w:p>
+    <w:tbl>
+      <w:tblPr>
+        <w:tblStyle w:val="Grigliatabella"/>
+        <w:tblW w:w="0" w:type="auto"/>
+        <w:tblLook w:val="04A0" w:firstRow="1" w:lastRow="0" w:firstColumn="1" w:lastColumn="0" w:noHBand="0" w:noVBand="1"/>
+      </w:tblPr>
+      <w:tblGrid>
+        <w:gridCol w:w="9628"/>
+      </w:tblGrid>
+      <w:tr>
+        <w:tc>
+          <w:tcPr>
+            <w:tcW w:w="9854" w:type="dxa"/>
+            <w:tcBorders>
+              <w:top w:val="single" w:sz="4" w:space="0" w:color="auto"/>
+              <w:left w:val="single" w:sz="4" w:space="0" w:color="auto"/>
+              <w:bottom w:val="single" w:sz="4" w:space="0" w:color="auto"/>
+              <w:right w:val="single" w:sz="4" w:space="0" w:color="auto"/>
+            </w:tcBorders>
+            <w:shd w:val="clear" w:color="auto" w:fill="D9D9D9" w:themeFill="background1" w:themeFillShade="D9"/>
+            <w:hideMark/>
+          </w:tcPr>
+          <w:p>
+            <w:pPr>
+              <w:spacing w:after="200" w:line="276" w:lineRule="auto"/>
+              <w:rPr>
+                <w:rFonts w:ascii="Arial" w:hAnsi="Arial" w:cs="Arial"/>
+              </w:rPr>
+            </w:pPr>
+            <w:r>
+              <w:rPr>
+                <w:rFonts w:ascii="Arial" w:hAnsi="Arial" w:cs="Arial"/>
+              </w:rPr>
+              <w:t>Programma di massima per la prossima giornata di lavoro</w:t>
+            </w:r>
+          </w:p>
+        </w:tc>
+      </w:tr>
+      <w:tr>
+        <w:tc>
+          <w:tcPr>
+            <w:tcW w:w="9854" w:type="dxa"/>
+            <w:tcBorders>
+              <w:top w:val="single" w:sz="4" w:space="0" w:color="auto"/>
+              <w:left w:val="single" w:sz="4" w:space="0" w:color="auto"/>
+              <w:bottom w:val="single" w:sz="4" w:space="0" w:color="auto"/>
+              <w:right w:val="single" w:sz="4" w:space="0" w:color="auto"/>
+            </w:tcBorders>
+            <w:hideMark/>
+          </w:tcPr>
+          <w:p>
+            <w:pPr>
+              <w:spacing w:after="200" w:line="276" w:lineRule="auto"/>
+              <w:rPr>
+                <w:rFonts w:ascii="Arial" w:hAnsi="Arial" w:cs="Arial"/>
+              </w:rPr>
+            </w:pPr>
+            <w:r>
+              <w:rPr>
+                <w:rFonts w:ascii="Arial" w:hAnsi="Arial" w:cs="Arial"/>
+              </w:rPr>
+              <w:t>Discutere lo sprint 2, inserire ciò che non si ha fatto</w:t>
+            </w:r>
+            <w:r>
+              <w:rPr>
+                <w:rFonts w:ascii="Arial" w:hAnsi="Arial" w:cs="Arial"/>
+              </w:rPr>
+              <w:t>.</w:t>
+            </w:r>
+          </w:p>
+        </w:tc>
+      </w:tr>
+    </w:tbl>
+    <w:p>
+      <w:pPr>
+        <w:rPr>
+          <w:rFonts w:ascii="Arial" w:hAnsi="Arial" w:cs="Arial"/>
+        </w:rPr>
+      </w:pPr>
+    </w:p>
+    <w:p>
+      <w:pPr>
+        <w:pStyle w:val="Titolo2"/>
+        <w:rPr>
+          <w:sz w:val="36"/>
+        </w:rPr>
+      </w:pPr>
+      <w:r>
+        <w:rPr>
+          <w:sz w:val="36"/>
+        </w:rPr>
+        <w:t>Agile</w:t>
+      </w:r>
+      <w:r>
+        <w:rPr>
+          <w:sz w:val="36"/>
+        </w:rPr>
+        <w:t xml:space="preserve"> - Resoconto</w:t>
+      </w:r>
+    </w:p>
+    <w:tbl>
+      <w:tblPr>
+        <w:tblStyle w:val="Grigliatabella"/>
+        <w:tblW w:w="0" w:type="auto"/>
+        <w:tblLook w:val="04A0" w:firstRow="1" w:lastRow="0" w:firstColumn="1" w:lastColumn="0" w:noHBand="0" w:noVBand="1"/>
+      </w:tblPr>
+      <w:tblGrid>
+        <w:gridCol w:w="9628"/>
+      </w:tblGrid>
+      <w:tr>
+        <w:tc>
+          <w:tcPr>
+            <w:tcW w:w="9854" w:type="dxa"/>
+            <w:shd w:val="clear" w:color="auto" w:fill="D9D9D9" w:themeFill="background1" w:themeFillShade="D9"/>
+          </w:tcPr>
+          <w:p>
+            <w:pPr>
+              <w:rPr>
+                <w:rFonts w:ascii="Arial" w:hAnsi="Arial" w:cs="Arial"/>
+              </w:rPr>
+            </w:pPr>
+            <w:proofErr w:type="spellStart"/>
+            <w:r>
+              <w:rPr>
+                <w:rFonts w:ascii="Arial" w:hAnsi="Arial" w:cs="Arial"/>
+              </w:rPr>
+              <w:t>Daily</w:t>
+            </w:r>
+            <w:proofErr w:type="spellEnd"/>
+            <w:r>
+              <w:rPr>
+                <w:rFonts w:ascii="Arial" w:hAnsi="Arial" w:cs="Arial"/>
+              </w:rPr>
+              <w:t xml:space="preserve"> </w:t>
+            </w:r>
+            <w:proofErr w:type="spellStart"/>
+            <w:r>
+              <w:rPr>
+                <w:rFonts w:ascii="Arial" w:hAnsi="Arial" w:cs="Arial"/>
+              </w:rPr>
+              <w:t>Scrum</w:t>
+            </w:r>
+            <w:proofErr w:type="spellEnd"/>
+          </w:p>
+        </w:tc>
+      </w:tr>
+      <w:tr>
+        <w:tc>
+          <w:tcPr>
+            <w:tcW w:w="9854" w:type="dxa"/>
+          </w:tcPr>
+          <w:p>
+            <w:pPr>
+              <w:rPr>
+                <w:rFonts w:ascii="Arial" w:hAnsi="Arial" w:cs="Arial"/>
+              </w:rPr>
+            </w:pPr>
+            <w:r>
+              <w:rPr>
+                <w:rFonts w:ascii="Arial" w:hAnsi="Arial" w:cs="Arial"/>
+              </w:rPr>
+              <w:t>Abbiamo discusso di come organizzarci i cambiamenti e gli sviluppi, dando priorità a determinati campi rispetto che ad altri.</w:t>
+            </w:r>
+            <w:r>
+              <w:rPr>
+                <w:rFonts w:ascii="Arial" w:hAnsi="Arial" w:cs="Arial"/>
+              </w:rPr>
+              <w:br/>
+              <w:t>Abbiamo assegnato i lavori a ciascun partecipante del team, in modo da collaborare al meglio.</w:t>
+            </w:r>
+          </w:p>
+        </w:tc>
+      </w:tr>
+    </w:tbl>
+    <w:p>
+      <w:pPr>
+        <w:rPr>
+          <w:rFonts w:ascii="Arial" w:hAnsi="Arial" w:cs="Arial"/>
+        </w:rPr>
+      </w:pPr>
+    </w:p>
+    <w:tbl>
+      <w:tblPr>
+        <w:tblStyle w:val="Grigliatabella"/>
+        <w:tblW w:w="0" w:type="auto"/>
+        <w:tblLook w:val="04A0" w:firstRow="1" w:lastRow="0" w:firstColumn="1" w:lastColumn="0" w:noHBand="0" w:noVBand="1"/>
+      </w:tblPr>
+      <w:tblGrid>
+        <w:gridCol w:w="9628"/>
+      </w:tblGrid>
+      <w:tr>
+        <w:tc>
+          <w:tcPr>
+            <w:tcW w:w="9854" w:type="dxa"/>
+            <w:shd w:val="clear" w:color="auto" w:fill="D9D9D9" w:themeFill="background1" w:themeFillShade="D9"/>
+          </w:tcPr>
+          <w:p>
+            <w:pPr>
+              <w:rPr>
+                <w:rFonts w:ascii="Arial" w:hAnsi="Arial" w:cs="Arial"/>
+              </w:rPr>
+            </w:pPr>
+            <w:r>
+              <w:rPr>
+                <w:rFonts w:ascii="Arial" w:hAnsi="Arial" w:cs="Arial"/>
+              </w:rPr>
+              <w:t>Sprint Planning</w:t>
+            </w:r>
+          </w:p>
+        </w:tc>
+      </w:tr>
+      <w:tr>
+        <w:tc>
+          <w:tcPr>
+            <w:tcW w:w="9854" w:type="dxa"/>
+          </w:tcPr>
+          <w:p>
+            <w:pPr>
+              <w:rPr>
+                <w:rFonts w:ascii="Arial" w:hAnsi="Arial" w:cs="Arial"/>
+              </w:rPr>
+            </w:pPr>
+          </w:p>
+        </w:tc>
+      </w:tr>
+    </w:tbl>
+    <w:p>
+      <w:pPr>
+        <w:rPr>
+          <w:rFonts w:ascii="Arial" w:hAnsi="Arial" w:cs="Arial"/>
+        </w:rPr>
+      </w:pPr>
+    </w:p>
+    <w:tbl>
+      <w:tblPr>
+        <w:tblStyle w:val="Grigliatabella"/>
+        <w:tblW w:w="0" w:type="auto"/>
+        <w:tblLook w:val="04A0" w:firstRow="1" w:lastRow="0" w:firstColumn="1" w:lastColumn="0" w:noHBand="0" w:noVBand="1"/>
+      </w:tblPr>
+      <w:tblGrid>
+        <w:gridCol w:w="9628"/>
+      </w:tblGrid>
+      <w:tr>
+        <w:tc>
+          <w:tcPr>
+            <w:tcW w:w="9854" w:type="dxa"/>
+            <w:shd w:val="clear" w:color="auto" w:fill="D9D9D9" w:themeFill="background1" w:themeFillShade="D9"/>
+          </w:tcPr>
+          <w:p>
+            <w:pPr>
+              <w:rPr>
+                <w:rFonts w:ascii="Arial" w:hAnsi="Arial" w:cs="Arial"/>
+              </w:rPr>
+            </w:pPr>
+            <w:r>
+              <w:rPr>
+                <w:rFonts w:ascii="Arial" w:hAnsi="Arial" w:cs="Arial"/>
+              </w:rPr>
+              <w:t>Sprint Review</w:t>
+            </w:r>
+          </w:p>
+        </w:tc>
+      </w:tr>
+      <w:tr>
+        <w:tc>
+          <w:tcPr>
+            <w:tcW w:w="9854" w:type="dxa"/>
+          </w:tcPr>
+          <w:p>
+            <w:pPr>
+              <w:rPr>
+                <w:rFonts w:ascii="Arial" w:hAnsi="Arial" w:cs="Arial"/>
+              </w:rPr>
+            </w:pPr>
+          </w:p>
+        </w:tc>
+      </w:tr>
+    </w:tbl>
+    <w:p>
+      <w:pPr>
+        <w:rPr>
+          <w:rFonts w:ascii="Arial" w:hAnsi="Arial" w:cs="Arial"/>
+        </w:rPr>
+      </w:pPr>
+    </w:p>
+    <w:tbl>
+      <w:tblPr>
+        <w:tblStyle w:val="Grigliatabella"/>
+        <w:tblW w:w="0" w:type="auto"/>
+        <w:tblLook w:val="04A0" w:firstRow="1" w:lastRow="0" w:firstColumn="1" w:lastColumn="0" w:noHBand="0" w:noVBand="1"/>
+      </w:tblPr>
+      <w:tblGrid>
+        <w:gridCol w:w="9628"/>
+      </w:tblGrid>
+      <w:tr>
+        <w:tc>
+          <w:tcPr>
+            <w:tcW w:w="9854" w:type="dxa"/>
+            <w:shd w:val="clear" w:color="auto" w:fill="D9D9D9" w:themeFill="background1" w:themeFillShade="D9"/>
+          </w:tcPr>
+          <w:p>
+            <w:pPr>
+              <w:rPr>
+                <w:rFonts w:ascii="Arial" w:hAnsi="Arial" w:cs="Arial"/>
+              </w:rPr>
+            </w:pPr>
+            <w:r>
+              <w:rPr>
+                <w:rFonts w:ascii="Arial" w:hAnsi="Arial" w:cs="Arial"/>
+              </w:rPr>
+              <w:t xml:space="preserve">Sprint </w:t>
+            </w:r>
+            <w:proofErr w:type="spellStart"/>
+            <w:r>
+              <w:rPr>
+                <w:rFonts w:ascii="Arial" w:hAnsi="Arial" w:cs="Arial"/>
+              </w:rPr>
+              <w:t>Retrospective</w:t>
+            </w:r>
+            <w:proofErr w:type="spellEnd"/>
+          </w:p>
+        </w:tc>
+      </w:tr>
+      <w:tr>
+        <w:tc>
+          <w:tcPr>
+            <w:tcW w:w="9854" w:type="dxa"/>
+          </w:tcPr>
+          <w:p>
+            <w:pPr>
+              <w:rPr>
+                <w:rFonts w:ascii="Arial" w:hAnsi="Arial" w:cs="Arial"/>
+              </w:rPr>
+            </w:pPr>
+          </w:p>
+        </w:tc>
+      </w:tr>
+    </w:tbl>
+    <w:p>
+      <w:pPr>
+        <w:rPr>
+          <w:rFonts w:ascii="Arial" w:hAnsi="Arial" w:cs="Arial"/>
+        </w:rPr>
+      </w:pPr>
+    </w:p>
+    <w:p>
+      <w:pPr>
+        <w:rPr>
+          <w:rFonts w:ascii="Arial" w:hAnsi="Arial" w:cs="Arial"/>
+        </w:rPr>
+      </w:pPr>
+    </w:p>
+    <w:tbl>
+      <w:tblPr>
+        <w:tblStyle w:val="Grigliatabella"/>
+        <w:tblW w:w="9634" w:type="dxa"/>
+        <w:tblLook w:val="04A0" w:firstRow="1" w:lastRow="0" w:firstColumn="1" w:lastColumn="0" w:noHBand="0" w:noVBand="1"/>
+      </w:tblPr>
+      <w:tblGrid>
+        <w:gridCol w:w="4803"/>
+        <w:gridCol w:w="4831"/>
+      </w:tblGrid>
+      <w:tr>
+        <w:trPr>
+          <w:trHeight w:hRule="exact" w:val="397"/>
+        </w:trPr>
+        <w:tc>
+          <w:tcPr>
+            <w:tcW w:w="4803" w:type="dxa"/>
+            <w:tcBorders>
+              <w:top w:val="single" w:sz="4" w:space="0" w:color="auto"/>
+              <w:left w:val="single" w:sz="4" w:space="0" w:color="auto"/>
+              <w:bottom w:val="single" w:sz="4" w:space="0" w:color="auto"/>
+              <w:right w:val="single" w:sz="4" w:space="0" w:color="auto"/>
+            </w:tcBorders>
+            <w:vAlign w:val="center"/>
+            <w:hideMark/>
+          </w:tcPr>
+          <w:p>
+            <w:pPr>
+              <w:spacing w:after="200" w:line="276" w:lineRule="auto"/>
+              <w:rPr>
+                <w:rFonts w:ascii="Arial" w:hAnsi="Arial" w:cs="Arial"/>
+              </w:rPr>
+            </w:pPr>
+            <w:r>
+              <w:rPr>
+                <w:rFonts w:ascii="Arial" w:hAnsi="Arial" w:cs="Arial"/>
+              </w:rPr>
+              <w:t>Luogo</w:t>
+            </w:r>
+          </w:p>
+        </w:tc>
+        <w:tc>
+          <w:tcPr>
+            <w:tcW w:w="4831" w:type="dxa"/>
+            <w:tcBorders>
+              <w:top w:val="single" w:sz="4" w:space="0" w:color="auto"/>
+              <w:left w:val="single" w:sz="4" w:space="0" w:color="auto"/>
+              <w:bottom w:val="single" w:sz="4" w:space="0" w:color="auto"/>
+              <w:right w:val="single" w:sz="4" w:space="0" w:color="auto"/>
+            </w:tcBorders>
+            <w:vAlign w:val="center"/>
+            <w:hideMark/>
+          </w:tcPr>
+          <w:p>
+            <w:pPr>
+              <w:spacing w:after="200" w:line="276" w:lineRule="auto"/>
+              <w:rPr>
+                <w:rFonts w:ascii="Arial" w:hAnsi="Arial" w:cs="Arial"/>
+              </w:rPr>
+            </w:pPr>
+            <w:r>
+              <w:rPr>
+                <w:rFonts w:ascii="Arial" w:hAnsi="Arial" w:cs="Arial"/>
+              </w:rPr>
+              <w:t>Canobbio</w:t>
+            </w:r>
+          </w:p>
+        </w:tc>
+      </w:tr>
+      <w:tr>
+        <w:trPr>
+          <w:trHeight w:hRule="exact" w:val="397"/>
+        </w:trPr>
+        <w:tc>
+          <w:tcPr>
+            <w:tcW w:w="4803" w:type="dxa"/>
+            <w:tcBorders>
+              <w:top w:val="single" w:sz="4" w:space="0" w:color="auto"/>
+              <w:left w:val="single" w:sz="4" w:space="0" w:color="auto"/>
+              <w:bottom w:val="single" w:sz="4" w:space="0" w:color="auto"/>
+              <w:right w:val="single" w:sz="4" w:space="0" w:color="auto"/>
+            </w:tcBorders>
+            <w:vAlign w:val="center"/>
+            <w:hideMark/>
+          </w:tcPr>
+          <w:p>
+            <w:pPr>
+              <w:spacing w:after="200" w:line="276" w:lineRule="auto"/>
+              <w:rPr>
+                <w:rFonts w:ascii="Arial" w:hAnsi="Arial" w:cs="Arial"/>
+              </w:rPr>
+            </w:pPr>
+            <w:r>
+              <w:rPr>
+                <w:rFonts w:ascii="Arial" w:hAnsi="Arial" w:cs="Arial"/>
+              </w:rPr>
+              <w:t>Data</w:t>
+            </w:r>
+          </w:p>
+        </w:tc>
+        <w:tc>
+          <w:tcPr>
+            <w:tcW w:w="4831" w:type="dxa"/>
+            <w:tcBorders>
+              <w:top w:val="single" w:sz="4" w:space="0" w:color="auto"/>
+              <w:left w:val="single" w:sz="4" w:space="0" w:color="auto"/>
+              <w:bottom w:val="single" w:sz="4" w:space="0" w:color="auto"/>
+              <w:right w:val="single" w:sz="4" w:space="0" w:color="auto"/>
+            </w:tcBorders>
+            <w:vAlign w:val="center"/>
+            <w:hideMark/>
+          </w:tcPr>
+          <w:p>
+            <w:pPr>
+              <w:spacing w:after="200" w:line="276" w:lineRule="auto"/>
+              <w:rPr>
+                <w:rFonts w:ascii="Arial" w:hAnsi="Arial" w:cs="Arial"/>
+              </w:rPr>
+            </w:pPr>
+            <w:r>
+              <w:rPr>
+                <w:rFonts w:ascii="Arial" w:hAnsi="Arial" w:cs="Arial"/>
+              </w:rPr>
+              <w:t>13</w:t>
+            </w:r>
+            <w:r>
+              <w:rPr>
+                <w:rFonts w:ascii="Arial" w:hAnsi="Arial" w:cs="Arial"/>
+              </w:rPr>
+              <w:t>.03</w:t>
+            </w:r>
+            <w:r>
+              <w:rPr>
+                <w:rFonts w:ascii="Arial" w:hAnsi="Arial" w:cs="Arial"/>
+              </w:rPr>
+              <w:t>.2026</w:t>
+            </w:r>
+          </w:p>
+        </w:tc>
+      </w:tr>
+    </w:tbl>
+    <w:p>
+      <w:pPr>
+        <w:rPr>
+          <w:rFonts w:ascii="Arial" w:hAnsi="Arial" w:cs="Arial"/>
+        </w:rPr>
+      </w:pPr>
+    </w:p>
+    <w:tbl>
+      <w:tblPr>
+        <w:tblStyle w:val="Grigliatabella"/>
+        <w:tblW w:w="0" w:type="auto"/>
+        <w:tblLook w:val="04A0" w:firstRow="1" w:lastRow="0" w:firstColumn="1" w:lastColumn="0" w:noHBand="0" w:noVBand="1"/>
+      </w:tblPr>
+      <w:tblGrid>
+        <w:gridCol w:w="9628"/>
+      </w:tblGrid>
+      <w:tr>
+        <w:tc>
+          <w:tcPr>
+            <w:tcW w:w="9854" w:type="dxa"/>
+            <w:tcBorders>
+              <w:top w:val="single" w:sz="4" w:space="0" w:color="auto"/>
+              <w:left w:val="single" w:sz="4" w:space="0" w:color="auto"/>
+              <w:bottom w:val="single" w:sz="4" w:space="0" w:color="auto"/>
+              <w:right w:val="single" w:sz="4" w:space="0" w:color="auto"/>
+            </w:tcBorders>
+            <w:shd w:val="clear" w:color="auto" w:fill="D9D9D9" w:themeFill="background1" w:themeFillShade="D9"/>
+            <w:hideMark/>
+          </w:tcPr>
+          <w:p>
+            <w:pPr>
+              <w:spacing w:after="200" w:line="276" w:lineRule="auto"/>
+              <w:rPr>
+                <w:rFonts w:ascii="Arial" w:hAnsi="Arial" w:cs="Arial"/>
+              </w:rPr>
+            </w:pPr>
+            <w:r>
+              <w:rPr>
+                <w:rFonts w:ascii="Arial" w:hAnsi="Arial" w:cs="Arial"/>
+              </w:rPr>
+              <w:t>Lavori svolti</w:t>
+            </w:r>
+          </w:p>
+        </w:tc>
+      </w:tr>
+      <w:tr>
+        <w:tc>
+          <w:tcPr>
+            <w:tcW w:w="9854" w:type="dxa"/>
+            <w:tcBorders>
+              <w:top w:val="single" w:sz="4" w:space="0" w:color="auto"/>
+              <w:left w:val="single" w:sz="4" w:space="0" w:color="auto"/>
+              <w:bottom w:val="single" w:sz="4" w:space="0" w:color="auto"/>
+              <w:right w:val="single" w:sz="4" w:space="0" w:color="auto"/>
+            </w:tcBorders>
+            <w:hideMark/>
+          </w:tcPr>
+          <w:p>
+            <w:pPr>
+              <w:rPr>
+                <w:rFonts w:ascii="Arial" w:hAnsi="Arial" w:cs="Arial"/>
+              </w:rPr>
+            </w:pPr>
+            <w:r>
+              <w:rPr>
+                <w:rFonts w:ascii="Arial" w:hAnsi="Arial" w:cs="Arial"/>
+              </w:rPr>
+              <w:t xml:space="preserve">Oggi abbiamo definitivamente completato il </w:t>
+            </w:r>
+            <w:proofErr w:type="spellStart"/>
+            <w:r>
+              <w:rPr>
+                <w:rFonts w:ascii="Arial" w:hAnsi="Arial" w:cs="Arial"/>
+              </w:rPr>
+              <w:t>backend</w:t>
+            </w:r>
+            <w:proofErr w:type="spellEnd"/>
+            <w:r>
+              <w:rPr>
+                <w:rFonts w:ascii="Arial" w:hAnsi="Arial" w:cs="Arial"/>
+              </w:rPr>
+              <w:t xml:space="preserve"> di tutte le impostazioni, aggiungendo il controllo del contrasto, la modalità schermo intero e tutto il sistema di ridimensionamento dello schermo.</w:t>
+            </w:r>
+          </w:p>
+          <w:p>
+            <w:pPr>
+              <w:spacing w:after="200" w:line="276" w:lineRule="auto"/>
+              <w:rPr>
+                <w:rFonts w:ascii="Arial" w:hAnsi="Arial" w:cs="Arial"/>
+              </w:rPr>
+            </w:pPr>
+            <w:r>
+              <w:rPr>
+                <w:rFonts w:ascii="Arial" w:hAnsi="Arial" w:cs="Arial"/>
+              </w:rPr>
+              <w:t>Inoltre abbiamo iniziato a sviluppare la logica per l’avvio della partita e abbiamo continuato a lavorare sulla grafica del gioco.</w:t>
+            </w:r>
+          </w:p>
+        </w:tc>
+      </w:tr>
+    </w:tbl>
+    <w:p>
+      <w:pPr>
+        <w:rPr>
+          <w:rFonts w:ascii="Arial" w:hAnsi="Arial" w:cs="Arial"/>
+        </w:rPr>
+      </w:pPr>
+    </w:p>
+    <w:tbl>
+      <w:tblPr>
+        <w:tblStyle w:val="Grigliatabella"/>
+        <w:tblW w:w="0" w:type="auto"/>
+        <w:tblLook w:val="04A0" w:firstRow="1" w:lastRow="0" w:firstColumn="1" w:lastColumn="0" w:noHBand="0" w:noVBand="1"/>
+      </w:tblPr>
+      <w:tblGrid>
+        <w:gridCol w:w="9628"/>
+      </w:tblGrid>
+      <w:tr>
+        <w:tc>
+          <w:tcPr>
+            <w:tcW w:w="9854" w:type="dxa"/>
+            <w:tcBorders>
+              <w:top w:val="single" w:sz="4" w:space="0" w:color="auto"/>
+              <w:left w:val="single" w:sz="4" w:space="0" w:color="auto"/>
+              <w:bottom w:val="single" w:sz="4" w:space="0" w:color="auto"/>
+              <w:right w:val="single" w:sz="4" w:space="0" w:color="auto"/>
+            </w:tcBorders>
+            <w:shd w:val="clear" w:color="auto" w:fill="D9D9D9" w:themeFill="background1" w:themeFillShade="D9"/>
+            <w:hideMark/>
+          </w:tcPr>
+          <w:p>
+            <w:pPr>
+              <w:spacing w:after="200" w:line="276" w:lineRule="auto"/>
+              <w:rPr>
+                <w:rFonts w:ascii="Arial" w:hAnsi="Arial" w:cs="Arial"/>
+              </w:rPr>
+            </w:pPr>
+            <w:r>
+              <w:rPr>
+                <w:rFonts w:ascii="Arial" w:hAnsi="Arial" w:cs="Arial"/>
+              </w:rPr>
+              <w:t>Problemi riscontrati e soluzioni adottate</w:t>
+            </w:r>
+          </w:p>
+        </w:tc>
+      </w:tr>
+      <w:tr>
+        <w:tc>
+          <w:tcPr>
+            <w:tcW w:w="9854" w:type="dxa"/>
+            <w:tcBorders>
+              <w:top w:val="single" w:sz="4" w:space="0" w:color="auto"/>
+              <w:left w:val="single" w:sz="4" w:space="0" w:color="auto"/>
+              <w:bottom w:val="single" w:sz="4" w:space="0" w:color="auto"/>
+              <w:right w:val="single" w:sz="4" w:space="0" w:color="auto"/>
+            </w:tcBorders>
+            <w:hideMark/>
+          </w:tcPr>
+          <w:p>
+            <w:pPr>
+              <w:spacing w:after="200" w:line="276" w:lineRule="auto"/>
+              <w:rPr>
+                <w:rFonts w:ascii="Arial" w:hAnsi="Arial" w:cs="Arial"/>
+              </w:rPr>
+            </w:pPr>
+            <w:r>
+              <w:rPr>
+                <w:rFonts w:ascii="Arial" w:hAnsi="Arial" w:cs="Arial"/>
+              </w:rPr>
+              <w:t xml:space="preserve">Oggi abbiamo definitivamente completato la creazione del </w:t>
+            </w:r>
+            <w:proofErr w:type="spellStart"/>
+            <w:r>
+              <w:rPr>
+                <w:rFonts w:ascii="Arial" w:hAnsi="Arial" w:cs="Arial"/>
+              </w:rPr>
+              <w:t>backend</w:t>
+            </w:r>
+            <w:proofErr w:type="spellEnd"/>
+            <w:r>
+              <w:rPr>
+                <w:rFonts w:ascii="Arial" w:hAnsi="Arial" w:cs="Arial"/>
+              </w:rPr>
+              <w:t xml:space="preserve"> di tutte le impostazioni, aggiungendo il contrasto, la modalità schermo intero e tutto il sistema di ridimensionamento. Inoltre abbiamo iniziato a sviluppare la logica per l’avvio della partita e abbiamo continuato a lavorare sulla grafica del gioco.</w:t>
+            </w:r>
+          </w:p>
+        </w:tc>
+      </w:tr>
+    </w:tbl>
+    <w:p>
+      <w:pPr>
+        <w:rPr>
+          <w:rFonts w:ascii="Arial" w:hAnsi="Arial" w:cs="Arial"/>
+        </w:rPr>
+      </w:pPr>
+    </w:p>
+    <w:tbl>
+      <w:tblPr>
+        <w:tblStyle w:val="Grigliatabella"/>
+        <w:tblW w:w="0" w:type="auto"/>
+        <w:tblLook w:val="04A0" w:firstRow="1" w:lastRow="0" w:firstColumn="1" w:lastColumn="0" w:noHBand="0" w:noVBand="1"/>
+      </w:tblPr>
+      <w:tblGrid>
+        <w:gridCol w:w="9628"/>
+      </w:tblGrid>
+      <w:tr>
+        <w:tc>
+          <w:tcPr>
+            <w:tcW w:w="9854" w:type="dxa"/>
+            <w:tcBorders>
+              <w:top w:val="single" w:sz="4" w:space="0" w:color="auto"/>
+              <w:left w:val="single" w:sz="4" w:space="0" w:color="auto"/>
+              <w:bottom w:val="single" w:sz="4" w:space="0" w:color="auto"/>
+              <w:right w:val="single" w:sz="4" w:space="0" w:color="auto"/>
+            </w:tcBorders>
+            <w:shd w:val="clear" w:color="auto" w:fill="D9D9D9" w:themeFill="background1" w:themeFillShade="D9"/>
+            <w:hideMark/>
+          </w:tcPr>
+          <w:p>
+            <w:pPr>
+              <w:spacing w:after="200" w:line="276" w:lineRule="auto"/>
+              <w:rPr>
+                <w:rFonts w:ascii="Arial" w:hAnsi="Arial" w:cs="Arial"/>
+              </w:rPr>
+            </w:pPr>
+            <w:r>
+              <w:rPr>
+                <w:rFonts w:ascii="Arial" w:hAnsi="Arial" w:cs="Arial"/>
+              </w:rPr>
+              <w:t>Punto della situazione rispetto alla pianificazione</w:t>
+            </w:r>
+          </w:p>
+        </w:tc>
+      </w:tr>
+      <w:tr>
+        <w:tc>
+          <w:tcPr>
+            <w:tcW w:w="9854" w:type="dxa"/>
+            <w:tcBorders>
+              <w:top w:val="single" w:sz="4" w:space="0" w:color="auto"/>
+              <w:left w:val="single" w:sz="4" w:space="0" w:color="auto"/>
+              <w:bottom w:val="single" w:sz="4" w:space="0" w:color="auto"/>
+              <w:right w:val="single" w:sz="4" w:space="0" w:color="auto"/>
+            </w:tcBorders>
+            <w:hideMark/>
+          </w:tcPr>
+          <w:p>
+            <w:pPr>
+              <w:spacing w:after="200" w:line="276" w:lineRule="auto"/>
+              <w:rPr>
+                <w:rFonts w:ascii="Arial" w:hAnsi="Arial" w:cs="Arial"/>
+              </w:rPr>
+            </w:pPr>
+            <w:r>
+              <w:rPr>
+                <w:rFonts w:ascii="Arial" w:hAnsi="Arial" w:cs="Arial"/>
+              </w:rPr>
+              <w:t>Leggermente in ritardo</w:t>
+            </w:r>
+          </w:p>
+        </w:tc>
+      </w:tr>
+    </w:tbl>
+    <w:p>
+      <w:pPr>
+        <w:rPr>
+          <w:rFonts w:ascii="Arial" w:hAnsi="Arial" w:cs="Arial"/>
+        </w:rPr>
+      </w:pPr>
+    </w:p>
+    <w:tbl>
+      <w:tblPr>
+        <w:tblStyle w:val="Grigliatabella"/>
+        <w:tblW w:w="0" w:type="auto"/>
+        <w:tblLook w:val="04A0" w:firstRow="1" w:lastRow="0" w:firstColumn="1" w:lastColumn="0" w:noHBand="0" w:noVBand="1"/>
+      </w:tblPr>
+      <w:tblGrid>
+        <w:gridCol w:w="9628"/>
+      </w:tblGrid>
+      <w:tr>
+        <w:tc>
+          <w:tcPr>
+            <w:tcW w:w="9854" w:type="dxa"/>
+            <w:tcBorders>
+              <w:top w:val="single" w:sz="4" w:space="0" w:color="auto"/>
+              <w:left w:val="single" w:sz="4" w:space="0" w:color="auto"/>
+              <w:bottom w:val="single" w:sz="4" w:space="0" w:color="auto"/>
+              <w:right w:val="single" w:sz="4" w:space="0" w:color="auto"/>
+            </w:tcBorders>
+            <w:shd w:val="clear" w:color="auto" w:fill="D9D9D9" w:themeFill="background1" w:themeFillShade="D9"/>
+            <w:hideMark/>
+          </w:tcPr>
+          <w:p>
+            <w:pPr>
+              <w:spacing w:after="200" w:line="276" w:lineRule="auto"/>
+              <w:rPr>
+                <w:rFonts w:ascii="Arial" w:hAnsi="Arial" w:cs="Arial"/>
+              </w:rPr>
+            </w:pPr>
+            <w:r>
+              <w:rPr>
+                <w:rFonts w:ascii="Arial" w:hAnsi="Arial" w:cs="Arial"/>
+              </w:rPr>
+              <w:t>Programma di massima per la prossima giornata di lavoro</w:t>
+            </w:r>
+          </w:p>
+        </w:tc>
+      </w:tr>
+      <w:tr>
+        <w:tc>
+          <w:tcPr>
+            <w:tcW w:w="9854" w:type="dxa"/>
+            <w:tcBorders>
+              <w:top w:val="single" w:sz="4" w:space="0" w:color="auto"/>
+              <w:left w:val="single" w:sz="4" w:space="0" w:color="auto"/>
+              <w:bottom w:val="single" w:sz="4" w:space="0" w:color="auto"/>
+              <w:right w:val="single" w:sz="4" w:space="0" w:color="auto"/>
+            </w:tcBorders>
+            <w:hideMark/>
+          </w:tcPr>
+          <w:p>
+            <w:pPr>
+              <w:spacing w:after="200" w:line="276" w:lineRule="auto"/>
+              <w:rPr>
+                <w:rFonts w:ascii="Arial" w:hAnsi="Arial" w:cs="Arial"/>
+              </w:rPr>
+            </w:pPr>
+            <w:r>
+              <w:rPr>
+                <w:rFonts w:ascii="Arial" w:hAnsi="Arial" w:cs="Arial"/>
+              </w:rPr>
+              <w:t>Fare la logica delle telecamere e degli animatronici.</w:t>
+            </w:r>
+          </w:p>
+        </w:tc>
+      </w:tr>
+    </w:tbl>
+    <w:p>
+      <w:pPr>
+        <w:rPr>
+          <w:rFonts w:ascii="Arial" w:hAnsi="Arial" w:cs="Arial"/>
+        </w:rPr>
+      </w:pPr>
+    </w:p>
+    <w:p>
+      <w:pPr>
+        <w:pStyle w:val="Titolo2"/>
+        <w:rPr>
+          <w:sz w:val="36"/>
+        </w:rPr>
+      </w:pPr>
+      <w:r>
+        <w:rPr>
+          <w:sz w:val="36"/>
+        </w:rPr>
+        <w:t>Agile</w:t>
+      </w:r>
+      <w:r>
+        <w:rPr>
+          <w:sz w:val="36"/>
+        </w:rPr>
+        <w:t xml:space="preserve"> - Resoconto</w:t>
+      </w:r>
+    </w:p>
+    <w:tbl>
+      <w:tblPr>
+        <w:tblStyle w:val="Grigliatabella"/>
+        <w:tblW w:w="0" w:type="auto"/>
+        <w:tblLook w:val="04A0" w:firstRow="1" w:lastRow="0" w:firstColumn="1" w:lastColumn="0" w:noHBand="0" w:noVBand="1"/>
+      </w:tblPr>
+      <w:tblGrid>
+        <w:gridCol w:w="9628"/>
+      </w:tblGrid>
+      <w:tr>
+        <w:tc>
+          <w:tcPr>
+            <w:tcW w:w="9854" w:type="dxa"/>
+            <w:shd w:val="clear" w:color="auto" w:fill="D9D9D9" w:themeFill="background1" w:themeFillShade="D9"/>
+          </w:tcPr>
+          <w:p>
+            <w:pPr>
+              <w:rPr>
+                <w:rFonts w:ascii="Arial" w:hAnsi="Arial" w:cs="Arial"/>
+              </w:rPr>
+            </w:pPr>
+            <w:proofErr w:type="spellStart"/>
+            <w:r>
+              <w:rPr>
+                <w:rFonts w:ascii="Arial" w:hAnsi="Arial" w:cs="Arial"/>
+              </w:rPr>
+              <w:t>Daily</w:t>
+            </w:r>
+            <w:proofErr w:type="spellEnd"/>
+            <w:r>
+              <w:rPr>
+                <w:rFonts w:ascii="Arial" w:hAnsi="Arial" w:cs="Arial"/>
+              </w:rPr>
+              <w:t xml:space="preserve"> </w:t>
+            </w:r>
+            <w:proofErr w:type="spellStart"/>
+            <w:r>
+              <w:rPr>
+                <w:rFonts w:ascii="Arial" w:hAnsi="Arial" w:cs="Arial"/>
+              </w:rPr>
+              <w:t>Scrum</w:t>
+            </w:r>
+            <w:proofErr w:type="spellEnd"/>
+          </w:p>
+        </w:tc>
+      </w:tr>
+      <w:tr>
+        <w:tc>
+          <w:tcPr>
+            <w:tcW w:w="9854" w:type="dxa"/>
+          </w:tcPr>
+          <w:p>
+            <w:pPr>
+              <w:rPr>
+                <w:rFonts w:ascii="Arial" w:hAnsi="Arial" w:cs="Arial"/>
+              </w:rPr>
+            </w:pPr>
+            <w:r>
+              <w:rPr>
+                <w:rFonts w:ascii="Arial" w:hAnsi="Arial" w:cs="Arial"/>
+              </w:rPr>
+              <w:t>Abbiamo discusso di come organizzarci i cambiamenti e gli sviluppi, dando priorità a determinati campi rispetto che ad altri.</w:t>
+            </w:r>
+            <w:r>
+              <w:rPr>
+                <w:rFonts w:ascii="Arial" w:hAnsi="Arial" w:cs="Arial"/>
+              </w:rPr>
+              <w:br/>
+              <w:t>Abbiamo assegnato i lavori a ciascun partecipante del team, in modo da collaborare al meglio.</w:t>
+            </w:r>
+          </w:p>
+        </w:tc>
+      </w:tr>
+    </w:tbl>
+    <w:p>
+      <w:pPr>
+        <w:rPr>
+          <w:rFonts w:ascii="Arial" w:hAnsi="Arial" w:cs="Arial"/>
+        </w:rPr>
+      </w:pPr>
+    </w:p>
+    <w:tbl>
+      <w:tblPr>
+        <w:tblStyle w:val="Grigliatabella"/>
+        <w:tblW w:w="0" w:type="auto"/>
+        <w:tblLook w:val="04A0" w:firstRow="1" w:lastRow="0" w:firstColumn="1" w:lastColumn="0" w:noHBand="0" w:noVBand="1"/>
+      </w:tblPr>
+      <w:tblGrid>
+        <w:gridCol w:w="9628"/>
+      </w:tblGrid>
+      <w:tr>
+        <w:tc>
+          <w:tcPr>
+            <w:tcW w:w="9854" w:type="dxa"/>
+            <w:shd w:val="clear" w:color="auto" w:fill="D9D9D9" w:themeFill="background1" w:themeFillShade="D9"/>
+          </w:tcPr>
+          <w:p>
+            <w:pPr>
+              <w:rPr>
+                <w:rFonts w:ascii="Arial" w:hAnsi="Arial" w:cs="Arial"/>
+              </w:rPr>
+            </w:pPr>
+            <w:r>
+              <w:rPr>
+                <w:rFonts w:ascii="Arial" w:hAnsi="Arial" w:cs="Arial"/>
+              </w:rPr>
+              <w:t>Sprint Planning</w:t>
+            </w:r>
+          </w:p>
+        </w:tc>
+      </w:tr>
+      <w:tr>
+        <w:tc>
+          <w:tcPr>
+            <w:tcW w:w="9854" w:type="dxa"/>
+          </w:tcPr>
+          <w:p>
+            <w:pPr>
+              <w:rPr>
+                <w:rFonts w:ascii="Arial" w:hAnsi="Arial" w:cs="Arial"/>
+              </w:rPr>
+            </w:pPr>
+            <w:r>
+              <w:rPr>
+                <w:rFonts w:ascii="Arial" w:hAnsi="Arial" w:cs="Arial"/>
+              </w:rPr>
+              <w:t xml:space="preserve">Nel planning abbiamo deciso di recuperare le parti mancanti e continuare con il </w:t>
+            </w:r>
+            <w:proofErr w:type="spellStart"/>
+            <w:r>
+              <w:rPr>
+                <w:rFonts w:ascii="Arial" w:hAnsi="Arial" w:cs="Arial"/>
+              </w:rPr>
+              <w:t>prino</w:t>
+            </w:r>
+            <w:proofErr w:type="spellEnd"/>
+            <w:r>
+              <w:rPr>
+                <w:rFonts w:ascii="Arial" w:hAnsi="Arial" w:cs="Arial"/>
+              </w:rPr>
+              <w:t xml:space="preserve"> originale </w:t>
+            </w:r>
+          </w:p>
+        </w:tc>
+      </w:tr>
+    </w:tbl>
+    <w:p>
+      <w:pPr>
+        <w:rPr>
+          <w:rFonts w:ascii="Arial" w:hAnsi="Arial" w:cs="Arial"/>
+        </w:rPr>
+      </w:pPr>
+    </w:p>
+    <w:tbl>
+      <w:tblPr>
+        <w:tblStyle w:val="Grigliatabella"/>
+        <w:tblW w:w="0" w:type="auto"/>
+        <w:tblLook w:val="04A0" w:firstRow="1" w:lastRow="0" w:firstColumn="1" w:lastColumn="0" w:noHBand="0" w:noVBand="1"/>
+      </w:tblPr>
+      <w:tblGrid>
+        <w:gridCol w:w="9628"/>
+      </w:tblGrid>
+      <w:tr>
+        <w:tc>
+          <w:tcPr>
+            <w:tcW w:w="9854" w:type="dxa"/>
+            <w:shd w:val="clear" w:color="auto" w:fill="D9D9D9" w:themeFill="background1" w:themeFillShade="D9"/>
+          </w:tcPr>
+          <w:p>
+            <w:pPr>
+              <w:rPr>
+                <w:rFonts w:ascii="Arial" w:hAnsi="Arial" w:cs="Arial"/>
+              </w:rPr>
+            </w:pPr>
+            <w:r>
+              <w:rPr>
+                <w:rFonts w:ascii="Arial" w:hAnsi="Arial" w:cs="Arial"/>
+              </w:rPr>
+              <w:t>Sprint Review</w:t>
+            </w:r>
+          </w:p>
+        </w:tc>
+      </w:tr>
+      <w:tr>
+        <w:tc>
+          <w:tcPr>
+            <w:tcW w:w="9854" w:type="dxa"/>
+          </w:tcPr>
+          <w:p>
+            <w:pPr>
+              <w:rPr>
+                <w:rFonts w:ascii="Arial" w:hAnsi="Arial" w:cs="Arial"/>
+              </w:rPr>
+            </w:pPr>
+            <w:r>
+              <w:rPr>
+                <w:rFonts w:ascii="Arial" w:hAnsi="Arial" w:cs="Arial"/>
+              </w:rPr>
+              <w:t xml:space="preserve">Ci siamo ritrovati in dietro rispetto a </w:t>
+            </w:r>
+            <w:proofErr w:type="spellStart"/>
+            <w:r>
+              <w:rPr>
+                <w:rFonts w:ascii="Arial" w:hAnsi="Arial" w:cs="Arial"/>
+              </w:rPr>
+              <w:t>cio</w:t>
+            </w:r>
+            <w:proofErr w:type="spellEnd"/>
+            <w:r>
+              <w:rPr>
+                <w:rFonts w:ascii="Arial" w:hAnsi="Arial" w:cs="Arial"/>
+              </w:rPr>
+              <w:t xml:space="preserve"> che ci eravamo pianificato di fare, abbiamo notato mancanze rispetto alla</w:t>
+            </w:r>
+            <w:r>
+              <w:rPr>
+                <w:rFonts w:ascii="Arial" w:hAnsi="Arial" w:cs="Arial"/>
+              </w:rPr>
+              <w:t xml:space="preserve"> documentazione </w:t>
+            </w:r>
+            <w:r>
+              <w:rPr>
+                <w:rFonts w:ascii="Arial" w:hAnsi="Arial" w:cs="Arial"/>
+              </w:rPr>
+              <w:t xml:space="preserve">e il </w:t>
+            </w:r>
+            <w:proofErr w:type="spellStart"/>
+            <w:r>
+              <w:rPr>
+                <w:rFonts w:ascii="Arial" w:hAnsi="Arial" w:cs="Arial"/>
+              </w:rPr>
+              <w:t>planing</w:t>
+            </w:r>
+            <w:proofErr w:type="spellEnd"/>
+            <w:r>
+              <w:rPr>
+                <w:rFonts w:ascii="Arial" w:hAnsi="Arial" w:cs="Arial"/>
+              </w:rPr>
+              <w:t xml:space="preserve"> dei vari sprint </w:t>
+            </w:r>
           </w:p>
         </w:tc>
       </w:tr>
@@ -2558,7 +4179,7 @@
 </file>
 
 <file path=word/endnotes.xml><?xml version="1.0" encoding="utf-8"?>
-<w:endnotes xmlns:wpc="http://schemas.microsoft.com/office/word/2010/wordprocessingCanvas" xmlns:cx="http://schemas.microsoft.com/office/drawing/2014/chartex" xmlns:cx1="http://schemas.microsoft.com/office/drawing/2015/9/8/chartex" xmlns:cx2="http://schemas.microsoft.com/office/drawing/2015/10/21/chartex" xmlns:cx3="http://schemas.microsoft.com/office/drawing/2016/5/9/chartex" xmlns:cx4="http://schemas.microsoft.com/office/drawing/2016/5/10/chartex" xmlns:cx5="http://schemas.microsoft.com/office/drawing/2016/5/11/chartex" xmlns:cx6="http://schemas.microsoft.com/office/drawing/2016/5/12/chartex" xmlns:cx7="http://schemas.microsoft.com/office/drawing/2016/5/13/chartex" xmlns:cx8="http://schemas.microsoft.com/office/drawing/2016/5/14/chartex" xmlns:mc="http://schemas.openxmlformats.org/markup-compatibility/2006" xmlns:aink="http://schemas.microsoft.com/office/drawing/2016/ink" xmlns:am3d="http://schemas.microsoft.com/office/drawing/2017/model3d" xmlns:o="urn:schemas-microsoft-com:office:office" xmlns:oel="http://schemas.microsoft.com/office/2019/extlst" xmlns:r="http://schemas.openxmlformats.org/officeDocument/2006/relationships" xmlns:m="http://schemas.openxmlformats.org/officeDocument/2006/math" xmlns:v="urn:schemas-microsoft-com:vml" xmlns:wp14="http://schemas.microsoft.com/office/word/2010/wordprocessingDrawing" xmlns:wp="http://schemas.openxmlformats.org/drawingml/2006/wordprocessingDrawing" xmlns:w10="urn:schemas-microsoft-com:office:word" xmlns:w="http://schemas.openxmlformats.org/wordprocessingml/2006/main" xmlns:w14="http://schemas.microsoft.com/office/word/2010/wordml" xmlns:w15="http://schemas.microsoft.com/office/word/2012/wordml" xmlns:w16cex="http://schemas.microsoft.com/office/word/2018/wordml/cex" xmlns:w16cid="http://schemas.microsoft.com/office/word/2016/wordml/cid" xmlns:w16="http://schemas.microsoft.com/office/word/2018/wordml" xmlns:w16du="http://schemas.microsoft.com/office/word/2023/wordml/word16du" xmlns:w16sdtdh="http://schemas.microsoft.com/office/word/2020/wordml/sdtdatahash" xmlns:w16sdtfl="http://schemas.microsoft.com/office/word/2024/wordml/sdtformatlock" xmlns:w16se="http://schemas.microsoft.com/office/word/2015/wordml/symex" xmlns:wpg="http://schemas.microsoft.com/office/word/2010/wordprocessingGroup" xmlns:wpi="http://schemas.microsoft.com/office/word/2010/wordprocessingInk" xmlns:wne="http://schemas.microsoft.com/office/word/2006/wordml" xmlns:wps="http://schemas.microsoft.com/office/word/2010/wordprocessingShape" mc:Ignorable="w14 w15 w16se w16cid w16 w16cex w16sdtdh w16sdtfl w16du wp14">
+<w:endnotes xmlns:wpc="http://schemas.microsoft.com/office/word/2010/wordprocessingCanvas" xmlns:cx="http://schemas.microsoft.com/office/drawing/2014/chartex" xmlns:cx1="http://schemas.microsoft.com/office/drawing/2015/9/8/chartex" xmlns:cx2="http://schemas.microsoft.com/office/drawing/2015/10/21/chartex" xmlns:cx3="http://schemas.microsoft.com/office/drawing/2016/5/9/chartex" xmlns:cx4="http://schemas.microsoft.com/office/drawing/2016/5/10/chartex" xmlns:cx5="http://schemas.microsoft.com/office/drawing/2016/5/11/chartex" xmlns:cx6="http://schemas.microsoft.com/office/drawing/2016/5/12/chartex" xmlns:cx7="http://schemas.microsoft.com/office/drawing/2016/5/13/chartex" xmlns:cx8="http://schemas.microsoft.com/office/drawing/2016/5/14/chartex" xmlns:mc="http://schemas.openxmlformats.org/markup-compatibility/2006" xmlns:aink="http://schemas.microsoft.com/office/drawing/2016/ink" xmlns:am3d="http://schemas.microsoft.com/office/drawing/2017/model3d" xmlns:o="urn:schemas-microsoft-com:office:office" xmlns:oel="http://schemas.microsoft.com/office/2019/extlst" xmlns:r="http://schemas.openxmlformats.org/officeDocument/2006/relationships" xmlns:m="http://schemas.openxmlformats.org/officeDocument/2006/math" xmlns:v="urn:schemas-microsoft-com:vml" xmlns:wp14="http://schemas.microsoft.com/office/word/2010/wordprocessingDrawing" xmlns:wp="http://schemas.openxmlformats.org/drawingml/2006/wordprocessingDrawing" xmlns:w10="urn:schemas-microsoft-com:office:word" xmlns:w="http://schemas.openxmlformats.org/wordprocessingml/2006/main" xmlns:w14="http://schemas.microsoft.com/office/word/2010/wordml" xmlns:w15="http://schemas.microsoft.com/office/word/2012/wordml" xmlns:w16cex="http://schemas.microsoft.com/office/word/2018/wordml/cex" xmlns:w16cid="http://schemas.microsoft.com/office/word/2016/wordml/cid" xmlns:w16="http://schemas.microsoft.com/office/word/2018/wordml" xmlns:w16sdtdh="http://schemas.microsoft.com/office/word/2020/wordml/sdtdatahash" xmlns:w16se="http://schemas.microsoft.com/office/word/2015/wordml/symex" xmlns:wpg="http://schemas.microsoft.com/office/word/2010/wordprocessingGroup" xmlns:wpi="http://schemas.microsoft.com/office/word/2010/wordprocessingInk" xmlns:wne="http://schemas.microsoft.com/office/word/2006/wordml" xmlns:wps="http://schemas.microsoft.com/office/word/2010/wordprocessingShape" mc:Ignorable="w14 w15 w16se w16cid w16 w16cex w16sdtdh wp14">
   <w:endnote w:type="separator" w:id="-1">
     <w:p>
       <w:pPr>
@@ -2583,7 +4204,7 @@
 </file>
 
 <file path=word/footer1.xml><?xml version="1.0" encoding="utf-8"?>
-<w:ftr xmlns:wpc="http://schemas.microsoft.com/office/word/2010/wordprocessingCanvas" xmlns:cx="http://schemas.microsoft.com/office/drawing/2014/chartex" xmlns:cx1="http://schemas.microsoft.com/office/drawing/2015/9/8/chartex" xmlns:cx2="http://schemas.microsoft.com/office/drawing/2015/10/21/chartex" xmlns:cx3="http://schemas.microsoft.com/office/drawing/2016/5/9/chartex" xmlns:cx4="http://schemas.microsoft.com/office/drawing/2016/5/10/chartex" xmlns:cx5="http://schemas.microsoft.com/office/drawing/2016/5/11/chartex" xmlns:cx6="http://schemas.microsoft.com/office/drawing/2016/5/12/chartex" xmlns:cx7="http://schemas.microsoft.com/office/drawing/2016/5/13/chartex" xmlns:cx8="http://schemas.microsoft.com/office/drawing/2016/5/14/chartex" xmlns:mc="http://schemas.openxmlformats.org/markup-compatibility/2006" xmlns:aink="http://schemas.microsoft.com/office/drawing/2016/ink" xmlns:am3d="http://schemas.microsoft.com/office/drawing/2017/model3d" xmlns:o="urn:schemas-microsoft-com:office:office" xmlns:oel="http://schemas.microsoft.com/office/2019/extlst" xmlns:r="http://schemas.openxmlformats.org/officeDocument/2006/relationships" xmlns:m="http://schemas.openxmlformats.org/officeDocument/2006/math" xmlns:v="urn:schemas-microsoft-com:vml" xmlns:wp14="http://schemas.microsoft.com/office/word/2010/wordprocessingDrawing" xmlns:wp="http://schemas.openxmlformats.org/drawingml/2006/wordprocessingDrawing" xmlns:w10="urn:schemas-microsoft-com:office:word" xmlns:w="http://schemas.openxmlformats.org/wordprocessingml/2006/main" xmlns:w14="http://schemas.microsoft.com/office/word/2010/wordml" xmlns:w15="http://schemas.microsoft.com/office/word/2012/wordml" xmlns:w16cex="http://schemas.microsoft.com/office/word/2018/wordml/cex" xmlns:w16cid="http://schemas.microsoft.com/office/word/2016/wordml/cid" xmlns:w16="http://schemas.microsoft.com/office/word/2018/wordml" xmlns:w16du="http://schemas.microsoft.com/office/word/2023/wordml/word16du" xmlns:w16sdtdh="http://schemas.microsoft.com/office/word/2020/wordml/sdtdatahash" xmlns:w16sdtfl="http://schemas.microsoft.com/office/word/2024/wordml/sdtformatlock" xmlns:w16se="http://schemas.microsoft.com/office/word/2015/wordml/symex" xmlns:wpg="http://schemas.microsoft.com/office/word/2010/wordprocessingGroup" xmlns:wpi="http://schemas.microsoft.com/office/word/2010/wordprocessingInk" xmlns:wne="http://schemas.microsoft.com/office/word/2006/wordml" xmlns:wps="http://schemas.microsoft.com/office/word/2010/wordprocessingShape" mc:Ignorable="w14 w15 w16se w16cid w16 w16cex w16sdtdh w16sdtfl w16du wp14">
+<w:ftr xmlns:wpc="http://schemas.microsoft.com/office/word/2010/wordprocessingCanvas" xmlns:cx="http://schemas.microsoft.com/office/drawing/2014/chartex" xmlns:cx1="http://schemas.microsoft.com/office/drawing/2015/9/8/chartex" xmlns:cx2="http://schemas.microsoft.com/office/drawing/2015/10/21/chartex" xmlns:cx3="http://schemas.microsoft.com/office/drawing/2016/5/9/chartex" xmlns:cx4="http://schemas.microsoft.com/office/drawing/2016/5/10/chartex" xmlns:cx5="http://schemas.microsoft.com/office/drawing/2016/5/11/chartex" xmlns:cx6="http://schemas.microsoft.com/office/drawing/2016/5/12/chartex" xmlns:cx7="http://schemas.microsoft.com/office/drawing/2016/5/13/chartex" xmlns:cx8="http://schemas.microsoft.com/office/drawing/2016/5/14/chartex" xmlns:mc="http://schemas.openxmlformats.org/markup-compatibility/2006" xmlns:aink="http://schemas.microsoft.com/office/drawing/2016/ink" xmlns:am3d="http://schemas.microsoft.com/office/drawing/2017/model3d" xmlns:o="urn:schemas-microsoft-com:office:office" xmlns:oel="http://schemas.microsoft.com/office/2019/extlst" xmlns:r="http://schemas.openxmlformats.org/officeDocument/2006/relationships" xmlns:m="http://schemas.openxmlformats.org/officeDocument/2006/math" xmlns:v="urn:schemas-microsoft-com:vml" xmlns:wp14="http://schemas.microsoft.com/office/word/2010/wordprocessingDrawing" xmlns:wp="http://schemas.openxmlformats.org/drawingml/2006/wordprocessingDrawing" xmlns:w10="urn:schemas-microsoft-com:office:word" xmlns:w="http://schemas.openxmlformats.org/wordprocessingml/2006/main" xmlns:w14="http://schemas.microsoft.com/office/word/2010/wordml" xmlns:w15="http://schemas.microsoft.com/office/word/2012/wordml" xmlns:w16cex="http://schemas.microsoft.com/office/word/2018/wordml/cex" xmlns:w16cid="http://schemas.microsoft.com/office/word/2016/wordml/cid" xmlns:w16="http://schemas.microsoft.com/office/word/2018/wordml" xmlns:w16sdtdh="http://schemas.microsoft.com/office/word/2020/wordml/sdtdatahash" xmlns:w16se="http://schemas.microsoft.com/office/word/2015/wordml/symex" xmlns:wpg="http://schemas.microsoft.com/office/word/2010/wordprocessingGroup" xmlns:wpi="http://schemas.microsoft.com/office/word/2010/wordprocessingInk" xmlns:wne="http://schemas.microsoft.com/office/word/2006/wordml" xmlns:wps="http://schemas.microsoft.com/office/word/2010/wordprocessingShape" mc:Ignorable="w14 w15 w16se w16cid w16 w16cex w16sdtdh wp14">
   <w:p>
     <w:pPr>
       <w:tabs>
@@ -2611,7 +4232,35 @@
           <w:rPr>
             <w:rFonts w:ascii="Arial" w:hAnsi="Arial" w:cs="Arial"/>
           </w:rPr>
-          <w:t>System Breach: Five Nights</w:t>
+          <w:t xml:space="preserve">System </w:t>
+        </w:r>
+        <w:proofErr w:type="spellStart"/>
+        <w:r>
+          <w:rPr>
+            <w:rFonts w:ascii="Arial" w:hAnsi="Arial" w:cs="Arial"/>
+          </w:rPr>
+          <w:t>Breach</w:t>
+        </w:r>
+        <w:proofErr w:type="spellEnd"/>
+        <w:r>
+          <w:rPr>
+            <w:rFonts w:ascii="Arial" w:hAnsi="Arial" w:cs="Arial"/>
+          </w:rPr>
+          <w:t xml:space="preserve">: </w:t>
+        </w:r>
+        <w:proofErr w:type="spellStart"/>
+        <w:r>
+          <w:rPr>
+            <w:rFonts w:ascii="Arial" w:hAnsi="Arial" w:cs="Arial"/>
+          </w:rPr>
+          <w:t>Five</w:t>
+        </w:r>
+        <w:proofErr w:type="spellEnd"/>
+        <w:r>
+          <w:rPr>
+            <w:rFonts w:ascii="Arial" w:hAnsi="Arial" w:cs="Arial"/>
+          </w:rPr>
+          <w:t xml:space="preserve"> Nights</w:t>
         </w:r>
       </w:sdtContent>
     </w:sdt>
@@ -2715,7 +4364,7 @@
 </file>
 
 <file path=word/footnotes.xml><?xml version="1.0" encoding="utf-8"?>
-<w:footnotes xmlns:wpc="http://schemas.microsoft.com/office/word/2010/wordprocessingCanvas" xmlns:cx="http://schemas.microsoft.com/office/drawing/2014/chartex" xmlns:cx1="http://schemas.microsoft.com/office/drawing/2015/9/8/chartex" xmlns:cx2="http://schemas.microsoft.com/office/drawing/2015/10/21/chartex" xmlns:cx3="http://schemas.microsoft.com/office/drawing/2016/5/9/chartex" xmlns:cx4="http://schemas.microsoft.com/office/drawing/2016/5/10/chartex" xmlns:cx5="http://schemas.microsoft.com/office/drawing/2016/5/11/chartex" xmlns:cx6="http://schemas.microsoft.com/office/drawing/2016/5/12/chartex" xmlns:cx7="http://schemas.microsoft.com/office/drawing/2016/5/13/chartex" xmlns:cx8="http://schemas.microsoft.com/office/drawing/2016/5/14/chartex" xmlns:mc="http://schemas.openxmlformats.org/markup-compatibility/2006" xmlns:aink="http://schemas.microsoft.com/office/drawing/2016/ink" xmlns:am3d="http://schemas.microsoft.com/office/drawing/2017/model3d" xmlns:o="urn:schemas-microsoft-com:office:office" xmlns:oel="http://schemas.microsoft.com/office/2019/extlst" xmlns:r="http://schemas.openxmlformats.org/officeDocument/2006/relationships" xmlns:m="http://schemas.openxmlformats.org/officeDocument/2006/math" xmlns:v="urn:schemas-microsoft-com:vml" xmlns:wp14="http://schemas.microsoft.com/office/word/2010/wordprocessingDrawing" xmlns:wp="http://schemas.openxmlformats.org/drawingml/2006/wordprocessingDrawing" xmlns:w10="urn:schemas-microsoft-com:office:word" xmlns:w="http://schemas.openxmlformats.org/wordprocessingml/2006/main" xmlns:w14="http://schemas.microsoft.com/office/word/2010/wordml" xmlns:w15="http://schemas.microsoft.com/office/word/2012/wordml" xmlns:w16cex="http://schemas.microsoft.com/office/word/2018/wordml/cex" xmlns:w16cid="http://schemas.microsoft.com/office/word/2016/wordml/cid" xmlns:w16="http://schemas.microsoft.com/office/word/2018/wordml" xmlns:w16du="http://schemas.microsoft.com/office/word/2023/wordml/word16du" xmlns:w16sdtdh="http://schemas.microsoft.com/office/word/2020/wordml/sdtdatahash" xmlns:w16sdtfl="http://schemas.microsoft.com/office/word/2024/wordml/sdtformatlock" xmlns:w16se="http://schemas.microsoft.com/office/word/2015/wordml/symex" xmlns:wpg="http://schemas.microsoft.com/office/word/2010/wordprocessingGroup" xmlns:wpi="http://schemas.microsoft.com/office/word/2010/wordprocessingInk" xmlns:wne="http://schemas.microsoft.com/office/word/2006/wordml" xmlns:wps="http://schemas.microsoft.com/office/word/2010/wordprocessingShape" mc:Ignorable="w14 w15 w16se w16cid w16 w16cex w16sdtdh w16sdtfl w16du wp14">
+<w:footnotes xmlns:wpc="http://schemas.microsoft.com/office/word/2010/wordprocessingCanvas" xmlns:cx="http://schemas.microsoft.com/office/drawing/2014/chartex" xmlns:cx1="http://schemas.microsoft.com/office/drawing/2015/9/8/chartex" xmlns:cx2="http://schemas.microsoft.com/office/drawing/2015/10/21/chartex" xmlns:cx3="http://schemas.microsoft.com/office/drawing/2016/5/9/chartex" xmlns:cx4="http://schemas.microsoft.com/office/drawing/2016/5/10/chartex" xmlns:cx5="http://schemas.microsoft.com/office/drawing/2016/5/11/chartex" xmlns:cx6="http://schemas.microsoft.com/office/drawing/2016/5/12/chartex" xmlns:cx7="http://schemas.microsoft.com/office/drawing/2016/5/13/chartex" xmlns:cx8="http://schemas.microsoft.com/office/drawing/2016/5/14/chartex" xmlns:mc="http://schemas.openxmlformats.org/markup-compatibility/2006" xmlns:aink="http://schemas.microsoft.com/office/drawing/2016/ink" xmlns:am3d="http://schemas.microsoft.com/office/drawing/2017/model3d" xmlns:o="urn:schemas-microsoft-com:office:office" xmlns:oel="http://schemas.microsoft.com/office/2019/extlst" xmlns:r="http://schemas.openxmlformats.org/officeDocument/2006/relationships" xmlns:m="http://schemas.openxmlformats.org/officeDocument/2006/math" xmlns:v="urn:schemas-microsoft-com:vml" xmlns:wp14="http://schemas.microsoft.com/office/word/2010/wordprocessingDrawing" xmlns:wp="http://schemas.openxmlformats.org/drawingml/2006/wordprocessingDrawing" xmlns:w10="urn:schemas-microsoft-com:office:word" xmlns:w="http://schemas.openxmlformats.org/wordprocessingml/2006/main" xmlns:w14="http://schemas.microsoft.com/office/word/2010/wordml" xmlns:w15="http://schemas.microsoft.com/office/word/2012/wordml" xmlns:w16cex="http://schemas.microsoft.com/office/word/2018/wordml/cex" xmlns:w16cid="http://schemas.microsoft.com/office/word/2016/wordml/cid" xmlns:w16="http://schemas.microsoft.com/office/word/2018/wordml" xmlns:w16sdtdh="http://schemas.microsoft.com/office/word/2020/wordml/sdtdatahash" xmlns:w16se="http://schemas.microsoft.com/office/word/2015/wordml/symex" xmlns:wpg="http://schemas.microsoft.com/office/word/2010/wordprocessingGroup" xmlns:wpi="http://schemas.microsoft.com/office/word/2010/wordprocessingInk" xmlns:wne="http://schemas.microsoft.com/office/word/2006/wordml" xmlns:wps="http://schemas.microsoft.com/office/word/2010/wordprocessingShape" mc:Ignorable="w14 w15 w16se w16cid w16 w16cex w16sdtdh wp14">
   <w:footnote w:type="separator" w:id="-1">
     <w:p>
       <w:pPr>
@@ -2740,7 +4389,7 @@
 </file>
 
 <file path=word/header1.xml><?xml version="1.0" encoding="utf-8"?>
-<w:hdr xmlns:wpc="http://schemas.microsoft.com/office/word/2010/wordprocessingCanvas" xmlns:cx="http://schemas.microsoft.com/office/drawing/2014/chartex" xmlns:cx1="http://schemas.microsoft.com/office/drawing/2015/9/8/chartex" xmlns:cx2="http://schemas.microsoft.com/office/drawing/2015/10/21/chartex" xmlns:cx3="http://schemas.microsoft.com/office/drawing/2016/5/9/chartex" xmlns:cx4="http://schemas.microsoft.com/office/drawing/2016/5/10/chartex" xmlns:cx5="http://schemas.microsoft.com/office/drawing/2016/5/11/chartex" xmlns:cx6="http://schemas.microsoft.com/office/drawing/2016/5/12/chartex" xmlns:cx7="http://schemas.microsoft.com/office/drawing/2016/5/13/chartex" xmlns:cx8="http://schemas.microsoft.com/office/drawing/2016/5/14/chartex" xmlns:mc="http://schemas.openxmlformats.org/markup-compatibility/2006" xmlns:aink="http://schemas.microsoft.com/office/drawing/2016/ink" xmlns:am3d="http://schemas.microsoft.com/office/drawing/2017/model3d" xmlns:o="urn:schemas-microsoft-com:office:office" xmlns:oel="http://schemas.microsoft.com/office/2019/extlst" xmlns:r="http://schemas.openxmlformats.org/officeDocument/2006/relationships" xmlns:m="http://schemas.openxmlformats.org/officeDocument/2006/math" xmlns:v="urn:schemas-microsoft-com:vml" xmlns:wp14="http://schemas.microsoft.com/office/word/2010/wordprocessingDrawing" xmlns:wp="http://schemas.openxmlformats.org/drawingml/2006/wordprocessingDrawing" xmlns:w10="urn:schemas-microsoft-com:office:word" xmlns:w="http://schemas.openxmlformats.org/wordprocessingml/2006/main" xmlns:w14="http://schemas.microsoft.com/office/word/2010/wordml" xmlns:w15="http://schemas.microsoft.com/office/word/2012/wordml" xmlns:w16cex="http://schemas.microsoft.com/office/word/2018/wordml/cex" xmlns:w16cid="http://schemas.microsoft.com/office/word/2016/wordml/cid" xmlns:w16="http://schemas.microsoft.com/office/word/2018/wordml" xmlns:w16du="http://schemas.microsoft.com/office/word/2023/wordml/word16du" xmlns:w16sdtdh="http://schemas.microsoft.com/office/word/2020/wordml/sdtdatahash" xmlns:w16sdtfl="http://schemas.microsoft.com/office/word/2024/wordml/sdtformatlock" xmlns:w16se="http://schemas.microsoft.com/office/word/2015/wordml/symex" xmlns:wpg="http://schemas.microsoft.com/office/word/2010/wordprocessingGroup" xmlns:wpi="http://schemas.microsoft.com/office/word/2010/wordprocessingInk" xmlns:wne="http://schemas.microsoft.com/office/word/2006/wordml" xmlns:wps="http://schemas.microsoft.com/office/word/2010/wordprocessingShape" mc:Ignorable="w14 w15 w16se w16cid w16 w16cex w16sdtdh w16sdtfl w16du wp14">
+<w:hdr xmlns:wpc="http://schemas.microsoft.com/office/word/2010/wordprocessingCanvas" xmlns:cx="http://schemas.microsoft.com/office/drawing/2014/chartex" xmlns:cx1="http://schemas.microsoft.com/office/drawing/2015/9/8/chartex" xmlns:cx2="http://schemas.microsoft.com/office/drawing/2015/10/21/chartex" xmlns:cx3="http://schemas.microsoft.com/office/drawing/2016/5/9/chartex" xmlns:cx4="http://schemas.microsoft.com/office/drawing/2016/5/10/chartex" xmlns:cx5="http://schemas.microsoft.com/office/drawing/2016/5/11/chartex" xmlns:cx6="http://schemas.microsoft.com/office/drawing/2016/5/12/chartex" xmlns:cx7="http://schemas.microsoft.com/office/drawing/2016/5/13/chartex" xmlns:cx8="http://schemas.microsoft.com/office/drawing/2016/5/14/chartex" xmlns:mc="http://schemas.openxmlformats.org/markup-compatibility/2006" xmlns:aink="http://schemas.microsoft.com/office/drawing/2016/ink" xmlns:am3d="http://schemas.microsoft.com/office/drawing/2017/model3d" xmlns:o="urn:schemas-microsoft-com:office:office" xmlns:oel="http://schemas.microsoft.com/office/2019/extlst" xmlns:r="http://schemas.openxmlformats.org/officeDocument/2006/relationships" xmlns:m="http://schemas.openxmlformats.org/officeDocument/2006/math" xmlns:v="urn:schemas-microsoft-com:vml" xmlns:wp14="http://schemas.microsoft.com/office/word/2010/wordprocessingDrawing" xmlns:wp="http://schemas.openxmlformats.org/drawingml/2006/wordprocessingDrawing" xmlns:w10="urn:schemas-microsoft-com:office:word" xmlns:w="http://schemas.openxmlformats.org/wordprocessingml/2006/main" xmlns:w14="http://schemas.microsoft.com/office/word/2010/wordml" xmlns:w15="http://schemas.microsoft.com/office/word/2012/wordml" xmlns:w16cex="http://schemas.microsoft.com/office/word/2018/wordml/cex" xmlns:w16cid="http://schemas.microsoft.com/office/word/2016/wordml/cid" xmlns:w16="http://schemas.microsoft.com/office/word/2018/wordml" xmlns:w16sdtdh="http://schemas.microsoft.com/office/word/2020/wordml/sdtdatahash" xmlns:w16se="http://schemas.microsoft.com/office/word/2015/wordml/symex" xmlns:wpg="http://schemas.microsoft.com/office/word/2010/wordprocessingGroup" xmlns:wpi="http://schemas.microsoft.com/office/word/2010/wordprocessingInk" xmlns:wne="http://schemas.microsoft.com/office/word/2006/wordml" xmlns:wps="http://schemas.microsoft.com/office/word/2010/wordprocessingShape" mc:Ignorable="w14 w15 w16se w16cid w16 w16cex w16sdtdh wp14">
   <w:p>
     <w:pPr>
       <w:tabs>
@@ -2787,7 +4436,7 @@
 </file>
 
 <file path=word/numbering.xml><?xml version="1.0" encoding="utf-8"?>
-<w:numbering xmlns:wpc="http://schemas.microsoft.com/office/word/2010/wordprocessingCanvas" xmlns:cx="http://schemas.microsoft.com/office/drawing/2014/chartex" xmlns:cx1="http://schemas.microsoft.com/office/drawing/2015/9/8/chartex" xmlns:cx2="http://schemas.microsoft.com/office/drawing/2015/10/21/chartex" xmlns:cx3="http://schemas.microsoft.com/office/drawing/2016/5/9/chartex" xmlns:cx4="http://schemas.microsoft.com/office/drawing/2016/5/10/chartex" xmlns:cx5="http://schemas.microsoft.com/office/drawing/2016/5/11/chartex" xmlns:cx6="http://schemas.microsoft.com/office/drawing/2016/5/12/chartex" xmlns:cx7="http://schemas.microsoft.com/office/drawing/2016/5/13/chartex" xmlns:cx8="http://schemas.microsoft.com/office/drawing/2016/5/14/chartex" xmlns:mc="http://schemas.openxmlformats.org/markup-compatibility/2006" xmlns:aink="http://schemas.microsoft.com/office/drawing/2016/ink" xmlns:am3d="http://schemas.microsoft.com/office/drawing/2017/model3d" xmlns:o="urn:schemas-microsoft-com:office:office" xmlns:oel="http://schemas.microsoft.com/office/2019/extlst" xmlns:r="http://schemas.openxmlformats.org/officeDocument/2006/relationships" xmlns:m="http://schemas.openxmlformats.org/officeDocument/2006/math" xmlns:v="urn:schemas-microsoft-com:vml" xmlns:wp14="http://schemas.microsoft.com/office/word/2010/wordprocessingDrawing" xmlns:wp="http://schemas.openxmlformats.org/drawingml/2006/wordprocessingDrawing" xmlns:w10="urn:schemas-microsoft-com:office:word" xmlns:w="http://schemas.openxmlformats.org/wordprocessingml/2006/main" xmlns:w14="http://schemas.microsoft.com/office/word/2010/wordml" xmlns:w15="http://schemas.microsoft.com/office/word/2012/wordml" xmlns:w16cex="http://schemas.microsoft.com/office/word/2018/wordml/cex" xmlns:w16cid="http://schemas.microsoft.com/office/word/2016/wordml/cid" xmlns:w16="http://schemas.microsoft.com/office/word/2018/wordml" xmlns:w16du="http://schemas.microsoft.com/office/word/2023/wordml/word16du" xmlns:w16sdtdh="http://schemas.microsoft.com/office/word/2020/wordml/sdtdatahash" xmlns:w16sdtfl="http://schemas.microsoft.com/office/word/2024/wordml/sdtformatlock" xmlns:w16se="http://schemas.microsoft.com/office/word/2015/wordml/symex" xmlns:wpg="http://schemas.microsoft.com/office/word/2010/wordprocessingGroup" xmlns:wpi="http://schemas.microsoft.com/office/word/2010/wordprocessingInk" xmlns:wne="http://schemas.microsoft.com/office/word/2006/wordml" xmlns:wps="http://schemas.microsoft.com/office/word/2010/wordprocessingShape" mc:Ignorable="w14 w15 w16se w16cid w16 w16cex w16sdtdh w16sdtfl w16du wp14">
+<w:numbering xmlns:wpc="http://schemas.microsoft.com/office/word/2010/wordprocessingCanvas" xmlns:cx="http://schemas.microsoft.com/office/drawing/2014/chartex" xmlns:cx1="http://schemas.microsoft.com/office/drawing/2015/9/8/chartex" xmlns:cx2="http://schemas.microsoft.com/office/drawing/2015/10/21/chartex" xmlns:cx3="http://schemas.microsoft.com/office/drawing/2016/5/9/chartex" xmlns:cx4="http://schemas.microsoft.com/office/drawing/2016/5/10/chartex" xmlns:cx5="http://schemas.microsoft.com/office/drawing/2016/5/11/chartex" xmlns:cx6="http://schemas.microsoft.com/office/drawing/2016/5/12/chartex" xmlns:cx7="http://schemas.microsoft.com/office/drawing/2016/5/13/chartex" xmlns:cx8="http://schemas.microsoft.com/office/drawing/2016/5/14/chartex" xmlns:mc="http://schemas.openxmlformats.org/markup-compatibility/2006" xmlns:aink="http://schemas.microsoft.com/office/drawing/2016/ink" xmlns:am3d="http://schemas.microsoft.com/office/drawing/2017/model3d" xmlns:o="urn:schemas-microsoft-com:office:office" xmlns:oel="http://schemas.microsoft.com/office/2019/extlst" xmlns:r="http://schemas.openxmlformats.org/officeDocument/2006/relationships" xmlns:m="http://schemas.openxmlformats.org/officeDocument/2006/math" xmlns:v="urn:schemas-microsoft-com:vml" xmlns:wp14="http://schemas.microsoft.com/office/word/2010/wordprocessingDrawing" xmlns:wp="http://schemas.openxmlformats.org/drawingml/2006/wordprocessingDrawing" xmlns:w10="urn:schemas-microsoft-com:office:word" xmlns:w="http://schemas.openxmlformats.org/wordprocessingml/2006/main" xmlns:w14="http://schemas.microsoft.com/office/word/2010/wordml" xmlns:w15="http://schemas.microsoft.com/office/word/2012/wordml" xmlns:w16cex="http://schemas.microsoft.com/office/word/2018/wordml/cex" xmlns:w16cid="http://schemas.microsoft.com/office/word/2016/wordml/cid" xmlns:w16="http://schemas.microsoft.com/office/word/2018/wordml" xmlns:w16sdtdh="http://schemas.microsoft.com/office/word/2020/wordml/sdtdatahash" xmlns:w16se="http://schemas.microsoft.com/office/word/2015/wordml/symex" xmlns:wpg="http://schemas.microsoft.com/office/word/2010/wordprocessingGroup" xmlns:wpi="http://schemas.microsoft.com/office/word/2010/wordprocessingInk" xmlns:wne="http://schemas.microsoft.com/office/word/2006/wordml" xmlns:wps="http://schemas.microsoft.com/office/word/2010/wordprocessingShape" mc:Ignorable="w14 w15 w16se w16cid w16 w16cex w16sdtdh wp14">
   <w:abstractNum w:abstractNumId="0" w15:restartNumberingAfterBreak="0">
     <w:nsid w:val="1AC113DD"/>
     <w:multiLevelType w:val="hybridMultilevel"/>
@@ -5080,7 +6729,7 @@
 </file>
 
 <file path=word/styles.xml><?xml version="1.0" encoding="utf-8"?>
-<w:styles xmlns:mc="http://schemas.openxmlformats.org/markup-compatibility/2006" xmlns:r="http://schemas.openxmlformats.org/officeDocument/2006/relationships" xmlns:w="http://schemas.openxmlformats.org/wordprocessingml/2006/main" xmlns:w14="http://schemas.microsoft.com/office/word/2010/wordml" xmlns:w15="http://schemas.microsoft.com/office/word/2012/wordml" xmlns:w16cex="http://schemas.microsoft.com/office/word/2018/wordml/cex" xmlns:w16cid="http://schemas.microsoft.com/office/word/2016/wordml/cid" xmlns:w16="http://schemas.microsoft.com/office/word/2018/wordml" xmlns:w16du="http://schemas.microsoft.com/office/word/2023/wordml/word16du" xmlns:w16sdtdh="http://schemas.microsoft.com/office/word/2020/wordml/sdtdatahash" xmlns:w16sdtfl="http://schemas.microsoft.com/office/word/2024/wordml/sdtformatlock" xmlns:w16se="http://schemas.microsoft.com/office/word/2015/wordml/symex" mc:Ignorable="w14 w15 w16se w16cid w16 w16cex w16sdtdh w16sdtfl w16du">
+<w:styles xmlns:mc="http://schemas.openxmlformats.org/markup-compatibility/2006" xmlns:r="http://schemas.openxmlformats.org/officeDocument/2006/relationships" xmlns:w="http://schemas.openxmlformats.org/wordprocessingml/2006/main" xmlns:w14="http://schemas.microsoft.com/office/word/2010/wordml" xmlns:w15="http://schemas.microsoft.com/office/word/2012/wordml" xmlns:w16cex="http://schemas.microsoft.com/office/word/2018/wordml/cex" xmlns:w16cid="http://schemas.microsoft.com/office/word/2016/wordml/cid" xmlns:w16="http://schemas.microsoft.com/office/word/2018/wordml" xmlns:w16sdtdh="http://schemas.microsoft.com/office/word/2020/wordml/sdtdatahash" xmlns:w16se="http://schemas.microsoft.com/office/word/2015/wordml/symex" mc:Ignorable="w14 w15 w16se w16cid w16 w16cex w16sdtdh">
   <w:docDefaults>
     <w:rPrDefault>
       <w:rPr>
@@ -5504,7 +7153,6 @@
   <w:style w:type="character" w:default="1" w:styleId="Carpredefinitoparagrafo">
     <w:name w:val="Default Paragraph Font"/>
     <w:uiPriority w:val="1"/>
-    <w:semiHidden/>
     <w:unhideWhenUsed/>
   </w:style>
   <w:style w:type="table" w:default="1" w:styleId="Tabellanormale">
@@ -5960,7 +7608,7 @@
 </file>
 
 <file path=word/glossary/document.xml><?xml version="1.0" encoding="utf-8"?>
-<w:glossaryDocument xmlns:wpc="http://schemas.microsoft.com/office/word/2010/wordprocessingCanvas" xmlns:cx="http://schemas.microsoft.com/office/drawing/2014/chartex" xmlns:cx1="http://schemas.microsoft.com/office/drawing/2015/9/8/chartex" xmlns:cx2="http://schemas.microsoft.com/office/drawing/2015/10/21/chartex" xmlns:cx3="http://schemas.microsoft.com/office/drawing/2016/5/9/chartex" xmlns:cx4="http://schemas.microsoft.com/office/drawing/2016/5/10/chartex" xmlns:cx5="http://schemas.microsoft.com/office/drawing/2016/5/11/chartex" xmlns:cx6="http://schemas.microsoft.com/office/drawing/2016/5/12/chartex" xmlns:cx7="http://schemas.microsoft.com/office/drawing/2016/5/13/chartex" xmlns:cx8="http://schemas.microsoft.com/office/drawing/2016/5/14/chartex" xmlns:mc="http://schemas.openxmlformats.org/markup-compatibility/2006" xmlns:aink="http://schemas.microsoft.com/office/drawing/2016/ink" xmlns:am3d="http://schemas.microsoft.com/office/drawing/2017/model3d" xmlns:o="urn:schemas-microsoft-com:office:office" xmlns:oel="http://schemas.microsoft.com/office/2019/extlst" xmlns:r="http://schemas.openxmlformats.org/officeDocument/2006/relationships" xmlns:m="http://schemas.openxmlformats.org/officeDocument/2006/math" xmlns:v="urn:schemas-microsoft-com:vml" xmlns:wp14="http://schemas.microsoft.com/office/word/2010/wordprocessingDrawing" xmlns:wp="http://schemas.openxmlformats.org/drawingml/2006/wordprocessingDrawing" xmlns:w10="urn:schemas-microsoft-com:office:word" xmlns:w="http://schemas.openxmlformats.org/wordprocessingml/2006/main" xmlns:w14="http://schemas.microsoft.com/office/word/2010/wordml" xmlns:w15="http://schemas.microsoft.com/office/word/2012/wordml" xmlns:w16cex="http://schemas.microsoft.com/office/word/2018/wordml/cex" xmlns:w16cid="http://schemas.microsoft.com/office/word/2016/wordml/cid" xmlns:w16="http://schemas.microsoft.com/office/word/2018/wordml" xmlns:w16du="http://schemas.microsoft.com/office/word/2023/wordml/word16du" xmlns:w16sdtdh="http://schemas.microsoft.com/office/word/2020/wordml/sdtdatahash" xmlns:w16sdtfl="http://schemas.microsoft.com/office/word/2024/wordml/sdtformatlock" xmlns:w16se="http://schemas.microsoft.com/office/word/2015/wordml/symex" xmlns:wpg="http://schemas.microsoft.com/office/word/2010/wordprocessingGroup" xmlns:wpi="http://schemas.microsoft.com/office/word/2010/wordprocessingInk" xmlns:wne="http://schemas.microsoft.com/office/word/2006/wordml" xmlns:wps="http://schemas.microsoft.com/office/word/2010/wordprocessingShape" mc:Ignorable="w14 w15 w16se w16cid w16 w16cex w16sdtdh w16sdtfl w16du wp14">
+<w:glossaryDocument xmlns:wpc="http://schemas.microsoft.com/office/word/2010/wordprocessingCanvas" xmlns:cx="http://schemas.microsoft.com/office/drawing/2014/chartex" xmlns:cx1="http://schemas.microsoft.com/office/drawing/2015/9/8/chartex" xmlns:cx2="http://schemas.microsoft.com/office/drawing/2015/10/21/chartex" xmlns:cx3="http://schemas.microsoft.com/office/drawing/2016/5/9/chartex" xmlns:cx4="http://schemas.microsoft.com/office/drawing/2016/5/10/chartex" xmlns:cx5="http://schemas.microsoft.com/office/drawing/2016/5/11/chartex" xmlns:cx6="http://schemas.microsoft.com/office/drawing/2016/5/12/chartex" xmlns:cx7="http://schemas.microsoft.com/office/drawing/2016/5/13/chartex" xmlns:cx8="http://schemas.microsoft.com/office/drawing/2016/5/14/chartex" xmlns:mc="http://schemas.openxmlformats.org/markup-compatibility/2006" xmlns:aink="http://schemas.microsoft.com/office/drawing/2016/ink" xmlns:am3d="http://schemas.microsoft.com/office/drawing/2017/model3d" xmlns:o="urn:schemas-microsoft-com:office:office" xmlns:oel="http://schemas.microsoft.com/office/2019/extlst" xmlns:r="http://schemas.openxmlformats.org/officeDocument/2006/relationships" xmlns:m="http://schemas.openxmlformats.org/officeDocument/2006/math" xmlns:v="urn:schemas-microsoft-com:vml" xmlns:wp14="http://schemas.microsoft.com/office/word/2010/wordprocessingDrawing" xmlns:wp="http://schemas.openxmlformats.org/drawingml/2006/wordprocessingDrawing" xmlns:w10="urn:schemas-microsoft-com:office:word" xmlns:w="http://schemas.openxmlformats.org/wordprocessingml/2006/main" xmlns:w14="http://schemas.microsoft.com/office/word/2010/wordml" xmlns:w15="http://schemas.microsoft.com/office/word/2012/wordml" xmlns:w16cex="http://schemas.microsoft.com/office/word/2018/wordml/cex" xmlns:w16cid="http://schemas.microsoft.com/office/word/2016/wordml/cid" xmlns:w16="http://schemas.microsoft.com/office/word/2018/wordml" xmlns:w16sdtdh="http://schemas.microsoft.com/office/word/2020/wordml/sdtdatahash" xmlns:w16se="http://schemas.microsoft.com/office/word/2015/wordml/symex" xmlns:wpg="http://schemas.microsoft.com/office/word/2010/wordprocessingGroup" xmlns:wpi="http://schemas.microsoft.com/office/word/2010/wordprocessingInk" xmlns:wne="http://schemas.microsoft.com/office/word/2006/wordml" xmlns:wps="http://schemas.microsoft.com/office/word/2010/wordprocessingShape" mc:Ignorable="w14 w15 w16se w16cid w16 w16cex w16sdtdh wp14">
   <w:docParts>
     <w:docPart>
       <w:docPartPr>
@@ -5996,7 +7644,7 @@
 </file>
 
 <file path=word/glossary/fontTable.xml><?xml version="1.0" encoding="utf-8"?>
-<w:fonts xmlns:mc="http://schemas.openxmlformats.org/markup-compatibility/2006" xmlns:r="http://schemas.openxmlformats.org/officeDocument/2006/relationships" xmlns:w="http://schemas.openxmlformats.org/wordprocessingml/2006/main" xmlns:w14="http://schemas.microsoft.com/office/word/2010/wordml" xmlns:w15="http://schemas.microsoft.com/office/word/2012/wordml" xmlns:w16cex="http://schemas.microsoft.com/office/word/2018/wordml/cex" xmlns:w16cid="http://schemas.microsoft.com/office/word/2016/wordml/cid" xmlns:w16="http://schemas.microsoft.com/office/word/2018/wordml" xmlns:w16du="http://schemas.microsoft.com/office/word/2023/wordml/word16du" xmlns:w16sdtdh="http://schemas.microsoft.com/office/word/2020/wordml/sdtdatahash" xmlns:w16sdtfl="http://schemas.microsoft.com/office/word/2024/wordml/sdtformatlock" xmlns:w16se="http://schemas.microsoft.com/office/word/2015/wordml/symex" mc:Ignorable="w14 w15 w16se w16cid w16 w16cex w16sdtdh w16sdtfl w16du">
+<w:fonts xmlns:mc="http://schemas.openxmlformats.org/markup-compatibility/2006" xmlns:r="http://schemas.openxmlformats.org/officeDocument/2006/relationships" xmlns:w="http://schemas.openxmlformats.org/wordprocessingml/2006/main" xmlns:w14="http://schemas.microsoft.com/office/word/2010/wordml" xmlns:w15="http://schemas.microsoft.com/office/word/2012/wordml" xmlns:w16cex="http://schemas.microsoft.com/office/word/2018/wordml/cex" xmlns:w16cid="http://schemas.microsoft.com/office/word/2016/wordml/cid" xmlns:w16="http://schemas.microsoft.com/office/word/2018/wordml" xmlns:w16sdtdh="http://schemas.microsoft.com/office/word/2020/wordml/sdtdatahash" xmlns:w16se="http://schemas.microsoft.com/office/word/2015/wordml/symex" mc:Ignorable="w14 w15 w16se w16cid w16 w16cex w16sdtdh">
   <w:font w:name="Calibri">
     <w:panose1 w:val="020F0502020204030204"/>
     <w:charset w:val="00"/>
@@ -6069,7 +7717,7 @@
 </file>
 
 <file path=word/glossary/settings.xml><?xml version="1.0" encoding="utf-8"?>
-<w:settings xmlns:mc="http://schemas.openxmlformats.org/markup-compatibility/2006" xmlns:o="urn:schemas-microsoft-com:office:office" xmlns:r="http://schemas.openxmlformats.org/officeDocument/2006/relationships" xmlns:m="http://schemas.openxmlformats.org/officeDocument/2006/math" xmlns:v="urn:schemas-microsoft-com:vml" xmlns:w10="urn:schemas-microsoft-com:office:word" xmlns:w="http://schemas.openxmlformats.org/wordprocessingml/2006/main" xmlns:w14="http://schemas.microsoft.com/office/word/2010/wordml" xmlns:w15="http://schemas.microsoft.com/office/word/2012/wordml" xmlns:w16cex="http://schemas.microsoft.com/office/word/2018/wordml/cex" xmlns:w16cid="http://schemas.microsoft.com/office/word/2016/wordml/cid" xmlns:w16="http://schemas.microsoft.com/office/word/2018/wordml" xmlns:w16du="http://schemas.microsoft.com/office/word/2023/wordml/word16du" xmlns:w16sdtdh="http://schemas.microsoft.com/office/word/2020/wordml/sdtdatahash" xmlns:w16sdtfl="http://schemas.microsoft.com/office/word/2024/wordml/sdtformatlock" xmlns:w16se="http://schemas.microsoft.com/office/word/2015/wordml/symex" xmlns:sl="http://schemas.openxmlformats.org/schemaLibrary/2006/main" mc:Ignorable="w14 w15 w16se w16cid w16 w16cex w16sdtdh w16sdtfl w16du">
+<w:settings xmlns:mc="http://schemas.openxmlformats.org/markup-compatibility/2006" xmlns:o="urn:schemas-microsoft-com:office:office" xmlns:r="http://schemas.openxmlformats.org/officeDocument/2006/relationships" xmlns:m="http://schemas.openxmlformats.org/officeDocument/2006/math" xmlns:v="urn:schemas-microsoft-com:vml" xmlns:w10="urn:schemas-microsoft-com:office:word" xmlns:w="http://schemas.openxmlformats.org/wordprocessingml/2006/main" xmlns:w14="http://schemas.microsoft.com/office/word/2010/wordml" xmlns:w15="http://schemas.microsoft.com/office/word/2012/wordml" xmlns:w16cex="http://schemas.microsoft.com/office/word/2018/wordml/cex" xmlns:w16cid="http://schemas.microsoft.com/office/word/2016/wordml/cid" xmlns:w16="http://schemas.microsoft.com/office/word/2018/wordml" xmlns:w16sdtdh="http://schemas.microsoft.com/office/word/2020/wordml/sdtdatahash" xmlns:w16se="http://schemas.microsoft.com/office/word/2015/wordml/symex" xmlns:sl="http://schemas.openxmlformats.org/schemaLibrary/2006/main" mc:Ignorable="w14 w15 w16se w16cid w16 w16cex w16sdtdh">
   <w:view w:val="normal"/>
   <w:defaultTabStop w:val="708"/>
   <w:hyphenationZone w:val="283"/>
@@ -6101,6 +7749,7 @@
     <w:rsid w:val="001D061C"/>
     <w:rsid w:val="001D27C6"/>
     <w:rsid w:val="001E62F3"/>
+    <w:rsid w:val="00232006"/>
     <w:rsid w:val="002413AD"/>
     <w:rsid w:val="00251CAF"/>
     <w:rsid w:val="00262942"/>
@@ -6116,7 +7765,6 @@
     <w:rsid w:val="00357BE2"/>
     <w:rsid w:val="00390B51"/>
     <w:rsid w:val="00392F29"/>
-    <w:rsid w:val="003A4DA9"/>
     <w:rsid w:val="003B33FF"/>
     <w:rsid w:val="003B7632"/>
     <w:rsid w:val="003F5C32"/>
@@ -6146,6 +7794,7 @@
     <w:rsid w:val="0063600C"/>
     <w:rsid w:val="006426E3"/>
     <w:rsid w:val="00670B36"/>
+    <w:rsid w:val="00671005"/>
     <w:rsid w:val="00673D1E"/>
     <w:rsid w:val="00682218"/>
     <w:rsid w:val="00690748"/>
@@ -6154,6 +7803,7 @@
     <w:rsid w:val="00754822"/>
     <w:rsid w:val="007778E5"/>
     <w:rsid w:val="007839C7"/>
+    <w:rsid w:val="00791C06"/>
     <w:rsid w:val="00793912"/>
     <w:rsid w:val="007A4EC3"/>
     <w:rsid w:val="007C49C7"/>
@@ -6177,7 +7827,6 @@
     <w:rsid w:val="0095694A"/>
     <w:rsid w:val="00997E7D"/>
     <w:rsid w:val="009D5B0A"/>
-    <w:rsid w:val="009F50F2"/>
     <w:rsid w:val="00A139A6"/>
     <w:rsid w:val="00A1514F"/>
     <w:rsid w:val="00A352DF"/>
@@ -6220,6 +7869,7 @@
     <w:rsid w:val="00E42975"/>
     <w:rsid w:val="00E65056"/>
     <w:rsid w:val="00EA31B1"/>
+    <w:rsid w:val="00EB1B5C"/>
     <w:rsid w:val="00EB36D6"/>
     <w:rsid w:val="00EC6CCE"/>
     <w:rsid w:val="00EE4297"/>
@@ -6255,7 +7905,7 @@
 </file>
 
 <file path=word/glossary/styles.xml><?xml version="1.0" encoding="utf-8"?>
-<w:styles xmlns:mc="http://schemas.openxmlformats.org/markup-compatibility/2006" xmlns:r="http://schemas.openxmlformats.org/officeDocument/2006/relationships" xmlns:w="http://schemas.openxmlformats.org/wordprocessingml/2006/main" xmlns:w14="http://schemas.microsoft.com/office/word/2010/wordml" xmlns:w15="http://schemas.microsoft.com/office/word/2012/wordml" xmlns:w16cex="http://schemas.microsoft.com/office/word/2018/wordml/cex" xmlns:w16cid="http://schemas.microsoft.com/office/word/2016/wordml/cid" xmlns:w16="http://schemas.microsoft.com/office/word/2018/wordml" xmlns:w16du="http://schemas.microsoft.com/office/word/2023/wordml/word16du" xmlns:w16sdtdh="http://schemas.microsoft.com/office/word/2020/wordml/sdtdatahash" xmlns:w16sdtfl="http://schemas.microsoft.com/office/word/2024/wordml/sdtformatlock" xmlns:w16se="http://schemas.microsoft.com/office/word/2015/wordml/symex" mc:Ignorable="w14 w15 w16se w16cid w16 w16cex w16sdtdh w16sdtfl w16du">
+<w:styles xmlns:mc="http://schemas.openxmlformats.org/markup-compatibility/2006" xmlns:r="http://schemas.openxmlformats.org/officeDocument/2006/relationships" xmlns:w="http://schemas.openxmlformats.org/wordprocessingml/2006/main" xmlns:w14="http://schemas.microsoft.com/office/word/2010/wordml" xmlns:w15="http://schemas.microsoft.com/office/word/2012/wordml" xmlns:w16cex="http://schemas.microsoft.com/office/word/2018/wordml/cex" xmlns:w16cid="http://schemas.microsoft.com/office/word/2016/wordml/cid" xmlns:w16="http://schemas.microsoft.com/office/word/2018/wordml" xmlns:w16sdtdh="http://schemas.microsoft.com/office/word/2020/wordml/sdtdatahash" xmlns:w16se="http://schemas.microsoft.com/office/word/2015/wordml/symex" mc:Ignorable="w14 w15 w16se w16cid w16 w16cex w16sdtdh">
   <w:docDefaults>
     <w:rPrDefault>
       <w:rPr>
@@ -6691,7 +8341,7 @@
 </file>
 
 <file path=word/glossary/webSettings.xml><?xml version="1.0" encoding="utf-8"?>
-<w:webSettings xmlns:mc="http://schemas.openxmlformats.org/markup-compatibility/2006" xmlns:r="http://schemas.openxmlformats.org/officeDocument/2006/relationships" xmlns:w="http://schemas.openxmlformats.org/wordprocessingml/2006/main" xmlns:w14="http://schemas.microsoft.com/office/word/2010/wordml" xmlns:w15="http://schemas.microsoft.com/office/word/2012/wordml" xmlns:w16cex="http://schemas.microsoft.com/office/word/2018/wordml/cex" xmlns:w16cid="http://schemas.microsoft.com/office/word/2016/wordml/cid" xmlns:w16="http://schemas.microsoft.com/office/word/2018/wordml" xmlns:w16du="http://schemas.microsoft.com/office/word/2023/wordml/word16du" xmlns:w16sdtdh="http://schemas.microsoft.com/office/word/2020/wordml/sdtdatahash" xmlns:w16sdtfl="http://schemas.microsoft.com/office/word/2024/wordml/sdtformatlock" xmlns:w16se="http://schemas.microsoft.com/office/word/2015/wordml/symex" mc:Ignorable="w14 w15 w16se w16cid w16 w16cex w16sdtdh w16sdtfl w16du">
+<w:webSettings xmlns:mc="http://schemas.openxmlformats.org/markup-compatibility/2006" xmlns:r="http://schemas.openxmlformats.org/officeDocument/2006/relationships" xmlns:w="http://schemas.openxmlformats.org/wordprocessingml/2006/main" xmlns:w14="http://schemas.microsoft.com/office/word/2010/wordml" xmlns:w15="http://schemas.microsoft.com/office/word/2012/wordml" xmlns:w16cex="http://schemas.microsoft.com/office/word/2018/wordml/cex" xmlns:w16cid="http://schemas.microsoft.com/office/word/2016/wordml/cid" xmlns:w16="http://schemas.microsoft.com/office/word/2018/wordml" xmlns:w16sdtdh="http://schemas.microsoft.com/office/word/2020/wordml/sdtdatahash" xmlns:w16se="http://schemas.microsoft.com/office/word/2015/wordml/symex" mc:Ignorable="w14 w15 w16se w16cid w16 w16cex w16sdtdh">
   <w:optimizeForBrowser/>
   <w:allowPNG/>
 </w:webSettings>

--- a/4_Diari/Diario.docx
+++ b/4_Diari/Diario.docx
@@ -732,7 +732,21 @@
               <w:rPr>
                 <w:rFonts w:ascii="Arial" w:hAnsi="Arial" w:cs="Arial"/>
               </w:rPr>
-              <w:t xml:space="preserve">Finire lo use case e fare un activity </w:t>
+              <w:t xml:space="preserve">Finire </w:t>
+            </w:r>
+            <w:proofErr w:type="gramStart"/>
+            <w:r>
+              <w:rPr>
+                <w:rFonts w:ascii="Arial" w:hAnsi="Arial" w:cs="Arial"/>
+              </w:rPr>
+              <w:t>lo use</w:t>
+            </w:r>
+            <w:proofErr w:type="gramEnd"/>
+            <w:r>
+              <w:rPr>
+                <w:rFonts w:ascii="Arial" w:hAnsi="Arial" w:cs="Arial"/>
+              </w:rPr>
+              <w:t xml:space="preserve"> case e fare un activity </w:t>
             </w:r>
             <w:proofErr w:type="spellStart"/>
             <w:r>
@@ -936,7 +950,21 @@
               <w:rPr>
                 <w:rFonts w:ascii="Arial" w:hAnsi="Arial" w:cs="Arial"/>
               </w:rPr>
-              <w:t xml:space="preserve"> gli use case per la logica del nostro gioco</w:t>
+              <w:t xml:space="preserve"> </w:t>
+            </w:r>
+            <w:proofErr w:type="gramStart"/>
+            <w:r>
+              <w:rPr>
+                <w:rFonts w:ascii="Arial" w:hAnsi="Arial" w:cs="Arial"/>
+              </w:rPr>
+              <w:t>gli use</w:t>
+            </w:r>
+            <w:proofErr w:type="gramEnd"/>
+            <w:r>
+              <w:rPr>
+                <w:rFonts w:ascii="Arial" w:hAnsi="Arial" w:cs="Arial"/>
+              </w:rPr>
+              <w:t xml:space="preserve"> case per la logica del nostro gioco</w:t>
             </w:r>
             <w:r>
               <w:rPr>
@@ -1449,7 +1477,21 @@
               <w:rPr>
                 <w:rFonts w:ascii="Arial" w:hAnsi="Arial" w:cs="Arial"/>
               </w:rPr>
-              <w:t xml:space="preserve">Abbiamo completato la fase di ricerca, definendo lo use case e i relativi </w:t>
+              <w:t xml:space="preserve">Abbiamo completato la fase di ricerca, definendo </w:t>
+            </w:r>
+            <w:proofErr w:type="gramStart"/>
+            <w:r>
+              <w:rPr>
+                <w:rFonts w:ascii="Arial" w:hAnsi="Arial" w:cs="Arial"/>
+              </w:rPr>
+              <w:t>lo use</w:t>
+            </w:r>
+            <w:proofErr w:type="gramEnd"/>
+            <w:r>
+              <w:rPr>
+                <w:rFonts w:ascii="Arial" w:hAnsi="Arial" w:cs="Arial"/>
+              </w:rPr>
+              <w:t xml:space="preserve"> case e i relativi </w:t>
             </w:r>
             <w:proofErr w:type="spellStart"/>
             <w:r>
@@ -3473,13 +3515,7 @@
               <w:rPr>
                 <w:rFonts w:ascii="Arial" w:hAnsi="Arial" w:cs="Arial"/>
               </w:rPr>
-              <w:t>13</w:t>
-            </w:r>
-            <w:r>
-              <w:rPr>
-                <w:rFonts w:ascii="Arial" w:hAnsi="Arial" w:cs="Arial"/>
-              </w:rPr>
-              <w:t>.03</w:t>
+              <w:t>13.03</w:t>
             </w:r>
             <w:r>
               <w:rPr>
@@ -3660,21 +3696,7 @@
               <w:rPr>
                 <w:rFonts w:ascii="Arial" w:hAnsi="Arial" w:cs="Arial"/>
               </w:rPr>
-              <w:t xml:space="preserve">Oggi abbiamo definitivamente completato la creazione del </w:t>
-            </w:r>
-            <w:proofErr w:type="spellStart"/>
-            <w:r>
-              <w:rPr>
-                <w:rFonts w:ascii="Arial" w:hAnsi="Arial" w:cs="Arial"/>
-              </w:rPr>
-              <w:t>backend</w:t>
-            </w:r>
-            <w:proofErr w:type="spellEnd"/>
-            <w:r>
-              <w:rPr>
-                <w:rFonts w:ascii="Arial" w:hAnsi="Arial" w:cs="Arial"/>
-              </w:rPr>
-              <w:t xml:space="preserve"> di tutte le impostazioni, aggiungendo il contrasto, la modalità schermo intero e tutto il sistema di ridimensionamento. Inoltre abbiamo iniziato a sviluppare la logica per l’avvio della partita e abbiamo continuato a lavorare sulla grafica del gioco.</w:t>
+              <w:t>Abbiamo sottovalutato l’impegno necessario a svolgere le attività.</w:t>
             </w:r>
           </w:p>
         </w:tc>
@@ -3749,6 +3771,12 @@
                 <w:rFonts w:ascii="Arial" w:hAnsi="Arial" w:cs="Arial"/>
               </w:rPr>
               <w:t>Leggermente in ritardo</w:t>
+            </w:r>
+            <w:r>
+              <w:rPr>
+                <w:rFonts w:ascii="Arial" w:hAnsi="Arial" w:cs="Arial"/>
+              </w:rPr>
+              <w:t>.</w:t>
             </w:r>
           </w:p>
         </w:tc>
@@ -4094,6 +4122,4746 @@
                 <w:rFonts w:ascii="Arial" w:hAnsi="Arial" w:cs="Arial"/>
               </w:rPr>
               <w:t xml:space="preserve"> dei vari sprint </w:t>
+            </w:r>
+          </w:p>
+        </w:tc>
+      </w:tr>
+    </w:tbl>
+    <w:p>
+      <w:pPr>
+        <w:rPr>
+          <w:rFonts w:ascii="Arial" w:hAnsi="Arial" w:cs="Arial"/>
+        </w:rPr>
+      </w:pPr>
+    </w:p>
+    <w:tbl>
+      <w:tblPr>
+        <w:tblStyle w:val="Grigliatabella"/>
+        <w:tblW w:w="0" w:type="auto"/>
+        <w:tblLook w:val="04A0" w:firstRow="1" w:lastRow="0" w:firstColumn="1" w:lastColumn="0" w:noHBand="0" w:noVBand="1"/>
+      </w:tblPr>
+      <w:tblGrid>
+        <w:gridCol w:w="9628"/>
+      </w:tblGrid>
+      <w:tr>
+        <w:tc>
+          <w:tcPr>
+            <w:tcW w:w="9854" w:type="dxa"/>
+            <w:shd w:val="clear" w:color="auto" w:fill="D9D9D9" w:themeFill="background1" w:themeFillShade="D9"/>
+          </w:tcPr>
+          <w:p>
+            <w:pPr>
+              <w:rPr>
+                <w:rFonts w:ascii="Arial" w:hAnsi="Arial" w:cs="Arial"/>
+              </w:rPr>
+            </w:pPr>
+            <w:r>
+              <w:rPr>
+                <w:rFonts w:ascii="Arial" w:hAnsi="Arial" w:cs="Arial"/>
+              </w:rPr>
+              <w:t xml:space="preserve">Sprint </w:t>
+            </w:r>
+            <w:proofErr w:type="spellStart"/>
+            <w:r>
+              <w:rPr>
+                <w:rFonts w:ascii="Arial" w:hAnsi="Arial" w:cs="Arial"/>
+              </w:rPr>
+              <w:t>Retrospective</w:t>
+            </w:r>
+            <w:proofErr w:type="spellEnd"/>
+          </w:p>
+        </w:tc>
+      </w:tr>
+      <w:tr>
+        <w:tc>
+          <w:tcPr>
+            <w:tcW w:w="9854" w:type="dxa"/>
+          </w:tcPr>
+          <w:p>
+            <w:pPr>
+              <w:rPr>
+                <w:rFonts w:ascii="Arial" w:hAnsi="Arial" w:cs="Arial"/>
+              </w:rPr>
+            </w:pPr>
+          </w:p>
+        </w:tc>
+      </w:tr>
+    </w:tbl>
+    <w:p>
+      <w:pPr>
+        <w:rPr>
+          <w:rFonts w:ascii="Arial" w:hAnsi="Arial" w:cs="Arial"/>
+        </w:rPr>
+      </w:pPr>
+    </w:p>
+    <w:p>
+      <w:pPr>
+        <w:rPr>
+          <w:rFonts w:ascii="Arial" w:hAnsi="Arial" w:cs="Arial"/>
+        </w:rPr>
+      </w:pPr>
+      <w:r>
+        <w:rPr>
+          <w:rFonts w:ascii="Arial" w:hAnsi="Arial" w:cs="Arial"/>
+        </w:rPr>
+        <w:br w:type="page"/>
+      </w:r>
+    </w:p>
+    <w:p>
+      <w:pPr>
+        <w:rPr>
+          <w:rFonts w:ascii="Arial" w:hAnsi="Arial" w:cs="Arial"/>
+        </w:rPr>
+      </w:pPr>
+    </w:p>
+    <w:tbl>
+      <w:tblPr>
+        <w:tblStyle w:val="Grigliatabella"/>
+        <w:tblW w:w="9634" w:type="dxa"/>
+        <w:tblLook w:val="04A0" w:firstRow="1" w:lastRow="0" w:firstColumn="1" w:lastColumn="0" w:noHBand="0" w:noVBand="1"/>
+      </w:tblPr>
+      <w:tblGrid>
+        <w:gridCol w:w="4803"/>
+        <w:gridCol w:w="4831"/>
+      </w:tblGrid>
+      <w:tr>
+        <w:trPr>
+          <w:trHeight w:hRule="exact" w:val="397"/>
+        </w:trPr>
+        <w:tc>
+          <w:tcPr>
+            <w:tcW w:w="4803" w:type="dxa"/>
+            <w:tcBorders>
+              <w:top w:val="single" w:sz="4" w:space="0" w:color="auto"/>
+              <w:left w:val="single" w:sz="4" w:space="0" w:color="auto"/>
+              <w:bottom w:val="single" w:sz="4" w:space="0" w:color="auto"/>
+              <w:right w:val="single" w:sz="4" w:space="0" w:color="auto"/>
+            </w:tcBorders>
+            <w:vAlign w:val="center"/>
+            <w:hideMark/>
+          </w:tcPr>
+          <w:p>
+            <w:pPr>
+              <w:spacing w:after="200" w:line="276" w:lineRule="auto"/>
+              <w:rPr>
+                <w:rFonts w:ascii="Arial" w:hAnsi="Arial" w:cs="Arial"/>
+              </w:rPr>
+            </w:pPr>
+            <w:r>
+              <w:rPr>
+                <w:rFonts w:ascii="Arial" w:hAnsi="Arial" w:cs="Arial"/>
+              </w:rPr>
+              <w:t>Luogo</w:t>
+            </w:r>
+          </w:p>
+        </w:tc>
+        <w:tc>
+          <w:tcPr>
+            <w:tcW w:w="4831" w:type="dxa"/>
+            <w:tcBorders>
+              <w:top w:val="single" w:sz="4" w:space="0" w:color="auto"/>
+              <w:left w:val="single" w:sz="4" w:space="0" w:color="auto"/>
+              <w:bottom w:val="single" w:sz="4" w:space="0" w:color="auto"/>
+              <w:right w:val="single" w:sz="4" w:space="0" w:color="auto"/>
+            </w:tcBorders>
+            <w:vAlign w:val="center"/>
+            <w:hideMark/>
+          </w:tcPr>
+          <w:p>
+            <w:pPr>
+              <w:spacing w:after="200" w:line="276" w:lineRule="auto"/>
+              <w:rPr>
+                <w:rFonts w:ascii="Arial" w:hAnsi="Arial" w:cs="Arial"/>
+              </w:rPr>
+            </w:pPr>
+            <w:r>
+              <w:rPr>
+                <w:rFonts w:ascii="Arial" w:hAnsi="Arial" w:cs="Arial"/>
+              </w:rPr>
+              <w:t>Canobbio</w:t>
+            </w:r>
+          </w:p>
+        </w:tc>
+      </w:tr>
+      <w:tr>
+        <w:trPr>
+          <w:trHeight w:hRule="exact" w:val="397"/>
+        </w:trPr>
+        <w:tc>
+          <w:tcPr>
+            <w:tcW w:w="4803" w:type="dxa"/>
+            <w:tcBorders>
+              <w:top w:val="single" w:sz="4" w:space="0" w:color="auto"/>
+              <w:left w:val="single" w:sz="4" w:space="0" w:color="auto"/>
+              <w:bottom w:val="single" w:sz="4" w:space="0" w:color="auto"/>
+              <w:right w:val="single" w:sz="4" w:space="0" w:color="auto"/>
+            </w:tcBorders>
+            <w:vAlign w:val="center"/>
+            <w:hideMark/>
+          </w:tcPr>
+          <w:p>
+            <w:pPr>
+              <w:spacing w:after="200" w:line="276" w:lineRule="auto"/>
+              <w:rPr>
+                <w:rFonts w:ascii="Arial" w:hAnsi="Arial" w:cs="Arial"/>
+              </w:rPr>
+            </w:pPr>
+            <w:r>
+              <w:rPr>
+                <w:rFonts w:ascii="Arial" w:hAnsi="Arial" w:cs="Arial"/>
+              </w:rPr>
+              <w:t>Data</w:t>
+            </w:r>
+          </w:p>
+        </w:tc>
+        <w:tc>
+          <w:tcPr>
+            <w:tcW w:w="4831" w:type="dxa"/>
+            <w:tcBorders>
+              <w:top w:val="single" w:sz="4" w:space="0" w:color="auto"/>
+              <w:left w:val="single" w:sz="4" w:space="0" w:color="auto"/>
+              <w:bottom w:val="single" w:sz="4" w:space="0" w:color="auto"/>
+              <w:right w:val="single" w:sz="4" w:space="0" w:color="auto"/>
+            </w:tcBorders>
+            <w:vAlign w:val="center"/>
+            <w:hideMark/>
+          </w:tcPr>
+          <w:p>
+            <w:pPr>
+              <w:spacing w:after="200" w:line="276" w:lineRule="auto"/>
+              <w:rPr>
+                <w:rFonts w:ascii="Arial" w:hAnsi="Arial" w:cs="Arial"/>
+              </w:rPr>
+            </w:pPr>
+            <w:r>
+              <w:rPr>
+                <w:rFonts w:ascii="Arial" w:hAnsi="Arial" w:cs="Arial"/>
+              </w:rPr>
+              <w:t>20.03</w:t>
+            </w:r>
+            <w:r>
+              <w:rPr>
+                <w:rFonts w:ascii="Arial" w:hAnsi="Arial" w:cs="Arial"/>
+              </w:rPr>
+              <w:t>.2026</w:t>
+            </w:r>
+          </w:p>
+        </w:tc>
+      </w:tr>
+    </w:tbl>
+    <w:p>
+      <w:pPr>
+        <w:rPr>
+          <w:rFonts w:ascii="Arial" w:hAnsi="Arial" w:cs="Arial"/>
+        </w:rPr>
+      </w:pPr>
+    </w:p>
+    <w:tbl>
+      <w:tblPr>
+        <w:tblStyle w:val="Grigliatabella"/>
+        <w:tblW w:w="0" w:type="auto"/>
+        <w:tblLook w:val="04A0" w:firstRow="1" w:lastRow="0" w:firstColumn="1" w:lastColumn="0" w:noHBand="0" w:noVBand="1"/>
+      </w:tblPr>
+      <w:tblGrid>
+        <w:gridCol w:w="9628"/>
+      </w:tblGrid>
+      <w:tr>
+        <w:tc>
+          <w:tcPr>
+            <w:tcW w:w="9854" w:type="dxa"/>
+            <w:tcBorders>
+              <w:top w:val="single" w:sz="4" w:space="0" w:color="auto"/>
+              <w:left w:val="single" w:sz="4" w:space="0" w:color="auto"/>
+              <w:bottom w:val="single" w:sz="4" w:space="0" w:color="auto"/>
+              <w:right w:val="single" w:sz="4" w:space="0" w:color="auto"/>
+            </w:tcBorders>
+            <w:shd w:val="clear" w:color="auto" w:fill="D9D9D9" w:themeFill="background1" w:themeFillShade="D9"/>
+            <w:hideMark/>
+          </w:tcPr>
+          <w:p>
+            <w:pPr>
+              <w:spacing w:after="200" w:line="276" w:lineRule="auto"/>
+              <w:rPr>
+                <w:rFonts w:ascii="Arial" w:hAnsi="Arial" w:cs="Arial"/>
+              </w:rPr>
+            </w:pPr>
+            <w:r>
+              <w:rPr>
+                <w:rFonts w:ascii="Arial" w:hAnsi="Arial" w:cs="Arial"/>
+              </w:rPr>
+              <w:t>Lavori svolti</w:t>
+            </w:r>
+          </w:p>
+        </w:tc>
+      </w:tr>
+      <w:tr>
+        <w:tc>
+          <w:tcPr>
+            <w:tcW w:w="9854" w:type="dxa"/>
+            <w:tcBorders>
+              <w:top w:val="single" w:sz="4" w:space="0" w:color="auto"/>
+              <w:left w:val="single" w:sz="4" w:space="0" w:color="auto"/>
+              <w:bottom w:val="single" w:sz="4" w:space="0" w:color="auto"/>
+              <w:right w:val="single" w:sz="4" w:space="0" w:color="auto"/>
+            </w:tcBorders>
+            <w:hideMark/>
+          </w:tcPr>
+          <w:p>
+            <w:pPr>
+              <w:spacing w:after="200" w:line="276" w:lineRule="auto"/>
+              <w:rPr>
+                <w:rFonts w:ascii="Arial" w:hAnsi="Arial" w:cs="Arial"/>
+              </w:rPr>
+            </w:pPr>
+            <w:r>
+              <w:rPr>
+                <w:rFonts w:ascii="Arial" w:hAnsi="Arial" w:cs="Arial"/>
+              </w:rPr>
+              <w:t>Abbiamo iniziato l’implementazione della logica delle telecamere.</w:t>
+            </w:r>
+          </w:p>
+        </w:tc>
+      </w:tr>
+    </w:tbl>
+    <w:p>
+      <w:pPr>
+        <w:rPr>
+          <w:rFonts w:ascii="Arial" w:hAnsi="Arial" w:cs="Arial"/>
+        </w:rPr>
+      </w:pPr>
+    </w:p>
+    <w:tbl>
+      <w:tblPr>
+        <w:tblStyle w:val="Grigliatabella"/>
+        <w:tblW w:w="0" w:type="auto"/>
+        <w:tblLook w:val="04A0" w:firstRow="1" w:lastRow="0" w:firstColumn="1" w:lastColumn="0" w:noHBand="0" w:noVBand="1"/>
+      </w:tblPr>
+      <w:tblGrid>
+        <w:gridCol w:w="9628"/>
+      </w:tblGrid>
+      <w:tr>
+        <w:tc>
+          <w:tcPr>
+            <w:tcW w:w="9628" w:type="dxa"/>
+            <w:tcBorders>
+              <w:top w:val="single" w:sz="4" w:space="0" w:color="auto"/>
+              <w:left w:val="single" w:sz="4" w:space="0" w:color="auto"/>
+              <w:bottom w:val="single" w:sz="4" w:space="0" w:color="auto"/>
+              <w:right w:val="single" w:sz="4" w:space="0" w:color="auto"/>
+            </w:tcBorders>
+            <w:shd w:val="clear" w:color="auto" w:fill="D9D9D9" w:themeFill="background1" w:themeFillShade="D9"/>
+            <w:hideMark/>
+          </w:tcPr>
+          <w:p>
+            <w:pPr>
+              <w:spacing w:after="200" w:line="276" w:lineRule="auto"/>
+              <w:rPr>
+                <w:rFonts w:ascii="Arial" w:hAnsi="Arial" w:cs="Arial"/>
+              </w:rPr>
+            </w:pPr>
+            <w:r>
+              <w:rPr>
+                <w:rFonts w:ascii="Arial" w:hAnsi="Arial" w:cs="Arial"/>
+              </w:rPr>
+              <w:t>Problemi riscontrati e soluzioni adottate</w:t>
+            </w:r>
+          </w:p>
+        </w:tc>
+      </w:tr>
+      <w:tr>
+        <w:tc>
+          <w:tcPr>
+            <w:tcW w:w="9628" w:type="dxa"/>
+            <w:tcBorders>
+              <w:top w:val="single" w:sz="4" w:space="0" w:color="auto"/>
+              <w:left w:val="single" w:sz="4" w:space="0" w:color="auto"/>
+              <w:bottom w:val="single" w:sz="4" w:space="0" w:color="auto"/>
+              <w:right w:val="single" w:sz="4" w:space="0" w:color="auto"/>
+            </w:tcBorders>
+            <w:hideMark/>
+          </w:tcPr>
+          <w:p>
+            <w:pPr>
+              <w:spacing w:after="200" w:line="276" w:lineRule="auto"/>
+              <w:rPr>
+                <w:rFonts w:ascii="Arial" w:hAnsi="Arial" w:cs="Arial"/>
+              </w:rPr>
+            </w:pPr>
+            <w:r>
+              <w:rPr>
+                <w:rFonts w:ascii="Arial" w:hAnsi="Arial" w:cs="Arial"/>
+              </w:rPr>
+              <w:t xml:space="preserve">Durante lo sviluppo del sistema di movimento di VAL-Z, abbiamo avuto difficoltà con la gestione degli stati di transizione quando cambiava posizione tra le stanze. Abbiamo risolto ristrutturando la </w:t>
+            </w:r>
+            <w:r>
+              <w:rPr>
+                <w:rFonts w:ascii="Arial" w:hAnsi="Arial" w:cs="Arial"/>
+              </w:rPr>
+              <w:t>logica e gli</w:t>
+            </w:r>
+            <w:r>
+              <w:rPr>
+                <w:rFonts w:ascii="Arial" w:hAnsi="Arial" w:cs="Arial"/>
+              </w:rPr>
+              <w:t xml:space="preserve"> stati</w:t>
+            </w:r>
+            <w:r>
+              <w:rPr>
+                <w:rFonts w:ascii="Arial" w:hAnsi="Arial" w:cs="Arial"/>
+              </w:rPr>
+              <w:t>, inoltre abbiamo separato</w:t>
+            </w:r>
+            <w:r>
+              <w:rPr>
+                <w:rFonts w:ascii="Arial" w:hAnsi="Arial" w:cs="Arial"/>
+              </w:rPr>
+              <w:t xml:space="preserve"> nettamente le responsabilità dei vari </w:t>
+            </w:r>
+            <w:r>
+              <w:rPr>
+                <w:rFonts w:ascii="Arial" w:hAnsi="Arial" w:cs="Arial"/>
+              </w:rPr>
+              <w:t>oggetti</w:t>
+            </w:r>
+            <w:r>
+              <w:rPr>
+                <w:rFonts w:ascii="Arial" w:hAnsi="Arial" w:cs="Arial"/>
+              </w:rPr>
+              <w:t>.</w:t>
+            </w:r>
+          </w:p>
+        </w:tc>
+      </w:tr>
+    </w:tbl>
+    <w:p>
+      <w:pPr>
+        <w:rPr>
+          <w:rFonts w:ascii="Arial" w:hAnsi="Arial" w:cs="Arial"/>
+        </w:rPr>
+      </w:pPr>
+    </w:p>
+    <w:tbl>
+      <w:tblPr>
+        <w:tblStyle w:val="Grigliatabella"/>
+        <w:tblW w:w="0" w:type="auto"/>
+        <w:tblLook w:val="04A0" w:firstRow="1" w:lastRow="0" w:firstColumn="1" w:lastColumn="0" w:noHBand="0" w:noVBand="1"/>
+      </w:tblPr>
+      <w:tblGrid>
+        <w:gridCol w:w="9628"/>
+      </w:tblGrid>
+      <w:tr>
+        <w:tc>
+          <w:tcPr>
+            <w:tcW w:w="9854" w:type="dxa"/>
+            <w:tcBorders>
+              <w:top w:val="single" w:sz="4" w:space="0" w:color="auto"/>
+              <w:left w:val="single" w:sz="4" w:space="0" w:color="auto"/>
+              <w:bottom w:val="single" w:sz="4" w:space="0" w:color="auto"/>
+              <w:right w:val="single" w:sz="4" w:space="0" w:color="auto"/>
+            </w:tcBorders>
+            <w:shd w:val="clear" w:color="auto" w:fill="D9D9D9" w:themeFill="background1" w:themeFillShade="D9"/>
+            <w:hideMark/>
+          </w:tcPr>
+          <w:p>
+            <w:pPr>
+              <w:spacing w:after="200" w:line="276" w:lineRule="auto"/>
+              <w:rPr>
+                <w:rFonts w:ascii="Arial" w:hAnsi="Arial" w:cs="Arial"/>
+              </w:rPr>
+            </w:pPr>
+            <w:r>
+              <w:rPr>
+                <w:rFonts w:ascii="Arial" w:hAnsi="Arial" w:cs="Arial"/>
+              </w:rPr>
+              <w:t>Punto della situazione rispetto alla pianificazione</w:t>
+            </w:r>
+          </w:p>
+        </w:tc>
+      </w:tr>
+      <w:tr>
+        <w:tc>
+          <w:tcPr>
+            <w:tcW w:w="9854" w:type="dxa"/>
+            <w:tcBorders>
+              <w:top w:val="single" w:sz="4" w:space="0" w:color="auto"/>
+              <w:left w:val="single" w:sz="4" w:space="0" w:color="auto"/>
+              <w:bottom w:val="single" w:sz="4" w:space="0" w:color="auto"/>
+              <w:right w:val="single" w:sz="4" w:space="0" w:color="auto"/>
+            </w:tcBorders>
+            <w:hideMark/>
+          </w:tcPr>
+          <w:p>
+            <w:pPr>
+              <w:spacing w:after="200" w:line="276" w:lineRule="auto"/>
+              <w:rPr>
+                <w:rFonts w:ascii="Arial" w:hAnsi="Arial" w:cs="Arial"/>
+              </w:rPr>
+            </w:pPr>
+            <w:r>
+              <w:rPr>
+                <w:rFonts w:ascii="Arial" w:hAnsi="Arial" w:cs="Arial"/>
+              </w:rPr>
+              <w:t>I</w:t>
+            </w:r>
+            <w:r>
+              <w:rPr>
+                <w:rFonts w:ascii="Arial" w:hAnsi="Arial" w:cs="Arial"/>
+              </w:rPr>
+              <w:t>n ritardo</w:t>
+            </w:r>
+            <w:r>
+              <w:rPr>
+                <w:rFonts w:ascii="Arial" w:hAnsi="Arial" w:cs="Arial"/>
+              </w:rPr>
+              <w:t>.</w:t>
+            </w:r>
+          </w:p>
+        </w:tc>
+      </w:tr>
+    </w:tbl>
+    <w:p>
+      <w:pPr>
+        <w:rPr>
+          <w:rFonts w:ascii="Arial" w:hAnsi="Arial" w:cs="Arial"/>
+        </w:rPr>
+      </w:pPr>
+    </w:p>
+    <w:tbl>
+      <w:tblPr>
+        <w:tblStyle w:val="Grigliatabella"/>
+        <w:tblW w:w="0" w:type="auto"/>
+        <w:tblLook w:val="04A0" w:firstRow="1" w:lastRow="0" w:firstColumn="1" w:lastColumn="0" w:noHBand="0" w:noVBand="1"/>
+      </w:tblPr>
+      <w:tblGrid>
+        <w:gridCol w:w="9628"/>
+      </w:tblGrid>
+      <w:tr>
+        <w:tc>
+          <w:tcPr>
+            <w:tcW w:w="9854" w:type="dxa"/>
+            <w:tcBorders>
+              <w:top w:val="single" w:sz="4" w:space="0" w:color="auto"/>
+              <w:left w:val="single" w:sz="4" w:space="0" w:color="auto"/>
+              <w:bottom w:val="single" w:sz="4" w:space="0" w:color="auto"/>
+              <w:right w:val="single" w:sz="4" w:space="0" w:color="auto"/>
+            </w:tcBorders>
+            <w:shd w:val="clear" w:color="auto" w:fill="D9D9D9" w:themeFill="background1" w:themeFillShade="D9"/>
+            <w:hideMark/>
+          </w:tcPr>
+          <w:p>
+            <w:pPr>
+              <w:spacing w:after="200" w:line="276" w:lineRule="auto"/>
+              <w:rPr>
+                <w:rFonts w:ascii="Arial" w:hAnsi="Arial" w:cs="Arial"/>
+              </w:rPr>
+            </w:pPr>
+            <w:r>
+              <w:rPr>
+                <w:rFonts w:ascii="Arial" w:hAnsi="Arial" w:cs="Arial"/>
+              </w:rPr>
+              <w:t>Programma di massima per la prossima giornata di lavoro</w:t>
+            </w:r>
+          </w:p>
+        </w:tc>
+      </w:tr>
+      <w:tr>
+        <w:tc>
+          <w:tcPr>
+            <w:tcW w:w="9854" w:type="dxa"/>
+            <w:tcBorders>
+              <w:top w:val="single" w:sz="4" w:space="0" w:color="auto"/>
+              <w:left w:val="single" w:sz="4" w:space="0" w:color="auto"/>
+              <w:bottom w:val="single" w:sz="4" w:space="0" w:color="auto"/>
+              <w:right w:val="single" w:sz="4" w:space="0" w:color="auto"/>
+            </w:tcBorders>
+            <w:hideMark/>
+          </w:tcPr>
+          <w:p>
+            <w:pPr>
+              <w:spacing w:after="200" w:line="276" w:lineRule="auto"/>
+              <w:rPr>
+                <w:rFonts w:ascii="Arial" w:hAnsi="Arial" w:cs="Arial"/>
+              </w:rPr>
+            </w:pPr>
+            <w:r>
+              <w:rPr>
+                <w:rFonts w:ascii="Arial" w:hAnsi="Arial" w:cs="Arial"/>
+              </w:rPr>
+              <w:t>Finire</w:t>
+            </w:r>
+            <w:r>
+              <w:rPr>
+                <w:rFonts w:ascii="Arial" w:hAnsi="Arial" w:cs="Arial"/>
+              </w:rPr>
+              <w:t xml:space="preserve"> la logica delle telecamere e d</w:t>
+            </w:r>
+            <w:r>
+              <w:rPr>
+                <w:rFonts w:ascii="Arial" w:hAnsi="Arial" w:cs="Arial"/>
+              </w:rPr>
+              <w:t xml:space="preserve">i VAL-Z. Inizio implementazione The </w:t>
+            </w:r>
+            <w:proofErr w:type="spellStart"/>
+            <w:r>
+              <w:rPr>
+                <w:rFonts w:ascii="Arial" w:hAnsi="Arial" w:cs="Arial"/>
+              </w:rPr>
+              <w:t>Singularity</w:t>
+            </w:r>
+            <w:proofErr w:type="spellEnd"/>
+            <w:r>
+              <w:rPr>
+                <w:rFonts w:ascii="Arial" w:hAnsi="Arial" w:cs="Arial"/>
+              </w:rPr>
+              <w:t>.</w:t>
+            </w:r>
+          </w:p>
+        </w:tc>
+      </w:tr>
+    </w:tbl>
+    <w:p>
+      <w:pPr>
+        <w:rPr>
+          <w:rFonts w:ascii="Arial" w:hAnsi="Arial" w:cs="Arial"/>
+        </w:rPr>
+      </w:pPr>
+    </w:p>
+    <w:p>
+      <w:pPr>
+        <w:pStyle w:val="Titolo2"/>
+        <w:rPr>
+          <w:sz w:val="36"/>
+        </w:rPr>
+      </w:pPr>
+      <w:r>
+        <w:rPr>
+          <w:sz w:val="36"/>
+        </w:rPr>
+        <w:t>Agile</w:t>
+      </w:r>
+      <w:r>
+        <w:rPr>
+          <w:sz w:val="36"/>
+        </w:rPr>
+        <w:t xml:space="preserve"> - Resoconto</w:t>
+      </w:r>
+    </w:p>
+    <w:tbl>
+      <w:tblPr>
+        <w:tblStyle w:val="Grigliatabella"/>
+        <w:tblW w:w="0" w:type="auto"/>
+        <w:tblLook w:val="04A0" w:firstRow="1" w:lastRow="0" w:firstColumn="1" w:lastColumn="0" w:noHBand="0" w:noVBand="1"/>
+      </w:tblPr>
+      <w:tblGrid>
+        <w:gridCol w:w="9628"/>
+      </w:tblGrid>
+      <w:tr>
+        <w:tc>
+          <w:tcPr>
+            <w:tcW w:w="9854" w:type="dxa"/>
+            <w:shd w:val="clear" w:color="auto" w:fill="D9D9D9" w:themeFill="background1" w:themeFillShade="D9"/>
+          </w:tcPr>
+          <w:p>
+            <w:pPr>
+              <w:rPr>
+                <w:rFonts w:ascii="Arial" w:hAnsi="Arial" w:cs="Arial"/>
+              </w:rPr>
+            </w:pPr>
+            <w:proofErr w:type="spellStart"/>
+            <w:r>
+              <w:rPr>
+                <w:rFonts w:ascii="Arial" w:hAnsi="Arial" w:cs="Arial"/>
+              </w:rPr>
+              <w:t>Daily</w:t>
+            </w:r>
+            <w:proofErr w:type="spellEnd"/>
+            <w:r>
+              <w:rPr>
+                <w:rFonts w:ascii="Arial" w:hAnsi="Arial" w:cs="Arial"/>
+              </w:rPr>
+              <w:t xml:space="preserve"> </w:t>
+            </w:r>
+            <w:proofErr w:type="spellStart"/>
+            <w:r>
+              <w:rPr>
+                <w:rFonts w:ascii="Arial" w:hAnsi="Arial" w:cs="Arial"/>
+              </w:rPr>
+              <w:t>Scrum</w:t>
+            </w:r>
+            <w:proofErr w:type="spellEnd"/>
+          </w:p>
+        </w:tc>
+      </w:tr>
+      <w:tr>
+        <w:tc>
+          <w:tcPr>
+            <w:tcW w:w="9854" w:type="dxa"/>
+          </w:tcPr>
+          <w:p>
+            <w:pPr>
+              <w:rPr>
+                <w:rFonts w:ascii="Arial" w:hAnsi="Arial" w:cs="Arial"/>
+              </w:rPr>
+            </w:pPr>
+            <w:r>
+              <w:rPr>
+                <w:rFonts w:ascii="Arial" w:hAnsi="Arial" w:cs="Arial"/>
+              </w:rPr>
+              <w:t>Abbiamo ragionato su come poter recuperare il ritardo.</w:t>
+            </w:r>
+          </w:p>
+        </w:tc>
+      </w:tr>
+    </w:tbl>
+    <w:p>
+      <w:pPr>
+        <w:rPr>
+          <w:rFonts w:ascii="Arial" w:hAnsi="Arial" w:cs="Arial"/>
+        </w:rPr>
+      </w:pPr>
+    </w:p>
+    <w:tbl>
+      <w:tblPr>
+        <w:tblStyle w:val="Grigliatabella"/>
+        <w:tblW w:w="0" w:type="auto"/>
+        <w:tblLook w:val="04A0" w:firstRow="1" w:lastRow="0" w:firstColumn="1" w:lastColumn="0" w:noHBand="0" w:noVBand="1"/>
+      </w:tblPr>
+      <w:tblGrid>
+        <w:gridCol w:w="9628"/>
+      </w:tblGrid>
+      <w:tr>
+        <w:tc>
+          <w:tcPr>
+            <w:tcW w:w="9854" w:type="dxa"/>
+            <w:shd w:val="clear" w:color="auto" w:fill="D9D9D9" w:themeFill="background1" w:themeFillShade="D9"/>
+          </w:tcPr>
+          <w:p>
+            <w:pPr>
+              <w:rPr>
+                <w:rFonts w:ascii="Arial" w:hAnsi="Arial" w:cs="Arial"/>
+              </w:rPr>
+            </w:pPr>
+            <w:r>
+              <w:rPr>
+                <w:rFonts w:ascii="Arial" w:hAnsi="Arial" w:cs="Arial"/>
+              </w:rPr>
+              <w:t>Sprint Planning</w:t>
+            </w:r>
+          </w:p>
+        </w:tc>
+      </w:tr>
+      <w:tr>
+        <w:tc>
+          <w:tcPr>
+            <w:tcW w:w="9854" w:type="dxa"/>
+          </w:tcPr>
+          <w:p>
+            <w:pPr>
+              <w:rPr>
+                <w:rFonts w:ascii="Arial" w:hAnsi="Arial" w:cs="Arial"/>
+              </w:rPr>
+            </w:pPr>
+          </w:p>
+        </w:tc>
+      </w:tr>
+    </w:tbl>
+    <w:p>
+      <w:pPr>
+        <w:rPr>
+          <w:rFonts w:ascii="Arial" w:hAnsi="Arial" w:cs="Arial"/>
+        </w:rPr>
+      </w:pPr>
+    </w:p>
+    <w:tbl>
+      <w:tblPr>
+        <w:tblStyle w:val="Grigliatabella"/>
+        <w:tblW w:w="0" w:type="auto"/>
+        <w:tblLook w:val="04A0" w:firstRow="1" w:lastRow="0" w:firstColumn="1" w:lastColumn="0" w:noHBand="0" w:noVBand="1"/>
+      </w:tblPr>
+      <w:tblGrid>
+        <w:gridCol w:w="9628"/>
+      </w:tblGrid>
+      <w:tr>
+        <w:tc>
+          <w:tcPr>
+            <w:tcW w:w="9854" w:type="dxa"/>
+            <w:shd w:val="clear" w:color="auto" w:fill="D9D9D9" w:themeFill="background1" w:themeFillShade="D9"/>
+          </w:tcPr>
+          <w:p>
+            <w:pPr>
+              <w:rPr>
+                <w:rFonts w:ascii="Arial" w:hAnsi="Arial" w:cs="Arial"/>
+              </w:rPr>
+            </w:pPr>
+            <w:r>
+              <w:rPr>
+                <w:rFonts w:ascii="Arial" w:hAnsi="Arial" w:cs="Arial"/>
+              </w:rPr>
+              <w:t>Sprint Review</w:t>
+            </w:r>
+          </w:p>
+        </w:tc>
+      </w:tr>
+      <w:tr>
+        <w:tc>
+          <w:tcPr>
+            <w:tcW w:w="9854" w:type="dxa"/>
+          </w:tcPr>
+          <w:p>
+            <w:pPr>
+              <w:rPr>
+                <w:rFonts w:ascii="Arial" w:hAnsi="Arial" w:cs="Arial"/>
+              </w:rPr>
+            </w:pPr>
+          </w:p>
+        </w:tc>
+      </w:tr>
+    </w:tbl>
+    <w:p>
+      <w:pPr>
+        <w:rPr>
+          <w:rFonts w:ascii="Arial" w:hAnsi="Arial" w:cs="Arial"/>
+        </w:rPr>
+      </w:pPr>
+    </w:p>
+    <w:tbl>
+      <w:tblPr>
+        <w:tblStyle w:val="Grigliatabella"/>
+        <w:tblW w:w="0" w:type="auto"/>
+        <w:tblLook w:val="04A0" w:firstRow="1" w:lastRow="0" w:firstColumn="1" w:lastColumn="0" w:noHBand="0" w:noVBand="1"/>
+      </w:tblPr>
+      <w:tblGrid>
+        <w:gridCol w:w="9628"/>
+      </w:tblGrid>
+      <w:tr>
+        <w:tc>
+          <w:tcPr>
+            <w:tcW w:w="9854" w:type="dxa"/>
+            <w:shd w:val="clear" w:color="auto" w:fill="D9D9D9" w:themeFill="background1" w:themeFillShade="D9"/>
+          </w:tcPr>
+          <w:p>
+            <w:pPr>
+              <w:rPr>
+                <w:rFonts w:ascii="Arial" w:hAnsi="Arial" w:cs="Arial"/>
+              </w:rPr>
+            </w:pPr>
+            <w:r>
+              <w:rPr>
+                <w:rFonts w:ascii="Arial" w:hAnsi="Arial" w:cs="Arial"/>
+              </w:rPr>
+              <w:t xml:space="preserve">Sprint </w:t>
+            </w:r>
+            <w:proofErr w:type="spellStart"/>
+            <w:r>
+              <w:rPr>
+                <w:rFonts w:ascii="Arial" w:hAnsi="Arial" w:cs="Arial"/>
+              </w:rPr>
+              <w:t>Retrospective</w:t>
+            </w:r>
+            <w:proofErr w:type="spellEnd"/>
+          </w:p>
+        </w:tc>
+      </w:tr>
+      <w:tr>
+        <w:tc>
+          <w:tcPr>
+            <w:tcW w:w="9854" w:type="dxa"/>
+          </w:tcPr>
+          <w:p>
+            <w:pPr>
+              <w:rPr>
+                <w:rFonts w:ascii="Arial" w:hAnsi="Arial" w:cs="Arial"/>
+              </w:rPr>
+            </w:pPr>
+          </w:p>
+        </w:tc>
+      </w:tr>
+    </w:tbl>
+    <w:p>
+      <w:pPr>
+        <w:rPr>
+          <w:rFonts w:ascii="Arial" w:hAnsi="Arial" w:cs="Arial"/>
+        </w:rPr>
+      </w:pPr>
+      <w:r>
+        <w:rPr>
+          <w:rFonts w:ascii="Arial" w:hAnsi="Arial" w:cs="Arial"/>
+        </w:rPr>
+        <w:br w:type="page"/>
+      </w:r>
+    </w:p>
+    <w:p>
+      <w:pPr>
+        <w:rPr>
+          <w:rFonts w:ascii="Arial" w:hAnsi="Arial" w:cs="Arial"/>
+        </w:rPr>
+      </w:pPr>
+    </w:p>
+    <w:tbl>
+      <w:tblPr>
+        <w:tblStyle w:val="Grigliatabella"/>
+        <w:tblW w:w="9634" w:type="dxa"/>
+        <w:tblLook w:val="04A0" w:firstRow="1" w:lastRow="0" w:firstColumn="1" w:lastColumn="0" w:noHBand="0" w:noVBand="1"/>
+      </w:tblPr>
+      <w:tblGrid>
+        <w:gridCol w:w="4803"/>
+        <w:gridCol w:w="4831"/>
+      </w:tblGrid>
+      <w:tr>
+        <w:trPr>
+          <w:trHeight w:hRule="exact" w:val="397"/>
+        </w:trPr>
+        <w:tc>
+          <w:tcPr>
+            <w:tcW w:w="4803" w:type="dxa"/>
+            <w:tcBorders>
+              <w:top w:val="single" w:sz="4" w:space="0" w:color="auto"/>
+              <w:left w:val="single" w:sz="4" w:space="0" w:color="auto"/>
+              <w:bottom w:val="single" w:sz="4" w:space="0" w:color="auto"/>
+              <w:right w:val="single" w:sz="4" w:space="0" w:color="auto"/>
+            </w:tcBorders>
+            <w:vAlign w:val="center"/>
+            <w:hideMark/>
+          </w:tcPr>
+          <w:p>
+            <w:pPr>
+              <w:spacing w:after="200" w:line="276" w:lineRule="auto"/>
+              <w:rPr>
+                <w:rFonts w:ascii="Arial" w:hAnsi="Arial" w:cs="Arial"/>
+              </w:rPr>
+            </w:pPr>
+            <w:r>
+              <w:rPr>
+                <w:rFonts w:ascii="Arial" w:hAnsi="Arial" w:cs="Arial"/>
+              </w:rPr>
+              <w:t>Luogo</w:t>
+            </w:r>
+          </w:p>
+        </w:tc>
+        <w:tc>
+          <w:tcPr>
+            <w:tcW w:w="4831" w:type="dxa"/>
+            <w:tcBorders>
+              <w:top w:val="single" w:sz="4" w:space="0" w:color="auto"/>
+              <w:left w:val="single" w:sz="4" w:space="0" w:color="auto"/>
+              <w:bottom w:val="single" w:sz="4" w:space="0" w:color="auto"/>
+              <w:right w:val="single" w:sz="4" w:space="0" w:color="auto"/>
+            </w:tcBorders>
+            <w:vAlign w:val="center"/>
+            <w:hideMark/>
+          </w:tcPr>
+          <w:p>
+            <w:pPr>
+              <w:spacing w:after="200" w:line="276" w:lineRule="auto"/>
+              <w:rPr>
+                <w:rFonts w:ascii="Arial" w:hAnsi="Arial" w:cs="Arial"/>
+              </w:rPr>
+            </w:pPr>
+            <w:r>
+              <w:rPr>
+                <w:rFonts w:ascii="Arial" w:hAnsi="Arial" w:cs="Arial"/>
+              </w:rPr>
+              <w:t>Canobbio</w:t>
+            </w:r>
+          </w:p>
+        </w:tc>
+      </w:tr>
+      <w:tr>
+        <w:trPr>
+          <w:trHeight w:hRule="exact" w:val="397"/>
+        </w:trPr>
+        <w:tc>
+          <w:tcPr>
+            <w:tcW w:w="4803" w:type="dxa"/>
+            <w:tcBorders>
+              <w:top w:val="single" w:sz="4" w:space="0" w:color="auto"/>
+              <w:left w:val="single" w:sz="4" w:space="0" w:color="auto"/>
+              <w:bottom w:val="single" w:sz="4" w:space="0" w:color="auto"/>
+              <w:right w:val="single" w:sz="4" w:space="0" w:color="auto"/>
+            </w:tcBorders>
+            <w:vAlign w:val="center"/>
+            <w:hideMark/>
+          </w:tcPr>
+          <w:p>
+            <w:pPr>
+              <w:spacing w:after="200" w:line="276" w:lineRule="auto"/>
+              <w:rPr>
+                <w:rFonts w:ascii="Arial" w:hAnsi="Arial" w:cs="Arial"/>
+              </w:rPr>
+            </w:pPr>
+            <w:r>
+              <w:rPr>
+                <w:rFonts w:ascii="Arial" w:hAnsi="Arial" w:cs="Arial"/>
+              </w:rPr>
+              <w:t>Data</w:t>
+            </w:r>
+          </w:p>
+        </w:tc>
+        <w:tc>
+          <w:tcPr>
+            <w:tcW w:w="4831" w:type="dxa"/>
+            <w:tcBorders>
+              <w:top w:val="single" w:sz="4" w:space="0" w:color="auto"/>
+              <w:left w:val="single" w:sz="4" w:space="0" w:color="auto"/>
+              <w:bottom w:val="single" w:sz="4" w:space="0" w:color="auto"/>
+              <w:right w:val="single" w:sz="4" w:space="0" w:color="auto"/>
+            </w:tcBorders>
+            <w:vAlign w:val="center"/>
+            <w:hideMark/>
+          </w:tcPr>
+          <w:p>
+            <w:pPr>
+              <w:spacing w:after="200" w:line="276" w:lineRule="auto"/>
+              <w:rPr>
+                <w:rFonts w:ascii="Arial" w:hAnsi="Arial" w:cs="Arial"/>
+              </w:rPr>
+            </w:pPr>
+            <w:r>
+              <w:rPr>
+                <w:rFonts w:ascii="Arial" w:hAnsi="Arial" w:cs="Arial"/>
+              </w:rPr>
+              <w:t>27</w:t>
+            </w:r>
+            <w:r>
+              <w:rPr>
+                <w:rFonts w:ascii="Arial" w:hAnsi="Arial" w:cs="Arial"/>
+              </w:rPr>
+              <w:t>.03</w:t>
+            </w:r>
+            <w:r>
+              <w:rPr>
+                <w:rFonts w:ascii="Arial" w:hAnsi="Arial" w:cs="Arial"/>
+              </w:rPr>
+              <w:t>.2026</w:t>
+            </w:r>
+          </w:p>
+        </w:tc>
+      </w:tr>
+    </w:tbl>
+    <w:p>
+      <w:pPr>
+        <w:rPr>
+          <w:rFonts w:ascii="Arial" w:hAnsi="Arial" w:cs="Arial"/>
+        </w:rPr>
+      </w:pPr>
+    </w:p>
+    <w:tbl>
+      <w:tblPr>
+        <w:tblStyle w:val="Grigliatabella"/>
+        <w:tblW w:w="0" w:type="auto"/>
+        <w:tblLook w:val="04A0" w:firstRow="1" w:lastRow="0" w:firstColumn="1" w:lastColumn="0" w:noHBand="0" w:noVBand="1"/>
+      </w:tblPr>
+      <w:tblGrid>
+        <w:gridCol w:w="9628"/>
+      </w:tblGrid>
+      <w:tr>
+        <w:tc>
+          <w:tcPr>
+            <w:tcW w:w="9628" w:type="dxa"/>
+            <w:tcBorders>
+              <w:top w:val="single" w:sz="4" w:space="0" w:color="auto"/>
+              <w:left w:val="single" w:sz="4" w:space="0" w:color="auto"/>
+              <w:bottom w:val="single" w:sz="4" w:space="0" w:color="auto"/>
+              <w:right w:val="single" w:sz="4" w:space="0" w:color="auto"/>
+            </w:tcBorders>
+            <w:shd w:val="clear" w:color="auto" w:fill="D9D9D9" w:themeFill="background1" w:themeFillShade="D9"/>
+            <w:hideMark/>
+          </w:tcPr>
+          <w:p>
+            <w:pPr>
+              <w:spacing w:after="200" w:line="276" w:lineRule="auto"/>
+              <w:rPr>
+                <w:rFonts w:ascii="Arial" w:hAnsi="Arial" w:cs="Arial"/>
+              </w:rPr>
+            </w:pPr>
+            <w:r>
+              <w:rPr>
+                <w:rFonts w:ascii="Arial" w:hAnsi="Arial" w:cs="Arial"/>
+              </w:rPr>
+              <w:t>Lavori svolti</w:t>
+            </w:r>
+          </w:p>
+        </w:tc>
+      </w:tr>
+      <w:tr>
+        <w:tc>
+          <w:tcPr>
+            <w:tcW w:w="9628" w:type="dxa"/>
+            <w:tcBorders>
+              <w:top w:val="single" w:sz="4" w:space="0" w:color="auto"/>
+              <w:left w:val="single" w:sz="4" w:space="0" w:color="auto"/>
+              <w:bottom w:val="single" w:sz="4" w:space="0" w:color="auto"/>
+              <w:right w:val="single" w:sz="4" w:space="0" w:color="auto"/>
+            </w:tcBorders>
+            <w:hideMark/>
+          </w:tcPr>
+          <w:p>
+            <w:r>
+              <w:rPr>
+                <w:rFonts w:ascii="Arial" w:hAnsi="Arial"/>
+              </w:rPr>
+              <w:t xml:space="preserve">Oggi abbiamo completato definitivamente lo sviluppo della meccanica di VAL-Z, implementando il sistema di hacking ai blocchi di sicurezza, il firewall e l'animazione </w:t>
+            </w:r>
+            <w:proofErr w:type="spellStart"/>
+            <w:r>
+              <w:rPr>
+                <w:rFonts w:ascii="Arial" w:hAnsi="Arial"/>
+              </w:rPr>
+              <w:t>jumpscare</w:t>
+            </w:r>
+            <w:proofErr w:type="spellEnd"/>
+            <w:r>
+              <w:rPr>
+                <w:rFonts w:ascii="Arial" w:hAnsi="Arial"/>
+              </w:rPr>
+              <w:t>. Abbiamo anche terminato la schermata di vittoria e morte del giocatore.</w:t>
+            </w:r>
+          </w:p>
+          <w:p>
+            <w:pPr>
+              <w:spacing w:after="200" w:line="276" w:lineRule="auto"/>
+              <w:rPr>
+                <w:rFonts w:ascii="Arial" w:hAnsi="Arial" w:cs="Arial"/>
+              </w:rPr>
+            </w:pPr>
+            <w:r>
+              <w:rPr>
+                <w:rFonts w:ascii="Arial" w:hAnsi="Arial"/>
+              </w:rPr>
+              <w:t xml:space="preserve">Abbiamo iniziato a discutere l'implementazione di The </w:t>
+            </w:r>
+            <w:proofErr w:type="spellStart"/>
+            <w:r>
+              <w:rPr>
+                <w:rFonts w:ascii="Arial" w:hAnsi="Arial"/>
+              </w:rPr>
+              <w:t>Singularity</w:t>
+            </w:r>
+            <w:proofErr w:type="spellEnd"/>
+            <w:r>
+              <w:rPr>
+                <w:rFonts w:ascii="Arial" w:hAnsi="Arial"/>
+              </w:rPr>
+              <w:t xml:space="preserve"> e la sua meccanica di contenimento.</w:t>
+            </w:r>
+          </w:p>
+        </w:tc>
+      </w:tr>
+    </w:tbl>
+    <w:p>
+      <w:pPr>
+        <w:rPr>
+          <w:rFonts w:ascii="Arial" w:hAnsi="Arial" w:cs="Arial"/>
+        </w:rPr>
+      </w:pPr>
+    </w:p>
+    <w:tbl>
+      <w:tblPr>
+        <w:tblStyle w:val="Grigliatabella"/>
+        <w:tblW w:w="0" w:type="auto"/>
+        <w:tblLook w:val="04A0" w:firstRow="1" w:lastRow="0" w:firstColumn="1" w:lastColumn="0" w:noHBand="0" w:noVBand="1"/>
+      </w:tblPr>
+      <w:tblGrid>
+        <w:gridCol w:w="9628"/>
+      </w:tblGrid>
+      <w:tr>
+        <w:tc>
+          <w:tcPr>
+            <w:tcW w:w="9628" w:type="dxa"/>
+            <w:tcBorders>
+              <w:top w:val="single" w:sz="4" w:space="0" w:color="auto"/>
+              <w:left w:val="single" w:sz="4" w:space="0" w:color="auto"/>
+              <w:bottom w:val="single" w:sz="4" w:space="0" w:color="auto"/>
+              <w:right w:val="single" w:sz="4" w:space="0" w:color="auto"/>
+            </w:tcBorders>
+            <w:shd w:val="clear" w:color="auto" w:fill="D9D9D9" w:themeFill="background1" w:themeFillShade="D9"/>
+            <w:hideMark/>
+          </w:tcPr>
+          <w:p>
+            <w:pPr>
+              <w:spacing w:after="200" w:line="276" w:lineRule="auto"/>
+              <w:rPr>
+                <w:rFonts w:ascii="Arial" w:hAnsi="Arial" w:cs="Arial"/>
+              </w:rPr>
+            </w:pPr>
+            <w:r>
+              <w:rPr>
+                <w:rFonts w:ascii="Arial" w:hAnsi="Arial" w:cs="Arial"/>
+              </w:rPr>
+              <w:t>Problemi riscontrati e soluzioni adottate</w:t>
+            </w:r>
+          </w:p>
+        </w:tc>
+      </w:tr>
+      <w:tr>
+        <w:tc>
+          <w:tcPr>
+            <w:tcW w:w="9628" w:type="dxa"/>
+            <w:tcBorders>
+              <w:top w:val="single" w:sz="4" w:space="0" w:color="auto"/>
+              <w:left w:val="single" w:sz="4" w:space="0" w:color="auto"/>
+              <w:bottom w:val="single" w:sz="4" w:space="0" w:color="auto"/>
+              <w:right w:val="single" w:sz="4" w:space="0" w:color="auto"/>
+            </w:tcBorders>
+            <w:hideMark/>
+          </w:tcPr>
+          <w:p>
+            <w:pPr>
+              <w:spacing w:after="200" w:line="276" w:lineRule="auto"/>
+              <w:rPr>
+                <w:rFonts w:ascii="Arial" w:hAnsi="Arial" w:cs="Arial"/>
+              </w:rPr>
+            </w:pPr>
+            <w:r>
+              <w:rPr>
+                <w:rFonts w:ascii="Arial" w:hAnsi="Arial"/>
+              </w:rPr>
+              <w:t xml:space="preserve">Durante l'implementazione del sistema di sicurezza di VAL-Z abbiamo avuto difficoltà con la gestione dello stato del firewall in relazione ai blocchi di sicurezza. Risolto ristrutturando la logica degli stati e separando le responsabilità dei vari oggetti in </w:t>
+            </w:r>
+            <w:proofErr w:type="spellStart"/>
+            <w:r>
+              <w:rPr>
+                <w:rFonts w:ascii="Arial" w:hAnsi="Arial"/>
+              </w:rPr>
+              <w:t>GameMaker</w:t>
+            </w:r>
+            <w:proofErr w:type="spellEnd"/>
+            <w:r>
+              <w:rPr>
+                <w:rFonts w:ascii="Arial" w:hAnsi="Arial"/>
+              </w:rPr>
+              <w:t>.</w:t>
+            </w:r>
+          </w:p>
+        </w:tc>
+      </w:tr>
+    </w:tbl>
+    <w:p>
+      <w:pPr>
+        <w:rPr>
+          <w:rFonts w:ascii="Arial" w:hAnsi="Arial" w:cs="Arial"/>
+        </w:rPr>
+      </w:pPr>
+    </w:p>
+    <w:tbl>
+      <w:tblPr>
+        <w:tblStyle w:val="Grigliatabella"/>
+        <w:tblW w:w="0" w:type="auto"/>
+        <w:tblLook w:val="04A0" w:firstRow="1" w:lastRow="0" w:firstColumn="1" w:lastColumn="0" w:noHBand="0" w:noVBand="1"/>
+      </w:tblPr>
+      <w:tblGrid>
+        <w:gridCol w:w="9628"/>
+      </w:tblGrid>
+      <w:tr>
+        <w:tc>
+          <w:tcPr>
+            <w:tcW w:w="9854" w:type="dxa"/>
+            <w:tcBorders>
+              <w:top w:val="single" w:sz="4" w:space="0" w:color="auto"/>
+              <w:left w:val="single" w:sz="4" w:space="0" w:color="auto"/>
+              <w:bottom w:val="single" w:sz="4" w:space="0" w:color="auto"/>
+              <w:right w:val="single" w:sz="4" w:space="0" w:color="auto"/>
+            </w:tcBorders>
+            <w:shd w:val="clear" w:color="auto" w:fill="D9D9D9" w:themeFill="background1" w:themeFillShade="D9"/>
+            <w:hideMark/>
+          </w:tcPr>
+          <w:p>
+            <w:pPr>
+              <w:spacing w:after="200" w:line="276" w:lineRule="auto"/>
+              <w:rPr>
+                <w:rFonts w:ascii="Arial" w:hAnsi="Arial" w:cs="Arial"/>
+              </w:rPr>
+            </w:pPr>
+            <w:r>
+              <w:rPr>
+                <w:rFonts w:ascii="Arial" w:hAnsi="Arial" w:cs="Arial"/>
+              </w:rPr>
+              <w:t>Punto della situazione rispetto alla pianificazione</w:t>
+            </w:r>
+          </w:p>
+        </w:tc>
+      </w:tr>
+      <w:tr>
+        <w:tc>
+          <w:tcPr>
+            <w:tcW w:w="9854" w:type="dxa"/>
+            <w:tcBorders>
+              <w:top w:val="single" w:sz="4" w:space="0" w:color="auto"/>
+              <w:left w:val="single" w:sz="4" w:space="0" w:color="auto"/>
+              <w:bottom w:val="single" w:sz="4" w:space="0" w:color="auto"/>
+              <w:right w:val="single" w:sz="4" w:space="0" w:color="auto"/>
+            </w:tcBorders>
+            <w:hideMark/>
+          </w:tcPr>
+          <w:p>
+            <w:pPr>
+              <w:spacing w:after="200" w:line="276" w:lineRule="auto"/>
+              <w:rPr>
+                <w:rFonts w:ascii="Arial" w:hAnsi="Arial" w:cs="Arial"/>
+              </w:rPr>
+            </w:pPr>
+            <w:r>
+              <w:rPr>
+                <w:rFonts w:ascii="Arial" w:hAnsi="Arial" w:cs="Arial"/>
+              </w:rPr>
+              <w:t>Leggermente in ritardo.</w:t>
+            </w:r>
+          </w:p>
+        </w:tc>
+      </w:tr>
+    </w:tbl>
+    <w:p>
+      <w:pPr>
+        <w:rPr>
+          <w:rFonts w:ascii="Arial" w:hAnsi="Arial" w:cs="Arial"/>
+        </w:rPr>
+      </w:pPr>
+    </w:p>
+    <w:tbl>
+      <w:tblPr>
+        <w:tblStyle w:val="Grigliatabella"/>
+        <w:tblW w:w="0" w:type="auto"/>
+        <w:tblLook w:val="04A0" w:firstRow="1" w:lastRow="0" w:firstColumn="1" w:lastColumn="0" w:noHBand="0" w:noVBand="1"/>
+      </w:tblPr>
+      <w:tblGrid>
+        <w:gridCol w:w="9628"/>
+      </w:tblGrid>
+      <w:tr>
+        <w:tc>
+          <w:tcPr>
+            <w:tcW w:w="9854" w:type="dxa"/>
+            <w:tcBorders>
+              <w:top w:val="single" w:sz="4" w:space="0" w:color="auto"/>
+              <w:left w:val="single" w:sz="4" w:space="0" w:color="auto"/>
+              <w:bottom w:val="single" w:sz="4" w:space="0" w:color="auto"/>
+              <w:right w:val="single" w:sz="4" w:space="0" w:color="auto"/>
+            </w:tcBorders>
+            <w:shd w:val="clear" w:color="auto" w:fill="D9D9D9" w:themeFill="background1" w:themeFillShade="D9"/>
+            <w:hideMark/>
+          </w:tcPr>
+          <w:p>
+            <w:pPr>
+              <w:spacing w:after="200" w:line="276" w:lineRule="auto"/>
+              <w:rPr>
+                <w:rFonts w:ascii="Arial" w:hAnsi="Arial" w:cs="Arial"/>
+              </w:rPr>
+            </w:pPr>
+            <w:r>
+              <w:rPr>
+                <w:rFonts w:ascii="Arial" w:hAnsi="Arial" w:cs="Arial"/>
+              </w:rPr>
+              <w:t>Programma di massima per la prossima giornata di lavoro</w:t>
+            </w:r>
+          </w:p>
+        </w:tc>
+      </w:tr>
+      <w:tr>
+        <w:tc>
+          <w:tcPr>
+            <w:tcW w:w="9854" w:type="dxa"/>
+            <w:tcBorders>
+              <w:top w:val="single" w:sz="4" w:space="0" w:color="auto"/>
+              <w:left w:val="single" w:sz="4" w:space="0" w:color="auto"/>
+              <w:bottom w:val="single" w:sz="4" w:space="0" w:color="auto"/>
+              <w:right w:val="single" w:sz="4" w:space="0" w:color="auto"/>
+            </w:tcBorders>
+            <w:hideMark/>
+          </w:tcPr>
+          <w:p>
+            <w:pPr>
+              <w:spacing w:after="200" w:line="276" w:lineRule="auto"/>
+              <w:rPr>
+                <w:rFonts w:ascii="Arial" w:hAnsi="Arial" w:cs="Arial"/>
+              </w:rPr>
+            </w:pPr>
+            <w:r>
+              <w:rPr>
+                <w:rFonts w:ascii="Arial" w:hAnsi="Arial"/>
+              </w:rPr>
+              <w:t xml:space="preserve">Completare </w:t>
+            </w:r>
+            <w:r>
+              <w:rPr>
+                <w:rFonts w:ascii="Arial" w:hAnsi="Arial"/>
+              </w:rPr>
+              <w:t xml:space="preserve">The </w:t>
+            </w:r>
+            <w:proofErr w:type="spellStart"/>
+            <w:r>
+              <w:rPr>
+                <w:rFonts w:ascii="Arial" w:hAnsi="Arial"/>
+              </w:rPr>
+              <w:t>Singularity</w:t>
+            </w:r>
+            <w:proofErr w:type="spellEnd"/>
+            <w:r>
+              <w:rPr>
+                <w:rFonts w:ascii="Arial" w:hAnsi="Arial"/>
+              </w:rPr>
+              <w:t xml:space="preserve"> </w:t>
+            </w:r>
+            <w:r>
+              <w:rPr>
+                <w:rFonts w:ascii="Arial" w:hAnsi="Arial"/>
+              </w:rPr>
+              <w:t>nella sua interezza.</w:t>
+            </w:r>
+          </w:p>
+        </w:tc>
+      </w:tr>
+    </w:tbl>
+    <w:p>
+      <w:pPr>
+        <w:rPr>
+          <w:rFonts w:ascii="Arial" w:hAnsi="Arial" w:cs="Arial"/>
+        </w:rPr>
+      </w:pPr>
+    </w:p>
+    <w:p>
+      <w:pPr>
+        <w:pStyle w:val="Titolo2"/>
+        <w:rPr>
+          <w:sz w:val="36"/>
+        </w:rPr>
+      </w:pPr>
+      <w:r>
+        <w:rPr>
+          <w:sz w:val="36"/>
+        </w:rPr>
+        <w:t>Agile</w:t>
+      </w:r>
+      <w:r>
+        <w:rPr>
+          <w:sz w:val="36"/>
+        </w:rPr>
+        <w:t xml:space="preserve"> - Resoconto</w:t>
+      </w:r>
+    </w:p>
+    <w:tbl>
+      <w:tblPr>
+        <w:tblStyle w:val="Grigliatabella"/>
+        <w:tblW w:w="0" w:type="auto"/>
+        <w:tblLook w:val="04A0" w:firstRow="1" w:lastRow="0" w:firstColumn="1" w:lastColumn="0" w:noHBand="0" w:noVBand="1"/>
+      </w:tblPr>
+      <w:tblGrid>
+        <w:gridCol w:w="9628"/>
+      </w:tblGrid>
+      <w:tr>
+        <w:tc>
+          <w:tcPr>
+            <w:tcW w:w="9854" w:type="dxa"/>
+            <w:shd w:val="clear" w:color="auto" w:fill="D9D9D9" w:themeFill="background1" w:themeFillShade="D9"/>
+          </w:tcPr>
+          <w:p>
+            <w:pPr>
+              <w:rPr>
+                <w:rFonts w:ascii="Arial" w:hAnsi="Arial" w:cs="Arial"/>
+              </w:rPr>
+            </w:pPr>
+            <w:proofErr w:type="spellStart"/>
+            <w:r>
+              <w:rPr>
+                <w:rFonts w:ascii="Arial" w:hAnsi="Arial" w:cs="Arial"/>
+              </w:rPr>
+              <w:t>Daily</w:t>
+            </w:r>
+            <w:proofErr w:type="spellEnd"/>
+            <w:r>
+              <w:rPr>
+                <w:rFonts w:ascii="Arial" w:hAnsi="Arial" w:cs="Arial"/>
+              </w:rPr>
+              <w:t xml:space="preserve"> </w:t>
+            </w:r>
+            <w:proofErr w:type="spellStart"/>
+            <w:r>
+              <w:rPr>
+                <w:rFonts w:ascii="Arial" w:hAnsi="Arial" w:cs="Arial"/>
+              </w:rPr>
+              <w:t>Scrum</w:t>
+            </w:r>
+            <w:proofErr w:type="spellEnd"/>
+          </w:p>
+        </w:tc>
+      </w:tr>
+      <w:tr>
+        <w:tc>
+          <w:tcPr>
+            <w:tcW w:w="9854" w:type="dxa"/>
+          </w:tcPr>
+          <w:p>
+            <w:pPr>
+              <w:rPr>
+                <w:rFonts w:ascii="Arial" w:hAnsi="Arial" w:cs="Arial"/>
+              </w:rPr>
+            </w:pPr>
+            <w:r>
+              <w:rPr>
+                <w:rFonts w:ascii="Arial" w:hAnsi="Arial"/>
+              </w:rPr>
+              <w:t xml:space="preserve">Abbiamo discusso del completamento dello Sprint 2 e dell'organizzazione dello Sprint 3 incentrato su The </w:t>
+            </w:r>
+            <w:proofErr w:type="spellStart"/>
+            <w:r>
+              <w:rPr>
+                <w:rFonts w:ascii="Arial" w:hAnsi="Arial"/>
+              </w:rPr>
+              <w:t>Singularity</w:t>
+            </w:r>
+            <w:proofErr w:type="spellEnd"/>
+            <w:r>
+              <w:rPr>
+                <w:rFonts w:ascii="Arial" w:hAnsi="Arial"/>
+              </w:rPr>
+              <w:t>.</w:t>
+            </w:r>
+          </w:p>
+        </w:tc>
+      </w:tr>
+    </w:tbl>
+    <w:p>
+      <w:pPr>
+        <w:rPr>
+          <w:rFonts w:ascii="Arial" w:hAnsi="Arial" w:cs="Arial"/>
+        </w:rPr>
+      </w:pPr>
+    </w:p>
+    <w:tbl>
+      <w:tblPr>
+        <w:tblStyle w:val="Grigliatabella"/>
+        <w:tblW w:w="0" w:type="auto"/>
+        <w:tblLook w:val="04A0" w:firstRow="1" w:lastRow="0" w:firstColumn="1" w:lastColumn="0" w:noHBand="0" w:noVBand="1"/>
+      </w:tblPr>
+      <w:tblGrid>
+        <w:gridCol w:w="9628"/>
+      </w:tblGrid>
+      <w:tr>
+        <w:tc>
+          <w:tcPr>
+            <w:tcW w:w="9628" w:type="dxa"/>
+            <w:shd w:val="clear" w:color="auto" w:fill="D9D9D9" w:themeFill="background1" w:themeFillShade="D9"/>
+          </w:tcPr>
+          <w:p>
+            <w:pPr>
+              <w:rPr>
+                <w:rFonts w:ascii="Arial" w:hAnsi="Arial" w:cs="Arial"/>
+              </w:rPr>
+            </w:pPr>
+            <w:r>
+              <w:rPr>
+                <w:rFonts w:ascii="Arial" w:hAnsi="Arial" w:cs="Arial"/>
+              </w:rPr>
+              <w:t>Sprint Planning</w:t>
+            </w:r>
+          </w:p>
+        </w:tc>
+      </w:tr>
+      <w:tr>
+        <w:tc>
+          <w:tcPr>
+            <w:tcW w:w="9628" w:type="dxa"/>
+          </w:tcPr>
+          <w:p>
+            <w:pPr>
+              <w:rPr>
+                <w:rFonts w:ascii="Arial" w:hAnsi="Arial" w:cs="Arial"/>
+              </w:rPr>
+            </w:pPr>
+            <w:r>
+              <w:rPr>
+                <w:rFonts w:ascii="Arial" w:hAnsi="Arial"/>
+              </w:rPr>
+              <w:t xml:space="preserve">Nello sprint planning abbiamo deciso gli obiettivi per lo Sprint 3: implementazione completa di The </w:t>
+            </w:r>
+            <w:proofErr w:type="spellStart"/>
+            <w:r>
+              <w:rPr>
+                <w:rFonts w:ascii="Arial" w:hAnsi="Arial"/>
+              </w:rPr>
+              <w:t>Singularity</w:t>
+            </w:r>
+            <w:proofErr w:type="spellEnd"/>
+            <w:r>
+              <w:rPr>
+                <w:rFonts w:ascii="Arial" w:hAnsi="Arial"/>
+              </w:rPr>
+              <w:t>.</w:t>
+            </w:r>
+          </w:p>
+        </w:tc>
+      </w:tr>
+    </w:tbl>
+    <w:p>
+      <w:pPr>
+        <w:rPr>
+          <w:rFonts w:ascii="Arial" w:hAnsi="Arial" w:cs="Arial"/>
+        </w:rPr>
+      </w:pPr>
+    </w:p>
+    <w:tbl>
+      <w:tblPr>
+        <w:tblStyle w:val="Grigliatabella"/>
+        <w:tblW w:w="0" w:type="auto"/>
+        <w:tblLook w:val="04A0" w:firstRow="1" w:lastRow="0" w:firstColumn="1" w:lastColumn="0" w:noHBand="0" w:noVBand="1"/>
+      </w:tblPr>
+      <w:tblGrid>
+        <w:gridCol w:w="9628"/>
+      </w:tblGrid>
+      <w:tr>
+        <w:tc>
+          <w:tcPr>
+            <w:tcW w:w="9854" w:type="dxa"/>
+            <w:shd w:val="clear" w:color="auto" w:fill="D9D9D9" w:themeFill="background1" w:themeFillShade="D9"/>
+          </w:tcPr>
+          <w:p>
+            <w:pPr>
+              <w:rPr>
+                <w:rFonts w:ascii="Arial" w:hAnsi="Arial" w:cs="Arial"/>
+              </w:rPr>
+            </w:pPr>
+            <w:r>
+              <w:rPr>
+                <w:rFonts w:ascii="Arial" w:hAnsi="Arial" w:cs="Arial"/>
+              </w:rPr>
+              <w:t>Sprint Review</w:t>
+            </w:r>
+          </w:p>
+        </w:tc>
+      </w:tr>
+      <w:tr>
+        <w:tc>
+          <w:tcPr>
+            <w:tcW w:w="9854" w:type="dxa"/>
+          </w:tcPr>
+          <w:p>
+            <w:pPr>
+              <w:rPr>
+                <w:rFonts w:ascii="Arial" w:hAnsi="Arial" w:cs="Arial"/>
+              </w:rPr>
+            </w:pPr>
+            <w:r>
+              <w:rPr>
+                <w:rFonts w:ascii="Arial" w:hAnsi="Arial" w:cs="Arial"/>
+              </w:rPr>
+              <w:t xml:space="preserve">Ci siamo ritrovati in dietro rispetto a </w:t>
+            </w:r>
+            <w:r>
+              <w:rPr>
+                <w:rFonts w:ascii="Arial" w:hAnsi="Arial" w:cs="Arial"/>
+              </w:rPr>
+              <w:t>ciò</w:t>
+            </w:r>
+            <w:r>
+              <w:rPr>
+                <w:rFonts w:ascii="Arial" w:hAnsi="Arial" w:cs="Arial"/>
+              </w:rPr>
+              <w:t xml:space="preserve"> che ci eravamo pianificato di fare</w:t>
+            </w:r>
+            <w:r>
+              <w:rPr>
+                <w:rFonts w:ascii="Arial" w:hAnsi="Arial" w:cs="Arial"/>
+              </w:rPr>
+              <w:t xml:space="preserve">, abbiamo notato una grande sottovalutazione </w:t>
+            </w:r>
+            <w:r>
+              <w:rPr>
+                <w:rFonts w:ascii="Arial" w:hAnsi="Arial" w:cs="Arial"/>
+              </w:rPr>
+              <w:t>dell’impegno</w:t>
+            </w:r>
+            <w:r>
+              <w:rPr>
+                <w:rFonts w:ascii="Arial" w:hAnsi="Arial" w:cs="Arial"/>
+              </w:rPr>
+              <w:t xml:space="preserve"> richiesto dallo Sprint.</w:t>
+            </w:r>
+          </w:p>
+        </w:tc>
+      </w:tr>
+    </w:tbl>
+    <w:p>
+      <w:pPr>
+        <w:rPr>
+          <w:rFonts w:ascii="Arial" w:hAnsi="Arial" w:cs="Arial"/>
+        </w:rPr>
+      </w:pPr>
+    </w:p>
+    <w:tbl>
+      <w:tblPr>
+        <w:tblStyle w:val="Grigliatabella"/>
+        <w:tblW w:w="0" w:type="auto"/>
+        <w:tblLook w:val="04A0" w:firstRow="1" w:lastRow="0" w:firstColumn="1" w:lastColumn="0" w:noHBand="0" w:noVBand="1"/>
+      </w:tblPr>
+      <w:tblGrid>
+        <w:gridCol w:w="9628"/>
+      </w:tblGrid>
+      <w:tr>
+        <w:tc>
+          <w:tcPr>
+            <w:tcW w:w="9854" w:type="dxa"/>
+            <w:shd w:val="clear" w:color="auto" w:fill="D9D9D9" w:themeFill="background1" w:themeFillShade="D9"/>
+          </w:tcPr>
+          <w:p>
+            <w:pPr>
+              <w:rPr>
+                <w:rFonts w:ascii="Arial" w:hAnsi="Arial" w:cs="Arial"/>
+              </w:rPr>
+            </w:pPr>
+            <w:r>
+              <w:rPr>
+                <w:rFonts w:ascii="Arial" w:hAnsi="Arial" w:cs="Arial"/>
+              </w:rPr>
+              <w:t xml:space="preserve">Sprint </w:t>
+            </w:r>
+            <w:proofErr w:type="spellStart"/>
+            <w:r>
+              <w:rPr>
+                <w:rFonts w:ascii="Arial" w:hAnsi="Arial" w:cs="Arial"/>
+              </w:rPr>
+              <w:t>Retrospective</w:t>
+            </w:r>
+            <w:proofErr w:type="spellEnd"/>
+          </w:p>
+        </w:tc>
+      </w:tr>
+      <w:tr>
+        <w:tc>
+          <w:tcPr>
+            <w:tcW w:w="9854" w:type="dxa"/>
+          </w:tcPr>
+          <w:p>
+            <w:pPr>
+              <w:rPr>
+                <w:rFonts w:ascii="Arial" w:hAnsi="Arial" w:cs="Arial"/>
+              </w:rPr>
+            </w:pPr>
+          </w:p>
+        </w:tc>
+      </w:tr>
+    </w:tbl>
+    <w:p>
+      <w:pPr>
+        <w:rPr>
+          <w:rFonts w:ascii="Arial" w:hAnsi="Arial" w:cs="Arial"/>
+        </w:rPr>
+      </w:pPr>
+      <w:r>
+        <w:rPr>
+          <w:rFonts w:ascii="Arial" w:hAnsi="Arial" w:cs="Arial"/>
+        </w:rPr>
+        <w:br w:type="page"/>
+      </w:r>
+    </w:p>
+    <w:p>
+      <w:pPr>
+        <w:rPr>
+          <w:rFonts w:ascii="Arial" w:hAnsi="Arial" w:cs="Arial"/>
+        </w:rPr>
+      </w:pPr>
+    </w:p>
+    <w:tbl>
+      <w:tblPr>
+        <w:tblStyle w:val="Grigliatabella"/>
+        <w:tblW w:w="9634" w:type="dxa"/>
+        <w:tblLook w:val="04A0" w:firstRow="1" w:lastRow="0" w:firstColumn="1" w:lastColumn="0" w:noHBand="0" w:noVBand="1"/>
+      </w:tblPr>
+      <w:tblGrid>
+        <w:gridCol w:w="4803"/>
+        <w:gridCol w:w="4831"/>
+      </w:tblGrid>
+      <w:tr>
+        <w:trPr>
+          <w:trHeight w:hRule="exact" w:val="397"/>
+        </w:trPr>
+        <w:tc>
+          <w:tcPr>
+            <w:tcW w:w="4803" w:type="dxa"/>
+            <w:tcBorders>
+              <w:top w:val="single" w:sz="4" w:space="0" w:color="auto"/>
+              <w:left w:val="single" w:sz="4" w:space="0" w:color="auto"/>
+              <w:bottom w:val="single" w:sz="4" w:space="0" w:color="auto"/>
+              <w:right w:val="single" w:sz="4" w:space="0" w:color="auto"/>
+            </w:tcBorders>
+            <w:vAlign w:val="center"/>
+            <w:hideMark/>
+          </w:tcPr>
+          <w:p>
+            <w:pPr>
+              <w:spacing w:after="200" w:line="276" w:lineRule="auto"/>
+              <w:rPr>
+                <w:rFonts w:ascii="Arial" w:hAnsi="Arial" w:cs="Arial"/>
+              </w:rPr>
+            </w:pPr>
+            <w:r>
+              <w:rPr>
+                <w:rFonts w:ascii="Arial" w:hAnsi="Arial" w:cs="Arial"/>
+              </w:rPr>
+              <w:t>Luogo</w:t>
+            </w:r>
+          </w:p>
+        </w:tc>
+        <w:tc>
+          <w:tcPr>
+            <w:tcW w:w="4831" w:type="dxa"/>
+            <w:tcBorders>
+              <w:top w:val="single" w:sz="4" w:space="0" w:color="auto"/>
+              <w:left w:val="single" w:sz="4" w:space="0" w:color="auto"/>
+              <w:bottom w:val="single" w:sz="4" w:space="0" w:color="auto"/>
+              <w:right w:val="single" w:sz="4" w:space="0" w:color="auto"/>
+            </w:tcBorders>
+            <w:vAlign w:val="center"/>
+            <w:hideMark/>
+          </w:tcPr>
+          <w:p>
+            <w:pPr>
+              <w:spacing w:after="200" w:line="276" w:lineRule="auto"/>
+              <w:rPr>
+                <w:rFonts w:ascii="Arial" w:hAnsi="Arial" w:cs="Arial"/>
+              </w:rPr>
+            </w:pPr>
+            <w:r>
+              <w:rPr>
+                <w:rFonts w:ascii="Arial" w:hAnsi="Arial" w:cs="Arial"/>
+              </w:rPr>
+              <w:t>Canobbio</w:t>
+            </w:r>
+          </w:p>
+        </w:tc>
+      </w:tr>
+      <w:tr>
+        <w:trPr>
+          <w:trHeight w:hRule="exact" w:val="397"/>
+        </w:trPr>
+        <w:tc>
+          <w:tcPr>
+            <w:tcW w:w="4803" w:type="dxa"/>
+            <w:tcBorders>
+              <w:top w:val="single" w:sz="4" w:space="0" w:color="auto"/>
+              <w:left w:val="single" w:sz="4" w:space="0" w:color="auto"/>
+              <w:bottom w:val="single" w:sz="4" w:space="0" w:color="auto"/>
+              <w:right w:val="single" w:sz="4" w:space="0" w:color="auto"/>
+            </w:tcBorders>
+            <w:vAlign w:val="center"/>
+            <w:hideMark/>
+          </w:tcPr>
+          <w:p>
+            <w:pPr>
+              <w:spacing w:after="200" w:line="276" w:lineRule="auto"/>
+              <w:rPr>
+                <w:rFonts w:ascii="Arial" w:hAnsi="Arial" w:cs="Arial"/>
+              </w:rPr>
+            </w:pPr>
+            <w:r>
+              <w:rPr>
+                <w:rFonts w:ascii="Arial" w:hAnsi="Arial" w:cs="Arial"/>
+              </w:rPr>
+              <w:t>Data</w:t>
+            </w:r>
+          </w:p>
+        </w:tc>
+        <w:tc>
+          <w:tcPr>
+            <w:tcW w:w="4831" w:type="dxa"/>
+            <w:tcBorders>
+              <w:top w:val="single" w:sz="4" w:space="0" w:color="auto"/>
+              <w:left w:val="single" w:sz="4" w:space="0" w:color="auto"/>
+              <w:bottom w:val="single" w:sz="4" w:space="0" w:color="auto"/>
+              <w:right w:val="single" w:sz="4" w:space="0" w:color="auto"/>
+            </w:tcBorders>
+            <w:vAlign w:val="center"/>
+            <w:hideMark/>
+          </w:tcPr>
+          <w:p>
+            <w:pPr>
+              <w:spacing w:after="200" w:line="276" w:lineRule="auto"/>
+              <w:rPr>
+                <w:rFonts w:ascii="Arial" w:hAnsi="Arial" w:cs="Arial"/>
+              </w:rPr>
+            </w:pPr>
+            <w:r>
+              <w:rPr>
+                <w:rFonts w:ascii="Arial" w:hAnsi="Arial" w:cs="Arial"/>
+              </w:rPr>
+              <w:t>17.04</w:t>
+            </w:r>
+            <w:r>
+              <w:rPr>
+                <w:rFonts w:ascii="Arial" w:hAnsi="Arial" w:cs="Arial"/>
+              </w:rPr>
+              <w:t>.2026</w:t>
+            </w:r>
+          </w:p>
+        </w:tc>
+      </w:tr>
+    </w:tbl>
+    <w:p>
+      <w:pPr>
+        <w:rPr>
+          <w:rFonts w:ascii="Arial" w:hAnsi="Arial" w:cs="Arial"/>
+        </w:rPr>
+      </w:pPr>
+    </w:p>
+    <w:tbl>
+      <w:tblPr>
+        <w:tblStyle w:val="Grigliatabella"/>
+        <w:tblW w:w="0" w:type="auto"/>
+        <w:tblLook w:val="04A0" w:firstRow="1" w:lastRow="0" w:firstColumn="1" w:lastColumn="0" w:noHBand="0" w:noVBand="1"/>
+      </w:tblPr>
+      <w:tblGrid>
+        <w:gridCol w:w="9628"/>
+      </w:tblGrid>
+      <w:tr>
+        <w:tc>
+          <w:tcPr>
+            <w:tcW w:w="9628" w:type="dxa"/>
+            <w:tcBorders>
+              <w:top w:val="single" w:sz="4" w:space="0" w:color="auto"/>
+              <w:left w:val="single" w:sz="4" w:space="0" w:color="auto"/>
+              <w:bottom w:val="single" w:sz="4" w:space="0" w:color="auto"/>
+              <w:right w:val="single" w:sz="4" w:space="0" w:color="auto"/>
+            </w:tcBorders>
+            <w:shd w:val="clear" w:color="auto" w:fill="D9D9D9" w:themeFill="background1" w:themeFillShade="D9"/>
+            <w:hideMark/>
+          </w:tcPr>
+          <w:p>
+            <w:pPr>
+              <w:spacing w:after="200" w:line="276" w:lineRule="auto"/>
+              <w:rPr>
+                <w:rFonts w:ascii="Arial" w:hAnsi="Arial" w:cs="Arial"/>
+              </w:rPr>
+            </w:pPr>
+            <w:r>
+              <w:rPr>
+                <w:rFonts w:ascii="Arial" w:hAnsi="Arial" w:cs="Arial"/>
+              </w:rPr>
+              <w:t>Lavori svolti</w:t>
+            </w:r>
+          </w:p>
+        </w:tc>
+      </w:tr>
+      <w:tr>
+        <w:tc>
+          <w:tcPr>
+            <w:tcW w:w="9628" w:type="dxa"/>
+            <w:tcBorders>
+              <w:top w:val="single" w:sz="4" w:space="0" w:color="auto"/>
+              <w:left w:val="single" w:sz="4" w:space="0" w:color="auto"/>
+              <w:bottom w:val="single" w:sz="4" w:space="0" w:color="auto"/>
+              <w:right w:val="single" w:sz="4" w:space="0" w:color="auto"/>
+            </w:tcBorders>
+            <w:hideMark/>
+          </w:tcPr>
+          <w:p>
+            <w:pPr>
+              <w:spacing w:after="200" w:line="276" w:lineRule="auto"/>
+              <w:rPr>
+                <w:rFonts w:ascii="Arial" w:hAnsi="Arial" w:cs="Arial"/>
+              </w:rPr>
+            </w:pPr>
+            <w:r>
+              <w:rPr>
+                <w:rFonts w:ascii="Arial" w:hAnsi="Arial"/>
+              </w:rPr>
+              <w:t xml:space="preserve">Oggi abbiamo implementato completamente The </w:t>
+            </w:r>
+            <w:proofErr w:type="spellStart"/>
+            <w:r>
+              <w:rPr>
+                <w:rFonts w:ascii="Arial" w:hAnsi="Arial"/>
+              </w:rPr>
+              <w:t>Singularity</w:t>
+            </w:r>
+            <w:proofErr w:type="spellEnd"/>
+            <w:r>
+              <w:rPr>
+                <w:rFonts w:ascii="Arial" w:hAnsi="Arial"/>
+              </w:rPr>
+              <w:t>, gestendo la sua meccanica di contenimento e l'attacco.</w:t>
+            </w:r>
+          </w:p>
+        </w:tc>
+      </w:tr>
+    </w:tbl>
+    <w:p>
+      <w:pPr>
+        <w:rPr>
+          <w:rFonts w:ascii="Arial" w:hAnsi="Arial" w:cs="Arial"/>
+        </w:rPr>
+      </w:pPr>
+    </w:p>
+    <w:tbl>
+      <w:tblPr>
+        <w:tblStyle w:val="Grigliatabella"/>
+        <w:tblW w:w="0" w:type="auto"/>
+        <w:tblLook w:val="04A0" w:firstRow="1" w:lastRow="0" w:firstColumn="1" w:lastColumn="0" w:noHBand="0" w:noVBand="1"/>
+      </w:tblPr>
+      <w:tblGrid>
+        <w:gridCol w:w="9628"/>
+      </w:tblGrid>
+      <w:tr>
+        <w:tc>
+          <w:tcPr>
+            <w:tcW w:w="9628" w:type="dxa"/>
+            <w:tcBorders>
+              <w:top w:val="single" w:sz="4" w:space="0" w:color="auto"/>
+              <w:left w:val="single" w:sz="4" w:space="0" w:color="auto"/>
+              <w:bottom w:val="single" w:sz="4" w:space="0" w:color="auto"/>
+              <w:right w:val="single" w:sz="4" w:space="0" w:color="auto"/>
+            </w:tcBorders>
+            <w:shd w:val="clear" w:color="auto" w:fill="D9D9D9" w:themeFill="background1" w:themeFillShade="D9"/>
+            <w:hideMark/>
+          </w:tcPr>
+          <w:p>
+            <w:pPr>
+              <w:spacing w:after="200" w:line="276" w:lineRule="auto"/>
+              <w:rPr>
+                <w:rFonts w:ascii="Arial" w:hAnsi="Arial" w:cs="Arial"/>
+              </w:rPr>
+            </w:pPr>
+            <w:r>
+              <w:rPr>
+                <w:rFonts w:ascii="Arial" w:hAnsi="Arial" w:cs="Arial"/>
+              </w:rPr>
+              <w:t>Problemi riscontrati e soluzioni adottate</w:t>
+            </w:r>
+          </w:p>
+        </w:tc>
+      </w:tr>
+      <w:tr>
+        <w:tc>
+          <w:tcPr>
+            <w:tcW w:w="9628" w:type="dxa"/>
+            <w:tcBorders>
+              <w:top w:val="single" w:sz="4" w:space="0" w:color="auto"/>
+              <w:left w:val="single" w:sz="4" w:space="0" w:color="auto"/>
+              <w:bottom w:val="single" w:sz="4" w:space="0" w:color="auto"/>
+              <w:right w:val="single" w:sz="4" w:space="0" w:color="auto"/>
+            </w:tcBorders>
+            <w:hideMark/>
+          </w:tcPr>
+          <w:p>
+            <w:pPr>
+              <w:spacing w:after="200" w:line="276" w:lineRule="auto"/>
+              <w:rPr>
+                <w:rFonts w:ascii="Arial" w:hAnsi="Arial"/>
+              </w:rPr>
+            </w:pPr>
+            <w:r>
+              <w:rPr>
+                <w:rFonts w:ascii="Arial" w:hAnsi="Arial"/>
+              </w:rPr>
+              <w:t xml:space="preserve">La meccanica di contenimento di The </w:t>
+            </w:r>
+            <w:proofErr w:type="spellStart"/>
+            <w:r>
+              <w:rPr>
+                <w:rFonts w:ascii="Arial" w:hAnsi="Arial"/>
+              </w:rPr>
+              <w:t>Singularity</w:t>
+            </w:r>
+            <w:proofErr w:type="spellEnd"/>
+            <w:r>
+              <w:rPr>
+                <w:rFonts w:ascii="Arial" w:hAnsi="Arial"/>
+              </w:rPr>
+              <w:t xml:space="preserve"> è risultata più complessa del previsto a causa dell'interazione con il sistema di </w:t>
+            </w:r>
+            <w:r>
+              <w:rPr>
+                <w:rFonts w:ascii="Arial" w:hAnsi="Arial"/>
+              </w:rPr>
+              <w:t>firewall</w:t>
+            </w:r>
+            <w:r>
+              <w:rPr>
+                <w:rFonts w:ascii="Arial" w:hAnsi="Arial"/>
+              </w:rPr>
+              <w:t xml:space="preserve">. Abbiamo risolto creando un sistema di gestione </w:t>
+            </w:r>
+            <w:r>
+              <w:rPr>
+                <w:rFonts w:ascii="Arial" w:hAnsi="Arial"/>
+              </w:rPr>
+              <w:t>appropriato</w:t>
+            </w:r>
+            <w:r>
+              <w:rPr>
+                <w:rFonts w:ascii="Arial" w:hAnsi="Arial"/>
+              </w:rPr>
+              <w:t>.</w:t>
+            </w:r>
+            <w:r>
+              <w:rPr>
+                <w:rFonts w:ascii="Arial" w:hAnsi="Arial"/>
+              </w:rPr>
+              <w:br/>
+              <w:t xml:space="preserve">Non siamo riusciti ad iniziare il salvataggio dei progressi, rimedieremo </w:t>
+            </w:r>
+            <w:r>
+              <w:rPr>
+                <w:rFonts w:ascii="Arial" w:hAnsi="Arial"/>
+              </w:rPr>
+              <w:t>rielaborandolo nel prossimo Sprint che svolgeremo.</w:t>
+            </w:r>
+          </w:p>
+        </w:tc>
+      </w:tr>
+    </w:tbl>
+    <w:p>
+      <w:pPr>
+        <w:rPr>
+          <w:rFonts w:ascii="Arial" w:hAnsi="Arial" w:cs="Arial"/>
+        </w:rPr>
+      </w:pPr>
+    </w:p>
+    <w:tbl>
+      <w:tblPr>
+        <w:tblStyle w:val="Grigliatabella"/>
+        <w:tblW w:w="0" w:type="auto"/>
+        <w:tblLook w:val="04A0" w:firstRow="1" w:lastRow="0" w:firstColumn="1" w:lastColumn="0" w:noHBand="0" w:noVBand="1"/>
+      </w:tblPr>
+      <w:tblGrid>
+        <w:gridCol w:w="9628"/>
+      </w:tblGrid>
+      <w:tr>
+        <w:tc>
+          <w:tcPr>
+            <w:tcW w:w="9854" w:type="dxa"/>
+            <w:tcBorders>
+              <w:top w:val="single" w:sz="4" w:space="0" w:color="auto"/>
+              <w:left w:val="single" w:sz="4" w:space="0" w:color="auto"/>
+              <w:bottom w:val="single" w:sz="4" w:space="0" w:color="auto"/>
+              <w:right w:val="single" w:sz="4" w:space="0" w:color="auto"/>
+            </w:tcBorders>
+            <w:shd w:val="clear" w:color="auto" w:fill="D9D9D9" w:themeFill="background1" w:themeFillShade="D9"/>
+            <w:hideMark/>
+          </w:tcPr>
+          <w:p>
+            <w:pPr>
+              <w:spacing w:after="200" w:line="276" w:lineRule="auto"/>
+              <w:rPr>
+                <w:rFonts w:ascii="Arial" w:hAnsi="Arial" w:cs="Arial"/>
+              </w:rPr>
+            </w:pPr>
+            <w:r>
+              <w:rPr>
+                <w:rFonts w:ascii="Arial" w:hAnsi="Arial" w:cs="Arial"/>
+              </w:rPr>
+              <w:t>Punto della situazione rispetto alla pianificazione</w:t>
+            </w:r>
+          </w:p>
+        </w:tc>
+      </w:tr>
+      <w:tr>
+        <w:tc>
+          <w:tcPr>
+            <w:tcW w:w="9854" w:type="dxa"/>
+            <w:tcBorders>
+              <w:top w:val="single" w:sz="4" w:space="0" w:color="auto"/>
+              <w:left w:val="single" w:sz="4" w:space="0" w:color="auto"/>
+              <w:bottom w:val="single" w:sz="4" w:space="0" w:color="auto"/>
+              <w:right w:val="single" w:sz="4" w:space="0" w:color="auto"/>
+            </w:tcBorders>
+            <w:hideMark/>
+          </w:tcPr>
+          <w:p>
+            <w:pPr>
+              <w:spacing w:after="200" w:line="276" w:lineRule="auto"/>
+              <w:rPr>
+                <w:rFonts w:ascii="Arial" w:hAnsi="Arial" w:cs="Arial"/>
+              </w:rPr>
+            </w:pPr>
+            <w:r>
+              <w:rPr>
+                <w:rFonts w:ascii="Arial" w:hAnsi="Arial" w:cs="Arial"/>
+              </w:rPr>
+              <w:t>In</w:t>
+            </w:r>
+            <w:r>
+              <w:rPr>
+                <w:rFonts w:ascii="Arial" w:hAnsi="Arial" w:cs="Arial"/>
+              </w:rPr>
+              <w:t xml:space="preserve"> leggero</w:t>
+            </w:r>
+            <w:r>
+              <w:rPr>
+                <w:rFonts w:ascii="Arial" w:hAnsi="Arial" w:cs="Arial"/>
+              </w:rPr>
+              <w:t xml:space="preserve"> ritardo.</w:t>
+            </w:r>
+          </w:p>
+        </w:tc>
+      </w:tr>
+    </w:tbl>
+    <w:p>
+      <w:pPr>
+        <w:rPr>
+          <w:rFonts w:ascii="Arial" w:hAnsi="Arial" w:cs="Arial"/>
+        </w:rPr>
+      </w:pPr>
+    </w:p>
+    <w:tbl>
+      <w:tblPr>
+        <w:tblStyle w:val="Grigliatabella"/>
+        <w:tblW w:w="0" w:type="auto"/>
+        <w:tblLook w:val="04A0" w:firstRow="1" w:lastRow="0" w:firstColumn="1" w:lastColumn="0" w:noHBand="0" w:noVBand="1"/>
+      </w:tblPr>
+      <w:tblGrid>
+        <w:gridCol w:w="9628"/>
+      </w:tblGrid>
+      <w:tr>
+        <w:tc>
+          <w:tcPr>
+            <w:tcW w:w="9854" w:type="dxa"/>
+            <w:tcBorders>
+              <w:top w:val="single" w:sz="4" w:space="0" w:color="auto"/>
+              <w:left w:val="single" w:sz="4" w:space="0" w:color="auto"/>
+              <w:bottom w:val="single" w:sz="4" w:space="0" w:color="auto"/>
+              <w:right w:val="single" w:sz="4" w:space="0" w:color="auto"/>
+            </w:tcBorders>
+            <w:shd w:val="clear" w:color="auto" w:fill="D9D9D9" w:themeFill="background1" w:themeFillShade="D9"/>
+            <w:hideMark/>
+          </w:tcPr>
+          <w:p>
+            <w:pPr>
+              <w:spacing w:after="200" w:line="276" w:lineRule="auto"/>
+              <w:rPr>
+                <w:rFonts w:ascii="Arial" w:hAnsi="Arial" w:cs="Arial"/>
+              </w:rPr>
+            </w:pPr>
+            <w:r>
+              <w:rPr>
+                <w:rFonts w:ascii="Arial" w:hAnsi="Arial" w:cs="Arial"/>
+              </w:rPr>
+              <w:t>Programma di massima per la prossima giornata di lavoro</w:t>
+            </w:r>
+          </w:p>
+        </w:tc>
+      </w:tr>
+      <w:tr>
+        <w:tc>
+          <w:tcPr>
+            <w:tcW w:w="9854" w:type="dxa"/>
+            <w:tcBorders>
+              <w:top w:val="single" w:sz="4" w:space="0" w:color="auto"/>
+              <w:left w:val="single" w:sz="4" w:space="0" w:color="auto"/>
+              <w:bottom w:val="single" w:sz="4" w:space="0" w:color="auto"/>
+              <w:right w:val="single" w:sz="4" w:space="0" w:color="auto"/>
+            </w:tcBorders>
+            <w:hideMark/>
+          </w:tcPr>
+          <w:p>
+            <w:pPr>
+              <w:spacing w:after="200" w:line="276" w:lineRule="auto"/>
+              <w:rPr>
+                <w:rFonts w:ascii="Arial" w:hAnsi="Arial" w:cs="Arial"/>
+              </w:rPr>
+            </w:pPr>
+            <w:r>
+              <w:rPr>
+                <w:rFonts w:ascii="Arial" w:hAnsi="Arial" w:cs="Arial"/>
+              </w:rPr>
+              <w:t xml:space="preserve">Inizio implementazione di </w:t>
+            </w:r>
+            <w:proofErr w:type="spellStart"/>
+            <w:r>
+              <w:rPr>
+                <w:rFonts w:ascii="Arial" w:hAnsi="Arial" w:cs="Arial"/>
+              </w:rPr>
+              <w:t>Unknown</w:t>
+            </w:r>
+            <w:proofErr w:type="spellEnd"/>
+            <w:r>
+              <w:rPr>
+                <w:rFonts w:ascii="Arial" w:hAnsi="Arial" w:cs="Arial"/>
+              </w:rPr>
+              <w:t xml:space="preserve"> e la gestione del suo </w:t>
+            </w:r>
+            <w:proofErr w:type="spellStart"/>
+            <w:r>
+              <w:rPr>
+                <w:rFonts w:ascii="Arial" w:hAnsi="Arial" w:cs="Arial"/>
+              </w:rPr>
+              <w:t>contemimento</w:t>
+            </w:r>
+            <w:proofErr w:type="spellEnd"/>
+            <w:r>
+              <w:rPr>
+                <w:rFonts w:ascii="Arial" w:hAnsi="Arial" w:cs="Arial"/>
+              </w:rPr>
+              <w:t>.</w:t>
+            </w:r>
+          </w:p>
+        </w:tc>
+      </w:tr>
+    </w:tbl>
+    <w:p>
+      <w:pPr>
+        <w:rPr>
+          <w:rFonts w:ascii="Arial" w:hAnsi="Arial" w:cs="Arial"/>
+        </w:rPr>
+      </w:pPr>
+    </w:p>
+    <w:p>
+      <w:pPr>
+        <w:pStyle w:val="Titolo2"/>
+        <w:rPr>
+          <w:sz w:val="36"/>
+        </w:rPr>
+      </w:pPr>
+      <w:r>
+        <w:rPr>
+          <w:sz w:val="36"/>
+        </w:rPr>
+        <w:t>Agile</w:t>
+      </w:r>
+      <w:r>
+        <w:rPr>
+          <w:sz w:val="36"/>
+        </w:rPr>
+        <w:t xml:space="preserve"> - Resoconto</w:t>
+      </w:r>
+    </w:p>
+    <w:tbl>
+      <w:tblPr>
+        <w:tblStyle w:val="Grigliatabella"/>
+        <w:tblW w:w="0" w:type="auto"/>
+        <w:tblLook w:val="04A0" w:firstRow="1" w:lastRow="0" w:firstColumn="1" w:lastColumn="0" w:noHBand="0" w:noVBand="1"/>
+      </w:tblPr>
+      <w:tblGrid>
+        <w:gridCol w:w="9628"/>
+      </w:tblGrid>
+      <w:tr>
+        <w:tc>
+          <w:tcPr>
+            <w:tcW w:w="9854" w:type="dxa"/>
+            <w:shd w:val="clear" w:color="auto" w:fill="D9D9D9" w:themeFill="background1" w:themeFillShade="D9"/>
+          </w:tcPr>
+          <w:p>
+            <w:pPr>
+              <w:rPr>
+                <w:rFonts w:ascii="Arial" w:hAnsi="Arial" w:cs="Arial"/>
+              </w:rPr>
+            </w:pPr>
+            <w:proofErr w:type="spellStart"/>
+            <w:r>
+              <w:rPr>
+                <w:rFonts w:ascii="Arial" w:hAnsi="Arial" w:cs="Arial"/>
+              </w:rPr>
+              <w:t>Daily</w:t>
+            </w:r>
+            <w:proofErr w:type="spellEnd"/>
+            <w:r>
+              <w:rPr>
+                <w:rFonts w:ascii="Arial" w:hAnsi="Arial" w:cs="Arial"/>
+              </w:rPr>
+              <w:t xml:space="preserve"> </w:t>
+            </w:r>
+            <w:proofErr w:type="spellStart"/>
+            <w:r>
+              <w:rPr>
+                <w:rFonts w:ascii="Arial" w:hAnsi="Arial" w:cs="Arial"/>
+              </w:rPr>
+              <w:t>Scrum</w:t>
+            </w:r>
+            <w:proofErr w:type="spellEnd"/>
+          </w:p>
+        </w:tc>
+      </w:tr>
+      <w:tr>
+        <w:tc>
+          <w:tcPr>
+            <w:tcW w:w="9854" w:type="dxa"/>
+          </w:tcPr>
+          <w:p>
+            <w:pPr>
+              <w:rPr>
+                <w:rFonts w:ascii="Arial" w:hAnsi="Arial" w:cs="Arial"/>
+              </w:rPr>
+            </w:pPr>
+            <w:r>
+              <w:rPr>
+                <w:rFonts w:ascii="Arial" w:hAnsi="Arial"/>
+              </w:rPr>
+              <w:t>Discussione su</w:t>
+            </w:r>
+            <w:r>
+              <w:rPr>
+                <w:rFonts w:ascii="Arial" w:hAnsi="Arial"/>
+              </w:rPr>
+              <w:t xml:space="preserve">l </w:t>
+            </w:r>
+            <w:proofErr w:type="spellStart"/>
+            <w:r>
+              <w:rPr>
+                <w:rFonts w:ascii="Arial" w:hAnsi="Arial"/>
+              </w:rPr>
+              <w:t>terminamento</w:t>
+            </w:r>
+            <w:proofErr w:type="spellEnd"/>
+            <w:r>
+              <w:rPr>
+                <w:rFonts w:ascii="Arial" w:hAnsi="Arial"/>
+              </w:rPr>
+              <w:t xml:space="preserve"> dello Sprint 3</w:t>
+            </w:r>
+          </w:p>
+        </w:tc>
+      </w:tr>
+    </w:tbl>
+    <w:p>
+      <w:pPr>
+        <w:rPr>
+          <w:rFonts w:ascii="Arial" w:hAnsi="Arial" w:cs="Arial"/>
+        </w:rPr>
+      </w:pPr>
+    </w:p>
+    <w:tbl>
+      <w:tblPr>
+        <w:tblStyle w:val="Grigliatabella"/>
+        <w:tblW w:w="0" w:type="auto"/>
+        <w:tblLook w:val="04A0" w:firstRow="1" w:lastRow="0" w:firstColumn="1" w:lastColumn="0" w:noHBand="0" w:noVBand="1"/>
+      </w:tblPr>
+      <w:tblGrid>
+        <w:gridCol w:w="9628"/>
+      </w:tblGrid>
+      <w:tr>
+        <w:tc>
+          <w:tcPr>
+            <w:tcW w:w="9854" w:type="dxa"/>
+            <w:shd w:val="clear" w:color="auto" w:fill="D9D9D9" w:themeFill="background1" w:themeFillShade="D9"/>
+          </w:tcPr>
+          <w:p>
+            <w:pPr>
+              <w:rPr>
+                <w:rFonts w:ascii="Arial" w:hAnsi="Arial" w:cs="Arial"/>
+              </w:rPr>
+            </w:pPr>
+            <w:r>
+              <w:rPr>
+                <w:rFonts w:ascii="Arial" w:hAnsi="Arial" w:cs="Arial"/>
+              </w:rPr>
+              <w:t>Sprint Planning</w:t>
+            </w:r>
+          </w:p>
+        </w:tc>
+      </w:tr>
+      <w:tr>
+        <w:tc>
+          <w:tcPr>
+            <w:tcW w:w="9854" w:type="dxa"/>
+          </w:tcPr>
+          <w:p>
+            <w:pPr>
+              <w:rPr>
+                <w:rFonts w:ascii="Arial" w:hAnsi="Arial" w:cs="Arial"/>
+              </w:rPr>
+            </w:pPr>
+          </w:p>
+        </w:tc>
+      </w:tr>
+    </w:tbl>
+    <w:p>
+      <w:pPr>
+        <w:rPr>
+          <w:rFonts w:ascii="Arial" w:hAnsi="Arial" w:cs="Arial"/>
+        </w:rPr>
+      </w:pPr>
+    </w:p>
+    <w:tbl>
+      <w:tblPr>
+        <w:tblStyle w:val="Grigliatabella"/>
+        <w:tblW w:w="0" w:type="auto"/>
+        <w:tblLook w:val="04A0" w:firstRow="1" w:lastRow="0" w:firstColumn="1" w:lastColumn="0" w:noHBand="0" w:noVBand="1"/>
+      </w:tblPr>
+      <w:tblGrid>
+        <w:gridCol w:w="9628"/>
+      </w:tblGrid>
+      <w:tr>
+        <w:tc>
+          <w:tcPr>
+            <w:tcW w:w="9854" w:type="dxa"/>
+            <w:shd w:val="clear" w:color="auto" w:fill="D9D9D9" w:themeFill="background1" w:themeFillShade="D9"/>
+          </w:tcPr>
+          <w:p>
+            <w:pPr>
+              <w:rPr>
+                <w:rFonts w:ascii="Arial" w:hAnsi="Arial" w:cs="Arial"/>
+              </w:rPr>
+            </w:pPr>
+            <w:r>
+              <w:rPr>
+                <w:rFonts w:ascii="Arial" w:hAnsi="Arial" w:cs="Arial"/>
+              </w:rPr>
+              <w:t>Sprint Review</w:t>
+            </w:r>
+          </w:p>
+        </w:tc>
+      </w:tr>
+      <w:tr>
+        <w:tc>
+          <w:tcPr>
+            <w:tcW w:w="9854" w:type="dxa"/>
+          </w:tcPr>
+          <w:p>
+            <w:pPr>
+              <w:rPr>
+                <w:rFonts w:ascii="Arial" w:hAnsi="Arial" w:cs="Arial"/>
+              </w:rPr>
+            </w:pPr>
+          </w:p>
+        </w:tc>
+      </w:tr>
+    </w:tbl>
+    <w:p>
+      <w:pPr>
+        <w:rPr>
+          <w:rFonts w:ascii="Arial" w:hAnsi="Arial" w:cs="Arial"/>
+        </w:rPr>
+      </w:pPr>
+    </w:p>
+    <w:tbl>
+      <w:tblPr>
+        <w:tblStyle w:val="Grigliatabella"/>
+        <w:tblW w:w="0" w:type="auto"/>
+        <w:tblLook w:val="04A0" w:firstRow="1" w:lastRow="0" w:firstColumn="1" w:lastColumn="0" w:noHBand="0" w:noVBand="1"/>
+      </w:tblPr>
+      <w:tblGrid>
+        <w:gridCol w:w="9628"/>
+      </w:tblGrid>
+      <w:tr>
+        <w:tc>
+          <w:tcPr>
+            <w:tcW w:w="9854" w:type="dxa"/>
+            <w:shd w:val="clear" w:color="auto" w:fill="D9D9D9" w:themeFill="background1" w:themeFillShade="D9"/>
+          </w:tcPr>
+          <w:p>
+            <w:pPr>
+              <w:rPr>
+                <w:rFonts w:ascii="Arial" w:hAnsi="Arial" w:cs="Arial"/>
+              </w:rPr>
+            </w:pPr>
+            <w:r>
+              <w:rPr>
+                <w:rFonts w:ascii="Arial" w:hAnsi="Arial" w:cs="Arial"/>
+              </w:rPr>
+              <w:t xml:space="preserve">Sprint </w:t>
+            </w:r>
+            <w:proofErr w:type="spellStart"/>
+            <w:r>
+              <w:rPr>
+                <w:rFonts w:ascii="Arial" w:hAnsi="Arial" w:cs="Arial"/>
+              </w:rPr>
+              <w:t>Retrospective</w:t>
+            </w:r>
+            <w:proofErr w:type="spellEnd"/>
+          </w:p>
+        </w:tc>
+      </w:tr>
+      <w:tr>
+        <w:tc>
+          <w:tcPr>
+            <w:tcW w:w="9854" w:type="dxa"/>
+          </w:tcPr>
+          <w:p>
+            <w:pPr>
+              <w:rPr>
+                <w:rFonts w:ascii="Arial" w:hAnsi="Arial" w:cs="Arial"/>
+              </w:rPr>
+            </w:pPr>
+          </w:p>
+        </w:tc>
+      </w:tr>
+    </w:tbl>
+    <w:p>
+      <w:pPr>
+        <w:rPr>
+          <w:rFonts w:ascii="Arial" w:hAnsi="Arial" w:cs="Arial"/>
+        </w:rPr>
+      </w:pPr>
+      <w:r>
+        <w:rPr>
+          <w:rFonts w:ascii="Arial" w:hAnsi="Arial" w:cs="Arial"/>
+        </w:rPr>
+        <w:br w:type="page"/>
+      </w:r>
+    </w:p>
+    <w:p>
+      <w:pPr>
+        <w:rPr>
+          <w:rFonts w:ascii="Arial" w:hAnsi="Arial" w:cs="Arial"/>
+        </w:rPr>
+      </w:pPr>
+    </w:p>
+    <w:tbl>
+      <w:tblPr>
+        <w:tblStyle w:val="Grigliatabella"/>
+        <w:tblW w:w="9634" w:type="dxa"/>
+        <w:tblLook w:val="04A0" w:firstRow="1" w:lastRow="0" w:firstColumn="1" w:lastColumn="0" w:noHBand="0" w:noVBand="1"/>
+      </w:tblPr>
+      <w:tblGrid>
+        <w:gridCol w:w="4803"/>
+        <w:gridCol w:w="4831"/>
+      </w:tblGrid>
+      <w:tr>
+        <w:trPr>
+          <w:trHeight w:hRule="exact" w:val="397"/>
+        </w:trPr>
+        <w:tc>
+          <w:tcPr>
+            <w:tcW w:w="4803" w:type="dxa"/>
+            <w:tcBorders>
+              <w:top w:val="single" w:sz="4" w:space="0" w:color="auto"/>
+              <w:left w:val="single" w:sz="4" w:space="0" w:color="auto"/>
+              <w:bottom w:val="single" w:sz="4" w:space="0" w:color="auto"/>
+              <w:right w:val="single" w:sz="4" w:space="0" w:color="auto"/>
+            </w:tcBorders>
+            <w:vAlign w:val="center"/>
+            <w:hideMark/>
+          </w:tcPr>
+          <w:p>
+            <w:pPr>
+              <w:spacing w:after="200" w:line="276" w:lineRule="auto"/>
+              <w:rPr>
+                <w:rFonts w:ascii="Arial" w:hAnsi="Arial" w:cs="Arial"/>
+              </w:rPr>
+            </w:pPr>
+            <w:r>
+              <w:rPr>
+                <w:rFonts w:ascii="Arial" w:hAnsi="Arial" w:cs="Arial"/>
+              </w:rPr>
+              <w:t>Luogo</w:t>
+            </w:r>
+          </w:p>
+        </w:tc>
+        <w:tc>
+          <w:tcPr>
+            <w:tcW w:w="4831" w:type="dxa"/>
+            <w:tcBorders>
+              <w:top w:val="single" w:sz="4" w:space="0" w:color="auto"/>
+              <w:left w:val="single" w:sz="4" w:space="0" w:color="auto"/>
+              <w:bottom w:val="single" w:sz="4" w:space="0" w:color="auto"/>
+              <w:right w:val="single" w:sz="4" w:space="0" w:color="auto"/>
+            </w:tcBorders>
+            <w:vAlign w:val="center"/>
+            <w:hideMark/>
+          </w:tcPr>
+          <w:p>
+            <w:pPr>
+              <w:spacing w:after="200" w:line="276" w:lineRule="auto"/>
+              <w:rPr>
+                <w:rFonts w:ascii="Arial" w:hAnsi="Arial" w:cs="Arial"/>
+              </w:rPr>
+            </w:pPr>
+            <w:r>
+              <w:rPr>
+                <w:rFonts w:ascii="Arial" w:hAnsi="Arial" w:cs="Arial"/>
+              </w:rPr>
+              <w:t>Canobbio</w:t>
+            </w:r>
+          </w:p>
+        </w:tc>
+      </w:tr>
+      <w:tr>
+        <w:trPr>
+          <w:trHeight w:hRule="exact" w:val="397"/>
+        </w:trPr>
+        <w:tc>
+          <w:tcPr>
+            <w:tcW w:w="4803" w:type="dxa"/>
+            <w:tcBorders>
+              <w:top w:val="single" w:sz="4" w:space="0" w:color="auto"/>
+              <w:left w:val="single" w:sz="4" w:space="0" w:color="auto"/>
+              <w:bottom w:val="single" w:sz="4" w:space="0" w:color="auto"/>
+              <w:right w:val="single" w:sz="4" w:space="0" w:color="auto"/>
+            </w:tcBorders>
+            <w:vAlign w:val="center"/>
+            <w:hideMark/>
+          </w:tcPr>
+          <w:p>
+            <w:pPr>
+              <w:spacing w:after="200" w:line="276" w:lineRule="auto"/>
+              <w:rPr>
+                <w:rFonts w:ascii="Arial" w:hAnsi="Arial" w:cs="Arial"/>
+              </w:rPr>
+            </w:pPr>
+            <w:r>
+              <w:rPr>
+                <w:rFonts w:ascii="Arial" w:hAnsi="Arial" w:cs="Arial"/>
+              </w:rPr>
+              <w:t>Data</w:t>
+            </w:r>
+          </w:p>
+        </w:tc>
+        <w:tc>
+          <w:tcPr>
+            <w:tcW w:w="4831" w:type="dxa"/>
+            <w:tcBorders>
+              <w:top w:val="single" w:sz="4" w:space="0" w:color="auto"/>
+              <w:left w:val="single" w:sz="4" w:space="0" w:color="auto"/>
+              <w:bottom w:val="single" w:sz="4" w:space="0" w:color="auto"/>
+              <w:right w:val="single" w:sz="4" w:space="0" w:color="auto"/>
+            </w:tcBorders>
+            <w:vAlign w:val="center"/>
+            <w:hideMark/>
+          </w:tcPr>
+          <w:p>
+            <w:pPr>
+              <w:spacing w:after="200" w:line="276" w:lineRule="auto"/>
+              <w:rPr>
+                <w:rFonts w:ascii="Arial" w:hAnsi="Arial" w:cs="Arial"/>
+              </w:rPr>
+            </w:pPr>
+            <w:r>
+              <w:rPr>
+                <w:rFonts w:ascii="Arial" w:hAnsi="Arial" w:cs="Arial"/>
+              </w:rPr>
+              <w:t>24.04</w:t>
+            </w:r>
+            <w:r>
+              <w:rPr>
+                <w:rFonts w:ascii="Arial" w:hAnsi="Arial" w:cs="Arial"/>
+              </w:rPr>
+              <w:t>.2026</w:t>
+            </w:r>
+          </w:p>
+        </w:tc>
+      </w:tr>
+    </w:tbl>
+    <w:p>
+      <w:pPr>
+        <w:rPr>
+          <w:rFonts w:ascii="Arial" w:hAnsi="Arial" w:cs="Arial"/>
+        </w:rPr>
+      </w:pPr>
+    </w:p>
+    <w:tbl>
+      <w:tblPr>
+        <w:tblStyle w:val="Grigliatabella"/>
+        <w:tblW w:w="0" w:type="auto"/>
+        <w:tblLook w:val="04A0" w:firstRow="1" w:lastRow="0" w:firstColumn="1" w:lastColumn="0" w:noHBand="0" w:noVBand="1"/>
+      </w:tblPr>
+      <w:tblGrid>
+        <w:gridCol w:w="9628"/>
+      </w:tblGrid>
+      <w:tr>
+        <w:tc>
+          <w:tcPr>
+            <w:tcW w:w="9628" w:type="dxa"/>
+            <w:tcBorders>
+              <w:top w:val="single" w:sz="4" w:space="0" w:color="auto"/>
+              <w:left w:val="single" w:sz="4" w:space="0" w:color="auto"/>
+              <w:bottom w:val="single" w:sz="4" w:space="0" w:color="auto"/>
+              <w:right w:val="single" w:sz="4" w:space="0" w:color="auto"/>
+            </w:tcBorders>
+            <w:shd w:val="clear" w:color="auto" w:fill="D9D9D9" w:themeFill="background1" w:themeFillShade="D9"/>
+            <w:hideMark/>
+          </w:tcPr>
+          <w:p>
+            <w:pPr>
+              <w:spacing w:after="200" w:line="276" w:lineRule="auto"/>
+              <w:rPr>
+                <w:rFonts w:ascii="Arial" w:hAnsi="Arial" w:cs="Arial"/>
+              </w:rPr>
+            </w:pPr>
+            <w:r>
+              <w:rPr>
+                <w:rFonts w:ascii="Arial" w:hAnsi="Arial" w:cs="Arial"/>
+              </w:rPr>
+              <w:t>Lavori svolti</w:t>
+            </w:r>
+          </w:p>
+        </w:tc>
+      </w:tr>
+      <w:tr>
+        <w:tc>
+          <w:tcPr>
+            <w:tcW w:w="9628" w:type="dxa"/>
+            <w:tcBorders>
+              <w:top w:val="single" w:sz="4" w:space="0" w:color="auto"/>
+              <w:left w:val="single" w:sz="4" w:space="0" w:color="auto"/>
+              <w:bottom w:val="single" w:sz="4" w:space="0" w:color="auto"/>
+              <w:right w:val="single" w:sz="4" w:space="0" w:color="auto"/>
+            </w:tcBorders>
+            <w:hideMark/>
+          </w:tcPr>
+          <w:p>
+            <w:r>
+              <w:rPr>
+                <w:rFonts w:ascii="Arial" w:hAnsi="Arial"/>
+              </w:rPr>
+              <w:t>Oggi abbiamo completato l'implementazione di THE UNKNOWN, con la gestione del contenimento e la meccanica dello stato libero.</w:t>
+            </w:r>
+          </w:p>
+        </w:tc>
+      </w:tr>
+    </w:tbl>
+    <w:p>
+      <w:pPr>
+        <w:rPr>
+          <w:rFonts w:ascii="Arial" w:hAnsi="Arial" w:cs="Arial"/>
+        </w:rPr>
+      </w:pPr>
+    </w:p>
+    <w:tbl>
+      <w:tblPr>
+        <w:tblStyle w:val="Grigliatabella"/>
+        <w:tblW w:w="0" w:type="auto"/>
+        <w:tblLook w:val="04A0" w:firstRow="1" w:lastRow="0" w:firstColumn="1" w:lastColumn="0" w:noHBand="0" w:noVBand="1"/>
+      </w:tblPr>
+      <w:tblGrid>
+        <w:gridCol w:w="9628"/>
+      </w:tblGrid>
+      <w:tr>
+        <w:tc>
+          <w:tcPr>
+            <w:tcW w:w="9628" w:type="dxa"/>
+            <w:tcBorders>
+              <w:top w:val="single" w:sz="4" w:space="0" w:color="auto"/>
+              <w:left w:val="single" w:sz="4" w:space="0" w:color="auto"/>
+              <w:bottom w:val="single" w:sz="4" w:space="0" w:color="auto"/>
+              <w:right w:val="single" w:sz="4" w:space="0" w:color="auto"/>
+            </w:tcBorders>
+            <w:shd w:val="clear" w:color="auto" w:fill="D9D9D9" w:themeFill="background1" w:themeFillShade="D9"/>
+            <w:hideMark/>
+          </w:tcPr>
+          <w:p>
+            <w:pPr>
+              <w:spacing w:after="200" w:line="276" w:lineRule="auto"/>
+              <w:rPr>
+                <w:rFonts w:ascii="Arial" w:hAnsi="Arial" w:cs="Arial"/>
+              </w:rPr>
+            </w:pPr>
+            <w:r>
+              <w:rPr>
+                <w:rFonts w:ascii="Arial" w:hAnsi="Arial" w:cs="Arial"/>
+              </w:rPr>
+              <w:t>Problemi riscontrati e soluzioni adottate</w:t>
+            </w:r>
+          </w:p>
+        </w:tc>
+      </w:tr>
+      <w:tr>
+        <w:tc>
+          <w:tcPr>
+            <w:tcW w:w="9628" w:type="dxa"/>
+            <w:tcBorders>
+              <w:top w:val="single" w:sz="4" w:space="0" w:color="auto"/>
+              <w:left w:val="single" w:sz="4" w:space="0" w:color="auto"/>
+              <w:bottom w:val="single" w:sz="4" w:space="0" w:color="auto"/>
+              <w:right w:val="single" w:sz="4" w:space="0" w:color="auto"/>
+            </w:tcBorders>
+            <w:hideMark/>
+          </w:tcPr>
+          <w:p>
+            <w:pPr>
+              <w:spacing w:after="200" w:line="276" w:lineRule="auto"/>
+              <w:rPr>
+                <w:rFonts w:ascii="Arial" w:hAnsi="Arial" w:cs="Arial"/>
+              </w:rPr>
+            </w:pPr>
+            <w:r>
+              <w:rPr>
+                <w:rFonts w:ascii="Arial" w:hAnsi="Arial"/>
+              </w:rPr>
+              <w:t>Durante il merge dei rami di sviluppo si sono verificati diversi conflitti a causa delle modifiche contemporanee agli stessi file. Abbiamo risolto allineando i rami più frequentemente e comunicando meglio le modifiche in corso.</w:t>
+            </w:r>
+          </w:p>
+        </w:tc>
+      </w:tr>
+    </w:tbl>
+    <w:p>
+      <w:pPr>
+        <w:rPr>
+          <w:rFonts w:ascii="Arial" w:hAnsi="Arial" w:cs="Arial"/>
+        </w:rPr>
+      </w:pPr>
+    </w:p>
+    <w:tbl>
+      <w:tblPr>
+        <w:tblStyle w:val="Grigliatabella"/>
+        <w:tblW w:w="0" w:type="auto"/>
+        <w:tblLook w:val="04A0" w:firstRow="1" w:lastRow="0" w:firstColumn="1" w:lastColumn="0" w:noHBand="0" w:noVBand="1"/>
+      </w:tblPr>
+      <w:tblGrid>
+        <w:gridCol w:w="9628"/>
+      </w:tblGrid>
+      <w:tr>
+        <w:tc>
+          <w:tcPr>
+            <w:tcW w:w="9854" w:type="dxa"/>
+            <w:tcBorders>
+              <w:top w:val="single" w:sz="4" w:space="0" w:color="auto"/>
+              <w:left w:val="single" w:sz="4" w:space="0" w:color="auto"/>
+              <w:bottom w:val="single" w:sz="4" w:space="0" w:color="auto"/>
+              <w:right w:val="single" w:sz="4" w:space="0" w:color="auto"/>
+            </w:tcBorders>
+            <w:shd w:val="clear" w:color="auto" w:fill="D9D9D9" w:themeFill="background1" w:themeFillShade="D9"/>
+            <w:hideMark/>
+          </w:tcPr>
+          <w:p>
+            <w:pPr>
+              <w:spacing w:after="200" w:line="276" w:lineRule="auto"/>
+              <w:rPr>
+                <w:rFonts w:ascii="Arial" w:hAnsi="Arial" w:cs="Arial"/>
+              </w:rPr>
+            </w:pPr>
+            <w:r>
+              <w:rPr>
+                <w:rFonts w:ascii="Arial" w:hAnsi="Arial" w:cs="Arial"/>
+              </w:rPr>
+              <w:t>Punto della situazione rispetto alla pianificazione</w:t>
+            </w:r>
+          </w:p>
+        </w:tc>
+      </w:tr>
+      <w:tr>
+        <w:tc>
+          <w:tcPr>
+            <w:tcW w:w="9854" w:type="dxa"/>
+            <w:tcBorders>
+              <w:top w:val="single" w:sz="4" w:space="0" w:color="auto"/>
+              <w:left w:val="single" w:sz="4" w:space="0" w:color="auto"/>
+              <w:bottom w:val="single" w:sz="4" w:space="0" w:color="auto"/>
+              <w:right w:val="single" w:sz="4" w:space="0" w:color="auto"/>
+            </w:tcBorders>
+            <w:hideMark/>
+          </w:tcPr>
+          <w:p>
+            <w:pPr>
+              <w:spacing w:after="200" w:line="276" w:lineRule="auto"/>
+              <w:rPr>
+                <w:rFonts w:ascii="Arial" w:hAnsi="Arial" w:cs="Arial"/>
+              </w:rPr>
+            </w:pPr>
+            <w:r>
+              <w:rPr>
+                <w:rFonts w:ascii="Arial" w:hAnsi="Arial" w:cs="Arial"/>
+              </w:rPr>
+              <w:t>In tempo</w:t>
+            </w:r>
+            <w:r>
+              <w:rPr>
+                <w:rFonts w:ascii="Arial" w:hAnsi="Arial" w:cs="Arial"/>
+              </w:rPr>
+              <w:t>.</w:t>
+            </w:r>
+          </w:p>
+        </w:tc>
+      </w:tr>
+    </w:tbl>
+    <w:p>
+      <w:pPr>
+        <w:rPr>
+          <w:rFonts w:ascii="Arial" w:hAnsi="Arial" w:cs="Arial"/>
+        </w:rPr>
+      </w:pPr>
+    </w:p>
+    <w:tbl>
+      <w:tblPr>
+        <w:tblStyle w:val="Grigliatabella"/>
+        <w:tblW w:w="0" w:type="auto"/>
+        <w:tblLook w:val="04A0" w:firstRow="1" w:lastRow="0" w:firstColumn="1" w:lastColumn="0" w:noHBand="0" w:noVBand="1"/>
+      </w:tblPr>
+      <w:tblGrid>
+        <w:gridCol w:w="9628"/>
+      </w:tblGrid>
+      <w:tr>
+        <w:tc>
+          <w:tcPr>
+            <w:tcW w:w="9854" w:type="dxa"/>
+            <w:tcBorders>
+              <w:top w:val="single" w:sz="4" w:space="0" w:color="auto"/>
+              <w:left w:val="single" w:sz="4" w:space="0" w:color="auto"/>
+              <w:bottom w:val="single" w:sz="4" w:space="0" w:color="auto"/>
+              <w:right w:val="single" w:sz="4" w:space="0" w:color="auto"/>
+            </w:tcBorders>
+            <w:shd w:val="clear" w:color="auto" w:fill="D9D9D9" w:themeFill="background1" w:themeFillShade="D9"/>
+            <w:hideMark/>
+          </w:tcPr>
+          <w:p>
+            <w:pPr>
+              <w:spacing w:after="200" w:line="276" w:lineRule="auto"/>
+              <w:rPr>
+                <w:rFonts w:ascii="Arial" w:hAnsi="Arial" w:cs="Arial"/>
+              </w:rPr>
+            </w:pPr>
+            <w:r>
+              <w:rPr>
+                <w:rFonts w:ascii="Arial" w:hAnsi="Arial" w:cs="Arial"/>
+              </w:rPr>
+              <w:t>Programma di massima per la prossima giornata di lavoro</w:t>
+            </w:r>
+          </w:p>
+        </w:tc>
+      </w:tr>
+      <w:tr>
+        <w:tc>
+          <w:tcPr>
+            <w:tcW w:w="9854" w:type="dxa"/>
+            <w:tcBorders>
+              <w:top w:val="single" w:sz="4" w:space="0" w:color="auto"/>
+              <w:left w:val="single" w:sz="4" w:space="0" w:color="auto"/>
+              <w:bottom w:val="single" w:sz="4" w:space="0" w:color="auto"/>
+              <w:right w:val="single" w:sz="4" w:space="0" w:color="auto"/>
+            </w:tcBorders>
+            <w:hideMark/>
+          </w:tcPr>
+          <w:p>
+            <w:pPr>
+              <w:spacing w:after="200" w:line="276" w:lineRule="auto"/>
+              <w:rPr>
+                <w:rFonts w:ascii="Arial" w:hAnsi="Arial" w:cs="Arial"/>
+              </w:rPr>
+            </w:pPr>
+            <w:r>
+              <w:rPr>
+                <w:rFonts w:ascii="Arial" w:hAnsi="Arial"/>
+              </w:rPr>
+              <w:t xml:space="preserve">Completare </w:t>
+            </w:r>
+            <w:r>
+              <w:rPr>
+                <w:rFonts w:ascii="Arial" w:hAnsi="Arial"/>
+              </w:rPr>
+              <w:t xml:space="preserve">The </w:t>
+            </w:r>
+            <w:proofErr w:type="spellStart"/>
+            <w:r>
+              <w:rPr>
+                <w:rFonts w:ascii="Arial" w:hAnsi="Arial"/>
+              </w:rPr>
+              <w:t>Unknown</w:t>
+            </w:r>
+            <w:proofErr w:type="spellEnd"/>
+            <w:r>
+              <w:rPr>
+                <w:rFonts w:ascii="Arial" w:hAnsi="Arial"/>
+              </w:rPr>
+              <w:t xml:space="preserve"> nella sua interezza.</w:t>
+            </w:r>
+            <w:r>
+              <w:rPr>
+                <w:rFonts w:ascii="Arial" w:hAnsi="Arial"/>
+              </w:rPr>
+              <w:t xml:space="preserve"> Implementazione salvataggio progressi.</w:t>
+            </w:r>
+          </w:p>
+        </w:tc>
+      </w:tr>
+    </w:tbl>
+    <w:p>
+      <w:pPr>
+        <w:rPr>
+          <w:rFonts w:ascii="Arial" w:hAnsi="Arial" w:cs="Arial"/>
+        </w:rPr>
+      </w:pPr>
+    </w:p>
+    <w:p>
+      <w:pPr>
+        <w:pStyle w:val="Titolo2"/>
+        <w:rPr>
+          <w:sz w:val="36"/>
+        </w:rPr>
+      </w:pPr>
+      <w:r>
+        <w:rPr>
+          <w:sz w:val="36"/>
+        </w:rPr>
+        <w:t>Agile</w:t>
+      </w:r>
+      <w:r>
+        <w:rPr>
+          <w:sz w:val="36"/>
+        </w:rPr>
+        <w:t xml:space="preserve"> - Resoconto</w:t>
+      </w:r>
+    </w:p>
+    <w:tbl>
+      <w:tblPr>
+        <w:tblStyle w:val="Grigliatabella"/>
+        <w:tblW w:w="0" w:type="auto"/>
+        <w:tblLook w:val="04A0" w:firstRow="1" w:lastRow="0" w:firstColumn="1" w:lastColumn="0" w:noHBand="0" w:noVBand="1"/>
+      </w:tblPr>
+      <w:tblGrid>
+        <w:gridCol w:w="9628"/>
+      </w:tblGrid>
+      <w:tr>
+        <w:tc>
+          <w:tcPr>
+            <w:tcW w:w="9854" w:type="dxa"/>
+            <w:shd w:val="clear" w:color="auto" w:fill="D9D9D9" w:themeFill="background1" w:themeFillShade="D9"/>
+          </w:tcPr>
+          <w:p>
+            <w:pPr>
+              <w:rPr>
+                <w:rFonts w:ascii="Arial" w:hAnsi="Arial" w:cs="Arial"/>
+              </w:rPr>
+            </w:pPr>
+            <w:proofErr w:type="spellStart"/>
+            <w:r>
+              <w:rPr>
+                <w:rFonts w:ascii="Arial" w:hAnsi="Arial" w:cs="Arial"/>
+              </w:rPr>
+              <w:t>Daily</w:t>
+            </w:r>
+            <w:proofErr w:type="spellEnd"/>
+            <w:r>
+              <w:rPr>
+                <w:rFonts w:ascii="Arial" w:hAnsi="Arial" w:cs="Arial"/>
+              </w:rPr>
+              <w:t xml:space="preserve"> </w:t>
+            </w:r>
+            <w:proofErr w:type="spellStart"/>
+            <w:r>
+              <w:rPr>
+                <w:rFonts w:ascii="Arial" w:hAnsi="Arial" w:cs="Arial"/>
+              </w:rPr>
+              <w:t>Scrum</w:t>
+            </w:r>
+            <w:proofErr w:type="spellEnd"/>
+          </w:p>
+        </w:tc>
+      </w:tr>
+      <w:tr>
+        <w:tc>
+          <w:tcPr>
+            <w:tcW w:w="9854" w:type="dxa"/>
+          </w:tcPr>
+          <w:p>
+            <w:pPr>
+              <w:rPr>
+                <w:rFonts w:ascii="Arial" w:hAnsi="Arial" w:cs="Arial"/>
+              </w:rPr>
+            </w:pPr>
+            <w:r>
+              <w:rPr>
+                <w:rFonts w:ascii="Arial" w:hAnsi="Arial"/>
+              </w:rPr>
+              <w:t>Gestione ottimizzata dell’ultimo sprint del progetto.</w:t>
+            </w:r>
+          </w:p>
+        </w:tc>
+      </w:tr>
+    </w:tbl>
+    <w:p>
+      <w:pPr>
+        <w:rPr>
+          <w:rFonts w:ascii="Arial" w:hAnsi="Arial" w:cs="Arial"/>
+        </w:rPr>
+      </w:pPr>
+    </w:p>
+    <w:tbl>
+      <w:tblPr>
+        <w:tblStyle w:val="Grigliatabella"/>
+        <w:tblW w:w="0" w:type="auto"/>
+        <w:tblLook w:val="04A0" w:firstRow="1" w:lastRow="0" w:firstColumn="1" w:lastColumn="0" w:noHBand="0" w:noVBand="1"/>
+      </w:tblPr>
+      <w:tblGrid>
+        <w:gridCol w:w="9628"/>
+      </w:tblGrid>
+      <w:tr>
+        <w:tc>
+          <w:tcPr>
+            <w:tcW w:w="9628" w:type="dxa"/>
+            <w:shd w:val="clear" w:color="auto" w:fill="D9D9D9" w:themeFill="background1" w:themeFillShade="D9"/>
+          </w:tcPr>
+          <w:p>
+            <w:pPr>
+              <w:rPr>
+                <w:rFonts w:ascii="Arial" w:hAnsi="Arial" w:cs="Arial"/>
+              </w:rPr>
+            </w:pPr>
+            <w:r>
+              <w:rPr>
+                <w:rFonts w:ascii="Arial" w:hAnsi="Arial" w:cs="Arial"/>
+              </w:rPr>
+              <w:t>Sprint Planning</w:t>
+            </w:r>
+          </w:p>
+        </w:tc>
+      </w:tr>
+      <w:tr>
+        <w:tc>
+          <w:tcPr>
+            <w:tcW w:w="9628" w:type="dxa"/>
+          </w:tcPr>
+          <w:p>
+            <w:pPr>
+              <w:rPr>
+                <w:rFonts w:ascii="Arial" w:hAnsi="Arial" w:cs="Arial"/>
+              </w:rPr>
+            </w:pPr>
+            <w:r>
+              <w:rPr>
+                <w:rFonts w:ascii="Arial" w:hAnsi="Arial"/>
+              </w:rPr>
+              <w:t xml:space="preserve">Nello sprint planning abbiamo deciso </w:t>
+            </w:r>
+            <w:r>
+              <w:rPr>
+                <w:rFonts w:ascii="Arial" w:hAnsi="Arial"/>
+              </w:rPr>
+              <w:t>come gestire gli incarichi dello</w:t>
+            </w:r>
+            <w:r>
+              <w:rPr>
+                <w:rFonts w:ascii="Arial" w:hAnsi="Arial"/>
+              </w:rPr>
+              <w:t xml:space="preserve"> Sprint </w:t>
+            </w:r>
+            <w:r>
+              <w:rPr>
+                <w:rFonts w:ascii="Arial" w:hAnsi="Arial"/>
+              </w:rPr>
+              <w:t>4 e come eventualmente si potranno fare delle aggiunte extra.</w:t>
+            </w:r>
+          </w:p>
+        </w:tc>
+      </w:tr>
+    </w:tbl>
+    <w:p>
+      <w:pPr>
+        <w:rPr>
+          <w:rFonts w:ascii="Arial" w:hAnsi="Arial" w:cs="Arial"/>
+        </w:rPr>
+      </w:pPr>
+    </w:p>
+    <w:tbl>
+      <w:tblPr>
+        <w:tblStyle w:val="Grigliatabella"/>
+        <w:tblW w:w="0" w:type="auto"/>
+        <w:tblLook w:val="04A0" w:firstRow="1" w:lastRow="0" w:firstColumn="1" w:lastColumn="0" w:noHBand="0" w:noVBand="1"/>
+      </w:tblPr>
+      <w:tblGrid>
+        <w:gridCol w:w="9628"/>
+      </w:tblGrid>
+      <w:tr>
+        <w:tc>
+          <w:tcPr>
+            <w:tcW w:w="9854" w:type="dxa"/>
+            <w:shd w:val="clear" w:color="auto" w:fill="D9D9D9" w:themeFill="background1" w:themeFillShade="D9"/>
+          </w:tcPr>
+          <w:p>
+            <w:pPr>
+              <w:rPr>
+                <w:rFonts w:ascii="Arial" w:hAnsi="Arial" w:cs="Arial"/>
+              </w:rPr>
+            </w:pPr>
+            <w:r>
+              <w:rPr>
+                <w:rFonts w:ascii="Arial" w:hAnsi="Arial" w:cs="Arial"/>
+              </w:rPr>
+              <w:t>Sprint Review</w:t>
+            </w:r>
+          </w:p>
+        </w:tc>
+      </w:tr>
+      <w:tr>
+        <w:tc>
+          <w:tcPr>
+            <w:tcW w:w="9854" w:type="dxa"/>
+          </w:tcPr>
+          <w:p>
+            <w:pPr>
+              <w:rPr>
+                <w:rFonts w:ascii="Arial" w:hAnsi="Arial" w:cs="Arial"/>
+              </w:rPr>
+            </w:pPr>
+            <w:r>
+              <w:rPr>
+                <w:rFonts w:ascii="Arial" w:hAnsi="Arial" w:cs="Arial"/>
+              </w:rPr>
+              <w:t xml:space="preserve">Siamo riusciti a recuperare il tempo in cui eravamo in ritardo, lasciandoci da parte soltanto il salvataggio dei progressi da implementare, questo ci aiuta nello svolgimento del </w:t>
+            </w:r>
+          </w:p>
+        </w:tc>
+      </w:tr>
+    </w:tbl>
+    <w:p>
+      <w:pPr>
+        <w:rPr>
+          <w:rFonts w:ascii="Arial" w:hAnsi="Arial" w:cs="Arial"/>
+        </w:rPr>
+      </w:pPr>
+    </w:p>
+    <w:tbl>
+      <w:tblPr>
+        <w:tblStyle w:val="Grigliatabella"/>
+        <w:tblW w:w="0" w:type="auto"/>
+        <w:tblLook w:val="04A0" w:firstRow="1" w:lastRow="0" w:firstColumn="1" w:lastColumn="0" w:noHBand="0" w:noVBand="1"/>
+      </w:tblPr>
+      <w:tblGrid>
+        <w:gridCol w:w="9628"/>
+      </w:tblGrid>
+      <w:tr>
+        <w:tc>
+          <w:tcPr>
+            <w:tcW w:w="9854" w:type="dxa"/>
+            <w:shd w:val="clear" w:color="auto" w:fill="D9D9D9" w:themeFill="background1" w:themeFillShade="D9"/>
+          </w:tcPr>
+          <w:p>
+            <w:pPr>
+              <w:rPr>
+                <w:rFonts w:ascii="Arial" w:hAnsi="Arial" w:cs="Arial"/>
+              </w:rPr>
+            </w:pPr>
+            <w:r>
+              <w:rPr>
+                <w:rFonts w:ascii="Arial" w:hAnsi="Arial" w:cs="Arial"/>
+              </w:rPr>
+              <w:t xml:space="preserve">Sprint </w:t>
+            </w:r>
+            <w:proofErr w:type="spellStart"/>
+            <w:r>
+              <w:rPr>
+                <w:rFonts w:ascii="Arial" w:hAnsi="Arial" w:cs="Arial"/>
+              </w:rPr>
+              <w:t>Retrospective</w:t>
+            </w:r>
+            <w:proofErr w:type="spellEnd"/>
+          </w:p>
+        </w:tc>
+      </w:tr>
+      <w:tr>
+        <w:tc>
+          <w:tcPr>
+            <w:tcW w:w="9854" w:type="dxa"/>
+          </w:tcPr>
+          <w:p>
+            <w:pPr>
+              <w:rPr>
+                <w:rFonts w:ascii="Arial" w:hAnsi="Arial" w:cs="Arial"/>
+              </w:rPr>
+            </w:pPr>
+          </w:p>
+        </w:tc>
+      </w:tr>
+    </w:tbl>
+    <w:p>
+      <w:pPr>
+        <w:rPr>
+          <w:rFonts w:ascii="Arial" w:hAnsi="Arial" w:cs="Arial"/>
+        </w:rPr>
+      </w:pPr>
+      <w:r>
+        <w:rPr>
+          <w:rFonts w:ascii="Arial" w:hAnsi="Arial" w:cs="Arial"/>
+        </w:rPr>
+        <w:br w:type="page"/>
+      </w:r>
+    </w:p>
+    <w:p>
+      <w:pPr>
+        <w:rPr>
+          <w:rFonts w:ascii="Arial" w:hAnsi="Arial" w:cs="Arial"/>
+        </w:rPr>
+      </w:pPr>
+    </w:p>
+    <w:tbl>
+      <w:tblPr>
+        <w:tblStyle w:val="Grigliatabella"/>
+        <w:tblW w:w="9634" w:type="dxa"/>
+        <w:tblLook w:val="04A0" w:firstRow="1" w:lastRow="0" w:firstColumn="1" w:lastColumn="0" w:noHBand="0" w:noVBand="1"/>
+      </w:tblPr>
+      <w:tblGrid>
+        <w:gridCol w:w="4803"/>
+        <w:gridCol w:w="4831"/>
+      </w:tblGrid>
+      <w:tr>
+        <w:trPr>
+          <w:trHeight w:hRule="exact" w:val="397"/>
+        </w:trPr>
+        <w:tc>
+          <w:tcPr>
+            <w:tcW w:w="4803" w:type="dxa"/>
+            <w:tcBorders>
+              <w:top w:val="single" w:sz="4" w:space="0" w:color="auto"/>
+              <w:left w:val="single" w:sz="4" w:space="0" w:color="auto"/>
+              <w:bottom w:val="single" w:sz="4" w:space="0" w:color="auto"/>
+              <w:right w:val="single" w:sz="4" w:space="0" w:color="auto"/>
+            </w:tcBorders>
+            <w:vAlign w:val="center"/>
+            <w:hideMark/>
+          </w:tcPr>
+          <w:p>
+            <w:pPr>
+              <w:spacing w:after="200" w:line="276" w:lineRule="auto"/>
+              <w:rPr>
+                <w:rFonts w:ascii="Arial" w:hAnsi="Arial" w:cs="Arial"/>
+              </w:rPr>
+            </w:pPr>
+            <w:r>
+              <w:rPr>
+                <w:rFonts w:ascii="Arial" w:hAnsi="Arial" w:cs="Arial"/>
+              </w:rPr>
+              <w:t>Luogo</w:t>
+            </w:r>
+          </w:p>
+        </w:tc>
+        <w:tc>
+          <w:tcPr>
+            <w:tcW w:w="4831" w:type="dxa"/>
+            <w:tcBorders>
+              <w:top w:val="single" w:sz="4" w:space="0" w:color="auto"/>
+              <w:left w:val="single" w:sz="4" w:space="0" w:color="auto"/>
+              <w:bottom w:val="single" w:sz="4" w:space="0" w:color="auto"/>
+              <w:right w:val="single" w:sz="4" w:space="0" w:color="auto"/>
+            </w:tcBorders>
+            <w:vAlign w:val="center"/>
+            <w:hideMark/>
+          </w:tcPr>
+          <w:p>
+            <w:pPr>
+              <w:spacing w:after="200" w:line="276" w:lineRule="auto"/>
+              <w:rPr>
+                <w:rFonts w:ascii="Arial" w:hAnsi="Arial" w:cs="Arial"/>
+              </w:rPr>
+            </w:pPr>
+            <w:r>
+              <w:rPr>
+                <w:rFonts w:ascii="Arial" w:hAnsi="Arial" w:cs="Arial"/>
+              </w:rPr>
+              <w:t>Canobbio</w:t>
+            </w:r>
+          </w:p>
+        </w:tc>
+      </w:tr>
+      <w:tr>
+        <w:trPr>
+          <w:trHeight w:hRule="exact" w:val="397"/>
+        </w:trPr>
+        <w:tc>
+          <w:tcPr>
+            <w:tcW w:w="4803" w:type="dxa"/>
+            <w:tcBorders>
+              <w:top w:val="single" w:sz="4" w:space="0" w:color="auto"/>
+              <w:left w:val="single" w:sz="4" w:space="0" w:color="auto"/>
+              <w:bottom w:val="single" w:sz="4" w:space="0" w:color="auto"/>
+              <w:right w:val="single" w:sz="4" w:space="0" w:color="auto"/>
+            </w:tcBorders>
+            <w:vAlign w:val="center"/>
+            <w:hideMark/>
+          </w:tcPr>
+          <w:p>
+            <w:pPr>
+              <w:spacing w:after="200" w:line="276" w:lineRule="auto"/>
+              <w:rPr>
+                <w:rFonts w:ascii="Arial" w:hAnsi="Arial" w:cs="Arial"/>
+              </w:rPr>
+            </w:pPr>
+            <w:r>
+              <w:rPr>
+                <w:rFonts w:ascii="Arial" w:hAnsi="Arial" w:cs="Arial"/>
+              </w:rPr>
+              <w:t>Data</w:t>
+            </w:r>
+          </w:p>
+        </w:tc>
+        <w:tc>
+          <w:tcPr>
+            <w:tcW w:w="4831" w:type="dxa"/>
+            <w:tcBorders>
+              <w:top w:val="single" w:sz="4" w:space="0" w:color="auto"/>
+              <w:left w:val="single" w:sz="4" w:space="0" w:color="auto"/>
+              <w:bottom w:val="single" w:sz="4" w:space="0" w:color="auto"/>
+              <w:right w:val="single" w:sz="4" w:space="0" w:color="auto"/>
+            </w:tcBorders>
+            <w:vAlign w:val="center"/>
+            <w:hideMark/>
+          </w:tcPr>
+          <w:p>
+            <w:pPr>
+              <w:spacing w:after="200" w:line="276" w:lineRule="auto"/>
+              <w:rPr>
+                <w:rFonts w:ascii="Arial" w:hAnsi="Arial" w:cs="Arial"/>
+              </w:rPr>
+            </w:pPr>
+            <w:r>
+              <w:rPr>
+                <w:rFonts w:ascii="Arial" w:hAnsi="Arial" w:cs="Arial"/>
+              </w:rPr>
+              <w:t>8.05</w:t>
+            </w:r>
+            <w:r>
+              <w:rPr>
+                <w:rFonts w:ascii="Arial" w:hAnsi="Arial" w:cs="Arial"/>
+              </w:rPr>
+              <w:t>.2026</w:t>
+            </w:r>
+          </w:p>
+        </w:tc>
+      </w:tr>
+    </w:tbl>
+    <w:p>
+      <w:pPr>
+        <w:rPr>
+          <w:rFonts w:ascii="Arial" w:hAnsi="Arial" w:cs="Arial"/>
+        </w:rPr>
+      </w:pPr>
+    </w:p>
+    <w:tbl>
+      <w:tblPr>
+        <w:tblStyle w:val="Grigliatabella"/>
+        <w:tblW w:w="0" w:type="auto"/>
+        <w:tblLook w:val="04A0" w:firstRow="1" w:lastRow="0" w:firstColumn="1" w:lastColumn="0" w:noHBand="0" w:noVBand="1"/>
+      </w:tblPr>
+      <w:tblGrid>
+        <w:gridCol w:w="9628"/>
+      </w:tblGrid>
+      <w:tr>
+        <w:tc>
+          <w:tcPr>
+            <w:tcW w:w="9628" w:type="dxa"/>
+            <w:tcBorders>
+              <w:top w:val="single" w:sz="4" w:space="0" w:color="auto"/>
+              <w:left w:val="single" w:sz="4" w:space="0" w:color="auto"/>
+              <w:bottom w:val="single" w:sz="4" w:space="0" w:color="auto"/>
+              <w:right w:val="single" w:sz="4" w:space="0" w:color="auto"/>
+            </w:tcBorders>
+            <w:shd w:val="clear" w:color="auto" w:fill="D9D9D9" w:themeFill="background1" w:themeFillShade="D9"/>
+            <w:hideMark/>
+          </w:tcPr>
+          <w:p>
+            <w:pPr>
+              <w:spacing w:after="200" w:line="276" w:lineRule="auto"/>
+              <w:rPr>
+                <w:rFonts w:ascii="Arial" w:hAnsi="Arial" w:cs="Arial"/>
+              </w:rPr>
+            </w:pPr>
+            <w:r>
+              <w:rPr>
+                <w:rFonts w:ascii="Arial" w:hAnsi="Arial" w:cs="Arial"/>
+              </w:rPr>
+              <w:t>Lavori svolti</w:t>
+            </w:r>
+          </w:p>
+        </w:tc>
+      </w:tr>
+      <w:tr>
+        <w:tc>
+          <w:tcPr>
+            <w:tcW w:w="9628" w:type="dxa"/>
+            <w:tcBorders>
+              <w:top w:val="single" w:sz="4" w:space="0" w:color="auto"/>
+              <w:left w:val="single" w:sz="4" w:space="0" w:color="auto"/>
+              <w:bottom w:val="single" w:sz="4" w:space="0" w:color="auto"/>
+              <w:right w:val="single" w:sz="4" w:space="0" w:color="auto"/>
+            </w:tcBorders>
+            <w:hideMark/>
+          </w:tcPr>
+          <w:p>
+            <w:r>
+              <w:rPr>
+                <w:rFonts w:ascii="Arial" w:hAnsi="Arial"/>
+              </w:rPr>
+              <w:t xml:space="preserve">Oggi abbiamo completato l'implementazione della maschera e del </w:t>
+            </w:r>
+            <w:proofErr w:type="spellStart"/>
+            <w:r>
+              <w:rPr>
+                <w:rFonts w:ascii="Arial" w:hAnsi="Arial"/>
+              </w:rPr>
+              <w:t>jumpscare</w:t>
+            </w:r>
+            <w:proofErr w:type="spellEnd"/>
+            <w:r>
+              <w:rPr>
+                <w:rFonts w:ascii="Arial" w:hAnsi="Arial"/>
+              </w:rPr>
+              <w:t xml:space="preserve"> di THE UNKNOWN. Abbiamo anche aggiunto le opzioni EXTRA per il reset dei dati di gioco e l'uscita dal gioco.</w:t>
+            </w:r>
+          </w:p>
+        </w:tc>
+      </w:tr>
+    </w:tbl>
+    <w:p>
+      <w:pPr>
+        <w:rPr>
+          <w:rFonts w:ascii="Arial" w:hAnsi="Arial" w:cs="Arial"/>
+        </w:rPr>
+      </w:pPr>
+    </w:p>
+    <w:tbl>
+      <w:tblPr>
+        <w:tblStyle w:val="Grigliatabella"/>
+        <w:tblW w:w="0" w:type="auto"/>
+        <w:tblLook w:val="04A0" w:firstRow="1" w:lastRow="0" w:firstColumn="1" w:lastColumn="0" w:noHBand="0" w:noVBand="1"/>
+      </w:tblPr>
+      <w:tblGrid>
+        <w:gridCol w:w="9628"/>
+      </w:tblGrid>
+      <w:tr>
+        <w:tc>
+          <w:tcPr>
+            <w:tcW w:w="9628" w:type="dxa"/>
+            <w:tcBorders>
+              <w:top w:val="single" w:sz="4" w:space="0" w:color="auto"/>
+              <w:left w:val="single" w:sz="4" w:space="0" w:color="auto"/>
+              <w:bottom w:val="single" w:sz="4" w:space="0" w:color="auto"/>
+              <w:right w:val="single" w:sz="4" w:space="0" w:color="auto"/>
+            </w:tcBorders>
+            <w:shd w:val="clear" w:color="auto" w:fill="D9D9D9" w:themeFill="background1" w:themeFillShade="D9"/>
+            <w:hideMark/>
+          </w:tcPr>
+          <w:p>
+            <w:pPr>
+              <w:spacing w:after="200" w:line="276" w:lineRule="auto"/>
+              <w:rPr>
+                <w:rFonts w:ascii="Arial" w:hAnsi="Arial" w:cs="Arial"/>
+              </w:rPr>
+            </w:pPr>
+            <w:r>
+              <w:rPr>
+                <w:rFonts w:ascii="Arial" w:hAnsi="Arial" w:cs="Arial"/>
+              </w:rPr>
+              <w:t>Problemi riscontrati e soluzioni adottate</w:t>
+            </w:r>
+          </w:p>
+        </w:tc>
+      </w:tr>
+      <w:tr>
+        <w:tc>
+          <w:tcPr>
+            <w:tcW w:w="9628" w:type="dxa"/>
+            <w:tcBorders>
+              <w:top w:val="single" w:sz="4" w:space="0" w:color="auto"/>
+              <w:left w:val="single" w:sz="4" w:space="0" w:color="auto"/>
+              <w:bottom w:val="single" w:sz="4" w:space="0" w:color="auto"/>
+              <w:right w:val="single" w:sz="4" w:space="0" w:color="auto"/>
+            </w:tcBorders>
+            <w:hideMark/>
+          </w:tcPr>
+          <w:p>
+            <w:pPr>
+              <w:spacing w:after="200" w:line="276" w:lineRule="auto"/>
+              <w:rPr>
+                <w:rFonts w:ascii="Arial" w:hAnsi="Arial"/>
+              </w:rPr>
+            </w:pPr>
+            <w:r>
+              <w:rPr>
+                <w:rFonts w:ascii="Arial" w:hAnsi="Arial"/>
+              </w:rPr>
+              <w:t>Nessun problema</w:t>
+            </w:r>
+          </w:p>
+        </w:tc>
+      </w:tr>
+    </w:tbl>
+    <w:p>
+      <w:pPr>
+        <w:rPr>
+          <w:rFonts w:ascii="Arial" w:hAnsi="Arial" w:cs="Arial"/>
+        </w:rPr>
+      </w:pPr>
+    </w:p>
+    <w:tbl>
+      <w:tblPr>
+        <w:tblStyle w:val="Grigliatabella"/>
+        <w:tblW w:w="0" w:type="auto"/>
+        <w:tblLook w:val="04A0" w:firstRow="1" w:lastRow="0" w:firstColumn="1" w:lastColumn="0" w:noHBand="0" w:noVBand="1"/>
+      </w:tblPr>
+      <w:tblGrid>
+        <w:gridCol w:w="9628"/>
+      </w:tblGrid>
+      <w:tr>
+        <w:tc>
+          <w:tcPr>
+            <w:tcW w:w="9854" w:type="dxa"/>
+            <w:tcBorders>
+              <w:top w:val="single" w:sz="4" w:space="0" w:color="auto"/>
+              <w:left w:val="single" w:sz="4" w:space="0" w:color="auto"/>
+              <w:bottom w:val="single" w:sz="4" w:space="0" w:color="auto"/>
+              <w:right w:val="single" w:sz="4" w:space="0" w:color="auto"/>
+            </w:tcBorders>
+            <w:shd w:val="clear" w:color="auto" w:fill="D9D9D9" w:themeFill="background1" w:themeFillShade="D9"/>
+            <w:hideMark/>
+          </w:tcPr>
+          <w:p>
+            <w:pPr>
+              <w:spacing w:after="200" w:line="276" w:lineRule="auto"/>
+              <w:rPr>
+                <w:rFonts w:ascii="Arial" w:hAnsi="Arial" w:cs="Arial"/>
+              </w:rPr>
+            </w:pPr>
+            <w:r>
+              <w:rPr>
+                <w:rFonts w:ascii="Arial" w:hAnsi="Arial" w:cs="Arial"/>
+              </w:rPr>
+              <w:t>Punto della situazione rispetto alla pianificazione</w:t>
+            </w:r>
+          </w:p>
+        </w:tc>
+      </w:tr>
+      <w:tr>
+        <w:tc>
+          <w:tcPr>
+            <w:tcW w:w="9854" w:type="dxa"/>
+            <w:tcBorders>
+              <w:top w:val="single" w:sz="4" w:space="0" w:color="auto"/>
+              <w:left w:val="single" w:sz="4" w:space="0" w:color="auto"/>
+              <w:bottom w:val="single" w:sz="4" w:space="0" w:color="auto"/>
+              <w:right w:val="single" w:sz="4" w:space="0" w:color="auto"/>
+            </w:tcBorders>
+            <w:hideMark/>
+          </w:tcPr>
+          <w:p>
+            <w:pPr>
+              <w:spacing w:after="200" w:line="276" w:lineRule="auto"/>
+              <w:rPr>
+                <w:rFonts w:ascii="Arial" w:hAnsi="Arial" w:cs="Arial"/>
+              </w:rPr>
+            </w:pPr>
+            <w:r>
+              <w:rPr>
+                <w:rFonts w:ascii="Arial" w:hAnsi="Arial" w:cs="Arial"/>
+              </w:rPr>
+              <w:t xml:space="preserve">In </w:t>
+            </w:r>
+            <w:r>
+              <w:rPr>
+                <w:rFonts w:ascii="Arial" w:hAnsi="Arial" w:cs="Arial"/>
+              </w:rPr>
+              <w:t>tempo.</w:t>
+            </w:r>
+          </w:p>
+        </w:tc>
+      </w:tr>
+    </w:tbl>
+    <w:p>
+      <w:pPr>
+        <w:rPr>
+          <w:rFonts w:ascii="Arial" w:hAnsi="Arial" w:cs="Arial"/>
+        </w:rPr>
+      </w:pPr>
+    </w:p>
+    <w:tbl>
+      <w:tblPr>
+        <w:tblStyle w:val="Grigliatabella"/>
+        <w:tblW w:w="0" w:type="auto"/>
+        <w:tblLook w:val="04A0" w:firstRow="1" w:lastRow="0" w:firstColumn="1" w:lastColumn="0" w:noHBand="0" w:noVBand="1"/>
+      </w:tblPr>
+      <w:tblGrid>
+        <w:gridCol w:w="9628"/>
+      </w:tblGrid>
+      <w:tr>
+        <w:tc>
+          <w:tcPr>
+            <w:tcW w:w="9854" w:type="dxa"/>
+            <w:tcBorders>
+              <w:top w:val="single" w:sz="4" w:space="0" w:color="auto"/>
+              <w:left w:val="single" w:sz="4" w:space="0" w:color="auto"/>
+              <w:bottom w:val="single" w:sz="4" w:space="0" w:color="auto"/>
+              <w:right w:val="single" w:sz="4" w:space="0" w:color="auto"/>
+            </w:tcBorders>
+            <w:shd w:val="clear" w:color="auto" w:fill="D9D9D9" w:themeFill="background1" w:themeFillShade="D9"/>
+            <w:hideMark/>
+          </w:tcPr>
+          <w:p>
+            <w:pPr>
+              <w:spacing w:after="200" w:line="276" w:lineRule="auto"/>
+              <w:rPr>
+                <w:rFonts w:ascii="Arial" w:hAnsi="Arial" w:cs="Arial"/>
+              </w:rPr>
+            </w:pPr>
+            <w:r>
+              <w:rPr>
+                <w:rFonts w:ascii="Arial" w:hAnsi="Arial" w:cs="Arial"/>
+              </w:rPr>
+              <w:t>Programma di massima per la prossima giornata di lavoro</w:t>
+            </w:r>
+          </w:p>
+        </w:tc>
+      </w:tr>
+      <w:tr>
+        <w:tc>
+          <w:tcPr>
+            <w:tcW w:w="9854" w:type="dxa"/>
+            <w:tcBorders>
+              <w:top w:val="single" w:sz="4" w:space="0" w:color="auto"/>
+              <w:left w:val="single" w:sz="4" w:space="0" w:color="auto"/>
+              <w:bottom w:val="single" w:sz="4" w:space="0" w:color="auto"/>
+              <w:right w:val="single" w:sz="4" w:space="0" w:color="auto"/>
+            </w:tcBorders>
+            <w:hideMark/>
+          </w:tcPr>
+          <w:p>
+            <w:pPr>
+              <w:spacing w:after="200" w:line="276" w:lineRule="auto"/>
+              <w:rPr>
+                <w:rFonts w:ascii="Arial" w:hAnsi="Arial" w:cs="Arial"/>
+              </w:rPr>
+            </w:pPr>
+            <w:r>
+              <w:rPr>
+                <w:rFonts w:ascii="Arial" w:hAnsi="Arial"/>
+              </w:rPr>
+              <w:t>Ristrutturazione</w:t>
+            </w:r>
+            <w:r>
+              <w:rPr>
+                <w:rFonts w:ascii="Arial" w:hAnsi="Arial"/>
+              </w:rPr>
+              <w:t xml:space="preserve"> e controllo del codice, preparare la documentazione finale.</w:t>
+            </w:r>
+          </w:p>
+        </w:tc>
+      </w:tr>
+    </w:tbl>
+    <w:p>
+      <w:pPr>
+        <w:rPr>
+          <w:rFonts w:ascii="Arial" w:hAnsi="Arial" w:cs="Arial"/>
+        </w:rPr>
+      </w:pPr>
+    </w:p>
+    <w:p>
+      <w:pPr>
+        <w:pStyle w:val="Titolo2"/>
+        <w:rPr>
+          <w:sz w:val="36"/>
+        </w:rPr>
+      </w:pPr>
+      <w:r>
+        <w:rPr>
+          <w:sz w:val="36"/>
+        </w:rPr>
+        <w:t>Agile</w:t>
+      </w:r>
+      <w:r>
+        <w:rPr>
+          <w:sz w:val="36"/>
+        </w:rPr>
+        <w:t xml:space="preserve"> - Resoconto</w:t>
+      </w:r>
+    </w:p>
+    <w:tbl>
+      <w:tblPr>
+        <w:tblStyle w:val="Grigliatabella"/>
+        <w:tblW w:w="0" w:type="auto"/>
+        <w:tblLook w:val="04A0" w:firstRow="1" w:lastRow="0" w:firstColumn="1" w:lastColumn="0" w:noHBand="0" w:noVBand="1"/>
+      </w:tblPr>
+      <w:tblGrid>
+        <w:gridCol w:w="9628"/>
+      </w:tblGrid>
+      <w:tr>
+        <w:tc>
+          <w:tcPr>
+            <w:tcW w:w="9854" w:type="dxa"/>
+            <w:shd w:val="clear" w:color="auto" w:fill="D9D9D9" w:themeFill="background1" w:themeFillShade="D9"/>
+          </w:tcPr>
+          <w:p>
+            <w:pPr>
+              <w:rPr>
+                <w:rFonts w:ascii="Arial" w:hAnsi="Arial" w:cs="Arial"/>
+              </w:rPr>
+            </w:pPr>
+            <w:proofErr w:type="spellStart"/>
+            <w:r>
+              <w:rPr>
+                <w:rFonts w:ascii="Arial" w:hAnsi="Arial" w:cs="Arial"/>
+              </w:rPr>
+              <w:t>Daily</w:t>
+            </w:r>
+            <w:proofErr w:type="spellEnd"/>
+            <w:r>
+              <w:rPr>
+                <w:rFonts w:ascii="Arial" w:hAnsi="Arial" w:cs="Arial"/>
+              </w:rPr>
+              <w:t xml:space="preserve"> </w:t>
+            </w:r>
+            <w:proofErr w:type="spellStart"/>
+            <w:r>
+              <w:rPr>
+                <w:rFonts w:ascii="Arial" w:hAnsi="Arial" w:cs="Arial"/>
+              </w:rPr>
+              <w:t>Scrum</w:t>
+            </w:r>
+            <w:proofErr w:type="spellEnd"/>
+          </w:p>
+        </w:tc>
+      </w:tr>
+      <w:tr>
+        <w:tc>
+          <w:tcPr>
+            <w:tcW w:w="9854" w:type="dxa"/>
+          </w:tcPr>
+          <w:p>
+            <w:r>
+              <w:rPr>
+                <w:rFonts w:ascii="Arial" w:hAnsi="Arial"/>
+              </w:rPr>
+              <w:t>Discussione sul completamento dello sviluppo e sulla fase di chiusura.</w:t>
+            </w:r>
+          </w:p>
+          <w:p>
+            <w:pPr>
+              <w:rPr>
+                <w:rFonts w:ascii="Arial" w:hAnsi="Arial" w:cs="Arial"/>
+              </w:rPr>
+            </w:pPr>
+            <w:r>
+              <w:rPr>
+                <w:rFonts w:ascii="Arial" w:hAnsi="Arial"/>
+              </w:rPr>
+              <w:t>Assegnazione dei compiti finali: tutti i membri si occuperanno della revisione del codice.</w:t>
+            </w:r>
+          </w:p>
+        </w:tc>
+      </w:tr>
+    </w:tbl>
+    <w:p>
+      <w:pPr>
+        <w:rPr>
+          <w:rFonts w:ascii="Arial" w:hAnsi="Arial" w:cs="Arial"/>
+        </w:rPr>
+      </w:pPr>
+    </w:p>
+    <w:tbl>
+      <w:tblPr>
+        <w:tblStyle w:val="Grigliatabella"/>
+        <w:tblW w:w="0" w:type="auto"/>
+        <w:tblLook w:val="04A0" w:firstRow="1" w:lastRow="0" w:firstColumn="1" w:lastColumn="0" w:noHBand="0" w:noVBand="1"/>
+      </w:tblPr>
+      <w:tblGrid>
+        <w:gridCol w:w="9628"/>
+      </w:tblGrid>
+      <w:tr>
+        <w:tc>
+          <w:tcPr>
+            <w:tcW w:w="9854" w:type="dxa"/>
+            <w:shd w:val="clear" w:color="auto" w:fill="D9D9D9" w:themeFill="background1" w:themeFillShade="D9"/>
+          </w:tcPr>
+          <w:p>
+            <w:pPr>
+              <w:rPr>
+                <w:rFonts w:ascii="Arial" w:hAnsi="Arial" w:cs="Arial"/>
+              </w:rPr>
+            </w:pPr>
+            <w:r>
+              <w:rPr>
+                <w:rFonts w:ascii="Arial" w:hAnsi="Arial" w:cs="Arial"/>
+              </w:rPr>
+              <w:t>Sprint Planning</w:t>
+            </w:r>
+          </w:p>
+        </w:tc>
+      </w:tr>
+      <w:tr>
+        <w:tc>
+          <w:tcPr>
+            <w:tcW w:w="9854" w:type="dxa"/>
+          </w:tcPr>
+          <w:p>
+            <w:pPr>
+              <w:rPr>
+                <w:rFonts w:ascii="Arial" w:hAnsi="Arial" w:cs="Arial"/>
+              </w:rPr>
+            </w:pPr>
+          </w:p>
+        </w:tc>
+      </w:tr>
+    </w:tbl>
+    <w:p>
+      <w:pPr>
+        <w:rPr>
+          <w:rFonts w:ascii="Arial" w:hAnsi="Arial" w:cs="Arial"/>
+        </w:rPr>
+      </w:pPr>
+    </w:p>
+    <w:tbl>
+      <w:tblPr>
+        <w:tblStyle w:val="Grigliatabella"/>
+        <w:tblW w:w="0" w:type="auto"/>
+        <w:tblLook w:val="04A0" w:firstRow="1" w:lastRow="0" w:firstColumn="1" w:lastColumn="0" w:noHBand="0" w:noVBand="1"/>
+      </w:tblPr>
+      <w:tblGrid>
+        <w:gridCol w:w="9628"/>
+      </w:tblGrid>
+      <w:tr>
+        <w:tc>
+          <w:tcPr>
+            <w:tcW w:w="9854" w:type="dxa"/>
+            <w:shd w:val="clear" w:color="auto" w:fill="D9D9D9" w:themeFill="background1" w:themeFillShade="D9"/>
+          </w:tcPr>
+          <w:p>
+            <w:pPr>
+              <w:rPr>
+                <w:rFonts w:ascii="Arial" w:hAnsi="Arial" w:cs="Arial"/>
+              </w:rPr>
+            </w:pPr>
+            <w:r>
+              <w:rPr>
+                <w:rFonts w:ascii="Arial" w:hAnsi="Arial" w:cs="Arial"/>
+              </w:rPr>
+              <w:t>Sprint Review</w:t>
+            </w:r>
+          </w:p>
+        </w:tc>
+      </w:tr>
+      <w:tr>
+        <w:tc>
+          <w:tcPr>
+            <w:tcW w:w="9854" w:type="dxa"/>
+          </w:tcPr>
+          <w:p>
+            <w:pPr>
+              <w:rPr>
+                <w:rFonts w:ascii="Arial" w:hAnsi="Arial" w:cs="Arial"/>
+              </w:rPr>
+            </w:pPr>
+          </w:p>
+        </w:tc>
+      </w:tr>
+    </w:tbl>
+    <w:p>
+      <w:pPr>
+        <w:rPr>
+          <w:rFonts w:ascii="Arial" w:hAnsi="Arial" w:cs="Arial"/>
+        </w:rPr>
+      </w:pPr>
+    </w:p>
+    <w:tbl>
+      <w:tblPr>
+        <w:tblStyle w:val="Grigliatabella"/>
+        <w:tblW w:w="0" w:type="auto"/>
+        <w:tblLook w:val="04A0" w:firstRow="1" w:lastRow="0" w:firstColumn="1" w:lastColumn="0" w:noHBand="0" w:noVBand="1"/>
+      </w:tblPr>
+      <w:tblGrid>
+        <w:gridCol w:w="9628"/>
+      </w:tblGrid>
+      <w:tr>
+        <w:tc>
+          <w:tcPr>
+            <w:tcW w:w="9854" w:type="dxa"/>
+            <w:shd w:val="clear" w:color="auto" w:fill="D9D9D9" w:themeFill="background1" w:themeFillShade="D9"/>
+          </w:tcPr>
+          <w:p>
+            <w:pPr>
+              <w:rPr>
+                <w:rFonts w:ascii="Arial" w:hAnsi="Arial" w:cs="Arial"/>
+              </w:rPr>
+            </w:pPr>
+            <w:r>
+              <w:rPr>
+                <w:rFonts w:ascii="Arial" w:hAnsi="Arial" w:cs="Arial"/>
+              </w:rPr>
+              <w:t xml:space="preserve">Sprint </w:t>
+            </w:r>
+            <w:proofErr w:type="spellStart"/>
+            <w:r>
+              <w:rPr>
+                <w:rFonts w:ascii="Arial" w:hAnsi="Arial" w:cs="Arial"/>
+              </w:rPr>
+              <w:t>Retrospective</w:t>
+            </w:r>
+            <w:proofErr w:type="spellEnd"/>
+          </w:p>
+        </w:tc>
+      </w:tr>
+      <w:tr>
+        <w:tc>
+          <w:tcPr>
+            <w:tcW w:w="9854" w:type="dxa"/>
+          </w:tcPr>
+          <w:p>
+            <w:pPr>
+              <w:rPr>
+                <w:rFonts w:ascii="Arial" w:hAnsi="Arial" w:cs="Arial"/>
+              </w:rPr>
+            </w:pPr>
+          </w:p>
+        </w:tc>
+      </w:tr>
+    </w:tbl>
+    <w:p>
+      <w:pPr>
+        <w:rPr>
+          <w:rFonts w:ascii="Arial" w:hAnsi="Arial" w:cs="Arial"/>
+        </w:rPr>
+      </w:pPr>
+      <w:r>
+        <w:rPr>
+          <w:rFonts w:ascii="Arial" w:hAnsi="Arial" w:cs="Arial"/>
+        </w:rPr>
+        <w:br w:type="page"/>
+      </w:r>
+    </w:p>
+    <w:p>
+      <w:pPr>
+        <w:rPr>
+          <w:rFonts w:ascii="Arial" w:hAnsi="Arial" w:cs="Arial"/>
+        </w:rPr>
+      </w:pPr>
+    </w:p>
+    <w:tbl>
+      <w:tblPr>
+        <w:tblStyle w:val="Grigliatabella"/>
+        <w:tblW w:w="9634" w:type="dxa"/>
+        <w:tblLook w:val="04A0" w:firstRow="1" w:lastRow="0" w:firstColumn="1" w:lastColumn="0" w:noHBand="0" w:noVBand="1"/>
+      </w:tblPr>
+      <w:tblGrid>
+        <w:gridCol w:w="4803"/>
+        <w:gridCol w:w="4831"/>
+      </w:tblGrid>
+      <w:tr>
+        <w:trPr>
+          <w:trHeight w:hRule="exact" w:val="397"/>
+        </w:trPr>
+        <w:tc>
+          <w:tcPr>
+            <w:tcW w:w="4803" w:type="dxa"/>
+            <w:tcBorders>
+              <w:top w:val="single" w:sz="4" w:space="0" w:color="auto"/>
+              <w:left w:val="single" w:sz="4" w:space="0" w:color="auto"/>
+              <w:bottom w:val="single" w:sz="4" w:space="0" w:color="auto"/>
+              <w:right w:val="single" w:sz="4" w:space="0" w:color="auto"/>
+            </w:tcBorders>
+            <w:vAlign w:val="center"/>
+            <w:hideMark/>
+          </w:tcPr>
+          <w:p>
+            <w:pPr>
+              <w:spacing w:after="200" w:line="276" w:lineRule="auto"/>
+              <w:rPr>
+                <w:rFonts w:ascii="Arial" w:hAnsi="Arial" w:cs="Arial"/>
+              </w:rPr>
+            </w:pPr>
+            <w:r>
+              <w:rPr>
+                <w:rFonts w:ascii="Arial" w:hAnsi="Arial" w:cs="Arial"/>
+              </w:rPr>
+              <w:t>Luogo</w:t>
+            </w:r>
+          </w:p>
+        </w:tc>
+        <w:tc>
+          <w:tcPr>
+            <w:tcW w:w="4831" w:type="dxa"/>
+            <w:tcBorders>
+              <w:top w:val="single" w:sz="4" w:space="0" w:color="auto"/>
+              <w:left w:val="single" w:sz="4" w:space="0" w:color="auto"/>
+              <w:bottom w:val="single" w:sz="4" w:space="0" w:color="auto"/>
+              <w:right w:val="single" w:sz="4" w:space="0" w:color="auto"/>
+            </w:tcBorders>
+            <w:vAlign w:val="center"/>
+            <w:hideMark/>
+          </w:tcPr>
+          <w:p>
+            <w:pPr>
+              <w:spacing w:after="200" w:line="276" w:lineRule="auto"/>
+              <w:rPr>
+                <w:rFonts w:ascii="Arial" w:hAnsi="Arial" w:cs="Arial"/>
+              </w:rPr>
+            </w:pPr>
+            <w:r>
+              <w:rPr>
+                <w:rFonts w:ascii="Arial" w:hAnsi="Arial" w:cs="Arial"/>
+              </w:rPr>
+              <w:t>Canobbio</w:t>
+            </w:r>
+          </w:p>
+        </w:tc>
+      </w:tr>
+      <w:tr>
+        <w:trPr>
+          <w:trHeight w:hRule="exact" w:val="397"/>
+        </w:trPr>
+        <w:tc>
+          <w:tcPr>
+            <w:tcW w:w="4803" w:type="dxa"/>
+            <w:tcBorders>
+              <w:top w:val="single" w:sz="4" w:space="0" w:color="auto"/>
+              <w:left w:val="single" w:sz="4" w:space="0" w:color="auto"/>
+              <w:bottom w:val="single" w:sz="4" w:space="0" w:color="auto"/>
+              <w:right w:val="single" w:sz="4" w:space="0" w:color="auto"/>
+            </w:tcBorders>
+            <w:vAlign w:val="center"/>
+            <w:hideMark/>
+          </w:tcPr>
+          <w:p>
+            <w:pPr>
+              <w:spacing w:after="200" w:line="276" w:lineRule="auto"/>
+              <w:rPr>
+                <w:rFonts w:ascii="Arial" w:hAnsi="Arial" w:cs="Arial"/>
+              </w:rPr>
+            </w:pPr>
+            <w:r>
+              <w:rPr>
+                <w:rFonts w:ascii="Arial" w:hAnsi="Arial" w:cs="Arial"/>
+              </w:rPr>
+              <w:t>Data</w:t>
+            </w:r>
+          </w:p>
+        </w:tc>
+        <w:tc>
+          <w:tcPr>
+            <w:tcW w:w="4831" w:type="dxa"/>
+            <w:tcBorders>
+              <w:top w:val="single" w:sz="4" w:space="0" w:color="auto"/>
+              <w:left w:val="single" w:sz="4" w:space="0" w:color="auto"/>
+              <w:bottom w:val="single" w:sz="4" w:space="0" w:color="auto"/>
+              <w:right w:val="single" w:sz="4" w:space="0" w:color="auto"/>
+            </w:tcBorders>
+            <w:vAlign w:val="center"/>
+            <w:hideMark/>
+          </w:tcPr>
+          <w:p>
+            <w:pPr>
+              <w:spacing w:after="200" w:line="276" w:lineRule="auto"/>
+              <w:rPr>
+                <w:rFonts w:ascii="Arial" w:hAnsi="Arial" w:cs="Arial"/>
+              </w:rPr>
+            </w:pPr>
+            <w:r>
+              <w:rPr>
+                <w:rFonts w:ascii="Arial" w:hAnsi="Arial" w:cs="Arial"/>
+              </w:rPr>
+              <w:t>2</w:t>
+            </w:r>
+            <w:r>
+              <w:rPr>
+                <w:rFonts w:ascii="Arial" w:hAnsi="Arial" w:cs="Arial"/>
+              </w:rPr>
+              <w:t>2</w:t>
+            </w:r>
+            <w:r>
+              <w:rPr>
+                <w:rFonts w:ascii="Arial" w:hAnsi="Arial" w:cs="Arial"/>
+              </w:rPr>
+              <w:t>.0</w:t>
+            </w:r>
+            <w:r>
+              <w:rPr>
+                <w:rFonts w:ascii="Arial" w:hAnsi="Arial" w:cs="Arial"/>
+              </w:rPr>
+              <w:t>5</w:t>
+            </w:r>
+            <w:r>
+              <w:rPr>
+                <w:rFonts w:ascii="Arial" w:hAnsi="Arial" w:cs="Arial"/>
+              </w:rPr>
+              <w:t>.2026</w:t>
+            </w:r>
+          </w:p>
+        </w:tc>
+      </w:tr>
+    </w:tbl>
+    <w:p>
+      <w:pPr>
+        <w:rPr>
+          <w:rFonts w:ascii="Arial" w:hAnsi="Arial" w:cs="Arial"/>
+        </w:rPr>
+      </w:pPr>
+    </w:p>
+    <w:tbl>
+      <w:tblPr>
+        <w:tblStyle w:val="Grigliatabella"/>
+        <w:tblW w:w="0" w:type="auto"/>
+        <w:tblLook w:val="04A0" w:firstRow="1" w:lastRow="0" w:firstColumn="1" w:lastColumn="0" w:noHBand="0" w:noVBand="1"/>
+      </w:tblPr>
+      <w:tblGrid>
+        <w:gridCol w:w="9628"/>
+      </w:tblGrid>
+      <w:tr>
+        <w:tc>
+          <w:tcPr>
+            <w:tcW w:w="9628" w:type="dxa"/>
+            <w:tcBorders>
+              <w:top w:val="single" w:sz="4" w:space="0" w:color="auto"/>
+              <w:left w:val="single" w:sz="4" w:space="0" w:color="auto"/>
+              <w:bottom w:val="single" w:sz="4" w:space="0" w:color="auto"/>
+              <w:right w:val="single" w:sz="4" w:space="0" w:color="auto"/>
+            </w:tcBorders>
+            <w:shd w:val="clear" w:color="auto" w:fill="D9D9D9" w:themeFill="background1" w:themeFillShade="D9"/>
+            <w:hideMark/>
+          </w:tcPr>
+          <w:p>
+            <w:pPr>
+              <w:spacing w:after="200" w:line="276" w:lineRule="auto"/>
+              <w:rPr>
+                <w:rFonts w:ascii="Arial" w:hAnsi="Arial" w:cs="Arial"/>
+              </w:rPr>
+            </w:pPr>
+            <w:r>
+              <w:rPr>
+                <w:rFonts w:ascii="Arial" w:hAnsi="Arial" w:cs="Arial"/>
+              </w:rPr>
+              <w:t>Lavori svolti</w:t>
+            </w:r>
+          </w:p>
+        </w:tc>
+      </w:tr>
+      <w:tr>
+        <w:tc>
+          <w:tcPr>
+            <w:tcW w:w="9628" w:type="dxa"/>
+            <w:tcBorders>
+              <w:top w:val="single" w:sz="4" w:space="0" w:color="auto"/>
+              <w:left w:val="single" w:sz="4" w:space="0" w:color="auto"/>
+              <w:bottom w:val="single" w:sz="4" w:space="0" w:color="auto"/>
+              <w:right w:val="single" w:sz="4" w:space="0" w:color="auto"/>
+            </w:tcBorders>
+            <w:hideMark/>
+          </w:tcPr>
+          <w:p>
+            <w:r>
+              <w:rPr>
+                <w:rFonts w:ascii="Arial" w:hAnsi="Arial"/>
+              </w:rPr>
+              <w:t xml:space="preserve">Oggi abbiamo </w:t>
+            </w:r>
+            <w:r>
+              <w:rPr>
+                <w:rFonts w:ascii="Arial" w:hAnsi="Arial"/>
+              </w:rPr>
+              <w:t>ristrutturato</w:t>
+            </w:r>
+            <w:r>
+              <w:rPr>
+                <w:rFonts w:ascii="Arial" w:hAnsi="Arial"/>
+              </w:rPr>
+              <w:t xml:space="preserve"> e il controllo del codice per verificare la conformità ai requisiti tecnici. Abbiamo ottimizzato alcune parti del codice e corretto eventuali anomalie.</w:t>
+            </w:r>
+          </w:p>
+          <w:p>
+            <w:r>
+              <w:rPr>
+                <w:rFonts w:ascii="Arial" w:hAnsi="Arial"/>
+              </w:rPr>
+              <w:t>Abbiamo iniziato la fase finale di documentazione generale del progetto.</w:t>
+            </w:r>
+          </w:p>
+        </w:tc>
+      </w:tr>
+    </w:tbl>
+    <w:p>
+      <w:pPr>
+        <w:rPr>
+          <w:rFonts w:ascii="Arial" w:hAnsi="Arial" w:cs="Arial"/>
+        </w:rPr>
+      </w:pPr>
+    </w:p>
+    <w:tbl>
+      <w:tblPr>
+        <w:tblStyle w:val="Grigliatabella"/>
+        <w:tblW w:w="0" w:type="auto"/>
+        <w:tblLook w:val="04A0" w:firstRow="1" w:lastRow="0" w:firstColumn="1" w:lastColumn="0" w:noHBand="0" w:noVBand="1"/>
+      </w:tblPr>
+      <w:tblGrid>
+        <w:gridCol w:w="9628"/>
+      </w:tblGrid>
+      <w:tr>
+        <w:tc>
+          <w:tcPr>
+            <w:tcW w:w="9628" w:type="dxa"/>
+            <w:tcBorders>
+              <w:top w:val="single" w:sz="4" w:space="0" w:color="auto"/>
+              <w:left w:val="single" w:sz="4" w:space="0" w:color="auto"/>
+              <w:bottom w:val="single" w:sz="4" w:space="0" w:color="auto"/>
+              <w:right w:val="single" w:sz="4" w:space="0" w:color="auto"/>
+            </w:tcBorders>
+            <w:shd w:val="clear" w:color="auto" w:fill="D9D9D9" w:themeFill="background1" w:themeFillShade="D9"/>
+            <w:hideMark/>
+          </w:tcPr>
+          <w:p>
+            <w:pPr>
+              <w:spacing w:after="200" w:line="276" w:lineRule="auto"/>
+              <w:rPr>
+                <w:rFonts w:ascii="Arial" w:hAnsi="Arial" w:cs="Arial"/>
+              </w:rPr>
+            </w:pPr>
+            <w:r>
+              <w:rPr>
+                <w:rFonts w:ascii="Arial" w:hAnsi="Arial" w:cs="Arial"/>
+              </w:rPr>
+              <w:t>Problemi riscontrati e soluzioni adottate</w:t>
+            </w:r>
+          </w:p>
+        </w:tc>
+      </w:tr>
+      <w:tr>
+        <w:tc>
+          <w:tcPr>
+            <w:tcW w:w="9628" w:type="dxa"/>
+            <w:tcBorders>
+              <w:top w:val="single" w:sz="4" w:space="0" w:color="auto"/>
+              <w:left w:val="single" w:sz="4" w:space="0" w:color="auto"/>
+              <w:bottom w:val="single" w:sz="4" w:space="0" w:color="auto"/>
+              <w:right w:val="single" w:sz="4" w:space="0" w:color="auto"/>
+            </w:tcBorders>
+            <w:hideMark/>
+          </w:tcPr>
+          <w:p>
+            <w:pPr>
+              <w:spacing w:after="200" w:line="276" w:lineRule="auto"/>
+              <w:rPr>
+                <w:rFonts w:ascii="Arial" w:hAnsi="Arial" w:cs="Arial"/>
+              </w:rPr>
+            </w:pPr>
+            <w:r>
+              <w:rPr>
+                <w:rFonts w:ascii="Arial" w:hAnsi="Arial"/>
+              </w:rPr>
+              <w:t>Nessun problema</w:t>
+            </w:r>
+          </w:p>
+        </w:tc>
+      </w:tr>
+    </w:tbl>
+    <w:p>
+      <w:pPr>
+        <w:rPr>
+          <w:rFonts w:ascii="Arial" w:hAnsi="Arial" w:cs="Arial"/>
+        </w:rPr>
+      </w:pPr>
+    </w:p>
+    <w:tbl>
+      <w:tblPr>
+        <w:tblStyle w:val="Grigliatabella"/>
+        <w:tblW w:w="0" w:type="auto"/>
+        <w:tblLook w:val="04A0" w:firstRow="1" w:lastRow="0" w:firstColumn="1" w:lastColumn="0" w:noHBand="0" w:noVBand="1"/>
+      </w:tblPr>
+      <w:tblGrid>
+        <w:gridCol w:w="9628"/>
+      </w:tblGrid>
+      <w:tr>
+        <w:tc>
+          <w:tcPr>
+            <w:tcW w:w="9854" w:type="dxa"/>
+            <w:tcBorders>
+              <w:top w:val="single" w:sz="4" w:space="0" w:color="auto"/>
+              <w:left w:val="single" w:sz="4" w:space="0" w:color="auto"/>
+              <w:bottom w:val="single" w:sz="4" w:space="0" w:color="auto"/>
+              <w:right w:val="single" w:sz="4" w:space="0" w:color="auto"/>
+            </w:tcBorders>
+            <w:shd w:val="clear" w:color="auto" w:fill="D9D9D9" w:themeFill="background1" w:themeFillShade="D9"/>
+            <w:hideMark/>
+          </w:tcPr>
+          <w:p>
+            <w:pPr>
+              <w:spacing w:after="200" w:line="276" w:lineRule="auto"/>
+              <w:rPr>
+                <w:rFonts w:ascii="Arial" w:hAnsi="Arial" w:cs="Arial"/>
+              </w:rPr>
+            </w:pPr>
+            <w:r>
+              <w:rPr>
+                <w:rFonts w:ascii="Arial" w:hAnsi="Arial" w:cs="Arial"/>
+              </w:rPr>
+              <w:t>Punto della situazione rispetto alla pianificazione</w:t>
+            </w:r>
+          </w:p>
+        </w:tc>
+      </w:tr>
+      <w:tr>
+        <w:tc>
+          <w:tcPr>
+            <w:tcW w:w="9854" w:type="dxa"/>
+            <w:tcBorders>
+              <w:top w:val="single" w:sz="4" w:space="0" w:color="auto"/>
+              <w:left w:val="single" w:sz="4" w:space="0" w:color="auto"/>
+              <w:bottom w:val="single" w:sz="4" w:space="0" w:color="auto"/>
+              <w:right w:val="single" w:sz="4" w:space="0" w:color="auto"/>
+            </w:tcBorders>
+            <w:hideMark/>
+          </w:tcPr>
+          <w:p>
+            <w:pPr>
+              <w:spacing w:after="200" w:line="276" w:lineRule="auto"/>
+              <w:rPr>
+                <w:rFonts w:ascii="Arial" w:hAnsi="Arial" w:cs="Arial"/>
+              </w:rPr>
+            </w:pPr>
+            <w:r>
+              <w:rPr>
+                <w:rFonts w:ascii="Arial" w:hAnsi="Arial" w:cs="Arial"/>
+              </w:rPr>
+              <w:t>In tempo.</w:t>
+            </w:r>
+          </w:p>
+        </w:tc>
+      </w:tr>
+    </w:tbl>
+    <w:p>
+      <w:pPr>
+        <w:rPr>
+          <w:rFonts w:ascii="Arial" w:hAnsi="Arial" w:cs="Arial"/>
+        </w:rPr>
+      </w:pPr>
+    </w:p>
+    <w:tbl>
+      <w:tblPr>
+        <w:tblStyle w:val="Grigliatabella"/>
+        <w:tblW w:w="0" w:type="auto"/>
+        <w:tblLook w:val="04A0" w:firstRow="1" w:lastRow="0" w:firstColumn="1" w:lastColumn="0" w:noHBand="0" w:noVBand="1"/>
+      </w:tblPr>
+      <w:tblGrid>
+        <w:gridCol w:w="9628"/>
+      </w:tblGrid>
+      <w:tr>
+        <w:tc>
+          <w:tcPr>
+            <w:tcW w:w="9628" w:type="dxa"/>
+            <w:tcBorders>
+              <w:top w:val="single" w:sz="4" w:space="0" w:color="auto"/>
+              <w:left w:val="single" w:sz="4" w:space="0" w:color="auto"/>
+              <w:bottom w:val="single" w:sz="4" w:space="0" w:color="auto"/>
+              <w:right w:val="single" w:sz="4" w:space="0" w:color="auto"/>
+            </w:tcBorders>
+            <w:shd w:val="clear" w:color="auto" w:fill="D9D9D9" w:themeFill="background1" w:themeFillShade="D9"/>
+            <w:hideMark/>
+          </w:tcPr>
+          <w:p>
+            <w:pPr>
+              <w:spacing w:after="200" w:line="276" w:lineRule="auto"/>
+              <w:rPr>
+                <w:rFonts w:ascii="Arial" w:hAnsi="Arial" w:cs="Arial"/>
+              </w:rPr>
+            </w:pPr>
+            <w:r>
+              <w:rPr>
+                <w:rFonts w:ascii="Arial" w:hAnsi="Arial" w:cs="Arial"/>
+              </w:rPr>
+              <w:t>Programma di massima per la prossima giornata di lavoro</w:t>
+            </w:r>
+          </w:p>
+        </w:tc>
+      </w:tr>
+      <w:tr>
+        <w:tc>
+          <w:tcPr>
+            <w:tcW w:w="9628" w:type="dxa"/>
+            <w:tcBorders>
+              <w:top w:val="single" w:sz="4" w:space="0" w:color="auto"/>
+              <w:left w:val="single" w:sz="4" w:space="0" w:color="auto"/>
+              <w:bottom w:val="single" w:sz="4" w:space="0" w:color="auto"/>
+              <w:right w:val="single" w:sz="4" w:space="0" w:color="auto"/>
+            </w:tcBorders>
+            <w:hideMark/>
+          </w:tcPr>
+          <w:p>
+            <w:pPr>
+              <w:spacing w:after="200" w:line="276" w:lineRule="auto"/>
+              <w:rPr>
+                <w:rFonts w:ascii="Arial" w:hAnsi="Arial" w:cs="Arial"/>
+              </w:rPr>
+            </w:pPr>
+            <w:r>
+              <w:rPr>
+                <w:rFonts w:ascii="Arial" w:hAnsi="Arial"/>
+              </w:rPr>
+              <w:t>Completare la documentazione generale e preparare la presentazione finale del progetto.</w:t>
+            </w:r>
+          </w:p>
+        </w:tc>
+      </w:tr>
+    </w:tbl>
+    <w:p>
+      <w:pPr>
+        <w:rPr>
+          <w:rFonts w:ascii="Arial" w:hAnsi="Arial" w:cs="Arial"/>
+        </w:rPr>
+      </w:pPr>
+    </w:p>
+    <w:p>
+      <w:pPr>
+        <w:pStyle w:val="Titolo2"/>
+        <w:rPr>
+          <w:sz w:val="36"/>
+        </w:rPr>
+      </w:pPr>
+      <w:r>
+        <w:rPr>
+          <w:sz w:val="36"/>
+        </w:rPr>
+        <w:t>Agile</w:t>
+      </w:r>
+      <w:r>
+        <w:rPr>
+          <w:sz w:val="36"/>
+        </w:rPr>
+        <w:t xml:space="preserve"> - Resoconto</w:t>
+      </w:r>
+    </w:p>
+    <w:tbl>
+      <w:tblPr>
+        <w:tblStyle w:val="Grigliatabella"/>
+        <w:tblW w:w="0" w:type="auto"/>
+        <w:tblLook w:val="04A0" w:firstRow="1" w:lastRow="0" w:firstColumn="1" w:lastColumn="0" w:noHBand="0" w:noVBand="1"/>
+      </w:tblPr>
+      <w:tblGrid>
+        <w:gridCol w:w="9628"/>
+      </w:tblGrid>
+      <w:tr>
+        <w:tc>
+          <w:tcPr>
+            <w:tcW w:w="9854" w:type="dxa"/>
+            <w:shd w:val="clear" w:color="auto" w:fill="D9D9D9" w:themeFill="background1" w:themeFillShade="D9"/>
+          </w:tcPr>
+          <w:p>
+            <w:pPr>
+              <w:rPr>
+                <w:rFonts w:ascii="Arial" w:hAnsi="Arial" w:cs="Arial"/>
+              </w:rPr>
+            </w:pPr>
+            <w:proofErr w:type="spellStart"/>
+            <w:r>
+              <w:rPr>
+                <w:rFonts w:ascii="Arial" w:hAnsi="Arial" w:cs="Arial"/>
+              </w:rPr>
+              <w:t>Daily</w:t>
+            </w:r>
+            <w:proofErr w:type="spellEnd"/>
+            <w:r>
+              <w:rPr>
+                <w:rFonts w:ascii="Arial" w:hAnsi="Arial" w:cs="Arial"/>
+              </w:rPr>
+              <w:t xml:space="preserve"> </w:t>
+            </w:r>
+            <w:proofErr w:type="spellStart"/>
+            <w:r>
+              <w:rPr>
+                <w:rFonts w:ascii="Arial" w:hAnsi="Arial" w:cs="Arial"/>
+              </w:rPr>
+              <w:t>Scrum</w:t>
+            </w:r>
+            <w:proofErr w:type="spellEnd"/>
+          </w:p>
+        </w:tc>
+      </w:tr>
+      <w:tr>
+        <w:tc>
+          <w:tcPr>
+            <w:tcW w:w="9854" w:type="dxa"/>
+          </w:tcPr>
+          <w:p>
+            <w:pPr>
+              <w:rPr>
+                <w:rFonts w:ascii="Arial" w:hAnsi="Arial" w:cs="Arial"/>
+              </w:rPr>
+            </w:pPr>
+            <w:r>
+              <w:rPr>
+                <w:rFonts w:ascii="Arial" w:hAnsi="Arial"/>
+              </w:rPr>
+              <w:t>Chi fa cosa.</w:t>
+            </w:r>
+          </w:p>
+        </w:tc>
+      </w:tr>
+    </w:tbl>
+    <w:p>
+      <w:pPr>
+        <w:rPr>
+          <w:rFonts w:ascii="Arial" w:hAnsi="Arial" w:cs="Arial"/>
+        </w:rPr>
+      </w:pPr>
+    </w:p>
+    <w:tbl>
+      <w:tblPr>
+        <w:tblStyle w:val="Grigliatabella"/>
+        <w:tblW w:w="0" w:type="auto"/>
+        <w:tblLook w:val="04A0" w:firstRow="1" w:lastRow="0" w:firstColumn="1" w:lastColumn="0" w:noHBand="0" w:noVBand="1"/>
+      </w:tblPr>
+      <w:tblGrid>
+        <w:gridCol w:w="9628"/>
+      </w:tblGrid>
+      <w:tr>
+        <w:tc>
+          <w:tcPr>
+            <w:tcW w:w="9628" w:type="dxa"/>
+            <w:shd w:val="clear" w:color="auto" w:fill="D9D9D9" w:themeFill="background1" w:themeFillShade="D9"/>
+          </w:tcPr>
+          <w:p>
+            <w:pPr>
+              <w:rPr>
+                <w:rFonts w:ascii="Arial" w:hAnsi="Arial" w:cs="Arial"/>
+              </w:rPr>
+            </w:pPr>
+            <w:r>
+              <w:rPr>
+                <w:rFonts w:ascii="Arial" w:hAnsi="Arial" w:cs="Arial"/>
+              </w:rPr>
+              <w:t>Sprint Planning</w:t>
+            </w:r>
+          </w:p>
+        </w:tc>
+      </w:tr>
+      <w:tr>
+        <w:tc>
+          <w:tcPr>
+            <w:tcW w:w="9628" w:type="dxa"/>
+          </w:tcPr>
+          <w:p>
+            <w:pPr>
+              <w:rPr>
+                <w:rFonts w:ascii="Arial" w:hAnsi="Arial" w:cs="Arial"/>
+              </w:rPr>
+            </w:pPr>
+            <w:r>
+              <w:rPr>
+                <w:rFonts w:ascii="Arial" w:hAnsi="Arial"/>
+              </w:rPr>
+              <w:t>-</w:t>
+            </w:r>
+          </w:p>
+        </w:tc>
+      </w:tr>
+    </w:tbl>
+    <w:p>
+      <w:pPr>
+        <w:rPr>
+          <w:rFonts w:ascii="Arial" w:hAnsi="Arial" w:cs="Arial"/>
+        </w:rPr>
+      </w:pPr>
+    </w:p>
+    <w:tbl>
+      <w:tblPr>
+        <w:tblStyle w:val="Grigliatabella"/>
+        <w:tblW w:w="0" w:type="auto"/>
+        <w:tblLook w:val="04A0" w:firstRow="1" w:lastRow="0" w:firstColumn="1" w:lastColumn="0" w:noHBand="0" w:noVBand="1"/>
+      </w:tblPr>
+      <w:tblGrid>
+        <w:gridCol w:w="9628"/>
+      </w:tblGrid>
+      <w:tr>
+        <w:tc>
+          <w:tcPr>
+            <w:tcW w:w="9854" w:type="dxa"/>
+            <w:shd w:val="clear" w:color="auto" w:fill="D9D9D9" w:themeFill="background1" w:themeFillShade="D9"/>
+          </w:tcPr>
+          <w:p>
+            <w:pPr>
+              <w:rPr>
+                <w:rFonts w:ascii="Arial" w:hAnsi="Arial" w:cs="Arial"/>
+              </w:rPr>
+            </w:pPr>
+            <w:r>
+              <w:rPr>
+                <w:rFonts w:ascii="Arial" w:hAnsi="Arial" w:cs="Arial"/>
+              </w:rPr>
+              <w:t>Sprint Review</w:t>
+            </w:r>
+          </w:p>
+        </w:tc>
+      </w:tr>
+      <w:tr>
+        <w:tc>
+          <w:tcPr>
+            <w:tcW w:w="9854" w:type="dxa"/>
+          </w:tcPr>
+          <w:p>
+            <w:pPr>
+              <w:rPr>
+                <w:rFonts w:ascii="Arial" w:hAnsi="Arial" w:cs="Arial"/>
+              </w:rPr>
+            </w:pPr>
+            <w:r>
+              <w:rPr>
+                <w:rFonts w:ascii="Arial" w:hAnsi="Arial" w:cs="Arial"/>
+              </w:rPr>
+              <w:t>Abbiamo completato tutti i requisiti del gioco.</w:t>
             </w:r>
           </w:p>
         </w:tc>
@@ -7126,7 +11894,7 @@
   <w:style w:type="paragraph" w:default="1" w:styleId="Normale">
     <w:name w:val="Normal"/>
     <w:qFormat/>
-    <w:rsid w:val="00632B06"/>
+    <w:rsid w:val="00D44D3C"/>
   </w:style>
   <w:style w:type="paragraph" w:styleId="Titolo2">
     <w:name w:val="heading 2"/>
@@ -7738,6 +12506,8 @@
     <w:rsid w:val="00081066"/>
     <w:rsid w:val="0009103E"/>
     <w:rsid w:val="00092592"/>
+    <w:rsid w:val="000A7108"/>
+    <w:rsid w:val="000B41AF"/>
     <w:rsid w:val="000B454E"/>
     <w:rsid w:val="000B47BC"/>
     <w:rsid w:val="000E0CC5"/>
@@ -7808,6 +12578,7 @@
     <w:rsid w:val="007A4EC3"/>
     <w:rsid w:val="007C49C7"/>
     <w:rsid w:val="007E2877"/>
+    <w:rsid w:val="00806596"/>
     <w:rsid w:val="008073A0"/>
     <w:rsid w:val="00842400"/>
     <w:rsid w:val="00854252"/>

--- a/4_Diari/Diario.docx
+++ b/4_Diari/Diario.docx
@@ -732,35 +732,7 @@
               <w:rPr>
                 <w:rFonts w:ascii="Arial" w:hAnsi="Arial" w:cs="Arial"/>
               </w:rPr>
-              <w:t xml:space="preserve">Finire </w:t>
-            </w:r>
-            <w:proofErr w:type="gramStart"/>
-            <w:r>
-              <w:rPr>
-                <w:rFonts w:ascii="Arial" w:hAnsi="Arial" w:cs="Arial"/>
-              </w:rPr>
-              <w:t>lo use</w:t>
-            </w:r>
-            <w:proofErr w:type="gramEnd"/>
-            <w:r>
-              <w:rPr>
-                <w:rFonts w:ascii="Arial" w:hAnsi="Arial" w:cs="Arial"/>
-              </w:rPr>
-              <w:t xml:space="preserve"> case e fare un activity </w:t>
-            </w:r>
-            <w:proofErr w:type="spellStart"/>
-            <w:r>
-              <w:rPr>
-                <w:rFonts w:ascii="Arial" w:hAnsi="Arial" w:cs="Arial"/>
-              </w:rPr>
-              <w:t>diagram</w:t>
-            </w:r>
-            <w:proofErr w:type="spellEnd"/>
-            <w:r>
-              <w:rPr>
-                <w:rFonts w:ascii="Arial" w:hAnsi="Arial" w:cs="Arial"/>
-              </w:rPr>
-              <w:t>. Inizio pianificazione.</w:t>
+              <w:t>Finire lo use case e fare un activity diagram. Inizio pianificazione.</w:t>
             </w:r>
           </w:p>
         </w:tc>
@@ -950,21 +922,7 @@
               <w:rPr>
                 <w:rFonts w:ascii="Arial" w:hAnsi="Arial" w:cs="Arial"/>
               </w:rPr>
-              <w:t xml:space="preserve"> </w:t>
-            </w:r>
-            <w:proofErr w:type="gramStart"/>
-            <w:r>
-              <w:rPr>
-                <w:rFonts w:ascii="Arial" w:hAnsi="Arial" w:cs="Arial"/>
-              </w:rPr>
-              <w:t>gli use</w:t>
-            </w:r>
-            <w:proofErr w:type="gramEnd"/>
-            <w:r>
-              <w:rPr>
-                <w:rFonts w:ascii="Arial" w:hAnsi="Arial" w:cs="Arial"/>
-              </w:rPr>
-              <w:t xml:space="preserve"> case per la logica del nostro gioco</w:t>
+              <w:t xml:space="preserve"> gli use case per la logica del nostro gioco</w:t>
             </w:r>
             <w:r>
               <w:rPr>
@@ -1013,21 +971,7 @@
               <w:rPr>
                 <w:rFonts w:ascii="Arial" w:hAnsi="Arial" w:cs="Arial"/>
               </w:rPr>
-              <w:t xml:space="preserve"> a creare la grafica e la storia del nostro gioco e iniziato a fare i </w:t>
-            </w:r>
-            <w:proofErr w:type="spellStart"/>
-            <w:r>
-              <w:rPr>
-                <w:rFonts w:ascii="Arial" w:hAnsi="Arial" w:cs="Arial"/>
-              </w:rPr>
-              <w:t>mockup</w:t>
-            </w:r>
-            <w:proofErr w:type="spellEnd"/>
-            <w:r>
-              <w:rPr>
-                <w:rFonts w:ascii="Arial" w:hAnsi="Arial" w:cs="Arial"/>
-              </w:rPr>
-              <w:t>.</w:t>
+              <w:t xml:space="preserve"> a creare la grafica e la storia del nostro gioco e iniziato a fare i mockup.</w:t>
             </w:r>
           </w:p>
         </w:tc>
@@ -1226,30 +1170,8 @@
               <w:rPr>
                 <w:rFonts w:ascii="Arial" w:hAnsi="Arial" w:cs="Arial"/>
               </w:rPr>
-              <w:t xml:space="preserve">, continuo </w:t>
-            </w:r>
-            <w:proofErr w:type="spellStart"/>
-            <w:r>
-              <w:rPr>
-                <w:rFonts w:ascii="Arial" w:hAnsi="Arial" w:cs="Arial"/>
-              </w:rPr>
-              <w:t>mockup</w:t>
-            </w:r>
-            <w:proofErr w:type="spellEnd"/>
-            <w:r>
-              <w:rPr>
-                <w:rFonts w:ascii="Arial" w:hAnsi="Arial" w:cs="Arial"/>
-              </w:rPr>
-              <w:t xml:space="preserve"> e grafica, sviluppo Activity </w:t>
-            </w:r>
-            <w:proofErr w:type="spellStart"/>
-            <w:r>
-              <w:rPr>
-                <w:rFonts w:ascii="Arial" w:hAnsi="Arial" w:cs="Arial"/>
-              </w:rPr>
-              <w:t>Diagram</w:t>
-            </w:r>
-            <w:proofErr w:type="spellEnd"/>
+              <w:t>, continuo mockup e grafica, sviluppo Activity Diagram</w:t>
+            </w:r>
             <w:r>
               <w:rPr>
                 <w:rFonts w:ascii="Arial" w:hAnsi="Arial" w:cs="Arial"/>
@@ -1477,63 +1399,7 @@
               <w:rPr>
                 <w:rFonts w:ascii="Arial" w:hAnsi="Arial" w:cs="Arial"/>
               </w:rPr>
-              <w:t xml:space="preserve">Abbiamo completato la fase di ricerca, definendo </w:t>
-            </w:r>
-            <w:proofErr w:type="gramStart"/>
-            <w:r>
-              <w:rPr>
-                <w:rFonts w:ascii="Arial" w:hAnsi="Arial" w:cs="Arial"/>
-              </w:rPr>
-              <w:t>lo use</w:t>
-            </w:r>
-            <w:proofErr w:type="gramEnd"/>
-            <w:r>
-              <w:rPr>
-                <w:rFonts w:ascii="Arial" w:hAnsi="Arial" w:cs="Arial"/>
-              </w:rPr>
-              <w:t xml:space="preserve"> case e i relativi </w:t>
-            </w:r>
-            <w:proofErr w:type="spellStart"/>
-            <w:r>
-              <w:rPr>
-                <w:rFonts w:ascii="Arial" w:hAnsi="Arial" w:cs="Arial"/>
-              </w:rPr>
-              <w:t>swimlane</w:t>
-            </w:r>
-            <w:proofErr w:type="spellEnd"/>
-            <w:r>
-              <w:rPr>
-                <w:rFonts w:ascii="Arial" w:hAnsi="Arial" w:cs="Arial"/>
-              </w:rPr>
-              <w:t xml:space="preserve"> </w:t>
-            </w:r>
-            <w:proofErr w:type="spellStart"/>
-            <w:r>
-              <w:rPr>
-                <w:rFonts w:ascii="Arial" w:hAnsi="Arial" w:cs="Arial"/>
-              </w:rPr>
-              <w:t>diagram</w:t>
-            </w:r>
-            <w:proofErr w:type="spellEnd"/>
-            <w:r>
-              <w:rPr>
-                <w:rFonts w:ascii="Arial" w:hAnsi="Arial" w:cs="Arial"/>
-              </w:rPr>
-              <w:t xml:space="preserve">. La documentazione è stata integrata con l’analisi del dominio, lo scopo del progetto e le descrizioni dettagliate dei processi. Infine, abbiamo redatto e incluso il diagramma di </w:t>
-            </w:r>
-            <w:proofErr w:type="spellStart"/>
-            <w:r>
-              <w:rPr>
-                <w:rFonts w:ascii="Arial" w:hAnsi="Arial" w:cs="Arial"/>
-              </w:rPr>
-              <w:t>Gantt</w:t>
-            </w:r>
-            <w:proofErr w:type="spellEnd"/>
-            <w:r>
-              <w:rPr>
-                <w:rFonts w:ascii="Arial" w:hAnsi="Arial" w:cs="Arial"/>
-              </w:rPr>
-              <w:t xml:space="preserve"> preventivo.</w:t>
+              <w:t>Abbiamo completato la fase di ricerca, definendo lo use case e i relativi swimlane diagram. La documentazione è stata integrata con l’analisi del dominio, lo scopo del progetto e le descrizioni dettagliate dei processi. Infine, abbiamo redatto e incluso il diagramma di Gantt preventivo.</w:t>
             </w:r>
             <w:r>
               <w:rPr>
@@ -1993,35 +1859,7 @@
                 <w:rFonts w:ascii="Arial" w:hAnsi="Arial" w:cs="Arial"/>
               </w:rPr>
               <w:br/>
-              <w:t xml:space="preserve">Abbiamo fatto ricerche su come cambiare impostazioni specifiche in </w:t>
-            </w:r>
-            <w:proofErr w:type="spellStart"/>
-            <w:r>
-              <w:rPr>
-                <w:rFonts w:ascii="Arial" w:hAnsi="Arial" w:cs="Arial"/>
-              </w:rPr>
-              <w:t>GameMaker</w:t>
-            </w:r>
-            <w:proofErr w:type="spellEnd"/>
-            <w:r>
-              <w:rPr>
-                <w:rFonts w:ascii="Arial" w:hAnsi="Arial" w:cs="Arial"/>
-              </w:rPr>
-              <w:t xml:space="preserve">, su funzionamenti avanzati di </w:t>
-            </w:r>
-            <w:proofErr w:type="spellStart"/>
-            <w:r>
-              <w:rPr>
-                <w:rFonts w:ascii="Arial" w:hAnsi="Arial" w:cs="Arial"/>
-              </w:rPr>
-              <w:t>git</w:t>
-            </w:r>
-            <w:proofErr w:type="spellEnd"/>
-            <w:r>
-              <w:rPr>
-                <w:rFonts w:ascii="Arial" w:hAnsi="Arial" w:cs="Arial"/>
-              </w:rPr>
-              <w:t xml:space="preserve"> per evitare conflitti.</w:t>
+              <w:t>Abbiamo fatto ricerche su come cambiare impostazioni specifiche in GameMaker, su funzionamenti avanzati di git per evitare conflitti.</w:t>
             </w:r>
             <w:r>
               <w:rPr>
@@ -2116,49 +1954,7 @@
               <w:rPr>
                 <w:rFonts w:ascii="Arial" w:hAnsi="Arial" w:cs="Arial"/>
               </w:rPr>
-              <w:t xml:space="preserve">Problemi con l’organizzazione delle versioni su </w:t>
-            </w:r>
-            <w:proofErr w:type="spellStart"/>
-            <w:r>
-              <w:rPr>
-                <w:rFonts w:ascii="Arial" w:hAnsi="Arial" w:cs="Arial"/>
-              </w:rPr>
-              <w:t>github</w:t>
-            </w:r>
-            <w:proofErr w:type="spellEnd"/>
-            <w:r>
-              <w:rPr>
-                <w:rFonts w:ascii="Arial" w:hAnsi="Arial" w:cs="Arial"/>
-              </w:rPr>
-              <w:t xml:space="preserve">, ci sono stati dei file che in alcune situazioni venivano modificati da più persone, e questo provocava problemi di </w:t>
-            </w:r>
-            <w:proofErr w:type="spellStart"/>
-            <w:r>
-              <w:rPr>
-                <w:rFonts w:ascii="Arial" w:hAnsi="Arial" w:cs="Arial"/>
-              </w:rPr>
-              <w:t>merging</w:t>
-            </w:r>
-            <w:proofErr w:type="spellEnd"/>
-            <w:r>
-              <w:rPr>
-                <w:rFonts w:ascii="Arial" w:hAnsi="Arial" w:cs="Arial"/>
-              </w:rPr>
-              <w:t xml:space="preserve"> da parte di GitHub. Per risolvere abbiamo dovuto riprendere un </w:t>
-            </w:r>
-            <w:proofErr w:type="spellStart"/>
-            <w:r>
-              <w:rPr>
-                <w:rFonts w:ascii="Arial" w:hAnsi="Arial" w:cs="Arial"/>
-              </w:rPr>
-              <w:t>push</w:t>
-            </w:r>
-            <w:proofErr w:type="spellEnd"/>
-            <w:r>
-              <w:rPr>
-                <w:rFonts w:ascii="Arial" w:hAnsi="Arial" w:cs="Arial"/>
-              </w:rPr>
-              <w:t xml:space="preserve"> vecchio ed allinearci tutti ad esso, per evitare il più possibile i conflitti.</w:t>
+              <w:t>Problemi con l’organizzazione delle versioni su github, ci sono stati dei file che in alcune situazioni venivano modificati da più persone, e questo provocava problemi di merging da parte di GitHub. Per risolvere abbiamo dovuto riprendere un push vecchio ed allinearci tutti ad esso, per evitare il più possibile i conflitti.</w:t>
             </w:r>
           </w:p>
         </w:tc>
@@ -2361,28 +2157,12 @@
                 <w:rFonts w:ascii="Arial" w:hAnsi="Arial" w:cs="Arial"/>
               </w:rPr>
             </w:pPr>
-            <w:proofErr w:type="spellStart"/>
-            <w:r>
-              <w:rPr>
-                <w:rFonts w:ascii="Arial" w:hAnsi="Arial" w:cs="Arial"/>
-              </w:rPr>
-              <w:t>Daily</w:t>
-            </w:r>
-            <w:proofErr w:type="spellEnd"/>
-            <w:r>
-              <w:rPr>
-                <w:rFonts w:ascii="Arial" w:hAnsi="Arial" w:cs="Arial"/>
-              </w:rPr>
-              <w:t xml:space="preserve"> </w:t>
-            </w:r>
-            <w:proofErr w:type="spellStart"/>
-            <w:r>
-              <w:rPr>
-                <w:rFonts w:ascii="Arial" w:hAnsi="Arial" w:cs="Arial"/>
-              </w:rPr>
-              <w:t>Scrum</w:t>
-            </w:r>
-            <w:proofErr w:type="spellEnd"/>
+            <w:r>
+              <w:rPr>
+                <w:rFonts w:ascii="Arial" w:hAnsi="Arial" w:cs="Arial"/>
+              </w:rPr>
+              <w:t>Daily Scrum</w:t>
+            </w:r>
           </w:p>
         </w:tc>
       </w:tr>
@@ -2550,16 +2330,8 @@
               <w:rPr>
                 <w:rFonts w:ascii="Arial" w:hAnsi="Arial" w:cs="Arial"/>
               </w:rPr>
-              <w:t xml:space="preserve">Sprint </w:t>
-            </w:r>
-            <w:proofErr w:type="spellStart"/>
-            <w:r>
-              <w:rPr>
-                <w:rFonts w:ascii="Arial" w:hAnsi="Arial" w:cs="Arial"/>
-              </w:rPr>
-              <w:t>Retrospective</w:t>
-            </w:r>
-            <w:proofErr w:type="spellEnd"/>
+              <w:t>Sprint Retrospective</w:t>
+            </w:r>
           </w:p>
         </w:tc>
       </w:tr>
@@ -2883,77 +2655,7 @@
               <w:rPr>
                 <w:rFonts w:ascii="Arial" w:hAnsi="Arial" w:cs="Arial"/>
               </w:rPr>
-              <w:t xml:space="preserve">Abbiamo avuto problemi con le collisioni nel menu (dentro </w:t>
-            </w:r>
-            <w:proofErr w:type="spellStart"/>
-            <w:r>
-              <w:rPr>
-                <w:rFonts w:ascii="Arial" w:hAnsi="Arial" w:cs="Arial"/>
-              </w:rPr>
-              <w:t>GameMaker</w:t>
-            </w:r>
-            <w:proofErr w:type="spellEnd"/>
-            <w:r>
-              <w:rPr>
-                <w:rFonts w:ascii="Arial" w:hAnsi="Arial" w:cs="Arial"/>
-              </w:rPr>
-              <w:t xml:space="preserve">) in certi bottoni mentre li mappavamo per le interazioni, questo perché inserendo una </w:t>
-            </w:r>
-            <w:proofErr w:type="spellStart"/>
-            <w:r>
-              <w:rPr>
-                <w:rFonts w:ascii="Arial" w:hAnsi="Arial" w:cs="Arial"/>
-              </w:rPr>
-              <w:t>sprite</w:t>
-            </w:r>
-            <w:proofErr w:type="spellEnd"/>
-            <w:r>
-              <w:rPr>
-                <w:rFonts w:ascii="Arial" w:hAnsi="Arial" w:cs="Arial"/>
-              </w:rPr>
-              <w:t xml:space="preserve"> invisibile solo come maschera di collisione quando si modificano le dimensioni dell’oggetto non si vanno a modificare anche le collisioni della </w:t>
-            </w:r>
-            <w:proofErr w:type="spellStart"/>
-            <w:r>
-              <w:rPr>
-                <w:rFonts w:ascii="Arial" w:hAnsi="Arial" w:cs="Arial"/>
-              </w:rPr>
-              <w:t>sprite</w:t>
-            </w:r>
-            <w:proofErr w:type="spellEnd"/>
-            <w:r>
-              <w:rPr>
-                <w:rFonts w:ascii="Arial" w:hAnsi="Arial" w:cs="Arial"/>
-              </w:rPr>
-              <w:t xml:space="preserve">, quindi basta semplicemente inserire la </w:t>
-            </w:r>
-            <w:proofErr w:type="spellStart"/>
-            <w:r>
-              <w:rPr>
-                <w:rFonts w:ascii="Arial" w:hAnsi="Arial" w:cs="Arial"/>
-              </w:rPr>
-              <w:t>sprite</w:t>
-            </w:r>
-            <w:proofErr w:type="spellEnd"/>
-            <w:r>
-              <w:rPr>
-                <w:rFonts w:ascii="Arial" w:hAnsi="Arial" w:cs="Arial"/>
-              </w:rPr>
-              <w:t xml:space="preserve"> anche come “</w:t>
-            </w:r>
-            <w:proofErr w:type="spellStart"/>
-            <w:r>
-              <w:rPr>
-                <w:rFonts w:ascii="Arial" w:hAnsi="Arial" w:cs="Arial"/>
-              </w:rPr>
-              <w:t>sprite</w:t>
-            </w:r>
-            <w:proofErr w:type="spellEnd"/>
-            <w:r>
-              <w:rPr>
-                <w:rFonts w:ascii="Arial" w:hAnsi="Arial" w:cs="Arial"/>
-              </w:rPr>
-              <w:t xml:space="preserve"> effettiva” dell’oggetto in questione</w:t>
+              <w:t>Abbiamo avuto problemi con le collisioni nel menu (dentro GameMaker) in certi bottoni mentre li mappavamo per le interazioni, questo perché inserendo una sprite invisibile solo come maschera di collisione quando si modificano le dimensioni dell’oggetto non si vanno a modificare anche le collisioni della sprite, quindi basta semplicemente inserire la sprite anche come “sprite effettiva” dell’oggetto in questione</w:t>
             </w:r>
           </w:p>
         </w:tc>
@@ -3161,28 +2863,12 @@
                 <w:rFonts w:ascii="Arial" w:hAnsi="Arial" w:cs="Arial"/>
               </w:rPr>
             </w:pPr>
-            <w:proofErr w:type="spellStart"/>
-            <w:r>
-              <w:rPr>
-                <w:rFonts w:ascii="Arial" w:hAnsi="Arial" w:cs="Arial"/>
-              </w:rPr>
-              <w:t>Daily</w:t>
-            </w:r>
-            <w:proofErr w:type="spellEnd"/>
-            <w:r>
-              <w:rPr>
-                <w:rFonts w:ascii="Arial" w:hAnsi="Arial" w:cs="Arial"/>
-              </w:rPr>
-              <w:t xml:space="preserve"> </w:t>
-            </w:r>
-            <w:proofErr w:type="spellStart"/>
-            <w:r>
-              <w:rPr>
-                <w:rFonts w:ascii="Arial" w:hAnsi="Arial" w:cs="Arial"/>
-              </w:rPr>
-              <w:t>Scrum</w:t>
-            </w:r>
-            <w:proofErr w:type="spellEnd"/>
+            <w:r>
+              <w:rPr>
+                <w:rFonts w:ascii="Arial" w:hAnsi="Arial" w:cs="Arial"/>
+              </w:rPr>
+              <w:t>Daily Scrum</w:t>
+            </w:r>
           </w:p>
         </w:tc>
       </w:tr>
@@ -3350,16 +3036,8 @@
               <w:rPr>
                 <w:rFonts w:ascii="Arial" w:hAnsi="Arial" w:cs="Arial"/>
               </w:rPr>
-              <w:t xml:space="preserve">Sprint </w:t>
-            </w:r>
-            <w:proofErr w:type="spellStart"/>
-            <w:r>
-              <w:rPr>
-                <w:rFonts w:ascii="Arial" w:hAnsi="Arial" w:cs="Arial"/>
-              </w:rPr>
-              <w:t>Retrospective</w:t>
-            </w:r>
-            <w:proofErr w:type="spellEnd"/>
+              <w:t>Sprint Retrospective</w:t>
+            </w:r>
           </w:p>
         </w:tc>
       </w:tr>
@@ -3594,21 +3272,7 @@
               <w:rPr>
                 <w:rFonts w:ascii="Arial" w:hAnsi="Arial" w:cs="Arial"/>
               </w:rPr>
-              <w:t xml:space="preserve">Oggi abbiamo definitivamente completato il </w:t>
-            </w:r>
-            <w:proofErr w:type="spellStart"/>
-            <w:r>
-              <w:rPr>
-                <w:rFonts w:ascii="Arial" w:hAnsi="Arial" w:cs="Arial"/>
-              </w:rPr>
-              <w:t>backend</w:t>
-            </w:r>
-            <w:proofErr w:type="spellEnd"/>
-            <w:r>
-              <w:rPr>
-                <w:rFonts w:ascii="Arial" w:hAnsi="Arial" w:cs="Arial"/>
-              </w:rPr>
-              <w:t xml:space="preserve"> di tutte le impostazioni, aggiungendo il controllo del contrasto, la modalità schermo intero e tutto il sistema di ridimensionamento dello schermo.</w:t>
+              <w:t>Oggi abbiamo definitivamente completato il backend di tutte le impostazioni, aggiungendo il controllo del contrasto, la modalità schermo intero e tutto il sistema di ridimensionamento dello schermo.</w:t>
             </w:r>
           </w:p>
           <w:p>
@@ -3904,28 +3568,12 @@
                 <w:rFonts w:ascii="Arial" w:hAnsi="Arial" w:cs="Arial"/>
               </w:rPr>
             </w:pPr>
-            <w:proofErr w:type="spellStart"/>
-            <w:r>
-              <w:rPr>
-                <w:rFonts w:ascii="Arial" w:hAnsi="Arial" w:cs="Arial"/>
-              </w:rPr>
-              <w:t>Daily</w:t>
-            </w:r>
-            <w:proofErr w:type="spellEnd"/>
-            <w:r>
-              <w:rPr>
-                <w:rFonts w:ascii="Arial" w:hAnsi="Arial" w:cs="Arial"/>
-              </w:rPr>
-              <w:t xml:space="preserve"> </w:t>
-            </w:r>
-            <w:proofErr w:type="spellStart"/>
-            <w:r>
-              <w:rPr>
-                <w:rFonts w:ascii="Arial" w:hAnsi="Arial" w:cs="Arial"/>
-              </w:rPr>
-              <w:t>Scrum</w:t>
-            </w:r>
-            <w:proofErr w:type="spellEnd"/>
+            <w:r>
+              <w:rPr>
+                <w:rFonts w:ascii="Arial" w:hAnsi="Arial" w:cs="Arial"/>
+              </w:rPr>
+              <w:t>Daily Scrum</w:t>
+            </w:r>
           </w:p>
         </w:tc>
       </w:tr>
@@ -4009,21 +3657,7 @@
               <w:rPr>
                 <w:rFonts w:ascii="Arial" w:hAnsi="Arial" w:cs="Arial"/>
               </w:rPr>
-              <w:t xml:space="preserve">Nel planning abbiamo deciso di recuperare le parti mancanti e continuare con il </w:t>
-            </w:r>
-            <w:proofErr w:type="spellStart"/>
-            <w:r>
-              <w:rPr>
-                <w:rFonts w:ascii="Arial" w:hAnsi="Arial" w:cs="Arial"/>
-              </w:rPr>
-              <w:t>prino</w:t>
-            </w:r>
-            <w:proofErr w:type="spellEnd"/>
-            <w:r>
-              <w:rPr>
-                <w:rFonts w:ascii="Arial" w:hAnsi="Arial" w:cs="Arial"/>
-              </w:rPr>
-              <w:t xml:space="preserve"> originale </w:t>
+              <w:t xml:space="preserve">Nel planning abbiamo deciso di recuperare le parti mancanti e continuare con il prino originale </w:t>
             </w:r>
           </w:p>
         </w:tc>
@@ -4081,21 +3715,7 @@
               <w:rPr>
                 <w:rFonts w:ascii="Arial" w:hAnsi="Arial" w:cs="Arial"/>
               </w:rPr>
-              <w:t xml:space="preserve">Ci siamo ritrovati in dietro rispetto a </w:t>
-            </w:r>
-            <w:proofErr w:type="spellStart"/>
-            <w:r>
-              <w:rPr>
-                <w:rFonts w:ascii="Arial" w:hAnsi="Arial" w:cs="Arial"/>
-              </w:rPr>
-              <w:t>cio</w:t>
-            </w:r>
-            <w:proofErr w:type="spellEnd"/>
-            <w:r>
-              <w:rPr>
-                <w:rFonts w:ascii="Arial" w:hAnsi="Arial" w:cs="Arial"/>
-              </w:rPr>
-              <w:t xml:space="preserve"> che ci eravamo pianificato di fare, abbiamo notato mancanze rispetto alla</w:t>
+              <w:t>Ci siamo ritrovati in dietro rispetto a cio che ci eravamo pianificato di fare, abbiamo notato mancanze rispetto alla</w:t>
             </w:r>
             <w:r>
               <w:rPr>
@@ -4107,21 +3727,7 @@
               <w:rPr>
                 <w:rFonts w:ascii="Arial" w:hAnsi="Arial" w:cs="Arial"/>
               </w:rPr>
-              <w:t xml:space="preserve">e il </w:t>
-            </w:r>
-            <w:proofErr w:type="spellStart"/>
-            <w:r>
-              <w:rPr>
-                <w:rFonts w:ascii="Arial" w:hAnsi="Arial" w:cs="Arial"/>
-              </w:rPr>
-              <w:t>planing</w:t>
-            </w:r>
-            <w:proofErr w:type="spellEnd"/>
-            <w:r>
-              <w:rPr>
-                <w:rFonts w:ascii="Arial" w:hAnsi="Arial" w:cs="Arial"/>
-              </w:rPr>
-              <w:t xml:space="preserve"> dei vari sprint </w:t>
+              <w:t xml:space="preserve">e il planing dei vari sprint </w:t>
             </w:r>
           </w:p>
         </w:tc>
@@ -4159,16 +3765,8 @@
               <w:rPr>
                 <w:rFonts w:ascii="Arial" w:hAnsi="Arial" w:cs="Arial"/>
               </w:rPr>
-              <w:t xml:space="preserve">Sprint </w:t>
-            </w:r>
-            <w:proofErr w:type="spellStart"/>
-            <w:r>
-              <w:rPr>
-                <w:rFonts w:ascii="Arial" w:hAnsi="Arial" w:cs="Arial"/>
-              </w:rPr>
-              <w:t>Retrospective</w:t>
-            </w:r>
-            <w:proofErr w:type="spellEnd"/>
+              <w:t>Sprint Retrospective</w:t>
+            </w:r>
           </w:p>
         </w:tc>
       </w:tr>
@@ -4687,33 +4285,7 @@
               <w:rPr>
                 <w:rFonts w:ascii="Arial" w:hAnsi="Arial" w:cs="Arial"/>
               </w:rPr>
-              <w:t>Finire</w:t>
-            </w:r>
-            <w:r>
-              <w:rPr>
-                <w:rFonts w:ascii="Arial" w:hAnsi="Arial" w:cs="Arial"/>
-              </w:rPr>
-              <w:t xml:space="preserve"> la logica delle telecamere e d</w:t>
-            </w:r>
-            <w:r>
-              <w:rPr>
-                <w:rFonts w:ascii="Arial" w:hAnsi="Arial" w:cs="Arial"/>
-              </w:rPr>
-              <w:t xml:space="preserve">i VAL-Z. Inizio implementazione The </w:t>
-            </w:r>
-            <w:proofErr w:type="spellStart"/>
-            <w:r>
-              <w:rPr>
-                <w:rFonts w:ascii="Arial" w:hAnsi="Arial" w:cs="Arial"/>
-              </w:rPr>
-              <w:t>Singularity</w:t>
-            </w:r>
-            <w:proofErr w:type="spellEnd"/>
-            <w:r>
-              <w:rPr>
-                <w:rFonts w:ascii="Arial" w:hAnsi="Arial" w:cs="Arial"/>
-              </w:rPr>
-              <w:t>.</w:t>
+              <w:t>Finire la logica delle telecamere e di VAL-Z. Inizio implementazione The Singularity.</w:t>
             </w:r>
           </w:p>
         </w:tc>
@@ -4767,28 +4339,12 @@
                 <w:rFonts w:ascii="Arial" w:hAnsi="Arial" w:cs="Arial"/>
               </w:rPr>
             </w:pPr>
-            <w:proofErr w:type="spellStart"/>
-            <w:r>
-              <w:rPr>
-                <w:rFonts w:ascii="Arial" w:hAnsi="Arial" w:cs="Arial"/>
-              </w:rPr>
-              <w:t>Daily</w:t>
-            </w:r>
-            <w:proofErr w:type="spellEnd"/>
-            <w:r>
-              <w:rPr>
-                <w:rFonts w:ascii="Arial" w:hAnsi="Arial" w:cs="Arial"/>
-              </w:rPr>
-              <w:t xml:space="preserve"> </w:t>
-            </w:r>
-            <w:proofErr w:type="spellStart"/>
-            <w:r>
-              <w:rPr>
-                <w:rFonts w:ascii="Arial" w:hAnsi="Arial" w:cs="Arial"/>
-              </w:rPr>
-              <w:t>Scrum</w:t>
-            </w:r>
-            <w:proofErr w:type="spellEnd"/>
+            <w:r>
+              <w:rPr>
+                <w:rFonts w:ascii="Arial" w:hAnsi="Arial" w:cs="Arial"/>
+              </w:rPr>
+              <w:t>Daily Scrum</w:t>
+            </w:r>
           </w:p>
         </w:tc>
       </w:tr>
@@ -4949,16 +4505,8 @@
               <w:rPr>
                 <w:rFonts w:ascii="Arial" w:hAnsi="Arial" w:cs="Arial"/>
               </w:rPr>
-              <w:t xml:space="preserve">Sprint </w:t>
-            </w:r>
-            <w:proofErr w:type="spellStart"/>
-            <w:r>
-              <w:rPr>
-                <w:rFonts w:ascii="Arial" w:hAnsi="Arial" w:cs="Arial"/>
-              </w:rPr>
-              <w:t>Retrospective</w:t>
-            </w:r>
-            <w:proofErr w:type="spellEnd"/>
+              <w:t>Sprint Retrospective</w:t>
+            </w:r>
           </w:p>
         </w:tc>
       </w:tr>
@@ -5120,13 +4668,7 @@
               <w:rPr>
                 <w:rFonts w:ascii="Arial" w:hAnsi="Arial" w:cs="Arial"/>
               </w:rPr>
-              <w:t>27</w:t>
-            </w:r>
-            <w:r>
-              <w:rPr>
-                <w:rFonts w:ascii="Arial" w:hAnsi="Arial" w:cs="Arial"/>
-              </w:rPr>
-              <w:t>.03</w:t>
+              <w:t>27.03</w:t>
             </w:r>
             <w:r>
               <w:rPr>
@@ -5200,49 +4742,21 @@
               <w:rPr>
                 <w:rFonts w:ascii="Arial" w:hAnsi="Arial"/>
               </w:rPr>
-              <w:t xml:space="preserve">Oggi abbiamo completato definitivamente lo sviluppo della meccanica di VAL-Z, implementando il sistema di hacking ai blocchi di sicurezza, il firewall e l'animazione </w:t>
-            </w:r>
-            <w:proofErr w:type="spellStart"/>
+              <w:t>Oggi abbiamo completato definitivamente lo sviluppo della meccanica di VAL-Z, implementando il sistema di hacking ai blocchi di sicurezza, il firewall e l'animazione jumpscare. Abbiamo anche terminato la schermata di vittoria e morte del giocatore.</w:t>
+            </w:r>
+          </w:p>
+          <w:p>
+            <w:pPr>
+              <w:spacing w:after="200" w:line="276" w:lineRule="auto"/>
+              <w:rPr>
+                <w:rFonts w:ascii="Arial" w:hAnsi="Arial" w:cs="Arial"/>
+              </w:rPr>
+            </w:pPr>
             <w:r>
               <w:rPr>
                 <w:rFonts w:ascii="Arial" w:hAnsi="Arial"/>
               </w:rPr>
-              <w:t>jumpscare</w:t>
-            </w:r>
-            <w:proofErr w:type="spellEnd"/>
-            <w:r>
-              <w:rPr>
-                <w:rFonts w:ascii="Arial" w:hAnsi="Arial"/>
-              </w:rPr>
-              <w:t>. Abbiamo anche terminato la schermata di vittoria e morte del giocatore.</w:t>
-            </w:r>
-          </w:p>
-          <w:p>
-            <w:pPr>
-              <w:spacing w:after="200" w:line="276" w:lineRule="auto"/>
-              <w:rPr>
-                <w:rFonts w:ascii="Arial" w:hAnsi="Arial" w:cs="Arial"/>
-              </w:rPr>
-            </w:pPr>
-            <w:r>
-              <w:rPr>
-                <w:rFonts w:ascii="Arial" w:hAnsi="Arial"/>
-              </w:rPr>
-              <w:t xml:space="preserve">Abbiamo iniziato a discutere l'implementazione di The </w:t>
-            </w:r>
-            <w:proofErr w:type="spellStart"/>
-            <w:r>
-              <w:rPr>
-                <w:rFonts w:ascii="Arial" w:hAnsi="Arial"/>
-              </w:rPr>
-              <w:t>Singularity</w:t>
-            </w:r>
-            <w:proofErr w:type="spellEnd"/>
-            <w:r>
-              <w:rPr>
-                <w:rFonts w:ascii="Arial" w:hAnsi="Arial"/>
-              </w:rPr>
-              <w:t xml:space="preserve"> e la sua meccanica di contenimento.</w:t>
+              <w:t>Abbiamo iniziato a discutere l'implementazione di The Singularity e la sua meccanica di contenimento.</w:t>
             </w:r>
           </w:p>
         </w:tc>
@@ -5316,21 +4830,7 @@
               <w:rPr>
                 <w:rFonts w:ascii="Arial" w:hAnsi="Arial"/>
               </w:rPr>
-              <w:t xml:space="preserve">Durante l'implementazione del sistema di sicurezza di VAL-Z abbiamo avuto difficoltà con la gestione dello stato del firewall in relazione ai blocchi di sicurezza. Risolto ristrutturando la logica degli stati e separando le responsabilità dei vari oggetti in </w:t>
-            </w:r>
-            <w:proofErr w:type="spellStart"/>
-            <w:r>
-              <w:rPr>
-                <w:rFonts w:ascii="Arial" w:hAnsi="Arial"/>
-              </w:rPr>
-              <w:t>GameMaker</w:t>
-            </w:r>
-            <w:proofErr w:type="spellEnd"/>
-            <w:r>
-              <w:rPr>
-                <w:rFonts w:ascii="Arial" w:hAnsi="Arial"/>
-              </w:rPr>
-              <w:t>.</w:t>
+              <w:t>Durante l'implementazione del sistema di sicurezza di VAL-Z abbiamo avuto difficoltà con la gestione dello stato del firewall in relazione ai blocchi di sicurezza. Risolto ristrutturando la logica degli stati e separando le responsabilità dei vari oggetti in GameMaker.</w:t>
             </w:r>
           </w:p>
         </w:tc>
@@ -5478,33 +4978,7 @@
               <w:rPr>
                 <w:rFonts w:ascii="Arial" w:hAnsi="Arial"/>
               </w:rPr>
-              <w:t xml:space="preserve">Completare </w:t>
-            </w:r>
-            <w:r>
-              <w:rPr>
-                <w:rFonts w:ascii="Arial" w:hAnsi="Arial"/>
-              </w:rPr>
-              <w:t xml:space="preserve">The </w:t>
-            </w:r>
-            <w:proofErr w:type="spellStart"/>
-            <w:r>
-              <w:rPr>
-                <w:rFonts w:ascii="Arial" w:hAnsi="Arial"/>
-              </w:rPr>
-              <w:t>Singularity</w:t>
-            </w:r>
-            <w:proofErr w:type="spellEnd"/>
-            <w:r>
-              <w:rPr>
-                <w:rFonts w:ascii="Arial" w:hAnsi="Arial"/>
-              </w:rPr>
-              <w:t xml:space="preserve"> </w:t>
-            </w:r>
-            <w:r>
-              <w:rPr>
-                <w:rFonts w:ascii="Arial" w:hAnsi="Arial"/>
-              </w:rPr>
-              <w:t>nella sua interezza.</w:t>
+              <w:t>Completare The Singularity nella sua interezza.</w:t>
             </w:r>
           </w:p>
         </w:tc>
@@ -5558,28 +5032,12 @@
                 <w:rFonts w:ascii="Arial" w:hAnsi="Arial" w:cs="Arial"/>
               </w:rPr>
             </w:pPr>
-            <w:proofErr w:type="spellStart"/>
-            <w:r>
-              <w:rPr>
-                <w:rFonts w:ascii="Arial" w:hAnsi="Arial" w:cs="Arial"/>
-              </w:rPr>
-              <w:t>Daily</w:t>
-            </w:r>
-            <w:proofErr w:type="spellEnd"/>
-            <w:r>
-              <w:rPr>
-                <w:rFonts w:ascii="Arial" w:hAnsi="Arial" w:cs="Arial"/>
-              </w:rPr>
-              <w:t xml:space="preserve"> </w:t>
-            </w:r>
-            <w:proofErr w:type="spellStart"/>
-            <w:r>
-              <w:rPr>
-                <w:rFonts w:ascii="Arial" w:hAnsi="Arial" w:cs="Arial"/>
-              </w:rPr>
-              <w:t>Scrum</w:t>
-            </w:r>
-            <w:proofErr w:type="spellEnd"/>
+            <w:r>
+              <w:rPr>
+                <w:rFonts w:ascii="Arial" w:hAnsi="Arial" w:cs="Arial"/>
+              </w:rPr>
+              <w:t>Daily Scrum</w:t>
+            </w:r>
           </w:p>
         </w:tc>
       </w:tr>
@@ -5598,21 +5056,7 @@
               <w:rPr>
                 <w:rFonts w:ascii="Arial" w:hAnsi="Arial"/>
               </w:rPr>
-              <w:t xml:space="preserve">Abbiamo discusso del completamento dello Sprint 2 e dell'organizzazione dello Sprint 3 incentrato su The </w:t>
-            </w:r>
-            <w:proofErr w:type="spellStart"/>
-            <w:r>
-              <w:rPr>
-                <w:rFonts w:ascii="Arial" w:hAnsi="Arial"/>
-              </w:rPr>
-              <w:t>Singularity</w:t>
-            </w:r>
-            <w:proofErr w:type="spellEnd"/>
-            <w:r>
-              <w:rPr>
-                <w:rFonts w:ascii="Arial" w:hAnsi="Arial"/>
-              </w:rPr>
-              <w:t>.</w:t>
+              <w:t>Abbiamo discusso del completamento dello Sprint 2 e dell'organizzazione dello Sprint 3 incentrato su The Singularity.</w:t>
             </w:r>
           </w:p>
         </w:tc>
@@ -5670,21 +5114,7 @@
               <w:rPr>
                 <w:rFonts w:ascii="Arial" w:hAnsi="Arial"/>
               </w:rPr>
-              <w:t xml:space="preserve">Nello sprint planning abbiamo deciso gli obiettivi per lo Sprint 3: implementazione completa di The </w:t>
-            </w:r>
-            <w:proofErr w:type="spellStart"/>
-            <w:r>
-              <w:rPr>
-                <w:rFonts w:ascii="Arial" w:hAnsi="Arial"/>
-              </w:rPr>
-              <w:t>Singularity</w:t>
-            </w:r>
-            <w:proofErr w:type="spellEnd"/>
-            <w:r>
-              <w:rPr>
-                <w:rFonts w:ascii="Arial" w:hAnsi="Arial"/>
-              </w:rPr>
-              <w:t>.</w:t>
+              <w:t>Nello sprint planning abbiamo deciso gli obiettivi per lo Sprint 3: implementazione completa di The Singularity.</w:t>
             </w:r>
           </w:p>
         </w:tc>
@@ -5742,25 +5172,7 @@
               <w:rPr>
                 <w:rFonts w:ascii="Arial" w:hAnsi="Arial" w:cs="Arial"/>
               </w:rPr>
-              <w:t xml:space="preserve">Ci siamo ritrovati in dietro rispetto a </w:t>
-            </w:r>
-            <w:r>
-              <w:rPr>
-                <w:rFonts w:ascii="Arial" w:hAnsi="Arial" w:cs="Arial"/>
-              </w:rPr>
-              <w:t>ciò</w:t>
-            </w:r>
-            <w:r>
-              <w:rPr>
-                <w:rFonts w:ascii="Arial" w:hAnsi="Arial" w:cs="Arial"/>
-              </w:rPr>
-              <w:t xml:space="preserve"> che ci eravamo pianificato di fare</w:t>
-            </w:r>
-            <w:r>
-              <w:rPr>
-                <w:rFonts w:ascii="Arial" w:hAnsi="Arial" w:cs="Arial"/>
-              </w:rPr>
-              <w:t xml:space="preserve">, abbiamo notato una grande sottovalutazione </w:t>
+              <w:t xml:space="preserve">Ci siamo ritrovati in dietro rispetto a ciò che ci eravamo pianificato di fare, abbiamo notato una grande sottovalutazione </w:t>
             </w:r>
             <w:r>
               <w:rPr>
@@ -5810,16 +5222,8 @@
               <w:rPr>
                 <w:rFonts w:ascii="Arial" w:hAnsi="Arial" w:cs="Arial"/>
               </w:rPr>
-              <w:t xml:space="preserve">Sprint </w:t>
-            </w:r>
-            <w:proofErr w:type="spellStart"/>
-            <w:r>
-              <w:rPr>
-                <w:rFonts w:ascii="Arial" w:hAnsi="Arial" w:cs="Arial"/>
-              </w:rPr>
-              <w:t>Retrospective</w:t>
-            </w:r>
-            <w:proofErr w:type="spellEnd"/>
+              <w:t>Sprint Retrospective</w:t>
+            </w:r>
           </w:p>
         </w:tc>
       </w:tr>
@@ -6061,21 +5465,7 @@
               <w:rPr>
                 <w:rFonts w:ascii="Arial" w:hAnsi="Arial"/>
               </w:rPr>
-              <w:t xml:space="preserve">Oggi abbiamo implementato completamente The </w:t>
-            </w:r>
-            <w:proofErr w:type="spellStart"/>
-            <w:r>
-              <w:rPr>
-                <w:rFonts w:ascii="Arial" w:hAnsi="Arial"/>
-              </w:rPr>
-              <w:t>Singularity</w:t>
-            </w:r>
-            <w:proofErr w:type="spellEnd"/>
-            <w:r>
-              <w:rPr>
-                <w:rFonts w:ascii="Arial" w:hAnsi="Arial"/>
-              </w:rPr>
-              <w:t>, gestendo la sua meccanica di contenimento e l'attacco.</w:t>
+              <w:t>Oggi abbiamo implementato completamente The Singularity, gestendo la sua meccanica di contenimento e l'attacco.</w:t>
             </w:r>
           </w:p>
         </w:tc>
@@ -6149,45 +5539,7 @@
               <w:rPr>
                 <w:rFonts w:ascii="Arial" w:hAnsi="Arial"/>
               </w:rPr>
-              <w:t xml:space="preserve">La meccanica di contenimento di The </w:t>
-            </w:r>
-            <w:proofErr w:type="spellStart"/>
-            <w:r>
-              <w:rPr>
-                <w:rFonts w:ascii="Arial" w:hAnsi="Arial"/>
-              </w:rPr>
-              <w:t>Singularity</w:t>
-            </w:r>
-            <w:proofErr w:type="spellEnd"/>
-            <w:r>
-              <w:rPr>
-                <w:rFonts w:ascii="Arial" w:hAnsi="Arial"/>
-              </w:rPr>
-              <w:t xml:space="preserve"> è risultata più complessa del previsto a causa dell'interazione con il sistema di </w:t>
-            </w:r>
-            <w:r>
-              <w:rPr>
-                <w:rFonts w:ascii="Arial" w:hAnsi="Arial"/>
-              </w:rPr>
-              <w:t>firewall</w:t>
-            </w:r>
-            <w:r>
-              <w:rPr>
-                <w:rFonts w:ascii="Arial" w:hAnsi="Arial"/>
-              </w:rPr>
-              <w:t xml:space="preserve">. Abbiamo risolto creando un sistema di gestione </w:t>
-            </w:r>
-            <w:r>
-              <w:rPr>
-                <w:rFonts w:ascii="Arial" w:hAnsi="Arial"/>
-              </w:rPr>
-              <w:t>appropriato</w:t>
-            </w:r>
-            <w:r>
-              <w:rPr>
-                <w:rFonts w:ascii="Arial" w:hAnsi="Arial"/>
-              </w:rPr>
-              <w:t>.</w:t>
+              <w:t>La meccanica di contenimento di The Singularity è risultata più complessa del previsto a causa dell'interazione con il sistema di firewall. Abbiamo risolto creando un sistema di gestione appropriato.</w:t>
             </w:r>
             <w:r>
               <w:rPr>
@@ -6274,19 +5626,7 @@
               <w:rPr>
                 <w:rFonts w:ascii="Arial" w:hAnsi="Arial" w:cs="Arial"/>
               </w:rPr>
-              <w:t>In</w:t>
-            </w:r>
-            <w:r>
-              <w:rPr>
-                <w:rFonts w:ascii="Arial" w:hAnsi="Arial" w:cs="Arial"/>
-              </w:rPr>
-              <w:t xml:space="preserve"> leggero</w:t>
-            </w:r>
-            <w:r>
-              <w:rPr>
-                <w:rFonts w:ascii="Arial" w:hAnsi="Arial" w:cs="Arial"/>
-              </w:rPr>
-              <w:t xml:space="preserve"> ritardo.</w:t>
+              <w:t>In leggero ritardo.</w:t>
             </w:r>
           </w:p>
         </w:tc>
@@ -6360,35 +5700,7 @@
               <w:rPr>
                 <w:rFonts w:ascii="Arial" w:hAnsi="Arial" w:cs="Arial"/>
               </w:rPr>
-              <w:t xml:space="preserve">Inizio implementazione di </w:t>
-            </w:r>
-            <w:proofErr w:type="spellStart"/>
-            <w:r>
-              <w:rPr>
-                <w:rFonts w:ascii="Arial" w:hAnsi="Arial" w:cs="Arial"/>
-              </w:rPr>
-              <w:t>Unknown</w:t>
-            </w:r>
-            <w:proofErr w:type="spellEnd"/>
-            <w:r>
-              <w:rPr>
-                <w:rFonts w:ascii="Arial" w:hAnsi="Arial" w:cs="Arial"/>
-              </w:rPr>
-              <w:t xml:space="preserve"> e la gestione del suo </w:t>
-            </w:r>
-            <w:proofErr w:type="spellStart"/>
-            <w:r>
-              <w:rPr>
-                <w:rFonts w:ascii="Arial" w:hAnsi="Arial" w:cs="Arial"/>
-              </w:rPr>
-              <w:t>contemimento</w:t>
-            </w:r>
-            <w:proofErr w:type="spellEnd"/>
-            <w:r>
-              <w:rPr>
-                <w:rFonts w:ascii="Arial" w:hAnsi="Arial" w:cs="Arial"/>
-              </w:rPr>
-              <w:t>.</w:t>
+              <w:t>Inizio implementazione di Unknown e la gestione del suo contemimento.</w:t>
             </w:r>
           </w:p>
         </w:tc>
@@ -6442,28 +5754,12 @@
                 <w:rFonts w:ascii="Arial" w:hAnsi="Arial" w:cs="Arial"/>
               </w:rPr>
             </w:pPr>
-            <w:proofErr w:type="spellStart"/>
-            <w:r>
-              <w:rPr>
-                <w:rFonts w:ascii="Arial" w:hAnsi="Arial" w:cs="Arial"/>
-              </w:rPr>
-              <w:t>Daily</w:t>
-            </w:r>
-            <w:proofErr w:type="spellEnd"/>
-            <w:r>
-              <w:rPr>
-                <w:rFonts w:ascii="Arial" w:hAnsi="Arial" w:cs="Arial"/>
-              </w:rPr>
-              <w:t xml:space="preserve"> </w:t>
-            </w:r>
-            <w:proofErr w:type="spellStart"/>
-            <w:r>
-              <w:rPr>
-                <w:rFonts w:ascii="Arial" w:hAnsi="Arial" w:cs="Arial"/>
-              </w:rPr>
-              <w:t>Scrum</w:t>
-            </w:r>
-            <w:proofErr w:type="spellEnd"/>
+            <w:r>
+              <w:rPr>
+                <w:rFonts w:ascii="Arial" w:hAnsi="Arial" w:cs="Arial"/>
+              </w:rPr>
+              <w:t>Daily Scrum</w:t>
+            </w:r>
           </w:p>
         </w:tc>
       </w:tr>
@@ -6482,27 +5778,7 @@
               <w:rPr>
                 <w:rFonts w:ascii="Arial" w:hAnsi="Arial"/>
               </w:rPr>
-              <w:t>Discussione su</w:t>
-            </w:r>
-            <w:r>
-              <w:rPr>
-                <w:rFonts w:ascii="Arial" w:hAnsi="Arial"/>
-              </w:rPr>
-              <w:t xml:space="preserve">l </w:t>
-            </w:r>
-            <w:proofErr w:type="spellStart"/>
-            <w:r>
-              <w:rPr>
-                <w:rFonts w:ascii="Arial" w:hAnsi="Arial"/>
-              </w:rPr>
-              <w:t>terminamento</w:t>
-            </w:r>
-            <w:proofErr w:type="spellEnd"/>
-            <w:r>
-              <w:rPr>
-                <w:rFonts w:ascii="Arial" w:hAnsi="Arial"/>
-              </w:rPr>
-              <w:t xml:space="preserve"> dello Sprint 3</w:t>
+              <w:t>Discussione sul terminamento dello Sprint 3</w:t>
             </w:r>
           </w:p>
         </w:tc>
@@ -6644,16 +5920,8 @@
               <w:rPr>
                 <w:rFonts w:ascii="Arial" w:hAnsi="Arial" w:cs="Arial"/>
               </w:rPr>
-              <w:t xml:space="preserve">Sprint </w:t>
-            </w:r>
-            <w:proofErr w:type="spellStart"/>
-            <w:r>
-              <w:rPr>
-                <w:rFonts w:ascii="Arial" w:hAnsi="Arial" w:cs="Arial"/>
-              </w:rPr>
-              <w:t>Retrospective</w:t>
-            </w:r>
-            <w:proofErr w:type="spellEnd"/>
+              <w:t>Sprint Retrospective</w:t>
+            </w:r>
           </w:p>
         </w:tc>
       </w:tr>
@@ -7037,13 +6305,7 @@
               <w:rPr>
                 <w:rFonts w:ascii="Arial" w:hAnsi="Arial" w:cs="Arial"/>
               </w:rPr>
-              <w:t>In tempo</w:t>
-            </w:r>
-            <w:r>
-              <w:rPr>
-                <w:rFonts w:ascii="Arial" w:hAnsi="Arial" w:cs="Arial"/>
-              </w:rPr>
-              <w:t>.</w:t>
+              <w:t>In tempo.</w:t>
             </w:r>
           </w:p>
         </w:tc>
@@ -7117,33 +6379,7 @@
               <w:rPr>
                 <w:rFonts w:ascii="Arial" w:hAnsi="Arial"/>
               </w:rPr>
-              <w:t xml:space="preserve">Completare </w:t>
-            </w:r>
-            <w:r>
-              <w:rPr>
-                <w:rFonts w:ascii="Arial" w:hAnsi="Arial"/>
-              </w:rPr>
-              <w:t xml:space="preserve">The </w:t>
-            </w:r>
-            <w:proofErr w:type="spellStart"/>
-            <w:r>
-              <w:rPr>
-                <w:rFonts w:ascii="Arial" w:hAnsi="Arial"/>
-              </w:rPr>
-              <w:t>Unknown</w:t>
-            </w:r>
-            <w:proofErr w:type="spellEnd"/>
-            <w:r>
-              <w:rPr>
-                <w:rFonts w:ascii="Arial" w:hAnsi="Arial"/>
-              </w:rPr>
-              <w:t xml:space="preserve"> nella sua interezza.</w:t>
-            </w:r>
-            <w:r>
-              <w:rPr>
-                <w:rFonts w:ascii="Arial" w:hAnsi="Arial"/>
-              </w:rPr>
-              <w:t xml:space="preserve"> Implementazione salvataggio progressi.</w:t>
+              <w:t>Completare The Unknown nella sua interezza. Implementazione salvataggio progressi.</w:t>
             </w:r>
           </w:p>
         </w:tc>
@@ -7197,28 +6433,12 @@
                 <w:rFonts w:ascii="Arial" w:hAnsi="Arial" w:cs="Arial"/>
               </w:rPr>
             </w:pPr>
-            <w:proofErr w:type="spellStart"/>
-            <w:r>
-              <w:rPr>
-                <w:rFonts w:ascii="Arial" w:hAnsi="Arial" w:cs="Arial"/>
-              </w:rPr>
-              <w:t>Daily</w:t>
-            </w:r>
-            <w:proofErr w:type="spellEnd"/>
-            <w:r>
-              <w:rPr>
-                <w:rFonts w:ascii="Arial" w:hAnsi="Arial" w:cs="Arial"/>
-              </w:rPr>
-              <w:t xml:space="preserve"> </w:t>
-            </w:r>
-            <w:proofErr w:type="spellStart"/>
-            <w:r>
-              <w:rPr>
-                <w:rFonts w:ascii="Arial" w:hAnsi="Arial" w:cs="Arial"/>
-              </w:rPr>
-              <w:t>Scrum</w:t>
-            </w:r>
-            <w:proofErr w:type="spellEnd"/>
+            <w:r>
+              <w:rPr>
+                <w:rFonts w:ascii="Arial" w:hAnsi="Arial" w:cs="Arial"/>
+              </w:rPr>
+              <w:t>Daily Scrum</w:t>
+            </w:r>
           </w:p>
         </w:tc>
       </w:tr>
@@ -7409,16 +6629,8 @@
               <w:rPr>
                 <w:rFonts w:ascii="Arial" w:hAnsi="Arial" w:cs="Arial"/>
               </w:rPr>
-              <w:t xml:space="preserve">Sprint </w:t>
-            </w:r>
-            <w:proofErr w:type="spellStart"/>
-            <w:r>
-              <w:rPr>
-                <w:rFonts w:ascii="Arial" w:hAnsi="Arial" w:cs="Arial"/>
-              </w:rPr>
-              <w:t>Retrospective</w:t>
-            </w:r>
-            <w:proofErr w:type="spellEnd"/>
+              <w:t>Sprint Retrospective</w:t>
+            </w:r>
           </w:p>
         </w:tc>
       </w:tr>
@@ -7654,21 +6866,7 @@
               <w:rPr>
                 <w:rFonts w:ascii="Arial" w:hAnsi="Arial"/>
               </w:rPr>
-              <w:t xml:space="preserve">Oggi abbiamo completato l'implementazione della maschera e del </w:t>
-            </w:r>
-            <w:proofErr w:type="spellStart"/>
-            <w:r>
-              <w:rPr>
-                <w:rFonts w:ascii="Arial" w:hAnsi="Arial"/>
-              </w:rPr>
-              <w:t>jumpscare</w:t>
-            </w:r>
-            <w:proofErr w:type="spellEnd"/>
-            <w:r>
-              <w:rPr>
-                <w:rFonts w:ascii="Arial" w:hAnsi="Arial"/>
-              </w:rPr>
-              <w:t xml:space="preserve"> di THE UNKNOWN. Abbiamo anche aggiunto le opzioni EXTRA per il reset dei dati di gioco e l'uscita dal gioco.</w:t>
+              <w:t>Oggi abbiamo completato l'implementazione della maschera e del jumpscare di THE UNKNOWN. Abbiamo anche aggiunto le opzioni EXTRA per il reset dei dati di gioco e l'uscita dal gioco.</w:t>
             </w:r>
           </w:p>
         </w:tc>
@@ -7816,13 +7014,7 @@
               <w:rPr>
                 <w:rFonts w:ascii="Arial" w:hAnsi="Arial" w:cs="Arial"/>
               </w:rPr>
-              <w:t xml:space="preserve">In </w:t>
-            </w:r>
-            <w:r>
-              <w:rPr>
-                <w:rFonts w:ascii="Arial" w:hAnsi="Arial" w:cs="Arial"/>
-              </w:rPr>
-              <w:t>tempo.</w:t>
+              <w:t>In tempo.</w:t>
             </w:r>
           </w:p>
         </w:tc>
@@ -7896,13 +7088,7 @@
               <w:rPr>
                 <w:rFonts w:ascii="Arial" w:hAnsi="Arial"/>
               </w:rPr>
-              <w:t>Ristrutturazione</w:t>
-            </w:r>
-            <w:r>
-              <w:rPr>
-                <w:rFonts w:ascii="Arial" w:hAnsi="Arial"/>
-              </w:rPr>
-              <w:t xml:space="preserve"> e controllo del codice, preparare la documentazione finale.</w:t>
+              <w:t>Ristrutturazione e controllo del codice, preparare la documentazione finale.</w:t>
             </w:r>
           </w:p>
         </w:tc>
@@ -7956,28 +7142,12 @@
                 <w:rFonts w:ascii="Arial" w:hAnsi="Arial" w:cs="Arial"/>
               </w:rPr>
             </w:pPr>
-            <w:proofErr w:type="spellStart"/>
-            <w:r>
-              <w:rPr>
-                <w:rFonts w:ascii="Arial" w:hAnsi="Arial" w:cs="Arial"/>
-              </w:rPr>
-              <w:t>Daily</w:t>
-            </w:r>
-            <w:proofErr w:type="spellEnd"/>
-            <w:r>
-              <w:rPr>
-                <w:rFonts w:ascii="Arial" w:hAnsi="Arial" w:cs="Arial"/>
-              </w:rPr>
-              <w:t xml:space="preserve"> </w:t>
-            </w:r>
-            <w:proofErr w:type="spellStart"/>
-            <w:r>
-              <w:rPr>
-                <w:rFonts w:ascii="Arial" w:hAnsi="Arial" w:cs="Arial"/>
-              </w:rPr>
-              <w:t>Scrum</w:t>
-            </w:r>
-            <w:proofErr w:type="spellEnd"/>
+            <w:r>
+              <w:rPr>
+                <w:rFonts w:ascii="Arial" w:hAnsi="Arial" w:cs="Arial"/>
+              </w:rPr>
+              <w:t>Daily Scrum</w:t>
+            </w:r>
           </w:p>
         </w:tc>
       </w:tr>
@@ -8146,16 +7316,8 @@
               <w:rPr>
                 <w:rFonts w:ascii="Arial" w:hAnsi="Arial" w:cs="Arial"/>
               </w:rPr>
-              <w:t xml:space="preserve">Sprint </w:t>
-            </w:r>
-            <w:proofErr w:type="spellStart"/>
-            <w:r>
-              <w:rPr>
-                <w:rFonts w:ascii="Arial" w:hAnsi="Arial" w:cs="Arial"/>
-              </w:rPr>
-              <w:t>Retrospective</w:t>
-            </w:r>
-            <w:proofErr w:type="spellEnd"/>
+              <w:t>Sprint Retrospective</w:t>
+            </w:r>
           </w:p>
         </w:tc>
       </w:tr>
@@ -8317,25 +7479,7 @@
               <w:rPr>
                 <w:rFonts w:ascii="Arial" w:hAnsi="Arial" w:cs="Arial"/>
               </w:rPr>
-              <w:t>2</w:t>
-            </w:r>
-            <w:r>
-              <w:rPr>
-                <w:rFonts w:ascii="Arial" w:hAnsi="Arial" w:cs="Arial"/>
-              </w:rPr>
-              <w:t>2</w:t>
-            </w:r>
-            <w:r>
-              <w:rPr>
-                <w:rFonts w:ascii="Arial" w:hAnsi="Arial" w:cs="Arial"/>
-              </w:rPr>
-              <w:t>.0</w:t>
-            </w:r>
-            <w:r>
-              <w:rPr>
-                <w:rFonts w:ascii="Arial" w:hAnsi="Arial" w:cs="Arial"/>
-              </w:rPr>
-              <w:t>5</w:t>
+              <w:t>22.05</w:t>
             </w:r>
             <w:r>
               <w:rPr>
@@ -8409,19 +7553,19 @@
               <w:rPr>
                 <w:rFonts w:ascii="Arial" w:hAnsi="Arial"/>
               </w:rPr>
-              <w:t xml:space="preserve">Oggi abbiamo </w:t>
+              <w:t>Oggi abbiamo ristrutturato e</w:t>
             </w:r>
             <w:r>
               <w:rPr>
                 <w:rFonts w:ascii="Arial" w:hAnsi="Arial"/>
               </w:rPr>
-              <w:t>ristrutturato</w:t>
+              <w:t xml:space="preserve"> fatto</w:t>
             </w:r>
             <w:r>
               <w:rPr>
                 <w:rFonts w:ascii="Arial" w:hAnsi="Arial"/>
               </w:rPr>
-              <w:t xml:space="preserve"> e il controllo del codice per verificare la conformità ai requisiti tecnici. Abbiamo ottimizzato alcune parti del codice e corretto eventuali anomalie.</w:t>
+              <w:t xml:space="preserve"> il controllo del codice per verificare la conformità ai requisiti tecnici. Abbiamo ottimizzato alcune parti del codice e corretto eventuali anomalie.</w:t>
             </w:r>
           </w:p>
           <w:p>
@@ -8705,28 +7849,12 @@
                 <w:rFonts w:ascii="Arial" w:hAnsi="Arial" w:cs="Arial"/>
               </w:rPr>
             </w:pPr>
-            <w:proofErr w:type="spellStart"/>
-            <w:r>
-              <w:rPr>
-                <w:rFonts w:ascii="Arial" w:hAnsi="Arial" w:cs="Arial"/>
-              </w:rPr>
-              <w:t>Daily</w:t>
-            </w:r>
-            <w:proofErr w:type="spellEnd"/>
-            <w:r>
-              <w:rPr>
-                <w:rFonts w:ascii="Arial" w:hAnsi="Arial" w:cs="Arial"/>
-              </w:rPr>
-              <w:t xml:space="preserve"> </w:t>
-            </w:r>
-            <w:proofErr w:type="spellStart"/>
-            <w:r>
-              <w:rPr>
-                <w:rFonts w:ascii="Arial" w:hAnsi="Arial" w:cs="Arial"/>
-              </w:rPr>
-              <w:t>Scrum</w:t>
-            </w:r>
-            <w:proofErr w:type="spellEnd"/>
+            <w:r>
+              <w:rPr>
+                <w:rFonts w:ascii="Arial" w:hAnsi="Arial" w:cs="Arial"/>
+              </w:rPr>
+              <w:t>Daily Scrum</w:t>
+            </w:r>
           </w:p>
         </w:tc>
       </w:tr>
@@ -8899,16 +8027,711 @@
               <w:rPr>
                 <w:rFonts w:ascii="Arial" w:hAnsi="Arial" w:cs="Arial"/>
               </w:rPr>
-              <w:t xml:space="preserve">Sprint </w:t>
-            </w:r>
-            <w:proofErr w:type="spellStart"/>
-            <w:r>
-              <w:rPr>
-                <w:rFonts w:ascii="Arial" w:hAnsi="Arial" w:cs="Arial"/>
-              </w:rPr>
-              <w:t>Retrospective</w:t>
-            </w:r>
-            <w:proofErr w:type="spellEnd"/>
+              <w:t>Sprint Retrospective</w:t>
+            </w:r>
+          </w:p>
+        </w:tc>
+      </w:tr>
+      <w:tr>
+        <w:tc>
+          <w:tcPr>
+            <w:tcW w:w="9854" w:type="dxa"/>
+          </w:tcPr>
+          <w:p>
+            <w:pPr>
+              <w:rPr>
+                <w:rFonts w:ascii="Arial" w:hAnsi="Arial" w:cs="Arial"/>
+              </w:rPr>
+            </w:pPr>
+          </w:p>
+        </w:tc>
+      </w:tr>
+    </w:tbl>
+    <w:p>
+      <w:pPr>
+        <w:rPr>
+          <w:rFonts w:ascii="Arial" w:hAnsi="Arial" w:cs="Arial"/>
+        </w:rPr>
+      </w:pPr>
+      <w:r>
+        <w:rPr>
+          <w:rFonts w:ascii="Arial" w:hAnsi="Arial" w:cs="Arial"/>
+        </w:rPr>
+        <w:br w:type="page"/>
+      </w:r>
+    </w:p>
+    <w:p>
+      <w:pPr>
+        <w:rPr>
+          <w:rFonts w:ascii="Arial" w:hAnsi="Arial" w:cs="Arial"/>
+        </w:rPr>
+      </w:pPr>
+    </w:p>
+    <w:tbl>
+      <w:tblPr>
+        <w:tblStyle w:val="Grigliatabella"/>
+        <w:tblW w:w="9634" w:type="dxa"/>
+        <w:tblLook w:val="04A0" w:firstRow="1" w:lastRow="0" w:firstColumn="1" w:lastColumn="0" w:noHBand="0" w:noVBand="1"/>
+      </w:tblPr>
+      <w:tblGrid>
+        <w:gridCol w:w="4803"/>
+        <w:gridCol w:w="4831"/>
+      </w:tblGrid>
+      <w:tr>
+        <w:trPr>
+          <w:trHeight w:hRule="exact" w:val="397"/>
+        </w:trPr>
+        <w:tc>
+          <w:tcPr>
+            <w:tcW w:w="4803" w:type="dxa"/>
+            <w:tcBorders>
+              <w:top w:val="single" w:sz="4" w:space="0" w:color="auto"/>
+              <w:left w:val="single" w:sz="4" w:space="0" w:color="auto"/>
+              <w:bottom w:val="single" w:sz="4" w:space="0" w:color="auto"/>
+              <w:right w:val="single" w:sz="4" w:space="0" w:color="auto"/>
+            </w:tcBorders>
+            <w:vAlign w:val="center"/>
+            <w:hideMark/>
+          </w:tcPr>
+          <w:p>
+            <w:pPr>
+              <w:spacing w:after="200" w:line="276" w:lineRule="auto"/>
+              <w:rPr>
+                <w:rFonts w:ascii="Arial" w:hAnsi="Arial" w:cs="Arial"/>
+              </w:rPr>
+            </w:pPr>
+            <w:r>
+              <w:rPr>
+                <w:rFonts w:ascii="Arial" w:hAnsi="Arial" w:cs="Arial"/>
+              </w:rPr>
+              <w:t>Luogo</w:t>
+            </w:r>
+          </w:p>
+        </w:tc>
+        <w:tc>
+          <w:tcPr>
+            <w:tcW w:w="4831" w:type="dxa"/>
+            <w:tcBorders>
+              <w:top w:val="single" w:sz="4" w:space="0" w:color="auto"/>
+              <w:left w:val="single" w:sz="4" w:space="0" w:color="auto"/>
+              <w:bottom w:val="single" w:sz="4" w:space="0" w:color="auto"/>
+              <w:right w:val="single" w:sz="4" w:space="0" w:color="auto"/>
+            </w:tcBorders>
+            <w:vAlign w:val="center"/>
+            <w:hideMark/>
+          </w:tcPr>
+          <w:p>
+            <w:pPr>
+              <w:spacing w:after="200" w:line="276" w:lineRule="auto"/>
+              <w:rPr>
+                <w:rFonts w:ascii="Arial" w:hAnsi="Arial" w:cs="Arial"/>
+              </w:rPr>
+            </w:pPr>
+            <w:r>
+              <w:rPr>
+                <w:rFonts w:ascii="Arial" w:hAnsi="Arial" w:cs="Arial"/>
+              </w:rPr>
+              <w:t>Canobbio</w:t>
+            </w:r>
+          </w:p>
+        </w:tc>
+      </w:tr>
+      <w:tr>
+        <w:trPr>
+          <w:trHeight w:hRule="exact" w:val="397"/>
+        </w:trPr>
+        <w:tc>
+          <w:tcPr>
+            <w:tcW w:w="4803" w:type="dxa"/>
+            <w:tcBorders>
+              <w:top w:val="single" w:sz="4" w:space="0" w:color="auto"/>
+              <w:left w:val="single" w:sz="4" w:space="0" w:color="auto"/>
+              <w:bottom w:val="single" w:sz="4" w:space="0" w:color="auto"/>
+              <w:right w:val="single" w:sz="4" w:space="0" w:color="auto"/>
+            </w:tcBorders>
+            <w:vAlign w:val="center"/>
+            <w:hideMark/>
+          </w:tcPr>
+          <w:p>
+            <w:pPr>
+              <w:spacing w:after="200" w:line="276" w:lineRule="auto"/>
+              <w:rPr>
+                <w:rFonts w:ascii="Arial" w:hAnsi="Arial" w:cs="Arial"/>
+              </w:rPr>
+            </w:pPr>
+            <w:r>
+              <w:rPr>
+                <w:rFonts w:ascii="Arial" w:hAnsi="Arial" w:cs="Arial"/>
+              </w:rPr>
+              <w:t>Data</w:t>
+            </w:r>
+          </w:p>
+        </w:tc>
+        <w:tc>
+          <w:tcPr>
+            <w:tcW w:w="4831" w:type="dxa"/>
+            <w:tcBorders>
+              <w:top w:val="single" w:sz="4" w:space="0" w:color="auto"/>
+              <w:left w:val="single" w:sz="4" w:space="0" w:color="auto"/>
+              <w:bottom w:val="single" w:sz="4" w:space="0" w:color="auto"/>
+              <w:right w:val="single" w:sz="4" w:space="0" w:color="auto"/>
+            </w:tcBorders>
+            <w:vAlign w:val="center"/>
+            <w:hideMark/>
+          </w:tcPr>
+          <w:p>
+            <w:pPr>
+              <w:spacing w:after="200" w:line="276" w:lineRule="auto"/>
+              <w:rPr>
+                <w:rFonts w:ascii="Arial" w:hAnsi="Arial" w:cs="Arial"/>
+              </w:rPr>
+            </w:pPr>
+            <w:r>
+              <w:rPr>
+                <w:rFonts w:ascii="Arial" w:hAnsi="Arial" w:cs="Arial"/>
+              </w:rPr>
+              <w:t>2</w:t>
+            </w:r>
+            <w:r>
+              <w:rPr>
+                <w:rFonts w:ascii="Arial" w:hAnsi="Arial" w:cs="Arial"/>
+              </w:rPr>
+              <w:t>9</w:t>
+            </w:r>
+            <w:r>
+              <w:rPr>
+                <w:rFonts w:ascii="Arial" w:hAnsi="Arial" w:cs="Arial"/>
+              </w:rPr>
+              <w:t>.05</w:t>
+            </w:r>
+            <w:r>
+              <w:rPr>
+                <w:rFonts w:ascii="Arial" w:hAnsi="Arial" w:cs="Arial"/>
+              </w:rPr>
+              <w:t>.2026</w:t>
+            </w:r>
+          </w:p>
+        </w:tc>
+      </w:tr>
+    </w:tbl>
+    <w:p>
+      <w:pPr>
+        <w:rPr>
+          <w:rFonts w:ascii="Arial" w:hAnsi="Arial" w:cs="Arial"/>
+        </w:rPr>
+      </w:pPr>
+    </w:p>
+    <w:tbl>
+      <w:tblPr>
+        <w:tblStyle w:val="Grigliatabella"/>
+        <w:tblW w:w="0" w:type="auto"/>
+        <w:tblLook w:val="04A0" w:firstRow="1" w:lastRow="0" w:firstColumn="1" w:lastColumn="0" w:noHBand="0" w:noVBand="1"/>
+      </w:tblPr>
+      <w:tblGrid>
+        <w:gridCol w:w="9628"/>
+      </w:tblGrid>
+      <w:tr>
+        <w:tc>
+          <w:tcPr>
+            <w:tcW w:w="9628" w:type="dxa"/>
+            <w:tcBorders>
+              <w:top w:val="single" w:sz="4" w:space="0" w:color="auto"/>
+              <w:left w:val="single" w:sz="4" w:space="0" w:color="auto"/>
+              <w:bottom w:val="single" w:sz="4" w:space="0" w:color="auto"/>
+              <w:right w:val="single" w:sz="4" w:space="0" w:color="auto"/>
+            </w:tcBorders>
+            <w:shd w:val="clear" w:color="auto" w:fill="D9D9D9" w:themeFill="background1" w:themeFillShade="D9"/>
+            <w:hideMark/>
+          </w:tcPr>
+          <w:p>
+            <w:pPr>
+              <w:spacing w:after="200" w:line="276" w:lineRule="auto"/>
+              <w:rPr>
+                <w:rFonts w:ascii="Arial" w:hAnsi="Arial" w:cs="Arial"/>
+              </w:rPr>
+            </w:pPr>
+            <w:r>
+              <w:rPr>
+                <w:rFonts w:ascii="Arial" w:hAnsi="Arial" w:cs="Arial"/>
+              </w:rPr>
+              <w:t>Lavori svolti</w:t>
+            </w:r>
+          </w:p>
+        </w:tc>
+      </w:tr>
+      <w:tr>
+        <w:tc>
+          <w:tcPr>
+            <w:tcW w:w="9628" w:type="dxa"/>
+            <w:tcBorders>
+              <w:top w:val="single" w:sz="4" w:space="0" w:color="auto"/>
+              <w:left w:val="single" w:sz="4" w:space="0" w:color="auto"/>
+              <w:bottom w:val="single" w:sz="4" w:space="0" w:color="auto"/>
+              <w:right w:val="single" w:sz="4" w:space="0" w:color="auto"/>
+            </w:tcBorders>
+            <w:hideMark/>
+          </w:tcPr>
+          <w:p>
+            <w:r>
+              <w:rPr>
+                <w:rFonts w:ascii="Arial" w:hAnsi="Arial"/>
+              </w:rPr>
+              <w:t>Finito tutto il progetto</w:t>
+            </w:r>
+          </w:p>
+        </w:tc>
+      </w:tr>
+    </w:tbl>
+    <w:p>
+      <w:pPr>
+        <w:rPr>
+          <w:rFonts w:ascii="Arial" w:hAnsi="Arial" w:cs="Arial"/>
+        </w:rPr>
+      </w:pPr>
+    </w:p>
+    <w:tbl>
+      <w:tblPr>
+        <w:tblStyle w:val="Grigliatabella"/>
+        <w:tblW w:w="0" w:type="auto"/>
+        <w:tblLook w:val="04A0" w:firstRow="1" w:lastRow="0" w:firstColumn="1" w:lastColumn="0" w:noHBand="0" w:noVBand="1"/>
+      </w:tblPr>
+      <w:tblGrid>
+        <w:gridCol w:w="9628"/>
+      </w:tblGrid>
+      <w:tr>
+        <w:tc>
+          <w:tcPr>
+            <w:tcW w:w="9628" w:type="dxa"/>
+            <w:tcBorders>
+              <w:top w:val="single" w:sz="4" w:space="0" w:color="auto"/>
+              <w:left w:val="single" w:sz="4" w:space="0" w:color="auto"/>
+              <w:bottom w:val="single" w:sz="4" w:space="0" w:color="auto"/>
+              <w:right w:val="single" w:sz="4" w:space="0" w:color="auto"/>
+            </w:tcBorders>
+            <w:shd w:val="clear" w:color="auto" w:fill="D9D9D9" w:themeFill="background1" w:themeFillShade="D9"/>
+            <w:hideMark/>
+          </w:tcPr>
+          <w:p>
+            <w:pPr>
+              <w:spacing w:after="200" w:line="276" w:lineRule="auto"/>
+              <w:rPr>
+                <w:rFonts w:ascii="Arial" w:hAnsi="Arial" w:cs="Arial"/>
+              </w:rPr>
+            </w:pPr>
+            <w:r>
+              <w:rPr>
+                <w:rFonts w:ascii="Arial" w:hAnsi="Arial" w:cs="Arial"/>
+              </w:rPr>
+              <w:t>Problemi riscontrati e soluzioni adottate</w:t>
+            </w:r>
+          </w:p>
+        </w:tc>
+      </w:tr>
+      <w:tr>
+        <w:tc>
+          <w:tcPr>
+            <w:tcW w:w="9628" w:type="dxa"/>
+            <w:tcBorders>
+              <w:top w:val="single" w:sz="4" w:space="0" w:color="auto"/>
+              <w:left w:val="single" w:sz="4" w:space="0" w:color="auto"/>
+              <w:bottom w:val="single" w:sz="4" w:space="0" w:color="auto"/>
+              <w:right w:val="single" w:sz="4" w:space="0" w:color="auto"/>
+            </w:tcBorders>
+            <w:hideMark/>
+          </w:tcPr>
+          <w:p>
+            <w:pPr>
+              <w:spacing w:after="200" w:line="276" w:lineRule="auto"/>
+              <w:rPr>
+                <w:rFonts w:ascii="Arial" w:hAnsi="Arial" w:cs="Arial"/>
+              </w:rPr>
+            </w:pPr>
+            <w:r>
+              <w:rPr>
+                <w:rFonts w:ascii="Arial" w:hAnsi="Arial"/>
+              </w:rPr>
+              <w:t>Nessun problema</w:t>
+            </w:r>
+          </w:p>
+        </w:tc>
+      </w:tr>
+    </w:tbl>
+    <w:p>
+      <w:pPr>
+        <w:rPr>
+          <w:rFonts w:ascii="Arial" w:hAnsi="Arial" w:cs="Arial"/>
+        </w:rPr>
+      </w:pPr>
+    </w:p>
+    <w:tbl>
+      <w:tblPr>
+        <w:tblStyle w:val="Grigliatabella"/>
+        <w:tblW w:w="0" w:type="auto"/>
+        <w:tblLook w:val="04A0" w:firstRow="1" w:lastRow="0" w:firstColumn="1" w:lastColumn="0" w:noHBand="0" w:noVBand="1"/>
+      </w:tblPr>
+      <w:tblGrid>
+        <w:gridCol w:w="9628"/>
+      </w:tblGrid>
+      <w:tr>
+        <w:tc>
+          <w:tcPr>
+            <w:tcW w:w="9854" w:type="dxa"/>
+            <w:tcBorders>
+              <w:top w:val="single" w:sz="4" w:space="0" w:color="auto"/>
+              <w:left w:val="single" w:sz="4" w:space="0" w:color="auto"/>
+              <w:bottom w:val="single" w:sz="4" w:space="0" w:color="auto"/>
+              <w:right w:val="single" w:sz="4" w:space="0" w:color="auto"/>
+            </w:tcBorders>
+            <w:shd w:val="clear" w:color="auto" w:fill="D9D9D9" w:themeFill="background1" w:themeFillShade="D9"/>
+            <w:hideMark/>
+          </w:tcPr>
+          <w:p>
+            <w:pPr>
+              <w:spacing w:after="200" w:line="276" w:lineRule="auto"/>
+              <w:rPr>
+                <w:rFonts w:ascii="Arial" w:hAnsi="Arial" w:cs="Arial"/>
+              </w:rPr>
+            </w:pPr>
+            <w:r>
+              <w:rPr>
+                <w:rFonts w:ascii="Arial" w:hAnsi="Arial" w:cs="Arial"/>
+              </w:rPr>
+              <w:t>Punto della situazione rispetto alla pianificazione</w:t>
+            </w:r>
+          </w:p>
+        </w:tc>
+      </w:tr>
+      <w:tr>
+        <w:tc>
+          <w:tcPr>
+            <w:tcW w:w="9854" w:type="dxa"/>
+            <w:tcBorders>
+              <w:top w:val="single" w:sz="4" w:space="0" w:color="auto"/>
+              <w:left w:val="single" w:sz="4" w:space="0" w:color="auto"/>
+              <w:bottom w:val="single" w:sz="4" w:space="0" w:color="auto"/>
+              <w:right w:val="single" w:sz="4" w:space="0" w:color="auto"/>
+            </w:tcBorders>
+            <w:hideMark/>
+          </w:tcPr>
+          <w:p>
+            <w:pPr>
+              <w:spacing w:after="200" w:line="276" w:lineRule="auto"/>
+              <w:rPr>
+                <w:rFonts w:ascii="Arial" w:hAnsi="Arial" w:cs="Arial"/>
+              </w:rPr>
+            </w:pPr>
+            <w:r>
+              <w:rPr>
+                <w:rFonts w:ascii="Arial" w:hAnsi="Arial" w:cs="Arial"/>
+              </w:rPr>
+              <w:t>In tempo.</w:t>
+            </w:r>
+          </w:p>
+        </w:tc>
+      </w:tr>
+    </w:tbl>
+    <w:p>
+      <w:pPr>
+        <w:rPr>
+          <w:rFonts w:ascii="Arial" w:hAnsi="Arial" w:cs="Arial"/>
+        </w:rPr>
+      </w:pPr>
+    </w:p>
+    <w:tbl>
+      <w:tblPr>
+        <w:tblStyle w:val="Grigliatabella"/>
+        <w:tblW w:w="0" w:type="auto"/>
+        <w:tblLook w:val="04A0" w:firstRow="1" w:lastRow="0" w:firstColumn="1" w:lastColumn="0" w:noHBand="0" w:noVBand="1"/>
+      </w:tblPr>
+      <w:tblGrid>
+        <w:gridCol w:w="9628"/>
+      </w:tblGrid>
+      <w:tr>
+        <w:tc>
+          <w:tcPr>
+            <w:tcW w:w="9628" w:type="dxa"/>
+            <w:tcBorders>
+              <w:top w:val="single" w:sz="4" w:space="0" w:color="auto"/>
+              <w:left w:val="single" w:sz="4" w:space="0" w:color="auto"/>
+              <w:bottom w:val="single" w:sz="4" w:space="0" w:color="auto"/>
+              <w:right w:val="single" w:sz="4" w:space="0" w:color="auto"/>
+            </w:tcBorders>
+            <w:shd w:val="clear" w:color="auto" w:fill="D9D9D9" w:themeFill="background1" w:themeFillShade="D9"/>
+            <w:hideMark/>
+          </w:tcPr>
+          <w:p>
+            <w:pPr>
+              <w:spacing w:after="200" w:line="276" w:lineRule="auto"/>
+              <w:rPr>
+                <w:rFonts w:ascii="Arial" w:hAnsi="Arial" w:cs="Arial"/>
+              </w:rPr>
+            </w:pPr>
+            <w:r>
+              <w:rPr>
+                <w:rFonts w:ascii="Arial" w:hAnsi="Arial" w:cs="Arial"/>
+              </w:rPr>
+              <w:t>Programma di massima per la prossima giornata di lavoro</w:t>
+            </w:r>
+          </w:p>
+        </w:tc>
+      </w:tr>
+      <w:tr>
+        <w:tc>
+          <w:tcPr>
+            <w:tcW w:w="9628" w:type="dxa"/>
+            <w:tcBorders>
+              <w:top w:val="single" w:sz="4" w:space="0" w:color="auto"/>
+              <w:left w:val="single" w:sz="4" w:space="0" w:color="auto"/>
+              <w:bottom w:val="single" w:sz="4" w:space="0" w:color="auto"/>
+              <w:right w:val="single" w:sz="4" w:space="0" w:color="auto"/>
+            </w:tcBorders>
+            <w:hideMark/>
+          </w:tcPr>
+          <w:p>
+            <w:pPr>
+              <w:spacing w:after="200" w:line="276" w:lineRule="auto"/>
+              <w:rPr>
+                <w:rFonts w:ascii="Arial" w:hAnsi="Arial" w:cs="Arial"/>
+              </w:rPr>
+            </w:pPr>
+            <w:r>
+              <w:rPr>
+                <w:rFonts w:ascii="Arial" w:hAnsi="Arial"/>
+              </w:rPr>
+              <w:t>-</w:t>
+            </w:r>
+          </w:p>
+        </w:tc>
+      </w:tr>
+    </w:tbl>
+    <w:p>
+      <w:pPr>
+        <w:rPr>
+          <w:rFonts w:ascii="Arial" w:hAnsi="Arial" w:cs="Arial"/>
+        </w:rPr>
+      </w:pPr>
+    </w:p>
+    <w:p>
+      <w:pPr>
+        <w:pStyle w:val="Titolo2"/>
+        <w:rPr>
+          <w:sz w:val="36"/>
+        </w:rPr>
+      </w:pPr>
+      <w:r>
+        <w:rPr>
+          <w:sz w:val="36"/>
+        </w:rPr>
+        <w:t>Agile</w:t>
+      </w:r>
+      <w:r>
+        <w:rPr>
+          <w:sz w:val="36"/>
+        </w:rPr>
+        <w:t xml:space="preserve"> - Resoconto</w:t>
+      </w:r>
+    </w:p>
+    <w:tbl>
+      <w:tblPr>
+        <w:tblStyle w:val="Grigliatabella"/>
+        <w:tblW w:w="0" w:type="auto"/>
+        <w:tblLook w:val="04A0" w:firstRow="1" w:lastRow="0" w:firstColumn="1" w:lastColumn="0" w:noHBand="0" w:noVBand="1"/>
+      </w:tblPr>
+      <w:tblGrid>
+        <w:gridCol w:w="9628"/>
+      </w:tblGrid>
+      <w:tr>
+        <w:tc>
+          <w:tcPr>
+            <w:tcW w:w="9854" w:type="dxa"/>
+            <w:shd w:val="clear" w:color="auto" w:fill="D9D9D9" w:themeFill="background1" w:themeFillShade="D9"/>
+          </w:tcPr>
+          <w:p>
+            <w:pPr>
+              <w:rPr>
+                <w:rFonts w:ascii="Arial" w:hAnsi="Arial" w:cs="Arial"/>
+              </w:rPr>
+            </w:pPr>
+            <w:r>
+              <w:rPr>
+                <w:rFonts w:ascii="Arial" w:hAnsi="Arial" w:cs="Arial"/>
+              </w:rPr>
+              <w:t>Daily Scrum</w:t>
+            </w:r>
+          </w:p>
+        </w:tc>
+      </w:tr>
+      <w:tr>
+        <w:tc>
+          <w:tcPr>
+            <w:tcW w:w="9854" w:type="dxa"/>
+          </w:tcPr>
+          <w:p>
+            <w:pPr>
+              <w:rPr>
+                <w:rFonts w:ascii="Arial" w:hAnsi="Arial" w:cs="Arial"/>
+              </w:rPr>
+            </w:pPr>
+            <w:r>
+              <w:rPr>
+                <w:rFonts w:ascii="Arial" w:hAnsi="Arial"/>
+              </w:rPr>
+              <w:t>Chi fa cosa.</w:t>
+            </w:r>
+          </w:p>
+        </w:tc>
+      </w:tr>
+    </w:tbl>
+    <w:p>
+      <w:pPr>
+        <w:rPr>
+          <w:rFonts w:ascii="Arial" w:hAnsi="Arial" w:cs="Arial"/>
+        </w:rPr>
+      </w:pPr>
+    </w:p>
+    <w:tbl>
+      <w:tblPr>
+        <w:tblStyle w:val="Grigliatabella"/>
+        <w:tblW w:w="0" w:type="auto"/>
+        <w:tblLook w:val="04A0" w:firstRow="1" w:lastRow="0" w:firstColumn="1" w:lastColumn="0" w:noHBand="0" w:noVBand="1"/>
+      </w:tblPr>
+      <w:tblGrid>
+        <w:gridCol w:w="9628"/>
+      </w:tblGrid>
+      <w:tr>
+        <w:tc>
+          <w:tcPr>
+            <w:tcW w:w="9628" w:type="dxa"/>
+            <w:shd w:val="clear" w:color="auto" w:fill="D9D9D9" w:themeFill="background1" w:themeFillShade="D9"/>
+          </w:tcPr>
+          <w:p>
+            <w:pPr>
+              <w:rPr>
+                <w:rFonts w:ascii="Arial" w:hAnsi="Arial" w:cs="Arial"/>
+              </w:rPr>
+            </w:pPr>
+            <w:r>
+              <w:rPr>
+                <w:rFonts w:ascii="Arial" w:hAnsi="Arial" w:cs="Arial"/>
+              </w:rPr>
+              <w:t>Sprint Planning</w:t>
+            </w:r>
+          </w:p>
+        </w:tc>
+      </w:tr>
+      <w:tr>
+        <w:tc>
+          <w:tcPr>
+            <w:tcW w:w="9628" w:type="dxa"/>
+          </w:tcPr>
+          <w:p>
+            <w:pPr>
+              <w:rPr>
+                <w:rFonts w:ascii="Arial" w:hAnsi="Arial" w:cs="Arial"/>
+              </w:rPr>
+            </w:pPr>
+            <w:r>
+              <w:rPr>
+                <w:rFonts w:ascii="Arial" w:hAnsi="Arial"/>
+              </w:rPr>
+              <w:t>-</w:t>
+            </w:r>
+          </w:p>
+        </w:tc>
+      </w:tr>
+    </w:tbl>
+    <w:p>
+      <w:pPr>
+        <w:rPr>
+          <w:rFonts w:ascii="Arial" w:hAnsi="Arial" w:cs="Arial"/>
+        </w:rPr>
+      </w:pPr>
+    </w:p>
+    <w:tbl>
+      <w:tblPr>
+        <w:tblStyle w:val="Grigliatabella"/>
+        <w:tblW w:w="0" w:type="auto"/>
+        <w:tblLook w:val="04A0" w:firstRow="1" w:lastRow="0" w:firstColumn="1" w:lastColumn="0" w:noHBand="0" w:noVBand="1"/>
+      </w:tblPr>
+      <w:tblGrid>
+        <w:gridCol w:w="9628"/>
+      </w:tblGrid>
+      <w:tr>
+        <w:tc>
+          <w:tcPr>
+            <w:tcW w:w="9854" w:type="dxa"/>
+            <w:shd w:val="clear" w:color="auto" w:fill="D9D9D9" w:themeFill="background1" w:themeFillShade="D9"/>
+          </w:tcPr>
+          <w:p>
+            <w:pPr>
+              <w:rPr>
+                <w:rFonts w:ascii="Arial" w:hAnsi="Arial" w:cs="Arial"/>
+              </w:rPr>
+            </w:pPr>
+            <w:r>
+              <w:rPr>
+                <w:rFonts w:ascii="Arial" w:hAnsi="Arial" w:cs="Arial"/>
+              </w:rPr>
+              <w:t>Sprint Review</w:t>
+            </w:r>
+          </w:p>
+        </w:tc>
+      </w:tr>
+      <w:tr>
+        <w:tc>
+          <w:tcPr>
+            <w:tcW w:w="9854" w:type="dxa"/>
+          </w:tcPr>
+          <w:p>
+            <w:pPr>
+              <w:rPr>
+                <w:rFonts w:ascii="Arial" w:hAnsi="Arial" w:cs="Arial"/>
+              </w:rPr>
+            </w:pPr>
+            <w:r>
+              <w:rPr>
+                <w:rFonts w:ascii="Arial" w:hAnsi="Arial" w:cs="Arial"/>
+              </w:rPr>
+              <w:t>-</w:t>
+            </w:r>
+          </w:p>
+        </w:tc>
+      </w:tr>
+    </w:tbl>
+    <w:p>
+      <w:pPr>
+        <w:rPr>
+          <w:rFonts w:ascii="Arial" w:hAnsi="Arial" w:cs="Arial"/>
+        </w:rPr>
+      </w:pPr>
+    </w:p>
+    <w:tbl>
+      <w:tblPr>
+        <w:tblStyle w:val="Grigliatabella"/>
+        <w:tblW w:w="0" w:type="auto"/>
+        <w:tblLook w:val="04A0" w:firstRow="1" w:lastRow="0" w:firstColumn="1" w:lastColumn="0" w:noHBand="0" w:noVBand="1"/>
+      </w:tblPr>
+      <w:tblGrid>
+        <w:gridCol w:w="9628"/>
+      </w:tblGrid>
+      <w:tr>
+        <w:tc>
+          <w:tcPr>
+            <w:tcW w:w="9854" w:type="dxa"/>
+            <w:shd w:val="clear" w:color="auto" w:fill="D9D9D9" w:themeFill="background1" w:themeFillShade="D9"/>
+          </w:tcPr>
+          <w:p>
+            <w:pPr>
+              <w:rPr>
+                <w:rFonts w:ascii="Arial" w:hAnsi="Arial" w:cs="Arial"/>
+              </w:rPr>
+            </w:pPr>
+            <w:r>
+              <w:rPr>
+                <w:rFonts w:ascii="Arial" w:hAnsi="Arial" w:cs="Arial"/>
+              </w:rPr>
+              <w:t>Sprint Retrospective</w:t>
+            </w:r>
           </w:p>
         </w:tc>
       </w:tr>
@@ -9000,35 +8823,7 @@
           <w:rPr>
             <w:rFonts w:ascii="Arial" w:hAnsi="Arial" w:cs="Arial"/>
           </w:rPr>
-          <w:t xml:space="preserve">System </w:t>
-        </w:r>
-        <w:proofErr w:type="spellStart"/>
-        <w:r>
-          <w:rPr>
-            <w:rFonts w:ascii="Arial" w:hAnsi="Arial" w:cs="Arial"/>
-          </w:rPr>
-          <w:t>Breach</w:t>
-        </w:r>
-        <w:proofErr w:type="spellEnd"/>
-        <w:r>
-          <w:rPr>
-            <w:rFonts w:ascii="Arial" w:hAnsi="Arial" w:cs="Arial"/>
-          </w:rPr>
-          <w:t xml:space="preserve">: </w:t>
-        </w:r>
-        <w:proofErr w:type="spellStart"/>
-        <w:r>
-          <w:rPr>
-            <w:rFonts w:ascii="Arial" w:hAnsi="Arial" w:cs="Arial"/>
-          </w:rPr>
-          <w:t>Five</w:t>
-        </w:r>
-        <w:proofErr w:type="spellEnd"/>
-        <w:r>
-          <w:rPr>
-            <w:rFonts w:ascii="Arial" w:hAnsi="Arial" w:cs="Arial"/>
-          </w:rPr>
-          <w:t xml:space="preserve"> Nights</w:t>
+          <w:t>System Breach: Five Nights</w:t>
         </w:r>
       </w:sdtContent>
     </w:sdt>
@@ -11921,6 +11716,7 @@
   <w:style w:type="character" w:default="1" w:styleId="Carpredefinitoparagrafo">
     <w:name w:val="Default Paragraph Font"/>
     <w:uiPriority w:val="1"/>
+    <w:semiHidden/>
     <w:unhideWhenUsed/>
   </w:style>
   <w:style w:type="table" w:default="1" w:styleId="Tabellanormale">
@@ -12526,12 +12322,14 @@
     <w:rsid w:val="00262E13"/>
     <w:rsid w:val="002746BC"/>
     <w:rsid w:val="00283BFA"/>
+    <w:rsid w:val="002A0E18"/>
     <w:rsid w:val="002A3EDE"/>
     <w:rsid w:val="002B2057"/>
     <w:rsid w:val="002E249D"/>
     <w:rsid w:val="00304ECD"/>
     <w:rsid w:val="003158F0"/>
     <w:rsid w:val="00331C62"/>
+    <w:rsid w:val="003325FD"/>
     <w:rsid w:val="00357BE2"/>
     <w:rsid w:val="00390B51"/>
     <w:rsid w:val="00392F29"/>
